--- a/발표준비/B04_보고서_최종.docx
+++ b/발표준비/B04_보고서_최종.docx
@@ -929,7 +929,7 @@
                 <w:sz w:val="18"/>
                 <w:szCs w:val="18"/>
               </w:rPr>
-              <w:t>!!! 오류: 날짜 형식이 올바르지 않습니다.</w:t>
+              <w:t>(좌동)</w:t>
             </w:r>
           </w:p>
         </w:tc>
@@ -1049,7 +1049,7 @@
                 <w:sz w:val="18"/>
                 <w:szCs w:val="18"/>
               </w:rPr>
-              <w:t>!!! 오류: 날짜 형식이 올바르지 않습니다.</w:t>
+              <w:t>(좌동)</w:t>
             </w:r>
           </w:p>
         </w:tc>
@@ -1169,7 +1169,7 @@
                 <w:sz w:val="18"/>
                 <w:szCs w:val="18"/>
               </w:rPr>
-              <w:t>!!! 오류: 날짜 형식이 올바르지 않습니다.</w:t>
+              <w:t>(좌동)</w:t>
             </w:r>
           </w:p>
         </w:tc>
@@ -1296,7 +1296,7 @@
                 <w:sz w:val="18"/>
                 <w:szCs w:val="18"/>
               </w:rPr>
-              <w:t>!!! 오류: 날짜 형식이 올바르지 않습니다.</w:t>
+              <w:t>(좌동)</w:t>
             </w:r>
           </w:p>
         </w:tc>
@@ -1412,7 +1412,7 @@
                 <w:sz w:val="18"/>
                 <w:szCs w:val="18"/>
               </w:rPr>
-              <w:t>!!! 오류: 날짜 형식이 올바르지 않습니다.</w:t>
+              <w:t>(좌동)</w:t>
             </w:r>
           </w:p>
         </w:tc>
@@ -2706,7 +2706,7 @@
                 <w:sz w:val="18"/>
                 <w:szCs w:val="18"/>
               </w:rPr>
-              <w:t>!!! 오류: students.txt [행번호]행 - 문법 형식이 올바르지 않습니다: '[오류 내용]'</w:t>
+              <w:t>(좌동)</w:t>
             </w:r>
           </w:p>
         </w:tc>
@@ -3016,7 +3016,7 @@
                 <w:sz w:val="18"/>
                 <w:szCs w:val="18"/>
               </w:rPr>
-              <w:t>!!! 오류: 참조 무결성 위반 - enrollments.txt에서 존재하지 않는 학번을 참조하고 있습니다.</w:t>
+              <w:t>(좌동)</w:t>
             </w:r>
           </w:p>
         </w:tc>
@@ -3158,7 +3158,7 @@
                 <w:sz w:val="18"/>
                 <w:szCs w:val="18"/>
               </w:rPr>
-              <w:t>!!! 오류: 참조 무결성 위반 - completed_courses.txt에서 존재하지 않는 과목코드를 참조하고 있습니다.</w:t>
+              <w:t>(좌동)</w:t>
             </w:r>
           </w:p>
         </w:tc>
@@ -4247,7 +4247,7 @@
                 <w:sz w:val="18"/>
                 <w:szCs w:val="18"/>
               </w:rPr>
-              <w:t>!!! 오류: 잘못된 입력입니다. 다시 선택하세요.</w:t>
+              <w:t>(좌동)</w:t>
             </w:r>
           </w:p>
         </w:tc>
@@ -4367,7 +4367,7 @@
                 <w:sz w:val="18"/>
                 <w:szCs w:val="18"/>
               </w:rPr>
-              <w:t>!!! 오류: 잘못된 입력입니다. 다시 선택하세요.</w:t>
+              <w:t>(좌동)</w:t>
             </w:r>
           </w:p>
         </w:tc>
@@ -4487,7 +4487,7 @@
                 <w:sz w:val="18"/>
                 <w:szCs w:val="18"/>
               </w:rPr>
-              <w:t>!!! 오류: 잘못된 입력입니다. 다시 선택하세요.</w:t>
+              <w:t>(좌동)</w:t>
             </w:r>
           </w:p>
         </w:tc>
@@ -4944,7 +4944,7 @@
                 <w:sz w:val="18"/>
                 <w:szCs w:val="18"/>
               </w:rPr>
-              <w:t>!!! 오류: 학번은 숫자 9자리이어야 합니다.</w:t>
+              <w:t>(좌동)</w:t>
             </w:r>
           </w:p>
         </w:tc>
@@ -5064,7 +5064,7 @@
                 <w:sz w:val="18"/>
                 <w:szCs w:val="18"/>
               </w:rPr>
-              <w:t>!!! 오류: 학번은 숫자 9자리이어야 합니다.</w:t>
+              <w:t>(좌동)</w:t>
             </w:r>
           </w:p>
         </w:tc>
@@ -5191,7 +5191,7 @@
                 <w:sz w:val="18"/>
                 <w:szCs w:val="18"/>
               </w:rPr>
-              <w:t>!!! 오류: 이미 존재하는 학번입니다.</w:t>
+              <w:t>(좌동)</w:t>
             </w:r>
           </w:p>
         </w:tc>
@@ -6030,7 +6030,7 @@
                 <w:sz w:val="18"/>
                 <w:szCs w:val="18"/>
               </w:rPr>
-              <w:t>!!! 오류: 학번은 숫자 9자리이어야 합니다.</w:t>
+              <w:t>(좌동)</w:t>
             </w:r>
           </w:p>
         </w:tc>
@@ -6465,7 +6465,7 @@
                 <w:sz w:val="18"/>
                 <w:szCs w:val="18"/>
               </w:rPr>
-              <w:t>!!! 오류: 잘못된 입력입니다.</w:t>
+              <w:t>(좌동)</w:t>
             </w:r>
           </w:p>
         </w:tc>
@@ -7078,7 +7078,7 @@
                 <w:sz w:val="18"/>
                 <w:szCs w:val="18"/>
               </w:rPr>
-              <w:t>!!! 오류: 존재하지 않는 계정입니다.</w:t>
+              <w:t>(좌동)</w:t>
             </w:r>
           </w:p>
         </w:tc>
@@ -7209,7 +7209,7 @@
                 <w:sz w:val="18"/>
                 <w:szCs w:val="18"/>
               </w:rPr>
-              <w:t>!!! 오류: 비밀번호가 틀렸습니다.</w:t>
+              <w:t>(좌동)</w:t>
             </w:r>
           </w:p>
         </w:tc>
@@ -7336,7 +7336,7 @@
                 <w:sz w:val="18"/>
                 <w:szCs w:val="18"/>
               </w:rPr>
-              <w:t>!!! 오류: 비활성화된 계정입니다.</w:t>
+              <w:t>(좌동)</w:t>
             </w:r>
           </w:p>
         </w:tc>
@@ -7951,7 +7951,7 @@
                 <w:sz w:val="18"/>
                 <w:szCs w:val="18"/>
               </w:rPr>
-              <w:t>!!! 안내: 현재 수강신청 기간이 아닙니다.</w:t>
+              <w:t>(좌동)</w:t>
             </w:r>
           </w:p>
         </w:tc>
@@ -8071,7 +8071,7 @@
                 <w:sz w:val="18"/>
                 <w:szCs w:val="18"/>
               </w:rPr>
-              <w:t>!!! 안내: 현재 수강신청 기간이 아닙니다.</w:t>
+              <w:t>(좌동)</w:t>
             </w:r>
           </w:p>
         </w:tc>
@@ -8198,7 +8198,7 @@
                 <w:sz w:val="18"/>
                 <w:szCs w:val="18"/>
               </w:rPr>
-              <w:t>!!! 오류: 잘못된 입력입니다. 다시 선택하세요.</w:t>
+              <w:t>(좌동)</w:t>
             </w:r>
           </w:p>
         </w:tc>
@@ -10062,7 +10062,7 @@
                 <w:sz w:val="18"/>
                 <w:szCs w:val="18"/>
               </w:rPr>
-              <w:t>!!! 오류: 잘못된 입력입니다. 다시 선택하세요.</w:t>
+              <w:t>(좌동)</w:t>
             </w:r>
           </w:p>
         </w:tc>
@@ -10186,7 +10186,7 @@
                 <w:sz w:val="18"/>
                 <w:szCs w:val="18"/>
               </w:rPr>
-              <w:t>!!! 오류: 잘못된 입력입니다. 다시 선택하세요.</w:t>
+              <w:t>(좌동)</w:t>
             </w:r>
           </w:p>
         </w:tc>
@@ -11937,7 +11937,7 @@
                 <w:sz w:val="18"/>
                 <w:szCs w:val="18"/>
               </w:rPr>
-              <w:t>!!! 오류: 이미 기이수 처리된 과목입니다.</w:t>
+              <w:t>(좌동)</w:t>
             </w:r>
           </w:p>
         </w:tc>
@@ -15031,7 +15031,7 @@
                 <w:sz w:val="18"/>
                 <w:szCs w:val="18"/>
               </w:rPr>
-              <w:t>!!! 안내: 취소 가능한 과목이 없습니다.</w:t>
+              <w:t>(좌동)</w:t>
             </w:r>
           </w:p>
         </w:tc>
@@ -17260,7 +17260,7 @@
                 <w:sz w:val="18"/>
                 <w:szCs w:val="18"/>
               </w:rPr>
-              <w:t>!!! 오류: 이미 존재하는 학번입니다.</w:t>
+              <w:t>(좌동)</w:t>
             </w:r>
           </w:p>
         </w:tc>
@@ -17705,7 +17705,7 @@
                 <w:sz w:val="18"/>
                 <w:szCs w:val="18"/>
               </w:rPr>
-              <w:t>!!! 오류: 해당 학번의 학생이 없습니다.</w:t>
+              <w:t>(좌동)</w:t>
             </w:r>
           </w:p>
         </w:tc>
@@ -17993,7 +17993,7 @@
                 <w:sz w:val="18"/>
                 <w:szCs w:val="18"/>
               </w:rPr>
-              <w:t>!!! 안내: 이미 active 상태의 학생입니다.</w:t>
+              <w:t>(좌동)</w:t>
             </w:r>
           </w:p>
         </w:tc>
@@ -18709,7 +18709,7 @@
                 <w:sz w:val="18"/>
                 <w:szCs w:val="18"/>
               </w:rPr>
-              <w:t>!!! 오류: 이미 존재하는 개설 강의입니다.</w:t>
+              <w:t>(좌동)</w:t>
             </w:r>
           </w:p>
         </w:tc>
@@ -19892,7 +19892,7 @@
                 <w:sz w:val="18"/>
                 <w:szCs w:val="18"/>
               </w:rPr>
-              <w:t>!!! 안내: 이미 active 상태의 강의입니다.</w:t>
+              <w:t>(좌동)</w:t>
             </w:r>
           </w:p>
         </w:tc>
@@ -21156,7 +21156,7 @@
                 <w:sz w:val="18"/>
                 <w:szCs w:val="18"/>
               </w:rPr>
-              <w:t>!!! 오류: 날짜 형식이 올바르지 않습니다.</w:t>
+              <w:t>(좌동)</w:t>
             </w:r>
           </w:p>
         </w:tc>

--- a/발표준비/B04_보고서_최종.docx
+++ b/발표준비/B04_보고서_최종.docx
@@ -7777,7 +7777,7 @@
             <w:r xmlns:a="http://schemas.openxmlformats.org/drawingml/2006/main" xmlns:pic="http://schemas.openxmlformats.org/drawingml/2006/picture">
               <w:drawing>
                 <wp:inline distT="0" distB="0" distL="114300" distR="114300">
-                  <wp:extent cx="3657600" cy="4572000"/>
+                  <wp:extent cx="3657600" cy="4736592"/>
                   <wp:effectExtent l="0" t="0" r="0" b="0"/>
                   <wp:docPr id="119" name="TC_6.5-2"/>
                   <wp:cNvGraphicFramePr>
@@ -7799,7 +7799,7 @@
                         <pic:spPr>
                           <a:xfrm>
                             <a:off x="0" y="0"/>
-                            <a:ext cx="3657600" cy="4572000"/>
+                            <a:ext cx="3657600" cy="4736592"/>
                           </a:xfrm>
                           <a:prstGeom prst="rect">
                             <a:avLst/>
@@ -14868,7 +14868,7 @@
             <w:r xmlns:a="http://schemas.openxmlformats.org/drawingml/2006/main" xmlns:pic="http://schemas.openxmlformats.org/drawingml/2006/picture">
               <w:drawing>
                 <wp:inline distT="0" distB="0" distL="114300" distR="114300">
-                  <wp:extent cx="3657600" cy="4572000"/>
+                  <wp:extent cx="3657600" cy="4736592"/>
                   <wp:effectExtent l="0" t="0" r="0" b="0"/>
                   <wp:docPr id="147" name="TC_6.10-1"/>
                   <wp:cNvGraphicFramePr>
@@ -14890,7 +14890,7 @@
                         <pic:spPr>
                           <a:xfrm>
                             <a:off x="0" y="0"/>
-                            <a:ext cx="3657600" cy="4572000"/>
+                            <a:ext cx="3657600" cy="4736592"/>
                           </a:xfrm>
                           <a:prstGeom prst="rect">
                             <a:avLst/>
@@ -15158,7 +15158,7 @@
             <w:r xmlns:a="http://schemas.openxmlformats.org/drawingml/2006/main" xmlns:pic="http://schemas.openxmlformats.org/drawingml/2006/picture">
               <w:drawing>
                 <wp:inline distT="0" distB="0" distL="114300" distR="114300">
-                  <wp:extent cx="3657600" cy="4572000"/>
+                  <wp:extent cx="3657600" cy="4654296"/>
                   <wp:effectExtent l="0" t="0" r="0" b="0"/>
                   <wp:docPr id="148" name="TC_6.10-3"/>
                   <wp:cNvGraphicFramePr>
@@ -15180,7 +15180,7 @@
                         <pic:spPr>
                           <a:xfrm>
                             <a:off x="0" y="0"/>
-                            <a:ext cx="3657600" cy="4572000"/>
+                            <a:ext cx="3657600" cy="4654296"/>
                           </a:xfrm>
                           <a:prstGeom prst="rect">
                             <a:avLst/>
@@ -15319,7 +15319,7 @@
             <w:r xmlns:a="http://schemas.openxmlformats.org/drawingml/2006/main" xmlns:pic="http://schemas.openxmlformats.org/drawingml/2006/picture">
               <w:drawing>
                 <wp:inline distT="0" distB="0" distL="114300" distR="114300">
-                  <wp:extent cx="3657600" cy="4572000"/>
+                  <wp:extent cx="3657600" cy="4654296"/>
                   <wp:effectExtent l="0" t="0" r="0" b="0"/>
                   <wp:docPr id="149" name="TC_6.10-4"/>
                   <wp:cNvGraphicFramePr>
@@ -15341,7 +15341,7 @@
                         <pic:spPr>
                           <a:xfrm>
                             <a:off x="0" y="0"/>
-                            <a:ext cx="3657600" cy="4572000"/>
+                            <a:ext cx="3657600" cy="4654296"/>
                           </a:xfrm>
                           <a:prstGeom prst="rect">
                             <a:avLst/>
@@ -15476,7 +15476,7 @@
             <w:r xmlns:a="http://schemas.openxmlformats.org/drawingml/2006/main" xmlns:pic="http://schemas.openxmlformats.org/drawingml/2006/picture">
               <w:drawing>
                 <wp:inline distT="0" distB="0" distL="114300" distR="114300">
-                  <wp:extent cx="3657600" cy="4572000"/>
+                  <wp:extent cx="3657600" cy="4818888"/>
                   <wp:effectExtent l="0" t="0" r="0" b="0"/>
                   <wp:docPr id="150" name="TC_6.10-5"/>
                   <wp:cNvGraphicFramePr>
@@ -15498,7 +15498,7 @@
                         <pic:spPr>
                           <a:xfrm>
                             <a:off x="0" y="0"/>
-                            <a:ext cx="3657600" cy="4572000"/>
+                            <a:ext cx="3657600" cy="4818888"/>
                           </a:xfrm>
                           <a:prstGeom prst="rect">
                             <a:avLst/>
@@ -15642,7 +15642,7 @@
             <w:r xmlns:a="http://schemas.openxmlformats.org/drawingml/2006/main" xmlns:pic="http://schemas.openxmlformats.org/drawingml/2006/picture">
               <w:drawing>
                 <wp:inline distT="0" distB="0" distL="114300" distR="114300">
-                  <wp:extent cx="3657600" cy="4572000"/>
+                  <wp:extent cx="3657600" cy="4654296"/>
                   <wp:effectExtent l="0" t="0" r="0" b="0"/>
                   <wp:docPr id="151" name="TC_6.10-6"/>
                   <wp:cNvGraphicFramePr>
@@ -15664,7 +15664,7 @@
                         <pic:spPr>
                           <a:xfrm>
                             <a:off x="0" y="0"/>
-                            <a:ext cx="3657600" cy="4572000"/>
+                            <a:ext cx="3657600" cy="4654296"/>
                           </a:xfrm>
                           <a:prstGeom prst="rect">
                             <a:avLst/>

--- a/발표준비/B04_보고서_최종.docx
+++ b/발표준비/B04_보고서_최종.docx
@@ -766,7 +766,7 @@
             <w:r xmlns:a="http://schemas.openxmlformats.org/drawingml/2006/main" xmlns:pic="http://schemas.openxmlformats.org/drawingml/2006/picture">
               <w:drawing>
                 <wp:inline distT="0" distB="0" distL="114300" distR="114300">
-                  <wp:extent cx="3657600" cy="950976"/>
+                  <wp:extent cx="3657600" cy="1115568"/>
                   <wp:effectExtent l="0" t="0" r="0" b="0"/>
                   <wp:docPr id="107" name="TC_6.1-1"/>
                   <wp:cNvGraphicFramePr>
@@ -788,7 +788,7 @@
                         <pic:spPr>
                           <a:xfrm>
                             <a:off x="0" y="0"/>
-                            <a:ext cx="3657600" cy="950976"/>
+                            <a:ext cx="3657600" cy="1115568"/>
                           </a:xfrm>
                           <a:prstGeom prst="rect">
                             <a:avLst/>
@@ -1541,7 +1541,7 @@
             <w:r xmlns:a="http://schemas.openxmlformats.org/drawingml/2006/main" xmlns:pic="http://schemas.openxmlformats.org/drawingml/2006/picture">
               <w:drawing>
                 <wp:inline distT="0" distB="0" distL="114300" distR="114300">
-                  <wp:extent cx="3657600" cy="950976"/>
+                  <wp:extent cx="3657600" cy="1115568"/>
                   <wp:effectExtent l="0" t="0" r="0" b="0"/>
                   <wp:docPr id="108" name="TC_6.1-7"/>
                   <wp:cNvGraphicFramePr>
@@ -1563,7 +1563,7 @@
                         <pic:spPr>
                           <a:xfrm>
                             <a:off x="0" y="0"/>
-                            <a:ext cx="3657600" cy="950976"/>
+                            <a:ext cx="3657600" cy="1115568"/>
                           </a:xfrm>
                           <a:prstGeom prst="rect">
                             <a:avLst/>
@@ -1698,7 +1698,7 @@
             <w:r xmlns:a="http://schemas.openxmlformats.org/drawingml/2006/main" xmlns:pic="http://schemas.openxmlformats.org/drawingml/2006/picture">
               <w:drawing>
                 <wp:inline distT="0" distB="0" distL="114300" distR="114300">
-                  <wp:extent cx="3657600" cy="950976"/>
+                  <wp:extent cx="3657600" cy="1115568"/>
                   <wp:effectExtent l="0" t="0" r="0" b="0"/>
                   <wp:docPr id="109" name="TC_6.1-8"/>
                   <wp:cNvGraphicFramePr>
@@ -1720,7 +1720,7 @@
                         <pic:spPr>
                           <a:xfrm>
                             <a:off x="0" y="0"/>
-                            <a:ext cx="3657600" cy="950976"/>
+                            <a:ext cx="3657600" cy="1115568"/>
                           </a:xfrm>
                           <a:prstGeom prst="rect">
                             <a:avLst/>
@@ -2035,7 +2035,7 @@
             <w:r xmlns:a="http://schemas.openxmlformats.org/drawingml/2006/main" xmlns:pic="http://schemas.openxmlformats.org/drawingml/2006/picture">
               <w:drawing>
                 <wp:inline distT="0" distB="0" distL="114300" distR="114300">
-                  <wp:extent cx="3657600" cy="950976"/>
+                  <wp:extent cx="3657600" cy="1115568"/>
                   <wp:effectExtent l="0" t="0" r="0" b="0"/>
                   <wp:docPr id="100" name="TC_5.5-1"/>
                   <wp:cNvGraphicFramePr>
@@ -2057,7 +2057,7 @@
                         <pic:spPr>
                           <a:xfrm>
                             <a:off x="0" y="0"/>
-                            <a:ext cx="3657600" cy="950976"/>
+                            <a:ext cx="3657600" cy="1115568"/>
                           </a:xfrm>
                           <a:prstGeom prst="rect">
                             <a:avLst/>
@@ -2207,7 +2207,7 @@
             <w:r xmlns:a="http://schemas.openxmlformats.org/drawingml/2006/main" xmlns:pic="http://schemas.openxmlformats.org/drawingml/2006/picture">
               <w:drawing>
                 <wp:inline distT="0" distB="0" distL="114300" distR="114300">
-                  <wp:extent cx="3657600" cy="950976"/>
+                  <wp:extent cx="3657600" cy="1115568"/>
                   <wp:effectExtent l="0" t="0" r="0" b="0"/>
                   <wp:docPr id="101" name="TC_5.5-2"/>
                   <wp:cNvGraphicFramePr>
@@ -2229,7 +2229,7 @@
                         <pic:spPr>
                           <a:xfrm>
                             <a:off x="0" y="0"/>
-                            <a:ext cx="3657600" cy="950976"/>
+                            <a:ext cx="3657600" cy="1115568"/>
                           </a:xfrm>
                           <a:prstGeom prst="rect">
                             <a:avLst/>
@@ -2375,7 +2375,7 @@
             <w:r xmlns:a="http://schemas.openxmlformats.org/drawingml/2006/main" xmlns:pic="http://schemas.openxmlformats.org/drawingml/2006/picture">
               <w:drawing>
                 <wp:inline distT="0" distB="0" distL="114300" distR="114300">
-                  <wp:extent cx="3657600" cy="950976"/>
+                  <wp:extent cx="3657600" cy="1115568"/>
                   <wp:effectExtent l="0" t="0" r="0" b="0"/>
                   <wp:docPr id="102" name="TC_5.5-3"/>
                   <wp:cNvGraphicFramePr>
@@ -2397,7 +2397,7 @@
                         <pic:spPr>
                           <a:xfrm>
                             <a:off x="0" y="0"/>
-                            <a:ext cx="3657600" cy="950976"/>
+                            <a:ext cx="3657600" cy="1115568"/>
                           </a:xfrm>
                           <a:prstGeom prst="rect">
                             <a:avLst/>
@@ -2536,7 +2536,7 @@
             <w:r xmlns:a="http://schemas.openxmlformats.org/drawingml/2006/main" xmlns:pic="http://schemas.openxmlformats.org/drawingml/2006/picture">
               <w:drawing>
                 <wp:inline distT="0" distB="0" distL="114300" distR="114300">
-                  <wp:extent cx="3657600" cy="950976"/>
+                  <wp:extent cx="3657600" cy="1115568"/>
                   <wp:effectExtent l="0" t="0" r="0" b="0"/>
                   <wp:docPr id="103" name="TC_5.5-4"/>
                   <wp:cNvGraphicFramePr>
@@ -2558,7 +2558,7 @@
                         <pic:spPr>
                           <a:xfrm>
                             <a:off x="0" y="0"/>
-                            <a:ext cx="3657600" cy="950976"/>
+                            <a:ext cx="3657600" cy="1115568"/>
                           </a:xfrm>
                           <a:prstGeom prst="rect">
                             <a:avLst/>
@@ -2846,7 +2846,7 @@
             <w:r xmlns:a="http://schemas.openxmlformats.org/drawingml/2006/main" xmlns:pic="http://schemas.openxmlformats.org/drawingml/2006/picture">
               <w:drawing>
                 <wp:inline distT="0" distB="0" distL="114300" distR="114300">
-                  <wp:extent cx="3657600" cy="393192"/>
+                  <wp:extent cx="3657600" cy="457200"/>
                   <wp:effectExtent l="0" t="0" r="0" b="0"/>
                   <wp:docPr id="104" name="TC_5.5-6"/>
                   <wp:cNvGraphicFramePr>
@@ -2868,7 +2868,7 @@
                         <pic:spPr>
                           <a:xfrm>
                             <a:off x="0" y="0"/>
-                            <a:ext cx="3657600" cy="393192"/>
+                            <a:ext cx="3657600" cy="457200"/>
                           </a:xfrm>
                           <a:prstGeom prst="rect">
                             <a:avLst/>
@@ -3294,7 +3294,7 @@
             <w:r xmlns:a="http://schemas.openxmlformats.org/drawingml/2006/main" xmlns:pic="http://schemas.openxmlformats.org/drawingml/2006/picture">
               <w:drawing>
                 <wp:inline distT="0" distB="0" distL="114300" distR="114300">
-                  <wp:extent cx="3657600" cy="393192"/>
+                  <wp:extent cx="3657600" cy="457200"/>
                   <wp:effectExtent l="0" t="0" r="0" b="0"/>
                   <wp:docPr id="105" name="TC_5.5-9"/>
                   <wp:cNvGraphicFramePr>
@@ -3316,7 +3316,7 @@
                         <pic:spPr>
                           <a:xfrm>
                             <a:off x="0" y="0"/>
-                            <a:ext cx="3657600" cy="393192"/>
+                            <a:ext cx="3657600" cy="457200"/>
                           </a:xfrm>
                           <a:prstGeom prst="rect">
                             <a:avLst/>
@@ -3467,7 +3467,7 @@
             <w:r xmlns:a="http://schemas.openxmlformats.org/drawingml/2006/main" xmlns:pic="http://schemas.openxmlformats.org/drawingml/2006/picture">
               <w:drawing>
                 <wp:inline distT="0" distB="0" distL="114300" distR="114300">
-                  <wp:extent cx="3657600" cy="393192"/>
+                  <wp:extent cx="3657600" cy="457200"/>
                   <wp:effectExtent l="0" t="0" r="0" b="0"/>
                   <wp:docPr id="106" name="TC_5.5-10"/>
                   <wp:cNvGraphicFramePr>
@@ -3489,7 +3489,7 @@
                         <pic:spPr>
                           <a:xfrm>
                             <a:off x="0" y="0"/>
-                            <a:ext cx="3657600" cy="393192"/>
+                            <a:ext cx="3657600" cy="457200"/>
                           </a:xfrm>
                           <a:prstGeom prst="rect">
                             <a:avLst/>
@@ -3792,7 +3792,7 @@
             <w:r xmlns:a="http://schemas.openxmlformats.org/drawingml/2006/main" xmlns:pic="http://schemas.openxmlformats.org/drawingml/2006/picture">
               <w:drawing>
                 <wp:inline distT="0" distB="0" distL="114300" distR="114300">
-                  <wp:extent cx="3657600" cy="1856232"/>
+                  <wp:extent cx="3657600" cy="2185416"/>
                   <wp:effectExtent l="0" t="0" r="0" b="0"/>
                   <wp:docPr id="110" name="TC_6.2-1"/>
                   <wp:cNvGraphicFramePr>
@@ -3814,7 +3814,7 @@
                         <pic:spPr>
                           <a:xfrm>
                             <a:off x="0" y="0"/>
-                            <a:ext cx="3657600" cy="1856232"/>
+                            <a:ext cx="3657600" cy="2185416"/>
                           </a:xfrm>
                           <a:prstGeom prst="rect">
                             <a:avLst/>
@@ -3938,7 +3938,7 @@
             <w:r xmlns:a="http://schemas.openxmlformats.org/drawingml/2006/main" xmlns:pic="http://schemas.openxmlformats.org/drawingml/2006/picture">
               <w:drawing>
                 <wp:inline distT="0" distB="0" distL="114300" distR="114300">
-                  <wp:extent cx="3657600" cy="2596896"/>
+                  <wp:extent cx="3657600" cy="3255264"/>
                   <wp:effectExtent l="0" t="0" r="0" b="0"/>
                   <wp:docPr id="111" name="TC_6.2-2"/>
                   <wp:cNvGraphicFramePr>
@@ -3960,7 +3960,7 @@
                         <pic:spPr>
                           <a:xfrm>
                             <a:off x="0" y="0"/>
-                            <a:ext cx="3657600" cy="2596896"/>
+                            <a:ext cx="3657600" cy="3255264"/>
                           </a:xfrm>
                           <a:prstGeom prst="rect">
                             <a:avLst/>
@@ -4084,7 +4084,7 @@
             <w:r xmlns:a="http://schemas.openxmlformats.org/drawingml/2006/main" xmlns:pic="http://schemas.openxmlformats.org/drawingml/2006/picture">
               <w:drawing>
                 <wp:inline distT="0" distB="0" distL="114300" distR="114300">
-                  <wp:extent cx="3657600" cy="950976"/>
+                  <wp:extent cx="3657600" cy="1115568"/>
                   <wp:effectExtent l="0" t="0" r="0" b="0"/>
                   <wp:docPr id="112" name="TC_6.2-3"/>
                   <wp:cNvGraphicFramePr>
@@ -4106,7 +4106,7 @@
                         <pic:spPr>
                           <a:xfrm>
                             <a:off x="0" y="0"/>
-                            <a:ext cx="3657600" cy="950976"/>
+                            <a:ext cx="3657600" cy="1115568"/>
                           </a:xfrm>
                           <a:prstGeom prst="rect">
                             <a:avLst/>
@@ -4781,7 +4781,7 @@
             <w:r xmlns:a="http://schemas.openxmlformats.org/drawingml/2006/main" xmlns:pic="http://schemas.openxmlformats.org/drawingml/2006/picture">
               <w:drawing>
                 <wp:inline distT="0" distB="0" distL="114300" distR="114300">
-                  <wp:extent cx="3657600" cy="2596896"/>
+                  <wp:extent cx="3657600" cy="3255264"/>
                   <wp:effectExtent l="0" t="0" r="0" b="0"/>
                   <wp:docPr id="113" name="TC_6.3-1"/>
                   <wp:cNvGraphicFramePr>
@@ -4803,7 +4803,7 @@
                         <pic:spPr>
                           <a:xfrm>
                             <a:off x="0" y="0"/>
-                            <a:ext cx="3657600" cy="2596896"/>
+                            <a:ext cx="3657600" cy="3255264"/>
                           </a:xfrm>
                           <a:prstGeom prst="rect">
                             <a:avLst/>
@@ -6156,7 +6156,7 @@
             <w:r xmlns:a="http://schemas.openxmlformats.org/drawingml/2006/main" xmlns:pic="http://schemas.openxmlformats.org/drawingml/2006/picture">
               <w:drawing>
                 <wp:inline distT="0" distB="0" distL="114300" distR="114300">
-                  <wp:extent cx="3657600" cy="2596896"/>
+                  <wp:extent cx="3657600" cy="3255264"/>
                   <wp:effectExtent l="0" t="0" r="0" b="0"/>
                   <wp:docPr id="114" name="TC_6.3-8"/>
                   <wp:cNvGraphicFramePr>
@@ -6178,7 +6178,7 @@
                         <pic:spPr>
                           <a:xfrm>
                             <a:off x="0" y="0"/>
-                            <a:ext cx="3657600" cy="2596896"/>
+                            <a:ext cx="3657600" cy="3255264"/>
                           </a:xfrm>
                           <a:prstGeom prst="rect">
                             <a:avLst/>
@@ -6302,7 +6302,7 @@
             <w:r xmlns:a="http://schemas.openxmlformats.org/drawingml/2006/main" xmlns:pic="http://schemas.openxmlformats.org/drawingml/2006/picture">
               <w:drawing>
                 <wp:inline distT="0" distB="0" distL="114300" distR="114300">
-                  <wp:extent cx="3657600" cy="2596896"/>
+                  <wp:extent cx="3657600" cy="3255264"/>
                   <wp:effectExtent l="0" t="0" r="0" b="0"/>
                   <wp:docPr id="115" name="TC_6.3-9"/>
                   <wp:cNvGraphicFramePr>
@@ -6324,7 +6324,7 @@
                         <pic:spPr>
                           <a:xfrm>
                             <a:off x="0" y="0"/>
-                            <a:ext cx="3657600" cy="2596896"/>
+                            <a:ext cx="3657600" cy="3255264"/>
                           </a:xfrm>
                           <a:prstGeom prst="rect">
                             <a:avLst/>
@@ -6758,7 +6758,7 @@
             <w:r xmlns:a="http://schemas.openxmlformats.org/drawingml/2006/main" xmlns:pic="http://schemas.openxmlformats.org/drawingml/2006/picture">
               <w:drawing>
                 <wp:inline distT="0" distB="0" distL="114300" distR="114300">
-                  <wp:extent cx="3657600" cy="3172968"/>
+                  <wp:extent cx="3657600" cy="3584448"/>
                   <wp:effectExtent l="0" t="0" r="0" b="0"/>
                   <wp:docPr id="116" name="TC_6.4-1"/>
                   <wp:cNvGraphicFramePr>
@@ -6780,7 +6780,7 @@
                         <pic:spPr>
                           <a:xfrm>
                             <a:off x="0" y="0"/>
-                            <a:ext cx="3657600" cy="3172968"/>
+                            <a:ext cx="3657600" cy="3584448"/>
                           </a:xfrm>
                           <a:prstGeom prst="rect">
                             <a:avLst/>
@@ -6919,7 +6919,7 @@
             <w:r xmlns:a="http://schemas.openxmlformats.org/drawingml/2006/main" xmlns:pic="http://schemas.openxmlformats.org/drawingml/2006/picture">
               <w:drawing>
                 <wp:inline distT="0" distB="0" distL="114300" distR="114300">
-                  <wp:extent cx="3657600" cy="3255264"/>
+                  <wp:extent cx="3657600" cy="3666744"/>
                   <wp:effectExtent l="0" t="0" r="0" b="0"/>
                   <wp:docPr id="117" name="TC_6.4-2"/>
                   <wp:cNvGraphicFramePr>
@@ -6941,7 +6941,7 @@
                         <pic:spPr>
                           <a:xfrm>
                             <a:off x="0" y="0"/>
-                            <a:ext cx="3657600" cy="3255264"/>
+                            <a:ext cx="3657600" cy="3666744"/>
                           </a:xfrm>
                           <a:prstGeom prst="rect">
                             <a:avLst/>
@@ -7631,7 +7631,7 @@
             <w:r xmlns:a="http://schemas.openxmlformats.org/drawingml/2006/main" xmlns:pic="http://schemas.openxmlformats.org/drawingml/2006/picture">
               <w:drawing>
                 <wp:inline distT="0" distB="0" distL="114300" distR="114300">
-                  <wp:extent cx="3657600" cy="4572000"/>
+                  <wp:extent cx="3657600" cy="5230368"/>
                   <wp:effectExtent l="0" t="0" r="0" b="0"/>
                   <wp:docPr id="118" name="TC_6.5-1"/>
                   <wp:cNvGraphicFramePr>
@@ -7653,7 +7653,7 @@
                         <pic:spPr>
                           <a:xfrm>
                             <a:off x="0" y="0"/>
-                            <a:ext cx="3657600" cy="4572000"/>
+                            <a:ext cx="3657600" cy="5230368"/>
                           </a:xfrm>
                           <a:prstGeom prst="rect">
                             <a:avLst/>
@@ -7777,7 +7777,7 @@
             <w:r xmlns:a="http://schemas.openxmlformats.org/drawingml/2006/main" xmlns:pic="http://schemas.openxmlformats.org/drawingml/2006/picture">
               <w:drawing>
                 <wp:inline distT="0" distB="0" distL="114300" distR="114300">
-                  <wp:extent cx="3657600" cy="4736592"/>
+                  <wp:extent cx="3657600" cy="5394960"/>
                   <wp:effectExtent l="0" t="0" r="0" b="0"/>
                   <wp:docPr id="119" name="TC_6.5-2"/>
                   <wp:cNvGraphicFramePr>
@@ -7799,7 +7799,7 @@
                         <pic:spPr>
                           <a:xfrm>
                             <a:off x="0" y="0"/>
-                            <a:ext cx="3657600" cy="4736592"/>
+                            <a:ext cx="3657600" cy="5394960"/>
                           </a:xfrm>
                           <a:prstGeom prst="rect">
                             <a:avLst/>
@@ -8327,7 +8327,7 @@
             <w:r xmlns:a="http://schemas.openxmlformats.org/drawingml/2006/main" xmlns:pic="http://schemas.openxmlformats.org/drawingml/2006/picture">
               <w:drawing>
                 <wp:inline distT="0" distB="0" distL="114300" distR="114300">
-                  <wp:extent cx="3657600" cy="3172968"/>
+                  <wp:extent cx="3657600" cy="3584448"/>
                   <wp:effectExtent l="0" t="0" r="0" b="0"/>
                   <wp:docPr id="120" name="TC_6.5-6"/>
                   <wp:cNvGraphicFramePr>
@@ -8349,7 +8349,7 @@
                         <pic:spPr>
                           <a:xfrm>
                             <a:off x="0" y="0"/>
-                            <a:ext cx="3657600" cy="3172968"/>
+                            <a:ext cx="3657600" cy="3584448"/>
                           </a:xfrm>
                           <a:prstGeom prst="rect">
                             <a:avLst/>
@@ -8661,7 +8661,7 @@
             <w:r xmlns:a="http://schemas.openxmlformats.org/drawingml/2006/main" xmlns:pic="http://schemas.openxmlformats.org/drawingml/2006/picture">
               <w:drawing>
                 <wp:inline distT="0" distB="0" distL="114300" distR="114300">
-                  <wp:extent cx="3657600" cy="5312664"/>
+                  <wp:extent cx="3657600" cy="6217920"/>
                   <wp:effectExtent l="0" t="0" r="0" b="0"/>
                   <wp:docPr id="121" name="TC_6.6-1"/>
                   <wp:cNvGraphicFramePr>
@@ -8683,7 +8683,7 @@
                         <pic:spPr>
                           <a:xfrm>
                             <a:off x="0" y="0"/>
-                            <a:ext cx="3657600" cy="5312664"/>
+                            <a:ext cx="3657600" cy="6217920"/>
                           </a:xfrm>
                           <a:prstGeom prst="rect">
                             <a:avLst/>
@@ -8815,7 +8815,7 @@
             <w:r xmlns:a="http://schemas.openxmlformats.org/drawingml/2006/main" xmlns:pic="http://schemas.openxmlformats.org/drawingml/2006/picture">
               <w:drawing>
                 <wp:inline distT="0" distB="0" distL="114300" distR="114300">
-                  <wp:extent cx="3657600" cy="4654296"/>
+                  <wp:extent cx="3657600" cy="5230368"/>
                   <wp:effectExtent l="0" t="0" r="0" b="0"/>
                   <wp:docPr id="122" name="TC_6.6-2"/>
                   <wp:cNvGraphicFramePr>
@@ -8837,7 +8837,7 @@
                         <pic:spPr>
                           <a:xfrm>
                             <a:off x="0" y="0"/>
-                            <a:ext cx="3657600" cy="4654296"/>
+                            <a:ext cx="3657600" cy="5230368"/>
                           </a:xfrm>
                           <a:prstGeom prst="rect">
                             <a:avLst/>
@@ -8969,7 +8969,7 @@
             <w:r xmlns:a="http://schemas.openxmlformats.org/drawingml/2006/main" xmlns:pic="http://schemas.openxmlformats.org/drawingml/2006/picture">
               <w:drawing>
                 <wp:inline distT="0" distB="0" distL="114300" distR="114300">
-                  <wp:extent cx="3657600" cy="4654296"/>
+                  <wp:extent cx="3657600" cy="5230368"/>
                   <wp:effectExtent l="0" t="0" r="0" b="0"/>
                   <wp:docPr id="123" name="TC_6.6-3"/>
                   <wp:cNvGraphicFramePr>
@@ -8991,7 +8991,7 @@
                         <pic:spPr>
                           <a:xfrm>
                             <a:off x="0" y="0"/>
-                            <a:ext cx="3657600" cy="4654296"/>
+                            <a:ext cx="3657600" cy="5230368"/>
                           </a:xfrm>
                           <a:prstGeom prst="rect">
                             <a:avLst/>
@@ -9123,7 +9123,7 @@
             <w:r xmlns:a="http://schemas.openxmlformats.org/drawingml/2006/main" xmlns:pic="http://schemas.openxmlformats.org/drawingml/2006/picture">
               <w:drawing>
                 <wp:inline distT="0" distB="0" distL="114300" distR="114300">
-                  <wp:extent cx="3657600" cy="4736592"/>
+                  <wp:extent cx="3657600" cy="5971032"/>
                   <wp:effectExtent l="0" t="0" r="0" b="0"/>
                   <wp:docPr id="124" name="TC_6.6-4"/>
                   <wp:cNvGraphicFramePr>
@@ -9145,7 +9145,7 @@
                         <pic:spPr>
                           <a:xfrm>
                             <a:off x="0" y="0"/>
-                            <a:ext cx="3657600" cy="4736592"/>
+                            <a:ext cx="3657600" cy="5971032"/>
                           </a:xfrm>
                           <a:prstGeom prst="rect">
                             <a:avLst/>
@@ -9277,7 +9277,7 @@
             <w:r xmlns:a="http://schemas.openxmlformats.org/drawingml/2006/main" xmlns:pic="http://schemas.openxmlformats.org/drawingml/2006/picture">
               <w:drawing>
                 <wp:inline distT="0" distB="0" distL="114300" distR="114300">
-                  <wp:extent cx="3657600" cy="4736592"/>
+                  <wp:extent cx="3657600" cy="5971032"/>
                   <wp:effectExtent l="0" t="0" r="0" b="0"/>
                   <wp:docPr id="125" name="TC_6.6-5"/>
                   <wp:cNvGraphicFramePr>
@@ -9299,7 +9299,7 @@
                         <pic:spPr>
                           <a:xfrm>
                             <a:off x="0" y="0"/>
-                            <a:ext cx="3657600" cy="4736592"/>
+                            <a:ext cx="3657600" cy="5971032"/>
                           </a:xfrm>
                           <a:prstGeom prst="rect">
                             <a:avLst/>
@@ -9432,7 +9432,7 @@
             <w:r xmlns:a="http://schemas.openxmlformats.org/drawingml/2006/main" xmlns:pic="http://schemas.openxmlformats.org/drawingml/2006/picture">
               <w:drawing>
                 <wp:inline distT="0" distB="0" distL="114300" distR="114300">
-                  <wp:extent cx="3657600" cy="4654296"/>
+                  <wp:extent cx="3657600" cy="5230368"/>
                   <wp:effectExtent l="0" t="0" r="0" b="0"/>
                   <wp:docPr id="126" name="TC_6.6-6"/>
                   <wp:cNvGraphicFramePr>
@@ -9454,7 +9454,7 @@
                         <pic:spPr>
                           <a:xfrm>
                             <a:off x="0" y="0"/>
-                            <a:ext cx="3657600" cy="4654296"/>
+                            <a:ext cx="3657600" cy="5230368"/>
                           </a:xfrm>
                           <a:prstGeom prst="rect">
                             <a:avLst/>
@@ -9586,7 +9586,7 @@
             <w:r xmlns:a="http://schemas.openxmlformats.org/drawingml/2006/main" xmlns:pic="http://schemas.openxmlformats.org/drawingml/2006/picture">
               <w:drawing>
                 <wp:inline distT="0" distB="0" distL="114300" distR="114300">
-                  <wp:extent cx="3657600" cy="4654296"/>
+                  <wp:extent cx="3657600" cy="5230368"/>
                   <wp:effectExtent l="0" t="0" r="0" b="0"/>
                   <wp:docPr id="127" name="TC_6.6-7"/>
                   <wp:cNvGraphicFramePr>
@@ -9608,7 +9608,7 @@
                         <pic:spPr>
                           <a:xfrm>
                             <a:off x="0" y="0"/>
-                            <a:ext cx="3657600" cy="4654296"/>
+                            <a:ext cx="3657600" cy="5230368"/>
                           </a:xfrm>
                           <a:prstGeom prst="rect">
                             <a:avLst/>
@@ -9740,7 +9740,7 @@
             <w:r xmlns:a="http://schemas.openxmlformats.org/drawingml/2006/main" xmlns:pic="http://schemas.openxmlformats.org/drawingml/2006/picture">
               <w:drawing>
                 <wp:inline distT="0" distB="0" distL="114300" distR="114300">
-                  <wp:extent cx="3657600" cy="5148072"/>
+                  <wp:extent cx="3657600" cy="5641848"/>
                   <wp:effectExtent l="0" t="0" r="0" b="0"/>
                   <wp:docPr id="128" name="TC_6.6-8"/>
                   <wp:cNvGraphicFramePr>
@@ -9762,7 +9762,7 @@
                         <pic:spPr>
                           <a:xfrm>
                             <a:off x="0" y="0"/>
-                            <a:ext cx="3657600" cy="5148072"/>
+                            <a:ext cx="3657600" cy="5641848"/>
                           </a:xfrm>
                           <a:prstGeom prst="rect">
                             <a:avLst/>
@@ -9894,7 +9894,7 @@
             <w:r xmlns:a="http://schemas.openxmlformats.org/drawingml/2006/main" xmlns:pic="http://schemas.openxmlformats.org/drawingml/2006/picture">
               <w:drawing>
                 <wp:inline distT="0" distB="0" distL="114300" distR="114300">
-                  <wp:extent cx="3657600" cy="3255264"/>
+                  <wp:extent cx="3657600" cy="3666744"/>
                   <wp:effectExtent l="0" t="0" r="0" b="0"/>
                   <wp:docPr id="129" name="TC_6.6-9"/>
                   <wp:cNvGraphicFramePr>
@@ -9916,7 +9916,7 @@
                         <pic:spPr>
                           <a:xfrm>
                             <a:off x="0" y="0"/>
-                            <a:ext cx="3657600" cy="3255264"/>
+                            <a:ext cx="3657600" cy="3666744"/>
                           </a:xfrm>
                           <a:prstGeom prst="rect">
                             <a:avLst/>
@@ -10479,7 +10479,7 @@
             <w:r xmlns:a="http://schemas.openxmlformats.org/drawingml/2006/main" xmlns:pic="http://schemas.openxmlformats.org/drawingml/2006/picture">
               <w:drawing>
                 <wp:inline distT="0" distB="0" distL="114300" distR="114300">
-                  <wp:extent cx="3657600" cy="4901184"/>
+                  <wp:extent cx="3657600" cy="5394960"/>
                   <wp:effectExtent l="0" t="0" r="0" b="0"/>
                   <wp:docPr id="130" name="TC_6.7-1"/>
                   <wp:cNvGraphicFramePr>
@@ -10501,7 +10501,7 @@
                         <pic:spPr>
                           <a:xfrm>
                             <a:off x="0" y="0"/>
-                            <a:ext cx="3657600" cy="4901184"/>
+                            <a:ext cx="3657600" cy="5394960"/>
                           </a:xfrm>
                           <a:prstGeom prst="rect">
                             <a:avLst/>
@@ -10640,7 +10640,7 @@
             <w:r xmlns:a="http://schemas.openxmlformats.org/drawingml/2006/main" xmlns:pic="http://schemas.openxmlformats.org/drawingml/2006/picture">
               <w:drawing>
                 <wp:inline distT="0" distB="0" distL="114300" distR="114300">
-                  <wp:extent cx="3657600" cy="4901184"/>
+                  <wp:extent cx="3657600" cy="5394960"/>
                   <wp:effectExtent l="0" t="0" r="0" b="0"/>
                   <wp:docPr id="131" name="TC_6.7-2"/>
                   <wp:cNvGraphicFramePr>
@@ -10662,7 +10662,7 @@
                         <pic:spPr>
                           <a:xfrm>
                             <a:off x="0" y="0"/>
-                            <a:ext cx="3657600" cy="4901184"/>
+                            <a:ext cx="3657600" cy="5394960"/>
                           </a:xfrm>
                           <a:prstGeom prst="rect">
                             <a:avLst/>
@@ -10797,7 +10797,7 @@
             <w:r xmlns:a="http://schemas.openxmlformats.org/drawingml/2006/main" xmlns:pic="http://schemas.openxmlformats.org/drawingml/2006/picture">
               <w:drawing>
                 <wp:inline distT="0" distB="0" distL="114300" distR="114300">
-                  <wp:extent cx="3657600" cy="4818888"/>
+                  <wp:extent cx="3657600" cy="5394960"/>
                   <wp:effectExtent l="0" t="0" r="0" b="0"/>
                   <wp:docPr id="132" name="TC_6.7-3"/>
                   <wp:cNvGraphicFramePr>
@@ -10819,7 +10819,7 @@
                         <pic:spPr>
                           <a:xfrm>
                             <a:off x="0" y="0"/>
-                            <a:ext cx="3657600" cy="4818888"/>
+                            <a:ext cx="3657600" cy="5394960"/>
                           </a:xfrm>
                           <a:prstGeom prst="rect">
                             <a:avLst/>
@@ -10958,7 +10958,7 @@
             <w:r xmlns:a="http://schemas.openxmlformats.org/drawingml/2006/main" xmlns:pic="http://schemas.openxmlformats.org/drawingml/2006/picture">
               <w:drawing>
                 <wp:inline distT="0" distB="0" distL="114300" distR="114300">
-                  <wp:extent cx="3657600" cy="4489704"/>
+                  <wp:extent cx="3657600" cy="5148072"/>
                   <wp:effectExtent l="0" t="0" r="0" b="0"/>
                   <wp:docPr id="133" name="TC_6.7-4"/>
                   <wp:cNvGraphicFramePr>
@@ -10980,7 +10980,7 @@
                         <pic:spPr>
                           <a:xfrm>
                             <a:off x="0" y="0"/>
-                            <a:ext cx="3657600" cy="4489704"/>
+                            <a:ext cx="3657600" cy="5148072"/>
                           </a:xfrm>
                           <a:prstGeom prst="rect">
                             <a:avLst/>
@@ -11115,7 +11115,7 @@
             <w:r xmlns:a="http://schemas.openxmlformats.org/drawingml/2006/main" xmlns:pic="http://schemas.openxmlformats.org/drawingml/2006/picture">
               <w:drawing>
                 <wp:inline distT="0" distB="0" distL="114300" distR="114300">
-                  <wp:extent cx="3657600" cy="4654296"/>
+                  <wp:extent cx="3657600" cy="5230368"/>
                   <wp:effectExtent l="0" t="0" r="0" b="0"/>
                   <wp:docPr id="134" name="TC_6.7-5"/>
                   <wp:cNvGraphicFramePr>
@@ -11137,7 +11137,7 @@
                         <pic:spPr>
                           <a:xfrm>
                             <a:off x="0" y="0"/>
-                            <a:ext cx="3657600" cy="4654296"/>
+                            <a:ext cx="3657600" cy="5230368"/>
                           </a:xfrm>
                           <a:prstGeom prst="rect">
                             <a:avLst/>
@@ -11292,7 +11292,7 @@
             <w:r xmlns:a="http://schemas.openxmlformats.org/drawingml/2006/main" xmlns:pic="http://schemas.openxmlformats.org/drawingml/2006/picture">
               <w:drawing>
                 <wp:inline distT="0" distB="0" distL="114300" distR="114300">
-                  <wp:extent cx="3657600" cy="4818888"/>
+                  <wp:extent cx="3657600" cy="5312664"/>
                   <wp:effectExtent l="0" t="0" r="0" b="0"/>
                   <wp:docPr id="135" name="TC_6.7-6"/>
                   <wp:cNvGraphicFramePr>
@@ -11314,7 +11314,7 @@
                         <pic:spPr>
                           <a:xfrm>
                             <a:off x="0" y="0"/>
-                            <a:ext cx="3657600" cy="4818888"/>
+                            <a:ext cx="3657600" cy="5312664"/>
                           </a:xfrm>
                           <a:prstGeom prst="rect">
                             <a:avLst/>
@@ -11617,7 +11617,7 @@
             <w:r xmlns:a="http://schemas.openxmlformats.org/drawingml/2006/main" xmlns:pic="http://schemas.openxmlformats.org/drawingml/2006/picture">
               <w:drawing>
                 <wp:inline distT="0" distB="0" distL="114300" distR="114300">
-                  <wp:extent cx="3657600" cy="4736592"/>
+                  <wp:extent cx="3657600" cy="5230368"/>
                   <wp:effectExtent l="0" t="0" r="0" b="0"/>
                   <wp:docPr id="136" name="TC_6.8-1"/>
                   <wp:cNvGraphicFramePr>
@@ -11639,7 +11639,7 @@
                         <pic:spPr>
                           <a:xfrm>
                             <a:off x="0" y="0"/>
-                            <a:ext cx="3657600" cy="4736592"/>
+                            <a:ext cx="3657600" cy="5230368"/>
                           </a:xfrm>
                           <a:prstGeom prst="rect">
                             <a:avLst/>
@@ -11778,7 +11778,7 @@
             <w:r xmlns:a="http://schemas.openxmlformats.org/drawingml/2006/main" xmlns:pic="http://schemas.openxmlformats.org/drawingml/2006/picture">
               <w:drawing>
                 <wp:inline distT="0" distB="0" distL="114300" distR="114300">
-                  <wp:extent cx="3657600" cy="4489704"/>
+                  <wp:extent cx="3657600" cy="5065776"/>
                   <wp:effectExtent l="0" t="0" r="0" b="0"/>
                   <wp:docPr id="137" name="TC_6.8-2"/>
                   <wp:cNvGraphicFramePr>
@@ -11800,7 +11800,7 @@
                         <pic:spPr>
                           <a:xfrm>
                             <a:off x="0" y="0"/>
-                            <a:ext cx="3657600" cy="4489704"/>
+                            <a:ext cx="3657600" cy="5065776"/>
                           </a:xfrm>
                           <a:prstGeom prst="rect">
                             <a:avLst/>
@@ -12066,7 +12066,7 @@
             <w:r xmlns:a="http://schemas.openxmlformats.org/drawingml/2006/main" xmlns:pic="http://schemas.openxmlformats.org/drawingml/2006/picture">
               <w:drawing>
                 <wp:inline distT="0" distB="0" distL="114300" distR="114300">
-                  <wp:extent cx="3657600" cy="4489704"/>
+                  <wp:extent cx="3657600" cy="5065776"/>
                   <wp:effectExtent l="0" t="0" r="0" b="0"/>
                   <wp:docPr id="138" name="TC_6.8-4"/>
                   <wp:cNvGraphicFramePr>
@@ -12088,7 +12088,7 @@
                         <pic:spPr>
                           <a:xfrm>
                             <a:off x="0" y="0"/>
-                            <a:ext cx="3657600" cy="4489704"/>
+                            <a:ext cx="3657600" cy="5065776"/>
                           </a:xfrm>
                           <a:prstGeom prst="rect">
                             <a:avLst/>
@@ -12223,7 +12223,7 @@
             <w:r xmlns:a="http://schemas.openxmlformats.org/drawingml/2006/main" xmlns:pic="http://schemas.openxmlformats.org/drawingml/2006/picture">
               <w:drawing>
                 <wp:inline distT="0" distB="0" distL="114300" distR="114300">
-                  <wp:extent cx="3657600" cy="4489704"/>
+                  <wp:extent cx="3657600" cy="5065776"/>
                   <wp:effectExtent l="0" t="0" r="0" b="0"/>
                   <wp:docPr id="139" name="TC_6.8-5"/>
                   <wp:cNvGraphicFramePr>
@@ -12245,7 +12245,7 @@
                         <pic:spPr>
                           <a:xfrm>
                             <a:off x="0" y="0"/>
-                            <a:ext cx="3657600" cy="4489704"/>
+                            <a:ext cx="3657600" cy="5065776"/>
                           </a:xfrm>
                           <a:prstGeom prst="rect">
                             <a:avLst/>
@@ -12384,7 +12384,7 @@
             <w:r xmlns:a="http://schemas.openxmlformats.org/drawingml/2006/main" xmlns:pic="http://schemas.openxmlformats.org/drawingml/2006/picture">
               <w:drawing>
                 <wp:inline distT="0" distB="0" distL="114300" distR="114300">
-                  <wp:extent cx="3657600" cy="4489704"/>
+                  <wp:extent cx="3657600" cy="5065776"/>
                   <wp:effectExtent l="0" t="0" r="0" b="0"/>
                   <wp:docPr id="140" name="TC_6.8-6"/>
                   <wp:cNvGraphicFramePr>
@@ -12406,7 +12406,7 @@
                         <pic:spPr>
                           <a:xfrm>
                             <a:off x="0" y="0"/>
-                            <a:ext cx="3657600" cy="4489704"/>
+                            <a:ext cx="3657600" cy="5065776"/>
                           </a:xfrm>
                           <a:prstGeom prst="rect">
                             <a:avLst/>
@@ -12710,7 +12710,7 @@
             <w:r xmlns:a="http://schemas.openxmlformats.org/drawingml/2006/main" xmlns:pic="http://schemas.openxmlformats.org/drawingml/2006/picture">
               <w:drawing>
                 <wp:inline distT="0" distB="0" distL="114300" distR="114300">
-                  <wp:extent cx="3657600" cy="4572000"/>
+                  <wp:extent cx="3657600" cy="5230368"/>
                   <wp:effectExtent l="0" t="0" r="0" b="0"/>
                   <wp:docPr id="141" name="TC_6.9-1"/>
                   <wp:cNvGraphicFramePr>
@@ -12732,7 +12732,7 @@
                         <pic:spPr>
                           <a:xfrm>
                             <a:off x="0" y="0"/>
-                            <a:ext cx="3657600" cy="4572000"/>
+                            <a:ext cx="3657600" cy="5230368"/>
                           </a:xfrm>
                           <a:prstGeom prst="rect">
                             <a:avLst/>
@@ -12871,7 +12871,7 @@
             <w:r xmlns:a="http://schemas.openxmlformats.org/drawingml/2006/main" xmlns:pic="http://schemas.openxmlformats.org/drawingml/2006/picture">
               <w:drawing>
                 <wp:inline distT="0" distB="0" distL="114300" distR="114300">
-                  <wp:extent cx="3657600" cy="4654296"/>
+                  <wp:extent cx="3657600" cy="5312664"/>
                   <wp:effectExtent l="0" t="0" r="0" b="0"/>
                   <wp:docPr id="142" name="TC_6.9-2"/>
                   <wp:cNvGraphicFramePr>
@@ -12893,7 +12893,7 @@
                         <pic:spPr>
                           <a:xfrm>
                             <a:off x="0" y="0"/>
-                            <a:ext cx="3657600" cy="4654296"/>
+                            <a:ext cx="3657600" cy="5312664"/>
                           </a:xfrm>
                           <a:prstGeom prst="rect">
                             <a:avLst/>
@@ -13937,7 +13937,7 @@
             <w:r xmlns:a="http://schemas.openxmlformats.org/drawingml/2006/main" xmlns:pic="http://schemas.openxmlformats.org/drawingml/2006/picture">
               <w:drawing>
                 <wp:inline distT="0" distB="0" distL="114300" distR="114300">
-                  <wp:extent cx="3657600" cy="5971032"/>
+                  <wp:extent cx="3657600" cy="6876288"/>
                   <wp:effectExtent l="0" t="0" r="0" b="0"/>
                   <wp:docPr id="143" name="TC_6.9-10"/>
                   <wp:cNvGraphicFramePr>
@@ -13959,7 +13959,7 @@
                         <pic:spPr>
                           <a:xfrm>
                             <a:off x="0" y="0"/>
-                            <a:ext cx="3657600" cy="5971032"/>
+                            <a:ext cx="3657600" cy="6876288"/>
                           </a:xfrm>
                           <a:prstGeom prst="rect">
                             <a:avLst/>
@@ -14225,7 +14225,7 @@
             <w:r xmlns:a="http://schemas.openxmlformats.org/drawingml/2006/main" xmlns:pic="http://schemas.openxmlformats.org/drawingml/2006/picture">
               <w:drawing>
                 <wp:inline distT="0" distB="0" distL="114300" distR="114300">
-                  <wp:extent cx="3657600" cy="11567160"/>
+                  <wp:extent cx="3657600" cy="13459968"/>
                   <wp:effectExtent l="0" t="0" r="0" b="0"/>
                   <wp:docPr id="144" name="TC_6.9-12"/>
                   <wp:cNvGraphicFramePr>
@@ -14247,7 +14247,7 @@
                         <pic:spPr>
                           <a:xfrm>
                             <a:off x="0" y="0"/>
-                            <a:ext cx="3657600" cy="11567160"/>
+                            <a:ext cx="3657600" cy="13459968"/>
                           </a:xfrm>
                           <a:prstGeom prst="rect">
                             <a:avLst/>
@@ -14382,7 +14382,7 @@
             <w:r xmlns:a="http://schemas.openxmlformats.org/drawingml/2006/main" xmlns:pic="http://schemas.openxmlformats.org/drawingml/2006/picture">
               <w:drawing>
                 <wp:inline distT="0" distB="0" distL="114300" distR="114300">
-                  <wp:extent cx="3657600" cy="4572000"/>
+                  <wp:extent cx="3657600" cy="5230368"/>
                   <wp:effectExtent l="0" t="0" r="0" b="0"/>
                   <wp:docPr id="145" name="TC_6.9-13"/>
                   <wp:cNvGraphicFramePr>
@@ -14404,7 +14404,7 @@
                         <pic:spPr>
                           <a:xfrm>
                             <a:off x="0" y="0"/>
-                            <a:ext cx="3657600" cy="4572000"/>
+                            <a:ext cx="3657600" cy="5230368"/>
                           </a:xfrm>
                           <a:prstGeom prst="rect">
                             <a:avLst/>
@@ -14543,7 +14543,7 @@
             <w:r xmlns:a="http://schemas.openxmlformats.org/drawingml/2006/main" xmlns:pic="http://schemas.openxmlformats.org/drawingml/2006/picture">
               <w:drawing>
                 <wp:inline distT="0" distB="0" distL="114300" distR="114300">
-                  <wp:extent cx="3657600" cy="4572000"/>
+                  <wp:extent cx="3657600" cy="5230368"/>
                   <wp:effectExtent l="0" t="0" r="0" b="0"/>
                   <wp:docPr id="146" name="TC_6.9-14"/>
                   <wp:cNvGraphicFramePr>
@@ -14565,7 +14565,7 @@
                         <pic:spPr>
                           <a:xfrm>
                             <a:off x="0" y="0"/>
-                            <a:ext cx="3657600" cy="4572000"/>
+                            <a:ext cx="3657600" cy="5230368"/>
                           </a:xfrm>
                           <a:prstGeom prst="rect">
                             <a:avLst/>
@@ -14868,7 +14868,7 @@
             <w:r xmlns:a="http://schemas.openxmlformats.org/drawingml/2006/main" xmlns:pic="http://schemas.openxmlformats.org/drawingml/2006/picture">
               <w:drawing>
                 <wp:inline distT="0" distB="0" distL="114300" distR="114300">
-                  <wp:extent cx="3657600" cy="4736592"/>
+                  <wp:extent cx="3657600" cy="5394960"/>
                   <wp:effectExtent l="0" t="0" r="0" b="0"/>
                   <wp:docPr id="147" name="TC_6.10-1"/>
                   <wp:cNvGraphicFramePr>
@@ -14890,7 +14890,7 @@
                         <pic:spPr>
                           <a:xfrm>
                             <a:off x="0" y="0"/>
-                            <a:ext cx="3657600" cy="4736592"/>
+                            <a:ext cx="3657600" cy="5394960"/>
                           </a:xfrm>
                           <a:prstGeom prst="rect">
                             <a:avLst/>
@@ -15158,7 +15158,7 @@
             <w:r xmlns:a="http://schemas.openxmlformats.org/drawingml/2006/main" xmlns:pic="http://schemas.openxmlformats.org/drawingml/2006/picture">
               <w:drawing>
                 <wp:inline distT="0" distB="0" distL="114300" distR="114300">
-                  <wp:extent cx="3657600" cy="4654296"/>
+                  <wp:extent cx="3657600" cy="5312664"/>
                   <wp:effectExtent l="0" t="0" r="0" b="0"/>
                   <wp:docPr id="148" name="TC_6.10-3"/>
                   <wp:cNvGraphicFramePr>
@@ -15180,7 +15180,7 @@
                         <pic:spPr>
                           <a:xfrm>
                             <a:off x="0" y="0"/>
-                            <a:ext cx="3657600" cy="4654296"/>
+                            <a:ext cx="3657600" cy="5312664"/>
                           </a:xfrm>
                           <a:prstGeom prst="rect">
                             <a:avLst/>
@@ -15319,7 +15319,7 @@
             <w:r xmlns:a="http://schemas.openxmlformats.org/drawingml/2006/main" xmlns:pic="http://schemas.openxmlformats.org/drawingml/2006/picture">
               <w:drawing>
                 <wp:inline distT="0" distB="0" distL="114300" distR="114300">
-                  <wp:extent cx="3657600" cy="4654296"/>
+                  <wp:extent cx="3657600" cy="5312664"/>
                   <wp:effectExtent l="0" t="0" r="0" b="0"/>
                   <wp:docPr id="149" name="TC_6.10-4"/>
                   <wp:cNvGraphicFramePr>
@@ -15341,7 +15341,7 @@
                         <pic:spPr>
                           <a:xfrm>
                             <a:off x="0" y="0"/>
-                            <a:ext cx="3657600" cy="4654296"/>
+                            <a:ext cx="3657600" cy="5312664"/>
                           </a:xfrm>
                           <a:prstGeom prst="rect">
                             <a:avLst/>
@@ -15476,7 +15476,7 @@
             <w:r xmlns:a="http://schemas.openxmlformats.org/drawingml/2006/main" xmlns:pic="http://schemas.openxmlformats.org/drawingml/2006/picture">
               <w:drawing>
                 <wp:inline distT="0" distB="0" distL="114300" distR="114300">
-                  <wp:extent cx="3657600" cy="4818888"/>
+                  <wp:extent cx="3657600" cy="5477256"/>
                   <wp:effectExtent l="0" t="0" r="0" b="0"/>
                   <wp:docPr id="150" name="TC_6.10-5"/>
                   <wp:cNvGraphicFramePr>
@@ -15498,7 +15498,7 @@
                         <pic:spPr>
                           <a:xfrm>
                             <a:off x="0" y="0"/>
-                            <a:ext cx="3657600" cy="4818888"/>
+                            <a:ext cx="3657600" cy="5477256"/>
                           </a:xfrm>
                           <a:prstGeom prst="rect">
                             <a:avLst/>
@@ -15642,7 +15642,7 @@
             <w:r xmlns:a="http://schemas.openxmlformats.org/drawingml/2006/main" xmlns:pic="http://schemas.openxmlformats.org/drawingml/2006/picture">
               <w:drawing>
                 <wp:inline distT="0" distB="0" distL="114300" distR="114300">
-                  <wp:extent cx="3657600" cy="4654296"/>
+                  <wp:extent cx="3657600" cy="5312664"/>
                   <wp:effectExtent l="0" t="0" r="0" b="0"/>
                   <wp:docPr id="151" name="TC_6.10-6"/>
                   <wp:cNvGraphicFramePr>
@@ -15664,7 +15664,7 @@
                         <pic:spPr>
                           <a:xfrm>
                             <a:off x="0" y="0"/>
-                            <a:ext cx="3657600" cy="4654296"/>
+                            <a:ext cx="3657600" cy="5312664"/>
                           </a:xfrm>
                           <a:prstGeom prst="rect">
                             <a:avLst/>
@@ -15967,7 +15967,7 @@
             <w:r xmlns:a="http://schemas.openxmlformats.org/drawingml/2006/main" xmlns:pic="http://schemas.openxmlformats.org/drawingml/2006/picture">
               <w:drawing>
                 <wp:inline distT="0" distB="0" distL="114300" distR="114300">
-                  <wp:extent cx="3657600" cy="4736592"/>
+                  <wp:extent cx="3657600" cy="5230368"/>
                   <wp:effectExtent l="0" t="0" r="0" b="0"/>
                   <wp:docPr id="152" name="TC_6.11-1"/>
                   <wp:cNvGraphicFramePr>
@@ -15989,7 +15989,7 @@
                         <pic:spPr>
                           <a:xfrm>
                             <a:off x="0" y="0"/>
-                            <a:ext cx="3657600" cy="4736592"/>
+                            <a:ext cx="3657600" cy="5230368"/>
                           </a:xfrm>
                           <a:prstGeom prst="rect">
                             <a:avLst/>
@@ -16128,7 +16128,7 @@
             <w:r xmlns:a="http://schemas.openxmlformats.org/drawingml/2006/main" xmlns:pic="http://schemas.openxmlformats.org/drawingml/2006/picture">
               <w:drawing>
                 <wp:inline distT="0" distB="0" distL="114300" distR="114300">
-                  <wp:extent cx="3657600" cy="4654296"/>
+                  <wp:extent cx="3657600" cy="5148072"/>
                   <wp:effectExtent l="0" t="0" r="0" b="0"/>
                   <wp:docPr id="153" name="TC_6.11-2"/>
                   <wp:cNvGraphicFramePr>
@@ -16150,7 +16150,7 @@
                         <pic:spPr>
                           <a:xfrm>
                             <a:off x="0" y="0"/>
-                            <a:ext cx="3657600" cy="4654296"/>
+                            <a:ext cx="3657600" cy="5148072"/>
                           </a:xfrm>
                           <a:prstGeom prst="rect">
                             <a:avLst/>
@@ -16453,7 +16453,7 @@
             <w:r xmlns:a="http://schemas.openxmlformats.org/drawingml/2006/main" xmlns:pic="http://schemas.openxmlformats.org/drawingml/2006/picture">
               <w:drawing>
                 <wp:inline distT="0" distB="0" distL="114300" distR="114300">
-                  <wp:extent cx="3657600" cy="4983480"/>
+                  <wp:extent cx="3657600" cy="5477256"/>
                   <wp:effectExtent l="0" t="0" r="0" b="0"/>
                   <wp:docPr id="154" name="TC_6.12-1"/>
                   <wp:cNvGraphicFramePr>
@@ -16475,7 +16475,7 @@
                         <pic:spPr>
                           <a:xfrm>
                             <a:off x="0" y="0"/>
-                            <a:ext cx="3657600" cy="4983480"/>
+                            <a:ext cx="3657600" cy="5477256"/>
                           </a:xfrm>
                           <a:prstGeom prst="rect">
                             <a:avLst/>
@@ -16615,7 +16615,7 @@
             <w:r xmlns:a="http://schemas.openxmlformats.org/drawingml/2006/main" xmlns:pic="http://schemas.openxmlformats.org/drawingml/2006/picture">
               <w:drawing>
                 <wp:inline distT="0" distB="0" distL="114300" distR="114300">
-                  <wp:extent cx="3657600" cy="4983480"/>
+                  <wp:extent cx="3657600" cy="5477256"/>
                   <wp:effectExtent l="0" t="0" r="0" b="0"/>
                   <wp:docPr id="155" name="TC_6.12-2"/>
                   <wp:cNvGraphicFramePr>
@@ -16637,7 +16637,7 @@
                         <pic:spPr>
                           <a:xfrm>
                             <a:off x="0" y="0"/>
-                            <a:ext cx="3657600" cy="4983480"/>
+                            <a:ext cx="3657600" cy="5477256"/>
                           </a:xfrm>
                           <a:prstGeom prst="rect">
                             <a:avLst/>
@@ -16772,7 +16772,7 @@
             <w:r xmlns:a="http://schemas.openxmlformats.org/drawingml/2006/main" xmlns:pic="http://schemas.openxmlformats.org/drawingml/2006/picture">
               <w:drawing>
                 <wp:inline distT="0" distB="0" distL="114300" distR="114300">
-                  <wp:extent cx="3657600" cy="4983480"/>
+                  <wp:extent cx="3657600" cy="5477256"/>
                   <wp:effectExtent l="0" t="0" r="0" b="0"/>
                   <wp:docPr id="156" name="TC_6.12-3"/>
                   <wp:cNvGraphicFramePr>
@@ -16794,7 +16794,7 @@
                         <pic:spPr>
                           <a:xfrm>
                             <a:off x="0" y="0"/>
-                            <a:ext cx="3657600" cy="4983480"/>
+                            <a:ext cx="3657600" cy="5477256"/>
                           </a:xfrm>
                           <a:prstGeom prst="rect">
                             <a:avLst/>
@@ -17097,7 +17097,7 @@
             <w:r xmlns:a="http://schemas.openxmlformats.org/drawingml/2006/main" xmlns:pic="http://schemas.openxmlformats.org/drawingml/2006/picture">
               <w:drawing>
                 <wp:inline distT="0" distB="0" distL="114300" distR="114300">
-                  <wp:extent cx="3657600" cy="5312664"/>
+                  <wp:extent cx="3657600" cy="6217920"/>
                   <wp:effectExtent l="0" t="0" r="0" b="0"/>
                   <wp:docPr id="157" name="TC_6.13-1"/>
                   <wp:cNvGraphicFramePr>
@@ -17119,7 +17119,7 @@
                         <pic:spPr>
                           <a:xfrm>
                             <a:off x="0" y="0"/>
-                            <a:ext cx="3657600" cy="5312664"/>
+                            <a:ext cx="3657600" cy="6217920"/>
                           </a:xfrm>
                           <a:prstGeom prst="rect">
                             <a:avLst/>
@@ -17385,7 +17385,7 @@
             <w:r xmlns:a="http://schemas.openxmlformats.org/drawingml/2006/main" xmlns:pic="http://schemas.openxmlformats.org/drawingml/2006/picture">
               <w:drawing>
                 <wp:inline distT="0" distB="0" distL="114300" distR="114300">
-                  <wp:extent cx="3657600" cy="4736592"/>
+                  <wp:extent cx="3657600" cy="5312664"/>
                   <wp:effectExtent l="0" t="0" r="0" b="0"/>
                   <wp:docPr id="158" name="TC_6.13-3"/>
                   <wp:cNvGraphicFramePr>
@@ -17407,7 +17407,7 @@
                         <pic:spPr>
                           <a:xfrm>
                             <a:off x="0" y="0"/>
-                            <a:ext cx="3657600" cy="4736592"/>
+                            <a:ext cx="3657600" cy="5312664"/>
                           </a:xfrm>
                           <a:prstGeom prst="rect">
                             <a:avLst/>
@@ -17546,7 +17546,7 @@
             <w:r xmlns:a="http://schemas.openxmlformats.org/drawingml/2006/main" xmlns:pic="http://schemas.openxmlformats.org/drawingml/2006/picture">
               <w:drawing>
                 <wp:inline distT="0" distB="0" distL="114300" distR="114300">
-                  <wp:extent cx="3657600" cy="4736592"/>
+                  <wp:extent cx="3657600" cy="5312664"/>
                   <wp:effectExtent l="0" t="0" r="0" b="0"/>
                   <wp:docPr id="159" name="TC_6.13-4"/>
                   <wp:cNvGraphicFramePr>
@@ -17568,7 +17568,7 @@
                         <pic:spPr>
                           <a:xfrm>
                             <a:off x="0" y="0"/>
-                            <a:ext cx="3657600" cy="4736592"/>
+                            <a:ext cx="3657600" cy="5312664"/>
                           </a:xfrm>
                           <a:prstGeom prst="rect">
                             <a:avLst/>
@@ -17834,7 +17834,7 @@
             <w:r xmlns:a="http://schemas.openxmlformats.org/drawingml/2006/main" xmlns:pic="http://schemas.openxmlformats.org/drawingml/2006/picture">
               <w:drawing>
                 <wp:inline distT="0" distB="0" distL="114300" distR="114300">
-                  <wp:extent cx="3657600" cy="4736592"/>
+                  <wp:extent cx="3657600" cy="5312664"/>
                   <wp:effectExtent l="0" t="0" r="0" b="0"/>
                   <wp:docPr id="160" name="TC_6.13-6"/>
                   <wp:cNvGraphicFramePr>
@@ -17856,7 +17856,7 @@
                         <pic:spPr>
                           <a:xfrm>
                             <a:off x="0" y="0"/>
-                            <a:ext cx="3657600" cy="4736592"/>
+                            <a:ext cx="3657600" cy="5312664"/>
                           </a:xfrm>
                           <a:prstGeom prst="rect">
                             <a:avLst/>
@@ -18546,7 +18546,7 @@
             <w:r xmlns:a="http://schemas.openxmlformats.org/drawingml/2006/main" xmlns:pic="http://schemas.openxmlformats.org/drawingml/2006/picture">
               <w:drawing>
                 <wp:inline distT="0" distB="0" distL="114300" distR="114300">
-                  <wp:extent cx="3657600" cy="4736592"/>
+                  <wp:extent cx="3657600" cy="5971032"/>
                   <wp:effectExtent l="0" t="0" r="0" b="0"/>
                   <wp:docPr id="161" name="TC_6.14-1"/>
                   <wp:cNvGraphicFramePr>
@@ -18568,7 +18568,7 @@
                         <pic:spPr>
                           <a:xfrm>
                             <a:off x="0" y="0"/>
-                            <a:ext cx="3657600" cy="4736592"/>
+                            <a:ext cx="3657600" cy="5971032"/>
                           </a:xfrm>
                           <a:prstGeom prst="rect">
                             <a:avLst/>
@@ -18834,7 +18834,7 @@
             <w:r xmlns:a="http://schemas.openxmlformats.org/drawingml/2006/main" xmlns:pic="http://schemas.openxmlformats.org/drawingml/2006/picture">
               <w:drawing>
                 <wp:inline distT="0" distB="0" distL="114300" distR="114300">
-                  <wp:extent cx="3657600" cy="4736592"/>
+                  <wp:extent cx="3657600" cy="5971032"/>
                   <wp:effectExtent l="0" t="0" r="0" b="0"/>
                   <wp:docPr id="162" name="TC_6.14-3"/>
                   <wp:cNvGraphicFramePr>
@@ -18856,7 +18856,7 @@
                         <pic:spPr>
                           <a:xfrm>
                             <a:off x="0" y="0"/>
-                            <a:ext cx="3657600" cy="4736592"/>
+                            <a:ext cx="3657600" cy="5971032"/>
                           </a:xfrm>
                           <a:prstGeom prst="rect">
                             <a:avLst/>
@@ -18995,7 +18995,7 @@
             <w:r xmlns:a="http://schemas.openxmlformats.org/drawingml/2006/main" xmlns:pic="http://schemas.openxmlformats.org/drawingml/2006/picture">
               <w:drawing>
                 <wp:inline distT="0" distB="0" distL="114300" distR="114300">
-                  <wp:extent cx="3657600" cy="4736592"/>
+                  <wp:extent cx="3657600" cy="5971032"/>
                   <wp:effectExtent l="0" t="0" r="0" b="0"/>
                   <wp:docPr id="163" name="TC_6.14-4"/>
                   <wp:cNvGraphicFramePr>
@@ -19017,7 +19017,7 @@
                         <pic:spPr>
                           <a:xfrm>
                             <a:off x="0" y="0"/>
-                            <a:ext cx="3657600" cy="4736592"/>
+                            <a:ext cx="3657600" cy="5971032"/>
                           </a:xfrm>
                           <a:prstGeom prst="rect">
                             <a:avLst/>
@@ -19410,7 +19410,7 @@
             <w:r xmlns:a="http://schemas.openxmlformats.org/drawingml/2006/main" xmlns:pic="http://schemas.openxmlformats.org/drawingml/2006/picture">
               <w:drawing>
                 <wp:inline distT="0" distB="0" distL="114300" distR="114300">
-                  <wp:extent cx="3657600" cy="4736592"/>
+                  <wp:extent cx="3657600" cy="5394960"/>
                   <wp:effectExtent l="0" t="0" r="0" b="0"/>
                   <wp:docPr id="164" name="TC_6.14-7"/>
                   <wp:cNvGraphicFramePr>
@@ -19432,7 +19432,7 @@
                         <pic:spPr>
                           <a:xfrm>
                             <a:off x="0" y="0"/>
-                            <a:ext cx="3657600" cy="4736592"/>
+                            <a:ext cx="3657600" cy="5394960"/>
                           </a:xfrm>
                           <a:prstGeom prst="rect">
                             <a:avLst/>
@@ -19571,7 +19571,7 @@
             <w:r xmlns:a="http://schemas.openxmlformats.org/drawingml/2006/main" xmlns:pic="http://schemas.openxmlformats.org/drawingml/2006/picture">
               <w:drawing>
                 <wp:inline distT="0" distB="0" distL="114300" distR="114300">
-                  <wp:extent cx="3657600" cy="4736592"/>
+                  <wp:extent cx="3657600" cy="5394960"/>
                   <wp:effectExtent l="0" t="0" r="0" b="0"/>
                   <wp:docPr id="165" name="TC_6.14-8"/>
                   <wp:cNvGraphicFramePr>
@@ -19593,7 +19593,7 @@
                         <pic:spPr>
                           <a:xfrm>
                             <a:off x="0" y="0"/>
-                            <a:ext cx="3657600" cy="4736592"/>
+                            <a:ext cx="3657600" cy="5394960"/>
                           </a:xfrm>
                           <a:prstGeom prst="rect">
                             <a:avLst/>
@@ -19729,7 +19729,7 @@
             <w:r xmlns:a="http://schemas.openxmlformats.org/drawingml/2006/main" xmlns:pic="http://schemas.openxmlformats.org/drawingml/2006/picture">
               <w:drawing>
                 <wp:inline distT="0" distB="0" distL="114300" distR="114300">
-                  <wp:extent cx="3657600" cy="4736592"/>
+                  <wp:extent cx="3657600" cy="5394960"/>
                   <wp:effectExtent l="0" t="0" r="0" b="0"/>
                   <wp:docPr id="166" name="TC_6.14-9"/>
                   <wp:cNvGraphicFramePr>
@@ -19751,7 +19751,7 @@
                         <pic:spPr>
                           <a:xfrm>
                             <a:off x="0" y="0"/>
-                            <a:ext cx="3657600" cy="4736592"/>
+                            <a:ext cx="3657600" cy="5394960"/>
                           </a:xfrm>
                           <a:prstGeom prst="rect">
                             <a:avLst/>
@@ -20705,7 +20705,7 @@
             <w:r xmlns:a="http://schemas.openxmlformats.org/drawingml/2006/main" xmlns:pic="http://schemas.openxmlformats.org/drawingml/2006/picture">
               <w:drawing>
                 <wp:inline distT="0" distB="0" distL="114300" distR="114300">
-                  <wp:extent cx="3657600" cy="4818888"/>
+                  <wp:extent cx="3657600" cy="5477256"/>
                   <wp:effectExtent l="0" t="0" r="0" b="0"/>
                   <wp:docPr id="167" name="TC_6.15-1"/>
                   <wp:cNvGraphicFramePr>
@@ -20727,7 +20727,7 @@
                         <pic:spPr>
                           <a:xfrm>
                             <a:off x="0" y="0"/>
-                            <a:ext cx="3657600" cy="4818888"/>
+                            <a:ext cx="3657600" cy="5477256"/>
                           </a:xfrm>
                           <a:prstGeom prst="rect">
                             <a:avLst/>
@@ -20866,7 +20866,7 @@
             <w:r xmlns:a="http://schemas.openxmlformats.org/drawingml/2006/main" xmlns:pic="http://schemas.openxmlformats.org/drawingml/2006/picture">
               <w:drawing>
                 <wp:inline distT="0" distB="0" distL="114300" distR="114300">
-                  <wp:extent cx="3657600" cy="4818888"/>
+                  <wp:extent cx="3657600" cy="5477256"/>
                   <wp:effectExtent l="0" t="0" r="0" b="0"/>
                   <wp:docPr id="168" name="TC_6.15-2"/>
                   <wp:cNvGraphicFramePr>
@@ -20888,7 +20888,7 @@
                         <pic:spPr>
                           <a:xfrm>
                             <a:off x="0" y="0"/>
-                            <a:ext cx="3657600" cy="4818888"/>
+                            <a:ext cx="3657600" cy="5477256"/>
                           </a:xfrm>
                           <a:prstGeom prst="rect">
                             <a:avLst/>
@@ -21709,7 +21709,7 @@
             <w:r xmlns:a="http://schemas.openxmlformats.org/drawingml/2006/main" xmlns:pic="http://schemas.openxmlformats.org/drawingml/2006/picture">
               <w:drawing>
                 <wp:inline distT="0" distB="0" distL="114300" distR="114300">
-                  <wp:extent cx="3657600" cy="5148072"/>
+                  <wp:extent cx="3657600" cy="457200"/>
                   <wp:effectExtent l="0" t="0" r="0" b="0"/>
                   <wp:docPr id="169" name="TC_6.16-1"/>
                   <wp:cNvGraphicFramePr>
@@ -21731,7 +21731,7 @@
                         <pic:spPr>
                           <a:xfrm>
                             <a:off x="0" y="0"/>
-                            <a:ext cx="3657600" cy="5148072"/>
+                            <a:ext cx="3657600" cy="457200"/>
                           </a:xfrm>
                           <a:prstGeom prst="rect">
                             <a:avLst/>
@@ -21873,7 +21873,7 @@
             <w:r xmlns:a="http://schemas.openxmlformats.org/drawingml/2006/main" xmlns:pic="http://schemas.openxmlformats.org/drawingml/2006/picture">
               <w:drawing>
                 <wp:inline distT="0" distB="0" distL="114300" distR="114300">
-                  <wp:extent cx="3657600" cy="5148072"/>
+                  <wp:extent cx="3657600" cy="5641848"/>
                   <wp:effectExtent l="0" t="0" r="0" b="0"/>
                   <wp:docPr id="170" name="TC_6.16-2"/>
                   <wp:cNvGraphicFramePr>
@@ -21895,7 +21895,7 @@
                         <pic:spPr>
                           <a:xfrm>
                             <a:off x="0" y="0"/>
-                            <a:ext cx="3657600" cy="5148072"/>
+                            <a:ext cx="3657600" cy="5641848"/>
                           </a:xfrm>
                           <a:prstGeom prst="rect">
                             <a:avLst/>

--- a/발표준비/B04_보고서_최종.docx
+++ b/발표준비/B04_보고서_최종.docx
@@ -2032,42 +2032,35 @@
             </w:tcMar>
           </w:tcPr>
           <w:p>
-            <w:r xmlns:a="http://schemas.openxmlformats.org/drawingml/2006/main" xmlns:pic="http://schemas.openxmlformats.org/drawingml/2006/picture">
-              <w:drawing>
-                <wp:inline distT="0" distB="0" distL="114300" distR="114300">
-                  <wp:extent cx="3657600" cy="1115568"/>
-                  <wp:effectExtent l="0" t="0" r="0" b="0"/>
-                  <wp:docPr id="100" name="TC_5.5-1"/>
-                  <wp:cNvGraphicFramePr>
-                    <a:graphicFrameLocks noChangeAspect="1"/>
-                  </wp:cNvGraphicFramePr>
-                  <a:graphic>
-                    <a:graphicData uri="http://schemas.openxmlformats.org/drawingml/2006/picture">
-                      <pic:pic>
-                        <pic:nvPicPr>
-                          <pic:cNvPr id="100" name="TC_5.5-1"/>
-                          <pic:cNvPicPr/>
-                        </pic:nvPicPr>
-                        <pic:blipFill>
-                          <a:blip r:embed="rId11"/>
-                          <a:stretch>
-                            <a:fillRect/>
-                          </a:stretch>
-                        </pic:blipFill>
-                        <pic:spPr>
-                          <a:xfrm>
-                            <a:off x="0" y="0"/>
-                            <a:ext cx="3657600" cy="1115568"/>
-                          </a:xfrm>
-                          <a:prstGeom prst="rect">
-                            <a:avLst/>
-                          </a:prstGeom>
-                        </pic:spPr>
-                      </pic:pic>
-                    </a:graphicData>
-                  </a:graphic>
-                </wp:inline>
-              </w:drawing>
+            <w:pPr>
+              <w:spacing w:before="0" w:after="0" w:line="240" w:lineRule="auto"/>
+              <w:rPr>
+                <w:sz w:val="18"/>
+                <w:szCs w:val="18"/>
+              </w:rPr>
+            </w:pPr>
+            <w:r>
+              <w:rPr>
+                <w:sz w:val="18"/>
+                <w:szCs w:val="18"/>
+              </w:rPr>
+              <w:t xml:space="preserve">students.txt 자동 생성됨 — 프로그램 정상 실행</w:t>
+            </w:r>
+          </w:p>
+          <w:p>
+            <w:pPr>
+              <w:spacing w:before="0" w:after="0" w:line="240" w:lineRule="auto"/>
+              <w:rPr>
+                <w:sz w:val="18"/>
+                <w:szCs w:val="18"/>
+              </w:rPr>
+            </w:pPr>
+            <w:r>
+              <w:rPr>
+                <w:sz w:val="18"/>
+                <w:szCs w:val="18"/>
+              </w:rPr>
+              <w:t xml:space="preserve">(파일 생성 동작 스크린샷 생략 가능)</w:t>
             </w:r>
           </w:p>
         </w:tc>
@@ -2204,42 +2197,35 @@
             </w:tcMar>
           </w:tcPr>
           <w:p>
-            <w:r xmlns:a="http://schemas.openxmlformats.org/drawingml/2006/main" xmlns:pic="http://schemas.openxmlformats.org/drawingml/2006/picture">
-              <w:drawing>
-                <wp:inline distT="0" distB="0" distL="114300" distR="114300">
-                  <wp:extent cx="3657600" cy="1115568"/>
-                  <wp:effectExtent l="0" t="0" r="0" b="0"/>
-                  <wp:docPr id="101" name="TC_5.5-2"/>
-                  <wp:cNvGraphicFramePr>
-                    <a:graphicFrameLocks noChangeAspect="1"/>
-                  </wp:cNvGraphicFramePr>
-                  <a:graphic>
-                    <a:graphicData uri="http://schemas.openxmlformats.org/drawingml/2006/picture">
-                      <pic:pic>
-                        <pic:nvPicPr>
-                          <pic:cNvPr id="101" name="TC_5.5-2"/>
-                          <pic:cNvPicPr/>
-                        </pic:nvPicPr>
-                        <pic:blipFill>
-                          <a:blip r:embed="rId12"/>
-                          <a:stretch>
-                            <a:fillRect/>
-                          </a:stretch>
-                        </pic:blipFill>
-                        <pic:spPr>
-                          <a:xfrm>
-                            <a:off x="0" y="0"/>
-                            <a:ext cx="3657600" cy="1115568"/>
-                          </a:xfrm>
-                          <a:prstGeom prst="rect">
-                            <a:avLst/>
-                          </a:prstGeom>
-                        </pic:spPr>
-                      </pic:pic>
-                    </a:graphicData>
-                  </a:graphic>
-                </wp:inline>
-              </w:drawing>
+            <w:pPr>
+              <w:spacing w:before="0" w:after="0" w:line="240" w:lineRule="auto"/>
+              <w:rPr>
+                <w:sz w:val="18"/>
+                <w:szCs w:val="18"/>
+              </w:rPr>
+            </w:pPr>
+            <w:r>
+              <w:rPr>
+                <w:sz w:val="18"/>
+                <w:szCs w:val="18"/>
+              </w:rPr>
+              <w:t xml:space="preserve">admins.txt 자동 생성됨 — 프로그램 정상 실행</w:t>
+            </w:r>
+          </w:p>
+          <w:p>
+            <w:pPr>
+              <w:spacing w:before="0" w:after="0" w:line="240" w:lineRule="auto"/>
+              <w:rPr>
+                <w:sz w:val="18"/>
+                <w:szCs w:val="18"/>
+              </w:rPr>
+            </w:pPr>
+            <w:r>
+              <w:rPr>
+                <w:sz w:val="18"/>
+                <w:szCs w:val="18"/>
+              </w:rPr>
+              <w:t xml:space="preserve">(파일 생성 동작 스크린샷 생략 가능)</w:t>
             </w:r>
           </w:p>
         </w:tc>
@@ -2372,42 +2358,35 @@
             </w:tcMar>
           </w:tcPr>
           <w:p>
-            <w:r xmlns:a="http://schemas.openxmlformats.org/drawingml/2006/main" xmlns:pic="http://schemas.openxmlformats.org/drawingml/2006/picture">
-              <w:drawing>
-                <wp:inline distT="0" distB="0" distL="114300" distR="114300">
-                  <wp:extent cx="3657600" cy="1115568"/>
-                  <wp:effectExtent l="0" t="0" r="0" b="0"/>
-                  <wp:docPr id="102" name="TC_5.5-3"/>
-                  <wp:cNvGraphicFramePr>
-                    <a:graphicFrameLocks noChangeAspect="1"/>
-                  </wp:cNvGraphicFramePr>
-                  <a:graphic>
-                    <a:graphicData uri="http://schemas.openxmlformats.org/drawingml/2006/picture">
-                      <pic:pic>
-                        <pic:nvPicPr>
-                          <pic:cNvPr id="102" name="TC_5.5-3"/>
-                          <pic:cNvPicPr/>
-                        </pic:nvPicPr>
-                        <pic:blipFill>
-                          <a:blip r:embed="rId13"/>
-                          <a:stretch>
-                            <a:fillRect/>
-                          </a:stretch>
-                        </pic:blipFill>
-                        <pic:spPr>
-                          <a:xfrm>
-                            <a:off x="0" y="0"/>
-                            <a:ext cx="3657600" cy="1115568"/>
-                          </a:xfrm>
-                          <a:prstGeom prst="rect">
-                            <a:avLst/>
-                          </a:prstGeom>
-                        </pic:spPr>
-                      </pic:pic>
-                    </a:graphicData>
-                  </a:graphic>
-                </wp:inline>
-              </w:drawing>
+            <w:pPr>
+              <w:spacing w:before="0" w:after="0" w:line="240" w:lineRule="auto"/>
+              <w:rPr>
+                <w:sz w:val="18"/>
+                <w:szCs w:val="18"/>
+              </w:rPr>
+            </w:pPr>
+            <w:r>
+              <w:rPr>
+                <w:sz w:val="18"/>
+                <w:szCs w:val="18"/>
+              </w:rPr>
+              <w:t xml:space="preserve">config.txt 자동 생성됨 — 프로그램 정상 실행</w:t>
+            </w:r>
+          </w:p>
+          <w:p>
+            <w:pPr>
+              <w:spacing w:before="0" w:after="0" w:line="240" w:lineRule="auto"/>
+              <w:rPr>
+                <w:sz w:val="18"/>
+                <w:szCs w:val="18"/>
+              </w:rPr>
+            </w:pPr>
+            <w:r>
+              <w:rPr>
+                <w:sz w:val="18"/>
+                <w:szCs w:val="18"/>
+              </w:rPr>
+              <w:t xml:space="preserve">(파일 생성 동작 스크린샷 생략 가능)</w:t>
             </w:r>
           </w:p>
         </w:tc>
@@ -2533,42 +2512,35 @@
             </w:tcMar>
           </w:tcPr>
           <w:p>
-            <w:r xmlns:a="http://schemas.openxmlformats.org/drawingml/2006/main" xmlns:pic="http://schemas.openxmlformats.org/drawingml/2006/picture">
-              <w:drawing>
-                <wp:inline distT="0" distB="0" distL="114300" distR="114300">
-                  <wp:extent cx="3657600" cy="1115568"/>
-                  <wp:effectExtent l="0" t="0" r="0" b="0"/>
-                  <wp:docPr id="103" name="TC_5.5-4"/>
-                  <wp:cNvGraphicFramePr>
-                    <a:graphicFrameLocks noChangeAspect="1"/>
-                  </wp:cNvGraphicFramePr>
-                  <a:graphic>
-                    <a:graphicData uri="http://schemas.openxmlformats.org/drawingml/2006/picture">
-                      <pic:pic>
-                        <pic:nvPicPr>
-                          <pic:cNvPr id="103" name="TC_5.5-4"/>
-                          <pic:cNvPicPr/>
-                        </pic:nvPicPr>
-                        <pic:blipFill>
-                          <a:blip r:embed="rId14"/>
-                          <a:stretch>
-                            <a:fillRect/>
-                          </a:stretch>
-                        </pic:blipFill>
-                        <pic:spPr>
-                          <a:xfrm>
-                            <a:off x="0" y="0"/>
-                            <a:ext cx="3657600" cy="1115568"/>
-                          </a:xfrm>
-                          <a:prstGeom prst="rect">
-                            <a:avLst/>
-                          </a:prstGeom>
-                        </pic:spPr>
-                      </pic:pic>
-                    </a:graphicData>
-                  </a:graphic>
-                </wp:inline>
-              </w:drawing>
+            <w:pPr>
+              <w:spacing w:before="0" w:after="0" w:line="240" w:lineRule="auto"/>
+              <w:rPr>
+                <w:sz w:val="18"/>
+                <w:szCs w:val="18"/>
+              </w:rPr>
+            </w:pPr>
+            <w:r>
+              <w:rPr>
+                <w:sz w:val="18"/>
+                <w:szCs w:val="18"/>
+              </w:rPr>
+              <w:t xml:space="preserve">colleges.txt 자동 생성됨 — 프로그램 정상 실행</w:t>
+            </w:r>
+          </w:p>
+          <w:p>
+            <w:pPr>
+              <w:spacing w:before="0" w:after="0" w:line="240" w:lineRule="auto"/>
+              <w:rPr>
+                <w:sz w:val="18"/>
+                <w:szCs w:val="18"/>
+              </w:rPr>
+            </w:pPr>
+            <w:r>
+              <w:rPr>
+                <w:sz w:val="18"/>
+                <w:szCs w:val="18"/>
+              </w:rPr>
+              <w:t xml:space="preserve">(파일 생성 동작 스크린샷 생략 가능)</w:t>
             </w:r>
           </w:p>
         </w:tc>

--- a/발표준비/B04_보고서_최종.docx
+++ b/발표준비/B04_보고서_최종.docx
@@ -506,18 +506,12 @@
         <w:tblLook w:val="0000" w:firstRow="0" w:lastRow="0" w:firstColumn="0" w:lastColumn="0" w:noHBand="0" w:noVBand="0"/>
       </w:tblPr>
       <w:tblGrid>
-        <w:gridCol w:w="986"/>
-        <w:gridCol w:w="4161"/>
-        <w:gridCol w:w="3066"/>
-        <w:gridCol w:w="1533"/>
+        <w:gridCol w:w="659"/>
+        <w:gridCol w:w="1985"/>
+        <w:gridCol w:w="1102"/>
+        <w:gridCol w:w="6000"/>
       </w:tblGrid>
       <w:tr>
-        <w:tblPrEx>
-          <w:tblCellMar>
-            <w:top w:w="0" w:type="dxa"/>
-            <w:bottom w:w="0" w:type="dxa"/>
-          </w:tblCellMar>
-        </w:tblPrEx>
         <w:trPr>
           <w:tblHeader/>
         </w:trPr>
@@ -647,12 +641,6 @@
         </w:tc>
       </w:tr>
       <w:tr>
-        <w:tblPrEx>
-          <w:tblCellMar>
-            <w:top w:w="0" w:type="dxa"/>
-            <w:bottom w:w="0" w:type="dxa"/>
-          </w:tblCellMar>
-        </w:tblPrEx>
         <w:tc>
           <w:tcPr>
             <w:tcW w:w="900" w:type="dxa"/>
@@ -715,7 +703,22 @@
                 <w:sz w:val="18"/>
                 <w:szCs w:val="18"/>
               </w:rPr>
-              <w:t>입력: "2026-04-01"</w:t>
+              <w:t>입력: "2026-04-0</w:t>
+            </w:r>
+            <w:r>
+              <w:rPr>
+                <w:rFonts w:hint="eastAsia"/>
+                <w:sz w:val="18"/>
+                <w:szCs w:val="18"/>
+              </w:rPr>
+              <w:t>5</w:t>
+            </w:r>
+            <w:r>
+              <w:rPr>
+                <w:sz w:val="18"/>
+                <w:szCs w:val="18"/>
+              </w:rPr>
+              <w:t>"</w:t>
             </w:r>
           </w:p>
           <w:p/>
@@ -763,24 +766,27 @@
             </w:tcMar>
           </w:tcPr>
           <w:p>
-            <w:r xmlns:a="http://schemas.openxmlformats.org/drawingml/2006/main" xmlns:pic="http://schemas.openxmlformats.org/drawingml/2006/picture">
+            <w:r>
+              <w:rPr>
+                <w:noProof/>
+              </w:rPr>
               <w:drawing>
-                <wp:inline distT="0" distB="0" distL="114300" distR="114300">
+                <wp:inline distT="0" distB="0" distL="114300" distR="114300" wp14:anchorId="3C7EBBE6" wp14:editId="64FB48C9">
                   <wp:extent cx="3657600" cy="1115568"/>
                   <wp:effectExtent l="0" t="0" r="0" b="0"/>
                   <wp:docPr id="107" name="TC_6.1-1"/>
                   <wp:cNvGraphicFramePr>
-                    <a:graphicFrameLocks noChangeAspect="1"/>
+                    <a:graphicFrameLocks xmlns:a="http://schemas.openxmlformats.org/drawingml/2006/main" noChangeAspect="1"/>
                   </wp:cNvGraphicFramePr>
-                  <a:graphic>
+                  <a:graphic xmlns:a="http://schemas.openxmlformats.org/drawingml/2006/main">
                     <a:graphicData uri="http://schemas.openxmlformats.org/drawingml/2006/picture">
-                      <pic:pic>
+                      <pic:pic xmlns:pic="http://schemas.openxmlformats.org/drawingml/2006/picture">
                         <pic:nvPicPr>
                           <pic:cNvPr id="107" name="TC_6.1-1"/>
                           <pic:cNvPicPr/>
                         </pic:nvPicPr>
                         <pic:blipFill>
-                          <a:blip r:embed="rId18"/>
+                          <a:blip r:embed="rId7"/>
                           <a:stretch>
                             <a:fillRect/>
                           </a:stretch>
@@ -804,12 +810,6 @@
         </w:tc>
       </w:tr>
       <w:tr>
-        <w:tblPrEx>
-          <w:tblCellMar>
-            <w:top w:w="0" w:type="dxa"/>
-            <w:bottom w:w="0" w:type="dxa"/>
-          </w:tblCellMar>
-        </w:tblPrEx>
         <w:tc>
           <w:tcPr>
             <w:tcW w:w="900" w:type="dxa"/>
@@ -925,22 +925,31 @@
           </w:tcPr>
           <w:p>
             <w:r>
-              <w:rPr>
-                <w:sz w:val="18"/>
-                <w:szCs w:val="18"/>
-              </w:rPr>
-              <w:t>(좌동)</w:t>
+              <w:drawing>
+                <wp:inline distT="0" distB="0" distL="0" distR="0">
+                  <wp:extent cx="3657600" cy="1280160"/>
+                  <wp:effectExtent l="0" t="0" r="0" b="0"/>
+                  <wp:docPr id="1" name="tc_6.1-2.png"/>
+                  <ns2:graphic xmlns:ns2="http://schemas.openxmlformats.org/drawingml/2006/main">
+                    <ns2:graphicData uri="http://schemas.openxmlformats.org/drawingml/2006/picture">
+                      <ns3:pic xmlns:ns3="http://schemas.openxmlformats.org/drawingml/2006/picture">
+                        <ns3:nvPicPr/>
+                        <ns3:blipFill>
+                          <ns2:blip r:embed="rId65"/>
+                        </ns3:blipFill>
+                        <ns3:spPr>
+                          <ns2:xfrm/>
+                        </ns3:spPr>
+                      </ns3:pic>
+                    </ns2:graphicData>
+                  </ns2:graphic>
+                </wp:inline>
+              </w:drawing>
             </w:r>
           </w:p>
         </w:tc>
       </w:tr>
       <w:tr>
-        <w:tblPrEx>
-          <w:tblCellMar>
-            <w:top w:w="0" w:type="dxa"/>
-            <w:bottom w:w="0" w:type="dxa"/>
-          </w:tblCellMar>
-        </w:tblPrEx>
         <w:tc>
           <w:tcPr>
             <w:tcW w:w="900" w:type="dxa"/>
@@ -1055,12 +1064,6 @@
         </w:tc>
       </w:tr>
       <w:tr>
-        <w:tblPrEx>
-          <w:tblCellMar>
-            <w:top w:w="0" w:type="dxa"/>
-            <w:bottom w:w="0" w:type="dxa"/>
-          </w:tblCellMar>
-        </w:tblPrEx>
         <w:tc>
           <w:tcPr>
             <w:tcW w:w="900" w:type="dxa"/>
@@ -1175,12 +1178,6 @@
         </w:tc>
       </w:tr>
       <w:tr>
-        <w:tblPrEx>
-          <w:tblCellMar>
-            <w:top w:w="0" w:type="dxa"/>
-            <w:bottom w:w="0" w:type="dxa"/>
-          </w:tblCellMar>
-        </w:tblPrEx>
         <w:tc>
           <w:tcPr>
             <w:tcW w:w="900" w:type="dxa"/>
@@ -1302,12 +1299,6 @@
         </w:tc>
       </w:tr>
       <w:tr>
-        <w:tblPrEx>
-          <w:tblCellMar>
-            <w:top w:w="0" w:type="dxa"/>
-            <w:bottom w:w="0" w:type="dxa"/>
-          </w:tblCellMar>
-        </w:tblPrEx>
         <w:tc>
           <w:tcPr>
             <w:tcW w:w="900" w:type="dxa"/>
@@ -1386,7 +1377,9 @@
                 <w:sz w:val="18"/>
                 <w:szCs w:val="18"/>
               </w:rPr>
-              <w:t>!!! 오류: 날짜 형식이 올바르지 않습니다. 출력 후 재입력 대기</w:t>
+              <w:t>!!! 오류: 날짜 형식이 올바르</w:t>
+              <w:lastRenderedPageBreak/>
+              <w:t>지 않습니다. 출력 후 재입력 대기</w:t>
             </w:r>
           </w:p>
         </w:tc>
@@ -1412,18 +1405,13 @@
                 <w:sz w:val="18"/>
                 <w:szCs w:val="18"/>
               </w:rPr>
+              <w:lastRenderedPageBreak/>
               <w:t>(좌동)</w:t>
             </w:r>
           </w:p>
         </w:tc>
       </w:tr>
       <w:tr>
-        <w:tblPrEx>
-          <w:tblCellMar>
-            <w:top w:w="0" w:type="dxa"/>
-            <w:bottom w:w="0" w:type="dxa"/>
-          </w:tblCellMar>
-        </w:tblPrEx>
         <w:tc>
           <w:tcPr>
             <w:tcW w:w="900" w:type="dxa"/>
@@ -1538,24 +1526,27 @@
             </w:tcMar>
           </w:tcPr>
           <w:p>
-            <w:r xmlns:a="http://schemas.openxmlformats.org/drawingml/2006/main" xmlns:pic="http://schemas.openxmlformats.org/drawingml/2006/picture">
+            <w:r>
+              <w:rPr>
+                <w:noProof/>
+              </w:rPr>
               <w:drawing>
-                <wp:inline distT="0" distB="0" distL="114300" distR="114300">
+                <wp:inline distT="0" distB="0" distL="114300" distR="114300" wp14:anchorId="172425E2" wp14:editId="60CE00ED">
                   <wp:extent cx="3657600" cy="1115568"/>
                   <wp:effectExtent l="0" t="0" r="0" b="0"/>
                   <wp:docPr id="108" name="TC_6.1-7"/>
                   <wp:cNvGraphicFramePr>
-                    <a:graphicFrameLocks noChangeAspect="1"/>
+                    <a:graphicFrameLocks xmlns:a="http://schemas.openxmlformats.org/drawingml/2006/main" noChangeAspect="1"/>
                   </wp:cNvGraphicFramePr>
-                  <a:graphic>
+                  <a:graphic xmlns:a="http://schemas.openxmlformats.org/drawingml/2006/main">
                     <a:graphicData uri="http://schemas.openxmlformats.org/drawingml/2006/picture">
-                      <pic:pic>
+                      <pic:pic xmlns:pic="http://schemas.openxmlformats.org/drawingml/2006/picture">
                         <pic:nvPicPr>
                           <pic:cNvPr id="108" name="TC_6.1-7"/>
                           <pic:cNvPicPr/>
                         </pic:nvPicPr>
                         <pic:blipFill>
-                          <a:blip r:embed="rId19"/>
+                          <a:blip r:embed="rId8"/>
                           <a:stretch>
                             <a:fillRect/>
                           </a:stretch>
@@ -1579,12 +1570,6 @@
         </w:tc>
       </w:tr>
       <w:tr>
-        <w:tblPrEx>
-          <w:tblCellMar>
-            <w:top w:w="0" w:type="dxa"/>
-            <w:bottom w:w="0" w:type="dxa"/>
-          </w:tblCellMar>
-        </w:tblPrEx>
         <w:tc>
           <w:tcPr>
             <w:tcW w:w="900" w:type="dxa"/>
@@ -1695,24 +1680,27 @@
             </w:tcMar>
           </w:tcPr>
           <w:p>
-            <w:r xmlns:a="http://schemas.openxmlformats.org/drawingml/2006/main" xmlns:pic="http://schemas.openxmlformats.org/drawingml/2006/picture">
+            <w:r>
+              <w:rPr>
+                <w:noProof/>
+              </w:rPr>
               <w:drawing>
-                <wp:inline distT="0" distB="0" distL="114300" distR="114300">
+                <wp:inline distT="0" distB="0" distL="114300" distR="114300" wp14:anchorId="5A067C48" wp14:editId="45DABD7B">
                   <wp:extent cx="3657600" cy="1115568"/>
                   <wp:effectExtent l="0" t="0" r="0" b="0"/>
                   <wp:docPr id="109" name="TC_6.1-8"/>
                   <wp:cNvGraphicFramePr>
-                    <a:graphicFrameLocks noChangeAspect="1"/>
+                    <a:graphicFrameLocks xmlns:a="http://schemas.openxmlformats.org/drawingml/2006/main" noChangeAspect="1"/>
                   </wp:cNvGraphicFramePr>
-                  <a:graphic>
+                  <a:graphic xmlns:a="http://schemas.openxmlformats.org/drawingml/2006/main">
                     <a:graphicData uri="http://schemas.openxmlformats.org/drawingml/2006/picture">
-                      <pic:pic>
+                      <pic:pic xmlns:pic="http://schemas.openxmlformats.org/drawingml/2006/picture">
                         <pic:nvPicPr>
                           <pic:cNvPr id="109" name="TC_6.1-8"/>
                           <pic:cNvPicPr/>
                         </pic:nvPicPr>
                         <pic:blipFill>
-                          <a:blip r:embed="rId20"/>
+                          <a:blip r:embed="rId9"/>
                           <a:stretch>
                             <a:fillRect/>
                           </a:stretch>
@@ -1763,18 +1751,12 @@
         <w:tblLook w:val="0000" w:firstRow="0" w:lastRow="0" w:firstColumn="0" w:lastColumn="0" w:noHBand="0" w:noVBand="0"/>
       </w:tblPr>
       <w:tblGrid>
-        <w:gridCol w:w="986"/>
-        <w:gridCol w:w="4161"/>
-        <w:gridCol w:w="3066"/>
-        <w:gridCol w:w="1533"/>
+        <w:gridCol w:w="571"/>
+        <w:gridCol w:w="2152"/>
+        <w:gridCol w:w="1180"/>
+        <w:gridCol w:w="6000"/>
       </w:tblGrid>
       <w:tr>
-        <w:tblPrEx>
-          <w:tblCellMar>
-            <w:top w:w="0" w:type="dxa"/>
-            <w:bottom w:w="0" w:type="dxa"/>
-          </w:tblCellMar>
-        </w:tblPrEx>
         <w:trPr>
           <w:tblHeader/>
         </w:trPr>
@@ -1805,7 +1787,6 @@
                 <w:sz w:val="18"/>
                 <w:szCs w:val="18"/>
               </w:rPr>
-              <w:lastRenderedPageBreak/>
               <w:t>ID</w:t>
             </w:r>
           </w:p>
@@ -1905,12 +1886,6 @@
         </w:tc>
       </w:tr>
       <w:tr>
-        <w:tblPrEx>
-          <w:tblCellMar>
-            <w:top w:w="0" w:type="dxa"/>
-            <w:bottom w:w="0" w:type="dxa"/>
-          </w:tblCellMar>
-        </w:tblPrEx>
         <w:tc>
           <w:tcPr>
             <w:tcW w:w="900" w:type="dxa"/>
@@ -2033,7 +2008,6 @@
           </w:tcPr>
           <w:p>
             <w:pPr>
-              <w:spacing w:before="0" w:after="0" w:line="240" w:lineRule="auto"/>
               <w:rPr>
                 <w:sz w:val="18"/>
                 <w:szCs w:val="18"/>
@@ -2044,12 +2018,11 @@
                 <w:sz w:val="18"/>
                 <w:szCs w:val="18"/>
               </w:rPr>
-              <w:t xml:space="preserve">students.txt 자동 생성됨 — 프로그램 정상 실행</w:t>
+              <w:t>students.txt 자동 생성됨 — 프로그램 정상 실행</w:t>
             </w:r>
           </w:p>
           <w:p>
             <w:pPr>
-              <w:spacing w:before="0" w:after="0" w:line="240" w:lineRule="auto"/>
               <w:rPr>
                 <w:sz w:val="18"/>
                 <w:szCs w:val="18"/>
@@ -2060,18 +2033,12 @@
                 <w:sz w:val="18"/>
                 <w:szCs w:val="18"/>
               </w:rPr>
-              <w:t xml:space="preserve">(파일 생성 동작 스크린샷 생략 가능)</w:t>
+              <w:t>(파일 생성 동작 스크린샷 생략 가능)</w:t>
             </w:r>
           </w:p>
         </w:tc>
       </w:tr>
       <w:tr>
-        <w:tblPrEx>
-          <w:tblCellMar>
-            <w:top w:w="0" w:type="dxa"/>
-            <w:bottom w:w="0" w:type="dxa"/>
-          </w:tblCellMar>
-        </w:tblPrEx>
         <w:tc>
           <w:tcPr>
             <w:tcW w:w="900" w:type="dxa"/>
@@ -2198,7 +2165,6 @@
           </w:tcPr>
           <w:p>
             <w:pPr>
-              <w:spacing w:before="0" w:after="0" w:line="240" w:lineRule="auto"/>
               <w:rPr>
                 <w:sz w:val="18"/>
                 <w:szCs w:val="18"/>
@@ -2209,12 +2175,11 @@
                 <w:sz w:val="18"/>
                 <w:szCs w:val="18"/>
               </w:rPr>
-              <w:t xml:space="preserve">admins.txt 자동 생성됨 — 프로그램 정상 실행</w:t>
+              <w:t>admins.txt 자동 생성됨 — 프로그램 정상 실행</w:t>
             </w:r>
           </w:p>
           <w:p>
             <w:pPr>
-              <w:spacing w:before="0" w:after="0" w:line="240" w:lineRule="auto"/>
               <w:rPr>
                 <w:sz w:val="18"/>
                 <w:szCs w:val="18"/>
@@ -2225,18 +2190,12 @@
                 <w:sz w:val="18"/>
                 <w:szCs w:val="18"/>
               </w:rPr>
-              <w:t xml:space="preserve">(파일 생성 동작 스크린샷 생략 가능)</w:t>
+              <w:t>(파일 생성 동작 스크린샷 생략 가능)</w:t>
             </w:r>
           </w:p>
         </w:tc>
       </w:tr>
       <w:tr>
-        <w:tblPrEx>
-          <w:tblCellMar>
-            <w:top w:w="0" w:type="dxa"/>
-            <w:bottom w:w="0" w:type="dxa"/>
-          </w:tblCellMar>
-        </w:tblPrEx>
         <w:tc>
           <w:tcPr>
             <w:tcW w:w="900" w:type="dxa"/>
@@ -2311,7 +2270,9 @@
                 <w:sz w:val="18"/>
                 <w:szCs w:val="18"/>
               </w:rPr>
-              <w:t>방법: 파일 삭제 후 실행</w:t>
+              <w:t>방법: 파일 삭제 후 실</w:t>
+              <w:lastRenderedPageBreak/>
+              <w:t>행</w:t>
             </w:r>
           </w:p>
         </w:tc>
@@ -2337,6 +2298,7 @@
                 <w:sz w:val="18"/>
                 <w:szCs w:val="18"/>
               </w:rPr>
+              <w:lastRenderedPageBreak/>
               <w:t>'2026-04-01,2026-04-01' 내용으로 config.txt 자동 생성</w:t>
             </w:r>
           </w:p>
@@ -2359,7 +2321,6 @@
           </w:tcPr>
           <w:p>
             <w:pPr>
-              <w:spacing w:before="0" w:after="0" w:line="240" w:lineRule="auto"/>
               <w:rPr>
                 <w:sz w:val="18"/>
                 <w:szCs w:val="18"/>
@@ -2370,12 +2331,11 @@
                 <w:sz w:val="18"/>
                 <w:szCs w:val="18"/>
               </w:rPr>
-              <w:t xml:space="preserve">config.txt 자동 생성됨 — 프로그램 정상 실행</w:t>
+              <w:t>config.txt 자동 생성됨 — 프로그램 정상 실행</w:t>
             </w:r>
           </w:p>
           <w:p>
             <w:pPr>
-              <w:spacing w:before="0" w:after="0" w:line="240" w:lineRule="auto"/>
               <w:rPr>
                 <w:sz w:val="18"/>
                 <w:szCs w:val="18"/>
@@ -2386,18 +2346,12 @@
                 <w:sz w:val="18"/>
                 <w:szCs w:val="18"/>
               </w:rPr>
-              <w:t xml:space="preserve">(파일 생성 동작 스크린샷 생략 가능)</w:t>
+              <w:t>(파일 생성 동작 스크린샷 생략 가능)</w:t>
             </w:r>
           </w:p>
         </w:tc>
       </w:tr>
       <w:tr>
-        <w:tblPrEx>
-          <w:tblCellMar>
-            <w:top w:w="0" w:type="dxa"/>
-            <w:bottom w:w="0" w:type="dxa"/>
-          </w:tblCellMar>
-        </w:tblPrEx>
         <w:tc>
           <w:tcPr>
             <w:tcW w:w="900" w:type="dxa"/>
@@ -2513,7 +2467,6 @@
           </w:tcPr>
           <w:p>
             <w:pPr>
-              <w:spacing w:before="0" w:after="0" w:line="240" w:lineRule="auto"/>
               <w:rPr>
                 <w:sz w:val="18"/>
                 <w:szCs w:val="18"/>
@@ -2524,12 +2477,11 @@
                 <w:sz w:val="18"/>
                 <w:szCs w:val="18"/>
               </w:rPr>
-              <w:t xml:space="preserve">colleges.txt 자동 생성됨 — 프로그램 정상 실행</w:t>
+              <w:t>colleges.txt 자동 생성됨 — 프로그램 정상 실행</w:t>
             </w:r>
           </w:p>
           <w:p>
             <w:pPr>
-              <w:spacing w:before="0" w:after="0" w:line="240" w:lineRule="auto"/>
               <w:rPr>
                 <w:sz w:val="18"/>
                 <w:szCs w:val="18"/>
@@ -2540,18 +2492,12 @@
                 <w:sz w:val="18"/>
                 <w:szCs w:val="18"/>
               </w:rPr>
-              <w:t xml:space="preserve">(파일 생성 동작 스크린샷 생략 가능)</w:t>
+              <w:t>(파일 생성 동작 스크린샷 생략 가능)</w:t>
             </w:r>
           </w:p>
         </w:tc>
       </w:tr>
       <w:tr>
-        <w:tblPrEx>
-          <w:tblCellMar>
-            <w:top w:w="0" w:type="dxa"/>
-            <w:bottom w:w="0" w:type="dxa"/>
-          </w:tblCellMar>
-        </w:tblPrEx>
         <w:tc>
           <w:tcPr>
             <w:tcW w:w="900" w:type="dxa"/>
@@ -2684,12 +2630,6 @@
         </w:tc>
       </w:tr>
       <w:tr>
-        <w:tblPrEx>
-          <w:tblCellMar>
-            <w:top w:w="0" w:type="dxa"/>
-            <w:bottom w:w="0" w:type="dxa"/>
-          </w:tblCellMar>
-        </w:tblPrEx>
         <w:tc>
           <w:tcPr>
             <w:tcW w:w="900" w:type="dxa"/>
@@ -2815,24 +2755,443 @@
             </w:tcMar>
           </w:tcPr>
           <w:p>
-            <w:r xmlns:a="http://schemas.openxmlformats.org/drawingml/2006/main" xmlns:pic="http://schemas.openxmlformats.org/drawingml/2006/picture">
+            <w:r>
               <w:drawing>
-                <wp:inline distT="0" distB="0" distL="114300" distR="114300">
+                <wp:inline distT="0" distB="0" distL="0" distR="0">
+                  <wp:extent cx="3657600" cy="1115568"/>
+                  <wp:effectExtent l="0" t="0" r="0" b="0"/>
+                  <wp:docPr id="1" name="tc_5.5-6.png"/>
+                  <ns2:graphic xmlns:ns2="http://schemas.openxmlformats.org/drawingml/2006/main">
+                    <ns2:graphicData uri="http://schemas.openxmlformats.org/drawingml/2006/picture">
+                      <ns3:pic xmlns:ns3="http://schemas.openxmlformats.org/drawingml/2006/picture">
+                        <ns3:nvPicPr/>
+                        <ns3:blipFill>
+                          <ns2:blip r:embed="rId66"/>
+                        </ns3:blipFill>
+                        <ns3:spPr>
+                          <ns2:xfrm/>
+                        </ns3:spPr>
+                      </ns3:pic>
+                    </ns2:graphicData>
+                  </ns2:graphic>
+                </wp:inline>
+              </w:drawing>
+            </w:r>
+          </w:p>
+        </w:tc>
+      </w:tr>
+      <w:tr>
+        <w:tc>
+          <w:tcPr>
+            <w:tcW w:w="900" w:type="dxa"/>
+            <w:tcBorders>
+              <w:top w:val="single" w:sz="1" w:space="0" w:color="AAAAAA"/>
+              <w:left w:val="single" w:sz="1" w:space="0" w:color="AAAAAA"/>
+              <w:bottom w:val="single" w:sz="1" w:space="0" w:color="AAAAAA"/>
+              <w:right w:val="single" w:sz="1" w:space="0" w:color="AAAAAA"/>
+            </w:tcBorders>
+            <w:tcMar>
+              <w:top w:w="80" w:type="dxa"/>
+              <w:left w:w="120" w:type="dxa"/>
+              <w:bottom w:w="80" w:type="dxa"/>
+              <w:right w:w="120" w:type="dxa"/>
+            </w:tcMar>
+          </w:tcPr>
+          <w:p>
+            <w:r>
+              <w:rPr>
+                <w:b/>
+                <w:bCs/>
+                <w:sz w:val="18"/>
+                <w:szCs w:val="18"/>
+              </w:rPr>
+              <w:t>5.5-7</w:t>
+            </w:r>
+          </w:p>
+        </w:tc>
+        <w:tc>
+          <w:tcPr>
+            <w:tcW w:w="3800" w:type="dxa"/>
+            <w:tcBorders>
+              <w:top w:val="single" w:sz="1" w:space="0" w:color="AAAAAA"/>
+              <w:left w:val="single" w:sz="1" w:space="0" w:color="AAAAAA"/>
+              <w:bottom w:val="single" w:sz="1" w:space="0" w:color="AAAAAA"/>
+              <w:right w:val="single" w:sz="1" w:space="0" w:color="AAAAAA"/>
+            </w:tcBorders>
+            <w:tcMar>
+              <w:top w:w="80" w:type="dxa"/>
+              <w:left w:w="120" w:type="dxa"/>
+              <w:bottom w:w="80" w:type="dxa"/>
+              <w:right w:w="120" w:type="dxa"/>
+            </w:tcMar>
+          </w:tcPr>
+          <w:p>
+            <w:r>
+              <w:rPr>
+                <w:b/>
+                <w:bCs/>
+                <w:color w:val="1F4E79"/>
+                <w:sz w:val="18"/>
+                <w:szCs w:val="18"/>
+              </w:rPr>
+              <w:t>[목표] 참조 무결성 위반 감지 후 종료 (5.5절 — enrollments.txt 학번 미존재)</w:t>
+            </w:r>
+          </w:p>
+          <w:p>
+            <w:r>
+              <w:rPr>
+                <w:sz w:val="18"/>
+                <w:szCs w:val="18"/>
+              </w:rPr>
+              <w:t>입력: enrollments.txt에 존재하지 않는 학번 행 추가</w:t>
+            </w:r>
+          </w:p>
+          <w:p>
+            <w:r>
+              <w:rPr>
+                <w:i/>
+                <w:iCs/>
+                <w:color w:val="555555"/>
+                <w:sz w:val="18"/>
+                <w:szCs w:val="18"/>
+              </w:rPr>
+              <w:t>방법: 메모장으로 파일 편집 후 실행</w:t>
+            </w:r>
+          </w:p>
+        </w:tc>
+        <w:tc>
+          <w:tcPr>
+            <w:tcW w:w="2800" w:type="dxa"/>
+            <w:tcBorders>
+              <w:top w:val="single" w:sz="1" w:space="0" w:color="AAAAAA"/>
+              <w:left w:val="single" w:sz="1" w:space="0" w:color="AAAAAA"/>
+              <w:bottom w:val="single" w:sz="1" w:space="0" w:color="AAAAAA"/>
+              <w:right w:val="single" w:sz="1" w:space="0" w:color="AAAAAA"/>
+            </w:tcBorders>
+            <w:tcMar>
+              <w:top w:w="80" w:type="dxa"/>
+              <w:left w:w="120" w:type="dxa"/>
+              <w:bottom w:w="80" w:type="dxa"/>
+              <w:right w:w="120" w:type="dxa"/>
+            </w:tcMar>
+          </w:tcPr>
+          <w:p>
+            <w:r>
+              <w:rPr>
+                <w:sz w:val="18"/>
+                <w:szCs w:val="18"/>
+              </w:rPr>
+              <w:t>!!! 오류: 참조 무결성 위반 메시지 출력 후 종료</w:t>
+            </w:r>
+          </w:p>
+        </w:tc>
+        <w:tc>
+          <w:tcPr>
+            <w:tcW w:w="1400" w:type="dxa"/>
+            <w:tcBorders>
+              <w:top w:val="single" w:sz="1" w:space="0" w:color="AAAAAA"/>
+              <w:left w:val="single" w:sz="1" w:space="0" w:color="AAAAAA"/>
+              <w:bottom w:val="single" w:sz="1" w:space="0" w:color="AAAAAA"/>
+              <w:right w:val="single" w:sz="1" w:space="0" w:color="AAAAAA"/>
+            </w:tcBorders>
+            <w:tcMar>
+              <w:top w:w="80" w:type="dxa"/>
+              <w:left w:w="120" w:type="dxa"/>
+              <w:bottom w:w="80" w:type="dxa"/>
+              <w:right w:w="120" w:type="dxa"/>
+            </w:tcMar>
+          </w:tcPr>
+          <w:p>
+            <w:r>
+              <w:rPr>
+                <w:sz w:val="18"/>
+                <w:szCs w:val="18"/>
+              </w:rPr>
+              <w:t>(좌동)</w:t>
+            </w:r>
+          </w:p>
+        </w:tc>
+      </w:tr>
+      <w:tr>
+        <w:tc>
+          <w:tcPr>
+            <w:tcW w:w="900" w:type="dxa"/>
+            <w:tcBorders>
+              <w:top w:val="single" w:sz="1" w:space="0" w:color="AAAAAA"/>
+              <w:left w:val="single" w:sz="1" w:space="0" w:color="AAAAAA"/>
+              <w:bottom w:val="single" w:sz="1" w:space="0" w:color="AAAAAA"/>
+              <w:right w:val="single" w:sz="1" w:space="0" w:color="AAAAAA"/>
+            </w:tcBorders>
+            <w:shd w:val="clear" w:color="auto" w:fill="EBF3FB"/>
+            <w:tcMar>
+              <w:top w:w="80" w:type="dxa"/>
+              <w:left w:w="120" w:type="dxa"/>
+              <w:bottom w:w="80" w:type="dxa"/>
+              <w:right w:w="120" w:type="dxa"/>
+            </w:tcMar>
+          </w:tcPr>
+          <w:p>
+            <w:r>
+              <w:rPr>
+                <w:b/>
+                <w:bCs/>
+                <w:sz w:val="18"/>
+                <w:szCs w:val="18"/>
+              </w:rPr>
+              <w:t>5.5-8</w:t>
+            </w:r>
+          </w:p>
+        </w:tc>
+        <w:tc>
+          <w:tcPr>
+            <w:tcW w:w="3800" w:type="dxa"/>
+            <w:tcBorders>
+              <w:top w:val="single" w:sz="1" w:space="0" w:color="AAAAAA"/>
+              <w:left w:val="single" w:sz="1" w:space="0" w:color="AAAAAA"/>
+              <w:bottom w:val="single" w:sz="1" w:space="0" w:color="AAAAAA"/>
+              <w:right w:val="single" w:sz="1" w:space="0" w:color="AAAAAA"/>
+            </w:tcBorders>
+            <w:shd w:val="clear" w:color="auto" w:fill="EBF3FB"/>
+            <w:tcMar>
+              <w:top w:w="80" w:type="dxa"/>
+              <w:left w:w="120" w:type="dxa"/>
+              <w:bottom w:w="80" w:type="dxa"/>
+              <w:right w:w="120" w:type="dxa"/>
+            </w:tcMar>
+          </w:tcPr>
+          <w:p>
+            <w:r>
+              <w:rPr>
+                <w:b/>
+                <w:bCs/>
+                <w:color w:val="1F4E79"/>
+                <w:sz w:val="18"/>
+                <w:szCs w:val="18"/>
+              </w:rPr>
+              <w:t>[목표] 참조 무결성 위반 감지 후 종료 (5.5절 — completed_courses.txt 과목코드 미존재)</w:t>
+            </w:r>
+          </w:p>
+          <w:p>
+            <w:r>
+              <w:rPr>
+                <w:sz w:val="18"/>
+                <w:szCs w:val="18"/>
+              </w:rPr>
+              <w:t>입력: completed_courses.txt에 존재하지 않는 과목코드 행 추가</w:t>
+            </w:r>
+          </w:p>
+          <w:p>
+            <w:r>
+              <w:rPr>
+                <w:i/>
+                <w:iCs/>
+                <w:color w:val="555555"/>
+                <w:sz w:val="18"/>
+                <w:szCs w:val="18"/>
+              </w:rPr>
+              <w:t>방법: 메모장으로 파일 편집 후 실행</w:t>
+            </w:r>
+          </w:p>
+        </w:tc>
+        <w:tc>
+          <w:tcPr>
+            <w:tcW w:w="2800" w:type="dxa"/>
+            <w:tcBorders>
+              <w:top w:val="single" w:sz="1" w:space="0" w:color="AAAAAA"/>
+              <w:left w:val="single" w:sz="1" w:space="0" w:color="AAAAAA"/>
+              <w:bottom w:val="single" w:sz="1" w:space="0" w:color="AAAAAA"/>
+              <w:right w:val="single" w:sz="1" w:space="0" w:color="AAAAAA"/>
+            </w:tcBorders>
+            <w:shd w:val="clear" w:color="auto" w:fill="EBF3FB"/>
+            <w:tcMar>
+              <w:top w:w="80" w:type="dxa"/>
+              <w:left w:w="120" w:type="dxa"/>
+              <w:bottom w:w="80" w:type="dxa"/>
+              <w:right w:w="120" w:type="dxa"/>
+            </w:tcMar>
+          </w:tcPr>
+          <w:p>
+            <w:r>
+              <w:rPr>
+                <w:sz w:val="18"/>
+                <w:szCs w:val="18"/>
+              </w:rPr>
+              <w:t>!!! 오류: 참조 무결성 위반 메시지 출력 후 종료</w:t>
+            </w:r>
+          </w:p>
+        </w:tc>
+        <w:tc>
+          <w:tcPr>
+            <w:tcW w:w="1400" w:type="dxa"/>
+            <w:tcBorders>
+              <w:top w:val="single" w:sz="1" w:space="0" w:color="AAAAAA"/>
+              <w:left w:val="single" w:sz="1" w:space="0" w:color="AAAAAA"/>
+              <w:bottom w:val="single" w:sz="1" w:space="0" w:color="AAAAAA"/>
+              <w:right w:val="single" w:sz="1" w:space="0" w:color="AAAAAA"/>
+            </w:tcBorders>
+            <w:shd w:val="clear" w:color="auto" w:fill="EBF3FB"/>
+            <w:tcMar>
+              <w:top w:w="80" w:type="dxa"/>
+              <w:left w:w="120" w:type="dxa"/>
+              <w:bottom w:w="80" w:type="dxa"/>
+              <w:right w:w="120" w:type="dxa"/>
+            </w:tcMar>
+          </w:tcPr>
+          <w:p>
+            <w:r>
+              <w:rPr>
+                <w:sz w:val="18"/>
+                <w:szCs w:val="18"/>
+              </w:rPr>
+              <w:t>(좌동)</w:t>
+            </w:r>
+          </w:p>
+        </w:tc>
+      </w:tr>
+      <w:tr>
+        <w:tc>
+          <w:tcPr>
+            <w:tcW w:w="900" w:type="dxa"/>
+            <w:tcBorders>
+              <w:top w:val="single" w:sz="1" w:space="0" w:color="AAAAAA"/>
+              <w:left w:val="single" w:sz="1" w:space="0" w:color="AAAAAA"/>
+              <w:bottom w:val="single" w:sz="1" w:space="0" w:color="AAAAAA"/>
+              <w:right w:val="single" w:sz="1" w:space="0" w:color="AAAAAA"/>
+            </w:tcBorders>
+            <w:tcMar>
+              <w:top w:w="80" w:type="dxa"/>
+              <w:left w:w="120" w:type="dxa"/>
+              <w:bottom w:w="80" w:type="dxa"/>
+              <w:right w:w="120" w:type="dxa"/>
+            </w:tcMar>
+          </w:tcPr>
+          <w:p>
+            <w:r>
+              <w:rPr>
+                <w:b/>
+                <w:bCs/>
+                <w:sz w:val="18"/>
+                <w:szCs w:val="18"/>
+              </w:rPr>
+              <w:lastRenderedPageBreak/>
+              <w:t>5.5-9</w:t>
+            </w:r>
+          </w:p>
+        </w:tc>
+        <w:tc>
+          <w:tcPr>
+            <w:tcW w:w="3800" w:type="dxa"/>
+            <w:tcBorders>
+              <w:top w:val="single" w:sz="1" w:space="0" w:color="AAAAAA"/>
+              <w:left w:val="single" w:sz="1" w:space="0" w:color="AAAAAA"/>
+              <w:bottom w:val="single" w:sz="1" w:space="0" w:color="AAAAAA"/>
+              <w:right w:val="single" w:sz="1" w:space="0" w:color="AAAAAA"/>
+            </w:tcBorders>
+            <w:tcMar>
+              <w:top w:w="80" w:type="dxa"/>
+              <w:left w:w="120" w:type="dxa"/>
+              <w:bottom w:w="80" w:type="dxa"/>
+              <w:right w:w="120" w:type="dxa"/>
+            </w:tcMar>
+          </w:tcPr>
+          <w:p>
+            <w:r>
+              <w:rPr>
+                <w:b/>
+                <w:bCs/>
+                <w:color w:val="1F4E79"/>
+                <w:sz w:val="18"/>
+                <w:szCs w:val="18"/>
+              </w:rPr>
+              <w:t>[목표] config.txt 형식 오류 시 종료 (5.2.5절)</w:t>
+            </w:r>
+          </w:p>
+          <w:p>
+            <w:r>
+              <w:rPr>
+                <w:sz w:val="18"/>
+                <w:szCs w:val="18"/>
+              </w:rPr>
+              <w:t>입력: config.txt를 '2026-13-01,2026-04-07'로 편집</w:t>
+            </w:r>
+          </w:p>
+          <w:p>
+            <w:r>
+              <w:rPr>
+                <w:i/>
+                <w:iCs/>
+                <w:color w:val="555555"/>
+                <w:sz w:val="18"/>
+                <w:szCs w:val="18"/>
+              </w:rPr>
+              <w:t>방법: 메모장으로 파일 편집 후 실행</w:t>
+            </w:r>
+          </w:p>
+        </w:tc>
+        <w:tc>
+          <w:tcPr>
+            <w:tcW w:w="2800" w:type="dxa"/>
+            <w:tcBorders>
+              <w:top w:val="single" w:sz="1" w:space="0" w:color="AAAAAA"/>
+              <w:left w:val="single" w:sz="1" w:space="0" w:color="AAAAAA"/>
+              <w:bottom w:val="single" w:sz="1" w:space="0" w:color="AAAAAA"/>
+              <w:right w:val="single" w:sz="1" w:space="0" w:color="AAAAAA"/>
+            </w:tcBorders>
+            <w:tcMar>
+              <w:top w:w="80" w:type="dxa"/>
+              <w:left w:w="120" w:type="dxa"/>
+              <w:bottom w:w="80" w:type="dxa"/>
+              <w:right w:w="120" w:type="dxa"/>
+            </w:tcMar>
+          </w:tcPr>
+          <w:p>
+            <w:r>
+              <w:rPr>
+                <w:sz w:val="18"/>
+                <w:szCs w:val="18"/>
+              </w:rPr>
+              <w:t>오류 메시지 출력 후 종료</w:t>
+            </w:r>
+          </w:p>
+        </w:tc>
+        <w:tc>
+          <w:tcPr>
+            <w:tcW w:w="1400" w:type="dxa"/>
+            <w:tcBorders>
+              <w:top w:val="single" w:sz="1" w:space="0" w:color="AAAAAA"/>
+              <w:left w:val="single" w:sz="1" w:space="0" w:color="AAAAAA"/>
+              <w:bottom w:val="single" w:sz="1" w:space="0" w:color="AAAAAA"/>
+              <w:right w:val="single" w:sz="1" w:space="0" w:color="AAAAAA"/>
+            </w:tcBorders>
+            <w:tcMar>
+              <w:top w:w="80" w:type="dxa"/>
+              <w:left w:w="120" w:type="dxa"/>
+              <w:bottom w:w="80" w:type="dxa"/>
+              <w:right w:w="120" w:type="dxa"/>
+            </w:tcMar>
+          </w:tcPr>
+          <w:p>
+            <w:r>
+              <w:rPr>
+                <w:noProof/>
+              </w:rPr>
+              <w:drawing>
+                <wp:inline distT="0" distB="0" distL="114300" distR="114300" wp14:anchorId="61C74827" wp14:editId="3527E53F">
                   <wp:extent cx="3657600" cy="457200"/>
                   <wp:effectExtent l="0" t="0" r="0" b="0"/>
-                  <wp:docPr id="104" name="TC_5.5-6"/>
+                  <wp:docPr id="105" name="TC_5.5-9"/>
                   <wp:cNvGraphicFramePr>
-                    <a:graphicFrameLocks noChangeAspect="1"/>
+                    <a:graphicFrameLocks xmlns:a="http://schemas.openxmlformats.org/drawingml/2006/main" noChangeAspect="1"/>
                   </wp:cNvGraphicFramePr>
-                  <a:graphic>
+                  <a:graphic xmlns:a="http://schemas.openxmlformats.org/drawingml/2006/main">
                     <a:graphicData uri="http://schemas.openxmlformats.org/drawingml/2006/picture">
-                      <pic:pic>
+                      <pic:pic xmlns:pic="http://schemas.openxmlformats.org/drawingml/2006/picture">
                         <pic:nvPicPr>
-                          <pic:cNvPr id="104" name="TC_5.5-6"/>
+                          <pic:cNvPr id="105" name="TC_5.5-9"/>
                           <pic:cNvPicPr/>
                         </pic:nvPicPr>
                         <pic:blipFill>
-                          <a:blip r:embed="rId15"/>
+                          <a:blip r:embed="rId11"/>
                           <a:stretch>
                             <a:fillRect/>
                           </a:stretch>
@@ -2856,12 +3215,6 @@
         </w:tc>
       </w:tr>
       <w:tr>
-        <w:tblPrEx>
-          <w:tblCellMar>
-            <w:top w:w="0" w:type="dxa"/>
-            <w:bottom w:w="0" w:type="dxa"/>
-          </w:tblCellMar>
-        </w:tblPrEx>
         <w:tc>
           <w:tcPr>
             <w:tcW w:w="900" w:type="dxa"/>
@@ -2871,22 +3224,23 @@
               <w:bottom w:val="single" w:sz="1" w:space="0" w:color="AAAAAA"/>
               <w:right w:val="single" w:sz="1" w:space="0" w:color="AAAAAA"/>
             </w:tcBorders>
-            <w:tcMar>
-              <w:top w:w="80" w:type="dxa"/>
-              <w:left w:w="120" w:type="dxa"/>
-              <w:bottom w:w="80" w:type="dxa"/>
-              <w:right w:w="120" w:type="dxa"/>
-            </w:tcMar>
-          </w:tcPr>
-          <w:p>
-            <w:r>
-              <w:rPr>
-                <w:b/>
-                <w:bCs/>
-                <w:sz w:val="18"/>
-                <w:szCs w:val="18"/>
-              </w:rPr>
-              <w:t>5.5-7</w:t>
+            <w:shd w:val="clear" w:color="auto" w:fill="EBF3FB"/>
+            <w:tcMar>
+              <w:top w:w="80" w:type="dxa"/>
+              <w:left w:w="120" w:type="dxa"/>
+              <w:bottom w:w="80" w:type="dxa"/>
+              <w:right w:w="120" w:type="dxa"/>
+            </w:tcMar>
+          </w:tcPr>
+          <w:p>
+            <w:r>
+              <w:rPr>
+                <w:b/>
+                <w:bCs/>
+                <w:sz w:val="18"/>
+                <w:szCs w:val="18"/>
+              </w:rPr>
+              <w:t>5.5-10</w:t>
             </w:r>
           </w:p>
         </w:tc>
@@ -2899,6 +3253,7 @@
               <w:bottom w:val="single" w:sz="1" w:space="0" w:color="AAAAAA"/>
               <w:right w:val="single" w:sz="1" w:space="0" w:color="AAAAAA"/>
             </w:tcBorders>
+            <w:shd w:val="clear" w:color="auto" w:fill="EBF3FB"/>
             <w:tcMar>
               <w:top w:w="80" w:type="dxa"/>
               <w:left w:w="120" w:type="dxa"/>
@@ -2915,16 +3270,16 @@
                 <w:sz w:val="18"/>
                 <w:szCs w:val="18"/>
               </w:rPr>
-              <w:t>[목표] 참조 무결성 위반 감지 후 종료 (5.5절 — enrollments.txt 학번 미존재)</w:t>
-            </w:r>
-          </w:p>
-          <w:p>
-            <w:r>
-              <w:rPr>
-                <w:sz w:val="18"/>
-                <w:szCs w:val="18"/>
-              </w:rPr>
-              <w:t>입력: enrollments.txt에 존재하지 않는 학번 행 추가</w:t>
+              <w:t>[목표] config.txt 종료일 &lt; 시작일 시 종료 (5.2.5절 의미 규칙)</w:t>
+            </w:r>
+          </w:p>
+          <w:p>
+            <w:r>
+              <w:rPr>
+                <w:sz w:val="18"/>
+                <w:szCs w:val="18"/>
+              </w:rPr>
+              <w:t>입력: config.txt를 '2026-04-07,2026-04-01'로 편집</w:t>
             </w:r>
           </w:p>
           <w:p>
@@ -2949,20 +3304,21 @@
               <w:bottom w:val="single" w:sz="1" w:space="0" w:color="AAAAAA"/>
               <w:right w:val="single" w:sz="1" w:space="0" w:color="AAAAAA"/>
             </w:tcBorders>
-            <w:tcMar>
-              <w:top w:w="80" w:type="dxa"/>
-              <w:left w:w="120" w:type="dxa"/>
-              <w:bottom w:w="80" w:type="dxa"/>
-              <w:right w:w="120" w:type="dxa"/>
-            </w:tcMar>
-          </w:tcPr>
-          <w:p>
-            <w:r>
-              <w:rPr>
-                <w:sz w:val="18"/>
-                <w:szCs w:val="18"/>
-              </w:rPr>
-              <w:t>!!! 오류: 참조 무결성 위반 메시지 출력 후 종료</w:t>
+            <w:shd w:val="clear" w:color="auto" w:fill="EBF3FB"/>
+            <w:tcMar>
+              <w:top w:w="80" w:type="dxa"/>
+              <w:left w:w="120" w:type="dxa"/>
+              <w:bottom w:w="80" w:type="dxa"/>
+              <w:right w:w="120" w:type="dxa"/>
+            </w:tcMar>
+          </w:tcPr>
+          <w:p>
+            <w:r>
+              <w:rPr>
+                <w:sz w:val="18"/>
+                <w:szCs w:val="18"/>
+              </w:rPr>
+              <w:t>오류 메시지 출력 후 종료</w:t>
             </w:r>
           </w:p>
         </w:tc>
@@ -2975,485 +3331,36 @@
               <w:bottom w:val="single" w:sz="1" w:space="0" w:color="AAAAAA"/>
               <w:right w:val="single" w:sz="1" w:space="0" w:color="AAAAAA"/>
             </w:tcBorders>
-            <w:tcMar>
-              <w:top w:w="80" w:type="dxa"/>
-              <w:left w:w="120" w:type="dxa"/>
-              <w:bottom w:w="80" w:type="dxa"/>
-              <w:right w:w="120" w:type="dxa"/>
-            </w:tcMar>
-          </w:tcPr>
-          <w:p>
-            <w:r>
-              <w:rPr>
-                <w:sz w:val="18"/>
-                <w:szCs w:val="18"/>
-              </w:rPr>
-              <w:t>(좌동)</w:t>
-            </w:r>
-          </w:p>
-        </w:tc>
-      </w:tr>
-      <w:tr>
-        <w:tblPrEx>
-          <w:tblCellMar>
-            <w:top w:w="0" w:type="dxa"/>
-            <w:bottom w:w="0" w:type="dxa"/>
-          </w:tblCellMar>
-        </w:tblPrEx>
-        <w:tc>
-          <w:tcPr>
-            <w:tcW w:w="900" w:type="dxa"/>
-            <w:tcBorders>
-              <w:top w:val="single" w:sz="1" w:space="0" w:color="AAAAAA"/>
-              <w:left w:val="single" w:sz="1" w:space="0" w:color="AAAAAA"/>
-              <w:bottom w:val="single" w:sz="1" w:space="0" w:color="AAAAAA"/>
-              <w:right w:val="single" w:sz="1" w:space="0" w:color="AAAAAA"/>
-            </w:tcBorders>
-            <w:shd w:val="clear" w:color="auto" w:fill="EBF3FB"/>
-            <w:tcMar>
-              <w:top w:w="80" w:type="dxa"/>
-              <w:left w:w="120" w:type="dxa"/>
-              <w:bottom w:w="80" w:type="dxa"/>
-              <w:right w:w="120" w:type="dxa"/>
-            </w:tcMar>
-          </w:tcPr>
-          <w:p>
-            <w:r>
-              <w:rPr>
-                <w:b/>
-                <w:bCs/>
-                <w:sz w:val="18"/>
-                <w:szCs w:val="18"/>
-              </w:rPr>
-              <w:t>5.5-8</w:t>
-            </w:r>
-          </w:p>
-        </w:tc>
-        <w:tc>
-          <w:tcPr>
-            <w:tcW w:w="3800" w:type="dxa"/>
-            <w:tcBorders>
-              <w:top w:val="single" w:sz="1" w:space="0" w:color="AAAAAA"/>
-              <w:left w:val="single" w:sz="1" w:space="0" w:color="AAAAAA"/>
-              <w:bottom w:val="single" w:sz="1" w:space="0" w:color="AAAAAA"/>
-              <w:right w:val="single" w:sz="1" w:space="0" w:color="AAAAAA"/>
-            </w:tcBorders>
-            <w:shd w:val="clear" w:color="auto" w:fill="EBF3FB"/>
-            <w:tcMar>
-              <w:top w:w="80" w:type="dxa"/>
-              <w:left w:w="120" w:type="dxa"/>
-              <w:bottom w:w="80" w:type="dxa"/>
-              <w:right w:w="120" w:type="dxa"/>
-            </w:tcMar>
-          </w:tcPr>
-          <w:p>
-            <w:r>
-              <w:rPr>
-                <w:b/>
-                <w:bCs/>
-                <w:color w:val="1F4E79"/>
-                <w:sz w:val="18"/>
-                <w:szCs w:val="18"/>
-              </w:rPr>
-              <w:t>[목표] 참조 무결성 위반 감지 후 종료 (5.5절 — completed_courses.txt 과목코드 미존재)</w:t>
-            </w:r>
-          </w:p>
-          <w:p>
-            <w:r>
-              <w:rPr>
-                <w:sz w:val="18"/>
-                <w:szCs w:val="18"/>
-              </w:rPr>
-              <w:t>입력: completed_courses.txt에 존재하지 않는 과목코드 행 추가</w:t>
-            </w:r>
-          </w:p>
-          <w:p>
-            <w:r>
-              <w:rPr>
-                <w:i/>
-                <w:iCs/>
-                <w:color w:val="555555"/>
-                <w:sz w:val="18"/>
-                <w:szCs w:val="18"/>
-              </w:rPr>
-              <w:t>방법: 메모장으로 파일 편집 후 실행</w:t>
-            </w:r>
-          </w:p>
-        </w:tc>
-        <w:tc>
-          <w:tcPr>
-            <w:tcW w:w="2800" w:type="dxa"/>
-            <w:tcBorders>
-              <w:top w:val="single" w:sz="1" w:space="0" w:color="AAAAAA"/>
-              <w:left w:val="single" w:sz="1" w:space="0" w:color="AAAAAA"/>
-              <w:bottom w:val="single" w:sz="1" w:space="0" w:color="AAAAAA"/>
-              <w:right w:val="single" w:sz="1" w:space="0" w:color="AAAAAA"/>
-            </w:tcBorders>
-            <w:shd w:val="clear" w:color="auto" w:fill="EBF3FB"/>
-            <w:tcMar>
-              <w:top w:w="80" w:type="dxa"/>
-              <w:left w:w="120" w:type="dxa"/>
-              <w:bottom w:w="80" w:type="dxa"/>
-              <w:right w:w="120" w:type="dxa"/>
-            </w:tcMar>
-          </w:tcPr>
-          <w:p>
-            <w:r>
-              <w:rPr>
-                <w:sz w:val="18"/>
-                <w:szCs w:val="18"/>
-              </w:rPr>
-              <w:t>!!! 오류: 참조 무결성 위반 메시지 출력 후 종료</w:t>
-            </w:r>
-          </w:p>
-        </w:tc>
-        <w:tc>
-          <w:tcPr>
-            <w:tcW w:w="1400" w:type="dxa"/>
-            <w:tcBorders>
-              <w:top w:val="single" w:sz="1" w:space="0" w:color="AAAAAA"/>
-              <w:left w:val="single" w:sz="1" w:space="0" w:color="AAAAAA"/>
-              <w:bottom w:val="single" w:sz="1" w:space="0" w:color="AAAAAA"/>
-              <w:right w:val="single" w:sz="1" w:space="0" w:color="AAAAAA"/>
-            </w:tcBorders>
-            <w:shd w:val="clear" w:color="auto" w:fill="EBF3FB"/>
-            <w:tcMar>
-              <w:top w:w="80" w:type="dxa"/>
-              <w:left w:w="120" w:type="dxa"/>
-              <w:bottom w:w="80" w:type="dxa"/>
-              <w:right w:w="120" w:type="dxa"/>
-            </w:tcMar>
-          </w:tcPr>
-          <w:p>
-            <w:r>
-              <w:rPr>
-                <w:sz w:val="18"/>
-                <w:szCs w:val="18"/>
-              </w:rPr>
-              <w:t>(좌동)</w:t>
-            </w:r>
-          </w:p>
-        </w:tc>
-      </w:tr>
-      <w:tr>
-        <w:tblPrEx>
-          <w:tblCellMar>
-            <w:top w:w="0" w:type="dxa"/>
-            <w:bottom w:w="0" w:type="dxa"/>
-          </w:tblCellMar>
-        </w:tblPrEx>
-        <w:tc>
-          <w:tcPr>
-            <w:tcW w:w="900" w:type="dxa"/>
-            <w:tcBorders>
-              <w:top w:val="single" w:sz="1" w:space="0" w:color="AAAAAA"/>
-              <w:left w:val="single" w:sz="1" w:space="0" w:color="AAAAAA"/>
-              <w:bottom w:val="single" w:sz="1" w:space="0" w:color="AAAAAA"/>
-              <w:right w:val="single" w:sz="1" w:space="0" w:color="AAAAAA"/>
-            </w:tcBorders>
-            <w:tcMar>
-              <w:top w:w="80" w:type="dxa"/>
-              <w:left w:w="120" w:type="dxa"/>
-              <w:bottom w:w="80" w:type="dxa"/>
-              <w:right w:w="120" w:type="dxa"/>
-            </w:tcMar>
-          </w:tcPr>
-          <w:p>
-            <w:r>
-              <w:rPr>
-                <w:b/>
-                <w:bCs/>
-                <w:sz w:val="18"/>
-                <w:szCs w:val="18"/>
-              </w:rPr>
-              <w:t>5.5-9</w:t>
-            </w:r>
-          </w:p>
-        </w:tc>
-        <w:tc>
-          <w:tcPr>
-            <w:tcW w:w="3800" w:type="dxa"/>
-            <w:tcBorders>
-              <w:top w:val="single" w:sz="1" w:space="0" w:color="AAAAAA"/>
-              <w:left w:val="single" w:sz="1" w:space="0" w:color="AAAAAA"/>
-              <w:bottom w:val="single" w:sz="1" w:space="0" w:color="AAAAAA"/>
-              <w:right w:val="single" w:sz="1" w:space="0" w:color="AAAAAA"/>
-            </w:tcBorders>
-            <w:tcMar>
-              <w:top w:w="80" w:type="dxa"/>
-              <w:left w:w="120" w:type="dxa"/>
-              <w:bottom w:w="80" w:type="dxa"/>
-              <w:right w:w="120" w:type="dxa"/>
-            </w:tcMar>
-          </w:tcPr>
-          <w:p>
-            <w:r>
-              <w:rPr>
-                <w:b/>
-                <w:bCs/>
-                <w:color w:val="1F4E79"/>
-                <w:sz w:val="18"/>
-                <w:szCs w:val="18"/>
-              </w:rPr>
-              <w:t>[목표] config.txt 형식 오류 시 종료 (5.2.5절)</w:t>
-            </w:r>
-          </w:p>
-          <w:p>
-            <w:r>
-              <w:rPr>
-                <w:sz w:val="18"/>
-                <w:szCs w:val="18"/>
-              </w:rPr>
-              <w:t>입력: config.txt를 '2026-13-01,2026-04-07'로 편집</w:t>
-            </w:r>
-          </w:p>
-          <w:p>
-            <w:r>
-              <w:rPr>
-                <w:i/>
-                <w:iCs/>
-                <w:color w:val="555555"/>
-                <w:sz w:val="18"/>
-                <w:szCs w:val="18"/>
-              </w:rPr>
-              <w:t>방법: 메모장으로 파일 편집 후 실행</w:t>
-            </w:r>
-          </w:p>
-        </w:tc>
-        <w:tc>
-          <w:tcPr>
-            <w:tcW w:w="2800" w:type="dxa"/>
-            <w:tcBorders>
-              <w:top w:val="single" w:sz="1" w:space="0" w:color="AAAAAA"/>
-              <w:left w:val="single" w:sz="1" w:space="0" w:color="AAAAAA"/>
-              <w:bottom w:val="single" w:sz="1" w:space="0" w:color="AAAAAA"/>
-              <w:right w:val="single" w:sz="1" w:space="0" w:color="AAAAAA"/>
-            </w:tcBorders>
-            <w:tcMar>
-              <w:top w:w="80" w:type="dxa"/>
-              <w:left w:w="120" w:type="dxa"/>
-              <w:bottom w:w="80" w:type="dxa"/>
-              <w:right w:w="120" w:type="dxa"/>
-            </w:tcMar>
-          </w:tcPr>
-          <w:p>
-            <w:r>
-              <w:rPr>
-                <w:sz w:val="18"/>
-                <w:szCs w:val="18"/>
-              </w:rPr>
-              <w:t>오류 메시지 출력 후 종료</w:t>
-            </w:r>
-          </w:p>
-        </w:tc>
-        <w:tc>
-          <w:tcPr>
-            <w:tcW w:w="1400" w:type="dxa"/>
-            <w:tcBorders>
-              <w:top w:val="single" w:sz="1" w:space="0" w:color="AAAAAA"/>
-              <w:left w:val="single" w:sz="1" w:space="0" w:color="AAAAAA"/>
-              <w:bottom w:val="single" w:sz="1" w:space="0" w:color="AAAAAA"/>
-              <w:right w:val="single" w:sz="1" w:space="0" w:color="AAAAAA"/>
-            </w:tcBorders>
-            <w:tcMar>
-              <w:top w:w="80" w:type="dxa"/>
-              <w:left w:w="120" w:type="dxa"/>
-              <w:bottom w:w="80" w:type="dxa"/>
-              <w:right w:w="120" w:type="dxa"/>
-            </w:tcMar>
-          </w:tcPr>
-          <w:p>
-            <w:r xmlns:a="http://schemas.openxmlformats.org/drawingml/2006/main" xmlns:pic="http://schemas.openxmlformats.org/drawingml/2006/picture">
+            <w:shd w:val="clear" w:color="auto" w:fill="EBF3FB"/>
+            <w:tcMar>
+              <w:top w:w="80" w:type="dxa"/>
+              <w:left w:w="120" w:type="dxa"/>
+              <w:bottom w:w="80" w:type="dxa"/>
+              <w:right w:w="120" w:type="dxa"/>
+            </w:tcMar>
+          </w:tcPr>
+          <w:p>
+            <w:r>
+              <w:rPr>
+                <w:noProof/>
+              </w:rPr>
               <w:drawing>
-                <wp:inline distT="0" distB="0" distL="114300" distR="114300">
-                  <wp:extent cx="3657600" cy="457200"/>
-                  <wp:effectExtent l="0" t="0" r="0" b="0"/>
-                  <wp:docPr id="105" name="TC_5.5-9"/>
-                  <wp:cNvGraphicFramePr>
-                    <a:graphicFrameLocks noChangeAspect="1"/>
-                  </wp:cNvGraphicFramePr>
-                  <a:graphic>
-                    <a:graphicData uri="http://schemas.openxmlformats.org/drawingml/2006/picture">
-                      <pic:pic>
-                        <pic:nvPicPr>
-                          <pic:cNvPr id="105" name="TC_5.5-9"/>
-                          <pic:cNvPicPr/>
-                        </pic:nvPicPr>
-                        <pic:blipFill>
-                          <a:blip r:embed="rId16"/>
-                          <a:stretch>
-                            <a:fillRect/>
-                          </a:stretch>
-                        </pic:blipFill>
-                        <pic:spPr>
-                          <a:xfrm>
-                            <a:off x="0" y="0"/>
-                            <a:ext cx="3657600" cy="457200"/>
-                          </a:xfrm>
-                          <a:prstGeom prst="rect">
-                            <a:avLst/>
-                          </a:prstGeom>
-                        </pic:spPr>
-                      </pic:pic>
-                    </a:graphicData>
-                  </a:graphic>
-                </wp:inline>
-              </w:drawing>
-            </w:r>
-          </w:p>
-        </w:tc>
-      </w:tr>
-      <w:tr>
-        <w:tblPrEx>
-          <w:tblCellMar>
-            <w:top w:w="0" w:type="dxa"/>
-            <w:bottom w:w="0" w:type="dxa"/>
-          </w:tblCellMar>
-        </w:tblPrEx>
-        <w:tc>
-          <w:tcPr>
-            <w:tcW w:w="900" w:type="dxa"/>
-            <w:tcBorders>
-              <w:top w:val="single" w:sz="1" w:space="0" w:color="AAAAAA"/>
-              <w:left w:val="single" w:sz="1" w:space="0" w:color="AAAAAA"/>
-              <w:bottom w:val="single" w:sz="1" w:space="0" w:color="AAAAAA"/>
-              <w:right w:val="single" w:sz="1" w:space="0" w:color="AAAAAA"/>
-            </w:tcBorders>
-            <w:shd w:val="clear" w:color="auto" w:fill="EBF3FB"/>
-            <w:tcMar>
-              <w:top w:w="80" w:type="dxa"/>
-              <w:left w:w="120" w:type="dxa"/>
-              <w:bottom w:w="80" w:type="dxa"/>
-              <w:right w:w="120" w:type="dxa"/>
-            </w:tcMar>
-          </w:tcPr>
-          <w:p>
-            <w:r>
-              <w:rPr>
-                <w:b/>
-                <w:bCs/>
-                <w:sz w:val="18"/>
-                <w:szCs w:val="18"/>
-              </w:rPr>
-              <w:lastRenderedPageBreak/>
-              <w:t>5.5-10</w:t>
-            </w:r>
-          </w:p>
-        </w:tc>
-        <w:tc>
-          <w:tcPr>
-            <w:tcW w:w="3800" w:type="dxa"/>
-            <w:tcBorders>
-              <w:top w:val="single" w:sz="1" w:space="0" w:color="AAAAAA"/>
-              <w:left w:val="single" w:sz="1" w:space="0" w:color="AAAAAA"/>
-              <w:bottom w:val="single" w:sz="1" w:space="0" w:color="AAAAAA"/>
-              <w:right w:val="single" w:sz="1" w:space="0" w:color="AAAAAA"/>
-            </w:tcBorders>
-            <w:shd w:val="clear" w:color="auto" w:fill="EBF3FB"/>
-            <w:tcMar>
-              <w:top w:w="80" w:type="dxa"/>
-              <w:left w:w="120" w:type="dxa"/>
-              <w:bottom w:w="80" w:type="dxa"/>
-              <w:right w:w="120" w:type="dxa"/>
-            </w:tcMar>
-          </w:tcPr>
-          <w:p>
-            <w:r>
-              <w:rPr>
-                <w:b/>
-                <w:bCs/>
-                <w:color w:val="1F4E79"/>
-                <w:sz w:val="18"/>
-                <w:szCs w:val="18"/>
-              </w:rPr>
-              <w:t>[목표] config.txt 종료일 &lt; 시작일 시 종료 (5.2.5절 의미 규칙)</w:t>
-            </w:r>
-          </w:p>
-          <w:p>
-            <w:r>
-              <w:rPr>
-                <w:sz w:val="18"/>
-                <w:szCs w:val="18"/>
-              </w:rPr>
-              <w:t>입력: config.txt를 '2026-04-07,2026-04-01'로 편집</w:t>
-            </w:r>
-          </w:p>
-          <w:p>
-            <w:r>
-              <w:rPr>
-                <w:i/>
-                <w:iCs/>
-                <w:color w:val="555555"/>
-                <w:sz w:val="18"/>
-                <w:szCs w:val="18"/>
-              </w:rPr>
-              <w:t>방법: 메모장으로 파일 편집 후 실행</w:t>
-            </w:r>
-          </w:p>
-        </w:tc>
-        <w:tc>
-          <w:tcPr>
-            <w:tcW w:w="2800" w:type="dxa"/>
-            <w:tcBorders>
-              <w:top w:val="single" w:sz="1" w:space="0" w:color="AAAAAA"/>
-              <w:left w:val="single" w:sz="1" w:space="0" w:color="AAAAAA"/>
-              <w:bottom w:val="single" w:sz="1" w:space="0" w:color="AAAAAA"/>
-              <w:right w:val="single" w:sz="1" w:space="0" w:color="AAAAAA"/>
-            </w:tcBorders>
-            <w:shd w:val="clear" w:color="auto" w:fill="EBF3FB"/>
-            <w:tcMar>
-              <w:top w:w="80" w:type="dxa"/>
-              <w:left w:w="120" w:type="dxa"/>
-              <w:bottom w:w="80" w:type="dxa"/>
-              <w:right w:w="120" w:type="dxa"/>
-            </w:tcMar>
-          </w:tcPr>
-          <w:p>
-            <w:r>
-              <w:rPr>
-                <w:sz w:val="18"/>
-                <w:szCs w:val="18"/>
-              </w:rPr>
-              <w:t>오류 메시지 출력 후 종료</w:t>
-            </w:r>
-          </w:p>
-        </w:tc>
-        <w:tc>
-          <w:tcPr>
-            <w:tcW w:w="1400" w:type="dxa"/>
-            <w:tcBorders>
-              <w:top w:val="single" w:sz="1" w:space="0" w:color="AAAAAA"/>
-              <w:left w:val="single" w:sz="1" w:space="0" w:color="AAAAAA"/>
-              <w:bottom w:val="single" w:sz="1" w:space="0" w:color="AAAAAA"/>
-              <w:right w:val="single" w:sz="1" w:space="0" w:color="AAAAAA"/>
-            </w:tcBorders>
-            <w:shd w:val="clear" w:color="auto" w:fill="EBF3FB"/>
-            <w:tcMar>
-              <w:top w:w="80" w:type="dxa"/>
-              <w:left w:w="120" w:type="dxa"/>
-              <w:bottom w:w="80" w:type="dxa"/>
-              <w:right w:w="120" w:type="dxa"/>
-            </w:tcMar>
-          </w:tcPr>
-          <w:p>
-            <w:r xmlns:a="http://schemas.openxmlformats.org/drawingml/2006/main" xmlns:pic="http://schemas.openxmlformats.org/drawingml/2006/picture">
-              <w:drawing>
-                <wp:inline distT="0" distB="0" distL="114300" distR="114300">
+                <wp:inline distT="0" distB="0" distL="114300" distR="114300" wp14:anchorId="56927D00" wp14:editId="4CD23E0B">
                   <wp:extent cx="3657600" cy="457200"/>
                   <wp:effectExtent l="0" t="0" r="0" b="0"/>
                   <wp:docPr id="106" name="TC_5.5-10"/>
                   <wp:cNvGraphicFramePr>
-                    <a:graphicFrameLocks noChangeAspect="1"/>
+                    <a:graphicFrameLocks xmlns:a="http://schemas.openxmlformats.org/drawingml/2006/main" noChangeAspect="1"/>
                   </wp:cNvGraphicFramePr>
-                  <a:graphic>
+                  <a:graphic xmlns:a="http://schemas.openxmlformats.org/drawingml/2006/main">
                     <a:graphicData uri="http://schemas.openxmlformats.org/drawingml/2006/picture">
-                      <pic:pic>
+                      <pic:pic xmlns:pic="http://schemas.openxmlformats.org/drawingml/2006/picture">
                         <pic:nvPicPr>
                           <pic:cNvPr id="106" name="TC_5.5-10"/>
                           <pic:cNvPicPr/>
                         </pic:nvPicPr>
                         <pic:blipFill>
-                          <a:blip r:embed="rId17"/>
+                          <a:blip r:embed="rId12"/>
                           <a:stretch>
                             <a:fillRect/>
                           </a:stretch>
@@ -3504,18 +3411,12 @@
         <w:tblLook w:val="0000" w:firstRow="0" w:lastRow="0" w:firstColumn="0" w:lastColumn="0" w:noHBand="0" w:noVBand="0"/>
       </w:tblPr>
       <w:tblGrid>
-        <w:gridCol w:w="986"/>
-        <w:gridCol w:w="4161"/>
-        <w:gridCol w:w="3066"/>
-        <w:gridCol w:w="1533"/>
+        <w:gridCol w:w="687"/>
+        <w:gridCol w:w="1767"/>
+        <w:gridCol w:w="1292"/>
+        <w:gridCol w:w="6000"/>
       </w:tblGrid>
       <w:tr>
-        <w:tblPrEx>
-          <w:tblCellMar>
-            <w:top w:w="0" w:type="dxa"/>
-            <w:bottom w:w="0" w:type="dxa"/>
-          </w:tblCellMar>
-        </w:tblPrEx>
         <w:trPr>
           <w:tblHeader/>
         </w:trPr>
@@ -3645,12 +3546,6 @@
         </w:tc>
       </w:tr>
       <w:tr>
-        <w:tblPrEx>
-          <w:tblCellMar>
-            <w:top w:w="0" w:type="dxa"/>
-            <w:bottom w:w="0" w:type="dxa"/>
-          </w:tblCellMar>
-        </w:tblPrEx>
         <w:tc>
           <w:tcPr>
             <w:tcW w:w="900" w:type="dxa"/>
@@ -3761,24 +3656,27 @@
             </w:tcMar>
           </w:tcPr>
           <w:p>
-            <w:r xmlns:a="http://schemas.openxmlformats.org/drawingml/2006/main" xmlns:pic="http://schemas.openxmlformats.org/drawingml/2006/picture">
+            <w:r>
+              <w:rPr>
+                <w:noProof/>
+              </w:rPr>
               <w:drawing>
-                <wp:inline distT="0" distB="0" distL="114300" distR="114300">
+                <wp:inline distT="0" distB="0" distL="114300" distR="114300" wp14:anchorId="38A30C0E" wp14:editId="621249AE">
                   <wp:extent cx="3657600" cy="2185416"/>
                   <wp:effectExtent l="0" t="0" r="0" b="0"/>
                   <wp:docPr id="110" name="TC_6.2-1"/>
                   <wp:cNvGraphicFramePr>
-                    <a:graphicFrameLocks noChangeAspect="1"/>
+                    <a:graphicFrameLocks xmlns:a="http://schemas.openxmlformats.org/drawingml/2006/main" noChangeAspect="1"/>
                   </wp:cNvGraphicFramePr>
-                  <a:graphic>
+                  <a:graphic xmlns:a="http://schemas.openxmlformats.org/drawingml/2006/main">
                     <a:graphicData uri="http://schemas.openxmlformats.org/drawingml/2006/picture">
-                      <pic:pic>
+                      <pic:pic xmlns:pic="http://schemas.openxmlformats.org/drawingml/2006/picture">
                         <pic:nvPicPr>
                           <pic:cNvPr id="110" name="TC_6.2-1"/>
                           <pic:cNvPicPr/>
                         </pic:nvPicPr>
                         <pic:blipFill>
-                          <a:blip r:embed="rId21"/>
+                          <a:blip r:embed="rId13"/>
                           <a:stretch>
                             <a:fillRect/>
                           </a:stretch>
@@ -3802,12 +3700,6 @@
         </w:tc>
       </w:tr>
       <w:tr>
-        <w:tblPrEx>
-          <w:tblCellMar>
-            <w:top w:w="0" w:type="dxa"/>
-            <w:bottom w:w="0" w:type="dxa"/>
-          </w:tblCellMar>
-        </w:tblPrEx>
         <w:tc>
           <w:tcPr>
             <w:tcW w:w="900" w:type="dxa"/>
@@ -3832,6 +3724,7 @@
                 <w:sz w:val="18"/>
                 <w:szCs w:val="18"/>
               </w:rPr>
+              <w:lastRenderedPageBreak/>
               <w:t>6.2-2</w:t>
             </w:r>
           </w:p>
@@ -3907,24 +3800,27 @@
             </w:tcMar>
           </w:tcPr>
           <w:p>
-            <w:r xmlns:a="http://schemas.openxmlformats.org/drawingml/2006/main" xmlns:pic="http://schemas.openxmlformats.org/drawingml/2006/picture">
+            <w:r>
+              <w:rPr>
+                <w:noProof/>
+              </w:rPr>
               <w:drawing>
-                <wp:inline distT="0" distB="0" distL="114300" distR="114300">
+                <wp:inline distT="0" distB="0" distL="114300" distR="114300" wp14:anchorId="72A174D2" wp14:editId="370B899C">
                   <wp:extent cx="3657600" cy="3255264"/>
                   <wp:effectExtent l="0" t="0" r="0" b="0"/>
                   <wp:docPr id="111" name="TC_6.2-2"/>
                   <wp:cNvGraphicFramePr>
-                    <a:graphicFrameLocks noChangeAspect="1"/>
+                    <a:graphicFrameLocks xmlns:a="http://schemas.openxmlformats.org/drawingml/2006/main" noChangeAspect="1"/>
                   </wp:cNvGraphicFramePr>
-                  <a:graphic>
+                  <a:graphic xmlns:a="http://schemas.openxmlformats.org/drawingml/2006/main">
                     <a:graphicData uri="http://schemas.openxmlformats.org/drawingml/2006/picture">
-                      <pic:pic>
+                      <pic:pic xmlns:pic="http://schemas.openxmlformats.org/drawingml/2006/picture">
                         <pic:nvPicPr>
                           <pic:cNvPr id="111" name="TC_6.2-2"/>
                           <pic:cNvPicPr/>
                         </pic:nvPicPr>
                         <pic:blipFill>
-                          <a:blip r:embed="rId22"/>
+                          <a:blip r:embed="rId14"/>
                           <a:stretch>
                             <a:fillRect/>
                           </a:stretch>
@@ -3948,12 +3844,6 @@
         </w:tc>
       </w:tr>
       <w:tr>
-        <w:tblPrEx>
-          <w:tblCellMar>
-            <w:top w:w="0" w:type="dxa"/>
-            <w:bottom w:w="0" w:type="dxa"/>
-          </w:tblCellMar>
-        </w:tblPrEx>
         <w:tc>
           <w:tcPr>
             <w:tcW w:w="900" w:type="dxa"/>
@@ -4053,24 +3943,27 @@
             </w:tcMar>
           </w:tcPr>
           <w:p>
-            <w:r xmlns:a="http://schemas.openxmlformats.org/drawingml/2006/main" xmlns:pic="http://schemas.openxmlformats.org/drawingml/2006/picture">
+            <w:r>
+              <w:rPr>
+                <w:noProof/>
+              </w:rPr>
               <w:drawing>
-                <wp:inline distT="0" distB="0" distL="114300" distR="114300">
+                <wp:inline distT="0" distB="0" distL="114300" distR="114300" wp14:anchorId="50AB001C" wp14:editId="4B30153A">
                   <wp:extent cx="3657600" cy="1115568"/>
                   <wp:effectExtent l="0" t="0" r="0" b="0"/>
                   <wp:docPr id="112" name="TC_6.2-3"/>
                   <wp:cNvGraphicFramePr>
-                    <a:graphicFrameLocks noChangeAspect="1"/>
+                    <a:graphicFrameLocks xmlns:a="http://schemas.openxmlformats.org/drawingml/2006/main" noChangeAspect="1"/>
                   </wp:cNvGraphicFramePr>
-                  <a:graphic>
+                  <a:graphic xmlns:a="http://schemas.openxmlformats.org/drawingml/2006/main">
                     <a:graphicData uri="http://schemas.openxmlformats.org/drawingml/2006/picture">
-                      <pic:pic>
+                      <pic:pic xmlns:pic="http://schemas.openxmlformats.org/drawingml/2006/picture">
                         <pic:nvPicPr>
                           <pic:cNvPr id="112" name="TC_6.2-3"/>
                           <pic:cNvPicPr/>
                         </pic:nvPicPr>
                         <pic:blipFill>
-                          <a:blip r:embed="rId23"/>
+                          <a:blip r:embed="rId7"/>
                           <a:stretch>
                             <a:fillRect/>
                           </a:stretch>
@@ -4094,12 +3987,6 @@
         </w:tc>
       </w:tr>
       <w:tr>
-        <w:tblPrEx>
-          <w:tblCellMar>
-            <w:top w:w="0" w:type="dxa"/>
-            <w:bottom w:w="0" w:type="dxa"/>
-          </w:tblCellMar>
-        </w:tblPrEx>
         <w:tc>
           <w:tcPr>
             <w:tcW w:w="900" w:type="dxa"/>
@@ -4215,22 +4102,31 @@
           </w:tcPr>
           <w:p>
             <w:r>
-              <w:rPr>
-                <w:sz w:val="18"/>
-                <w:szCs w:val="18"/>
-              </w:rPr>
-              <w:t>(좌동)</w:t>
+              <w:drawing>
+                <wp:inline distT="0" distB="0" distL="0" distR="0">
+                  <wp:extent cx="3657600" cy="1115568"/>
+                  <wp:effectExtent l="0" t="0" r="0" b="0"/>
+                  <wp:docPr id="1" name="tc_batch_201.png"/>
+                  <ns2:graphic xmlns:ns2="http://schemas.openxmlformats.org/drawingml/2006/main">
+                    <ns2:graphicData uri="http://schemas.openxmlformats.org/drawingml/2006/picture">
+                      <ns3:pic xmlns:ns3="http://schemas.openxmlformats.org/drawingml/2006/picture">
+                        <ns3:nvPicPr/>
+                        <ns3:blipFill>
+                          <ns2:blip r:embed="rId67"/>
+                        </ns3:blipFill>
+                        <ns3:spPr>
+                          <ns2:xfrm/>
+                        </ns3:spPr>
+                      </ns3:pic>
+                    </ns2:graphicData>
+                  </ns2:graphic>
+                </wp:inline>
+              </w:drawing>
             </w:r>
           </w:p>
         </w:tc>
       </w:tr>
       <w:tr>
-        <w:tblPrEx>
-          <w:tblCellMar>
-            <w:top w:w="0" w:type="dxa"/>
-            <w:bottom w:w="0" w:type="dxa"/>
-          </w:tblCellMar>
-        </w:tblPrEx>
         <w:tc>
           <w:tcPr>
             <w:tcW w:w="900" w:type="dxa"/>
@@ -4345,12 +4241,6 @@
         </w:tc>
       </w:tr>
       <w:tr>
-        <w:tblPrEx>
-          <w:tblCellMar>
-            <w:top w:w="0" w:type="dxa"/>
-            <w:bottom w:w="0" w:type="dxa"/>
-          </w:tblCellMar>
-        </w:tblPrEx>
         <w:tc>
           <w:tcPr>
             <w:tcW w:w="900" w:type="dxa"/>
@@ -4492,18 +4382,12 @@
         <w:tblLook w:val="0000" w:firstRow="0" w:lastRow="0" w:firstColumn="0" w:lastColumn="0" w:noHBand="0" w:noVBand="0"/>
       </w:tblPr>
       <w:tblGrid>
-        <w:gridCol w:w="986"/>
-        <w:gridCol w:w="4161"/>
-        <w:gridCol w:w="3066"/>
-        <w:gridCol w:w="1533"/>
+        <w:gridCol w:w="571"/>
+        <w:gridCol w:w="2079"/>
+        <w:gridCol w:w="1180"/>
+        <w:gridCol w:w="6000"/>
       </w:tblGrid>
       <w:tr>
-        <w:tblPrEx>
-          <w:tblCellMar>
-            <w:top w:w="0" w:type="dxa"/>
-            <w:bottom w:w="0" w:type="dxa"/>
-          </w:tblCellMar>
-        </w:tblPrEx>
         <w:trPr>
           <w:tblHeader/>
         </w:trPr>
@@ -4534,6 +4418,7 @@
                 <w:sz w:val="18"/>
                 <w:szCs w:val="18"/>
               </w:rPr>
+              <w:lastRenderedPageBreak/>
               <w:t>ID</w:t>
             </w:r>
           </w:p>
@@ -4633,12 +4518,6 @@
         </w:tc>
       </w:tr>
       <w:tr>
-        <w:tblPrEx>
-          <w:tblCellMar>
-            <w:top w:w="0" w:type="dxa"/>
-            <w:bottom w:w="0" w:type="dxa"/>
-          </w:tblCellMar>
-        </w:tblPrEx>
         <w:tc>
           <w:tcPr>
             <w:tcW w:w="900" w:type="dxa"/>
@@ -4728,7 +4607,6 @@
                 <w:sz w:val="18"/>
                 <w:szCs w:val="18"/>
               </w:rPr>
-              <w:lastRenderedPageBreak/>
               <w:t>students.txt에 active 상태로 추가, 완료 메시지 출력 후 6.2절 복귀</w:t>
             </w:r>
           </w:p>
@@ -4750,24 +4628,27 @@
             </w:tcMar>
           </w:tcPr>
           <w:p>
-            <w:r xmlns:a="http://schemas.openxmlformats.org/drawingml/2006/main" xmlns:pic="http://schemas.openxmlformats.org/drawingml/2006/picture">
+            <w:r>
+              <w:rPr>
+                <w:noProof/>
+              </w:rPr>
               <w:drawing>
-                <wp:inline distT="0" distB="0" distL="114300" distR="114300">
+                <wp:inline distT="0" distB="0" distL="114300" distR="114300" wp14:anchorId="0EAB30DC" wp14:editId="587E12C8">
                   <wp:extent cx="3657600" cy="3255264"/>
                   <wp:effectExtent l="0" t="0" r="0" b="0"/>
                   <wp:docPr id="113" name="TC_6.3-1"/>
                   <wp:cNvGraphicFramePr>
-                    <a:graphicFrameLocks noChangeAspect="1"/>
+                    <a:graphicFrameLocks xmlns:a="http://schemas.openxmlformats.org/drawingml/2006/main" noChangeAspect="1"/>
                   </wp:cNvGraphicFramePr>
-                  <a:graphic>
+                  <a:graphic xmlns:a="http://schemas.openxmlformats.org/drawingml/2006/main">
                     <a:graphicData uri="http://schemas.openxmlformats.org/drawingml/2006/picture">
-                      <pic:pic>
+                      <pic:pic xmlns:pic="http://schemas.openxmlformats.org/drawingml/2006/picture">
                         <pic:nvPicPr>
                           <pic:cNvPr id="113" name="TC_6.3-1"/>
                           <pic:cNvPicPr/>
                         </pic:nvPicPr>
                         <pic:blipFill>
-                          <a:blip r:embed="rId24"/>
+                          <a:blip r:embed="rId14"/>
                           <a:stretch>
                             <a:fillRect/>
                           </a:stretch>
@@ -4791,12 +4672,6 @@
         </w:tc>
       </w:tr>
       <w:tr>
-        <w:tblPrEx>
-          <w:tblCellMar>
-            <w:top w:w="0" w:type="dxa"/>
-            <w:bottom w:w="0" w:type="dxa"/>
-          </w:tblCellMar>
-        </w:tblPrEx>
         <w:tc>
           <w:tcPr>
             <w:tcW w:w="900" w:type="dxa"/>
@@ -4912,22 +4787,31 @@
           </w:tcPr>
           <w:p>
             <w:r>
-              <w:rPr>
-                <w:sz w:val="18"/>
-                <w:szCs w:val="18"/>
-              </w:rPr>
-              <w:t>(좌동)</w:t>
+              <w:drawing>
+                <wp:inline distT="0" distB="0" distL="0" distR="0">
+                  <wp:extent cx="3657600" cy="2596896"/>
+                  <wp:effectExtent l="0" t="0" r="0" b="0"/>
+                  <wp:docPr id="1" name="tc_batch_202.png"/>
+                  <ns2:graphic xmlns:ns2="http://schemas.openxmlformats.org/drawingml/2006/main">
+                    <ns2:graphicData uri="http://schemas.openxmlformats.org/drawingml/2006/picture">
+                      <ns3:pic xmlns:ns3="http://schemas.openxmlformats.org/drawingml/2006/picture">
+                        <ns3:nvPicPr/>
+                        <ns3:blipFill>
+                          <ns2:blip r:embed="rId68"/>
+                        </ns3:blipFill>
+                        <ns3:spPr>
+                          <ns2:xfrm/>
+                        </ns3:spPr>
+                      </ns3:pic>
+                    </ns2:graphicData>
+                  </ns2:graphic>
+                </wp:inline>
+              </w:drawing>
             </w:r>
           </w:p>
         </w:tc>
       </w:tr>
       <w:tr>
-        <w:tblPrEx>
-          <w:tblCellMar>
-            <w:top w:w="0" w:type="dxa"/>
-            <w:bottom w:w="0" w:type="dxa"/>
-          </w:tblCellMar>
-        </w:tblPrEx>
         <w:tc>
           <w:tcPr>
             <w:tcW w:w="900" w:type="dxa"/>
@@ -5042,12 +4926,6 @@
         </w:tc>
       </w:tr>
       <w:tr>
-        <w:tblPrEx>
-          <w:tblCellMar>
-            <w:top w:w="0" w:type="dxa"/>
-            <w:bottom w:w="0" w:type="dxa"/>
-          </w:tblCellMar>
-        </w:tblPrEx>
         <w:tc>
           <w:tcPr>
             <w:tcW w:w="900" w:type="dxa"/>
@@ -5159,22 +5037,31 @@
           </w:tcPr>
           <w:p>
             <w:r>
-              <w:rPr>
-                <w:sz w:val="18"/>
-                <w:szCs w:val="18"/>
-              </w:rPr>
-              <w:t>(좌동)</w:t>
+              <w:drawing>
+                <wp:inline distT="0" distB="0" distL="0" distR="0">
+                  <wp:extent cx="3657600" cy="2596896"/>
+                  <wp:effectExtent l="0" t="0" r="0" b="0"/>
+                  <wp:docPr id="1" name="tc_batch_203.png"/>
+                  <ns2:graphic xmlns:ns2="http://schemas.openxmlformats.org/drawingml/2006/main">
+                    <ns2:graphicData uri="http://schemas.openxmlformats.org/drawingml/2006/picture">
+                      <ns3:pic xmlns:ns3="http://schemas.openxmlformats.org/drawingml/2006/picture">
+                        <ns3:nvPicPr/>
+                        <ns3:blipFill>
+                          <ns2:blip r:embed="rId69"/>
+                        </ns3:blipFill>
+                        <ns3:spPr>
+                          <ns2:xfrm/>
+                        </ns3:spPr>
+                      </ns3:pic>
+                    </ns2:graphicData>
+                  </ns2:graphic>
+                </wp:inline>
+              </w:drawing>
             </w:r>
           </w:p>
         </w:tc>
       </w:tr>
       <w:tr>
-        <w:tblPrEx>
-          <w:tblCellMar>
-            <w:top w:w="0" w:type="dxa"/>
-            <w:bottom w:w="0" w:type="dxa"/>
-          </w:tblCellMar>
-        </w:tblPrEx>
         <w:tc>
           <w:tcPr>
             <w:tcW w:w="900" w:type="dxa"/>
@@ -5267,7 +5154,9 @@
                 <w:sz w:val="18"/>
                 <w:szCs w:val="18"/>
               </w:rPr>
-              <w:t>!!! 오류: 비밀번호는 영문자와 숫자를 각각 1자 이상 포함한 6~12자이어야 합니다.</w:t>
+              <w:t>!!! 오류: 비밀번호는 영문자와 숫자를 각각 1자 이상 포함한 6~12자이</w:t>
+              <w:lastRenderedPageBreak/>
+              <w:t>어야 합니다.</w:t>
             </w:r>
           </w:p>
         </w:tc>
@@ -5290,22 +5179,31 @@
           </w:tcPr>
           <w:p>
             <w:r>
-              <w:rPr>
-                <w:sz w:val="18"/>
-                <w:szCs w:val="18"/>
-              </w:rPr>
-              <w:t>(좌동)</w:t>
+              <w:drawing>
+                <wp:inline distT="0" distB="0" distL="0" distR="0">
+                  <wp:extent cx="3657600" cy="2596896"/>
+                  <wp:effectExtent l="0" t="0" r="0" b="0"/>
+                  <wp:docPr id="1" name="tc_batch_204.png"/>
+                  <ns2:graphic xmlns:ns2="http://schemas.openxmlformats.org/drawingml/2006/main">
+                    <ns2:graphicData uri="http://schemas.openxmlformats.org/drawingml/2006/picture">
+                      <ns3:pic xmlns:ns3="http://schemas.openxmlformats.org/drawingml/2006/picture">
+                        <ns3:nvPicPr/>
+                        <ns3:blipFill>
+                          <ns2:blip r:embed="rId70"/>
+                        </ns3:blipFill>
+                        <ns3:spPr>
+                          <ns2:xfrm/>
+                        </ns3:spPr>
+                      </ns3:pic>
+                    </ns2:graphicData>
+                  </ns2:graphic>
+                </wp:inline>
+              </w:drawing>
             </w:r>
           </w:p>
         </w:tc>
       </w:tr>
       <w:tr>
-        <w:tblPrEx>
-          <w:tblCellMar>
-            <w:top w:w="0" w:type="dxa"/>
-            <w:bottom w:w="0" w:type="dxa"/>
-          </w:tblCellMar>
-        </w:tblPrEx>
         <w:tc>
           <w:tcPr>
             <w:tcW w:w="900" w:type="dxa"/>
@@ -5420,12 +5318,6 @@
         </w:tc>
       </w:tr>
       <w:tr>
-        <w:tblPrEx>
-          <w:tblCellMar>
-            <w:top w:w="0" w:type="dxa"/>
-            <w:bottom w:w="0" w:type="dxa"/>
-          </w:tblCellMar>
-        </w:tblPrEx>
         <w:tc>
           <w:tcPr>
             <w:tcW w:w="900" w:type="dxa"/>
@@ -5540,12 +5432,6 @@
         </w:tc>
       </w:tr>
       <w:tr>
-        <w:tblPrEx>
-          <w:tblCellMar>
-            <w:top w:w="0" w:type="dxa"/>
-            <w:bottom w:w="0" w:type="dxa"/>
-          </w:tblCellMar>
-        </w:tblPrEx>
         <w:tc>
           <w:tcPr>
             <w:tcW w:w="900" w:type="dxa"/>
@@ -5665,40 +5551,25 @@
             </w:tcMar>
           </w:tcPr>
           <w:p>
-            <w:r xmlns:a="http://schemas.openxmlformats.org/drawingml/2006/main" xmlns:pic="http://schemas.openxmlformats.org/drawingml/2006/picture">
+            <w:r>
               <w:drawing>
-                <wp:inline distT="0" distB="0" distL="114300" distR="114300">
-                  <wp:extent cx="3657600" cy="2596896"/>
+                <wp:inline distT="0" distB="0" distL="0" distR="0">
+                  <wp:extent cx="3657600" cy="2432304"/>
                   <wp:effectExtent l="0" t="0" r="0" b="0"/>
-                  <wp:docPr id="200" name="TC_6.3-8_fix"/>
-                  <wp:cNvGraphicFramePr>
-                    <a:graphicFrameLocks noChangeAspect="1"/>
-                  </wp:cNvGraphicFramePr>
-                  <a:graphic>
-                    <a:graphicData uri="http://schemas.openxmlformats.org/drawingml/2006/picture">
-                      <pic:pic>
-                        <pic:nvPicPr>
-                          <pic:cNvPr id="200" name="TC_6.3-8_fix"/>
-                          <pic:cNvPicPr/>
-                        </pic:nvPicPr>
-                        <pic:blipFill>
-                          <a:blip r:embed="rId25"/>
-                          <a:stretch>
-                            <a:fillRect/>
-                          </a:stretch>
-                        </pic:blipFill>
-                        <pic:spPr>
-                          <a:xfrm>
-                            <a:off x="0" y="0"/>
-                            <a:ext cx="3657600" cy="2596896"/>
-                          </a:xfrm>
-                          <a:prstGeom prst="rect">
-                            <a:avLst/>
-                          </a:prstGeom>
-                        </pic:spPr>
-                      </pic:pic>
-                    </a:graphicData>
-                  </a:graphic>
+                  <wp:docPr id="1" name="tc_batch_206.png"/>
+                  <ns2:graphic xmlns:ns2="http://schemas.openxmlformats.org/drawingml/2006/main">
+                    <ns2:graphicData uri="http://schemas.openxmlformats.org/drawingml/2006/picture">
+                      <ns3:pic xmlns:ns3="http://schemas.openxmlformats.org/drawingml/2006/picture">
+                        <ns3:nvPicPr/>
+                        <ns3:blipFill>
+                          <ns2:blip r:embed="rId72"/>
+                        </ns3:blipFill>
+                        <ns3:spPr>
+                          <ns2:xfrm/>
+                        </ns3:spPr>
+                      </ns3:pic>
+                    </ns2:graphicData>
+                  </ns2:graphic>
                 </wp:inline>
               </w:drawing>
             </w:r>
@@ -5706,12 +5577,6 @@
         </w:tc>
       </w:tr>
       <w:tr>
-        <w:tblPrEx>
-          <w:tblCellMar>
-            <w:top w:w="0" w:type="dxa"/>
-            <w:bottom w:w="0" w:type="dxa"/>
-          </w:tblCellMar>
-        </w:tblPrEx>
         <w:tc>
           <w:tcPr>
             <w:tcW w:w="900" w:type="dxa"/>
@@ -5742,6 +5607,7 @@
                 <w:sz w:val="18"/>
                 <w:szCs w:val="18"/>
               </w:rPr>
+              <w:lastRenderedPageBreak/>
               <w:t>6.3-9</w:t>
             </w:r>
           </w:p>
@@ -5831,40 +5697,25 @@
             </w:tcMar>
           </w:tcPr>
           <w:p>
-            <w:r xmlns:a="http://schemas.openxmlformats.org/drawingml/2006/main" xmlns:pic="http://schemas.openxmlformats.org/drawingml/2006/picture">
+            <w:r>
               <w:drawing>
-                <wp:inline distT="0" distB="0" distL="114300" distR="114300">
-                  <wp:extent cx="3657600" cy="2596896"/>
+                <wp:inline distT="0" distB="0" distL="0" distR="0">
+                  <wp:extent cx="3657600" cy="2432304"/>
                   <wp:effectExtent l="0" t="0" r="0" b="0"/>
-                  <wp:docPr id="201" name="TC_6.3-9_fix"/>
-                  <wp:cNvGraphicFramePr>
-                    <a:graphicFrameLocks noChangeAspect="1"/>
-                  </wp:cNvGraphicFramePr>
-                  <a:graphic>
-                    <a:graphicData uri="http://schemas.openxmlformats.org/drawingml/2006/picture">
-                      <pic:pic>
-                        <pic:nvPicPr>
-                          <pic:cNvPr id="201" name="TC_6.3-9_fix"/>
-                          <pic:cNvPicPr/>
-                        </pic:nvPicPr>
-                        <pic:blipFill>
-                          <a:blip r:embed="rId26"/>
-                          <a:stretch>
-                            <a:fillRect/>
-                          </a:stretch>
-                        </pic:blipFill>
-                        <pic:spPr>
-                          <a:xfrm>
-                            <a:off x="0" y="0"/>
-                            <a:ext cx="3657600" cy="2596896"/>
-                          </a:xfrm>
-                          <a:prstGeom prst="rect">
-                            <a:avLst/>
-                          </a:prstGeom>
-                        </pic:spPr>
-                      </pic:pic>
-                    </a:graphicData>
-                  </a:graphic>
+                  <wp:docPr id="1" name="tc_batch_207.png"/>
+                  <ns2:graphic xmlns:ns2="http://schemas.openxmlformats.org/drawingml/2006/main">
+                    <ns2:graphicData uri="http://schemas.openxmlformats.org/drawingml/2006/picture">
+                      <ns3:pic xmlns:ns3="http://schemas.openxmlformats.org/drawingml/2006/picture">
+                        <ns3:nvPicPr/>
+                        <ns3:blipFill>
+                          <ns2:blip r:embed="rId73"/>
+                        </ns3:blipFill>
+                        <ns3:spPr>
+                          <ns2:xfrm/>
+                        </ns3:spPr>
+                      </ns3:pic>
+                    </ns2:graphicData>
+                  </ns2:graphic>
                 </wp:inline>
               </w:drawing>
             </w:r>
@@ -5872,12 +5723,6 @@
         </w:tc>
       </w:tr>
       <w:tr>
-        <w:tblPrEx>
-          <w:tblCellMar>
-            <w:top w:w="0" w:type="dxa"/>
-            <w:bottom w:w="0" w:type="dxa"/>
-          </w:tblCellMar>
-        </w:tblPrEx>
         <w:tc>
           <w:tcPr>
             <w:tcW w:w="900" w:type="dxa"/>
@@ -5998,22 +5843,31 @@
           </w:tcPr>
           <w:p>
             <w:r>
-              <w:rPr>
-                <w:sz w:val="18"/>
-                <w:szCs w:val="18"/>
-              </w:rPr>
-              <w:t>(좌동)</w:t>
+              <w:drawing>
+                <wp:inline distT="0" distB="0" distL="0" distR="0">
+                  <wp:extent cx="3657600" cy="2596896"/>
+                  <wp:effectExtent l="0" t="0" r="0" b="0"/>
+                  <wp:docPr id="1" name="tc_batch_205.png"/>
+                  <ns2:graphic xmlns:ns2="http://schemas.openxmlformats.org/drawingml/2006/main">
+                    <ns2:graphicData uri="http://schemas.openxmlformats.org/drawingml/2006/picture">
+                      <ns3:pic xmlns:ns3="http://schemas.openxmlformats.org/drawingml/2006/picture">
+                        <ns3:nvPicPr/>
+                        <ns3:blipFill>
+                          <ns2:blip r:embed="rId71"/>
+                        </ns3:blipFill>
+                        <ns3:spPr>
+                          <ns2:xfrm/>
+                        </ns3:spPr>
+                      </ns3:pic>
+                    </ns2:graphicData>
+                  </ns2:graphic>
+                </wp:inline>
+              </w:drawing>
             </w:r>
           </w:p>
         </w:tc>
       </w:tr>
       <w:tr>
-        <w:tblPrEx>
-          <w:tblCellMar>
-            <w:top w:w="0" w:type="dxa"/>
-            <w:bottom w:w="0" w:type="dxa"/>
-          </w:tblCellMar>
-        </w:tblPrEx>
         <w:tc>
           <w:tcPr>
             <w:tcW w:w="900" w:type="dxa"/>
@@ -6103,7 +5957,6 @@
                 <w:sz w:val="18"/>
                 <w:szCs w:val="18"/>
               </w:rPr>
-              <w:lastRenderedPageBreak/>
               <w:t>!!! 오류: 이름은 한국어 완성형 글자로만 이루어져야 합니다.</w:t>
             </w:r>
           </w:p>
@@ -6125,40 +5978,25 @@
             </w:tcMar>
           </w:tcPr>
           <w:p>
-            <w:r xmlns:a="http://schemas.openxmlformats.org/drawingml/2006/main" xmlns:pic="http://schemas.openxmlformats.org/drawingml/2006/picture">
+            <w:r>
               <w:drawing>
-                <wp:inline distT="0" distB="0" distL="114300" distR="114300">
-                  <wp:extent cx="3657600" cy="3255264"/>
+                <wp:inline distT="0" distB="0" distL="0" distR="0">
+                  <wp:extent cx="3657600" cy="2596896"/>
                   <wp:effectExtent l="0" t="0" r="0" b="0"/>
-                  <wp:docPr id="114" name="TC_6.3-8"/>
-                  <wp:cNvGraphicFramePr>
-                    <a:graphicFrameLocks noChangeAspect="1"/>
-                  </wp:cNvGraphicFramePr>
-                  <a:graphic>
-                    <a:graphicData uri="http://schemas.openxmlformats.org/drawingml/2006/picture">
-                      <pic:pic>
-                        <pic:nvPicPr>
-                          <pic:cNvPr id="114" name="TC_6.3-8"/>
-                          <pic:cNvPicPr/>
-                        </pic:nvPicPr>
-                        <pic:blipFill>
-                          <a:blip r:embed="rId25"/>
-                          <a:stretch>
-                            <a:fillRect/>
-                          </a:stretch>
-                        </pic:blipFill>
-                        <pic:spPr>
-                          <a:xfrm>
-                            <a:off x="0" y="0"/>
-                            <a:ext cx="3657600" cy="3255264"/>
-                          </a:xfrm>
-                          <a:prstGeom prst="rect">
-                            <a:avLst/>
-                          </a:prstGeom>
-                        </pic:spPr>
-                      </pic:pic>
-                    </a:graphicData>
-                  </a:graphic>
+                  <wp:docPr id="1" name="tc_batch_214.png"/>
+                  <ns2:graphic xmlns:ns2="http://schemas.openxmlformats.org/drawingml/2006/main">
+                    <ns2:graphicData uri="http://schemas.openxmlformats.org/drawingml/2006/picture">
+                      <ns3:pic xmlns:ns3="http://schemas.openxmlformats.org/drawingml/2006/picture">
+                        <ns3:nvPicPr/>
+                        <ns3:blipFill>
+                          <ns2:blip r:embed="rId80"/>
+                        </ns3:blipFill>
+                        <ns3:spPr>
+                          <ns2:xfrm/>
+                        </ns3:spPr>
+                      </ns3:pic>
+                    </ns2:graphicData>
+                  </ns2:graphic>
                 </wp:inline>
               </w:drawing>
             </w:r>
@@ -6166,12 +6004,6 @@
         </w:tc>
       </w:tr>
       <w:tr>
-        <w:tblPrEx>
-          <w:tblCellMar>
-            <w:top w:w="0" w:type="dxa"/>
-            <w:bottom w:w="0" w:type="dxa"/>
-          </w:tblCellMar>
-        </w:tblPrEx>
         <w:tc>
           <w:tcPr>
             <w:tcW w:w="900" w:type="dxa"/>
@@ -6196,6 +6028,7 @@
                 <w:sz w:val="18"/>
                 <w:szCs w:val="18"/>
               </w:rPr>
+              <w:lastRenderedPageBreak/>
               <w:t>6.3-9</w:t>
             </w:r>
           </w:p>
@@ -6271,40 +6104,25 @@
             </w:tcMar>
           </w:tcPr>
           <w:p>
-            <w:r xmlns:a="http://schemas.openxmlformats.org/drawingml/2006/main" xmlns:pic="http://schemas.openxmlformats.org/drawingml/2006/picture">
+            <w:r>
               <w:drawing>
-                <wp:inline distT="0" distB="0" distL="114300" distR="114300">
-                  <wp:extent cx="3657600" cy="3255264"/>
+                <wp:inline distT="0" distB="0" distL="0" distR="0">
+                  <wp:extent cx="3657600" cy="2596896"/>
                   <wp:effectExtent l="0" t="0" r="0" b="0"/>
-                  <wp:docPr id="115" name="TC_6.3-9"/>
-                  <wp:cNvGraphicFramePr>
-                    <a:graphicFrameLocks noChangeAspect="1"/>
-                  </wp:cNvGraphicFramePr>
-                  <a:graphic>
-                    <a:graphicData uri="http://schemas.openxmlformats.org/drawingml/2006/picture">
-                      <pic:pic>
-                        <pic:nvPicPr>
-                          <pic:cNvPr id="115" name="TC_6.3-9"/>
-                          <pic:cNvPicPr/>
-                        </pic:nvPicPr>
-                        <pic:blipFill>
-                          <a:blip r:embed="rId26"/>
-                          <a:stretch>
-                            <a:fillRect/>
-                          </a:stretch>
-                        </pic:blipFill>
-                        <pic:spPr>
-                          <a:xfrm>
-                            <a:off x="0" y="0"/>
-                            <a:ext cx="3657600" cy="3255264"/>
-                          </a:xfrm>
-                          <a:prstGeom prst="rect">
-                            <a:avLst/>
-                          </a:prstGeom>
-                        </pic:spPr>
-                      </pic:pic>
-                    </a:graphicData>
-                  </a:graphic>
+                  <wp:docPr id="1" name="tc_batch_215.png"/>
+                  <ns2:graphic xmlns:ns2="http://schemas.openxmlformats.org/drawingml/2006/main">
+                    <ns2:graphicData uri="http://schemas.openxmlformats.org/drawingml/2006/picture">
+                      <ns3:pic xmlns:ns3="http://schemas.openxmlformats.org/drawingml/2006/picture">
+                        <ns3:nvPicPr/>
+                        <ns3:blipFill>
+                          <ns2:blip r:embed="rId81"/>
+                        </ns3:blipFill>
+                        <ns3:spPr>
+                          <ns2:xfrm/>
+                        </ns3:spPr>
+                      </ns3:pic>
+                    </ns2:graphicData>
+                  </ns2:graphic>
                 </wp:inline>
               </w:drawing>
             </w:r>
@@ -6312,12 +6130,6 @@
         </w:tc>
       </w:tr>
       <w:tr>
-        <w:tblPrEx>
-          <w:tblCellMar>
-            <w:top w:w="0" w:type="dxa"/>
-            <w:bottom w:w="0" w:type="dxa"/>
-          </w:tblCellMar>
-        </w:tblPrEx>
         <w:tc>
           <w:tcPr>
             <w:tcW w:w="900" w:type="dxa"/>
@@ -6433,11 +6245,26 @@
           </w:tcPr>
           <w:p>
             <w:r>
-              <w:rPr>
-                <w:sz w:val="18"/>
-                <w:szCs w:val="18"/>
-              </w:rPr>
-              <w:t>(좌동)</w:t>
+              <w:drawing>
+                <wp:inline distT="0" distB="0" distL="0" distR="0">
+                  <wp:extent cx="3657600" cy="2596896"/>
+                  <wp:effectExtent l="0" t="0" r="0" b="0"/>
+                  <wp:docPr id="1" name="tc_batch_216.png"/>
+                  <ns2:graphic xmlns:ns2="http://schemas.openxmlformats.org/drawingml/2006/main">
+                    <ns2:graphicData uri="http://schemas.openxmlformats.org/drawingml/2006/picture">
+                      <ns3:pic xmlns:ns3="http://schemas.openxmlformats.org/drawingml/2006/picture">
+                        <ns3:nvPicPr/>
+                        <ns3:blipFill>
+                          <ns2:blip r:embed="rId82"/>
+                        </ns3:blipFill>
+                        <ns3:spPr>
+                          <ns2:xfrm/>
+                        </ns3:spPr>
+                      </ns3:pic>
+                    </ns2:graphicData>
+                  </ns2:graphic>
+                </wp:inline>
+              </w:drawing>
             </w:r>
           </w:p>
         </w:tc>
@@ -6470,18 +6297,12 @@
         <w:tblLook w:val="0000" w:firstRow="0" w:lastRow="0" w:firstColumn="0" w:lastColumn="0" w:noHBand="0" w:noVBand="0"/>
       </w:tblPr>
       <w:tblGrid>
-        <w:gridCol w:w="986"/>
-        <w:gridCol w:w="4161"/>
-        <w:gridCol w:w="3066"/>
-        <w:gridCol w:w="1533"/>
+        <w:gridCol w:w="658"/>
+        <w:gridCol w:w="1996"/>
+        <w:gridCol w:w="1092"/>
+        <w:gridCol w:w="6000"/>
       </w:tblGrid>
       <w:tr>
-        <w:tblPrEx>
-          <w:tblCellMar>
-            <w:top w:w="0" w:type="dxa"/>
-            <w:bottom w:w="0" w:type="dxa"/>
-          </w:tblCellMar>
-        </w:tblPrEx>
         <w:trPr>
           <w:tblHeader/>
         </w:trPr>
@@ -6512,6 +6333,7 @@
                 <w:sz w:val="18"/>
                 <w:szCs w:val="18"/>
               </w:rPr>
+              <w:lastRenderedPageBreak/>
               <w:t>ID</w:t>
             </w:r>
           </w:p>
@@ -6611,12 +6433,6 @@
         </w:tc>
       </w:tr>
       <w:tr>
-        <w:tblPrEx>
-          <w:tblCellMar>
-            <w:top w:w="0" w:type="dxa"/>
-            <w:bottom w:w="0" w:type="dxa"/>
-          </w:tblCellMar>
-        </w:tblPrEx>
         <w:tc>
           <w:tcPr>
             <w:tcW w:w="900" w:type="dxa"/>
@@ -6727,24 +6543,27 @@
             </w:tcMar>
           </w:tcPr>
           <w:p>
-            <w:r xmlns:a="http://schemas.openxmlformats.org/drawingml/2006/main" xmlns:pic="http://schemas.openxmlformats.org/drawingml/2006/picture">
+            <w:r>
+              <w:rPr>
+                <w:noProof/>
+              </w:rPr>
               <w:drawing>
-                <wp:inline distT="0" distB="0" distL="114300" distR="114300">
+                <wp:inline distT="0" distB="0" distL="114300" distR="114300" wp14:anchorId="1B8699DC" wp14:editId="15C93DA1">
                   <wp:extent cx="3657600" cy="3584448"/>
                   <wp:effectExtent l="0" t="0" r="0" b="0"/>
                   <wp:docPr id="116" name="TC_6.4-1"/>
                   <wp:cNvGraphicFramePr>
-                    <a:graphicFrameLocks noChangeAspect="1"/>
+                    <a:graphicFrameLocks xmlns:a="http://schemas.openxmlformats.org/drawingml/2006/main" noChangeAspect="1"/>
                   </wp:cNvGraphicFramePr>
-                  <a:graphic>
+                  <a:graphic xmlns:a="http://schemas.openxmlformats.org/drawingml/2006/main">
                     <a:graphicData uri="http://schemas.openxmlformats.org/drawingml/2006/picture">
-                      <pic:pic>
+                      <pic:pic xmlns:pic="http://schemas.openxmlformats.org/drawingml/2006/picture">
                         <pic:nvPicPr>
                           <pic:cNvPr id="116" name="TC_6.4-1"/>
                           <pic:cNvPicPr/>
                         </pic:nvPicPr>
                         <pic:blipFill>
-                          <a:blip r:embed="rId27"/>
+                          <a:blip r:embed="rId17"/>
                           <a:stretch>
                             <a:fillRect/>
                           </a:stretch>
@@ -6768,12 +6587,6 @@
         </w:tc>
       </w:tr>
       <w:tr>
-        <w:tblPrEx>
-          <w:tblCellMar>
-            <w:top w:w="0" w:type="dxa"/>
-            <w:bottom w:w="0" w:type="dxa"/>
-          </w:tblCellMar>
-        </w:tblPrEx>
         <w:tc>
           <w:tcPr>
             <w:tcW w:w="900" w:type="dxa"/>
@@ -6888,24 +6701,27 @@
             </w:tcMar>
           </w:tcPr>
           <w:p>
-            <w:r xmlns:a="http://schemas.openxmlformats.org/drawingml/2006/main" xmlns:pic="http://schemas.openxmlformats.org/drawingml/2006/picture">
+            <w:r>
+              <w:rPr>
+                <w:noProof/>
+              </w:rPr>
               <w:drawing>
-                <wp:inline distT="0" distB="0" distL="114300" distR="114300">
+                <wp:inline distT="0" distB="0" distL="114300" distR="114300" wp14:anchorId="644E1683" wp14:editId="22C2954E">
                   <wp:extent cx="3657600" cy="3666744"/>
                   <wp:effectExtent l="0" t="0" r="0" b="0"/>
                   <wp:docPr id="117" name="TC_6.4-2"/>
                   <wp:cNvGraphicFramePr>
-                    <a:graphicFrameLocks noChangeAspect="1"/>
+                    <a:graphicFrameLocks xmlns:a="http://schemas.openxmlformats.org/drawingml/2006/main" noChangeAspect="1"/>
                   </wp:cNvGraphicFramePr>
-                  <a:graphic>
+                  <a:graphic xmlns:a="http://schemas.openxmlformats.org/drawingml/2006/main">
                     <a:graphicData uri="http://schemas.openxmlformats.org/drawingml/2006/picture">
-                      <pic:pic>
+                      <pic:pic xmlns:pic="http://schemas.openxmlformats.org/drawingml/2006/picture">
                         <pic:nvPicPr>
                           <pic:cNvPr id="117" name="TC_6.4-2"/>
                           <pic:cNvPicPr/>
                         </pic:nvPicPr>
                         <pic:blipFill>
-                          <a:blip r:embed="rId28"/>
+                          <a:blip r:embed="rId18"/>
                           <a:stretch>
                             <a:fillRect/>
                           </a:stretch>
@@ -6929,12 +6745,6 @@
         </w:tc>
       </w:tr>
       <w:tr>
-        <w:tblPrEx>
-          <w:tblCellMar>
-            <w:top w:w="0" w:type="dxa"/>
-            <w:bottom w:w="0" w:type="dxa"/>
-          </w:tblCellMar>
-        </w:tblPrEx>
         <w:tc>
           <w:tcPr>
             <w:tcW w:w="900" w:type="dxa"/>
@@ -7056,12 +6866,6 @@
         </w:tc>
       </w:tr>
       <w:tr>
-        <w:tblPrEx>
-          <w:tblCellMar>
-            <w:top w:w="0" w:type="dxa"/>
-            <w:bottom w:w="0" w:type="dxa"/>
-          </w:tblCellMar>
-        </w:tblPrEx>
         <w:tc>
           <w:tcPr>
             <w:tcW w:w="900" w:type="dxa"/>
@@ -7087,6 +6891,7 @@
                 <w:sz w:val="18"/>
                 <w:szCs w:val="18"/>
               </w:rPr>
+              <w:lastRenderedPageBreak/>
               <w:t>6.4-4</w:t>
             </w:r>
           </w:p>
@@ -7187,12 +6992,6 @@
         </w:tc>
       </w:tr>
       <w:tr>
-        <w:tblPrEx>
-          <w:tblCellMar>
-            <w:top w:w="0" w:type="dxa"/>
-            <w:bottom w:w="0" w:type="dxa"/>
-          </w:tblCellMar>
-        </w:tblPrEx>
         <w:tc>
           <w:tcPr>
             <w:tcW w:w="900" w:type="dxa"/>
@@ -7341,18 +7140,12 @@
         <w:tblLook w:val="0000" w:firstRow="0" w:lastRow="0" w:firstColumn="0" w:lastColumn="0" w:noHBand="0" w:noVBand="0"/>
       </w:tblPr>
       <w:tblGrid>
-        <w:gridCol w:w="986"/>
-        <w:gridCol w:w="4161"/>
-        <w:gridCol w:w="3066"/>
-        <w:gridCol w:w="1533"/>
+        <w:gridCol w:w="670"/>
+        <w:gridCol w:w="1834"/>
+        <w:gridCol w:w="1242"/>
+        <w:gridCol w:w="6000"/>
       </w:tblGrid>
       <w:tr>
-        <w:tblPrEx>
-          <w:tblCellMar>
-            <w:top w:w="0" w:type="dxa"/>
-            <w:bottom w:w="0" w:type="dxa"/>
-          </w:tblCellMar>
-        </w:tblPrEx>
         <w:trPr>
           <w:tblHeader/>
         </w:trPr>
@@ -7383,6 +7176,7 @@
                 <w:sz w:val="18"/>
                 <w:szCs w:val="18"/>
               </w:rPr>
+              <w:lastRenderedPageBreak/>
               <w:t>ID</w:t>
             </w:r>
           </w:p>
@@ -7482,12 +7276,6 @@
         </w:tc>
       </w:tr>
       <w:tr>
-        <w:tblPrEx>
-          <w:tblCellMar>
-            <w:top w:w="0" w:type="dxa"/>
-            <w:bottom w:w="0" w:type="dxa"/>
-          </w:tblCellMar>
-        </w:tblPrEx>
         <w:tc>
           <w:tcPr>
             <w:tcW w:w="900" w:type="dxa"/>
@@ -7550,7 +7338,6 @@
                 <w:sz w:val="18"/>
                 <w:szCs w:val="18"/>
               </w:rPr>
-              <w:lastRenderedPageBreak/>
               <w:t>입력: "5" 입력 (수강신청 기간 중)</w:t>
             </w:r>
           </w:p>
@@ -7578,7 +7365,6 @@
                 <w:sz w:val="18"/>
                 <w:szCs w:val="18"/>
               </w:rPr>
-              <w:lastRenderedPageBreak/>
               <w:t>6.9절 수강신청 프롬프트로 이동</w:t>
             </w:r>
           </w:p>
@@ -7600,53 +7386,24 @@
             </w:tcMar>
           </w:tcPr>
           <w:p>
-            <w:r xmlns:a="http://schemas.openxmlformats.org/drawingml/2006/main" xmlns:pic="http://schemas.openxmlformats.org/drawingml/2006/picture">
-              <w:drawing>
-                <wp:inline distT="0" distB="0" distL="114300" distR="114300">
-                  <wp:extent cx="3657600" cy="5230368"/>
-                  <wp:effectExtent l="0" t="0" r="0" b="0"/>
-                  <wp:docPr id="118" name="TC_6.5-1"/>
-                  <wp:cNvGraphicFramePr>
-                    <a:graphicFrameLocks noChangeAspect="1"/>
-                  </wp:cNvGraphicFramePr>
-                  <a:graphic>
-                    <a:graphicData uri="http://schemas.openxmlformats.org/drawingml/2006/picture">
-                      <pic:pic>
-                        <pic:nvPicPr>
-                          <pic:cNvPr id="118" name="TC_6.5-1"/>
-                          <pic:cNvPicPr/>
-                        </pic:nvPicPr>
-                        <pic:blipFill>
-                          <a:blip r:embed="rId29"/>
-                          <a:stretch>
-                            <a:fillRect/>
-                          </a:stretch>
-                        </pic:blipFill>
-                        <pic:spPr>
-                          <a:xfrm>
-                            <a:off x="0" y="0"/>
-                            <a:ext cx="3657600" cy="5230368"/>
-                          </a:xfrm>
-                          <a:prstGeom prst="rect">
-                            <a:avLst/>
-                          </a:prstGeom>
-                        </pic:spPr>
-                      </pic:pic>
-                    </a:graphicData>
-                  </a:graphic>
-                </wp:inline>
-              </w:drawing>
+            <w:pPr>
+              <w:spacing w:before="0" w:after="0"/>
+              <w:rPr>
+                <w:sz w:val="18"/>
+                <w:szCs w:val="18"/>
+              </w:rPr>
+            </w:pPr>
+            <w:r>
+              <w:rPr>
+                <w:sz w:val="18"/>
+                <w:szCs w:val="18"/>
+              </w:rPr>
+              <w:t xml:space="preserve">6.9절 수강신청 프롬프트로 이동 (메뉴 분기 정상 확인)</w:t>
             </w:r>
           </w:p>
         </w:tc>
       </w:tr>
       <w:tr>
-        <w:tblPrEx>
-          <w:tblCellMar>
-            <w:top w:w="0" w:type="dxa"/>
-            <w:bottom w:w="0" w:type="dxa"/>
-          </w:tblCellMar>
-        </w:tblPrEx>
         <w:tc>
           <w:tcPr>
             <w:tcW w:w="900" w:type="dxa"/>
@@ -7671,6 +7428,7 @@
                 <w:sz w:val="18"/>
                 <w:szCs w:val="18"/>
               </w:rPr>
+              <w:lastRenderedPageBreak/>
               <w:t>6.5-2</w:t>
             </w:r>
           </w:p>
@@ -7746,53 +7504,24 @@
             </w:tcMar>
           </w:tcPr>
           <w:p>
-            <w:r xmlns:a="http://schemas.openxmlformats.org/drawingml/2006/main" xmlns:pic="http://schemas.openxmlformats.org/drawingml/2006/picture">
-              <w:drawing>
-                <wp:inline distT="0" distB="0" distL="114300" distR="114300">
-                  <wp:extent cx="3657600" cy="5394960"/>
-                  <wp:effectExtent l="0" t="0" r="0" b="0"/>
-                  <wp:docPr id="119" name="TC_6.5-2"/>
-                  <wp:cNvGraphicFramePr>
-                    <a:graphicFrameLocks noChangeAspect="1"/>
-                  </wp:cNvGraphicFramePr>
-                  <a:graphic>
-                    <a:graphicData uri="http://schemas.openxmlformats.org/drawingml/2006/picture">
-                      <pic:pic>
-                        <pic:nvPicPr>
-                          <pic:cNvPr id="119" name="TC_6.5-2"/>
-                          <pic:cNvPicPr/>
-                        </pic:nvPicPr>
-                        <pic:blipFill>
-                          <a:blip r:embed="rId30"/>
-                          <a:stretch>
-                            <a:fillRect/>
-                          </a:stretch>
-                        </pic:blipFill>
-                        <pic:spPr>
-                          <a:xfrm>
-                            <a:off x="0" y="0"/>
-                            <a:ext cx="3657600" cy="5394960"/>
-                          </a:xfrm>
-                          <a:prstGeom prst="rect">
-                            <a:avLst/>
-                          </a:prstGeom>
-                        </pic:spPr>
-                      </pic:pic>
-                    </a:graphicData>
-                  </a:graphic>
-                </wp:inline>
-              </w:drawing>
+            <w:pPr>
+              <w:spacing w:before="0" w:after="0"/>
+              <w:rPr>
+                <w:sz w:val="18"/>
+                <w:szCs w:val="18"/>
+              </w:rPr>
+            </w:pPr>
+            <w:r>
+              <w:rPr>
+                <w:sz w:val="18"/>
+                <w:szCs w:val="18"/>
+              </w:rPr>
+              <w:t xml:space="preserve">6.10절 수강취소 프롬프트로 이동 (메뉴 분기 정상 확인)</w:t>
             </w:r>
           </w:p>
         </w:tc>
       </w:tr>
       <w:tr>
-        <w:tblPrEx>
-          <w:tblCellMar>
-            <w:top w:w="0" w:type="dxa"/>
-            <w:bottom w:w="0" w:type="dxa"/>
-          </w:tblCellMar>
-        </w:tblPrEx>
         <w:tc>
           <w:tcPr>
             <w:tcW w:w="900" w:type="dxa"/>
@@ -7929,12 +7658,6 @@
         </w:tc>
       </w:tr>
       <w:tr>
-        <w:tblPrEx>
-          <w:tblCellMar>
-            <w:top w:w="0" w:type="dxa"/>
-            <w:bottom w:w="0" w:type="dxa"/>
-          </w:tblCellMar>
-        </w:tblPrEx>
         <w:tc>
           <w:tcPr>
             <w:tcW w:w="900" w:type="dxa"/>
@@ -8049,12 +7772,6 @@
         </w:tc>
       </w:tr>
       <w:tr>
-        <w:tblPrEx>
-          <w:tblCellMar>
-            <w:top w:w="0" w:type="dxa"/>
-            <w:bottom w:w="0" w:type="dxa"/>
-          </w:tblCellMar>
-        </w:tblPrEx>
         <w:tc>
           <w:tcPr>
             <w:tcW w:w="900" w:type="dxa"/>
@@ -8079,7 +7796,9 @@
                 <w:sz w:val="18"/>
                 <w:szCs w:val="18"/>
               </w:rPr>
-              <w:t>6.5-5</w:t>
+              <w:t>6.5-</w:t>
+              <w:lastRenderedPageBreak/>
+              <w:t>5</w:t>
             </w:r>
           </w:p>
         </w:tc>
@@ -8108,7 +7827,10 @@
                 <w:sz w:val="18"/>
                 <w:szCs w:val="18"/>
               </w:rPr>
-              <w:t>[목표] 잘못된 메뉴 입력 (6.5절 비정상)</w:t>
+              <w:lastRenderedPageBreak/>
+              <w:t xml:space="preserve">[목표] 잘못된 메뉴 </w:t>
+              <w:lastRenderedPageBreak/>
+              <w:t>입력 (6.5절 비정상)</w:t>
             </w:r>
           </w:p>
           <w:p>
@@ -8144,7 +7866,10 @@
                 <w:sz w:val="18"/>
                 <w:szCs w:val="18"/>
               </w:rPr>
-              <w:t>!!! 오류: 잘못된 입력입니다. 다시 선택하세요. 출력 후 메뉴 재출력</w:t>
+              <w:lastRenderedPageBreak/>
+              <w:t>!!! 오류: 잘</w:t>
+              <w:lastRenderedPageBreak/>
+              <w:t>못된 입력입니다. 다시 선택하세요. 출력 후 메뉴 재출력</w:t>
             </w:r>
           </w:p>
         </w:tc>
@@ -8170,18 +7895,13 @@
                 <w:sz w:val="18"/>
                 <w:szCs w:val="18"/>
               </w:rPr>
+              <w:lastRenderedPageBreak/>
               <w:t>(좌동)</w:t>
             </w:r>
           </w:p>
         </w:tc>
       </w:tr>
       <w:tr>
-        <w:tblPrEx>
-          <w:tblCellMar>
-            <w:top w:w="0" w:type="dxa"/>
-            <w:bottom w:w="0" w:type="dxa"/>
-          </w:tblCellMar>
-        </w:tblPrEx>
         <w:tc>
           <w:tcPr>
             <w:tcW w:w="900" w:type="dxa"/>
@@ -8296,42 +8016,19 @@
             </w:tcMar>
           </w:tcPr>
           <w:p>
-            <w:r xmlns:a="http://schemas.openxmlformats.org/drawingml/2006/main" xmlns:pic="http://schemas.openxmlformats.org/drawingml/2006/picture">
-              <w:drawing>
-                <wp:inline distT="0" distB="0" distL="114300" distR="114300">
-                  <wp:extent cx="3657600" cy="3584448"/>
-                  <wp:effectExtent l="0" t="0" r="0" b="0"/>
-                  <wp:docPr id="120" name="TC_6.5-6"/>
-                  <wp:cNvGraphicFramePr>
-                    <a:graphicFrameLocks noChangeAspect="1"/>
-                  </wp:cNvGraphicFramePr>
-                  <a:graphic>
-                    <a:graphicData uri="http://schemas.openxmlformats.org/drawingml/2006/picture">
-                      <pic:pic>
-                        <pic:nvPicPr>
-                          <pic:cNvPr id="120" name="TC_6.5-6"/>
-                          <pic:cNvPicPr/>
-                        </pic:nvPicPr>
-                        <pic:blipFill>
-                          <a:blip r:embed="rId31"/>
-                          <a:stretch>
-                            <a:fillRect/>
-                          </a:stretch>
-                        </pic:blipFill>
-                        <pic:spPr>
-                          <a:xfrm>
-                            <a:off x="0" y="0"/>
-                            <a:ext cx="3657600" cy="3584448"/>
-                          </a:xfrm>
-                          <a:prstGeom prst="rect">
-                            <a:avLst/>
-                          </a:prstGeom>
-                        </pic:spPr>
-                      </pic:pic>
-                    </a:graphicData>
-                  </a:graphic>
-                </wp:inline>
-              </w:drawing>
+            <w:pPr>
+              <w:spacing w:before="0" w:after="0"/>
+              <w:rPr>
+                <w:sz w:val="18"/>
+                <w:szCs w:val="18"/>
+              </w:rPr>
+            </w:pPr>
+            <w:r>
+              <w:rPr>
+                <w:sz w:val="18"/>
+                <w:szCs w:val="18"/>
+              </w:rPr>
+              <w:t xml:space="preserve">로그아웃 후 메인 메뉴로 복귀</w:t>
             </w:r>
           </w:p>
         </w:tc>
@@ -8364,18 +8061,12 @@
         <w:tblLook w:val="0000" w:firstRow="0" w:lastRow="0" w:firstColumn="0" w:lastColumn="0" w:noHBand="0" w:noVBand="0"/>
       </w:tblPr>
       <w:tblGrid>
-        <w:gridCol w:w="986"/>
-        <w:gridCol w:w="4161"/>
-        <w:gridCol w:w="3066"/>
-        <w:gridCol w:w="1533"/>
+        <w:gridCol w:w="682"/>
+        <w:gridCol w:w="1732"/>
+        <w:gridCol w:w="1332"/>
+        <w:gridCol w:w="6000"/>
       </w:tblGrid>
       <w:tr>
-        <w:tblPrEx>
-          <w:tblCellMar>
-            <w:top w:w="0" w:type="dxa"/>
-            <w:bottom w:w="0" w:type="dxa"/>
-          </w:tblCellMar>
-        </w:tblPrEx>
         <w:trPr>
           <w:tblHeader/>
         </w:trPr>
@@ -8406,6 +8097,7 @@
                 <w:sz w:val="18"/>
                 <w:szCs w:val="18"/>
               </w:rPr>
+              <w:lastRenderedPageBreak/>
               <w:t>ID</w:t>
             </w:r>
           </w:p>
@@ -8505,12 +8197,6 @@
         </w:tc>
       </w:tr>
       <w:tr>
-        <w:tblPrEx>
-          <w:tblCellMar>
-            <w:top w:w="0" w:type="dxa"/>
-            <w:bottom w:w="0" w:type="dxa"/>
-          </w:tblCellMar>
-        </w:tblPrEx>
         <w:tc>
           <w:tcPr>
             <w:tcW w:w="900" w:type="dxa"/>
@@ -8630,24 +8316,27 @@
             </w:tcMar>
           </w:tcPr>
           <w:p>
-            <w:r xmlns:a="http://schemas.openxmlformats.org/drawingml/2006/main" xmlns:pic="http://schemas.openxmlformats.org/drawingml/2006/picture">
+            <w:r>
+              <w:rPr>
+                <w:noProof/>
+              </w:rPr>
               <w:drawing>
-                <wp:inline distT="0" distB="0" distL="114300" distR="114300">
+                <wp:inline distT="0" distB="0" distL="114300" distR="114300" wp14:anchorId="0D6AC6B8" wp14:editId="54562F99">
                   <wp:extent cx="3657600" cy="6217920"/>
                   <wp:effectExtent l="0" t="0" r="0" b="0"/>
                   <wp:docPr id="121" name="TC_6.6-1"/>
                   <wp:cNvGraphicFramePr>
-                    <a:graphicFrameLocks noChangeAspect="1"/>
+                    <a:graphicFrameLocks xmlns:a="http://schemas.openxmlformats.org/drawingml/2006/main" noChangeAspect="1"/>
                   </wp:cNvGraphicFramePr>
-                  <a:graphic>
+                  <a:graphic xmlns:a="http://schemas.openxmlformats.org/drawingml/2006/main">
                     <a:graphicData uri="http://schemas.openxmlformats.org/drawingml/2006/picture">
-                      <pic:pic>
+                      <pic:pic xmlns:pic="http://schemas.openxmlformats.org/drawingml/2006/picture">
                         <pic:nvPicPr>
                           <pic:cNvPr id="121" name="TC_6.6-1"/>
                           <pic:cNvPicPr/>
                         </pic:nvPicPr>
                         <pic:blipFill>
-                          <a:blip r:embed="rId32"/>
+                          <a:blip r:embed="rId21"/>
                           <a:stretch>
                             <a:fillRect/>
                           </a:stretch>
@@ -8671,12 +8360,6 @@
         </w:tc>
       </w:tr>
       <w:tr>
-        <w:tblPrEx>
-          <w:tblCellMar>
-            <w:top w:w="0" w:type="dxa"/>
-            <w:bottom w:w="0" w:type="dxa"/>
-          </w:tblCellMar>
-        </w:tblPrEx>
         <w:tc>
           <w:tcPr>
             <w:tcW w:w="900" w:type="dxa"/>
@@ -8707,6 +8390,7 @@
                 <w:sz w:val="18"/>
                 <w:szCs w:val="18"/>
               </w:rPr>
+              <w:lastRenderedPageBreak/>
               <w:t>6.6-2</w:t>
             </w:r>
           </w:p>
@@ -8784,24 +8468,27 @@
             </w:tcMar>
           </w:tcPr>
           <w:p>
-            <w:r xmlns:a="http://schemas.openxmlformats.org/drawingml/2006/main" xmlns:pic="http://schemas.openxmlformats.org/drawingml/2006/picture">
+            <w:r>
+              <w:rPr>
+                <w:noProof/>
+              </w:rPr>
               <w:drawing>
-                <wp:inline distT="0" distB="0" distL="114300" distR="114300">
+                <wp:inline distT="0" distB="0" distL="114300" distR="114300" wp14:anchorId="096CE79D" wp14:editId="31FE1C25">
                   <wp:extent cx="3657600" cy="5230368"/>
                   <wp:effectExtent l="0" t="0" r="0" b="0"/>
                   <wp:docPr id="122" name="TC_6.6-2"/>
                   <wp:cNvGraphicFramePr>
-                    <a:graphicFrameLocks noChangeAspect="1"/>
+                    <a:graphicFrameLocks xmlns:a="http://schemas.openxmlformats.org/drawingml/2006/main" noChangeAspect="1"/>
                   </wp:cNvGraphicFramePr>
-                  <a:graphic>
+                  <a:graphic xmlns:a="http://schemas.openxmlformats.org/drawingml/2006/main">
                     <a:graphicData uri="http://schemas.openxmlformats.org/drawingml/2006/picture">
-                      <pic:pic>
+                      <pic:pic xmlns:pic="http://schemas.openxmlformats.org/drawingml/2006/picture">
                         <pic:nvPicPr>
                           <pic:cNvPr id="122" name="TC_6.6-2"/>
                           <pic:cNvPicPr/>
                         </pic:nvPicPr>
                         <pic:blipFill>
-                          <a:blip r:embed="rId33"/>
+                          <a:blip r:embed="rId22"/>
                           <a:stretch>
                             <a:fillRect/>
                           </a:stretch>
@@ -8825,12 +8512,6 @@
         </w:tc>
       </w:tr>
       <w:tr>
-        <w:tblPrEx>
-          <w:tblCellMar>
-            <w:top w:w="0" w:type="dxa"/>
-            <w:bottom w:w="0" w:type="dxa"/>
-          </w:tblCellMar>
-        </w:tblPrEx>
         <w:tc>
           <w:tcPr>
             <w:tcW w:w="900" w:type="dxa"/>
@@ -8861,6 +8542,7 @@
                 <w:sz w:val="18"/>
                 <w:szCs w:val="18"/>
               </w:rPr>
+              <w:lastRenderedPageBreak/>
               <w:t>6.6-3</w:t>
             </w:r>
           </w:p>
@@ -8938,24 +8620,27 @@
             </w:tcMar>
           </w:tcPr>
           <w:p>
-            <w:r xmlns:a="http://schemas.openxmlformats.org/drawingml/2006/main" xmlns:pic="http://schemas.openxmlformats.org/drawingml/2006/picture">
+            <w:r>
+              <w:rPr>
+                <w:noProof/>
+              </w:rPr>
               <w:drawing>
-                <wp:inline distT="0" distB="0" distL="114300" distR="114300">
+                <wp:inline distT="0" distB="0" distL="114300" distR="114300" wp14:anchorId="7C8A946D" wp14:editId="6B6D0365">
                   <wp:extent cx="3657600" cy="5230368"/>
                   <wp:effectExtent l="0" t="0" r="0" b="0"/>
                   <wp:docPr id="123" name="TC_6.6-3"/>
                   <wp:cNvGraphicFramePr>
-                    <a:graphicFrameLocks noChangeAspect="1"/>
+                    <a:graphicFrameLocks xmlns:a="http://schemas.openxmlformats.org/drawingml/2006/main" noChangeAspect="1"/>
                   </wp:cNvGraphicFramePr>
-                  <a:graphic>
+                  <a:graphic xmlns:a="http://schemas.openxmlformats.org/drawingml/2006/main">
                     <a:graphicData uri="http://schemas.openxmlformats.org/drawingml/2006/picture">
-                      <pic:pic>
+                      <pic:pic xmlns:pic="http://schemas.openxmlformats.org/drawingml/2006/picture">
                         <pic:nvPicPr>
                           <pic:cNvPr id="123" name="TC_6.6-3"/>
                           <pic:cNvPicPr/>
                         </pic:nvPicPr>
                         <pic:blipFill>
-                          <a:blip r:embed="rId34"/>
+                          <a:blip r:embed="rId23"/>
                           <a:stretch>
                             <a:fillRect/>
                           </a:stretch>
@@ -8979,12 +8664,6 @@
         </w:tc>
       </w:tr>
       <w:tr>
-        <w:tblPrEx>
-          <w:tblCellMar>
-            <w:top w:w="0" w:type="dxa"/>
-            <w:bottom w:w="0" w:type="dxa"/>
-          </w:tblCellMar>
-        </w:tblPrEx>
         <w:tc>
           <w:tcPr>
             <w:tcW w:w="900" w:type="dxa"/>
@@ -9015,6 +8694,7 @@
                 <w:sz w:val="18"/>
                 <w:szCs w:val="18"/>
               </w:rPr>
+              <w:lastRenderedPageBreak/>
               <w:t>6.6-4</w:t>
             </w:r>
           </w:p>
@@ -9092,24 +8772,27 @@
             </w:tcMar>
           </w:tcPr>
           <w:p>
-            <w:r xmlns:a="http://schemas.openxmlformats.org/drawingml/2006/main" xmlns:pic="http://schemas.openxmlformats.org/drawingml/2006/picture">
+            <w:r>
+              <w:rPr>
+                <w:noProof/>
+              </w:rPr>
               <w:drawing>
-                <wp:inline distT="0" distB="0" distL="114300" distR="114300">
+                <wp:inline distT="0" distB="0" distL="114300" distR="114300" wp14:anchorId="502825D0" wp14:editId="2F3F7A99">
                   <wp:extent cx="3657600" cy="5971032"/>
                   <wp:effectExtent l="0" t="0" r="0" b="0"/>
                   <wp:docPr id="124" name="TC_6.6-4"/>
                   <wp:cNvGraphicFramePr>
-                    <a:graphicFrameLocks noChangeAspect="1"/>
+                    <a:graphicFrameLocks xmlns:a="http://schemas.openxmlformats.org/drawingml/2006/main" noChangeAspect="1"/>
                   </wp:cNvGraphicFramePr>
-                  <a:graphic>
+                  <a:graphic xmlns:a="http://schemas.openxmlformats.org/drawingml/2006/main">
                     <a:graphicData uri="http://schemas.openxmlformats.org/drawingml/2006/picture">
-                      <pic:pic>
+                      <pic:pic xmlns:pic="http://schemas.openxmlformats.org/drawingml/2006/picture">
                         <pic:nvPicPr>
                           <pic:cNvPr id="124" name="TC_6.6-4"/>
                           <pic:cNvPicPr/>
                         </pic:nvPicPr>
                         <pic:blipFill>
-                          <a:blip r:embed="rId35"/>
+                          <a:blip r:embed="rId24"/>
                           <a:stretch>
                             <a:fillRect/>
                           </a:stretch>
@@ -9133,12 +8816,6 @@
         </w:tc>
       </w:tr>
       <w:tr>
-        <w:tblPrEx>
-          <w:tblCellMar>
-            <w:top w:w="0" w:type="dxa"/>
-            <w:bottom w:w="0" w:type="dxa"/>
-          </w:tblCellMar>
-        </w:tblPrEx>
         <w:tc>
           <w:tcPr>
             <w:tcW w:w="900" w:type="dxa"/>
@@ -9169,6 +8846,7 @@
                 <w:sz w:val="18"/>
                 <w:szCs w:val="18"/>
               </w:rPr>
+              <w:lastRenderedPageBreak/>
               <w:t>6.6-5</w:t>
             </w:r>
           </w:p>
@@ -9246,24 +8924,27 @@
             </w:tcMar>
           </w:tcPr>
           <w:p>
-            <w:r xmlns:a="http://schemas.openxmlformats.org/drawingml/2006/main" xmlns:pic="http://schemas.openxmlformats.org/drawingml/2006/picture">
+            <w:r>
+              <w:rPr>
+                <w:noProof/>
+              </w:rPr>
               <w:drawing>
-                <wp:inline distT="0" distB="0" distL="114300" distR="114300">
+                <wp:inline distT="0" distB="0" distL="114300" distR="114300" wp14:anchorId="314F17D9" wp14:editId="4252B89F">
                   <wp:extent cx="3657600" cy="5971032"/>
                   <wp:effectExtent l="0" t="0" r="0" b="0"/>
                   <wp:docPr id="125" name="TC_6.6-5"/>
                   <wp:cNvGraphicFramePr>
-                    <a:graphicFrameLocks noChangeAspect="1"/>
+                    <a:graphicFrameLocks xmlns:a="http://schemas.openxmlformats.org/drawingml/2006/main" noChangeAspect="1"/>
                   </wp:cNvGraphicFramePr>
-                  <a:graphic>
+                  <a:graphic xmlns:a="http://schemas.openxmlformats.org/drawingml/2006/main">
                     <a:graphicData uri="http://schemas.openxmlformats.org/drawingml/2006/picture">
-                      <pic:pic>
+                      <pic:pic xmlns:pic="http://schemas.openxmlformats.org/drawingml/2006/picture">
                         <pic:nvPicPr>
                           <pic:cNvPr id="125" name="TC_6.6-5"/>
                           <pic:cNvPicPr/>
                         </pic:nvPicPr>
                         <pic:blipFill>
-                          <a:blip r:embed="rId36"/>
+                          <a:blip r:embed="rId25"/>
                           <a:stretch>
                             <a:fillRect/>
                           </a:stretch>
@@ -9287,12 +8968,6 @@
         </w:tc>
       </w:tr>
       <w:tr>
-        <w:tblPrEx>
-          <w:tblCellMar>
-            <w:top w:w="0" w:type="dxa"/>
-            <w:bottom w:w="0" w:type="dxa"/>
-          </w:tblCellMar>
-        </w:tblPrEx>
         <w:tc>
           <w:tcPr>
             <w:tcW w:w="900" w:type="dxa"/>
@@ -9401,24 +9076,27 @@
             </w:tcMar>
           </w:tcPr>
           <w:p>
-            <w:r xmlns:a="http://schemas.openxmlformats.org/drawingml/2006/main" xmlns:pic="http://schemas.openxmlformats.org/drawingml/2006/picture">
+            <w:r>
+              <w:rPr>
+                <w:noProof/>
+              </w:rPr>
               <w:drawing>
-                <wp:inline distT="0" distB="0" distL="114300" distR="114300">
+                <wp:inline distT="0" distB="0" distL="114300" distR="114300" wp14:anchorId="7A818EF7" wp14:editId="57568673">
                   <wp:extent cx="3657600" cy="5230368"/>
                   <wp:effectExtent l="0" t="0" r="0" b="0"/>
                   <wp:docPr id="126" name="TC_6.6-6"/>
                   <wp:cNvGraphicFramePr>
-                    <a:graphicFrameLocks noChangeAspect="1"/>
+                    <a:graphicFrameLocks xmlns:a="http://schemas.openxmlformats.org/drawingml/2006/main" noChangeAspect="1"/>
                   </wp:cNvGraphicFramePr>
-                  <a:graphic>
+                  <a:graphic xmlns:a="http://schemas.openxmlformats.org/drawingml/2006/main">
                     <a:graphicData uri="http://schemas.openxmlformats.org/drawingml/2006/picture">
-                      <pic:pic>
+                      <pic:pic xmlns:pic="http://schemas.openxmlformats.org/drawingml/2006/picture">
                         <pic:nvPicPr>
                           <pic:cNvPr id="126" name="TC_6.6-6"/>
                           <pic:cNvPicPr/>
                         </pic:nvPicPr>
                         <pic:blipFill>
-                          <a:blip r:embed="rId37"/>
+                          <a:blip r:embed="rId26"/>
                           <a:stretch>
                             <a:fillRect/>
                           </a:stretch>
@@ -9442,12 +9120,6 @@
         </w:tc>
       </w:tr>
       <w:tr>
-        <w:tblPrEx>
-          <w:tblCellMar>
-            <w:top w:w="0" w:type="dxa"/>
-            <w:bottom w:w="0" w:type="dxa"/>
-          </w:tblCellMar>
-        </w:tblPrEx>
         <w:tc>
           <w:tcPr>
             <w:tcW w:w="900" w:type="dxa"/>
@@ -9478,6 +9150,7 @@
                 <w:sz w:val="18"/>
                 <w:szCs w:val="18"/>
               </w:rPr>
+              <w:lastRenderedPageBreak/>
               <w:t>6.6-7</w:t>
             </w:r>
           </w:p>
@@ -9555,24 +9228,27 @@
             </w:tcMar>
           </w:tcPr>
           <w:p>
-            <w:r xmlns:a="http://schemas.openxmlformats.org/drawingml/2006/main" xmlns:pic="http://schemas.openxmlformats.org/drawingml/2006/picture">
+            <w:r>
+              <w:rPr>
+                <w:noProof/>
+              </w:rPr>
               <w:drawing>
-                <wp:inline distT="0" distB="0" distL="114300" distR="114300">
+                <wp:inline distT="0" distB="0" distL="114300" distR="114300" wp14:anchorId="2D70D932" wp14:editId="5D4930D3">
                   <wp:extent cx="3657600" cy="5230368"/>
                   <wp:effectExtent l="0" t="0" r="0" b="0"/>
                   <wp:docPr id="127" name="TC_6.6-7"/>
                   <wp:cNvGraphicFramePr>
-                    <a:graphicFrameLocks noChangeAspect="1"/>
+                    <a:graphicFrameLocks xmlns:a="http://schemas.openxmlformats.org/drawingml/2006/main" noChangeAspect="1"/>
                   </wp:cNvGraphicFramePr>
-                  <a:graphic>
+                  <a:graphic xmlns:a="http://schemas.openxmlformats.org/drawingml/2006/main">
                     <a:graphicData uri="http://schemas.openxmlformats.org/drawingml/2006/picture">
-                      <pic:pic>
+                      <pic:pic xmlns:pic="http://schemas.openxmlformats.org/drawingml/2006/picture">
                         <pic:nvPicPr>
                           <pic:cNvPr id="127" name="TC_6.6-7"/>
                           <pic:cNvPicPr/>
                         </pic:nvPicPr>
                         <pic:blipFill>
-                          <a:blip r:embed="rId38"/>
+                          <a:blip r:embed="rId27"/>
                           <a:stretch>
                             <a:fillRect/>
                           </a:stretch>
@@ -9596,12 +9272,6 @@
         </w:tc>
       </w:tr>
       <w:tr>
-        <w:tblPrEx>
-          <w:tblCellMar>
-            <w:top w:w="0" w:type="dxa"/>
-            <w:bottom w:w="0" w:type="dxa"/>
-          </w:tblCellMar>
-        </w:tblPrEx>
         <w:tc>
           <w:tcPr>
             <w:tcW w:w="900" w:type="dxa"/>
@@ -9632,6 +9302,7 @@
                 <w:sz w:val="18"/>
                 <w:szCs w:val="18"/>
               </w:rPr>
+              <w:lastRenderedPageBreak/>
               <w:t>6.6-8</w:t>
             </w:r>
           </w:p>
@@ -9709,24 +9380,27 @@
             </w:tcMar>
           </w:tcPr>
           <w:p>
-            <w:r xmlns:a="http://schemas.openxmlformats.org/drawingml/2006/main" xmlns:pic="http://schemas.openxmlformats.org/drawingml/2006/picture">
+            <w:r>
+              <w:rPr>
+                <w:noProof/>
+              </w:rPr>
               <w:drawing>
-                <wp:inline distT="0" distB="0" distL="114300" distR="114300">
+                <wp:inline distT="0" distB="0" distL="114300" distR="114300" wp14:anchorId="5BE2EA70" wp14:editId="2B48B816">
                   <wp:extent cx="3657600" cy="5641848"/>
                   <wp:effectExtent l="0" t="0" r="0" b="0"/>
                   <wp:docPr id="128" name="TC_6.6-8"/>
                   <wp:cNvGraphicFramePr>
-                    <a:graphicFrameLocks noChangeAspect="1"/>
+                    <a:graphicFrameLocks xmlns:a="http://schemas.openxmlformats.org/drawingml/2006/main" noChangeAspect="1"/>
                   </wp:cNvGraphicFramePr>
-                  <a:graphic>
+                  <a:graphic xmlns:a="http://schemas.openxmlformats.org/drawingml/2006/main">
                     <a:graphicData uri="http://schemas.openxmlformats.org/drawingml/2006/picture">
-                      <pic:pic>
+                      <pic:pic xmlns:pic="http://schemas.openxmlformats.org/drawingml/2006/picture">
                         <pic:nvPicPr>
                           <pic:cNvPr id="128" name="TC_6.6-8"/>
                           <pic:cNvPicPr/>
                         </pic:nvPicPr>
                         <pic:blipFill>
-                          <a:blip r:embed="rId39"/>
+                          <a:blip r:embed="rId28"/>
                           <a:stretch>
                             <a:fillRect/>
                           </a:stretch>
@@ -9750,12 +9424,6 @@
         </w:tc>
       </w:tr>
       <w:tr>
-        <w:tblPrEx>
-          <w:tblCellMar>
-            <w:top w:w="0" w:type="dxa"/>
-            <w:bottom w:w="0" w:type="dxa"/>
-          </w:tblCellMar>
-        </w:tblPrEx>
         <w:tc>
           <w:tcPr>
             <w:tcW w:w="900" w:type="dxa"/>
@@ -9786,6 +9454,7 @@
                 <w:sz w:val="18"/>
                 <w:szCs w:val="18"/>
               </w:rPr>
+              <w:lastRenderedPageBreak/>
               <w:t>6.6-9</w:t>
             </w:r>
           </w:p>
@@ -9863,24 +9532,27 @@
             </w:tcMar>
           </w:tcPr>
           <w:p>
-            <w:r xmlns:a="http://schemas.openxmlformats.org/drawingml/2006/main" xmlns:pic="http://schemas.openxmlformats.org/drawingml/2006/picture">
+            <w:r>
+              <w:rPr>
+                <w:noProof/>
+              </w:rPr>
               <w:drawing>
-                <wp:inline distT="0" distB="0" distL="114300" distR="114300">
+                <wp:inline distT="0" distB="0" distL="114300" distR="114300" wp14:anchorId="1FCADEF7" wp14:editId="44D85B55">
                   <wp:extent cx="3657600" cy="3666744"/>
                   <wp:effectExtent l="0" t="0" r="0" b="0"/>
                   <wp:docPr id="129" name="TC_6.6-9"/>
                   <wp:cNvGraphicFramePr>
-                    <a:graphicFrameLocks noChangeAspect="1"/>
+                    <a:graphicFrameLocks xmlns:a="http://schemas.openxmlformats.org/drawingml/2006/main" noChangeAspect="1"/>
                   </wp:cNvGraphicFramePr>
-                  <a:graphic>
+                  <a:graphic xmlns:a="http://schemas.openxmlformats.org/drawingml/2006/main">
                     <a:graphicData uri="http://schemas.openxmlformats.org/drawingml/2006/picture">
-                      <pic:pic>
+                      <pic:pic xmlns:pic="http://schemas.openxmlformats.org/drawingml/2006/picture">
                         <pic:nvPicPr>
                           <pic:cNvPr id="129" name="TC_6.6-9"/>
                           <pic:cNvPicPr/>
                         </pic:nvPicPr>
                         <pic:blipFill>
-                          <a:blip r:embed="rId40"/>
+                          <a:blip r:embed="rId18"/>
                           <a:stretch>
                             <a:fillRect/>
                           </a:stretch>
@@ -9904,12 +9576,6 @@
         </w:tc>
       </w:tr>
       <w:tr>
-        <w:tblPrEx>
-          <w:tblCellMar>
-            <w:top w:w="0" w:type="dxa"/>
-            <w:bottom w:w="0" w:type="dxa"/>
-          </w:tblCellMar>
-        </w:tblPrEx>
         <w:tc>
           <w:tcPr>
             <w:tcW w:w="900" w:type="dxa"/>
@@ -10040,12 +9706,6 @@
         </w:tc>
       </w:tr>
       <w:tr>
-        <w:tblPrEx>
-          <w:tblCellMar>
-            <w:top w:w="0" w:type="dxa"/>
-            <w:bottom w:w="0" w:type="dxa"/>
-          </w:tblCellMar>
-        </w:tblPrEx>
         <w:tc>
           <w:tcPr>
             <w:tcW w:w="900" w:type="dxa"/>
@@ -10191,18 +9851,12 @@
         <w:tblLook w:val="0000" w:firstRow="0" w:lastRow="0" w:firstColumn="0" w:lastColumn="0" w:noHBand="0" w:noVBand="0"/>
       </w:tblPr>
       <w:tblGrid>
-        <w:gridCol w:w="986"/>
-        <w:gridCol w:w="4161"/>
-        <w:gridCol w:w="3066"/>
-        <w:gridCol w:w="1533"/>
+        <w:gridCol w:w="633"/>
+        <w:gridCol w:w="1888"/>
+        <w:gridCol w:w="1225"/>
+        <w:gridCol w:w="6000"/>
       </w:tblGrid>
       <w:tr>
-        <w:tblPrEx>
-          <w:tblCellMar>
-            <w:top w:w="0" w:type="dxa"/>
-            <w:bottom w:w="0" w:type="dxa"/>
-          </w:tblCellMar>
-        </w:tblPrEx>
         <w:trPr>
           <w:tblHeader/>
         </w:trPr>
@@ -10233,6 +9887,7 @@
                 <w:sz w:val="18"/>
                 <w:szCs w:val="18"/>
               </w:rPr>
+              <w:lastRenderedPageBreak/>
               <w:t>ID</w:t>
             </w:r>
           </w:p>
@@ -10332,12 +9987,6 @@
         </w:tc>
       </w:tr>
       <w:tr>
-        <w:tblPrEx>
-          <w:tblCellMar>
-            <w:top w:w="0" w:type="dxa"/>
-            <w:bottom w:w="0" w:type="dxa"/>
-          </w:tblCellMar>
-        </w:tblPrEx>
         <w:tc>
           <w:tcPr>
             <w:tcW w:w="900" w:type="dxa"/>
@@ -10448,24 +10097,27 @@
             </w:tcMar>
           </w:tcPr>
           <w:p>
-            <w:r xmlns:a="http://schemas.openxmlformats.org/drawingml/2006/main" xmlns:pic="http://schemas.openxmlformats.org/drawingml/2006/picture">
+            <w:r>
+              <w:rPr>
+                <w:noProof/>
+              </w:rPr>
               <w:drawing>
-                <wp:inline distT="0" distB="0" distL="114300" distR="114300">
+                <wp:inline distT="0" distB="0" distL="114300" distR="114300" wp14:anchorId="3B34AF29" wp14:editId="6F308538">
                   <wp:extent cx="3657600" cy="5394960"/>
                   <wp:effectExtent l="0" t="0" r="0" b="0"/>
                   <wp:docPr id="130" name="TC_6.7-1"/>
                   <wp:cNvGraphicFramePr>
-                    <a:graphicFrameLocks noChangeAspect="1"/>
+                    <a:graphicFrameLocks xmlns:a="http://schemas.openxmlformats.org/drawingml/2006/main" noChangeAspect="1"/>
                   </wp:cNvGraphicFramePr>
-                  <a:graphic>
+                  <a:graphic xmlns:a="http://schemas.openxmlformats.org/drawingml/2006/main">
                     <a:graphicData uri="http://schemas.openxmlformats.org/drawingml/2006/picture">
-                      <pic:pic>
+                      <pic:pic xmlns:pic="http://schemas.openxmlformats.org/drawingml/2006/picture">
                         <pic:nvPicPr>
                           <pic:cNvPr id="130" name="TC_6.7-1"/>
                           <pic:cNvPicPr/>
                         </pic:nvPicPr>
                         <pic:blipFill>
-                          <a:blip r:embed="rId41"/>
+                          <a:blip r:embed="rId29"/>
                           <a:stretch>
                             <a:fillRect/>
                           </a:stretch>
@@ -10489,12 +10141,6 @@
         </w:tc>
       </w:tr>
       <w:tr>
-        <w:tblPrEx>
-          <w:tblCellMar>
-            <w:top w:w="0" w:type="dxa"/>
-            <w:bottom w:w="0" w:type="dxa"/>
-          </w:tblCellMar>
-        </w:tblPrEx>
         <w:tc>
           <w:tcPr>
             <w:tcW w:w="900" w:type="dxa"/>
@@ -10520,6 +10166,7 @@
                 <w:sz w:val="18"/>
                 <w:szCs w:val="18"/>
               </w:rPr>
+              <w:lastRenderedPageBreak/>
               <w:t>6.7-2</w:t>
             </w:r>
           </w:p>
@@ -10609,24 +10256,156 @@
             </w:tcMar>
           </w:tcPr>
           <w:p>
-            <w:r xmlns:a="http://schemas.openxmlformats.org/drawingml/2006/main" xmlns:pic="http://schemas.openxmlformats.org/drawingml/2006/picture">
+            <w:pPr>
+              <w:spacing w:before="0" w:after="0"/>
+              <w:rPr>
+                <w:sz w:val="18"/>
+                <w:szCs w:val="18"/>
+              </w:rPr>
+            </w:pPr>
+            <w:r>
+              <w:rPr>
+                <w:sz w:val="18"/>
+                <w:szCs w:val="18"/>
+              </w:rPr>
+              <w:t xml:space="preserve">학생 메인 메뉴로 복귀</w:t>
+            </w:r>
+          </w:p>
+        </w:tc>
+      </w:tr>
+      <w:tr>
+        <w:tc>
+          <w:tcPr>
+            <w:tcW w:w="900" w:type="dxa"/>
+            <w:tcBorders>
+              <w:top w:val="single" w:sz="1" w:space="0" w:color="AAAAAA"/>
+              <w:left w:val="single" w:sz="1" w:space="0" w:color="AAAAAA"/>
+              <w:bottom w:val="single" w:sz="1" w:space="0" w:color="AAAAAA"/>
+              <w:right w:val="single" w:sz="1" w:space="0" w:color="AAAAAA"/>
+            </w:tcBorders>
+            <w:tcMar>
+              <w:top w:w="80" w:type="dxa"/>
+              <w:left w:w="120" w:type="dxa"/>
+              <w:bottom w:w="80" w:type="dxa"/>
+              <w:right w:w="120" w:type="dxa"/>
+            </w:tcMar>
+          </w:tcPr>
+          <w:p>
+            <w:r>
+              <w:rPr>
+                <w:b/>
+                <w:bCs/>
+                <w:sz w:val="18"/>
+                <w:szCs w:val="18"/>
+              </w:rPr>
+              <w:lastRenderedPageBreak/>
+              <w:t>6.7-3</w:t>
+            </w:r>
+          </w:p>
+        </w:tc>
+        <w:tc>
+          <w:tcPr>
+            <w:tcW w:w="3800" w:type="dxa"/>
+            <w:tcBorders>
+              <w:top w:val="single" w:sz="1" w:space="0" w:color="AAAAAA"/>
+              <w:left w:val="single" w:sz="1" w:space="0" w:color="AAAAAA"/>
+              <w:bottom w:val="single" w:sz="1" w:space="0" w:color="AAAAAA"/>
+              <w:right w:val="single" w:sz="1" w:space="0" w:color="AAAAAA"/>
+            </w:tcBorders>
+            <w:tcMar>
+              <w:top w:w="80" w:type="dxa"/>
+              <w:left w:w="120" w:type="dxa"/>
+              <w:bottom w:w="80" w:type="dxa"/>
+              <w:right w:w="120" w:type="dxa"/>
+            </w:tcMar>
+          </w:tcPr>
+          <w:p>
+            <w:r>
+              <w:rPr>
+                <w:b/>
+                <w:bCs/>
+                <w:color w:val="1F4E79"/>
+                <w:sz w:val="18"/>
+                <w:szCs w:val="18"/>
+              </w:rPr>
+              <w:t>[목표] 과목 검색 결과 1건 이상 (6.7.2절 정상)</w:t>
+            </w:r>
+          </w:p>
+          <w:p>
+            <w:r>
+              <w:rPr>
+                <w:sz w:val="18"/>
+                <w:szCs w:val="18"/>
+              </w:rPr>
+              <w:t>입력: 검색어: '프로그래밍'</w:t>
+            </w:r>
+          </w:p>
+          <w:p/>
+        </w:tc>
+        <w:tc>
+          <w:tcPr>
+            <w:tcW w:w="2800" w:type="dxa"/>
+            <w:tcBorders>
+              <w:top w:val="single" w:sz="1" w:space="0" w:color="AAAAAA"/>
+              <w:left w:val="single" w:sz="1" w:space="0" w:color="AAAAAA"/>
+              <w:bottom w:val="single" w:sz="1" w:space="0" w:color="AAAAAA"/>
+              <w:right w:val="single" w:sz="1" w:space="0" w:color="AAAAAA"/>
+            </w:tcBorders>
+            <w:tcMar>
+              <w:top w:w="80" w:type="dxa"/>
+              <w:left w:w="120" w:type="dxa"/>
+              <w:bottom w:w="80" w:type="dxa"/>
+              <w:right w:w="120" w:type="dxa"/>
+            </w:tcMar>
+          </w:tcPr>
+          <w:p>
+            <w:r>
+              <w:rPr>
+                <w:sz w:val="18"/>
+                <w:szCs w:val="18"/>
+              </w:rPr>
+              <w:t>부분 일치(대소문자 무시) 결과 전부 출력, 번호 선택 대기</w:t>
+            </w:r>
+          </w:p>
+        </w:tc>
+        <w:tc>
+          <w:tcPr>
+            <w:tcW w:w="1400" w:type="dxa"/>
+            <w:tcBorders>
+              <w:top w:val="single" w:sz="1" w:space="0" w:color="AAAAAA"/>
+              <w:left w:val="single" w:sz="1" w:space="0" w:color="AAAAAA"/>
+              <w:bottom w:val="single" w:sz="1" w:space="0" w:color="AAAAAA"/>
+              <w:right w:val="single" w:sz="1" w:space="0" w:color="AAAAAA"/>
+            </w:tcBorders>
+            <w:tcMar>
+              <w:top w:w="80" w:type="dxa"/>
+              <w:left w:w="120" w:type="dxa"/>
+              <w:bottom w:w="80" w:type="dxa"/>
+              <w:right w:w="120" w:type="dxa"/>
+            </w:tcMar>
+          </w:tcPr>
+          <w:p>
+            <w:r>
+              <w:rPr>
+                <w:noProof/>
+              </w:rPr>
               <w:drawing>
-                <wp:inline distT="0" distB="0" distL="114300" distR="114300">
+                <wp:inline distT="0" distB="0" distL="114300" distR="114300" wp14:anchorId="3B298248" wp14:editId="4277D89A">
                   <wp:extent cx="3657600" cy="5394960"/>
                   <wp:effectExtent l="0" t="0" r="0" b="0"/>
-                  <wp:docPr id="131" name="TC_6.7-2"/>
+                  <wp:docPr id="132" name="TC_6.7-3"/>
                   <wp:cNvGraphicFramePr>
-                    <a:graphicFrameLocks noChangeAspect="1"/>
+                    <a:graphicFrameLocks xmlns:a="http://schemas.openxmlformats.org/drawingml/2006/main" noChangeAspect="1"/>
                   </wp:cNvGraphicFramePr>
-                  <a:graphic>
+                  <a:graphic xmlns:a="http://schemas.openxmlformats.org/drawingml/2006/main">
                     <a:graphicData uri="http://schemas.openxmlformats.org/drawingml/2006/picture">
-                      <pic:pic>
+                      <pic:pic xmlns:pic="http://schemas.openxmlformats.org/drawingml/2006/picture">
                         <pic:nvPicPr>
-                          <pic:cNvPr id="131" name="TC_6.7-2"/>
+                          <pic:cNvPr id="132" name="TC_6.7-3"/>
                           <pic:cNvPicPr/>
                         </pic:nvPicPr>
                         <pic:blipFill>
-                          <a:blip r:embed="rId42"/>
+                          <a:blip r:embed="rId30"/>
                           <a:stretch>
                             <a:fillRect/>
                           </a:stretch>
@@ -10650,12 +10429,6 @@
         </w:tc>
       </w:tr>
       <w:tr>
-        <w:tblPrEx>
-          <w:tblCellMar>
-            <w:top w:w="0" w:type="dxa"/>
-            <w:bottom w:w="0" w:type="dxa"/>
-          </w:tblCellMar>
-        </w:tblPrEx>
         <w:tc>
           <w:tcPr>
             <w:tcW w:w="900" w:type="dxa"/>
@@ -10665,22 +10438,24 @@
               <w:bottom w:val="single" w:sz="1" w:space="0" w:color="AAAAAA"/>
               <w:right w:val="single" w:sz="1" w:space="0" w:color="AAAAAA"/>
             </w:tcBorders>
-            <w:tcMar>
-              <w:top w:w="80" w:type="dxa"/>
-              <w:left w:w="120" w:type="dxa"/>
-              <w:bottom w:w="80" w:type="dxa"/>
-              <w:right w:w="120" w:type="dxa"/>
-            </w:tcMar>
-          </w:tcPr>
-          <w:p>
-            <w:r>
-              <w:rPr>
-                <w:b/>
-                <w:bCs/>
-                <w:sz w:val="18"/>
-                <w:szCs w:val="18"/>
-              </w:rPr>
-              <w:t>6.7-3</w:t>
+            <w:shd w:val="clear" w:color="auto" w:fill="EBF3FB"/>
+            <w:tcMar>
+              <w:top w:w="80" w:type="dxa"/>
+              <w:left w:w="120" w:type="dxa"/>
+              <w:bottom w:w="80" w:type="dxa"/>
+              <w:right w:w="120" w:type="dxa"/>
+            </w:tcMar>
+          </w:tcPr>
+          <w:p>
+            <w:r>
+              <w:rPr>
+                <w:b/>
+                <w:bCs/>
+                <w:sz w:val="18"/>
+                <w:szCs w:val="18"/>
+              </w:rPr>
+              <w:lastRenderedPageBreak/>
+              <w:t>6.7-4</w:t>
             </w:r>
           </w:p>
         </w:tc>
@@ -10693,6 +10468,7 @@
               <w:bottom w:val="single" w:sz="1" w:space="0" w:color="AAAAAA"/>
               <w:right w:val="single" w:sz="1" w:space="0" w:color="AAAAAA"/>
             </w:tcBorders>
+            <w:shd w:val="clear" w:color="auto" w:fill="EBF3FB"/>
             <w:tcMar>
               <w:top w:w="80" w:type="dxa"/>
               <w:left w:w="120" w:type="dxa"/>
@@ -10709,16 +10485,16 @@
                 <w:sz w:val="18"/>
                 <w:szCs w:val="18"/>
               </w:rPr>
-              <w:t>[목표] 과목 검색 결과 1건 이상 (6.7.2절 정상)</w:t>
-            </w:r>
-          </w:p>
-          <w:p>
-            <w:r>
-              <w:rPr>
-                <w:sz w:val="18"/>
-                <w:szCs w:val="18"/>
-              </w:rPr>
-              <w:t>입력: 검색어: '프로그래밍'</w:t>
+              <w:t>[목표] 과목 검색 결과 0건 (6.7.2절 비정상)</w:t>
+            </w:r>
+          </w:p>
+          <w:p>
+            <w:r>
+              <w:rPr>
+                <w:sz w:val="18"/>
+                <w:szCs w:val="18"/>
+              </w:rPr>
+              <w:t>입력: 검색어: '존재하지않는과목XYZ'</w:t>
             </w:r>
           </w:p>
           <w:p/>
@@ -10732,20 +10508,21 @@
               <w:bottom w:val="single" w:sz="1" w:space="0" w:color="AAAAAA"/>
               <w:right w:val="single" w:sz="1" w:space="0" w:color="AAAAAA"/>
             </w:tcBorders>
-            <w:tcMar>
-              <w:top w:w="80" w:type="dxa"/>
-              <w:left w:w="120" w:type="dxa"/>
-              <w:bottom w:w="80" w:type="dxa"/>
-              <w:right w:w="120" w:type="dxa"/>
-            </w:tcMar>
-          </w:tcPr>
-          <w:p>
-            <w:r>
-              <w:rPr>
-                <w:sz w:val="18"/>
-                <w:szCs w:val="18"/>
-              </w:rPr>
-              <w:t>부분 일치(대소문자 무시) 결과 전부 출력, 번호 선택 대기</w:t>
+            <w:shd w:val="clear" w:color="auto" w:fill="EBF3FB"/>
+            <w:tcMar>
+              <w:top w:w="80" w:type="dxa"/>
+              <w:left w:w="120" w:type="dxa"/>
+              <w:bottom w:w="80" w:type="dxa"/>
+              <w:right w:w="120" w:type="dxa"/>
+            </w:tcMar>
+          </w:tcPr>
+          <w:p>
+            <w:r>
+              <w:rPr>
+                <w:sz w:val="18"/>
+                <w:szCs w:val="18"/>
+              </w:rPr>
+              <w:t>검색 결과가 없습니다. 다시 검색하시겠습니까? (1: 재검색 / 0: 돌아가기) 출력</w:t>
             </w:r>
           </w:p>
         </w:tc>
@@ -10758,193 +10535,36 @@
               <w:bottom w:val="single" w:sz="1" w:space="0" w:color="AAAAAA"/>
               <w:right w:val="single" w:sz="1" w:space="0" w:color="AAAAAA"/>
             </w:tcBorders>
-            <w:tcMar>
-              <w:top w:w="80" w:type="dxa"/>
-              <w:left w:w="120" w:type="dxa"/>
-              <w:bottom w:w="80" w:type="dxa"/>
-              <w:right w:w="120" w:type="dxa"/>
-            </w:tcMar>
-          </w:tcPr>
-          <w:p>
-            <w:r xmlns:a="http://schemas.openxmlformats.org/drawingml/2006/main" xmlns:pic="http://schemas.openxmlformats.org/drawingml/2006/picture">
+            <w:shd w:val="clear" w:color="auto" w:fill="EBF3FB"/>
+            <w:tcMar>
+              <w:top w:w="80" w:type="dxa"/>
+              <w:left w:w="120" w:type="dxa"/>
+              <w:bottom w:w="80" w:type="dxa"/>
+              <w:right w:w="120" w:type="dxa"/>
+            </w:tcMar>
+          </w:tcPr>
+          <w:p>
+            <w:r>
+              <w:rPr>
+                <w:noProof/>
+              </w:rPr>
               <w:drawing>
-                <wp:inline distT="0" distB="0" distL="114300" distR="114300">
-                  <wp:extent cx="3657600" cy="5394960"/>
-                  <wp:effectExtent l="0" t="0" r="0" b="0"/>
-                  <wp:docPr id="132" name="TC_6.7-3"/>
-                  <wp:cNvGraphicFramePr>
-                    <a:graphicFrameLocks noChangeAspect="1"/>
-                  </wp:cNvGraphicFramePr>
-                  <a:graphic>
-                    <a:graphicData uri="http://schemas.openxmlformats.org/drawingml/2006/picture">
-                      <pic:pic>
-                        <pic:nvPicPr>
-                          <pic:cNvPr id="132" name="TC_6.7-3"/>
-                          <pic:cNvPicPr/>
-                        </pic:nvPicPr>
-                        <pic:blipFill>
-                          <a:blip r:embed="rId43"/>
-                          <a:stretch>
-                            <a:fillRect/>
-                          </a:stretch>
-                        </pic:blipFill>
-                        <pic:spPr>
-                          <a:xfrm>
-                            <a:off x="0" y="0"/>
-                            <a:ext cx="3657600" cy="5394960"/>
-                          </a:xfrm>
-                          <a:prstGeom prst="rect">
-                            <a:avLst/>
-                          </a:prstGeom>
-                        </pic:spPr>
-                      </pic:pic>
-                    </a:graphicData>
-                  </a:graphic>
-                </wp:inline>
-              </w:drawing>
-            </w:r>
-          </w:p>
-        </w:tc>
-      </w:tr>
-      <w:tr>
-        <w:tblPrEx>
-          <w:tblCellMar>
-            <w:top w:w="0" w:type="dxa"/>
-            <w:bottom w:w="0" w:type="dxa"/>
-          </w:tblCellMar>
-        </w:tblPrEx>
-        <w:tc>
-          <w:tcPr>
-            <w:tcW w:w="900" w:type="dxa"/>
-            <w:tcBorders>
-              <w:top w:val="single" w:sz="1" w:space="0" w:color="AAAAAA"/>
-              <w:left w:val="single" w:sz="1" w:space="0" w:color="AAAAAA"/>
-              <w:bottom w:val="single" w:sz="1" w:space="0" w:color="AAAAAA"/>
-              <w:right w:val="single" w:sz="1" w:space="0" w:color="AAAAAA"/>
-            </w:tcBorders>
-            <w:shd w:val="clear" w:color="auto" w:fill="EBF3FB"/>
-            <w:tcMar>
-              <w:top w:w="80" w:type="dxa"/>
-              <w:left w:w="120" w:type="dxa"/>
-              <w:bottom w:w="80" w:type="dxa"/>
-              <w:right w:w="120" w:type="dxa"/>
-            </w:tcMar>
-          </w:tcPr>
-          <w:p>
-            <w:r>
-              <w:rPr>
-                <w:b/>
-                <w:bCs/>
-                <w:sz w:val="18"/>
-                <w:szCs w:val="18"/>
-              </w:rPr>
-              <w:t>6.7-4</w:t>
-            </w:r>
-          </w:p>
-        </w:tc>
-        <w:tc>
-          <w:tcPr>
-            <w:tcW w:w="3800" w:type="dxa"/>
-            <w:tcBorders>
-              <w:top w:val="single" w:sz="1" w:space="0" w:color="AAAAAA"/>
-              <w:left w:val="single" w:sz="1" w:space="0" w:color="AAAAAA"/>
-              <w:bottom w:val="single" w:sz="1" w:space="0" w:color="AAAAAA"/>
-              <w:right w:val="single" w:sz="1" w:space="0" w:color="AAAAAA"/>
-            </w:tcBorders>
-            <w:shd w:val="clear" w:color="auto" w:fill="EBF3FB"/>
-            <w:tcMar>
-              <w:top w:w="80" w:type="dxa"/>
-              <w:left w:w="120" w:type="dxa"/>
-              <w:bottom w:w="80" w:type="dxa"/>
-              <w:right w:w="120" w:type="dxa"/>
-            </w:tcMar>
-          </w:tcPr>
-          <w:p>
-            <w:r>
-              <w:rPr>
-                <w:b/>
-                <w:bCs/>
-                <w:color w:val="1F4E79"/>
-                <w:sz w:val="18"/>
-                <w:szCs w:val="18"/>
-              </w:rPr>
-              <w:t>[목표] 과목 검색 결과 0건 (6.7.2절 비정상)</w:t>
-            </w:r>
-          </w:p>
-          <w:p>
-            <w:r>
-              <w:rPr>
-                <w:sz w:val="18"/>
-                <w:szCs w:val="18"/>
-              </w:rPr>
-              <w:t>입력: 검색어: '존재하지않는과목XYZ'</w:t>
-            </w:r>
-          </w:p>
-          <w:p/>
-        </w:tc>
-        <w:tc>
-          <w:tcPr>
-            <w:tcW w:w="2800" w:type="dxa"/>
-            <w:tcBorders>
-              <w:top w:val="single" w:sz="1" w:space="0" w:color="AAAAAA"/>
-              <w:left w:val="single" w:sz="1" w:space="0" w:color="AAAAAA"/>
-              <w:bottom w:val="single" w:sz="1" w:space="0" w:color="AAAAAA"/>
-              <w:right w:val="single" w:sz="1" w:space="0" w:color="AAAAAA"/>
-            </w:tcBorders>
-            <w:shd w:val="clear" w:color="auto" w:fill="EBF3FB"/>
-            <w:tcMar>
-              <w:top w:w="80" w:type="dxa"/>
-              <w:left w:w="120" w:type="dxa"/>
-              <w:bottom w:w="80" w:type="dxa"/>
-              <w:right w:w="120" w:type="dxa"/>
-            </w:tcMar>
-          </w:tcPr>
-          <w:p>
-            <w:r>
-              <w:rPr>
-                <w:sz w:val="18"/>
-                <w:szCs w:val="18"/>
-              </w:rPr>
-              <w:t>검색 결과가 없습니다. 다시 검색하시겠습니까? (1: 재검색 / 0: 돌아가기) 출력</w:t>
-            </w:r>
-          </w:p>
-        </w:tc>
-        <w:tc>
-          <w:tcPr>
-            <w:tcW w:w="1400" w:type="dxa"/>
-            <w:tcBorders>
-              <w:top w:val="single" w:sz="1" w:space="0" w:color="AAAAAA"/>
-              <w:left w:val="single" w:sz="1" w:space="0" w:color="AAAAAA"/>
-              <w:bottom w:val="single" w:sz="1" w:space="0" w:color="AAAAAA"/>
-              <w:right w:val="single" w:sz="1" w:space="0" w:color="AAAAAA"/>
-            </w:tcBorders>
-            <w:shd w:val="clear" w:color="auto" w:fill="EBF3FB"/>
-            <w:tcMar>
-              <w:top w:w="80" w:type="dxa"/>
-              <w:left w:w="120" w:type="dxa"/>
-              <w:bottom w:w="80" w:type="dxa"/>
-              <w:right w:w="120" w:type="dxa"/>
-            </w:tcMar>
-          </w:tcPr>
-          <w:p>
-            <w:r xmlns:a="http://schemas.openxmlformats.org/drawingml/2006/main" xmlns:pic="http://schemas.openxmlformats.org/drawingml/2006/picture">
-              <w:drawing>
-                <wp:inline distT="0" distB="0" distL="114300" distR="114300">
+                <wp:inline distT="0" distB="0" distL="114300" distR="114300" wp14:anchorId="0ABD5AA0" wp14:editId="1D4A54F7">
                   <wp:extent cx="3657600" cy="5148072"/>
                   <wp:effectExtent l="0" t="0" r="0" b="0"/>
                   <wp:docPr id="133" name="TC_6.7-4"/>
                   <wp:cNvGraphicFramePr>
-                    <a:graphicFrameLocks noChangeAspect="1"/>
+                    <a:graphicFrameLocks xmlns:a="http://schemas.openxmlformats.org/drawingml/2006/main" noChangeAspect="1"/>
                   </wp:cNvGraphicFramePr>
-                  <a:graphic>
+                  <a:graphic xmlns:a="http://schemas.openxmlformats.org/drawingml/2006/main">
                     <a:graphicData uri="http://schemas.openxmlformats.org/drawingml/2006/picture">
-                      <pic:pic>
+                      <pic:pic xmlns:pic="http://schemas.openxmlformats.org/drawingml/2006/picture">
                         <pic:nvPicPr>
                           <pic:cNvPr id="133" name="TC_6.7-4"/>
                           <pic:cNvPicPr/>
                         </pic:nvPicPr>
                         <pic:blipFill>
-                          <a:blip r:embed="rId44"/>
+                          <a:blip r:embed="rId31"/>
                           <a:stretch>
                             <a:fillRect/>
                           </a:stretch>
@@ -10968,12 +10588,6 @@
         </w:tc>
       </w:tr>
       <w:tr>
-        <w:tblPrEx>
-          <w:tblCellMar>
-            <w:top w:w="0" w:type="dxa"/>
-            <w:bottom w:w="0" w:type="dxa"/>
-          </w:tblCellMar>
-        </w:tblPrEx>
         <w:tc>
           <w:tcPr>
             <w:tcW w:w="900" w:type="dxa"/>
@@ -10998,6 +10612,7 @@
                 <w:sz w:val="18"/>
                 <w:szCs w:val="18"/>
               </w:rPr>
+              <w:lastRenderedPageBreak/>
               <w:t>6.7-5</w:t>
             </w:r>
           </w:p>
@@ -11084,24 +10699,27 @@
             </w:tcMar>
           </w:tcPr>
           <w:p>
-            <w:r xmlns:a="http://schemas.openxmlformats.org/drawingml/2006/main" xmlns:pic="http://schemas.openxmlformats.org/drawingml/2006/picture">
+            <w:r>
+              <w:rPr>
+                <w:noProof/>
+              </w:rPr>
               <w:drawing>
-                <wp:inline distT="0" distB="0" distL="114300" distR="114300">
+                <wp:inline distT="0" distB="0" distL="114300" distR="114300" wp14:anchorId="47AA3AFB" wp14:editId="68A59250">
                   <wp:extent cx="3657600" cy="5230368"/>
                   <wp:effectExtent l="0" t="0" r="0" b="0"/>
                   <wp:docPr id="134" name="TC_6.7-5"/>
                   <wp:cNvGraphicFramePr>
-                    <a:graphicFrameLocks noChangeAspect="1"/>
+                    <a:graphicFrameLocks xmlns:a="http://schemas.openxmlformats.org/drawingml/2006/main" noChangeAspect="1"/>
                   </wp:cNvGraphicFramePr>
-                  <a:graphic>
+                  <a:graphic xmlns:a="http://schemas.openxmlformats.org/drawingml/2006/main">
                     <a:graphicData uri="http://schemas.openxmlformats.org/drawingml/2006/picture">
-                      <pic:pic>
+                      <pic:pic xmlns:pic="http://schemas.openxmlformats.org/drawingml/2006/picture">
                         <pic:nvPicPr>
                           <pic:cNvPr id="134" name="TC_6.7-5"/>
                           <pic:cNvPicPr/>
                         </pic:nvPicPr>
                         <pic:blipFill>
-                          <a:blip r:embed="rId45"/>
+                          <a:blip r:embed="rId32"/>
                           <a:stretch>
                             <a:fillRect/>
                           </a:stretch>
@@ -11125,12 +10743,6 @@
         </w:tc>
       </w:tr>
       <w:tr>
-        <w:tblPrEx>
-          <w:tblCellMar>
-            <w:top w:w="0" w:type="dxa"/>
-            <w:bottom w:w="0" w:type="dxa"/>
-          </w:tblCellMar>
-        </w:tblPrEx>
         <w:tc>
           <w:tcPr>
             <w:tcW w:w="900" w:type="dxa"/>
@@ -11261,24 +10873,27 @@
             </w:tcMar>
           </w:tcPr>
           <w:p>
-            <w:r xmlns:a="http://schemas.openxmlformats.org/drawingml/2006/main" xmlns:pic="http://schemas.openxmlformats.org/drawingml/2006/picture">
+            <w:r>
+              <w:rPr>
+                <w:noProof/>
+              </w:rPr>
               <w:drawing>
-                <wp:inline distT="0" distB="0" distL="114300" distR="114300">
+                <wp:inline distT="0" distB="0" distL="114300" distR="114300" wp14:anchorId="32EAECD1" wp14:editId="798BDB06">
                   <wp:extent cx="3657600" cy="5312664"/>
                   <wp:effectExtent l="0" t="0" r="0" b="0"/>
                   <wp:docPr id="135" name="TC_6.7-6"/>
                   <wp:cNvGraphicFramePr>
-                    <a:graphicFrameLocks noChangeAspect="1"/>
+                    <a:graphicFrameLocks xmlns:a="http://schemas.openxmlformats.org/drawingml/2006/main" noChangeAspect="1"/>
                   </wp:cNvGraphicFramePr>
-                  <a:graphic>
+                  <a:graphic xmlns:a="http://schemas.openxmlformats.org/drawingml/2006/main">
                     <a:graphicData uri="http://schemas.openxmlformats.org/drawingml/2006/picture">
-                      <pic:pic>
+                      <pic:pic xmlns:pic="http://schemas.openxmlformats.org/drawingml/2006/picture">
                         <pic:nvPicPr>
                           <pic:cNvPr id="135" name="TC_6.7-6"/>
                           <pic:cNvPicPr/>
                         </pic:nvPicPr>
                         <pic:blipFill>
-                          <a:blip r:embed="rId46"/>
+                          <a:blip r:embed="rId33"/>
                           <a:stretch>
                             <a:fillRect/>
                           </a:stretch>
@@ -11329,18 +10944,12 @@
         <w:tblLook w:val="0000" w:firstRow="0" w:lastRow="0" w:firstColumn="0" w:lastColumn="0" w:noHBand="0" w:noVBand="0"/>
       </w:tblPr>
       <w:tblGrid>
-        <w:gridCol w:w="986"/>
-        <w:gridCol w:w="4161"/>
-        <w:gridCol w:w="3066"/>
-        <w:gridCol w:w="1533"/>
+        <w:gridCol w:w="674"/>
+        <w:gridCol w:w="1839"/>
+        <w:gridCol w:w="1233"/>
+        <w:gridCol w:w="6000"/>
       </w:tblGrid>
       <w:tr>
-        <w:tblPrEx>
-          <w:tblCellMar>
-            <w:top w:w="0" w:type="dxa"/>
-            <w:bottom w:w="0" w:type="dxa"/>
-          </w:tblCellMar>
-        </w:tblPrEx>
         <w:trPr>
           <w:tblHeader/>
         </w:trPr>
@@ -11371,6 +10980,7 @@
                 <w:sz w:val="18"/>
                 <w:szCs w:val="18"/>
               </w:rPr>
+              <w:lastRenderedPageBreak/>
               <w:t>ID</w:t>
             </w:r>
           </w:p>
@@ -11470,12 +11080,6 @@
         </w:tc>
       </w:tr>
       <w:tr>
-        <w:tblPrEx>
-          <w:tblCellMar>
-            <w:top w:w="0" w:type="dxa"/>
-            <w:bottom w:w="0" w:type="dxa"/>
-          </w:tblCellMar>
-        </w:tblPrEx>
         <w:tc>
           <w:tcPr>
             <w:tcW w:w="900" w:type="dxa"/>
@@ -11586,24 +11190,27 @@
             </w:tcMar>
           </w:tcPr>
           <w:p>
-            <w:r xmlns:a="http://schemas.openxmlformats.org/drawingml/2006/main" xmlns:pic="http://schemas.openxmlformats.org/drawingml/2006/picture">
+            <w:r>
+              <w:rPr>
+                <w:noProof/>
+              </w:rPr>
               <w:drawing>
-                <wp:inline distT="0" distB="0" distL="114300" distR="114300">
+                <wp:inline distT="0" distB="0" distL="114300" distR="114300" wp14:anchorId="055E71DD" wp14:editId="1342E85B">
                   <wp:extent cx="3657600" cy="5230368"/>
                   <wp:effectExtent l="0" t="0" r="0" b="0"/>
                   <wp:docPr id="136" name="TC_6.8-1"/>
                   <wp:cNvGraphicFramePr>
-                    <a:graphicFrameLocks noChangeAspect="1"/>
+                    <a:graphicFrameLocks xmlns:a="http://schemas.openxmlformats.org/drawingml/2006/main" noChangeAspect="1"/>
                   </wp:cNvGraphicFramePr>
-                  <a:graphic>
+                  <a:graphic xmlns:a="http://schemas.openxmlformats.org/drawingml/2006/main">
                     <a:graphicData uri="http://schemas.openxmlformats.org/drawingml/2006/picture">
-                      <pic:pic>
+                      <pic:pic xmlns:pic="http://schemas.openxmlformats.org/drawingml/2006/picture">
                         <pic:nvPicPr>
                           <pic:cNvPr id="136" name="TC_6.8-1"/>
                           <pic:cNvPicPr/>
                         </pic:nvPicPr>
                         <pic:blipFill>
-                          <a:blip r:embed="rId47"/>
+                          <a:blip r:embed="rId34"/>
                           <a:stretch>
                             <a:fillRect/>
                           </a:stretch>
@@ -11627,12 +11234,6 @@
         </w:tc>
       </w:tr>
       <w:tr>
-        <w:tblPrEx>
-          <w:tblCellMar>
-            <w:top w:w="0" w:type="dxa"/>
-            <w:bottom w:w="0" w:type="dxa"/>
-          </w:tblCellMar>
-        </w:tblPrEx>
         <w:tc>
           <w:tcPr>
             <w:tcW w:w="900" w:type="dxa"/>
@@ -11658,6 +11259,7 @@
                 <w:sz w:val="18"/>
                 <w:szCs w:val="18"/>
               </w:rPr>
+              <w:lastRenderedPageBreak/>
               <w:t>6.8-2</w:t>
             </w:r>
           </w:p>
@@ -11747,40 +11349,25 @@
             </w:tcMar>
           </w:tcPr>
           <w:p>
-            <w:r xmlns:a="http://schemas.openxmlformats.org/drawingml/2006/main" xmlns:pic="http://schemas.openxmlformats.org/drawingml/2006/picture">
+            <w:r>
               <w:drawing>
-                <wp:inline distT="0" distB="0" distL="114300" distR="114300">
-                  <wp:extent cx="3657600" cy="5065776"/>
+                <wp:inline distT="0" distB="0" distL="0" distR="0">
+                  <wp:extent cx="3657600" cy="2761488"/>
                   <wp:effectExtent l="0" t="0" r="0" b="0"/>
-                  <wp:docPr id="137" name="TC_6.8-2"/>
-                  <wp:cNvGraphicFramePr>
-                    <a:graphicFrameLocks noChangeAspect="1"/>
-                  </wp:cNvGraphicFramePr>
-                  <a:graphic>
-                    <a:graphicData uri="http://schemas.openxmlformats.org/drawingml/2006/picture">
-                      <pic:pic>
-                        <pic:nvPicPr>
-                          <pic:cNvPr id="137" name="TC_6.8-2"/>
-                          <pic:cNvPicPr/>
-                        </pic:nvPicPr>
-                        <pic:blipFill>
-                          <a:blip r:embed="rId48"/>
-                          <a:stretch>
-                            <a:fillRect/>
-                          </a:stretch>
-                        </pic:blipFill>
-                        <pic:spPr>
-                          <a:xfrm>
-                            <a:off x="0" y="0"/>
-                            <a:ext cx="3657600" cy="5065776"/>
-                          </a:xfrm>
-                          <a:prstGeom prst="rect">
-                            <a:avLst/>
-                          </a:prstGeom>
-                        </pic:spPr>
-                      </pic:pic>
-                    </a:graphicData>
-                  </a:graphic>
+                  <wp:docPr id="1" name="tc_batch_208.png"/>
+                  <ns2:graphic xmlns:ns2="http://schemas.openxmlformats.org/drawingml/2006/main">
+                    <ns2:graphicData uri="http://schemas.openxmlformats.org/drawingml/2006/picture">
+                      <ns3:pic xmlns:ns3="http://schemas.openxmlformats.org/drawingml/2006/picture">
+                        <ns3:nvPicPr/>
+                        <ns3:blipFill>
+                          <ns2:blip r:embed="rId74"/>
+                        </ns3:blipFill>
+                        <ns3:spPr>
+                          <ns2:xfrm/>
+                        </ns3:spPr>
+                      </ns3:pic>
+                    </ns2:graphicData>
+                  </ns2:graphic>
                 </wp:inline>
               </w:drawing>
             </w:r>
@@ -11788,12 +11375,6 @@
         </w:tc>
       </w:tr>
       <w:tr>
-        <w:tblPrEx>
-          <w:tblCellMar>
-            <w:top w:w="0" w:type="dxa"/>
-            <w:bottom w:w="0" w:type="dxa"/>
-          </w:tblCellMar>
-        </w:tblPrEx>
         <w:tc>
           <w:tcPr>
             <w:tcW w:w="900" w:type="dxa"/>
@@ -11915,12 +11496,6 @@
         </w:tc>
       </w:tr>
       <w:tr>
-        <w:tblPrEx>
-          <w:tblCellMar>
-            <w:top w:w="0" w:type="dxa"/>
-            <w:bottom w:w="0" w:type="dxa"/>
-          </w:tblCellMar>
-        </w:tblPrEx>
         <w:tc>
           <w:tcPr>
             <w:tcW w:w="900" w:type="dxa"/>
@@ -11946,6 +11521,7 @@
                 <w:sz w:val="18"/>
                 <w:szCs w:val="18"/>
               </w:rPr>
+              <w:lastRenderedPageBreak/>
               <w:t>6.8-4</w:t>
             </w:r>
           </w:p>
@@ -12035,40 +11611,25 @@
             </w:tcMar>
           </w:tcPr>
           <w:p>
-            <w:r xmlns:a="http://schemas.openxmlformats.org/drawingml/2006/main" xmlns:pic="http://schemas.openxmlformats.org/drawingml/2006/picture">
+            <w:r>
               <w:drawing>
-                <wp:inline distT="0" distB="0" distL="114300" distR="114300">
-                  <wp:extent cx="3657600" cy="5065776"/>
+                <wp:inline distT="0" distB="0" distL="0" distR="0">
+                  <wp:extent cx="3657600" cy="2843784"/>
                   <wp:effectExtent l="0" t="0" r="0" b="0"/>
-                  <wp:docPr id="138" name="TC_6.8-4"/>
-                  <wp:cNvGraphicFramePr>
-                    <a:graphicFrameLocks noChangeAspect="1"/>
-                  </wp:cNvGraphicFramePr>
-                  <a:graphic>
-                    <a:graphicData uri="http://schemas.openxmlformats.org/drawingml/2006/picture">
-                      <pic:pic>
-                        <pic:nvPicPr>
-                          <pic:cNvPr id="138" name="TC_6.8-4"/>
-                          <pic:cNvPicPr/>
-                        </pic:nvPicPr>
-                        <pic:blipFill>
-                          <a:blip r:embed="rId49"/>
-                          <a:stretch>
-                            <a:fillRect/>
-                          </a:stretch>
-                        </pic:blipFill>
-                        <pic:spPr>
-                          <a:xfrm>
-                            <a:off x="0" y="0"/>
-                            <a:ext cx="3657600" cy="5065776"/>
-                          </a:xfrm>
-                          <a:prstGeom prst="rect">
-                            <a:avLst/>
-                          </a:prstGeom>
-                        </pic:spPr>
-                      </pic:pic>
-                    </a:graphicData>
-                  </a:graphic>
+                  <wp:docPr id="1" name="tc_batch_209.png"/>
+                  <ns2:graphic xmlns:ns2="http://schemas.openxmlformats.org/drawingml/2006/main">
+                    <ns2:graphicData uri="http://schemas.openxmlformats.org/drawingml/2006/picture">
+                      <ns3:pic xmlns:ns3="http://schemas.openxmlformats.org/drawingml/2006/picture">
+                        <ns3:nvPicPr/>
+                        <ns3:blipFill>
+                          <ns2:blip r:embed="rId75"/>
+                        </ns3:blipFill>
+                        <ns3:spPr>
+                          <ns2:xfrm/>
+                        </ns3:spPr>
+                      </ns3:pic>
+                    </ns2:graphicData>
+                  </ns2:graphic>
                 </wp:inline>
               </w:drawing>
             </w:r>
@@ -12076,12 +11637,6 @@
         </w:tc>
       </w:tr>
       <w:tr>
-        <w:tblPrEx>
-          <w:tblCellMar>
-            <w:top w:w="0" w:type="dxa"/>
-            <w:bottom w:w="0" w:type="dxa"/>
-          </w:tblCellMar>
-        </w:tblPrEx>
         <w:tc>
           <w:tcPr>
             <w:tcW w:w="900" w:type="dxa"/>
@@ -12106,6 +11661,7 @@
                 <w:sz w:val="18"/>
                 <w:szCs w:val="18"/>
               </w:rPr>
+              <w:lastRenderedPageBreak/>
               <w:t>6.8-5</w:t>
             </w:r>
           </w:p>
@@ -12192,40 +11748,25 @@
             </w:tcMar>
           </w:tcPr>
           <w:p>
-            <w:r xmlns:a="http://schemas.openxmlformats.org/drawingml/2006/main" xmlns:pic="http://schemas.openxmlformats.org/drawingml/2006/picture">
+            <w:r>
               <w:drawing>
-                <wp:inline distT="0" distB="0" distL="114300" distR="114300">
-                  <wp:extent cx="3657600" cy="5065776"/>
+                <wp:inline distT="0" distB="0" distL="0" distR="0">
+                  <wp:extent cx="3657600" cy="2926080"/>
                   <wp:effectExtent l="0" t="0" r="0" b="0"/>
-                  <wp:docPr id="139" name="TC_6.8-5"/>
-                  <wp:cNvGraphicFramePr>
-                    <a:graphicFrameLocks noChangeAspect="1"/>
-                  </wp:cNvGraphicFramePr>
-                  <a:graphic>
-                    <a:graphicData uri="http://schemas.openxmlformats.org/drawingml/2006/picture">
-                      <pic:pic>
-                        <pic:nvPicPr>
-                          <pic:cNvPr id="139" name="TC_6.8-5"/>
-                          <pic:cNvPicPr/>
-                        </pic:nvPicPr>
-                        <pic:blipFill>
-                          <a:blip r:embed="rId50"/>
-                          <a:stretch>
-                            <a:fillRect/>
-                          </a:stretch>
-                        </pic:blipFill>
-                        <pic:spPr>
-                          <a:xfrm>
-                            <a:off x="0" y="0"/>
-                            <a:ext cx="3657600" cy="5065776"/>
-                          </a:xfrm>
-                          <a:prstGeom prst="rect">
-                            <a:avLst/>
-                          </a:prstGeom>
-                        </pic:spPr>
-                      </pic:pic>
-                    </a:graphicData>
-                  </a:graphic>
+                  <wp:docPr id="1" name="tc_batch_210.png"/>
+                  <ns2:graphic xmlns:ns2="http://schemas.openxmlformats.org/drawingml/2006/main">
+                    <ns2:graphicData uri="http://schemas.openxmlformats.org/drawingml/2006/picture">
+                      <ns3:pic xmlns:ns3="http://schemas.openxmlformats.org/drawingml/2006/picture">
+                        <ns3:nvPicPr/>
+                        <ns3:blipFill>
+                          <ns2:blip r:embed="rId76"/>
+                        </ns3:blipFill>
+                        <ns3:spPr>
+                          <ns2:xfrm/>
+                        </ns3:spPr>
+                      </ns3:pic>
+                    </ns2:graphicData>
+                  </ns2:graphic>
                 </wp:inline>
               </w:drawing>
             </w:r>
@@ -12233,12 +11774,6 @@
         </w:tc>
       </w:tr>
       <w:tr>
-        <w:tblPrEx>
-          <w:tblCellMar>
-            <w:top w:w="0" w:type="dxa"/>
-            <w:bottom w:w="0" w:type="dxa"/>
-          </w:tblCellMar>
-        </w:tblPrEx>
         <w:tc>
           <w:tcPr>
             <w:tcW w:w="900" w:type="dxa"/>
@@ -12264,6 +11799,7 @@
                 <w:sz w:val="18"/>
                 <w:szCs w:val="18"/>
               </w:rPr>
+              <w:lastRenderedPageBreak/>
               <w:t>6.8-6</w:t>
             </w:r>
           </w:p>
@@ -12353,40 +11889,25 @@
             </w:tcMar>
           </w:tcPr>
           <w:p>
-            <w:r xmlns:a="http://schemas.openxmlformats.org/drawingml/2006/main" xmlns:pic="http://schemas.openxmlformats.org/drawingml/2006/picture">
+            <w:r>
               <w:drawing>
-                <wp:inline distT="0" distB="0" distL="114300" distR="114300">
-                  <wp:extent cx="3657600" cy="5065776"/>
+                <wp:inline distT="0" distB="0" distL="0" distR="0">
+                  <wp:extent cx="3657600" cy="2843784"/>
                   <wp:effectExtent l="0" t="0" r="0" b="0"/>
-                  <wp:docPr id="140" name="TC_6.8-6"/>
-                  <wp:cNvGraphicFramePr>
-                    <a:graphicFrameLocks noChangeAspect="1"/>
-                  </wp:cNvGraphicFramePr>
-                  <a:graphic>
-                    <a:graphicData uri="http://schemas.openxmlformats.org/drawingml/2006/picture">
-                      <pic:pic>
-                        <pic:nvPicPr>
-                          <pic:cNvPr id="140" name="TC_6.8-6"/>
-                          <pic:cNvPicPr/>
-                        </pic:nvPicPr>
-                        <pic:blipFill>
-                          <a:blip r:embed="rId51"/>
-                          <a:stretch>
-                            <a:fillRect/>
-                          </a:stretch>
-                        </pic:blipFill>
-                        <pic:spPr>
-                          <a:xfrm>
-                            <a:off x="0" y="0"/>
-                            <a:ext cx="3657600" cy="5065776"/>
-                          </a:xfrm>
-                          <a:prstGeom prst="rect">
-                            <a:avLst/>
-                          </a:prstGeom>
-                        </pic:spPr>
-                      </pic:pic>
-                    </a:graphicData>
-                  </a:graphic>
+                  <wp:docPr id="1" name="tc_batch_211.png"/>
+                  <ns2:graphic xmlns:ns2="http://schemas.openxmlformats.org/drawingml/2006/main">
+                    <ns2:graphicData uri="http://schemas.openxmlformats.org/drawingml/2006/picture">
+                      <ns3:pic xmlns:ns3="http://schemas.openxmlformats.org/drawingml/2006/picture">
+                        <ns3:nvPicPr/>
+                        <ns3:blipFill>
+                          <ns2:blip r:embed="rId77"/>
+                        </ns3:blipFill>
+                        <ns3:spPr>
+                          <ns2:xfrm/>
+                        </ns3:spPr>
+                      </ns3:pic>
+                    </ns2:graphicData>
+                  </ns2:graphic>
                 </wp:inline>
               </w:drawing>
             </w:r>
@@ -12400,7 +11921,6 @@
         <w:pStyle w:val="2"/>
       </w:pPr>
       <w:r>
-        <w:lastRenderedPageBreak/>
         <w:t>2.9 수강신청 (6.9절)</w:t>
       </w:r>
     </w:p>
@@ -12422,18 +11942,12 @@
         <w:tblLook w:val="0000" w:firstRow="0" w:lastRow="0" w:firstColumn="0" w:lastColumn="0" w:noHBand="0" w:noVBand="0"/>
       </w:tblPr>
       <w:tblGrid>
-        <w:gridCol w:w="986"/>
-        <w:gridCol w:w="4161"/>
-        <w:gridCol w:w="3066"/>
-        <w:gridCol w:w="1533"/>
+        <w:gridCol w:w="607"/>
+        <w:gridCol w:w="1335"/>
+        <w:gridCol w:w="1804"/>
+        <w:gridCol w:w="6000"/>
       </w:tblGrid>
       <w:tr>
-        <w:tblPrEx>
-          <w:tblCellMar>
-            <w:top w:w="0" w:type="dxa"/>
-            <w:bottom w:w="0" w:type="dxa"/>
-          </w:tblCellMar>
-        </w:tblPrEx>
         <w:trPr>
           <w:tblHeader/>
         </w:trPr>
@@ -12464,6 +11978,7 @@
                 <w:sz w:val="18"/>
                 <w:szCs w:val="18"/>
               </w:rPr>
+              <w:lastRenderedPageBreak/>
               <w:t>ID</w:t>
             </w:r>
           </w:p>
@@ -12563,12 +12078,6 @@
         </w:tc>
       </w:tr>
       <w:tr>
-        <w:tblPrEx>
-          <w:tblCellMar>
-            <w:top w:w="0" w:type="dxa"/>
-            <w:bottom w:w="0" w:type="dxa"/>
-          </w:tblCellMar>
-        </w:tblPrEx>
         <w:tc>
           <w:tcPr>
             <w:tcW w:w="900" w:type="dxa"/>
@@ -12679,24 +12188,27 @@
             </w:tcMar>
           </w:tcPr>
           <w:p>
-            <w:r xmlns:a="http://schemas.openxmlformats.org/drawingml/2006/main" xmlns:pic="http://schemas.openxmlformats.org/drawingml/2006/picture">
+            <w:r>
+              <w:rPr>
+                <w:noProof/>
+              </w:rPr>
               <w:drawing>
-                <wp:inline distT="0" distB="0" distL="114300" distR="114300">
+                <wp:inline distT="0" distB="0" distL="114300" distR="114300" wp14:anchorId="35D688A3" wp14:editId="024492CF">
                   <wp:extent cx="3657600" cy="5230368"/>
                   <wp:effectExtent l="0" t="0" r="0" b="0"/>
                   <wp:docPr id="141" name="TC_6.9-1"/>
                   <wp:cNvGraphicFramePr>
-                    <a:graphicFrameLocks noChangeAspect="1"/>
+                    <a:graphicFrameLocks xmlns:a="http://schemas.openxmlformats.org/drawingml/2006/main" noChangeAspect="1"/>
                   </wp:cNvGraphicFramePr>
-                  <a:graphic>
+                  <a:graphic xmlns:a="http://schemas.openxmlformats.org/drawingml/2006/main">
                     <a:graphicData uri="http://schemas.openxmlformats.org/drawingml/2006/picture">
-                      <pic:pic>
+                      <pic:pic xmlns:pic="http://schemas.openxmlformats.org/drawingml/2006/picture">
                         <pic:nvPicPr>
                           <pic:cNvPr id="141" name="TC_6.9-1"/>
                           <pic:cNvPicPr/>
                         </pic:nvPicPr>
                         <pic:blipFill>
-                          <a:blip r:embed="rId52"/>
+                          <a:blip r:embed="rId19"/>
                           <a:stretch>
                             <a:fillRect/>
                           </a:stretch>
@@ -12720,12 +12232,6 @@
         </w:tc>
       </w:tr>
       <w:tr>
-        <w:tblPrEx>
-          <w:tblCellMar>
-            <w:top w:w="0" w:type="dxa"/>
-            <w:bottom w:w="0" w:type="dxa"/>
-          </w:tblCellMar>
-        </w:tblPrEx>
         <w:tc>
           <w:tcPr>
             <w:tcW w:w="900" w:type="dxa"/>
@@ -12751,6 +12257,7 @@
                 <w:sz w:val="18"/>
                 <w:szCs w:val="18"/>
               </w:rPr>
+              <w:lastRenderedPageBreak/>
               <w:t>6.9-2</w:t>
             </w:r>
           </w:p>
@@ -12840,24 +12347,27 @@
             </w:tcMar>
           </w:tcPr>
           <w:p>
-            <w:r xmlns:a="http://schemas.openxmlformats.org/drawingml/2006/main" xmlns:pic="http://schemas.openxmlformats.org/drawingml/2006/picture">
+            <w:r>
+              <w:rPr>
+                <w:noProof/>
+              </w:rPr>
               <w:drawing>
-                <wp:inline distT="0" distB="0" distL="114300" distR="114300">
+                <wp:inline distT="0" distB="0" distL="114300" distR="114300" wp14:anchorId="1BC0CE84" wp14:editId="4EBF6416">
                   <wp:extent cx="3657600" cy="5312664"/>
                   <wp:effectExtent l="0" t="0" r="0" b="0"/>
                   <wp:docPr id="142" name="TC_6.9-2"/>
                   <wp:cNvGraphicFramePr>
-                    <a:graphicFrameLocks noChangeAspect="1"/>
+                    <a:graphicFrameLocks xmlns:a="http://schemas.openxmlformats.org/drawingml/2006/main" noChangeAspect="1"/>
                   </wp:cNvGraphicFramePr>
-                  <a:graphic>
+                  <a:graphic xmlns:a="http://schemas.openxmlformats.org/drawingml/2006/main">
                     <a:graphicData uri="http://schemas.openxmlformats.org/drawingml/2006/picture">
-                      <pic:pic>
+                      <pic:pic xmlns:pic="http://schemas.openxmlformats.org/drawingml/2006/picture">
                         <pic:nvPicPr>
                           <pic:cNvPr id="142" name="TC_6.9-2"/>
                           <pic:cNvPicPr/>
                         </pic:nvPicPr>
                         <pic:blipFill>
-                          <a:blip r:embed="rId53"/>
+                          <a:blip r:embed="rId37"/>
                           <a:stretch>
                             <a:fillRect/>
                           </a:stretch>
@@ -12881,12 +12391,6 @@
         </w:tc>
       </w:tr>
       <w:tr>
-        <w:tblPrEx>
-          <w:tblCellMar>
-            <w:top w:w="0" w:type="dxa"/>
-            <w:bottom w:w="0" w:type="dxa"/>
-          </w:tblCellMar>
-        </w:tblPrEx>
         <w:tc>
           <w:tcPr>
             <w:tcW w:w="900" w:type="dxa"/>
@@ -13008,12 +12512,6 @@
         </w:tc>
       </w:tr>
       <w:tr>
-        <w:tblPrEx>
-          <w:tblCellMar>
-            <w:top w:w="0" w:type="dxa"/>
-            <w:bottom w:w="0" w:type="dxa"/>
-          </w:tblCellMar>
-        </w:tblPrEx>
         <w:tc>
           <w:tcPr>
             <w:tcW w:w="900" w:type="dxa"/>
@@ -13078,7 +12576,9 @@
                 <w:sz w:val="18"/>
                 <w:szCs w:val="18"/>
               </w:rPr>
-              <w:t>입력: 존재하는 과목코드 + 존재하지 않는 분반코드</w:t>
+              <w:t>입력: 존재하는 과목코드 + 존재하지 않는 분반코</w:t>
+              <w:lastRenderedPageBreak/>
+              <w:t>드</w:t>
             </w:r>
           </w:p>
           <w:p/>
@@ -13106,6 +12606,7 @@
                 <w:sz w:val="18"/>
                 <w:szCs w:val="18"/>
               </w:rPr>
+              <w:lastRenderedPageBreak/>
               <w:t>!!! 오류: 존재하지 않는 분반입니다.</w:t>
             </w:r>
           </w:p>
@@ -13139,12 +12640,6 @@
         </w:tc>
       </w:tr>
       <w:tr>
-        <w:tblPrEx>
-          <w:tblCellMar>
-            <w:top w:w="0" w:type="dxa"/>
-            <w:bottom w:w="0" w:type="dxa"/>
-          </w:tblCellMar>
-        </w:tblPrEx>
         <w:tc>
           <w:tcPr>
             <w:tcW w:w="900" w:type="dxa"/>
@@ -13266,12 +12761,6 @@
         </w:tc>
       </w:tr>
       <w:tr>
-        <w:tblPrEx>
-          <w:tblCellMar>
-            <w:top w:w="0" w:type="dxa"/>
-            <w:bottom w:w="0" w:type="dxa"/>
-          </w:tblCellMar>
-        </w:tblPrEx>
         <w:tc>
           <w:tcPr>
             <w:tcW w:w="900" w:type="dxa"/>
@@ -13397,12 +12886,6 @@
         </w:tc>
       </w:tr>
       <w:tr>
-        <w:tblPrEx>
-          <w:tblCellMar>
-            <w:top w:w="0" w:type="dxa"/>
-            <w:bottom w:w="0" w:type="dxa"/>
-          </w:tblCellMar>
-        </w:tblPrEx>
         <w:tc>
           <w:tcPr>
             <w:tcW w:w="900" w:type="dxa"/>
@@ -13524,12 +13007,6 @@
         </w:tc>
       </w:tr>
       <w:tr>
-        <w:tblPrEx>
-          <w:tblCellMar>
-            <w:top w:w="0" w:type="dxa"/>
-            <w:bottom w:w="0" w:type="dxa"/>
-          </w:tblCellMar>
-        </w:tblPrEx>
         <w:tc>
           <w:tcPr>
             <w:tcW w:w="900" w:type="dxa"/>
@@ -13594,7 +13071,9 @@
                 <w:sz w:val="18"/>
                 <w:szCs w:val="18"/>
               </w:rPr>
-              <w:t>입력: 현재 enrolled 인원 = 정원인 과목 신청</w:t>
+              <w:t>입력: 현재 enrolled 인원 = 정원인 과</w:t>
+              <w:lastRenderedPageBreak/>
+              <w:t>목 신청</w:t>
             </w:r>
           </w:p>
           <w:p/>
@@ -13622,6 +13101,7 @@
                 <w:sz w:val="18"/>
                 <w:szCs w:val="18"/>
               </w:rPr>
+              <w:lastRenderedPageBreak/>
               <w:t>!!! 오류: 해당 과목의 정원이 마감되었습니다.</w:t>
             </w:r>
           </w:p>
@@ -13655,12 +13135,6 @@
         </w:tc>
       </w:tr>
       <w:tr>
-        <w:tblPrEx>
-          <w:tblCellMar>
-            <w:top w:w="0" w:type="dxa"/>
-            <w:bottom w:w="0" w:type="dxa"/>
-          </w:tblCellMar>
-        </w:tblPrEx>
         <w:tc>
           <w:tcPr>
             <w:tcW w:w="900" w:type="dxa"/>
@@ -13723,7 +13197,6 @@
                 <w:sz w:val="18"/>
                 <w:szCs w:val="18"/>
               </w:rPr>
-              <w:lastRenderedPageBreak/>
               <w:t>입력: 이미 신청한 과목과 같은 요일·겹치는 시간대의 과목 신청</w:t>
             </w:r>
           </w:p>
@@ -13751,10 +13224,7 @@
                 <w:sz w:val="18"/>
                 <w:szCs w:val="18"/>
               </w:rPr>
-              <w:lastRenderedPageBreak/>
-              <w:t>!!! 오류: 시간표 충돌 - [충돌 과목명] (요일 HH:MM~HH:MM)과 겹칩</w:t>
-              <w:lastRenderedPageBreak/>
-              <w:t>니다.</w:t>
+              <w:t>!!! 오류: 시간표 충돌 - [충돌 과목명] (요일 HH:MM~HH:MM)과 겹칩니다.</w:t>
             </w:r>
           </w:p>
         </w:tc>
@@ -13786,12 +13256,6 @@
         </w:tc>
       </w:tr>
       <w:tr>
-        <w:tblPrEx>
-          <w:tblCellMar>
-            <w:top w:w="0" w:type="dxa"/>
-            <w:bottom w:w="0" w:type="dxa"/>
-          </w:tblCellMar>
-        </w:tblPrEx>
         <w:tc>
           <w:tcPr>
             <w:tcW w:w="900" w:type="dxa"/>
@@ -13817,6 +13281,7 @@
                 <w:sz w:val="18"/>
                 <w:szCs w:val="18"/>
               </w:rPr>
+              <w:lastRenderedPageBreak/>
               <w:t>6.9-10</w:t>
             </w:r>
           </w:p>
@@ -13906,24 +13371,27 @@
             </w:tcMar>
           </w:tcPr>
           <w:p>
-            <w:r xmlns:a="http://schemas.openxmlformats.org/drawingml/2006/main" xmlns:pic="http://schemas.openxmlformats.org/drawingml/2006/picture">
+            <w:r>
+              <w:rPr>
+                <w:noProof/>
+              </w:rPr>
               <w:drawing>
-                <wp:inline distT="0" distB="0" distL="114300" distR="114300">
+                <wp:inline distT="0" distB="0" distL="114300" distR="114300" wp14:anchorId="1F6F9170" wp14:editId="162B2951">
                   <wp:extent cx="3657600" cy="6876288"/>
                   <wp:effectExtent l="0" t="0" r="0" b="0"/>
                   <wp:docPr id="143" name="TC_6.9-10"/>
                   <wp:cNvGraphicFramePr>
-                    <a:graphicFrameLocks noChangeAspect="1"/>
+                    <a:graphicFrameLocks xmlns:a="http://schemas.openxmlformats.org/drawingml/2006/main" noChangeAspect="1"/>
                   </wp:cNvGraphicFramePr>
-                  <a:graphic>
+                  <a:graphic xmlns:a="http://schemas.openxmlformats.org/drawingml/2006/main">
                     <a:graphicData uri="http://schemas.openxmlformats.org/drawingml/2006/picture">
-                      <pic:pic>
+                      <pic:pic xmlns:pic="http://schemas.openxmlformats.org/drawingml/2006/picture">
                         <pic:nvPicPr>
                           <pic:cNvPr id="143" name="TC_6.9-10"/>
                           <pic:cNvPicPr/>
                         </pic:nvPicPr>
                         <pic:blipFill>
-                          <a:blip r:embed="rId54"/>
+                          <a:blip r:embed="rId38"/>
                           <a:stretch>
                             <a:fillRect/>
                           </a:stretch>
@@ -13947,12 +13415,6 @@
         </w:tc>
       </w:tr>
       <w:tr>
-        <w:tblPrEx>
-          <w:tblCellMar>
-            <w:top w:w="0" w:type="dxa"/>
-            <w:bottom w:w="0" w:type="dxa"/>
-          </w:tblCellMar>
-        </w:tblPrEx>
         <w:tc>
           <w:tcPr>
             <w:tcW w:w="900" w:type="dxa"/>
@@ -14042,6 +13504,7 @@
                 <w:sz w:val="18"/>
                 <w:szCs w:val="18"/>
               </w:rPr>
+              <w:lastRenderedPageBreak/>
               <w:t>!!! 오류: 최대 신청 학점(18)을 초과합니다.</w:t>
             </w:r>
           </w:p>
@@ -14064,22 +13527,31 @@
           </w:tcPr>
           <w:p>
             <w:r>
-              <w:rPr>
-                <w:sz w:val="18"/>
-                <w:szCs w:val="18"/>
-              </w:rPr>
-              <w:t>(좌동)</w:t>
+              <w:drawing>
+                <wp:inline distT="0" distB="0" distL="0" distR="0">
+                  <wp:extent cx="3657600" cy="2926080"/>
+                  <wp:effectExtent l="0" t="0" r="0" b="0"/>
+                  <wp:docPr id="1" name="tc_batch_212.png"/>
+                  <ns2:graphic xmlns:ns2="http://schemas.openxmlformats.org/drawingml/2006/main">
+                    <ns2:graphicData uri="http://schemas.openxmlformats.org/drawingml/2006/picture">
+                      <ns3:pic xmlns:ns3="http://schemas.openxmlformats.org/drawingml/2006/picture">
+                        <ns3:nvPicPr/>
+                        <ns3:blipFill>
+                          <ns2:blip r:embed="rId78"/>
+                        </ns3:blipFill>
+                        <ns3:spPr>
+                          <ns2:xfrm/>
+                        </ns3:spPr>
+                      </ns3:pic>
+                    </ns2:graphicData>
+                  </ns2:graphic>
+                </wp:inline>
+              </w:drawing>
             </w:r>
           </w:p>
         </w:tc>
       </w:tr>
       <w:tr>
-        <w:tblPrEx>
-          <w:tblCellMar>
-            <w:top w:w="0" w:type="dxa"/>
-            <w:bottom w:w="0" w:type="dxa"/>
-          </w:tblCellMar>
-        </w:tblPrEx>
         <w:tc>
           <w:tcPr>
             <w:tcW w:w="900" w:type="dxa"/>
@@ -14105,6 +13577,7 @@
                 <w:sz w:val="18"/>
                 <w:szCs w:val="18"/>
               </w:rPr>
+              <w:lastRenderedPageBreak/>
               <w:t>6.9-12</w:t>
             </w:r>
           </w:p>
@@ -14194,40 +13667,25 @@
             </w:tcMar>
           </w:tcPr>
           <w:p>
-            <w:r xmlns:a="http://schemas.openxmlformats.org/drawingml/2006/main" xmlns:pic="http://schemas.openxmlformats.org/drawingml/2006/picture">
+            <w:r>
               <w:drawing>
-                <wp:inline distT="0" distB="0" distL="114300" distR="114300">
-                  <wp:extent cx="3657600" cy="13459968"/>
+                <wp:inline distT="0" distB="0" distL="0" distR="0">
+                  <wp:extent cx="3657600" cy="2926080"/>
                   <wp:effectExtent l="0" t="0" r="0" b="0"/>
-                  <wp:docPr id="144" name="TC_6.9-12"/>
-                  <wp:cNvGraphicFramePr>
-                    <a:graphicFrameLocks noChangeAspect="1"/>
-                  </wp:cNvGraphicFramePr>
-                  <a:graphic>
-                    <a:graphicData uri="http://schemas.openxmlformats.org/drawingml/2006/picture">
-                      <pic:pic>
-                        <pic:nvPicPr>
-                          <pic:cNvPr id="144" name="TC_6.9-12"/>
-                          <pic:cNvPicPr/>
-                        </pic:nvPicPr>
-                        <pic:blipFill>
-                          <a:blip r:embed="rId55"/>
-                          <a:stretch>
-                            <a:fillRect/>
-                          </a:stretch>
-                        </pic:blipFill>
-                        <pic:spPr>
-                          <a:xfrm>
-                            <a:off x="0" y="0"/>
-                            <a:ext cx="3657600" cy="13459968"/>
-                          </a:xfrm>
-                          <a:prstGeom prst="rect">
-                            <a:avLst/>
-                          </a:prstGeom>
-                        </pic:spPr>
-                      </pic:pic>
-                    </a:graphicData>
-                  </a:graphic>
+                  <wp:docPr id="1" name="tc_batch_213.png"/>
+                  <ns2:graphic xmlns:ns2="http://schemas.openxmlformats.org/drawingml/2006/main">
+                    <ns2:graphicData uri="http://schemas.openxmlformats.org/drawingml/2006/picture">
+                      <ns3:pic xmlns:ns3="http://schemas.openxmlformats.org/drawingml/2006/picture">
+                        <ns3:nvPicPr/>
+                        <ns3:blipFill>
+                          <ns2:blip r:embed="rId79"/>
+                        </ns3:blipFill>
+                        <ns3:spPr>
+                          <ns2:xfrm/>
+                        </ns3:spPr>
+                      </ns3:pic>
+                    </ns2:graphicData>
+                  </ns2:graphic>
                 </wp:inline>
               </w:drawing>
             </w:r>
@@ -14235,12 +13693,6 @@
         </w:tc>
       </w:tr>
       <w:tr>
-        <w:tblPrEx>
-          <w:tblCellMar>
-            <w:top w:w="0" w:type="dxa"/>
-            <w:bottom w:w="0" w:type="dxa"/>
-          </w:tblCellMar>
-        </w:tblPrEx>
         <w:tc>
           <w:tcPr>
             <w:tcW w:w="900" w:type="dxa"/>
@@ -14265,6 +13717,7 @@
                 <w:sz w:val="18"/>
                 <w:szCs w:val="18"/>
               </w:rPr>
+              <w:lastRenderedPageBreak/>
               <w:t>6.9-13</w:t>
             </w:r>
           </w:p>
@@ -14351,53 +13804,24 @@
             </w:tcMar>
           </w:tcPr>
           <w:p>
-            <w:r xmlns:a="http://schemas.openxmlformats.org/drawingml/2006/main" xmlns:pic="http://schemas.openxmlformats.org/drawingml/2006/picture">
-              <w:drawing>
-                <wp:inline distT="0" distB="0" distL="114300" distR="114300">
-                  <wp:extent cx="3657600" cy="5230368"/>
-                  <wp:effectExtent l="0" t="0" r="0" b="0"/>
-                  <wp:docPr id="145" name="TC_6.9-13"/>
-                  <wp:cNvGraphicFramePr>
-                    <a:graphicFrameLocks noChangeAspect="1"/>
-                  </wp:cNvGraphicFramePr>
-                  <a:graphic>
-                    <a:graphicData uri="http://schemas.openxmlformats.org/drawingml/2006/picture">
-                      <pic:pic>
-                        <pic:nvPicPr>
-                          <pic:cNvPr id="145" name="TC_6.9-13"/>
-                          <pic:cNvPicPr/>
-                        </pic:nvPicPr>
-                        <pic:blipFill>
-                          <a:blip r:embed="rId56"/>
-                          <a:stretch>
-                            <a:fillRect/>
-                          </a:stretch>
-                        </pic:blipFill>
-                        <pic:spPr>
-                          <a:xfrm>
-                            <a:off x="0" y="0"/>
-                            <a:ext cx="3657600" cy="5230368"/>
-                          </a:xfrm>
-                          <a:prstGeom prst="rect">
-                            <a:avLst/>
-                          </a:prstGeom>
-                        </pic:spPr>
-                      </pic:pic>
-                    </a:graphicData>
-                  </a:graphic>
-                </wp:inline>
-              </w:drawing>
+            <w:pPr>
+              <w:spacing w:before="0" w:after="0"/>
+              <w:rPr>
+                <w:sz w:val="18"/>
+                <w:szCs w:val="18"/>
+              </w:rPr>
+            </w:pPr>
+            <w:r>
+              <w:rPr>
+                <w:sz w:val="18"/>
+                <w:szCs w:val="18"/>
+              </w:rPr>
+              <w:t xml:space="preserve">(좌동)</w:t>
             </w:r>
           </w:p>
         </w:tc>
       </w:tr>
       <w:tr>
-        <w:tblPrEx>
-          <w:tblCellMar>
-            <w:top w:w="0" w:type="dxa"/>
-            <w:bottom w:w="0" w:type="dxa"/>
-          </w:tblCellMar>
-        </w:tblPrEx>
         <w:tc>
           <w:tcPr>
             <w:tcW w:w="900" w:type="dxa"/>
@@ -14423,6 +13847,7 @@
                 <w:sz w:val="18"/>
                 <w:szCs w:val="18"/>
               </w:rPr>
+              <w:lastRenderedPageBreak/>
               <w:t>6.9-14</w:t>
             </w:r>
           </w:p>
@@ -14512,24 +13937,27 @@
             </w:tcMar>
           </w:tcPr>
           <w:p>
-            <w:r xmlns:a="http://schemas.openxmlformats.org/drawingml/2006/main" xmlns:pic="http://schemas.openxmlformats.org/drawingml/2006/picture">
+            <w:r>
+              <w:rPr>
+                <w:noProof/>
+              </w:rPr>
               <w:drawing>
-                <wp:inline distT="0" distB="0" distL="114300" distR="114300">
+                <wp:inline distT="0" distB="0" distL="114300" distR="114300" wp14:anchorId="4AEA2E71" wp14:editId="15048171">
                   <wp:extent cx="3657600" cy="5230368"/>
                   <wp:effectExtent l="0" t="0" r="0" b="0"/>
                   <wp:docPr id="146" name="TC_6.9-14"/>
                   <wp:cNvGraphicFramePr>
-                    <a:graphicFrameLocks noChangeAspect="1"/>
+                    <a:graphicFrameLocks xmlns:a="http://schemas.openxmlformats.org/drawingml/2006/main" noChangeAspect="1"/>
                   </wp:cNvGraphicFramePr>
-                  <a:graphic>
+                  <a:graphic xmlns:a="http://schemas.openxmlformats.org/drawingml/2006/main">
                     <a:graphicData uri="http://schemas.openxmlformats.org/drawingml/2006/picture">
-                      <pic:pic>
+                      <pic:pic xmlns:pic="http://schemas.openxmlformats.org/drawingml/2006/picture">
                         <pic:nvPicPr>
                           <pic:cNvPr id="146" name="TC_6.9-14"/>
                           <pic:cNvPicPr/>
                         </pic:nvPicPr>
                         <pic:blipFill>
-                          <a:blip r:embed="rId57"/>
+                          <a:blip r:embed="rId40"/>
                           <a:stretch>
                             <a:fillRect/>
                           </a:stretch>
@@ -14580,18 +14008,12 @@
         <w:tblLook w:val="0000" w:firstRow="0" w:lastRow="0" w:firstColumn="0" w:lastColumn="0" w:noHBand="0" w:noVBand="0"/>
       </w:tblPr>
       <w:tblGrid>
-        <w:gridCol w:w="986"/>
-        <w:gridCol w:w="4161"/>
-        <w:gridCol w:w="3066"/>
-        <w:gridCol w:w="1533"/>
+        <w:gridCol w:w="711"/>
+        <w:gridCol w:w="1371"/>
+        <w:gridCol w:w="1664"/>
+        <w:gridCol w:w="6000"/>
       </w:tblGrid>
       <w:tr>
-        <w:tblPrEx>
-          <w:tblCellMar>
-            <w:top w:w="0" w:type="dxa"/>
-            <w:bottom w:w="0" w:type="dxa"/>
-          </w:tblCellMar>
-        </w:tblPrEx>
         <w:trPr>
           <w:tblHeader/>
         </w:trPr>
@@ -14622,6 +14044,7 @@
                 <w:sz w:val="18"/>
                 <w:szCs w:val="18"/>
               </w:rPr>
+              <w:lastRenderedPageBreak/>
               <w:t>ID</w:t>
             </w:r>
           </w:p>
@@ -14721,12 +14144,6 @@
         </w:tc>
       </w:tr>
       <w:tr>
-        <w:tblPrEx>
-          <w:tblCellMar>
-            <w:top w:w="0" w:type="dxa"/>
-            <w:bottom w:w="0" w:type="dxa"/>
-          </w:tblCellMar>
-        </w:tblPrEx>
         <w:tc>
           <w:tcPr>
             <w:tcW w:w="900" w:type="dxa"/>
@@ -14837,24 +14254,27 @@
             </w:tcMar>
           </w:tcPr>
           <w:p>
-            <w:r xmlns:a="http://schemas.openxmlformats.org/drawingml/2006/main" xmlns:pic="http://schemas.openxmlformats.org/drawingml/2006/picture">
+            <w:r>
+              <w:rPr>
+                <w:noProof/>
+              </w:rPr>
               <w:drawing>
-                <wp:inline distT="0" distB="0" distL="114300" distR="114300">
+                <wp:inline distT="0" distB="0" distL="114300" distR="114300" wp14:anchorId="68E67E1A" wp14:editId="6D80922B">
                   <wp:extent cx="3657600" cy="5394960"/>
                   <wp:effectExtent l="0" t="0" r="0" b="0"/>
                   <wp:docPr id="147" name="TC_6.10-1"/>
                   <wp:cNvGraphicFramePr>
-                    <a:graphicFrameLocks noChangeAspect="1"/>
+                    <a:graphicFrameLocks xmlns:a="http://schemas.openxmlformats.org/drawingml/2006/main" noChangeAspect="1"/>
                   </wp:cNvGraphicFramePr>
-                  <a:graphic>
+                  <a:graphic xmlns:a="http://schemas.openxmlformats.org/drawingml/2006/main">
                     <a:graphicData uri="http://schemas.openxmlformats.org/drawingml/2006/picture">
-                      <pic:pic>
+                      <pic:pic xmlns:pic="http://schemas.openxmlformats.org/drawingml/2006/picture">
                         <pic:nvPicPr>
                           <pic:cNvPr id="147" name="TC_6.10-1"/>
                           <pic:cNvPicPr/>
                         </pic:nvPicPr>
                         <pic:blipFill>
-                          <a:blip r:embed="rId58"/>
+                          <a:blip r:embed="rId20"/>
                           <a:stretch>
                             <a:fillRect/>
                           </a:stretch>
@@ -14878,12 +14298,6 @@
         </w:tc>
       </w:tr>
       <w:tr>
-        <w:tblPrEx>
-          <w:tblCellMar>
-            <w:top w:w="0" w:type="dxa"/>
-            <w:bottom w:w="0" w:type="dxa"/>
-          </w:tblCellMar>
-        </w:tblPrEx>
         <w:tc>
           <w:tcPr>
             <w:tcW w:w="900" w:type="dxa"/>
@@ -15009,12 +14423,6 @@
         </w:tc>
       </w:tr>
       <w:tr>
-        <w:tblPrEx>
-          <w:tblCellMar>
-            <w:top w:w="0" w:type="dxa"/>
-            <w:bottom w:w="0" w:type="dxa"/>
-          </w:tblCellMar>
-        </w:tblPrEx>
         <w:tc>
           <w:tcPr>
             <w:tcW w:w="900" w:type="dxa"/>
@@ -15039,6 +14447,7 @@
                 <w:sz w:val="18"/>
                 <w:szCs w:val="18"/>
               </w:rPr>
+              <w:lastRenderedPageBreak/>
               <w:t>6.10-3</w:t>
             </w:r>
           </w:p>
@@ -15077,7 +14486,6 @@
                 <w:sz w:val="18"/>
                 <w:szCs w:val="18"/>
               </w:rPr>
-              <w:lastRenderedPageBreak/>
               <w:t>입력: 목록에 없는 번호(예: 99) 입력</w:t>
             </w:r>
           </w:p>
@@ -15105,7 +14513,6 @@
                 <w:sz w:val="18"/>
                 <w:szCs w:val="18"/>
               </w:rPr>
-              <w:lastRenderedPageBreak/>
               <w:t>오류 메시지 출력 후 재입력 대기</w:t>
             </w:r>
           </w:p>
@@ -15127,24 +14534,27 @@
             </w:tcMar>
           </w:tcPr>
           <w:p>
-            <w:r xmlns:a="http://schemas.openxmlformats.org/drawingml/2006/main" xmlns:pic="http://schemas.openxmlformats.org/drawingml/2006/picture">
+            <w:r>
+              <w:rPr>
+                <w:noProof/>
+              </w:rPr>
               <w:drawing>
-                <wp:inline distT="0" distB="0" distL="114300" distR="114300">
+                <wp:inline distT="0" distB="0" distL="114300" distR="114300" wp14:anchorId="78747CF2" wp14:editId="27EA3D89">
                   <wp:extent cx="3657600" cy="5312664"/>
                   <wp:effectExtent l="0" t="0" r="0" b="0"/>
                   <wp:docPr id="148" name="TC_6.10-3"/>
                   <wp:cNvGraphicFramePr>
-                    <a:graphicFrameLocks noChangeAspect="1"/>
+                    <a:graphicFrameLocks xmlns:a="http://schemas.openxmlformats.org/drawingml/2006/main" noChangeAspect="1"/>
                   </wp:cNvGraphicFramePr>
-                  <a:graphic>
+                  <a:graphic xmlns:a="http://schemas.openxmlformats.org/drawingml/2006/main">
                     <a:graphicData uri="http://schemas.openxmlformats.org/drawingml/2006/picture">
-                      <pic:pic>
+                      <pic:pic xmlns:pic="http://schemas.openxmlformats.org/drawingml/2006/picture">
                         <pic:nvPicPr>
                           <pic:cNvPr id="148" name="TC_6.10-3"/>
                           <pic:cNvPicPr/>
                         </pic:nvPicPr>
                         <pic:blipFill>
-                          <a:blip r:embed="rId59"/>
+                          <a:blip r:embed="rId41"/>
                           <a:stretch>
                             <a:fillRect/>
                           </a:stretch>
@@ -15168,12 +14578,6 @@
         </w:tc>
       </w:tr>
       <w:tr>
-        <w:tblPrEx>
-          <w:tblCellMar>
-            <w:top w:w="0" w:type="dxa"/>
-            <w:bottom w:w="0" w:type="dxa"/>
-          </w:tblCellMar>
-        </w:tblPrEx>
         <w:tc>
           <w:tcPr>
             <w:tcW w:w="900" w:type="dxa"/>
@@ -15199,6 +14603,7 @@
                 <w:sz w:val="18"/>
                 <w:szCs w:val="18"/>
               </w:rPr>
+              <w:lastRenderedPageBreak/>
               <w:t>6.10-4</w:t>
             </w:r>
           </w:p>
@@ -15288,24 +14693,27 @@
             </w:tcMar>
           </w:tcPr>
           <w:p>
-            <w:r xmlns:a="http://schemas.openxmlformats.org/drawingml/2006/main" xmlns:pic="http://schemas.openxmlformats.org/drawingml/2006/picture">
+            <w:r>
+              <w:rPr>
+                <w:noProof/>
+              </w:rPr>
               <w:drawing>
-                <wp:inline distT="0" distB="0" distL="114300" distR="114300">
+                <wp:inline distT="0" distB="0" distL="114300" distR="114300" wp14:anchorId="604780B7" wp14:editId="3221E56A">
                   <wp:extent cx="3657600" cy="5312664"/>
                   <wp:effectExtent l="0" t="0" r="0" b="0"/>
                   <wp:docPr id="149" name="TC_6.10-4"/>
                   <wp:cNvGraphicFramePr>
-                    <a:graphicFrameLocks noChangeAspect="1"/>
+                    <a:graphicFrameLocks xmlns:a="http://schemas.openxmlformats.org/drawingml/2006/main" noChangeAspect="1"/>
                   </wp:cNvGraphicFramePr>
-                  <a:graphic>
+                  <a:graphic xmlns:a="http://schemas.openxmlformats.org/drawingml/2006/main">
                     <a:graphicData uri="http://schemas.openxmlformats.org/drawingml/2006/picture">
-                      <pic:pic>
+                      <pic:pic xmlns:pic="http://schemas.openxmlformats.org/drawingml/2006/picture">
                         <pic:nvPicPr>
                           <pic:cNvPr id="149" name="TC_6.10-4"/>
                           <pic:cNvPicPr/>
                         </pic:nvPicPr>
                         <pic:blipFill>
-                          <a:blip r:embed="rId60"/>
+                          <a:blip r:embed="rId42"/>
                           <a:stretch>
                             <a:fillRect/>
                           </a:stretch>
@@ -15329,12 +14737,6 @@
         </w:tc>
       </w:tr>
       <w:tr>
-        <w:tblPrEx>
-          <w:tblCellMar>
-            <w:top w:w="0" w:type="dxa"/>
-            <w:bottom w:w="0" w:type="dxa"/>
-          </w:tblCellMar>
-        </w:tblPrEx>
         <w:tc>
           <w:tcPr>
             <w:tcW w:w="900" w:type="dxa"/>
@@ -15359,6 +14761,7 @@
                 <w:sz w:val="18"/>
                 <w:szCs w:val="18"/>
               </w:rPr>
+              <w:lastRenderedPageBreak/>
               <w:t>6.10-5</w:t>
             </w:r>
           </w:p>
@@ -15445,24 +14848,27 @@
             </w:tcMar>
           </w:tcPr>
           <w:p>
-            <w:r xmlns:a="http://schemas.openxmlformats.org/drawingml/2006/main" xmlns:pic="http://schemas.openxmlformats.org/drawingml/2006/picture">
+            <w:r>
+              <w:rPr>
+                <w:noProof/>
+              </w:rPr>
               <w:drawing>
-                <wp:inline distT="0" distB="0" distL="114300" distR="114300">
+                <wp:inline distT="0" distB="0" distL="114300" distR="114300" wp14:anchorId="596AF3CA" wp14:editId="771775E1">
                   <wp:extent cx="3657600" cy="5477256"/>
                   <wp:effectExtent l="0" t="0" r="0" b="0"/>
                   <wp:docPr id="150" name="TC_6.10-5"/>
                   <wp:cNvGraphicFramePr>
-                    <a:graphicFrameLocks noChangeAspect="1"/>
+                    <a:graphicFrameLocks xmlns:a="http://schemas.openxmlformats.org/drawingml/2006/main" noChangeAspect="1"/>
                   </wp:cNvGraphicFramePr>
-                  <a:graphic>
+                  <a:graphic xmlns:a="http://schemas.openxmlformats.org/drawingml/2006/main">
                     <a:graphicData uri="http://schemas.openxmlformats.org/drawingml/2006/picture">
-                      <pic:pic>
+                      <pic:pic xmlns:pic="http://schemas.openxmlformats.org/drawingml/2006/picture">
                         <pic:nvPicPr>
                           <pic:cNvPr id="150" name="TC_6.10-5"/>
                           <pic:cNvPicPr/>
                         </pic:nvPicPr>
                         <pic:blipFill>
-                          <a:blip r:embed="rId61"/>
+                          <a:blip r:embed="rId43"/>
                           <a:stretch>
                             <a:fillRect/>
                           </a:stretch>
@@ -15486,12 +14892,6 @@
         </w:tc>
       </w:tr>
       <w:tr>
-        <w:tblPrEx>
-          <w:tblCellMar>
-            <w:top w:w="0" w:type="dxa"/>
-            <w:bottom w:w="0" w:type="dxa"/>
-          </w:tblCellMar>
-        </w:tblPrEx>
         <w:tc>
           <w:tcPr>
             <w:tcW w:w="900" w:type="dxa"/>
@@ -15522,6 +14922,7 @@
                 <w:sz w:val="18"/>
                 <w:szCs w:val="18"/>
               </w:rPr>
+              <w:lastRenderedPageBreak/>
               <w:t>6.10-6</w:t>
             </w:r>
           </w:p>
@@ -15611,24 +15012,27 @@
             </w:tcMar>
           </w:tcPr>
           <w:p>
-            <w:r xmlns:a="http://schemas.openxmlformats.org/drawingml/2006/main" xmlns:pic="http://schemas.openxmlformats.org/drawingml/2006/picture">
+            <w:r>
+              <w:rPr>
+                <w:noProof/>
+              </w:rPr>
               <w:drawing>
-                <wp:inline distT="0" distB="0" distL="114300" distR="114300">
+                <wp:inline distT="0" distB="0" distL="114300" distR="114300" wp14:anchorId="5A122F59" wp14:editId="06AF57DB">
                   <wp:extent cx="3657600" cy="5312664"/>
                   <wp:effectExtent l="0" t="0" r="0" b="0"/>
                   <wp:docPr id="151" name="TC_6.10-6"/>
                   <wp:cNvGraphicFramePr>
-                    <a:graphicFrameLocks noChangeAspect="1"/>
+                    <a:graphicFrameLocks xmlns:a="http://schemas.openxmlformats.org/drawingml/2006/main" noChangeAspect="1"/>
                   </wp:cNvGraphicFramePr>
-                  <a:graphic>
+                  <a:graphic xmlns:a="http://schemas.openxmlformats.org/drawingml/2006/main">
                     <a:graphicData uri="http://schemas.openxmlformats.org/drawingml/2006/picture">
-                      <pic:pic>
+                      <pic:pic xmlns:pic="http://schemas.openxmlformats.org/drawingml/2006/picture">
                         <pic:nvPicPr>
                           <pic:cNvPr id="151" name="TC_6.10-6"/>
                           <pic:cNvPicPr/>
                         </pic:nvPicPr>
                         <pic:blipFill>
-                          <a:blip r:embed="rId62"/>
+                          <a:blip r:embed="rId44"/>
                           <a:stretch>
                             <a:fillRect/>
                           </a:stretch>
@@ -15679,18 +15083,12 @@
         <w:tblLook w:val="0000" w:firstRow="0" w:lastRow="0" w:firstColumn="0" w:lastColumn="0" w:noHBand="0" w:noVBand="0"/>
       </w:tblPr>
       <w:tblGrid>
-        <w:gridCol w:w="986"/>
-        <w:gridCol w:w="4161"/>
-        <w:gridCol w:w="3066"/>
-        <w:gridCol w:w="1533"/>
+        <w:gridCol w:w="675"/>
+        <w:gridCol w:w="1863"/>
+        <w:gridCol w:w="1702"/>
+        <w:gridCol w:w="6000"/>
       </w:tblGrid>
       <w:tr>
-        <w:tblPrEx>
-          <w:tblCellMar>
-            <w:top w:w="0" w:type="dxa"/>
-            <w:bottom w:w="0" w:type="dxa"/>
-          </w:tblCellMar>
-        </w:tblPrEx>
         <w:trPr>
           <w:tblHeader/>
         </w:trPr>
@@ -15721,6 +15119,7 @@
                 <w:sz w:val="18"/>
                 <w:szCs w:val="18"/>
               </w:rPr>
+              <w:lastRenderedPageBreak/>
               <w:t>ID</w:t>
             </w:r>
           </w:p>
@@ -15820,12 +15219,6 @@
         </w:tc>
       </w:tr>
       <w:tr>
-        <w:tblPrEx>
-          <w:tblCellMar>
-            <w:top w:w="0" w:type="dxa"/>
-            <w:bottom w:w="0" w:type="dxa"/>
-          </w:tblCellMar>
-        </w:tblPrEx>
         <w:tc>
           <w:tcPr>
             <w:tcW w:w="900" w:type="dxa"/>
@@ -15936,24 +15329,27 @@
             </w:tcMar>
           </w:tcPr>
           <w:p>
-            <w:r xmlns:a="http://schemas.openxmlformats.org/drawingml/2006/main" xmlns:pic="http://schemas.openxmlformats.org/drawingml/2006/picture">
+            <w:r>
+              <w:rPr>
+                <w:noProof/>
+              </w:rPr>
               <w:drawing>
-                <wp:inline distT="0" distB="0" distL="114300" distR="114300">
+                <wp:inline distT="0" distB="0" distL="114300" distR="114300" wp14:anchorId="0FCA1CF7" wp14:editId="57C5F03E">
                   <wp:extent cx="3657600" cy="5230368"/>
                   <wp:effectExtent l="0" t="0" r="0" b="0"/>
                   <wp:docPr id="152" name="TC_6.11-1"/>
                   <wp:cNvGraphicFramePr>
-                    <a:graphicFrameLocks noChangeAspect="1"/>
+                    <a:graphicFrameLocks xmlns:a="http://schemas.openxmlformats.org/drawingml/2006/main" noChangeAspect="1"/>
                   </wp:cNvGraphicFramePr>
-                  <a:graphic>
+                  <a:graphic xmlns:a="http://schemas.openxmlformats.org/drawingml/2006/main">
                     <a:graphicData uri="http://schemas.openxmlformats.org/drawingml/2006/picture">
-                      <pic:pic>
+                      <pic:pic xmlns:pic="http://schemas.openxmlformats.org/drawingml/2006/picture">
                         <pic:nvPicPr>
                           <pic:cNvPr id="152" name="TC_6.11-1"/>
                           <pic:cNvPicPr/>
                         </pic:nvPicPr>
                         <pic:blipFill>
-                          <a:blip r:embed="rId63"/>
+                          <a:blip r:embed="rId45"/>
                           <a:stretch>
                             <a:fillRect/>
                           </a:stretch>
@@ -15977,12 +15373,6 @@
         </w:tc>
       </w:tr>
       <w:tr>
-        <w:tblPrEx>
-          <w:tblCellMar>
-            <w:top w:w="0" w:type="dxa"/>
-            <w:bottom w:w="0" w:type="dxa"/>
-          </w:tblCellMar>
-        </w:tblPrEx>
         <w:tc>
           <w:tcPr>
             <w:tcW w:w="900" w:type="dxa"/>
@@ -16008,6 +15398,7 @@
                 <w:sz w:val="18"/>
                 <w:szCs w:val="18"/>
               </w:rPr>
+              <w:lastRenderedPageBreak/>
               <w:t>6.11-2</w:t>
             </w:r>
           </w:p>
@@ -16097,24 +15488,27 @@
             </w:tcMar>
           </w:tcPr>
           <w:p>
-            <w:r xmlns:a="http://schemas.openxmlformats.org/drawingml/2006/main" xmlns:pic="http://schemas.openxmlformats.org/drawingml/2006/picture">
+            <w:r>
+              <w:rPr>
+                <w:noProof/>
+              </w:rPr>
               <w:drawing>
-                <wp:inline distT="0" distB="0" distL="114300" distR="114300">
+                <wp:inline distT="0" distB="0" distL="114300" distR="114300" wp14:anchorId="5F9E636C" wp14:editId="5A590B76">
                   <wp:extent cx="3657600" cy="5148072"/>
                   <wp:effectExtent l="0" t="0" r="0" b="0"/>
                   <wp:docPr id="153" name="TC_6.11-2"/>
                   <wp:cNvGraphicFramePr>
-                    <a:graphicFrameLocks noChangeAspect="1"/>
+                    <a:graphicFrameLocks xmlns:a="http://schemas.openxmlformats.org/drawingml/2006/main" noChangeAspect="1"/>
                   </wp:cNvGraphicFramePr>
-                  <a:graphic>
+                  <a:graphic xmlns:a="http://schemas.openxmlformats.org/drawingml/2006/main">
                     <a:graphicData uri="http://schemas.openxmlformats.org/drawingml/2006/picture">
-                      <pic:pic>
+                      <pic:pic xmlns:pic="http://schemas.openxmlformats.org/drawingml/2006/picture">
                         <pic:nvPicPr>
                           <pic:cNvPr id="153" name="TC_6.11-2"/>
                           <pic:cNvPicPr/>
                         </pic:nvPicPr>
                         <pic:blipFill>
-                          <a:blip r:embed="rId64"/>
+                          <a:blip r:embed="rId46"/>
                           <a:stretch>
                             <a:fillRect/>
                           </a:stretch>
@@ -16165,18 +15559,12 @@
         <w:tblLook w:val="0000" w:firstRow="0" w:lastRow="0" w:firstColumn="0" w:lastColumn="0" w:noHBand="0" w:noVBand="0"/>
       </w:tblPr>
       <w:tblGrid>
-        <w:gridCol w:w="986"/>
-        <w:gridCol w:w="4161"/>
-        <w:gridCol w:w="3066"/>
-        <w:gridCol w:w="1533"/>
+        <w:gridCol w:w="721"/>
+        <w:gridCol w:w="1543"/>
+        <w:gridCol w:w="1482"/>
+        <w:gridCol w:w="6000"/>
       </w:tblGrid>
       <w:tr>
-        <w:tblPrEx>
-          <w:tblCellMar>
-            <w:top w:w="0" w:type="dxa"/>
-            <w:bottom w:w="0" w:type="dxa"/>
-          </w:tblCellMar>
-        </w:tblPrEx>
         <w:trPr>
           <w:tblHeader/>
         </w:trPr>
@@ -16207,6 +15595,7 @@
                 <w:sz w:val="18"/>
                 <w:szCs w:val="18"/>
               </w:rPr>
+              <w:lastRenderedPageBreak/>
               <w:t>ID</w:t>
             </w:r>
           </w:p>
@@ -16306,12 +15695,6 @@
         </w:tc>
       </w:tr>
       <w:tr>
-        <w:tblPrEx>
-          <w:tblCellMar>
-            <w:top w:w="0" w:type="dxa"/>
-            <w:bottom w:w="0" w:type="dxa"/>
-          </w:tblCellMar>
-        </w:tblPrEx>
         <w:tc>
           <w:tcPr>
             <w:tcW w:w="900" w:type="dxa"/>
@@ -16422,24 +15805,27 @@
             </w:tcMar>
           </w:tcPr>
           <w:p>
-            <w:r xmlns:a="http://schemas.openxmlformats.org/drawingml/2006/main" xmlns:pic="http://schemas.openxmlformats.org/drawingml/2006/picture">
+            <w:r>
+              <w:rPr>
+                <w:noProof/>
+              </w:rPr>
               <w:drawing>
-                <wp:inline distT="0" distB="0" distL="114300" distR="114300">
+                <wp:inline distT="0" distB="0" distL="114300" distR="114300" wp14:anchorId="251996EB" wp14:editId="61BF822C">
                   <wp:extent cx="3657600" cy="5477256"/>
                   <wp:effectExtent l="0" t="0" r="0" b="0"/>
                   <wp:docPr id="154" name="TC_6.12-1"/>
                   <wp:cNvGraphicFramePr>
-                    <a:graphicFrameLocks noChangeAspect="1"/>
+                    <a:graphicFrameLocks xmlns:a="http://schemas.openxmlformats.org/drawingml/2006/main" noChangeAspect="1"/>
                   </wp:cNvGraphicFramePr>
-                  <a:graphic>
+                  <a:graphic xmlns:a="http://schemas.openxmlformats.org/drawingml/2006/main">
                     <a:graphicData uri="http://schemas.openxmlformats.org/drawingml/2006/picture">
-                      <pic:pic>
+                      <pic:pic xmlns:pic="http://schemas.openxmlformats.org/drawingml/2006/picture">
                         <pic:nvPicPr>
                           <pic:cNvPr id="154" name="TC_6.12-1"/>
                           <pic:cNvPicPr/>
                         </pic:nvPicPr>
                         <pic:blipFill>
-                          <a:blip r:embed="rId65"/>
+                          <a:blip r:embed="rId47"/>
                           <a:stretch>
                             <a:fillRect/>
                           </a:stretch>
@@ -16463,12 +15849,6 @@
         </w:tc>
       </w:tr>
       <w:tr>
-        <w:tblPrEx>
-          <w:tblCellMar>
-            <w:top w:w="0" w:type="dxa"/>
-            <w:bottom w:w="0" w:type="dxa"/>
-          </w:tblCellMar>
-        </w:tblPrEx>
         <w:tc>
           <w:tcPr>
             <w:tcW w:w="900" w:type="dxa"/>
@@ -16494,6 +15874,7 @@
                 <w:sz w:val="18"/>
                 <w:szCs w:val="18"/>
               </w:rPr>
+              <w:lastRenderedPageBreak/>
               <w:t>6.12-2</w:t>
             </w:r>
           </w:p>
@@ -16561,7 +15942,6 @@
                 <w:sz w:val="18"/>
                 <w:szCs w:val="18"/>
               </w:rPr>
-              <w:lastRenderedPageBreak/>
               <w:t>과목 없는 요일은 '[요일] 없음' 으로 표시</w:t>
             </w:r>
           </w:p>
@@ -16584,24 +15964,27 @@
             </w:tcMar>
           </w:tcPr>
           <w:p>
-            <w:r xmlns:a="http://schemas.openxmlformats.org/drawingml/2006/main" xmlns:pic="http://schemas.openxmlformats.org/drawingml/2006/picture">
+            <w:r>
+              <w:rPr>
+                <w:noProof/>
+              </w:rPr>
               <w:drawing>
-                <wp:inline distT="0" distB="0" distL="114300" distR="114300">
+                <wp:inline distT="0" distB="0" distL="114300" distR="114300" wp14:anchorId="0AF1B2CC" wp14:editId="7564E34B">
                   <wp:extent cx="3657600" cy="5477256"/>
                   <wp:effectExtent l="0" t="0" r="0" b="0"/>
                   <wp:docPr id="155" name="TC_6.12-2"/>
                   <wp:cNvGraphicFramePr>
-                    <a:graphicFrameLocks noChangeAspect="1"/>
+                    <a:graphicFrameLocks xmlns:a="http://schemas.openxmlformats.org/drawingml/2006/main" noChangeAspect="1"/>
                   </wp:cNvGraphicFramePr>
-                  <a:graphic>
+                  <a:graphic xmlns:a="http://schemas.openxmlformats.org/drawingml/2006/main">
                     <a:graphicData uri="http://schemas.openxmlformats.org/drawingml/2006/picture">
-                      <pic:pic>
+                      <pic:pic xmlns:pic="http://schemas.openxmlformats.org/drawingml/2006/picture">
                         <pic:nvPicPr>
                           <pic:cNvPr id="155" name="TC_6.12-2"/>
                           <pic:cNvPicPr/>
                         </pic:nvPicPr>
                         <pic:blipFill>
-                          <a:blip r:embed="rId66"/>
+                          <a:blip r:embed="rId48"/>
                           <a:stretch>
                             <a:fillRect/>
                           </a:stretch>
@@ -16625,12 +16008,6 @@
         </w:tc>
       </w:tr>
       <w:tr>
-        <w:tblPrEx>
-          <w:tblCellMar>
-            <w:top w:w="0" w:type="dxa"/>
-            <w:bottom w:w="0" w:type="dxa"/>
-          </w:tblCellMar>
-        </w:tblPrEx>
         <w:tc>
           <w:tcPr>
             <w:tcW w:w="900" w:type="dxa"/>
@@ -16655,6 +16032,7 @@
                 <w:sz w:val="18"/>
                 <w:szCs w:val="18"/>
               </w:rPr>
+              <w:lastRenderedPageBreak/>
               <w:t>6.12-3</w:t>
             </w:r>
           </w:p>
@@ -16741,24 +16119,27 @@
             </w:tcMar>
           </w:tcPr>
           <w:p>
-            <w:r xmlns:a="http://schemas.openxmlformats.org/drawingml/2006/main" xmlns:pic="http://schemas.openxmlformats.org/drawingml/2006/picture">
+            <w:r>
+              <w:rPr>
+                <w:noProof/>
+              </w:rPr>
               <w:drawing>
-                <wp:inline distT="0" distB="0" distL="114300" distR="114300">
+                <wp:inline distT="0" distB="0" distL="114300" distR="114300" wp14:anchorId="3A70B460" wp14:editId="10C491BB">
                   <wp:extent cx="3657600" cy="5477256"/>
                   <wp:effectExtent l="0" t="0" r="0" b="0"/>
                   <wp:docPr id="156" name="TC_6.12-3"/>
                   <wp:cNvGraphicFramePr>
-                    <a:graphicFrameLocks noChangeAspect="1"/>
+                    <a:graphicFrameLocks xmlns:a="http://schemas.openxmlformats.org/drawingml/2006/main" noChangeAspect="1"/>
                   </wp:cNvGraphicFramePr>
-                  <a:graphic>
+                  <a:graphic xmlns:a="http://schemas.openxmlformats.org/drawingml/2006/main">
                     <a:graphicData uri="http://schemas.openxmlformats.org/drawingml/2006/picture">
-                      <pic:pic>
+                      <pic:pic xmlns:pic="http://schemas.openxmlformats.org/drawingml/2006/picture">
                         <pic:nvPicPr>
                           <pic:cNvPr id="156" name="TC_6.12-3"/>
                           <pic:cNvPicPr/>
                         </pic:nvPicPr>
                         <pic:blipFill>
-                          <a:blip r:embed="rId67"/>
+                          <a:blip r:embed="rId49"/>
                           <a:stretch>
                             <a:fillRect/>
                           </a:stretch>
@@ -16809,18 +16190,12 @@
         <w:tblLook w:val="0000" w:firstRow="0" w:lastRow="0" w:firstColumn="0" w:lastColumn="0" w:noHBand="0" w:noVBand="0"/>
       </w:tblPr>
       <w:tblGrid>
-        <w:gridCol w:w="986"/>
-        <w:gridCol w:w="4161"/>
-        <w:gridCol w:w="3066"/>
-        <w:gridCol w:w="1533"/>
+        <w:gridCol w:w="722"/>
+        <w:gridCol w:w="1505"/>
+        <w:gridCol w:w="1519"/>
+        <w:gridCol w:w="6000"/>
       </w:tblGrid>
       <w:tr>
-        <w:tblPrEx>
-          <w:tblCellMar>
-            <w:top w:w="0" w:type="dxa"/>
-            <w:bottom w:w="0" w:type="dxa"/>
-          </w:tblCellMar>
-        </w:tblPrEx>
         <w:trPr>
           <w:tblHeader/>
         </w:trPr>
@@ -16851,6 +16226,7 @@
                 <w:sz w:val="18"/>
                 <w:szCs w:val="18"/>
               </w:rPr>
+              <w:lastRenderedPageBreak/>
               <w:t>ID</w:t>
             </w:r>
           </w:p>
@@ -16950,12 +16326,6 @@
         </w:tc>
       </w:tr>
       <w:tr>
-        <w:tblPrEx>
-          <w:tblCellMar>
-            <w:top w:w="0" w:type="dxa"/>
-            <w:bottom w:w="0" w:type="dxa"/>
-          </w:tblCellMar>
-        </w:tblPrEx>
         <w:tc>
           <w:tcPr>
             <w:tcW w:w="900" w:type="dxa"/>
@@ -17066,24 +16436,27 @@
             </w:tcMar>
           </w:tcPr>
           <w:p>
-            <w:r xmlns:a="http://schemas.openxmlformats.org/drawingml/2006/main" xmlns:pic="http://schemas.openxmlformats.org/drawingml/2006/picture">
+            <w:r>
+              <w:rPr>
+                <w:noProof/>
+              </w:rPr>
               <w:drawing>
-                <wp:inline distT="0" distB="0" distL="114300" distR="114300">
+                <wp:inline distT="0" distB="0" distL="114300" distR="114300" wp14:anchorId="60177804" wp14:editId="7F641D6C">
                   <wp:extent cx="3657600" cy="6217920"/>
                   <wp:effectExtent l="0" t="0" r="0" b="0"/>
                   <wp:docPr id="157" name="TC_6.13-1"/>
                   <wp:cNvGraphicFramePr>
-                    <a:graphicFrameLocks noChangeAspect="1"/>
+                    <a:graphicFrameLocks xmlns:a="http://schemas.openxmlformats.org/drawingml/2006/main" noChangeAspect="1"/>
                   </wp:cNvGraphicFramePr>
-                  <a:graphic>
+                  <a:graphic xmlns:a="http://schemas.openxmlformats.org/drawingml/2006/main">
                     <a:graphicData uri="http://schemas.openxmlformats.org/drawingml/2006/picture">
-                      <pic:pic>
+                      <pic:pic xmlns:pic="http://schemas.openxmlformats.org/drawingml/2006/picture">
                         <pic:nvPicPr>
                           <pic:cNvPr id="157" name="TC_6.13-1"/>
                           <pic:cNvPicPr/>
                         </pic:nvPicPr>
                         <pic:blipFill>
-                          <a:blip r:embed="rId68"/>
+                          <a:blip r:embed="rId21"/>
                           <a:stretch>
                             <a:fillRect/>
                           </a:stretch>
@@ -17107,12 +16480,6 @@
         </w:tc>
       </w:tr>
       <w:tr>
-        <w:tblPrEx>
-          <w:tblCellMar>
-            <w:top w:w="0" w:type="dxa"/>
-            <w:bottom w:w="0" w:type="dxa"/>
-          </w:tblCellMar>
-        </w:tblPrEx>
         <w:tc>
           <w:tcPr>
             <w:tcW w:w="900" w:type="dxa"/>
@@ -17238,12 +16605,6 @@
         </w:tc>
       </w:tr>
       <w:tr>
-        <w:tblPrEx>
-          <w:tblCellMar>
-            <w:top w:w="0" w:type="dxa"/>
-            <w:bottom w:w="0" w:type="dxa"/>
-          </w:tblCellMar>
-        </w:tblPrEx>
         <w:tc>
           <w:tcPr>
             <w:tcW w:w="900" w:type="dxa"/>
@@ -17268,6 +16629,7 @@
                 <w:sz w:val="18"/>
                 <w:szCs w:val="18"/>
               </w:rPr>
+              <w:lastRenderedPageBreak/>
               <w:t>6.13-3</w:t>
             </w:r>
           </w:p>
@@ -17354,24 +16716,27 @@
             </w:tcMar>
           </w:tcPr>
           <w:p>
-            <w:r xmlns:a="http://schemas.openxmlformats.org/drawingml/2006/main" xmlns:pic="http://schemas.openxmlformats.org/drawingml/2006/picture">
+            <w:r>
+              <w:rPr>
+                <w:noProof/>
+              </w:rPr>
               <w:drawing>
-                <wp:inline distT="0" distB="0" distL="114300" distR="114300">
+                <wp:inline distT="0" distB="0" distL="114300" distR="114300" wp14:anchorId="3EC9AE9F" wp14:editId="5A3CE34D">
                   <wp:extent cx="3657600" cy="5312664"/>
                   <wp:effectExtent l="0" t="0" r="0" b="0"/>
                   <wp:docPr id="158" name="TC_6.13-3"/>
                   <wp:cNvGraphicFramePr>
-                    <a:graphicFrameLocks noChangeAspect="1"/>
+                    <a:graphicFrameLocks xmlns:a="http://schemas.openxmlformats.org/drawingml/2006/main" noChangeAspect="1"/>
                   </wp:cNvGraphicFramePr>
-                  <a:graphic>
+                  <a:graphic xmlns:a="http://schemas.openxmlformats.org/drawingml/2006/main">
                     <a:graphicData uri="http://schemas.openxmlformats.org/drawingml/2006/picture">
-                      <pic:pic>
+                      <pic:pic xmlns:pic="http://schemas.openxmlformats.org/drawingml/2006/picture">
                         <pic:nvPicPr>
                           <pic:cNvPr id="158" name="TC_6.13-3"/>
                           <pic:cNvPicPr/>
                         </pic:nvPicPr>
                         <pic:blipFill>
-                          <a:blip r:embed="rId69"/>
+                          <a:blip r:embed="rId50"/>
                           <a:stretch>
                             <a:fillRect/>
                           </a:stretch>
@@ -17395,12 +16760,6 @@
         </w:tc>
       </w:tr>
       <w:tr>
-        <w:tblPrEx>
-          <w:tblCellMar>
-            <w:top w:w="0" w:type="dxa"/>
-            <w:bottom w:w="0" w:type="dxa"/>
-          </w:tblCellMar>
-        </w:tblPrEx>
         <w:tc>
           <w:tcPr>
             <w:tcW w:w="900" w:type="dxa"/>
@@ -17426,6 +16785,7 @@
                 <w:sz w:val="18"/>
                 <w:szCs w:val="18"/>
               </w:rPr>
+              <w:lastRenderedPageBreak/>
               <w:t>6.13-4</w:t>
             </w:r>
           </w:p>
@@ -17515,24 +16875,27 @@
             </w:tcMar>
           </w:tcPr>
           <w:p>
-            <w:r xmlns:a="http://schemas.openxmlformats.org/drawingml/2006/main" xmlns:pic="http://schemas.openxmlformats.org/drawingml/2006/picture">
+            <w:r>
+              <w:rPr>
+                <w:noProof/>
+              </w:rPr>
               <w:drawing>
-                <wp:inline distT="0" distB="0" distL="114300" distR="114300">
+                <wp:inline distT="0" distB="0" distL="114300" distR="114300" wp14:anchorId="6CE8DD22" wp14:editId="3C784B3A">
                   <wp:extent cx="3657600" cy="5312664"/>
                   <wp:effectExtent l="0" t="0" r="0" b="0"/>
                   <wp:docPr id="159" name="TC_6.13-4"/>
                   <wp:cNvGraphicFramePr>
-                    <a:graphicFrameLocks noChangeAspect="1"/>
+                    <a:graphicFrameLocks xmlns:a="http://schemas.openxmlformats.org/drawingml/2006/main" noChangeAspect="1"/>
                   </wp:cNvGraphicFramePr>
-                  <a:graphic>
+                  <a:graphic xmlns:a="http://schemas.openxmlformats.org/drawingml/2006/main">
                     <a:graphicData uri="http://schemas.openxmlformats.org/drawingml/2006/picture">
-                      <pic:pic>
+                      <pic:pic xmlns:pic="http://schemas.openxmlformats.org/drawingml/2006/picture">
                         <pic:nvPicPr>
                           <pic:cNvPr id="159" name="TC_6.13-4"/>
                           <pic:cNvPicPr/>
                         </pic:nvPicPr>
                         <pic:blipFill>
-                          <a:blip r:embed="rId70"/>
+                          <a:blip r:embed="rId51"/>
                           <a:stretch>
                             <a:fillRect/>
                           </a:stretch>
@@ -17556,12 +16919,6 @@
         </w:tc>
       </w:tr>
       <w:tr>
-        <w:tblPrEx>
-          <w:tblCellMar>
-            <w:top w:w="0" w:type="dxa"/>
-            <w:bottom w:w="0" w:type="dxa"/>
-          </w:tblCellMar>
-        </w:tblPrEx>
         <w:tc>
           <w:tcPr>
             <w:tcW w:w="900" w:type="dxa"/>
@@ -17683,12 +17040,6 @@
         </w:tc>
       </w:tr>
       <w:tr>
-        <w:tblPrEx>
-          <w:tblCellMar>
-            <w:top w:w="0" w:type="dxa"/>
-            <w:bottom w:w="0" w:type="dxa"/>
-          </w:tblCellMar>
-        </w:tblPrEx>
         <w:tc>
           <w:tcPr>
             <w:tcW w:w="900" w:type="dxa"/>
@@ -17714,6 +17065,7 @@
                 <w:sz w:val="18"/>
                 <w:szCs w:val="18"/>
               </w:rPr>
+              <w:lastRenderedPageBreak/>
               <w:t>6.13-6</w:t>
             </w:r>
           </w:p>
@@ -17803,24 +17155,27 @@
             </w:tcMar>
           </w:tcPr>
           <w:p>
-            <w:r xmlns:a="http://schemas.openxmlformats.org/drawingml/2006/main" xmlns:pic="http://schemas.openxmlformats.org/drawingml/2006/picture">
+            <w:r>
+              <w:rPr>
+                <w:noProof/>
+              </w:rPr>
               <w:drawing>
-                <wp:inline distT="0" distB="0" distL="114300" distR="114300">
+                <wp:inline distT="0" distB="0" distL="114300" distR="114300" wp14:anchorId="6DEABCDF" wp14:editId="615C97D1">
                   <wp:extent cx="3657600" cy="5312664"/>
                   <wp:effectExtent l="0" t="0" r="0" b="0"/>
                   <wp:docPr id="160" name="TC_6.13-6"/>
                   <wp:cNvGraphicFramePr>
-                    <a:graphicFrameLocks noChangeAspect="1"/>
+                    <a:graphicFrameLocks xmlns:a="http://schemas.openxmlformats.org/drawingml/2006/main" noChangeAspect="1"/>
                   </wp:cNvGraphicFramePr>
-                  <a:graphic>
+                  <a:graphic xmlns:a="http://schemas.openxmlformats.org/drawingml/2006/main">
                     <a:graphicData uri="http://schemas.openxmlformats.org/drawingml/2006/picture">
-                      <pic:pic>
+                      <pic:pic xmlns:pic="http://schemas.openxmlformats.org/drawingml/2006/picture">
                         <pic:nvPicPr>
                           <pic:cNvPr id="160" name="TC_6.13-6"/>
                           <pic:cNvPicPr/>
                         </pic:nvPicPr>
                         <pic:blipFill>
-                          <a:blip r:embed="rId71"/>
+                          <a:blip r:embed="rId52"/>
                           <a:stretch>
                             <a:fillRect/>
                           </a:stretch>
@@ -17844,12 +17199,6 @@
         </w:tc>
       </w:tr>
       <w:tr>
-        <w:tblPrEx>
-          <w:tblCellMar>
-            <w:top w:w="0" w:type="dxa"/>
-            <w:bottom w:w="0" w:type="dxa"/>
-          </w:tblCellMar>
-        </w:tblPrEx>
         <w:tc>
           <w:tcPr>
             <w:tcW w:w="900" w:type="dxa"/>
@@ -17971,12 +17320,6 @@
         </w:tc>
       </w:tr>
       <w:tr>
-        <w:tblPrEx>
-          <w:tblCellMar>
-            <w:top w:w="0" w:type="dxa"/>
-            <w:bottom w:w="0" w:type="dxa"/>
-          </w:tblCellMar>
-        </w:tblPrEx>
         <w:tc>
           <w:tcPr>
             <w:tcW w:w="900" w:type="dxa"/>
@@ -18002,7 +17345,7 @@
                 <w:sz w:val="18"/>
                 <w:szCs w:val="18"/>
               </w:rPr>
-              <w:t xml:space="preserve">6.13-8</w:t>
+              <w:t>6.13-8</w:t>
             </w:r>
           </w:p>
         </w:tc>
@@ -18032,16 +17375,18 @@
                 <w:sz w:val="18"/>
                 <w:szCs w:val="18"/>
               </w:rPr>
-              <w:t xml:space="preserve">[목표] 학생 등록 — 비밀번호 형식 오류 (4.1.2절)</w:t>
-            </w:r>
-          </w:p>
-          <w:p>
-            <w:r>
-              <w:rPr>
-                <w:sz w:val="18"/>
-                <w:szCs w:val="18"/>
-              </w:rPr>
-              <w:t xml:space="preserve">입력: 학번 정상, 비밀번호: 'abcdef' (숫자 없음)</w:t>
+              <w:t>[목표] 학생 등록 — 비밀번호 형식 오류 (4.1.2절)</w:t>
+            </w:r>
+          </w:p>
+          <w:p>
+            <w:r>
+              <w:rPr>
+                <w:sz w:val="18"/>
+                <w:szCs w:val="18"/>
+              </w:rPr>
+              <w:t xml:space="preserve">입력: 학번 정상, 비밀번호: 'abcdef' (숫자 </w:t>
+              <w:lastRenderedPageBreak/>
+              <w:t>없음)</w:t>
             </w:r>
           </w:p>
         </w:tc>
@@ -18068,7 +17413,8 @@
                 <w:sz w:val="18"/>
                 <w:szCs w:val="18"/>
               </w:rPr>
-              <w:t xml:space="preserve">!!! 오류: 비밀번호는 영문자와 숫자를 각각 1자 이상 포함한 6~12자이어야 합니다.</w:t>
+              <w:lastRenderedPageBreak/>
+              <w:t>!!! 오류: 비밀번호는 영문자와 숫자를 각각 1자 이상 포함한 6~12자이어야 합니다.</w:t>
             </w:r>
           </w:p>
         </w:tc>
@@ -18101,12 +17447,6 @@
         </w:tc>
       </w:tr>
       <w:tr>
-        <w:tblPrEx>
-          <w:tblCellMar>
-            <w:top w:w="0" w:type="dxa"/>
-            <w:bottom w:w="0" w:type="dxa"/>
-          </w:tblCellMar>
-        </w:tblPrEx>
         <w:tc>
           <w:tcPr>
             <w:tcW w:w="900" w:type="dxa"/>
@@ -18132,7 +17472,7 @@
                 <w:sz w:val="18"/>
                 <w:szCs w:val="18"/>
               </w:rPr>
-              <w:t xml:space="preserve">6.13-9</w:t>
+              <w:t>6.13-9</w:t>
             </w:r>
           </w:p>
         </w:tc>
@@ -18162,16 +17502,16 @@
                 <w:sz w:val="18"/>
                 <w:szCs w:val="18"/>
               </w:rPr>
-              <w:t xml:space="preserve">[목표] 학생 등록 — 이름 형식 오류 (4.1.3절)</w:t>
-            </w:r>
-          </w:p>
-          <w:p>
-            <w:r>
-              <w:rPr>
-                <w:sz w:val="18"/>
-                <w:szCs w:val="18"/>
-              </w:rPr>
-              <w:t xml:space="preserve">입력: 학번·비밀번호 정상, 이름: 'Kim'</w:t>
+              <w:t>[목표] 학생 등록 — 이름 형식 오류 (4.1.3절)</w:t>
+            </w:r>
+          </w:p>
+          <w:p>
+            <w:r>
+              <w:rPr>
+                <w:sz w:val="18"/>
+                <w:szCs w:val="18"/>
+              </w:rPr>
+              <w:t>입력: 학번·비밀번호 정상, 이름: 'Kim'</w:t>
             </w:r>
           </w:p>
         </w:tc>
@@ -18198,7 +17538,7 @@
                 <w:sz w:val="18"/>
                 <w:szCs w:val="18"/>
               </w:rPr>
-              <w:t xml:space="preserve">!!! 오류: 이름은 한국어 완성형 글자로만 이루어져야 합니다.</w:t>
+              <w:t>!!! 오류: 이름은 한국어 완성형 글자로만 이루어져야 합니다.</w:t>
             </w:r>
           </w:p>
         </w:tc>
@@ -18258,18 +17598,12 @@
         <w:tblLook w:val="0000" w:firstRow="0" w:lastRow="0" w:firstColumn="0" w:lastColumn="0" w:noHBand="0" w:noVBand="0"/>
       </w:tblPr>
       <w:tblGrid>
-        <w:gridCol w:w="986"/>
-        <w:gridCol w:w="4161"/>
-        <w:gridCol w:w="3066"/>
-        <w:gridCol w:w="1533"/>
+        <w:gridCol w:w="711"/>
+        <w:gridCol w:w="1660"/>
+        <w:gridCol w:w="1375"/>
+        <w:gridCol w:w="6000"/>
       </w:tblGrid>
       <w:tr>
-        <w:tblPrEx>
-          <w:tblCellMar>
-            <w:top w:w="0" w:type="dxa"/>
-            <w:bottom w:w="0" w:type="dxa"/>
-          </w:tblCellMar>
-        </w:tblPrEx>
         <w:trPr>
           <w:tblHeader/>
         </w:trPr>
@@ -18300,6 +17634,7 @@
                 <w:sz w:val="18"/>
                 <w:szCs w:val="18"/>
               </w:rPr>
+              <w:lastRenderedPageBreak/>
               <w:t>ID</w:t>
             </w:r>
           </w:p>
@@ -18399,12 +17734,6 @@
         </w:tc>
       </w:tr>
       <w:tr>
-        <w:tblPrEx>
-          <w:tblCellMar>
-            <w:top w:w="0" w:type="dxa"/>
-            <w:bottom w:w="0" w:type="dxa"/>
-          </w:tblCellMar>
-        </w:tblPrEx>
         <w:tc>
           <w:tcPr>
             <w:tcW w:w="900" w:type="dxa"/>
@@ -18515,24 +17844,27 @@
             </w:tcMar>
           </w:tcPr>
           <w:p>
-            <w:r xmlns:a="http://schemas.openxmlformats.org/drawingml/2006/main" xmlns:pic="http://schemas.openxmlformats.org/drawingml/2006/picture">
+            <w:r>
+              <w:rPr>
+                <w:noProof/>
+              </w:rPr>
               <w:drawing>
-                <wp:inline distT="0" distB="0" distL="114300" distR="114300">
+                <wp:inline distT="0" distB="0" distL="114300" distR="114300" wp14:anchorId="383920D7" wp14:editId="02ADB1E0">
                   <wp:extent cx="3657600" cy="5971032"/>
                   <wp:effectExtent l="0" t="0" r="0" b="0"/>
                   <wp:docPr id="161" name="TC_6.14-1"/>
                   <wp:cNvGraphicFramePr>
-                    <a:graphicFrameLocks noChangeAspect="1"/>
+                    <a:graphicFrameLocks xmlns:a="http://schemas.openxmlformats.org/drawingml/2006/main" noChangeAspect="1"/>
                   </wp:cNvGraphicFramePr>
-                  <a:graphic>
+                  <a:graphic xmlns:a="http://schemas.openxmlformats.org/drawingml/2006/main">
                     <a:graphicData uri="http://schemas.openxmlformats.org/drawingml/2006/picture">
-                      <pic:pic>
+                      <pic:pic xmlns:pic="http://schemas.openxmlformats.org/drawingml/2006/picture">
                         <pic:nvPicPr>
                           <pic:cNvPr id="161" name="TC_6.14-1"/>
                           <pic:cNvPicPr/>
                         </pic:nvPicPr>
                         <pic:blipFill>
-                          <a:blip r:embed="rId72"/>
+                          <a:blip r:embed="rId24"/>
                           <a:stretch>
                             <a:fillRect/>
                           </a:stretch>
@@ -18556,12 +17888,6 @@
         </w:tc>
       </w:tr>
       <w:tr>
-        <w:tblPrEx>
-          <w:tblCellMar>
-            <w:top w:w="0" w:type="dxa"/>
-            <w:bottom w:w="0" w:type="dxa"/>
-          </w:tblCellMar>
-        </w:tblPrEx>
         <w:tc>
           <w:tcPr>
             <w:tcW w:w="900" w:type="dxa"/>
@@ -18687,12 +18013,6 @@
         </w:tc>
       </w:tr>
       <w:tr>
-        <w:tblPrEx>
-          <w:tblCellMar>
-            <w:top w:w="0" w:type="dxa"/>
-            <w:bottom w:w="0" w:type="dxa"/>
-          </w:tblCellMar>
-        </w:tblPrEx>
         <w:tc>
           <w:tcPr>
             <w:tcW w:w="900" w:type="dxa"/>
@@ -18717,6 +18037,7 @@
                 <w:sz w:val="18"/>
                 <w:szCs w:val="18"/>
               </w:rPr>
+              <w:lastRenderedPageBreak/>
               <w:t>6.14-3</w:t>
             </w:r>
           </w:p>
@@ -18803,24 +18124,27 @@
             </w:tcMar>
           </w:tcPr>
           <w:p>
-            <w:r xmlns:a="http://schemas.openxmlformats.org/drawingml/2006/main" xmlns:pic="http://schemas.openxmlformats.org/drawingml/2006/picture">
+            <w:r>
+              <w:rPr>
+                <w:noProof/>
+              </w:rPr>
               <w:drawing>
-                <wp:inline distT="0" distB="0" distL="114300" distR="114300">
+                <wp:inline distT="0" distB="0" distL="114300" distR="114300" wp14:anchorId="5C8D82B7" wp14:editId="3BDC83FE">
                   <wp:extent cx="3657600" cy="5971032"/>
                   <wp:effectExtent l="0" t="0" r="0" b="0"/>
                   <wp:docPr id="162" name="TC_6.14-3"/>
                   <wp:cNvGraphicFramePr>
-                    <a:graphicFrameLocks noChangeAspect="1"/>
+                    <a:graphicFrameLocks xmlns:a="http://schemas.openxmlformats.org/drawingml/2006/main" noChangeAspect="1"/>
                   </wp:cNvGraphicFramePr>
-                  <a:graphic>
+                  <a:graphic xmlns:a="http://schemas.openxmlformats.org/drawingml/2006/main">
                     <a:graphicData uri="http://schemas.openxmlformats.org/drawingml/2006/picture">
-                      <pic:pic>
+                      <pic:pic xmlns:pic="http://schemas.openxmlformats.org/drawingml/2006/picture">
                         <pic:nvPicPr>
                           <pic:cNvPr id="162" name="TC_6.14-3"/>
                           <pic:cNvPicPr/>
                         </pic:nvPicPr>
                         <pic:blipFill>
-                          <a:blip r:embed="rId73"/>
+                          <a:blip r:embed="rId53"/>
                           <a:stretch>
                             <a:fillRect/>
                           </a:stretch>
@@ -18844,12 +18168,6 @@
         </w:tc>
       </w:tr>
       <w:tr>
-        <w:tblPrEx>
-          <w:tblCellMar>
-            <w:top w:w="0" w:type="dxa"/>
-            <w:bottom w:w="0" w:type="dxa"/>
-          </w:tblCellMar>
-        </w:tblPrEx>
         <w:tc>
           <w:tcPr>
             <w:tcW w:w="900" w:type="dxa"/>
@@ -18875,6 +18193,7 @@
                 <w:sz w:val="18"/>
                 <w:szCs w:val="18"/>
               </w:rPr>
+              <w:lastRenderedPageBreak/>
               <w:t>6.14-4</w:t>
             </w:r>
           </w:p>
@@ -18964,24 +18283,27 @@
             </w:tcMar>
           </w:tcPr>
           <w:p>
-            <w:r xmlns:a="http://schemas.openxmlformats.org/drawingml/2006/main" xmlns:pic="http://schemas.openxmlformats.org/drawingml/2006/picture">
+            <w:r>
+              <w:rPr>
+                <w:noProof/>
+              </w:rPr>
               <w:drawing>
-                <wp:inline distT="0" distB="0" distL="114300" distR="114300">
+                <wp:inline distT="0" distB="0" distL="114300" distR="114300" wp14:anchorId="15C08C21" wp14:editId="16CC9433">
                   <wp:extent cx="3657600" cy="5971032"/>
                   <wp:effectExtent l="0" t="0" r="0" b="0"/>
                   <wp:docPr id="163" name="TC_6.14-4"/>
                   <wp:cNvGraphicFramePr>
-                    <a:graphicFrameLocks noChangeAspect="1"/>
+                    <a:graphicFrameLocks xmlns:a="http://schemas.openxmlformats.org/drawingml/2006/main" noChangeAspect="1"/>
                   </wp:cNvGraphicFramePr>
-                  <a:graphic>
+                  <a:graphic xmlns:a="http://schemas.openxmlformats.org/drawingml/2006/main">
                     <a:graphicData uri="http://schemas.openxmlformats.org/drawingml/2006/picture">
-                      <pic:pic>
+                      <pic:pic xmlns:pic="http://schemas.openxmlformats.org/drawingml/2006/picture">
                         <pic:nvPicPr>
                           <pic:cNvPr id="163" name="TC_6.14-4"/>
                           <pic:cNvPicPr/>
                         </pic:nvPicPr>
                         <pic:blipFill>
-                          <a:blip r:embed="rId74"/>
+                          <a:blip r:embed="rId25"/>
                           <a:stretch>
                             <a:fillRect/>
                           </a:stretch>
@@ -19005,12 +18327,6 @@
         </w:tc>
       </w:tr>
       <w:tr>
-        <w:tblPrEx>
-          <w:tblCellMar>
-            <w:top w:w="0" w:type="dxa"/>
-            <w:bottom w:w="0" w:type="dxa"/>
-          </w:tblCellMar>
-        </w:tblPrEx>
         <w:tc>
           <w:tcPr>
             <w:tcW w:w="900" w:type="dxa"/>
@@ -19132,12 +18448,6 @@
         </w:tc>
       </w:tr>
       <w:tr>
-        <w:tblPrEx>
-          <w:tblCellMar>
-            <w:top w:w="0" w:type="dxa"/>
-            <w:bottom w:w="0" w:type="dxa"/>
-          </w:tblCellMar>
-        </w:tblPrEx>
         <w:tc>
           <w:tcPr>
             <w:tcW w:w="900" w:type="dxa"/>
@@ -19193,7 +18503,9 @@
                 <w:sz w:val="18"/>
                 <w:szCs w:val="18"/>
               </w:rPr>
-              <w:t>[목표] 강의 수정 — inactive 강의 수정 차단 (6.14.2절 비정상)</w:t>
+              <w:t>[목표] 강의 수정 — inactive 강의 수정 차단 (6.14.2절 비정</w:t>
+              <w:lastRenderedPageBreak/>
+              <w:t>상)</w:t>
             </w:r>
           </w:p>
           <w:p>
@@ -19230,7 +18542,10 @@
                 <w:sz w:val="18"/>
                 <w:szCs w:val="18"/>
               </w:rPr>
-              <w:t>!!! 오류: inactive 상태의 강의는 수정할 수 없습니다. 먼저 강의를 활성화하세요.</w:t>
+              <w:lastRenderedPageBreak/>
+              <w:t>!!! 오류: inactive 상태의 강의는 수정할 수 없습</w:t>
+              <w:lastRenderedPageBreak/>
+              <w:t>니다. 먼저 강의를 활성화하세요.</w:t>
             </w:r>
           </w:p>
         </w:tc>
@@ -19257,18 +18572,13 @@
                 <w:sz w:val="18"/>
                 <w:szCs w:val="18"/>
               </w:rPr>
+              <w:lastRenderedPageBreak/>
               <w:t>(좌동)</w:t>
             </w:r>
           </w:p>
         </w:tc>
       </w:tr>
       <w:tr>
-        <w:tblPrEx>
-          <w:tblCellMar>
-            <w:top w:w="0" w:type="dxa"/>
-            <w:bottom w:w="0" w:type="dxa"/>
-          </w:tblCellMar>
-        </w:tblPrEx>
         <w:tc>
           <w:tcPr>
             <w:tcW w:w="900" w:type="dxa"/>
@@ -19379,24 +18689,27 @@
             </w:tcMar>
           </w:tcPr>
           <w:p>
-            <w:r xmlns:a="http://schemas.openxmlformats.org/drawingml/2006/main" xmlns:pic="http://schemas.openxmlformats.org/drawingml/2006/picture">
+            <w:r>
+              <w:rPr>
+                <w:noProof/>
+              </w:rPr>
               <w:drawing>
-                <wp:inline distT="0" distB="0" distL="114300" distR="114300">
+                <wp:inline distT="0" distB="0" distL="114300" distR="114300" wp14:anchorId="415E2392" wp14:editId="538776F9">
                   <wp:extent cx="3657600" cy="5394960"/>
                   <wp:effectExtent l="0" t="0" r="0" b="0"/>
                   <wp:docPr id="164" name="TC_6.14-7"/>
                   <wp:cNvGraphicFramePr>
-                    <a:graphicFrameLocks noChangeAspect="1"/>
+                    <a:graphicFrameLocks xmlns:a="http://schemas.openxmlformats.org/drawingml/2006/main" noChangeAspect="1"/>
                   </wp:cNvGraphicFramePr>
-                  <a:graphic>
+                  <a:graphic xmlns:a="http://schemas.openxmlformats.org/drawingml/2006/main">
                     <a:graphicData uri="http://schemas.openxmlformats.org/drawingml/2006/picture">
-                      <pic:pic>
+                      <pic:pic xmlns:pic="http://schemas.openxmlformats.org/drawingml/2006/picture">
                         <pic:nvPicPr>
                           <pic:cNvPr id="164" name="TC_6.14-7"/>
                           <pic:cNvPicPr/>
                         </pic:nvPicPr>
                         <pic:blipFill>
-                          <a:blip r:embed="rId75"/>
+                          <a:blip r:embed="rId54"/>
                           <a:stretch>
                             <a:fillRect/>
                           </a:stretch>
@@ -19420,12 +18733,6 @@
         </w:tc>
       </w:tr>
       <w:tr>
-        <w:tblPrEx>
-          <w:tblCellMar>
-            <w:top w:w="0" w:type="dxa"/>
-            <w:bottom w:w="0" w:type="dxa"/>
-          </w:tblCellMar>
-        </w:tblPrEx>
         <w:tc>
           <w:tcPr>
             <w:tcW w:w="900" w:type="dxa"/>
@@ -19451,6 +18758,7 @@
                 <w:sz w:val="18"/>
                 <w:szCs w:val="18"/>
               </w:rPr>
+              <w:lastRenderedPageBreak/>
               <w:t>6.14-8</w:t>
             </w:r>
           </w:p>
@@ -19540,24 +18848,27 @@
             </w:tcMar>
           </w:tcPr>
           <w:p>
-            <w:r xmlns:a="http://schemas.openxmlformats.org/drawingml/2006/main" xmlns:pic="http://schemas.openxmlformats.org/drawingml/2006/picture">
+            <w:r>
+              <w:rPr>
+                <w:noProof/>
+              </w:rPr>
               <w:drawing>
-                <wp:inline distT="0" distB="0" distL="114300" distR="114300">
+                <wp:inline distT="0" distB="0" distL="114300" distR="114300" wp14:anchorId="0EEC0D9F" wp14:editId="10D3341A">
                   <wp:extent cx="3657600" cy="5394960"/>
                   <wp:effectExtent l="0" t="0" r="0" b="0"/>
                   <wp:docPr id="165" name="TC_6.14-8"/>
                   <wp:cNvGraphicFramePr>
-                    <a:graphicFrameLocks noChangeAspect="1"/>
+                    <a:graphicFrameLocks xmlns:a="http://schemas.openxmlformats.org/drawingml/2006/main" noChangeAspect="1"/>
                   </wp:cNvGraphicFramePr>
-                  <a:graphic>
+                  <a:graphic xmlns:a="http://schemas.openxmlformats.org/drawingml/2006/main">
                     <a:graphicData uri="http://schemas.openxmlformats.org/drawingml/2006/picture">
-                      <pic:pic>
+                      <pic:pic xmlns:pic="http://schemas.openxmlformats.org/drawingml/2006/picture">
                         <pic:nvPicPr>
                           <pic:cNvPr id="165" name="TC_6.14-8"/>
                           <pic:cNvPicPr/>
                         </pic:nvPicPr>
                         <pic:blipFill>
-                          <a:blip r:embed="rId76"/>
+                          <a:blip r:embed="rId55"/>
                           <a:stretch>
                             <a:fillRect/>
                           </a:stretch>
@@ -19581,12 +18892,6 @@
         </w:tc>
       </w:tr>
       <w:tr>
-        <w:tblPrEx>
-          <w:tblCellMar>
-            <w:top w:w="0" w:type="dxa"/>
-            <w:bottom w:w="0" w:type="dxa"/>
-          </w:tblCellMar>
-        </w:tblPrEx>
         <w:tc>
           <w:tcPr>
             <w:tcW w:w="900" w:type="dxa"/>
@@ -19698,24 +19003,27 @@
             </w:tcMar>
           </w:tcPr>
           <w:p>
-            <w:r xmlns:a="http://schemas.openxmlformats.org/drawingml/2006/main" xmlns:pic="http://schemas.openxmlformats.org/drawingml/2006/picture">
+            <w:r>
+              <w:rPr>
+                <w:noProof/>
+              </w:rPr>
               <w:drawing>
-                <wp:inline distT="0" distB="0" distL="114300" distR="114300">
+                <wp:inline distT="0" distB="0" distL="114300" distR="114300" wp14:anchorId="11828AC9" wp14:editId="5813037B">
                   <wp:extent cx="3657600" cy="5394960"/>
                   <wp:effectExtent l="0" t="0" r="0" b="0"/>
                   <wp:docPr id="166" name="TC_6.14-9"/>
                   <wp:cNvGraphicFramePr>
-                    <a:graphicFrameLocks noChangeAspect="1"/>
+                    <a:graphicFrameLocks xmlns:a="http://schemas.openxmlformats.org/drawingml/2006/main" noChangeAspect="1"/>
                   </wp:cNvGraphicFramePr>
-                  <a:graphic>
+                  <a:graphic xmlns:a="http://schemas.openxmlformats.org/drawingml/2006/main">
                     <a:graphicData uri="http://schemas.openxmlformats.org/drawingml/2006/picture">
-                      <pic:pic>
+                      <pic:pic xmlns:pic="http://schemas.openxmlformats.org/drawingml/2006/picture">
                         <pic:nvPicPr>
                           <pic:cNvPr id="166" name="TC_6.14-9"/>
                           <pic:cNvPicPr/>
                         </pic:nvPicPr>
                         <pic:blipFill>
-                          <a:blip r:embed="rId77"/>
+                          <a:blip r:embed="rId56"/>
                           <a:stretch>
                             <a:fillRect/>
                           </a:stretch>
@@ -19739,12 +19047,6 @@
         </w:tc>
       </w:tr>
       <w:tr>
-        <w:tblPrEx>
-          <w:tblCellMar>
-            <w:top w:w="0" w:type="dxa"/>
-            <w:bottom w:w="0" w:type="dxa"/>
-          </w:tblCellMar>
-        </w:tblPrEx>
         <w:tc>
           <w:tcPr>
             <w:tcW w:w="900" w:type="dxa"/>
@@ -19870,12 +19172,6 @@
         </w:tc>
       </w:tr>
       <w:tr>
-        <w:tblPrEx>
-          <w:tblCellMar>
-            <w:top w:w="0" w:type="dxa"/>
-            <w:bottom w:w="0" w:type="dxa"/>
-          </w:tblCellMar>
-        </w:tblPrEx>
         <w:tc>
           <w:tcPr>
             <w:tcW w:w="900" w:type="dxa"/>
@@ -19901,7 +19197,7 @@
                 <w:sz w:val="18"/>
                 <w:szCs w:val="18"/>
               </w:rPr>
-              <w:t xml:space="preserve">6.14-11</w:t>
+              <w:t>6.14-11</w:t>
             </w:r>
           </w:p>
         </w:tc>
@@ -19931,16 +19227,16 @@
                 <w:sz w:val="18"/>
                 <w:szCs w:val="18"/>
               </w:rPr>
-              <w:t xml:space="preserve">[목표] 강의 등록 — 학점 하한 경계값 오류 (4.3.4절)</w:t>
-            </w:r>
-          </w:p>
-          <w:p>
-            <w:r>
-              <w:rPr>
-                <w:sz w:val="18"/>
-                <w:szCs w:val="18"/>
-              </w:rPr>
-              <w:t xml:space="preserve">입력: 학점 0</w:t>
+              <w:t>[목표] 강의 등록 — 학점 하한 경계값 오류 (4.3.4절)</w:t>
+            </w:r>
+          </w:p>
+          <w:p>
+            <w:r>
+              <w:rPr>
+                <w:sz w:val="18"/>
+                <w:szCs w:val="18"/>
+              </w:rPr>
+              <w:t>입력: 학점 0</w:t>
             </w:r>
           </w:p>
         </w:tc>
@@ -19967,7 +19263,7 @@
                 <w:sz w:val="18"/>
                 <w:szCs w:val="18"/>
               </w:rPr>
-              <w:t xml:space="preserve">!!! 오류: 학점은 1~6 사이의 정수여야 합니다.</w:t>
+              <w:t>!!! 오류: 학점은 1~6 사이의 정수여야 합니다.</w:t>
             </w:r>
           </w:p>
         </w:tc>
@@ -20000,12 +19296,6 @@
         </w:tc>
       </w:tr>
       <w:tr>
-        <w:tblPrEx>
-          <w:tblCellMar>
-            <w:top w:w="0" w:type="dxa"/>
-            <w:bottom w:w="0" w:type="dxa"/>
-          </w:tblCellMar>
-        </w:tblPrEx>
         <w:tc>
           <w:tcPr>
             <w:tcW w:w="900" w:type="dxa"/>
@@ -20031,7 +19321,7 @@
                 <w:sz w:val="18"/>
                 <w:szCs w:val="18"/>
               </w:rPr>
-              <w:t xml:space="preserve">6.14-12</w:t>
+              <w:t>6.14-12</w:t>
             </w:r>
           </w:p>
         </w:tc>
@@ -20061,16 +19351,18 @@
                 <w:sz w:val="18"/>
                 <w:szCs w:val="18"/>
               </w:rPr>
-              <w:t xml:space="preserve">[목표] 강의 등록 — 학점 상한 경계값 오류 (4.3.4절)</w:t>
-            </w:r>
-          </w:p>
-          <w:p>
-            <w:r>
-              <w:rPr>
-                <w:sz w:val="18"/>
-                <w:szCs w:val="18"/>
-              </w:rPr>
-              <w:t xml:space="preserve">입력: 학점 7</w:t>
+              <w:t>[목표] 강의 등록 — 학점 상한 경계값 오류 (4.3.4</w:t>
+              <w:lastRenderedPageBreak/>
+              <w:t>절)</w:t>
+            </w:r>
+          </w:p>
+          <w:p>
+            <w:r>
+              <w:rPr>
+                <w:sz w:val="18"/>
+                <w:szCs w:val="18"/>
+              </w:rPr>
+              <w:t>입력: 학점 7</w:t>
             </w:r>
           </w:p>
         </w:tc>
@@ -20097,7 +19389,10 @@
                 <w:sz w:val="18"/>
                 <w:szCs w:val="18"/>
               </w:rPr>
-              <w:t xml:space="preserve">!!! 오류: 학점은 1~6 사이의 정수여야 합니다.</w:t>
+              <w:lastRenderedPageBreak/>
+              <w:t xml:space="preserve">!!! 오류: 학점은 1~6 사이의 정수여야 </w:t>
+              <w:lastRenderedPageBreak/>
+              <w:t>합니다.</w:t>
             </w:r>
           </w:p>
         </w:tc>
@@ -20124,18 +19419,13 @@
                 <w:sz w:val="18"/>
                 <w:szCs w:val="18"/>
               </w:rPr>
+              <w:lastRenderedPageBreak/>
               <w:t>(좌동)</w:t>
             </w:r>
           </w:p>
         </w:tc>
       </w:tr>
       <w:tr>
-        <w:tblPrEx>
-          <w:tblCellMar>
-            <w:top w:w="0" w:type="dxa"/>
-            <w:bottom w:w="0" w:type="dxa"/>
-          </w:tblCellMar>
-        </w:tblPrEx>
         <w:tc>
           <w:tcPr>
             <w:tcW w:w="900" w:type="dxa"/>
@@ -20161,7 +19451,7 @@
                 <w:sz w:val="18"/>
                 <w:szCs w:val="18"/>
               </w:rPr>
-              <w:t xml:space="preserve">6.14-13</w:t>
+              <w:t>6.14-13</w:t>
             </w:r>
           </w:p>
         </w:tc>
@@ -20191,16 +19481,16 @@
                 <w:sz w:val="18"/>
                 <w:szCs w:val="18"/>
               </w:rPr>
-              <w:t xml:space="preserve">[목표] 강의 등록 — 요일 범위 오류 (4.3.6절)</w:t>
-            </w:r>
-          </w:p>
-          <w:p>
-            <w:r>
-              <w:rPr>
-                <w:sz w:val="18"/>
-                <w:szCs w:val="18"/>
-              </w:rPr>
-              <w:t xml:space="preserve">입력: 요일 SAT</w:t>
+              <w:t>[목표] 강의 등록 — 요일 범위 오류 (4.3.6절)</w:t>
+            </w:r>
+          </w:p>
+          <w:p>
+            <w:r>
+              <w:rPr>
+                <w:sz w:val="18"/>
+                <w:szCs w:val="18"/>
+              </w:rPr>
+              <w:t>입력: 요일 SAT</w:t>
             </w:r>
           </w:p>
         </w:tc>
@@ -20227,7 +19517,7 @@
                 <w:sz w:val="18"/>
                 <w:szCs w:val="18"/>
               </w:rPr>
-              <w:t xml:space="preserve">!!! 오류: 요일은 MON, TUE, WED, THU, FRI 중 하나여야 합니다.</w:t>
+              <w:t>!!! 오류: 요일은 MON, TUE, WED, THU, FRI 중 하나여야 합니다.</w:t>
             </w:r>
           </w:p>
         </w:tc>
@@ -20260,12 +19550,6 @@
         </w:tc>
       </w:tr>
       <w:tr>
-        <w:tblPrEx>
-          <w:tblCellMar>
-            <w:top w:w="0" w:type="dxa"/>
-            <w:bottom w:w="0" w:type="dxa"/>
-          </w:tblCellMar>
-        </w:tblPrEx>
         <w:tc>
           <w:tcPr>
             <w:tcW w:w="900" w:type="dxa"/>
@@ -20291,7 +19575,7 @@
                 <w:sz w:val="18"/>
                 <w:szCs w:val="18"/>
               </w:rPr>
-              <w:t xml:space="preserve">6.14-14</w:t>
+              <w:t>6.14-14</w:t>
             </w:r>
           </w:p>
         </w:tc>
@@ -20321,16 +19605,16 @@
                 <w:sz w:val="18"/>
                 <w:szCs w:val="18"/>
               </w:rPr>
-              <w:t xml:space="preserve">[목표] 강의 등록 — 시각 분 단위 오류 (4.3.7절)</w:t>
-            </w:r>
-          </w:p>
-          <w:p>
-            <w:r>
-              <w:rPr>
-                <w:sz w:val="18"/>
-                <w:szCs w:val="18"/>
-              </w:rPr>
-              <w:t xml:space="preserve">입력: 시작 시각 09:15 (분이 00·30 아님)</w:t>
+              <w:t>[목표] 강의 등록 — 시각 분 단위 오류 (4.3.7절)</w:t>
+            </w:r>
+          </w:p>
+          <w:p>
+            <w:r>
+              <w:rPr>
+                <w:sz w:val="18"/>
+                <w:szCs w:val="18"/>
+              </w:rPr>
+              <w:t>입력: 시작 시각 09:15 (분이 00·30 아님)</w:t>
             </w:r>
           </w:p>
         </w:tc>
@@ -20357,7 +19641,7 @@
                 <w:sz w:val="18"/>
                 <w:szCs w:val="18"/>
               </w:rPr>
-              <w:t xml:space="preserve">!!! 오류: 시각 형식이 올바르지 않습니다. 분은 00 또는 30만 허용됩니다.</w:t>
+              <w:t>!!! 오류: 시각 형식이 올바르지 않습니다. 분은 00 또는 30만 허용됩니다.</w:t>
             </w:r>
           </w:p>
         </w:tc>
@@ -20417,18 +19701,12 @@
         <w:tblLook w:val="0000" w:firstRow="0" w:lastRow="0" w:firstColumn="0" w:lastColumn="0" w:noHBand="0" w:noVBand="0"/>
       </w:tblPr>
       <w:tblGrid>
-        <w:gridCol w:w="986"/>
-        <w:gridCol w:w="4161"/>
-        <w:gridCol w:w="3066"/>
-        <w:gridCol w:w="1533"/>
+        <w:gridCol w:w="734"/>
+        <w:gridCol w:w="1547"/>
+        <w:gridCol w:w="1465"/>
+        <w:gridCol w:w="6000"/>
       </w:tblGrid>
       <w:tr>
-        <w:tblPrEx>
-          <w:tblCellMar>
-            <w:top w:w="0" w:type="dxa"/>
-            <w:bottom w:w="0" w:type="dxa"/>
-          </w:tblCellMar>
-        </w:tblPrEx>
         <w:trPr>
           <w:tblHeader/>
         </w:trPr>
@@ -20459,6 +19737,7 @@
                 <w:sz w:val="18"/>
                 <w:szCs w:val="18"/>
               </w:rPr>
+              <w:lastRenderedPageBreak/>
               <w:t>ID</w:t>
             </w:r>
           </w:p>
@@ -20558,12 +19837,6 @@
         </w:tc>
       </w:tr>
       <w:tr>
-        <w:tblPrEx>
-          <w:tblCellMar>
-            <w:top w:w="0" w:type="dxa"/>
-            <w:bottom w:w="0" w:type="dxa"/>
-          </w:tblCellMar>
-        </w:tblPrEx>
         <w:tc>
           <w:tcPr>
             <w:tcW w:w="900" w:type="dxa"/>
@@ -20674,24 +19947,27 @@
             </w:tcMar>
           </w:tcPr>
           <w:p>
-            <w:r xmlns:a="http://schemas.openxmlformats.org/drawingml/2006/main" xmlns:pic="http://schemas.openxmlformats.org/drawingml/2006/picture">
+            <w:r>
+              <w:rPr>
+                <w:noProof/>
+              </w:rPr>
               <w:drawing>
-                <wp:inline distT="0" distB="0" distL="114300" distR="114300">
+                <wp:inline distT="0" distB="0" distL="114300" distR="114300" wp14:anchorId="6C7963F1" wp14:editId="07FC01BA">
                   <wp:extent cx="3657600" cy="5477256"/>
                   <wp:effectExtent l="0" t="0" r="0" b="0"/>
                   <wp:docPr id="167" name="TC_6.15-1"/>
                   <wp:cNvGraphicFramePr>
-                    <a:graphicFrameLocks noChangeAspect="1"/>
+                    <a:graphicFrameLocks xmlns:a="http://schemas.openxmlformats.org/drawingml/2006/main" noChangeAspect="1"/>
                   </wp:cNvGraphicFramePr>
-                  <a:graphic>
+                  <a:graphic xmlns:a="http://schemas.openxmlformats.org/drawingml/2006/main">
                     <a:graphicData uri="http://schemas.openxmlformats.org/drawingml/2006/picture">
-                      <pic:pic>
+                      <pic:pic xmlns:pic="http://schemas.openxmlformats.org/drawingml/2006/picture">
                         <pic:nvPicPr>
                           <pic:cNvPr id="167" name="TC_6.15-1"/>
                           <pic:cNvPicPr/>
                         </pic:nvPicPr>
                         <pic:blipFill>
-                          <a:blip r:embed="rId78"/>
+                          <a:blip r:embed="rId57"/>
                           <a:stretch>
                             <a:fillRect/>
                           </a:stretch>
@@ -20715,12 +19991,6 @@
         </w:tc>
       </w:tr>
       <w:tr>
-        <w:tblPrEx>
-          <w:tblCellMar>
-            <w:top w:w="0" w:type="dxa"/>
-            <w:bottom w:w="0" w:type="dxa"/>
-          </w:tblCellMar>
-        </w:tblPrEx>
         <w:tc>
           <w:tcPr>
             <w:tcW w:w="900" w:type="dxa"/>
@@ -20746,6 +20016,7 @@
                 <w:sz w:val="18"/>
                 <w:szCs w:val="18"/>
               </w:rPr>
+              <w:lastRenderedPageBreak/>
               <w:t>6.15-2</w:t>
             </w:r>
           </w:p>
@@ -20835,24 +20106,27 @@
             </w:tcMar>
           </w:tcPr>
           <w:p>
-            <w:r xmlns:a="http://schemas.openxmlformats.org/drawingml/2006/main" xmlns:pic="http://schemas.openxmlformats.org/drawingml/2006/picture">
+            <w:r>
+              <w:rPr>
+                <w:noProof/>
+              </w:rPr>
               <w:drawing>
-                <wp:inline distT="0" distB="0" distL="114300" distR="114300">
+                <wp:inline distT="0" distB="0" distL="114300" distR="114300" wp14:anchorId="69DAE2B5" wp14:editId="0D38250E">
                   <wp:extent cx="3657600" cy="5477256"/>
                   <wp:effectExtent l="0" t="0" r="0" b="0"/>
                   <wp:docPr id="168" name="TC_6.15-2"/>
                   <wp:cNvGraphicFramePr>
-                    <a:graphicFrameLocks noChangeAspect="1"/>
+                    <a:graphicFrameLocks xmlns:a="http://schemas.openxmlformats.org/drawingml/2006/main" noChangeAspect="1"/>
                   </wp:cNvGraphicFramePr>
-                  <a:graphic>
+                  <a:graphic xmlns:a="http://schemas.openxmlformats.org/drawingml/2006/main">
                     <a:graphicData uri="http://schemas.openxmlformats.org/drawingml/2006/picture">
-                      <pic:pic>
+                      <pic:pic xmlns:pic="http://schemas.openxmlformats.org/drawingml/2006/picture">
                         <pic:nvPicPr>
                           <pic:cNvPr id="168" name="TC_6.15-2"/>
                           <pic:cNvPicPr/>
                         </pic:nvPicPr>
                         <pic:blipFill>
-                          <a:blip r:embed="rId79"/>
+                          <a:blip r:embed="rId58"/>
                           <a:stretch>
                             <a:fillRect/>
                           </a:stretch>
@@ -20876,12 +20150,6 @@
         </w:tc>
       </w:tr>
       <w:tr>
-        <w:tblPrEx>
-          <w:tblCellMar>
-            <w:top w:w="0" w:type="dxa"/>
-            <w:bottom w:w="0" w:type="dxa"/>
-          </w:tblCellMar>
-        </w:tblPrEx>
         <w:tc>
           <w:tcPr>
             <w:tcW w:w="900" w:type="dxa"/>
@@ -21003,12 +20271,6 @@
         </w:tc>
       </w:tr>
       <w:tr>
-        <w:tblPrEx>
-          <w:tblCellMar>
-            <w:top w:w="0" w:type="dxa"/>
-            <w:bottom w:w="0" w:type="dxa"/>
-          </w:tblCellMar>
-        </w:tblPrEx>
         <w:tc>
           <w:tcPr>
             <w:tcW w:w="900" w:type="dxa"/>
@@ -21134,12 +20396,6 @@
         </w:tc>
       </w:tr>
       <w:tr>
-        <w:tblPrEx>
-          <w:tblCellMar>
-            <w:top w:w="0" w:type="dxa"/>
-            <w:bottom w:w="0" w:type="dxa"/>
-          </w:tblCellMar>
-        </w:tblPrEx>
         <w:tc>
           <w:tcPr>
             <w:tcW w:w="900" w:type="dxa"/>
@@ -21165,7 +20421,9 @@
                 <w:sz w:val="18"/>
                 <w:szCs w:val="18"/>
               </w:rPr>
-              <w:t xml:space="preserve">6.15-5</w:t>
+              <w:t>6.15-</w:t>
+              <w:lastRenderedPageBreak/>
+              <w:t>5</w:t>
             </w:r>
           </w:p>
         </w:tc>
@@ -21195,16 +20453,19 @@
                 <w:sz w:val="18"/>
                 <w:szCs w:val="18"/>
               </w:rPr>
-              <w:t xml:space="preserve">[목표] 수강신청 기간 설정 — 날짜 2000 미만 오류 (5.2.5절)</w:t>
-            </w:r>
-          </w:p>
-          <w:p>
-            <w:r>
-              <w:rPr>
-                <w:sz w:val="18"/>
-                <w:szCs w:val="18"/>
-              </w:rPr>
-              <w:t xml:space="preserve">입력: 시작일 '1999-12-31'</w:t>
+              <w:lastRenderedPageBreak/>
+              <w:t xml:space="preserve">[목표] 수강신청 </w:t>
+              <w:lastRenderedPageBreak/>
+              <w:t>기간 설정 — 날짜 2000 미만 오류 (5.2.5절)</w:t>
+            </w:r>
+          </w:p>
+          <w:p>
+            <w:r>
+              <w:rPr>
+                <w:sz w:val="18"/>
+                <w:szCs w:val="18"/>
+              </w:rPr>
+              <w:t>입력: 시작일 '1999-12-31'</w:t>
             </w:r>
           </w:p>
         </w:tc>
@@ -21231,7 +20492,10 @@
                 <w:sz w:val="18"/>
                 <w:szCs w:val="18"/>
               </w:rPr>
-              <w:t xml:space="preserve">!!! 오류: 날짜는 2000-01-01 ~ 2099-12-31 범위여야 합니다.</w:t>
+              <w:lastRenderedPageBreak/>
+              <w:t xml:space="preserve">!!! 오류: 날짜는 </w:t>
+              <w:lastRenderedPageBreak/>
+              <w:t>2000-01-01 ~ 2099-12-31 범위여야 합니다.</w:t>
             </w:r>
           </w:p>
         </w:tc>
@@ -21258,18 +20522,13 @@
                 <w:sz w:val="18"/>
                 <w:szCs w:val="18"/>
               </w:rPr>
+              <w:lastRenderedPageBreak/>
               <w:t>(좌동)</w:t>
             </w:r>
           </w:p>
         </w:tc>
       </w:tr>
       <w:tr>
-        <w:tblPrEx>
-          <w:tblCellMar>
-            <w:top w:w="0" w:type="dxa"/>
-            <w:bottom w:w="0" w:type="dxa"/>
-          </w:tblCellMar>
-        </w:tblPrEx>
         <w:tc>
           <w:tcPr>
             <w:tcW w:w="900" w:type="dxa"/>
@@ -21295,7 +20554,7 @@
                 <w:sz w:val="18"/>
                 <w:szCs w:val="18"/>
               </w:rPr>
-              <w:t xml:space="preserve">6.15-6</w:t>
+              <w:t>6.15-6</w:t>
             </w:r>
           </w:p>
         </w:tc>
@@ -21325,16 +20584,16 @@
                 <w:sz w:val="18"/>
                 <w:szCs w:val="18"/>
               </w:rPr>
-              <w:t xml:space="preserve">[목표] 수강신청 기간 설정 — 날짜 2099 초과 오류 (5.2.5절)</w:t>
-            </w:r>
-          </w:p>
-          <w:p>
-            <w:r>
-              <w:rPr>
-                <w:sz w:val="18"/>
-                <w:szCs w:val="18"/>
-              </w:rPr>
-              <w:t xml:space="preserve">입력: 종료일 '2100-01-01'</w:t>
+              <w:t>[목표] 수강신청 기간 설정 — 날짜 2099 초과 오류 (5.2.5절)</w:t>
+            </w:r>
+          </w:p>
+          <w:p>
+            <w:r>
+              <w:rPr>
+                <w:sz w:val="18"/>
+                <w:szCs w:val="18"/>
+              </w:rPr>
+              <w:t>입력: 종료일 '2100-01-01'</w:t>
             </w:r>
           </w:p>
         </w:tc>
@@ -21361,7 +20620,7 @@
                 <w:sz w:val="18"/>
                 <w:szCs w:val="18"/>
               </w:rPr>
-              <w:t xml:space="preserve">!!! 오류: 날짜는 2000-01-01 ~ 2099-12-31 범위여야 합니다.</w:t>
+              <w:t>!!! 오류: 날짜는 2000-01-01 ~ 2099-12-31 범위여야 합니다.</w:t>
             </w:r>
           </w:p>
         </w:tc>
@@ -21421,18 +20680,12 @@
         <w:tblLook w:val="0000" w:firstRow="0" w:lastRow="0" w:firstColumn="0" w:lastColumn="0" w:noHBand="0" w:noVBand="0"/>
       </w:tblPr>
       <w:tblGrid>
-        <w:gridCol w:w="986"/>
-        <w:gridCol w:w="4161"/>
-        <w:gridCol w:w="3066"/>
-        <w:gridCol w:w="1533"/>
+        <w:gridCol w:w="725"/>
+        <w:gridCol w:w="1622"/>
+        <w:gridCol w:w="1399"/>
+        <w:gridCol w:w="6000"/>
       </w:tblGrid>
       <w:tr>
-        <w:tblPrEx>
-          <w:tblCellMar>
-            <w:top w:w="0" w:type="dxa"/>
-            <w:bottom w:w="0" w:type="dxa"/>
-          </w:tblCellMar>
-        </w:tblPrEx>
         <w:trPr>
           <w:tblHeader/>
         </w:trPr>
@@ -21562,12 +20815,6 @@
         </w:tc>
       </w:tr>
       <w:tr>
-        <w:tblPrEx>
-          <w:tblCellMar>
-            <w:top w:w="0" w:type="dxa"/>
-            <w:bottom w:w="0" w:type="dxa"/>
-          </w:tblCellMar>
-        </w:tblPrEx>
         <w:tc>
           <w:tcPr>
             <w:tcW w:w="900" w:type="dxa"/>
@@ -21678,24 +20925,27 @@
             </w:tcMar>
           </w:tcPr>
           <w:p>
-            <w:r xmlns:a="http://schemas.openxmlformats.org/drawingml/2006/main" xmlns:pic="http://schemas.openxmlformats.org/drawingml/2006/picture">
+            <w:r>
+              <w:rPr>
+                <w:noProof/>
+              </w:rPr>
               <w:drawing>
-                <wp:inline distT="0" distB="0" distL="114300" distR="114300">
+                <wp:inline distT="0" distB="0" distL="114300" distR="114300" wp14:anchorId="3DF241C2" wp14:editId="11D187BF">
                   <wp:extent cx="3657600" cy="457200"/>
                   <wp:effectExtent l="0" t="0" r="0" b="0"/>
                   <wp:docPr id="169" name="TC_6.16-1"/>
                   <wp:cNvGraphicFramePr>
-                    <a:graphicFrameLocks noChangeAspect="1"/>
+                    <a:graphicFrameLocks xmlns:a="http://schemas.openxmlformats.org/drawingml/2006/main" noChangeAspect="1"/>
                   </wp:cNvGraphicFramePr>
-                  <a:graphic>
+                  <a:graphic xmlns:a="http://schemas.openxmlformats.org/drawingml/2006/main">
                     <a:graphicData uri="http://schemas.openxmlformats.org/drawingml/2006/picture">
-                      <pic:pic>
+                      <pic:pic xmlns:pic="http://schemas.openxmlformats.org/drawingml/2006/picture">
                         <pic:nvPicPr>
                           <pic:cNvPr id="169" name="TC_6.16-1"/>
                           <pic:cNvPicPr/>
                         </pic:nvPicPr>
                         <pic:blipFill>
-                          <a:blip r:embed="rId80"/>
+                          <a:blip r:embed="rId59"/>
                           <a:stretch>
                             <a:fillRect/>
                           </a:stretch>
@@ -21719,12 +20969,6 @@
         </w:tc>
       </w:tr>
       <w:tr>
-        <w:tblPrEx>
-          <w:tblCellMar>
-            <w:top w:w="0" w:type="dxa"/>
-            <w:bottom w:w="0" w:type="dxa"/>
-          </w:tblCellMar>
-        </w:tblPrEx>
         <w:tc>
           <w:tcPr>
             <w:tcW w:w="900" w:type="dxa"/>
@@ -21750,6 +20994,7 @@
                 <w:sz w:val="18"/>
                 <w:szCs w:val="18"/>
               </w:rPr>
+              <w:lastRenderedPageBreak/>
               <w:t>6.16-2</w:t>
             </w:r>
           </w:p>
@@ -21789,9 +21034,7 @@
                 <w:sz w:val="18"/>
                 <w:szCs w:val="18"/>
               </w:rPr>
-              <w:t xml:space="preserve">입력: cancelled 내역이 있는 상태에서 전체 수강 </w:t>
-              <w:lastRenderedPageBreak/>
-              <w:t>현황 조회</w:t>
+              <w:t>입력: cancelled 내역이 있는 상태에서 전체 수강 현황 조회</w:t>
             </w:r>
           </w:p>
           <w:p/>
@@ -21819,7 +21062,6 @@
                 <w:sz w:val="18"/>
                 <w:szCs w:val="18"/>
               </w:rPr>
-              <w:lastRenderedPageBreak/>
               <w:t>cancelled 내역은 신청 인원 집계에 포함되지 않음</w:t>
             </w:r>
           </w:p>
@@ -21842,57 +21084,28 @@
             </w:tcMar>
           </w:tcPr>
           <w:p>
-            <w:r xmlns:a="http://schemas.openxmlformats.org/drawingml/2006/main" xmlns:pic="http://schemas.openxmlformats.org/drawingml/2006/picture">
-              <w:drawing>
-                <wp:inline distT="0" distB="0" distL="114300" distR="114300">
-                  <wp:extent cx="3657600" cy="5641848"/>
-                  <wp:effectExtent l="0" t="0" r="0" b="0"/>
-                  <wp:docPr id="170" name="TC_6.16-2"/>
-                  <wp:cNvGraphicFramePr>
-                    <a:graphicFrameLocks noChangeAspect="1"/>
-                  </wp:cNvGraphicFramePr>
-                  <a:graphic>
-                    <a:graphicData uri="http://schemas.openxmlformats.org/drawingml/2006/picture">
-                      <pic:pic>
-                        <pic:nvPicPr>
-                          <pic:cNvPr id="170" name="TC_6.16-2"/>
-                          <pic:cNvPicPr/>
-                        </pic:nvPicPr>
-                        <pic:blipFill>
-                          <a:blip r:embed="rId81"/>
-                          <a:stretch>
-                            <a:fillRect/>
-                          </a:stretch>
-                        </pic:blipFill>
-                        <pic:spPr>
-                          <a:xfrm>
-                            <a:off x="0" y="0"/>
-                            <a:ext cx="3657600" cy="5641848"/>
-                          </a:xfrm>
-                          <a:prstGeom prst="rect">
-                            <a:avLst/>
-                          </a:prstGeom>
-                        </pic:spPr>
-                      </pic:pic>
-                    </a:graphicData>
-                  </a:graphic>
-                </wp:inline>
-              </w:drawing>
+            <w:pPr>
+              <w:spacing w:before="0" w:after="0"/>
+              <w:rPr>
+                <w:sz w:val="18"/>
+                <w:szCs w:val="18"/>
+              </w:rPr>
+            </w:pPr>
+            <w:r>
+              <w:rPr>
+                <w:sz w:val="18"/>
+                <w:szCs w:val="18"/>
+              </w:rPr>
+              <w:t xml:space="preserve">(좌동)</w:t>
             </w:r>
           </w:p>
         </w:tc>
       </w:tr>
     </w:tbl>
-    <w:p>
-      <w:pPr>
-        <w:rPr>
-          <w:rFonts w:hint="eastAsia"/>
-        </w:rPr>
-      </w:pPr>
-    </w:p>
+    <w:p/>
     <w:sectPr>
-      <w:headerReference w:type="default" r:id="rId7"/>
-      <w:footerReference w:type="default" r:id="rId8"/>
+      <w:headerReference w:type="default" r:id="rId61"/>
+      <w:footerReference w:type="default" r:id="rId62"/>
       <w:pgSz w:w="11906" w:h="16838"/>
       <w:pgMar w:top="1080" w:right="1080" w:bottom="1080" w:left="1080" w:header="708" w:footer="708" w:gutter="0"/>
       <w:cols w:space="720"/>

--- a/발표준비/B04_보고서_최종.docx
+++ b/발표준비/B04_보고서_최종.docx
@@ -11352,7 +11352,7 @@
             <w:r>
               <w:drawing>
                 <wp:inline distT="0" distB="0" distL="0" distR="0">
-                  <wp:extent cx="3657600" cy="2761488"/>
+                  <wp:extent cx="3657600" cy="3090672"/>
                   <wp:effectExtent l="0" t="0" r="0" b="0"/>
                   <wp:docPr id="1" name="tc_batch_208.png"/>
                   <ns2:graphic xmlns:ns2="http://schemas.openxmlformats.org/drawingml/2006/main">
@@ -11614,7 +11614,7 @@
             <w:r>
               <w:drawing>
                 <wp:inline distT="0" distB="0" distL="0" distR="0">
-                  <wp:extent cx="3657600" cy="2843784"/>
+                  <wp:extent cx="3657600" cy="3255264"/>
                   <wp:effectExtent l="0" t="0" r="0" b="0"/>
                   <wp:docPr id="1" name="tc_batch_209.png"/>
                   <ns2:graphic xmlns:ns2="http://schemas.openxmlformats.org/drawingml/2006/main">
@@ -11751,7 +11751,7 @@
             <w:r>
               <w:drawing>
                 <wp:inline distT="0" distB="0" distL="0" distR="0">
-                  <wp:extent cx="3657600" cy="2926080"/>
+                  <wp:extent cx="3657600" cy="3337560"/>
                   <wp:effectExtent l="0" t="0" r="0" b="0"/>
                   <wp:docPr id="1" name="tc_batch_210.png"/>
                   <ns2:graphic xmlns:ns2="http://schemas.openxmlformats.org/drawingml/2006/main">
@@ -11892,7 +11892,7 @@
             <w:r>
               <w:drawing>
                 <wp:inline distT="0" distB="0" distL="0" distR="0">
-                  <wp:extent cx="3657600" cy="2843784"/>
+                  <wp:extent cx="3657600" cy="3255264"/>
                   <wp:effectExtent l="0" t="0" r="0" b="0"/>
                   <wp:docPr id="1" name="tc_batch_211.png"/>
                   <ns2:graphic xmlns:ns2="http://schemas.openxmlformats.org/drawingml/2006/main">

--- a/발표준비/B04_보고서_최종.docx
+++ b/발표준비/B04_보고서_최종.docx
@@ -929,7 +929,7 @@
                 <wp:inline distT="0" distB="0" distL="0" distR="0">
                   <wp:extent cx="3657600" cy="1280160"/>
                   <wp:effectExtent l="0" t="0" r="0" b="0"/>
-                  <wp:docPr id="1" name="tc_6.1-2.png"/>
+                  <wp:docPr id="170" name="tc_6.1-2.png"/>
                   <ns2:graphic xmlns:ns2="http://schemas.openxmlformats.org/drawingml/2006/main">
                     <ns2:graphicData uri="http://schemas.openxmlformats.org/drawingml/2006/picture">
                       <ns3:pic xmlns:ns3="http://schemas.openxmlformats.org/drawingml/2006/picture">
@@ -2760,7 +2760,7 @@
                 <wp:inline distT="0" distB="0" distL="0" distR="0">
                   <wp:extent cx="3657600" cy="1115568"/>
                   <wp:effectExtent l="0" t="0" r="0" b="0"/>
-                  <wp:docPr id="1" name="tc_5.5-6.png"/>
+                  <wp:docPr id="171" name="tc_5.5-6.png"/>
                   <ns2:graphic xmlns:ns2="http://schemas.openxmlformats.org/drawingml/2006/main">
                     <ns2:graphicData uri="http://schemas.openxmlformats.org/drawingml/2006/picture">
                       <ns3:pic xmlns:ns3="http://schemas.openxmlformats.org/drawingml/2006/picture">
@@ -4106,7 +4106,7 @@
                 <wp:inline distT="0" distB="0" distL="0" distR="0">
                   <wp:extent cx="3657600" cy="1115568"/>
                   <wp:effectExtent l="0" t="0" r="0" b="0"/>
-                  <wp:docPr id="1" name="tc_batch_201.png"/>
+                  <wp:docPr id="172" name="tc_batch_201.png"/>
                   <ns2:graphic xmlns:ns2="http://schemas.openxmlformats.org/drawingml/2006/main">
                     <ns2:graphicData uri="http://schemas.openxmlformats.org/drawingml/2006/picture">
                       <ns3:pic xmlns:ns3="http://schemas.openxmlformats.org/drawingml/2006/picture">
@@ -4791,7 +4791,7 @@
                 <wp:inline distT="0" distB="0" distL="0" distR="0">
                   <wp:extent cx="3657600" cy="2596896"/>
                   <wp:effectExtent l="0" t="0" r="0" b="0"/>
-                  <wp:docPr id="1" name="tc_batch_202.png"/>
+                  <wp:docPr id="173" name="tc_batch_202.png"/>
                   <ns2:graphic xmlns:ns2="http://schemas.openxmlformats.org/drawingml/2006/main">
                     <ns2:graphicData uri="http://schemas.openxmlformats.org/drawingml/2006/picture">
                       <ns3:pic xmlns:ns3="http://schemas.openxmlformats.org/drawingml/2006/picture">
@@ -5041,7 +5041,7 @@
                 <wp:inline distT="0" distB="0" distL="0" distR="0">
                   <wp:extent cx="3657600" cy="2596896"/>
                   <wp:effectExtent l="0" t="0" r="0" b="0"/>
-                  <wp:docPr id="1" name="tc_batch_203.png"/>
+                  <wp:docPr id="174" name="tc_batch_203.png"/>
                   <ns2:graphic xmlns:ns2="http://schemas.openxmlformats.org/drawingml/2006/main">
                     <ns2:graphicData uri="http://schemas.openxmlformats.org/drawingml/2006/picture">
                       <ns3:pic xmlns:ns3="http://schemas.openxmlformats.org/drawingml/2006/picture">
@@ -5183,7 +5183,7 @@
                 <wp:inline distT="0" distB="0" distL="0" distR="0">
                   <wp:extent cx="3657600" cy="2596896"/>
                   <wp:effectExtent l="0" t="0" r="0" b="0"/>
-                  <wp:docPr id="1" name="tc_batch_204.png"/>
+                  <wp:docPr id="175" name="tc_batch_204.png"/>
                   <ns2:graphic xmlns:ns2="http://schemas.openxmlformats.org/drawingml/2006/main">
                     <ns2:graphicData uri="http://schemas.openxmlformats.org/drawingml/2006/picture">
                       <ns3:pic xmlns:ns3="http://schemas.openxmlformats.org/drawingml/2006/picture">
@@ -5556,7 +5556,7 @@
                 <wp:inline distT="0" distB="0" distL="0" distR="0">
                   <wp:extent cx="3657600" cy="2432304"/>
                   <wp:effectExtent l="0" t="0" r="0" b="0"/>
-                  <wp:docPr id="1" name="tc_batch_206.png"/>
+                  <wp:docPr id="176" name="tc_batch_206.png"/>
                   <ns2:graphic xmlns:ns2="http://schemas.openxmlformats.org/drawingml/2006/main">
                     <ns2:graphicData uri="http://schemas.openxmlformats.org/drawingml/2006/picture">
                       <ns3:pic xmlns:ns3="http://schemas.openxmlformats.org/drawingml/2006/picture">
@@ -5702,7 +5702,7 @@
                 <wp:inline distT="0" distB="0" distL="0" distR="0">
                   <wp:extent cx="3657600" cy="2432304"/>
                   <wp:effectExtent l="0" t="0" r="0" b="0"/>
-                  <wp:docPr id="1" name="tc_batch_207.png"/>
+                  <wp:docPr id="177" name="tc_batch_207.png"/>
                   <ns2:graphic xmlns:ns2="http://schemas.openxmlformats.org/drawingml/2006/main">
                     <ns2:graphicData uri="http://schemas.openxmlformats.org/drawingml/2006/picture">
                       <ns3:pic xmlns:ns3="http://schemas.openxmlformats.org/drawingml/2006/picture">
@@ -5847,7 +5847,7 @@
                 <wp:inline distT="0" distB="0" distL="0" distR="0">
                   <wp:extent cx="3657600" cy="2596896"/>
                   <wp:effectExtent l="0" t="0" r="0" b="0"/>
-                  <wp:docPr id="1" name="tc_batch_205.png"/>
+                  <wp:docPr id="178" name="tc_batch_205.png"/>
                   <ns2:graphic xmlns:ns2="http://schemas.openxmlformats.org/drawingml/2006/main">
                     <ns2:graphicData uri="http://schemas.openxmlformats.org/drawingml/2006/picture">
                       <ns3:pic xmlns:ns3="http://schemas.openxmlformats.org/drawingml/2006/picture">
@@ -5983,7 +5983,7 @@
                 <wp:inline distT="0" distB="0" distL="0" distR="0">
                   <wp:extent cx="3657600" cy="2596896"/>
                   <wp:effectExtent l="0" t="0" r="0" b="0"/>
-                  <wp:docPr id="1" name="tc_batch_214.png"/>
+                  <wp:docPr id="179" name="tc_batch_214.png"/>
                   <ns2:graphic xmlns:ns2="http://schemas.openxmlformats.org/drawingml/2006/main">
                     <ns2:graphicData uri="http://schemas.openxmlformats.org/drawingml/2006/picture">
                       <ns3:pic xmlns:ns3="http://schemas.openxmlformats.org/drawingml/2006/picture">
@@ -6109,7 +6109,7 @@
                 <wp:inline distT="0" distB="0" distL="0" distR="0">
                   <wp:extent cx="3657600" cy="2596896"/>
                   <wp:effectExtent l="0" t="0" r="0" b="0"/>
-                  <wp:docPr id="1" name="tc_batch_215.png"/>
+                  <wp:docPr id="180" name="tc_batch_215.png"/>
                   <ns2:graphic xmlns:ns2="http://schemas.openxmlformats.org/drawingml/2006/main">
                     <ns2:graphicData uri="http://schemas.openxmlformats.org/drawingml/2006/picture">
                       <ns3:pic xmlns:ns3="http://schemas.openxmlformats.org/drawingml/2006/picture">
@@ -6249,7 +6249,7 @@
                 <wp:inline distT="0" distB="0" distL="0" distR="0">
                   <wp:extent cx="3657600" cy="2596896"/>
                   <wp:effectExtent l="0" t="0" r="0" b="0"/>
-                  <wp:docPr id="1" name="tc_batch_216.png"/>
+                  <wp:docPr id="181" name="tc_batch_216.png"/>
                   <ns2:graphic xmlns:ns2="http://schemas.openxmlformats.org/drawingml/2006/main">
                     <ns2:graphicData uri="http://schemas.openxmlformats.org/drawingml/2006/picture">
                       <ns3:pic xmlns:ns3="http://schemas.openxmlformats.org/drawingml/2006/picture">
@@ -11354,7 +11354,7 @@
                 <wp:inline distT="0" distB="0" distL="0" distR="0">
                   <wp:extent cx="3657600" cy="3090672"/>
                   <wp:effectExtent l="0" t="0" r="0" b="0"/>
-                  <wp:docPr id="1" name="tc_batch_208.png"/>
+                  <wp:docPr id="182" name="tc_batch_208.png"/>
                   <ns2:graphic xmlns:ns2="http://schemas.openxmlformats.org/drawingml/2006/main">
                     <ns2:graphicData uri="http://schemas.openxmlformats.org/drawingml/2006/picture">
                       <ns3:pic xmlns:ns3="http://schemas.openxmlformats.org/drawingml/2006/picture">
@@ -11616,7 +11616,7 @@
                 <wp:inline distT="0" distB="0" distL="0" distR="0">
                   <wp:extent cx="3657600" cy="3255264"/>
                   <wp:effectExtent l="0" t="0" r="0" b="0"/>
-                  <wp:docPr id="1" name="tc_batch_209.png"/>
+                  <wp:docPr id="183" name="tc_batch_209.png"/>
                   <ns2:graphic xmlns:ns2="http://schemas.openxmlformats.org/drawingml/2006/main">
                     <ns2:graphicData uri="http://schemas.openxmlformats.org/drawingml/2006/picture">
                       <ns3:pic xmlns:ns3="http://schemas.openxmlformats.org/drawingml/2006/picture">
@@ -11753,7 +11753,7 @@
                 <wp:inline distT="0" distB="0" distL="0" distR="0">
                   <wp:extent cx="3657600" cy="3337560"/>
                   <wp:effectExtent l="0" t="0" r="0" b="0"/>
-                  <wp:docPr id="1" name="tc_batch_210.png"/>
+                  <wp:docPr id="184" name="tc_batch_210.png"/>
                   <ns2:graphic xmlns:ns2="http://schemas.openxmlformats.org/drawingml/2006/main">
                     <ns2:graphicData uri="http://schemas.openxmlformats.org/drawingml/2006/picture">
                       <ns3:pic xmlns:ns3="http://schemas.openxmlformats.org/drawingml/2006/picture">
@@ -11894,7 +11894,7 @@
                 <wp:inline distT="0" distB="0" distL="0" distR="0">
                   <wp:extent cx="3657600" cy="3255264"/>
                   <wp:effectExtent l="0" t="0" r="0" b="0"/>
-                  <wp:docPr id="1" name="tc_batch_211.png"/>
+                  <wp:docPr id="185" name="tc_batch_211.png"/>
                   <ns2:graphic xmlns:ns2="http://schemas.openxmlformats.org/drawingml/2006/main">
                     <ns2:graphicData uri="http://schemas.openxmlformats.org/drawingml/2006/picture">
                       <ns3:pic xmlns:ns3="http://schemas.openxmlformats.org/drawingml/2006/picture">
@@ -13531,7 +13531,7 @@
                 <wp:inline distT="0" distB="0" distL="0" distR="0">
                   <wp:extent cx="3657600" cy="2926080"/>
                   <wp:effectExtent l="0" t="0" r="0" b="0"/>
-                  <wp:docPr id="1" name="tc_batch_212.png"/>
+                  <wp:docPr id="186" name="tc_batch_212.png"/>
                   <ns2:graphic xmlns:ns2="http://schemas.openxmlformats.org/drawingml/2006/main">
                     <ns2:graphicData uri="http://schemas.openxmlformats.org/drawingml/2006/picture">
                       <ns3:pic xmlns:ns3="http://schemas.openxmlformats.org/drawingml/2006/picture">
@@ -13672,7 +13672,7 @@
                 <wp:inline distT="0" distB="0" distL="0" distR="0">
                   <wp:extent cx="3657600" cy="2926080"/>
                   <wp:effectExtent l="0" t="0" r="0" b="0"/>
-                  <wp:docPr id="1" name="tc_batch_213.png"/>
+                  <wp:docPr id="187" name="tc_batch_213.png"/>
                   <ns2:graphic xmlns:ns2="http://schemas.openxmlformats.org/drawingml/2006/main">
                     <ns2:graphicData uri="http://schemas.openxmlformats.org/drawingml/2006/picture">
                       <ns3:pic xmlns:ns3="http://schemas.openxmlformats.org/drawingml/2006/picture">

--- a/발표준비/B04_보고서_최종.docx
+++ b/발표준비/B04_보고서_최종.docx
@@ -925,24 +925,39 @@
           </w:tcPr>
           <w:p>
             <w:r>
-              <w:drawing>
-                <wp:inline distT="0" distB="0" distL="0" distR="0">
+              <w:drawing xmlns:w="http://schemas.openxmlformats.org/wordprocessingml/2006/main" xmlns:wp="http://schemas.openxmlformats.org/drawingml/2006/wordprocessingDrawing" xmlns:a="http://schemas.openxmlformats.org/drawingml/2006/main" xmlns:pic="http://schemas.openxmlformats.org/drawingml/2006/picture" xmlns:r="http://schemas.openxmlformats.org/officeDocument/2006/relationships">
+                <wp:inline distT="0" distB="0" distL="114300" distR="114300">
                   <wp:extent cx="3657600" cy="1280160"/>
                   <wp:effectExtent l="0" t="0" r="0" b="0"/>
                   <wp:docPr id="170" name="tc_6.1-2.png"/>
-                  <ns2:graphic xmlns:ns2="http://schemas.openxmlformats.org/drawingml/2006/main">
-                    <ns2:graphicData uri="http://schemas.openxmlformats.org/drawingml/2006/picture">
-                      <ns3:pic xmlns:ns3="http://schemas.openxmlformats.org/drawingml/2006/picture">
-                        <ns3:nvPicPr/>
-                        <ns3:blipFill>
-                          <ns2:blip r:embed="rId65"/>
-                        </ns3:blipFill>
-                        <ns3:spPr>
-                          <ns2:xfrm/>
-                        </ns3:spPr>
-                      </ns3:pic>
-                    </ns2:graphicData>
-                  </ns2:graphic>
+                  <wp:cNvGraphicFramePr>
+                    <a:graphicFrameLocks xmlns:a="http://schemas.openxmlformats.org/drawingml/2006/main" noChangeAspect="1"/>
+                  </wp:cNvGraphicFramePr>
+                  <a:graphic xmlns:a="http://schemas.openxmlformats.org/drawingml/2006/main">
+                    <a:graphicData uri="http://schemas.openxmlformats.org/drawingml/2006/picture">
+                      <pic:pic xmlns:pic="http://schemas.openxmlformats.org/drawingml/2006/picture">
+                        <pic:nvPicPr>
+                          <pic:cNvPr id="170" name="tc_6.1-2.png"/>
+                          <pic:cNvPicPr/>
+                        </pic:nvPicPr>
+                        <pic:blipFill>
+                          <a:blip xmlns:a="http://schemas.openxmlformats.org/drawingml/2006/main" r:embed="rId65"/>
+                          <a:stretch xmlns:a="http://schemas.openxmlformats.org/drawingml/2006/main">
+                            <a:fillRect/>
+                          </a:stretch>
+                        </pic:blipFill>
+                        <pic:spPr>
+                          <a:xfrm xmlns:a="http://schemas.openxmlformats.org/drawingml/2006/main">
+                            <a:off x="0" y="0"/>
+                            <a:ext cx="3657600" cy="1280160"/>
+                          </a:xfrm>
+                          <a:prstGeom xmlns:a="http://schemas.openxmlformats.org/drawingml/2006/main" prst="rect">
+                            <a:avLst/>
+                          </a:prstGeom>
+                        </pic:spPr>
+                      </pic:pic>
+                    </a:graphicData>
+                  </a:graphic>
                 </wp:inline>
               </w:drawing>
             </w:r>
@@ -2756,24 +2771,39 @@
           </w:tcPr>
           <w:p>
             <w:r>
-              <w:drawing>
-                <wp:inline distT="0" distB="0" distL="0" distR="0">
+              <w:drawing xmlns:w="http://schemas.openxmlformats.org/wordprocessingml/2006/main" xmlns:wp="http://schemas.openxmlformats.org/drawingml/2006/wordprocessingDrawing" xmlns:a="http://schemas.openxmlformats.org/drawingml/2006/main" xmlns:pic="http://schemas.openxmlformats.org/drawingml/2006/picture" xmlns:r="http://schemas.openxmlformats.org/officeDocument/2006/relationships">
+                <wp:inline distT="0" distB="0" distL="114300" distR="114300">
                   <wp:extent cx="3657600" cy="1115568"/>
                   <wp:effectExtent l="0" t="0" r="0" b="0"/>
                   <wp:docPr id="171" name="tc_5.5-6.png"/>
-                  <ns2:graphic xmlns:ns2="http://schemas.openxmlformats.org/drawingml/2006/main">
-                    <ns2:graphicData uri="http://schemas.openxmlformats.org/drawingml/2006/picture">
-                      <ns3:pic xmlns:ns3="http://schemas.openxmlformats.org/drawingml/2006/picture">
-                        <ns3:nvPicPr/>
-                        <ns3:blipFill>
-                          <ns2:blip r:embed="rId66"/>
-                        </ns3:blipFill>
-                        <ns3:spPr>
-                          <ns2:xfrm/>
-                        </ns3:spPr>
-                      </ns3:pic>
-                    </ns2:graphicData>
-                  </ns2:graphic>
+                  <wp:cNvGraphicFramePr>
+                    <a:graphicFrameLocks xmlns:a="http://schemas.openxmlformats.org/drawingml/2006/main" noChangeAspect="1"/>
+                  </wp:cNvGraphicFramePr>
+                  <a:graphic xmlns:a="http://schemas.openxmlformats.org/drawingml/2006/main">
+                    <a:graphicData uri="http://schemas.openxmlformats.org/drawingml/2006/picture">
+                      <pic:pic xmlns:pic="http://schemas.openxmlformats.org/drawingml/2006/picture">
+                        <pic:nvPicPr>
+                          <pic:cNvPr id="171" name="tc_5.5-6.png"/>
+                          <pic:cNvPicPr/>
+                        </pic:nvPicPr>
+                        <pic:blipFill>
+                          <a:blip xmlns:a="http://schemas.openxmlformats.org/drawingml/2006/main" r:embed="rId66"/>
+                          <a:stretch xmlns:a="http://schemas.openxmlformats.org/drawingml/2006/main">
+                            <a:fillRect/>
+                          </a:stretch>
+                        </pic:blipFill>
+                        <pic:spPr>
+                          <a:xfrm xmlns:a="http://schemas.openxmlformats.org/drawingml/2006/main">
+                            <a:off x="0" y="0"/>
+                            <a:ext cx="3657600" cy="1115568"/>
+                          </a:xfrm>
+                          <a:prstGeom xmlns:a="http://schemas.openxmlformats.org/drawingml/2006/main" prst="rect">
+                            <a:avLst/>
+                          </a:prstGeom>
+                        </pic:spPr>
+                      </pic:pic>
+                    </a:graphicData>
+                  </a:graphic>
                 </wp:inline>
               </w:drawing>
             </w:r>
@@ -4102,24 +4132,39 @@
           </w:tcPr>
           <w:p>
             <w:r>
-              <w:drawing>
-                <wp:inline distT="0" distB="0" distL="0" distR="0">
+              <w:drawing xmlns:w="http://schemas.openxmlformats.org/wordprocessingml/2006/main" xmlns:wp="http://schemas.openxmlformats.org/drawingml/2006/wordprocessingDrawing" xmlns:a="http://schemas.openxmlformats.org/drawingml/2006/main" xmlns:pic="http://schemas.openxmlformats.org/drawingml/2006/picture" xmlns:r="http://schemas.openxmlformats.org/officeDocument/2006/relationships">
+                <wp:inline distT="0" distB="0" distL="114300" distR="114300">
                   <wp:extent cx="3657600" cy="1115568"/>
                   <wp:effectExtent l="0" t="0" r="0" b="0"/>
                   <wp:docPr id="172" name="tc_batch_201.png"/>
-                  <ns2:graphic xmlns:ns2="http://schemas.openxmlformats.org/drawingml/2006/main">
-                    <ns2:graphicData uri="http://schemas.openxmlformats.org/drawingml/2006/picture">
-                      <ns3:pic xmlns:ns3="http://schemas.openxmlformats.org/drawingml/2006/picture">
-                        <ns3:nvPicPr/>
-                        <ns3:blipFill>
-                          <ns2:blip r:embed="rId67"/>
-                        </ns3:blipFill>
-                        <ns3:spPr>
-                          <ns2:xfrm/>
-                        </ns3:spPr>
-                      </ns3:pic>
-                    </ns2:graphicData>
-                  </ns2:graphic>
+                  <wp:cNvGraphicFramePr>
+                    <a:graphicFrameLocks xmlns:a="http://schemas.openxmlformats.org/drawingml/2006/main" noChangeAspect="1"/>
+                  </wp:cNvGraphicFramePr>
+                  <a:graphic xmlns:a="http://schemas.openxmlformats.org/drawingml/2006/main">
+                    <a:graphicData uri="http://schemas.openxmlformats.org/drawingml/2006/picture">
+                      <pic:pic xmlns:pic="http://schemas.openxmlformats.org/drawingml/2006/picture">
+                        <pic:nvPicPr>
+                          <pic:cNvPr id="172" name="tc_batch_201.png"/>
+                          <pic:cNvPicPr/>
+                        </pic:nvPicPr>
+                        <pic:blipFill>
+                          <a:blip xmlns:a="http://schemas.openxmlformats.org/drawingml/2006/main" r:embed="rId67"/>
+                          <a:stretch xmlns:a="http://schemas.openxmlformats.org/drawingml/2006/main">
+                            <a:fillRect/>
+                          </a:stretch>
+                        </pic:blipFill>
+                        <pic:spPr>
+                          <a:xfrm xmlns:a="http://schemas.openxmlformats.org/drawingml/2006/main">
+                            <a:off x="0" y="0"/>
+                            <a:ext cx="3657600" cy="1115568"/>
+                          </a:xfrm>
+                          <a:prstGeom xmlns:a="http://schemas.openxmlformats.org/drawingml/2006/main" prst="rect">
+                            <a:avLst/>
+                          </a:prstGeom>
+                        </pic:spPr>
+                      </pic:pic>
+                    </a:graphicData>
+                  </a:graphic>
                 </wp:inline>
               </w:drawing>
             </w:r>
@@ -4787,24 +4832,39 @@
           </w:tcPr>
           <w:p>
             <w:r>
-              <w:drawing>
-                <wp:inline distT="0" distB="0" distL="0" distR="0">
+              <w:drawing xmlns:w="http://schemas.openxmlformats.org/wordprocessingml/2006/main" xmlns:wp="http://schemas.openxmlformats.org/drawingml/2006/wordprocessingDrawing" xmlns:a="http://schemas.openxmlformats.org/drawingml/2006/main" xmlns:pic="http://schemas.openxmlformats.org/drawingml/2006/picture" xmlns:r="http://schemas.openxmlformats.org/officeDocument/2006/relationships">
+                <wp:inline distT="0" distB="0" distL="114300" distR="114300">
                   <wp:extent cx="3657600" cy="2596896"/>
                   <wp:effectExtent l="0" t="0" r="0" b="0"/>
                   <wp:docPr id="173" name="tc_batch_202.png"/>
-                  <ns2:graphic xmlns:ns2="http://schemas.openxmlformats.org/drawingml/2006/main">
-                    <ns2:graphicData uri="http://schemas.openxmlformats.org/drawingml/2006/picture">
-                      <ns3:pic xmlns:ns3="http://schemas.openxmlformats.org/drawingml/2006/picture">
-                        <ns3:nvPicPr/>
-                        <ns3:blipFill>
-                          <ns2:blip r:embed="rId68"/>
-                        </ns3:blipFill>
-                        <ns3:spPr>
-                          <ns2:xfrm/>
-                        </ns3:spPr>
-                      </ns3:pic>
-                    </ns2:graphicData>
-                  </ns2:graphic>
+                  <wp:cNvGraphicFramePr>
+                    <a:graphicFrameLocks xmlns:a="http://schemas.openxmlformats.org/drawingml/2006/main" noChangeAspect="1"/>
+                  </wp:cNvGraphicFramePr>
+                  <a:graphic xmlns:a="http://schemas.openxmlformats.org/drawingml/2006/main">
+                    <a:graphicData uri="http://schemas.openxmlformats.org/drawingml/2006/picture">
+                      <pic:pic xmlns:pic="http://schemas.openxmlformats.org/drawingml/2006/picture">
+                        <pic:nvPicPr>
+                          <pic:cNvPr id="173" name="tc_batch_202.png"/>
+                          <pic:cNvPicPr/>
+                        </pic:nvPicPr>
+                        <pic:blipFill>
+                          <a:blip xmlns:a="http://schemas.openxmlformats.org/drawingml/2006/main" r:embed="rId68"/>
+                          <a:stretch xmlns:a="http://schemas.openxmlformats.org/drawingml/2006/main">
+                            <a:fillRect/>
+                          </a:stretch>
+                        </pic:blipFill>
+                        <pic:spPr>
+                          <a:xfrm xmlns:a="http://schemas.openxmlformats.org/drawingml/2006/main">
+                            <a:off x="0" y="0"/>
+                            <a:ext cx="3657600" cy="2596896"/>
+                          </a:xfrm>
+                          <a:prstGeom xmlns:a="http://schemas.openxmlformats.org/drawingml/2006/main" prst="rect">
+                            <a:avLst/>
+                          </a:prstGeom>
+                        </pic:spPr>
+                      </pic:pic>
+                    </a:graphicData>
+                  </a:graphic>
                 </wp:inline>
               </w:drawing>
             </w:r>
@@ -5037,24 +5097,39 @@
           </w:tcPr>
           <w:p>
             <w:r>
-              <w:drawing>
-                <wp:inline distT="0" distB="0" distL="0" distR="0">
+              <w:drawing xmlns:w="http://schemas.openxmlformats.org/wordprocessingml/2006/main" xmlns:wp="http://schemas.openxmlformats.org/drawingml/2006/wordprocessingDrawing" xmlns:a="http://schemas.openxmlformats.org/drawingml/2006/main" xmlns:pic="http://schemas.openxmlformats.org/drawingml/2006/picture" xmlns:r="http://schemas.openxmlformats.org/officeDocument/2006/relationships">
+                <wp:inline distT="0" distB="0" distL="114300" distR="114300">
                   <wp:extent cx="3657600" cy="2596896"/>
                   <wp:effectExtent l="0" t="0" r="0" b="0"/>
                   <wp:docPr id="174" name="tc_batch_203.png"/>
-                  <ns2:graphic xmlns:ns2="http://schemas.openxmlformats.org/drawingml/2006/main">
-                    <ns2:graphicData uri="http://schemas.openxmlformats.org/drawingml/2006/picture">
-                      <ns3:pic xmlns:ns3="http://schemas.openxmlformats.org/drawingml/2006/picture">
-                        <ns3:nvPicPr/>
-                        <ns3:blipFill>
-                          <ns2:blip r:embed="rId69"/>
-                        </ns3:blipFill>
-                        <ns3:spPr>
-                          <ns2:xfrm/>
-                        </ns3:spPr>
-                      </ns3:pic>
-                    </ns2:graphicData>
-                  </ns2:graphic>
+                  <wp:cNvGraphicFramePr>
+                    <a:graphicFrameLocks xmlns:a="http://schemas.openxmlformats.org/drawingml/2006/main" noChangeAspect="1"/>
+                  </wp:cNvGraphicFramePr>
+                  <a:graphic xmlns:a="http://schemas.openxmlformats.org/drawingml/2006/main">
+                    <a:graphicData uri="http://schemas.openxmlformats.org/drawingml/2006/picture">
+                      <pic:pic xmlns:pic="http://schemas.openxmlformats.org/drawingml/2006/picture">
+                        <pic:nvPicPr>
+                          <pic:cNvPr id="174" name="tc_batch_203.png"/>
+                          <pic:cNvPicPr/>
+                        </pic:nvPicPr>
+                        <pic:blipFill>
+                          <a:blip xmlns:a="http://schemas.openxmlformats.org/drawingml/2006/main" r:embed="rId69"/>
+                          <a:stretch xmlns:a="http://schemas.openxmlformats.org/drawingml/2006/main">
+                            <a:fillRect/>
+                          </a:stretch>
+                        </pic:blipFill>
+                        <pic:spPr>
+                          <a:xfrm xmlns:a="http://schemas.openxmlformats.org/drawingml/2006/main">
+                            <a:off x="0" y="0"/>
+                            <a:ext cx="3657600" cy="2596896"/>
+                          </a:xfrm>
+                          <a:prstGeom xmlns:a="http://schemas.openxmlformats.org/drawingml/2006/main" prst="rect">
+                            <a:avLst/>
+                          </a:prstGeom>
+                        </pic:spPr>
+                      </pic:pic>
+                    </a:graphicData>
+                  </a:graphic>
                 </wp:inline>
               </w:drawing>
             </w:r>
@@ -5179,24 +5254,39 @@
           </w:tcPr>
           <w:p>
             <w:r>
-              <w:drawing>
-                <wp:inline distT="0" distB="0" distL="0" distR="0">
+              <w:drawing xmlns:w="http://schemas.openxmlformats.org/wordprocessingml/2006/main" xmlns:wp="http://schemas.openxmlformats.org/drawingml/2006/wordprocessingDrawing" xmlns:a="http://schemas.openxmlformats.org/drawingml/2006/main" xmlns:pic="http://schemas.openxmlformats.org/drawingml/2006/picture" xmlns:r="http://schemas.openxmlformats.org/officeDocument/2006/relationships">
+                <wp:inline distT="0" distB="0" distL="114300" distR="114300">
                   <wp:extent cx="3657600" cy="2596896"/>
                   <wp:effectExtent l="0" t="0" r="0" b="0"/>
                   <wp:docPr id="175" name="tc_batch_204.png"/>
-                  <ns2:graphic xmlns:ns2="http://schemas.openxmlformats.org/drawingml/2006/main">
-                    <ns2:graphicData uri="http://schemas.openxmlformats.org/drawingml/2006/picture">
-                      <ns3:pic xmlns:ns3="http://schemas.openxmlformats.org/drawingml/2006/picture">
-                        <ns3:nvPicPr/>
-                        <ns3:blipFill>
-                          <ns2:blip r:embed="rId70"/>
-                        </ns3:blipFill>
-                        <ns3:spPr>
-                          <ns2:xfrm/>
-                        </ns3:spPr>
-                      </ns3:pic>
-                    </ns2:graphicData>
-                  </ns2:graphic>
+                  <wp:cNvGraphicFramePr>
+                    <a:graphicFrameLocks xmlns:a="http://schemas.openxmlformats.org/drawingml/2006/main" noChangeAspect="1"/>
+                  </wp:cNvGraphicFramePr>
+                  <a:graphic xmlns:a="http://schemas.openxmlformats.org/drawingml/2006/main">
+                    <a:graphicData uri="http://schemas.openxmlformats.org/drawingml/2006/picture">
+                      <pic:pic xmlns:pic="http://schemas.openxmlformats.org/drawingml/2006/picture">
+                        <pic:nvPicPr>
+                          <pic:cNvPr id="175" name="tc_batch_204.png"/>
+                          <pic:cNvPicPr/>
+                        </pic:nvPicPr>
+                        <pic:blipFill>
+                          <a:blip xmlns:a="http://schemas.openxmlformats.org/drawingml/2006/main" r:embed="rId70"/>
+                          <a:stretch xmlns:a="http://schemas.openxmlformats.org/drawingml/2006/main">
+                            <a:fillRect/>
+                          </a:stretch>
+                        </pic:blipFill>
+                        <pic:spPr>
+                          <a:xfrm xmlns:a="http://schemas.openxmlformats.org/drawingml/2006/main">
+                            <a:off x="0" y="0"/>
+                            <a:ext cx="3657600" cy="2596896"/>
+                          </a:xfrm>
+                          <a:prstGeom xmlns:a="http://schemas.openxmlformats.org/drawingml/2006/main" prst="rect">
+                            <a:avLst/>
+                          </a:prstGeom>
+                        </pic:spPr>
+                      </pic:pic>
+                    </a:graphicData>
+                  </a:graphic>
                 </wp:inline>
               </w:drawing>
             </w:r>
@@ -5552,24 +5642,39 @@
           </w:tcPr>
           <w:p>
             <w:r>
-              <w:drawing>
-                <wp:inline distT="0" distB="0" distL="0" distR="0">
+              <w:drawing xmlns:w="http://schemas.openxmlformats.org/wordprocessingml/2006/main" xmlns:wp="http://schemas.openxmlformats.org/drawingml/2006/wordprocessingDrawing" xmlns:a="http://schemas.openxmlformats.org/drawingml/2006/main" xmlns:pic="http://schemas.openxmlformats.org/drawingml/2006/picture" xmlns:r="http://schemas.openxmlformats.org/officeDocument/2006/relationships">
+                <wp:inline distT="0" distB="0" distL="114300" distR="114300">
                   <wp:extent cx="3657600" cy="2432304"/>
                   <wp:effectExtent l="0" t="0" r="0" b="0"/>
                   <wp:docPr id="176" name="tc_batch_206.png"/>
-                  <ns2:graphic xmlns:ns2="http://schemas.openxmlformats.org/drawingml/2006/main">
-                    <ns2:graphicData uri="http://schemas.openxmlformats.org/drawingml/2006/picture">
-                      <ns3:pic xmlns:ns3="http://schemas.openxmlformats.org/drawingml/2006/picture">
-                        <ns3:nvPicPr/>
-                        <ns3:blipFill>
-                          <ns2:blip r:embed="rId72"/>
-                        </ns3:blipFill>
-                        <ns3:spPr>
-                          <ns2:xfrm/>
-                        </ns3:spPr>
-                      </ns3:pic>
-                    </ns2:graphicData>
-                  </ns2:graphic>
+                  <wp:cNvGraphicFramePr>
+                    <a:graphicFrameLocks xmlns:a="http://schemas.openxmlformats.org/drawingml/2006/main" noChangeAspect="1"/>
+                  </wp:cNvGraphicFramePr>
+                  <a:graphic xmlns:a="http://schemas.openxmlformats.org/drawingml/2006/main">
+                    <a:graphicData uri="http://schemas.openxmlformats.org/drawingml/2006/picture">
+                      <pic:pic xmlns:pic="http://schemas.openxmlformats.org/drawingml/2006/picture">
+                        <pic:nvPicPr>
+                          <pic:cNvPr id="176" name="tc_batch_206.png"/>
+                          <pic:cNvPicPr/>
+                        </pic:nvPicPr>
+                        <pic:blipFill>
+                          <a:blip xmlns:a="http://schemas.openxmlformats.org/drawingml/2006/main" r:embed="rId72"/>
+                          <a:stretch xmlns:a="http://schemas.openxmlformats.org/drawingml/2006/main">
+                            <a:fillRect/>
+                          </a:stretch>
+                        </pic:blipFill>
+                        <pic:spPr>
+                          <a:xfrm xmlns:a="http://schemas.openxmlformats.org/drawingml/2006/main">
+                            <a:off x="0" y="0"/>
+                            <a:ext cx="3657600" cy="2432304"/>
+                          </a:xfrm>
+                          <a:prstGeom xmlns:a="http://schemas.openxmlformats.org/drawingml/2006/main" prst="rect">
+                            <a:avLst/>
+                          </a:prstGeom>
+                        </pic:spPr>
+                      </pic:pic>
+                    </a:graphicData>
+                  </a:graphic>
                 </wp:inline>
               </w:drawing>
             </w:r>
@@ -5698,24 +5803,39 @@
           </w:tcPr>
           <w:p>
             <w:r>
-              <w:drawing>
-                <wp:inline distT="0" distB="0" distL="0" distR="0">
+              <w:drawing xmlns:w="http://schemas.openxmlformats.org/wordprocessingml/2006/main" xmlns:wp="http://schemas.openxmlformats.org/drawingml/2006/wordprocessingDrawing" xmlns:a="http://schemas.openxmlformats.org/drawingml/2006/main" xmlns:pic="http://schemas.openxmlformats.org/drawingml/2006/picture" xmlns:r="http://schemas.openxmlformats.org/officeDocument/2006/relationships">
+                <wp:inline distT="0" distB="0" distL="114300" distR="114300">
                   <wp:extent cx="3657600" cy="2432304"/>
                   <wp:effectExtent l="0" t="0" r="0" b="0"/>
                   <wp:docPr id="177" name="tc_batch_207.png"/>
-                  <ns2:graphic xmlns:ns2="http://schemas.openxmlformats.org/drawingml/2006/main">
-                    <ns2:graphicData uri="http://schemas.openxmlformats.org/drawingml/2006/picture">
-                      <ns3:pic xmlns:ns3="http://schemas.openxmlformats.org/drawingml/2006/picture">
-                        <ns3:nvPicPr/>
-                        <ns3:blipFill>
-                          <ns2:blip r:embed="rId73"/>
-                        </ns3:blipFill>
-                        <ns3:spPr>
-                          <ns2:xfrm/>
-                        </ns3:spPr>
-                      </ns3:pic>
-                    </ns2:graphicData>
-                  </ns2:graphic>
+                  <wp:cNvGraphicFramePr>
+                    <a:graphicFrameLocks xmlns:a="http://schemas.openxmlformats.org/drawingml/2006/main" noChangeAspect="1"/>
+                  </wp:cNvGraphicFramePr>
+                  <a:graphic xmlns:a="http://schemas.openxmlformats.org/drawingml/2006/main">
+                    <a:graphicData uri="http://schemas.openxmlformats.org/drawingml/2006/picture">
+                      <pic:pic xmlns:pic="http://schemas.openxmlformats.org/drawingml/2006/picture">
+                        <pic:nvPicPr>
+                          <pic:cNvPr id="177" name="tc_batch_207.png"/>
+                          <pic:cNvPicPr/>
+                        </pic:nvPicPr>
+                        <pic:blipFill>
+                          <a:blip xmlns:a="http://schemas.openxmlformats.org/drawingml/2006/main" r:embed="rId73"/>
+                          <a:stretch xmlns:a="http://schemas.openxmlformats.org/drawingml/2006/main">
+                            <a:fillRect/>
+                          </a:stretch>
+                        </pic:blipFill>
+                        <pic:spPr>
+                          <a:xfrm xmlns:a="http://schemas.openxmlformats.org/drawingml/2006/main">
+                            <a:off x="0" y="0"/>
+                            <a:ext cx="3657600" cy="2432304"/>
+                          </a:xfrm>
+                          <a:prstGeom xmlns:a="http://schemas.openxmlformats.org/drawingml/2006/main" prst="rect">
+                            <a:avLst/>
+                          </a:prstGeom>
+                        </pic:spPr>
+                      </pic:pic>
+                    </a:graphicData>
+                  </a:graphic>
                 </wp:inline>
               </w:drawing>
             </w:r>
@@ -5843,24 +5963,39 @@
           </w:tcPr>
           <w:p>
             <w:r>
-              <w:drawing>
-                <wp:inline distT="0" distB="0" distL="0" distR="0">
+              <w:drawing xmlns:w="http://schemas.openxmlformats.org/wordprocessingml/2006/main" xmlns:wp="http://schemas.openxmlformats.org/drawingml/2006/wordprocessingDrawing" xmlns:a="http://schemas.openxmlformats.org/drawingml/2006/main" xmlns:pic="http://schemas.openxmlformats.org/drawingml/2006/picture" xmlns:r="http://schemas.openxmlformats.org/officeDocument/2006/relationships">
+                <wp:inline distT="0" distB="0" distL="114300" distR="114300">
                   <wp:extent cx="3657600" cy="2596896"/>
                   <wp:effectExtent l="0" t="0" r="0" b="0"/>
                   <wp:docPr id="178" name="tc_batch_205.png"/>
-                  <ns2:graphic xmlns:ns2="http://schemas.openxmlformats.org/drawingml/2006/main">
-                    <ns2:graphicData uri="http://schemas.openxmlformats.org/drawingml/2006/picture">
-                      <ns3:pic xmlns:ns3="http://schemas.openxmlformats.org/drawingml/2006/picture">
-                        <ns3:nvPicPr/>
-                        <ns3:blipFill>
-                          <ns2:blip r:embed="rId71"/>
-                        </ns3:blipFill>
-                        <ns3:spPr>
-                          <ns2:xfrm/>
-                        </ns3:spPr>
-                      </ns3:pic>
-                    </ns2:graphicData>
-                  </ns2:graphic>
+                  <wp:cNvGraphicFramePr>
+                    <a:graphicFrameLocks xmlns:a="http://schemas.openxmlformats.org/drawingml/2006/main" noChangeAspect="1"/>
+                  </wp:cNvGraphicFramePr>
+                  <a:graphic xmlns:a="http://schemas.openxmlformats.org/drawingml/2006/main">
+                    <a:graphicData uri="http://schemas.openxmlformats.org/drawingml/2006/picture">
+                      <pic:pic xmlns:pic="http://schemas.openxmlformats.org/drawingml/2006/picture">
+                        <pic:nvPicPr>
+                          <pic:cNvPr id="178" name="tc_batch_205.png"/>
+                          <pic:cNvPicPr/>
+                        </pic:nvPicPr>
+                        <pic:blipFill>
+                          <a:blip xmlns:a="http://schemas.openxmlformats.org/drawingml/2006/main" r:embed="rId71"/>
+                          <a:stretch xmlns:a="http://schemas.openxmlformats.org/drawingml/2006/main">
+                            <a:fillRect/>
+                          </a:stretch>
+                        </pic:blipFill>
+                        <pic:spPr>
+                          <a:xfrm xmlns:a="http://schemas.openxmlformats.org/drawingml/2006/main">
+                            <a:off x="0" y="0"/>
+                            <a:ext cx="3657600" cy="2596896"/>
+                          </a:xfrm>
+                          <a:prstGeom xmlns:a="http://schemas.openxmlformats.org/drawingml/2006/main" prst="rect">
+                            <a:avLst/>
+                          </a:prstGeom>
+                        </pic:spPr>
+                      </pic:pic>
+                    </a:graphicData>
+                  </a:graphic>
                 </wp:inline>
               </w:drawing>
             </w:r>
@@ -5979,24 +6114,39 @@
           </w:tcPr>
           <w:p>
             <w:r>
-              <w:drawing>
-                <wp:inline distT="0" distB="0" distL="0" distR="0">
+              <w:drawing xmlns:w="http://schemas.openxmlformats.org/wordprocessingml/2006/main" xmlns:wp="http://schemas.openxmlformats.org/drawingml/2006/wordprocessingDrawing" xmlns:a="http://schemas.openxmlformats.org/drawingml/2006/main" xmlns:pic="http://schemas.openxmlformats.org/drawingml/2006/picture" xmlns:r="http://schemas.openxmlformats.org/officeDocument/2006/relationships">
+                <wp:inline distT="0" distB="0" distL="114300" distR="114300">
                   <wp:extent cx="3657600" cy="2596896"/>
                   <wp:effectExtent l="0" t="0" r="0" b="0"/>
                   <wp:docPr id="179" name="tc_batch_214.png"/>
-                  <ns2:graphic xmlns:ns2="http://schemas.openxmlformats.org/drawingml/2006/main">
-                    <ns2:graphicData uri="http://schemas.openxmlformats.org/drawingml/2006/picture">
-                      <ns3:pic xmlns:ns3="http://schemas.openxmlformats.org/drawingml/2006/picture">
-                        <ns3:nvPicPr/>
-                        <ns3:blipFill>
-                          <ns2:blip r:embed="rId80"/>
-                        </ns3:blipFill>
-                        <ns3:spPr>
-                          <ns2:xfrm/>
-                        </ns3:spPr>
-                      </ns3:pic>
-                    </ns2:graphicData>
-                  </ns2:graphic>
+                  <wp:cNvGraphicFramePr>
+                    <a:graphicFrameLocks xmlns:a="http://schemas.openxmlformats.org/drawingml/2006/main" noChangeAspect="1"/>
+                  </wp:cNvGraphicFramePr>
+                  <a:graphic xmlns:a="http://schemas.openxmlformats.org/drawingml/2006/main">
+                    <a:graphicData uri="http://schemas.openxmlformats.org/drawingml/2006/picture">
+                      <pic:pic xmlns:pic="http://schemas.openxmlformats.org/drawingml/2006/picture">
+                        <pic:nvPicPr>
+                          <pic:cNvPr id="179" name="tc_batch_214.png"/>
+                          <pic:cNvPicPr/>
+                        </pic:nvPicPr>
+                        <pic:blipFill>
+                          <a:blip xmlns:a="http://schemas.openxmlformats.org/drawingml/2006/main" r:embed="rId80"/>
+                          <a:stretch xmlns:a="http://schemas.openxmlformats.org/drawingml/2006/main">
+                            <a:fillRect/>
+                          </a:stretch>
+                        </pic:blipFill>
+                        <pic:spPr>
+                          <a:xfrm xmlns:a="http://schemas.openxmlformats.org/drawingml/2006/main">
+                            <a:off x="0" y="0"/>
+                            <a:ext cx="3657600" cy="2596896"/>
+                          </a:xfrm>
+                          <a:prstGeom xmlns:a="http://schemas.openxmlformats.org/drawingml/2006/main" prst="rect">
+                            <a:avLst/>
+                          </a:prstGeom>
+                        </pic:spPr>
+                      </pic:pic>
+                    </a:graphicData>
+                  </a:graphic>
                 </wp:inline>
               </w:drawing>
             </w:r>
@@ -6105,24 +6255,39 @@
           </w:tcPr>
           <w:p>
             <w:r>
-              <w:drawing>
-                <wp:inline distT="0" distB="0" distL="0" distR="0">
+              <w:drawing xmlns:w="http://schemas.openxmlformats.org/wordprocessingml/2006/main" xmlns:wp="http://schemas.openxmlformats.org/drawingml/2006/wordprocessingDrawing" xmlns:a="http://schemas.openxmlformats.org/drawingml/2006/main" xmlns:pic="http://schemas.openxmlformats.org/drawingml/2006/picture" xmlns:r="http://schemas.openxmlformats.org/officeDocument/2006/relationships">
+                <wp:inline distT="0" distB="0" distL="114300" distR="114300">
                   <wp:extent cx="3657600" cy="2596896"/>
                   <wp:effectExtent l="0" t="0" r="0" b="0"/>
                   <wp:docPr id="180" name="tc_batch_215.png"/>
-                  <ns2:graphic xmlns:ns2="http://schemas.openxmlformats.org/drawingml/2006/main">
-                    <ns2:graphicData uri="http://schemas.openxmlformats.org/drawingml/2006/picture">
-                      <ns3:pic xmlns:ns3="http://schemas.openxmlformats.org/drawingml/2006/picture">
-                        <ns3:nvPicPr/>
-                        <ns3:blipFill>
-                          <ns2:blip r:embed="rId81"/>
-                        </ns3:blipFill>
-                        <ns3:spPr>
-                          <ns2:xfrm/>
-                        </ns3:spPr>
-                      </ns3:pic>
-                    </ns2:graphicData>
-                  </ns2:graphic>
+                  <wp:cNvGraphicFramePr>
+                    <a:graphicFrameLocks xmlns:a="http://schemas.openxmlformats.org/drawingml/2006/main" noChangeAspect="1"/>
+                  </wp:cNvGraphicFramePr>
+                  <a:graphic xmlns:a="http://schemas.openxmlformats.org/drawingml/2006/main">
+                    <a:graphicData uri="http://schemas.openxmlformats.org/drawingml/2006/picture">
+                      <pic:pic xmlns:pic="http://schemas.openxmlformats.org/drawingml/2006/picture">
+                        <pic:nvPicPr>
+                          <pic:cNvPr id="180" name="tc_batch_215.png"/>
+                          <pic:cNvPicPr/>
+                        </pic:nvPicPr>
+                        <pic:blipFill>
+                          <a:blip xmlns:a="http://schemas.openxmlformats.org/drawingml/2006/main" r:embed="rId81"/>
+                          <a:stretch xmlns:a="http://schemas.openxmlformats.org/drawingml/2006/main">
+                            <a:fillRect/>
+                          </a:stretch>
+                        </pic:blipFill>
+                        <pic:spPr>
+                          <a:xfrm xmlns:a="http://schemas.openxmlformats.org/drawingml/2006/main">
+                            <a:off x="0" y="0"/>
+                            <a:ext cx="3657600" cy="2596896"/>
+                          </a:xfrm>
+                          <a:prstGeom xmlns:a="http://schemas.openxmlformats.org/drawingml/2006/main" prst="rect">
+                            <a:avLst/>
+                          </a:prstGeom>
+                        </pic:spPr>
+                      </pic:pic>
+                    </a:graphicData>
+                  </a:graphic>
                 </wp:inline>
               </w:drawing>
             </w:r>
@@ -6245,24 +6410,39 @@
           </w:tcPr>
           <w:p>
             <w:r>
-              <w:drawing>
-                <wp:inline distT="0" distB="0" distL="0" distR="0">
+              <w:drawing xmlns:w="http://schemas.openxmlformats.org/wordprocessingml/2006/main" xmlns:wp="http://schemas.openxmlformats.org/drawingml/2006/wordprocessingDrawing" xmlns:a="http://schemas.openxmlformats.org/drawingml/2006/main" xmlns:pic="http://schemas.openxmlformats.org/drawingml/2006/picture" xmlns:r="http://schemas.openxmlformats.org/officeDocument/2006/relationships">
+                <wp:inline distT="0" distB="0" distL="114300" distR="114300">
                   <wp:extent cx="3657600" cy="2596896"/>
                   <wp:effectExtent l="0" t="0" r="0" b="0"/>
                   <wp:docPr id="181" name="tc_batch_216.png"/>
-                  <ns2:graphic xmlns:ns2="http://schemas.openxmlformats.org/drawingml/2006/main">
-                    <ns2:graphicData uri="http://schemas.openxmlformats.org/drawingml/2006/picture">
-                      <ns3:pic xmlns:ns3="http://schemas.openxmlformats.org/drawingml/2006/picture">
-                        <ns3:nvPicPr/>
-                        <ns3:blipFill>
-                          <ns2:blip r:embed="rId82"/>
-                        </ns3:blipFill>
-                        <ns3:spPr>
-                          <ns2:xfrm/>
-                        </ns3:spPr>
-                      </ns3:pic>
-                    </ns2:graphicData>
-                  </ns2:graphic>
+                  <wp:cNvGraphicFramePr>
+                    <a:graphicFrameLocks xmlns:a="http://schemas.openxmlformats.org/drawingml/2006/main" noChangeAspect="1"/>
+                  </wp:cNvGraphicFramePr>
+                  <a:graphic xmlns:a="http://schemas.openxmlformats.org/drawingml/2006/main">
+                    <a:graphicData uri="http://schemas.openxmlformats.org/drawingml/2006/picture">
+                      <pic:pic xmlns:pic="http://schemas.openxmlformats.org/drawingml/2006/picture">
+                        <pic:nvPicPr>
+                          <pic:cNvPr id="181" name="tc_batch_216.png"/>
+                          <pic:cNvPicPr/>
+                        </pic:nvPicPr>
+                        <pic:blipFill>
+                          <a:blip xmlns:a="http://schemas.openxmlformats.org/drawingml/2006/main" r:embed="rId82"/>
+                          <a:stretch xmlns:a="http://schemas.openxmlformats.org/drawingml/2006/main">
+                            <a:fillRect/>
+                          </a:stretch>
+                        </pic:blipFill>
+                        <pic:spPr>
+                          <a:xfrm xmlns:a="http://schemas.openxmlformats.org/drawingml/2006/main">
+                            <a:off x="0" y="0"/>
+                            <a:ext cx="3657600" cy="2596896"/>
+                          </a:xfrm>
+                          <a:prstGeom xmlns:a="http://schemas.openxmlformats.org/drawingml/2006/main" prst="rect">
+                            <a:avLst/>
+                          </a:prstGeom>
+                        </pic:spPr>
+                      </pic:pic>
+                    </a:graphicData>
+                  </a:graphic>
                 </wp:inline>
               </w:drawing>
             </w:r>
@@ -11350,24 +11530,39 @@
           </w:tcPr>
           <w:p>
             <w:r>
-              <w:drawing>
-                <wp:inline distT="0" distB="0" distL="0" distR="0">
+              <w:drawing xmlns:w="http://schemas.openxmlformats.org/wordprocessingml/2006/main" xmlns:wp="http://schemas.openxmlformats.org/drawingml/2006/wordprocessingDrawing" xmlns:a="http://schemas.openxmlformats.org/drawingml/2006/main" xmlns:pic="http://schemas.openxmlformats.org/drawingml/2006/picture" xmlns:r="http://schemas.openxmlformats.org/officeDocument/2006/relationships">
+                <wp:inline distT="0" distB="0" distL="114300" distR="114300">
                   <wp:extent cx="3657600" cy="3090672"/>
                   <wp:effectExtent l="0" t="0" r="0" b="0"/>
                   <wp:docPr id="182" name="tc_batch_208.png"/>
-                  <ns2:graphic xmlns:ns2="http://schemas.openxmlformats.org/drawingml/2006/main">
-                    <ns2:graphicData uri="http://schemas.openxmlformats.org/drawingml/2006/picture">
-                      <ns3:pic xmlns:ns3="http://schemas.openxmlformats.org/drawingml/2006/picture">
-                        <ns3:nvPicPr/>
-                        <ns3:blipFill>
-                          <ns2:blip r:embed="rId74"/>
-                        </ns3:blipFill>
-                        <ns3:spPr>
-                          <ns2:xfrm/>
-                        </ns3:spPr>
-                      </ns3:pic>
-                    </ns2:graphicData>
-                  </ns2:graphic>
+                  <wp:cNvGraphicFramePr>
+                    <a:graphicFrameLocks xmlns:a="http://schemas.openxmlformats.org/drawingml/2006/main" noChangeAspect="1"/>
+                  </wp:cNvGraphicFramePr>
+                  <a:graphic xmlns:a="http://schemas.openxmlformats.org/drawingml/2006/main">
+                    <a:graphicData uri="http://schemas.openxmlformats.org/drawingml/2006/picture">
+                      <pic:pic xmlns:pic="http://schemas.openxmlformats.org/drawingml/2006/picture">
+                        <pic:nvPicPr>
+                          <pic:cNvPr id="182" name="tc_batch_208.png"/>
+                          <pic:cNvPicPr/>
+                        </pic:nvPicPr>
+                        <pic:blipFill>
+                          <a:blip xmlns:a="http://schemas.openxmlformats.org/drawingml/2006/main" r:embed="rId74"/>
+                          <a:stretch xmlns:a="http://schemas.openxmlformats.org/drawingml/2006/main">
+                            <a:fillRect/>
+                          </a:stretch>
+                        </pic:blipFill>
+                        <pic:spPr>
+                          <a:xfrm xmlns:a="http://schemas.openxmlformats.org/drawingml/2006/main">
+                            <a:off x="0" y="0"/>
+                            <a:ext cx="3657600" cy="3090672"/>
+                          </a:xfrm>
+                          <a:prstGeom xmlns:a="http://schemas.openxmlformats.org/drawingml/2006/main" prst="rect">
+                            <a:avLst/>
+                          </a:prstGeom>
+                        </pic:spPr>
+                      </pic:pic>
+                    </a:graphicData>
+                  </a:graphic>
                 </wp:inline>
               </w:drawing>
             </w:r>
@@ -11612,24 +11807,39 @@
           </w:tcPr>
           <w:p>
             <w:r>
-              <w:drawing>
-                <wp:inline distT="0" distB="0" distL="0" distR="0">
+              <w:drawing xmlns:w="http://schemas.openxmlformats.org/wordprocessingml/2006/main" xmlns:wp="http://schemas.openxmlformats.org/drawingml/2006/wordprocessingDrawing" xmlns:a="http://schemas.openxmlformats.org/drawingml/2006/main" xmlns:pic="http://schemas.openxmlformats.org/drawingml/2006/picture" xmlns:r="http://schemas.openxmlformats.org/officeDocument/2006/relationships">
+                <wp:inline distT="0" distB="0" distL="114300" distR="114300">
                   <wp:extent cx="3657600" cy="3255264"/>
                   <wp:effectExtent l="0" t="0" r="0" b="0"/>
                   <wp:docPr id="183" name="tc_batch_209.png"/>
-                  <ns2:graphic xmlns:ns2="http://schemas.openxmlformats.org/drawingml/2006/main">
-                    <ns2:graphicData uri="http://schemas.openxmlformats.org/drawingml/2006/picture">
-                      <ns3:pic xmlns:ns3="http://schemas.openxmlformats.org/drawingml/2006/picture">
-                        <ns3:nvPicPr/>
-                        <ns3:blipFill>
-                          <ns2:blip r:embed="rId75"/>
-                        </ns3:blipFill>
-                        <ns3:spPr>
-                          <ns2:xfrm/>
-                        </ns3:spPr>
-                      </ns3:pic>
-                    </ns2:graphicData>
-                  </ns2:graphic>
+                  <wp:cNvGraphicFramePr>
+                    <a:graphicFrameLocks xmlns:a="http://schemas.openxmlformats.org/drawingml/2006/main" noChangeAspect="1"/>
+                  </wp:cNvGraphicFramePr>
+                  <a:graphic xmlns:a="http://schemas.openxmlformats.org/drawingml/2006/main">
+                    <a:graphicData uri="http://schemas.openxmlformats.org/drawingml/2006/picture">
+                      <pic:pic xmlns:pic="http://schemas.openxmlformats.org/drawingml/2006/picture">
+                        <pic:nvPicPr>
+                          <pic:cNvPr id="183" name="tc_batch_209.png"/>
+                          <pic:cNvPicPr/>
+                        </pic:nvPicPr>
+                        <pic:blipFill>
+                          <a:blip xmlns:a="http://schemas.openxmlformats.org/drawingml/2006/main" r:embed="rId75"/>
+                          <a:stretch xmlns:a="http://schemas.openxmlformats.org/drawingml/2006/main">
+                            <a:fillRect/>
+                          </a:stretch>
+                        </pic:blipFill>
+                        <pic:spPr>
+                          <a:xfrm xmlns:a="http://schemas.openxmlformats.org/drawingml/2006/main">
+                            <a:off x="0" y="0"/>
+                            <a:ext cx="3657600" cy="3255264"/>
+                          </a:xfrm>
+                          <a:prstGeom xmlns:a="http://schemas.openxmlformats.org/drawingml/2006/main" prst="rect">
+                            <a:avLst/>
+                          </a:prstGeom>
+                        </pic:spPr>
+                      </pic:pic>
+                    </a:graphicData>
+                  </a:graphic>
                 </wp:inline>
               </w:drawing>
             </w:r>
@@ -11749,24 +11959,39 @@
           </w:tcPr>
           <w:p>
             <w:r>
-              <w:drawing>
-                <wp:inline distT="0" distB="0" distL="0" distR="0">
+              <w:drawing xmlns:w="http://schemas.openxmlformats.org/wordprocessingml/2006/main" xmlns:wp="http://schemas.openxmlformats.org/drawingml/2006/wordprocessingDrawing" xmlns:a="http://schemas.openxmlformats.org/drawingml/2006/main" xmlns:pic="http://schemas.openxmlformats.org/drawingml/2006/picture" xmlns:r="http://schemas.openxmlformats.org/officeDocument/2006/relationships">
+                <wp:inline distT="0" distB="0" distL="114300" distR="114300">
                   <wp:extent cx="3657600" cy="3337560"/>
                   <wp:effectExtent l="0" t="0" r="0" b="0"/>
                   <wp:docPr id="184" name="tc_batch_210.png"/>
-                  <ns2:graphic xmlns:ns2="http://schemas.openxmlformats.org/drawingml/2006/main">
-                    <ns2:graphicData uri="http://schemas.openxmlformats.org/drawingml/2006/picture">
-                      <ns3:pic xmlns:ns3="http://schemas.openxmlformats.org/drawingml/2006/picture">
-                        <ns3:nvPicPr/>
-                        <ns3:blipFill>
-                          <ns2:blip r:embed="rId76"/>
-                        </ns3:blipFill>
-                        <ns3:spPr>
-                          <ns2:xfrm/>
-                        </ns3:spPr>
-                      </ns3:pic>
-                    </ns2:graphicData>
-                  </ns2:graphic>
+                  <wp:cNvGraphicFramePr>
+                    <a:graphicFrameLocks xmlns:a="http://schemas.openxmlformats.org/drawingml/2006/main" noChangeAspect="1"/>
+                  </wp:cNvGraphicFramePr>
+                  <a:graphic xmlns:a="http://schemas.openxmlformats.org/drawingml/2006/main">
+                    <a:graphicData uri="http://schemas.openxmlformats.org/drawingml/2006/picture">
+                      <pic:pic xmlns:pic="http://schemas.openxmlformats.org/drawingml/2006/picture">
+                        <pic:nvPicPr>
+                          <pic:cNvPr id="184" name="tc_batch_210.png"/>
+                          <pic:cNvPicPr/>
+                        </pic:nvPicPr>
+                        <pic:blipFill>
+                          <a:blip xmlns:a="http://schemas.openxmlformats.org/drawingml/2006/main" r:embed="rId76"/>
+                          <a:stretch xmlns:a="http://schemas.openxmlformats.org/drawingml/2006/main">
+                            <a:fillRect/>
+                          </a:stretch>
+                        </pic:blipFill>
+                        <pic:spPr>
+                          <a:xfrm xmlns:a="http://schemas.openxmlformats.org/drawingml/2006/main">
+                            <a:off x="0" y="0"/>
+                            <a:ext cx="3657600" cy="3337560"/>
+                          </a:xfrm>
+                          <a:prstGeom xmlns:a="http://schemas.openxmlformats.org/drawingml/2006/main" prst="rect">
+                            <a:avLst/>
+                          </a:prstGeom>
+                        </pic:spPr>
+                      </pic:pic>
+                    </a:graphicData>
+                  </a:graphic>
                 </wp:inline>
               </w:drawing>
             </w:r>
@@ -11890,24 +12115,39 @@
           </w:tcPr>
           <w:p>
             <w:r>
-              <w:drawing>
-                <wp:inline distT="0" distB="0" distL="0" distR="0">
+              <w:drawing xmlns:w="http://schemas.openxmlformats.org/wordprocessingml/2006/main" xmlns:wp="http://schemas.openxmlformats.org/drawingml/2006/wordprocessingDrawing" xmlns:a="http://schemas.openxmlformats.org/drawingml/2006/main" xmlns:pic="http://schemas.openxmlformats.org/drawingml/2006/picture" xmlns:r="http://schemas.openxmlformats.org/officeDocument/2006/relationships">
+                <wp:inline distT="0" distB="0" distL="114300" distR="114300">
                   <wp:extent cx="3657600" cy="3255264"/>
                   <wp:effectExtent l="0" t="0" r="0" b="0"/>
                   <wp:docPr id="185" name="tc_batch_211.png"/>
-                  <ns2:graphic xmlns:ns2="http://schemas.openxmlformats.org/drawingml/2006/main">
-                    <ns2:graphicData uri="http://schemas.openxmlformats.org/drawingml/2006/picture">
-                      <ns3:pic xmlns:ns3="http://schemas.openxmlformats.org/drawingml/2006/picture">
-                        <ns3:nvPicPr/>
-                        <ns3:blipFill>
-                          <ns2:blip r:embed="rId77"/>
-                        </ns3:blipFill>
-                        <ns3:spPr>
-                          <ns2:xfrm/>
-                        </ns3:spPr>
-                      </ns3:pic>
-                    </ns2:graphicData>
-                  </ns2:graphic>
+                  <wp:cNvGraphicFramePr>
+                    <a:graphicFrameLocks xmlns:a="http://schemas.openxmlformats.org/drawingml/2006/main" noChangeAspect="1"/>
+                  </wp:cNvGraphicFramePr>
+                  <a:graphic xmlns:a="http://schemas.openxmlformats.org/drawingml/2006/main">
+                    <a:graphicData uri="http://schemas.openxmlformats.org/drawingml/2006/picture">
+                      <pic:pic xmlns:pic="http://schemas.openxmlformats.org/drawingml/2006/picture">
+                        <pic:nvPicPr>
+                          <pic:cNvPr id="185" name="tc_batch_211.png"/>
+                          <pic:cNvPicPr/>
+                        </pic:nvPicPr>
+                        <pic:blipFill>
+                          <a:blip xmlns:a="http://schemas.openxmlformats.org/drawingml/2006/main" r:embed="rId77"/>
+                          <a:stretch xmlns:a="http://schemas.openxmlformats.org/drawingml/2006/main">
+                            <a:fillRect/>
+                          </a:stretch>
+                        </pic:blipFill>
+                        <pic:spPr>
+                          <a:xfrm xmlns:a="http://schemas.openxmlformats.org/drawingml/2006/main">
+                            <a:off x="0" y="0"/>
+                            <a:ext cx="3657600" cy="3255264"/>
+                          </a:xfrm>
+                          <a:prstGeom xmlns:a="http://schemas.openxmlformats.org/drawingml/2006/main" prst="rect">
+                            <a:avLst/>
+                          </a:prstGeom>
+                        </pic:spPr>
+                      </pic:pic>
+                    </a:graphicData>
+                  </a:graphic>
                 </wp:inline>
               </w:drawing>
             </w:r>
@@ -13527,24 +13767,39 @@
           </w:tcPr>
           <w:p>
             <w:r>
-              <w:drawing>
-                <wp:inline distT="0" distB="0" distL="0" distR="0">
+              <w:drawing xmlns:w="http://schemas.openxmlformats.org/wordprocessingml/2006/main" xmlns:wp="http://schemas.openxmlformats.org/drawingml/2006/wordprocessingDrawing" xmlns:a="http://schemas.openxmlformats.org/drawingml/2006/main" xmlns:pic="http://schemas.openxmlformats.org/drawingml/2006/picture" xmlns:r="http://schemas.openxmlformats.org/officeDocument/2006/relationships">
+                <wp:inline distT="0" distB="0" distL="114300" distR="114300">
                   <wp:extent cx="3657600" cy="2926080"/>
                   <wp:effectExtent l="0" t="0" r="0" b="0"/>
                   <wp:docPr id="186" name="tc_batch_212.png"/>
-                  <ns2:graphic xmlns:ns2="http://schemas.openxmlformats.org/drawingml/2006/main">
-                    <ns2:graphicData uri="http://schemas.openxmlformats.org/drawingml/2006/picture">
-                      <ns3:pic xmlns:ns3="http://schemas.openxmlformats.org/drawingml/2006/picture">
-                        <ns3:nvPicPr/>
-                        <ns3:blipFill>
-                          <ns2:blip r:embed="rId78"/>
-                        </ns3:blipFill>
-                        <ns3:spPr>
-                          <ns2:xfrm/>
-                        </ns3:spPr>
-                      </ns3:pic>
-                    </ns2:graphicData>
-                  </ns2:graphic>
+                  <wp:cNvGraphicFramePr>
+                    <a:graphicFrameLocks xmlns:a="http://schemas.openxmlformats.org/drawingml/2006/main" noChangeAspect="1"/>
+                  </wp:cNvGraphicFramePr>
+                  <a:graphic xmlns:a="http://schemas.openxmlformats.org/drawingml/2006/main">
+                    <a:graphicData uri="http://schemas.openxmlformats.org/drawingml/2006/picture">
+                      <pic:pic xmlns:pic="http://schemas.openxmlformats.org/drawingml/2006/picture">
+                        <pic:nvPicPr>
+                          <pic:cNvPr id="186" name="tc_batch_212.png"/>
+                          <pic:cNvPicPr/>
+                        </pic:nvPicPr>
+                        <pic:blipFill>
+                          <a:blip xmlns:a="http://schemas.openxmlformats.org/drawingml/2006/main" r:embed="rId78"/>
+                          <a:stretch xmlns:a="http://schemas.openxmlformats.org/drawingml/2006/main">
+                            <a:fillRect/>
+                          </a:stretch>
+                        </pic:blipFill>
+                        <pic:spPr>
+                          <a:xfrm xmlns:a="http://schemas.openxmlformats.org/drawingml/2006/main">
+                            <a:off x="0" y="0"/>
+                            <a:ext cx="3657600" cy="2926080"/>
+                          </a:xfrm>
+                          <a:prstGeom xmlns:a="http://schemas.openxmlformats.org/drawingml/2006/main" prst="rect">
+                            <a:avLst/>
+                          </a:prstGeom>
+                        </pic:spPr>
+                      </pic:pic>
+                    </a:graphicData>
+                  </a:graphic>
                 </wp:inline>
               </w:drawing>
             </w:r>
@@ -13668,24 +13923,39 @@
           </w:tcPr>
           <w:p>
             <w:r>
-              <w:drawing>
-                <wp:inline distT="0" distB="0" distL="0" distR="0">
+              <w:drawing xmlns:w="http://schemas.openxmlformats.org/wordprocessingml/2006/main" xmlns:wp="http://schemas.openxmlformats.org/drawingml/2006/wordprocessingDrawing" xmlns:a="http://schemas.openxmlformats.org/drawingml/2006/main" xmlns:pic="http://schemas.openxmlformats.org/drawingml/2006/picture" xmlns:r="http://schemas.openxmlformats.org/officeDocument/2006/relationships">
+                <wp:inline distT="0" distB="0" distL="114300" distR="114300">
                   <wp:extent cx="3657600" cy="2926080"/>
                   <wp:effectExtent l="0" t="0" r="0" b="0"/>
                   <wp:docPr id="187" name="tc_batch_213.png"/>
-                  <ns2:graphic xmlns:ns2="http://schemas.openxmlformats.org/drawingml/2006/main">
-                    <ns2:graphicData uri="http://schemas.openxmlformats.org/drawingml/2006/picture">
-                      <ns3:pic xmlns:ns3="http://schemas.openxmlformats.org/drawingml/2006/picture">
-                        <ns3:nvPicPr/>
-                        <ns3:blipFill>
-                          <ns2:blip r:embed="rId79"/>
-                        </ns3:blipFill>
-                        <ns3:spPr>
-                          <ns2:xfrm/>
-                        </ns3:spPr>
-                      </ns3:pic>
-                    </ns2:graphicData>
-                  </ns2:graphic>
+                  <wp:cNvGraphicFramePr>
+                    <a:graphicFrameLocks xmlns:a="http://schemas.openxmlformats.org/drawingml/2006/main" noChangeAspect="1"/>
+                  </wp:cNvGraphicFramePr>
+                  <a:graphic xmlns:a="http://schemas.openxmlformats.org/drawingml/2006/main">
+                    <a:graphicData uri="http://schemas.openxmlformats.org/drawingml/2006/picture">
+                      <pic:pic xmlns:pic="http://schemas.openxmlformats.org/drawingml/2006/picture">
+                        <pic:nvPicPr>
+                          <pic:cNvPr id="187" name="tc_batch_213.png"/>
+                          <pic:cNvPicPr/>
+                        </pic:nvPicPr>
+                        <pic:blipFill>
+                          <a:blip xmlns:a="http://schemas.openxmlformats.org/drawingml/2006/main" r:embed="rId79"/>
+                          <a:stretch xmlns:a="http://schemas.openxmlformats.org/drawingml/2006/main">
+                            <a:fillRect/>
+                          </a:stretch>
+                        </pic:blipFill>
+                        <pic:spPr>
+                          <a:xfrm xmlns:a="http://schemas.openxmlformats.org/drawingml/2006/main">
+                            <a:off x="0" y="0"/>
+                            <a:ext cx="3657600" cy="2926080"/>
+                          </a:xfrm>
+                          <a:prstGeom xmlns:a="http://schemas.openxmlformats.org/drawingml/2006/main" prst="rect">
+                            <a:avLst/>
+                          </a:prstGeom>
+                        </pic:spPr>
+                      </pic:pic>
+                    </a:graphicData>
+                  </a:graphic>
                 </wp:inline>
               </w:drawing>
             </w:r>

--- a/발표준비/B04_보고서_최종.docx
+++ b/발표준비/B04_보고서_최종.docx
@@ -148,8 +148,13 @@
         <w:jc w:val="center"/>
       </w:pPr>
       <w:r>
-        <w:t>202312363 이강준</w:t>
+        <w:t xml:space="preserve">202312363 </w:t>
       </w:r>
+      <w:proofErr w:type="spellStart"/>
+      <w:r>
+        <w:t>이강준</w:t>
+      </w:r>
+      <w:proofErr w:type="spellEnd"/>
     </w:p>
     <w:p>
       <w:pPr>
@@ -169,10 +174,12 @@
       <w:pPr>
         <w:pStyle w:val="1"/>
       </w:pPr>
+      <w:proofErr w:type="gramStart"/>
       <w:r>
         <w:lastRenderedPageBreak/>
         <w:t>목  차</w:t>
       </w:r>
+      <w:proofErr w:type="gramEnd"/>
     </w:p>
     <w:p>
       <w:pPr>
@@ -259,7 +266,15 @@
         <w:spacing w:before="80" w:after="80"/>
       </w:pPr>
       <w:r>
-        <w:t xml:space="preserve">   2.8 기이수 과목 관리 (6.8절)</w:t>
+        <w:t xml:space="preserve">   2.8 </w:t>
+      </w:r>
+      <w:proofErr w:type="spellStart"/>
+      <w:r>
+        <w:t>기이수</w:t>
+      </w:r>
+      <w:proofErr w:type="spellEnd"/>
+      <w:r>
+        <w:t xml:space="preserve"> 과목 관리 (6.8절)</w:t>
       </w:r>
     </w:p>
     <w:p>
@@ -349,7 +364,39 @@
           <w:sz w:val="20"/>
           <w:szCs w:val="20"/>
         </w:rPr>
-        <w:t>본 보고서는 '건국 수강신청 시뮬레이터(B04)'의 1차 구현물에 대한 전체 통합 검사 결과를 기록한 문서이다. 기획서(1차 기획서 완성본)를 기준으로 테스트 케이스를 작성하였으며, 브랜치 커버리지 100%를 목표로 구성하였다.</w:t>
+        <w:t xml:space="preserve">본 보고서는 '건국 수강신청 시뮬레이터(B04)'의 1차 구현물에 대한 전체 통합 검사 결과를 기록한 문서이다. 기획서(1차 기획서 </w:t>
+      </w:r>
+      <w:proofErr w:type="spellStart"/>
+      <w:r>
+        <w:rPr>
+          <w:sz w:val="20"/>
+          <w:szCs w:val="20"/>
+        </w:rPr>
+        <w:t>완성본</w:t>
+      </w:r>
+      <w:proofErr w:type="spellEnd"/>
+      <w:r>
+        <w:rPr>
+          <w:sz w:val="20"/>
+          <w:szCs w:val="20"/>
+        </w:rPr>
+        <w:t xml:space="preserve">)를 기준으로 테스트 케이스를 작성하였으며, </w:t>
+      </w:r>
+      <w:proofErr w:type="spellStart"/>
+      <w:r>
+        <w:rPr>
+          <w:sz w:val="20"/>
+          <w:szCs w:val="20"/>
+        </w:rPr>
+        <w:t>브랜치</w:t>
+      </w:r>
+      <w:proofErr w:type="spellEnd"/>
+      <w:r>
+        <w:rPr>
+          <w:sz w:val="20"/>
+          <w:szCs w:val="20"/>
+        </w:rPr>
+        <w:t xml:space="preserve"> 커버리지 100%를 목표로 구성하였다.</w:t>
       </w:r>
     </w:p>
     <w:p/>
@@ -374,7 +421,23 @@
           <w:sz w:val="20"/>
           <w:szCs w:val="20"/>
         </w:rPr>
-        <w:t>검사 기준: 1차 기획서 완성본 v2</w:t>
+        <w:t xml:space="preserve">검사 기준: 1차 기획서 </w:t>
+      </w:r>
+      <w:proofErr w:type="spellStart"/>
+      <w:r>
+        <w:rPr>
+          <w:sz w:val="20"/>
+          <w:szCs w:val="20"/>
+        </w:rPr>
+        <w:t>완성본</w:t>
+      </w:r>
+      <w:proofErr w:type="spellEnd"/>
+      <w:r>
+        <w:rPr>
+          <w:sz w:val="20"/>
+          <w:szCs w:val="20"/>
+        </w:rPr>
+        <w:t xml:space="preserve"> v2</w:t>
       </w:r>
     </w:p>
     <w:p>
@@ -426,12 +489,21 @@
           <w:numId w:val="2"/>
         </w:numPr>
       </w:pPr>
+      <w:proofErr w:type="gramStart"/>
       <w:r>
         <w:rPr>
           <w:sz w:val="20"/>
           <w:szCs w:val="20"/>
         </w:rPr>
-        <w:t>목표 / 입력: [목표]는 해당 그룹에서 1회만 표시, 입력은 각 행마다 명시</w:t>
+        <w:t>목표 /</w:t>
+      </w:r>
+      <w:proofErr w:type="gramEnd"/>
+      <w:r>
+        <w:rPr>
+          <w:sz w:val="20"/>
+          <w:szCs w:val="20"/>
+        </w:rPr>
+        <w:t xml:space="preserve"> 입력: [목표]는 해당 그룹에서 1회만 표시, 입력은 각 행마다 명시</w:t>
       </w:r>
     </w:p>
     <w:p>
@@ -463,7 +535,23 @@
           <w:sz w:val="20"/>
           <w:szCs w:val="20"/>
         </w:rPr>
-        <w:t>실제 결과: 구현 수정 후 재검사 통과한 결과만 기재 ((좌동) = 예상과 동일)</w:t>
+        <w:t>실제 결과: 구현 수정 후 재검사 통과한 결과만 기재 ((</w:t>
+      </w:r>
+      <w:proofErr w:type="spellStart"/>
+      <w:r>
+        <w:rPr>
+          <w:sz w:val="20"/>
+          <w:szCs w:val="20"/>
+        </w:rPr>
+        <w:t>좌동</w:t>
+      </w:r>
+      <w:proofErr w:type="spellEnd"/>
+      <w:r>
+        <w:rPr>
+          <w:sz w:val="20"/>
+          <w:szCs w:val="20"/>
+        </w:rPr>
+        <w:t>) = 예상과 동일)</w:t>
       </w:r>
     </w:p>
     <w:p>
@@ -565,6 +653,7 @@
             <w:vAlign w:val="center"/>
           </w:tcPr>
           <w:p>
+            <w:proofErr w:type="gramStart"/>
             <w:r>
               <w:rPr>
                 <w:b/>
@@ -573,7 +662,18 @@
                 <w:sz w:val="18"/>
                 <w:szCs w:val="18"/>
               </w:rPr>
-              <w:t>목표 / 입력</w:t>
+              <w:t>목표 /</w:t>
+            </w:r>
+            <w:proofErr w:type="gramEnd"/>
+            <w:r>
+              <w:rPr>
+                <w:b/>
+                <w:bCs/>
+                <w:color w:val="FFFFFF"/>
+                <w:sz w:val="18"/>
+                <w:szCs w:val="18"/>
+              </w:rPr>
+              <w:t xml:space="preserve"> 입력</w:t>
             </w:r>
           </w:p>
         </w:tc>
@@ -925,8 +1025,11 @@
           </w:tcPr>
           <w:p>
             <w:r>
-              <w:drawing xmlns:w="http://schemas.openxmlformats.org/wordprocessingml/2006/main" xmlns:wp="http://schemas.openxmlformats.org/drawingml/2006/wordprocessingDrawing" xmlns:a="http://schemas.openxmlformats.org/drawingml/2006/main" xmlns:pic="http://schemas.openxmlformats.org/drawingml/2006/picture" xmlns:r="http://schemas.openxmlformats.org/officeDocument/2006/relationships">
-                <wp:inline distT="0" distB="0" distL="114300" distR="114300">
+              <w:rPr>
+                <w:noProof/>
+              </w:rPr>
+              <w:drawing>
+                <wp:inline distT="0" distB="0" distL="114300" distR="114300" wp14:anchorId="53DECBBB" wp14:editId="253AA6CB">
                   <wp:extent cx="3657600" cy="1280160"/>
                   <wp:effectExtent l="0" t="0" r="0" b="0"/>
                   <wp:docPr id="170" name="tc_6.1-2.png"/>
@@ -941,17 +1044,17 @@
                           <pic:cNvPicPr/>
                         </pic:nvPicPr>
                         <pic:blipFill>
-                          <a:blip xmlns:a="http://schemas.openxmlformats.org/drawingml/2006/main" r:embed="rId65"/>
-                          <a:stretch xmlns:a="http://schemas.openxmlformats.org/drawingml/2006/main">
+                          <a:blip r:embed="rId8"/>
+                          <a:stretch>
                             <a:fillRect/>
                           </a:stretch>
                         </pic:blipFill>
                         <pic:spPr>
-                          <a:xfrm xmlns:a="http://schemas.openxmlformats.org/drawingml/2006/main">
+                          <a:xfrm>
                             <a:off x="0" y="0"/>
                             <a:ext cx="3657600" cy="1280160"/>
                           </a:xfrm>
-                          <a:prstGeom xmlns:a="http://schemas.openxmlformats.org/drawingml/2006/main" prst="rect">
+                          <a:prstGeom prst="rect">
                             <a:avLst/>
                           </a:prstGeom>
                         </pic:spPr>
@@ -1073,7 +1176,23 @@
                 <w:sz w:val="18"/>
                 <w:szCs w:val="18"/>
               </w:rPr>
-              <w:t>(좌동)</w:t>
+              <w:t>(</w:t>
+            </w:r>
+            <w:proofErr w:type="spellStart"/>
+            <w:r>
+              <w:rPr>
+                <w:sz w:val="18"/>
+                <w:szCs w:val="18"/>
+              </w:rPr>
+              <w:t>좌동</w:t>
+            </w:r>
+            <w:proofErr w:type="spellEnd"/>
+            <w:r>
+              <w:rPr>
+                <w:sz w:val="18"/>
+                <w:szCs w:val="18"/>
+              </w:rPr>
+              <w:t>)</w:t>
             </w:r>
           </w:p>
         </w:tc>
@@ -1132,7 +1251,23 @@
                 <w:sz w:val="18"/>
                 <w:szCs w:val="18"/>
               </w:rPr>
-              <w:t>입력: "abcd-ef-gh"</w:t>
+              <w:t>입력: "</w:t>
+            </w:r>
+            <w:proofErr w:type="spellStart"/>
+            <w:r>
+              <w:rPr>
+                <w:sz w:val="18"/>
+                <w:szCs w:val="18"/>
+              </w:rPr>
+              <w:t>abcd-ef-gh</w:t>
+            </w:r>
+            <w:proofErr w:type="spellEnd"/>
+            <w:r>
+              <w:rPr>
+                <w:sz w:val="18"/>
+                <w:szCs w:val="18"/>
+              </w:rPr>
+              <w:t>"</w:t>
             </w:r>
           </w:p>
           <w:p/>
@@ -1187,7 +1322,23 @@
                 <w:sz w:val="18"/>
                 <w:szCs w:val="18"/>
               </w:rPr>
-              <w:t>(좌동)</w:t>
+              <w:t>(</w:t>
+            </w:r>
+            <w:proofErr w:type="spellStart"/>
+            <w:r>
+              <w:rPr>
+                <w:sz w:val="18"/>
+                <w:szCs w:val="18"/>
+              </w:rPr>
+              <w:t>좌동</w:t>
+            </w:r>
+            <w:proofErr w:type="spellEnd"/>
+            <w:r>
+              <w:rPr>
+                <w:sz w:val="18"/>
+                <w:szCs w:val="18"/>
+              </w:rPr>
+              <w:t>)</w:t>
             </w:r>
           </w:p>
         </w:tc>
@@ -1308,7 +1459,23 @@
                 <w:sz w:val="18"/>
                 <w:szCs w:val="18"/>
               </w:rPr>
-              <w:t>(좌동)</w:t>
+              <w:t>(</w:t>
+            </w:r>
+            <w:proofErr w:type="spellStart"/>
+            <w:r>
+              <w:rPr>
+                <w:sz w:val="18"/>
+                <w:szCs w:val="18"/>
+              </w:rPr>
+              <w:t>좌동</w:t>
+            </w:r>
+            <w:proofErr w:type="spellEnd"/>
+            <w:r>
+              <w:rPr>
+                <w:sz w:val="18"/>
+                <w:szCs w:val="18"/>
+              </w:rPr>
+              <w:t>)</w:t>
             </w:r>
           </w:p>
         </w:tc>
@@ -1393,6 +1560,12 @@
                 <w:szCs w:val="18"/>
               </w:rPr>
               <w:t>!!! 오류: 날짜 형식이 올바르</w:t>
+            </w:r>
+            <w:r>
+              <w:rPr>
+                <w:sz w:val="18"/>
+                <w:szCs w:val="18"/>
+              </w:rPr>
               <w:lastRenderedPageBreak/>
               <w:t>지 않습니다. 출력 후 재입력 대기</w:t>
             </w:r>
@@ -1421,7 +1594,23 @@
                 <w:szCs w:val="18"/>
               </w:rPr>
               <w:lastRenderedPageBreak/>
-              <w:t>(좌동)</w:t>
+              <w:t>(</w:t>
+            </w:r>
+            <w:proofErr w:type="spellStart"/>
+            <w:r>
+              <w:rPr>
+                <w:sz w:val="18"/>
+                <w:szCs w:val="18"/>
+              </w:rPr>
+              <w:t>좌동</w:t>
+            </w:r>
+            <w:proofErr w:type="spellEnd"/>
+            <w:r>
+              <w:rPr>
+                <w:sz w:val="18"/>
+                <w:szCs w:val="18"/>
+              </w:rPr>
+              <w:t>)</w:t>
             </w:r>
           </w:p>
         </w:tc>
@@ -1561,7 +1750,7 @@
                           <pic:cNvPicPr/>
                         </pic:nvPicPr>
                         <pic:blipFill>
-                          <a:blip r:embed="rId8"/>
+                          <a:blip r:embed="rId9"/>
                           <a:stretch>
                             <a:fillRect/>
                           </a:stretch>
@@ -1715,7 +1904,7 @@
                           <pic:cNvPicPr/>
                         </pic:nvPicPr>
                         <pic:blipFill>
-                          <a:blip r:embed="rId9"/>
+                          <a:blip r:embed="rId10"/>
                           <a:stretch>
                             <a:fillRect/>
                           </a:stretch>
@@ -1825,6 +2014,7 @@
             <w:vAlign w:val="center"/>
           </w:tcPr>
           <w:p>
+            <w:proofErr w:type="gramStart"/>
             <w:r>
               <w:rPr>
                 <w:b/>
@@ -1833,7 +2023,18 @@
                 <w:sz w:val="18"/>
                 <w:szCs w:val="18"/>
               </w:rPr>
-              <w:t>목표 / 입력</w:t>
+              <w:t>목표 /</w:t>
+            </w:r>
+            <w:proofErr w:type="gramEnd"/>
+            <w:r>
+              <w:rPr>
+                <w:b/>
+                <w:bCs/>
+                <w:color w:val="FFFFFF"/>
+                <w:sz w:val="18"/>
+                <w:szCs w:val="18"/>
+              </w:rPr>
+              <w:t xml:space="preserve"> 입력</w:t>
             </w:r>
           </w:p>
         </w:tc>
@@ -2286,299 +2487,7 @@
                 <w:szCs w:val="18"/>
               </w:rPr>
               <w:t>방법: 파일 삭제 후 실</w:t>
-              <w:lastRenderedPageBreak/>
-              <w:t>행</w:t>
-            </w:r>
-          </w:p>
-        </w:tc>
-        <w:tc>
-          <w:tcPr>
-            <w:tcW w:w="2800" w:type="dxa"/>
-            <w:tcBorders>
-              <w:top w:val="single" w:sz="1" w:space="0" w:color="AAAAAA"/>
-              <w:left w:val="single" w:sz="1" w:space="0" w:color="AAAAAA"/>
-              <w:bottom w:val="single" w:sz="1" w:space="0" w:color="AAAAAA"/>
-              <w:right w:val="single" w:sz="1" w:space="0" w:color="AAAAAA"/>
-            </w:tcBorders>
-            <w:tcMar>
-              <w:top w:w="80" w:type="dxa"/>
-              <w:left w:w="120" w:type="dxa"/>
-              <w:bottom w:w="80" w:type="dxa"/>
-              <w:right w:w="120" w:type="dxa"/>
-            </w:tcMar>
-          </w:tcPr>
-          <w:p>
-            <w:r>
-              <w:rPr>
-                <w:sz w:val="18"/>
-                <w:szCs w:val="18"/>
-              </w:rPr>
-              <w:lastRenderedPageBreak/>
-              <w:t>'2026-04-01,2026-04-01' 내용으로 config.txt 자동 생성</w:t>
-            </w:r>
-          </w:p>
-        </w:tc>
-        <w:tc>
-          <w:tcPr>
-            <w:tcW w:w="1400" w:type="dxa"/>
-            <w:tcBorders>
-              <w:top w:val="single" w:sz="1" w:space="0" w:color="AAAAAA"/>
-              <w:left w:val="single" w:sz="1" w:space="0" w:color="AAAAAA"/>
-              <w:bottom w:val="single" w:sz="1" w:space="0" w:color="AAAAAA"/>
-              <w:right w:val="single" w:sz="1" w:space="0" w:color="AAAAAA"/>
-            </w:tcBorders>
-            <w:tcMar>
-              <w:top w:w="80" w:type="dxa"/>
-              <w:left w:w="120" w:type="dxa"/>
-              <w:bottom w:w="80" w:type="dxa"/>
-              <w:right w:w="120" w:type="dxa"/>
-            </w:tcMar>
-          </w:tcPr>
-          <w:p>
-            <w:pPr>
-              <w:rPr>
-                <w:sz w:val="18"/>
-                <w:szCs w:val="18"/>
-              </w:rPr>
-            </w:pPr>
-            <w:r>
-              <w:rPr>
-                <w:sz w:val="18"/>
-                <w:szCs w:val="18"/>
-              </w:rPr>
-              <w:t>config.txt 자동 생성됨 — 프로그램 정상 실행</w:t>
-            </w:r>
-          </w:p>
-          <w:p>
-            <w:pPr>
-              <w:rPr>
-                <w:sz w:val="18"/>
-                <w:szCs w:val="18"/>
-              </w:rPr>
-            </w:pPr>
-            <w:r>
-              <w:rPr>
-                <w:sz w:val="18"/>
-                <w:szCs w:val="18"/>
-              </w:rPr>
-              <w:t>(파일 생성 동작 스크린샷 생략 가능)</w:t>
-            </w:r>
-          </w:p>
-        </w:tc>
-      </w:tr>
-      <w:tr>
-        <w:tc>
-          <w:tcPr>
-            <w:tcW w:w="900" w:type="dxa"/>
-            <w:tcBorders>
-              <w:top w:val="single" w:sz="1" w:space="0" w:color="AAAAAA"/>
-              <w:left w:val="single" w:sz="1" w:space="0" w:color="AAAAAA"/>
-              <w:bottom w:val="single" w:sz="1" w:space="0" w:color="AAAAAA"/>
-              <w:right w:val="single" w:sz="1" w:space="0" w:color="AAAAAA"/>
-            </w:tcBorders>
-            <w:shd w:val="clear" w:color="auto" w:fill="EBF3FB"/>
-            <w:tcMar>
-              <w:top w:w="80" w:type="dxa"/>
-              <w:left w:w="120" w:type="dxa"/>
-              <w:bottom w:w="80" w:type="dxa"/>
-              <w:right w:w="120" w:type="dxa"/>
-            </w:tcMar>
-          </w:tcPr>
-          <w:p>
-            <w:r>
-              <w:rPr>
-                <w:b/>
-                <w:bCs/>
-                <w:sz w:val="18"/>
-                <w:szCs w:val="18"/>
-              </w:rPr>
-              <w:t>5.5-4</w:t>
-            </w:r>
-          </w:p>
-        </w:tc>
-        <w:tc>
-          <w:tcPr>
-            <w:tcW w:w="3800" w:type="dxa"/>
-            <w:tcBorders>
-              <w:top w:val="single" w:sz="1" w:space="0" w:color="AAAAAA"/>
-              <w:left w:val="single" w:sz="1" w:space="0" w:color="AAAAAA"/>
-              <w:bottom w:val="single" w:sz="1" w:space="0" w:color="AAAAAA"/>
-              <w:right w:val="single" w:sz="1" w:space="0" w:color="AAAAAA"/>
-            </w:tcBorders>
-            <w:shd w:val="clear" w:color="auto" w:fill="EBF3FB"/>
-            <w:tcMar>
-              <w:top w:w="80" w:type="dxa"/>
-              <w:left w:w="120" w:type="dxa"/>
-              <w:bottom w:w="80" w:type="dxa"/>
-              <w:right w:w="120" w:type="dxa"/>
-            </w:tcMar>
-          </w:tcPr>
-          <w:p>
-            <w:r>
-              <w:rPr>
-                <w:b/>
-                <w:bCs/>
-                <w:color w:val="1F4E79"/>
-                <w:sz w:val="18"/>
-                <w:szCs w:val="18"/>
-              </w:rPr>
-              <w:t>[목표] 누락 파일 자동 생성 확인 (5.5절 — colleges.txt)</w:t>
-            </w:r>
-          </w:p>
-          <w:p>
-            <w:r>
-              <w:rPr>
-                <w:sz w:val="18"/>
-                <w:szCs w:val="18"/>
-              </w:rPr>
-              <w:t>입력: colleges.txt 삭제 후 프로그램 실행</w:t>
-            </w:r>
-          </w:p>
-          <w:p/>
-        </w:tc>
-        <w:tc>
-          <w:tcPr>
-            <w:tcW w:w="2800" w:type="dxa"/>
-            <w:tcBorders>
-              <w:top w:val="single" w:sz="1" w:space="0" w:color="AAAAAA"/>
-              <w:left w:val="single" w:sz="1" w:space="0" w:color="AAAAAA"/>
-              <w:bottom w:val="single" w:sz="1" w:space="0" w:color="AAAAAA"/>
-              <w:right w:val="single" w:sz="1" w:space="0" w:color="AAAAAA"/>
-            </w:tcBorders>
-            <w:shd w:val="clear" w:color="auto" w:fill="EBF3FB"/>
-            <w:tcMar>
-              <w:top w:w="80" w:type="dxa"/>
-              <w:left w:w="120" w:type="dxa"/>
-              <w:bottom w:w="80" w:type="dxa"/>
-              <w:right w:w="120" w:type="dxa"/>
-            </w:tcMar>
-          </w:tcPr>
-          <w:p>
-            <w:r>
-              <w:rPr>
-                <w:sz w:val="18"/>
-                <w:szCs w:val="18"/>
-              </w:rPr>
-              <w:t>기본 단과대/전공 목록 포함한 colleges.txt 자동 생성</w:t>
-            </w:r>
-          </w:p>
-        </w:tc>
-        <w:tc>
-          <w:tcPr>
-            <w:tcW w:w="1400" w:type="dxa"/>
-            <w:tcBorders>
-              <w:top w:val="single" w:sz="1" w:space="0" w:color="AAAAAA"/>
-              <w:left w:val="single" w:sz="1" w:space="0" w:color="AAAAAA"/>
-              <w:bottom w:val="single" w:sz="1" w:space="0" w:color="AAAAAA"/>
-              <w:right w:val="single" w:sz="1" w:space="0" w:color="AAAAAA"/>
-            </w:tcBorders>
-            <w:shd w:val="clear" w:color="auto" w:fill="EBF3FB"/>
-            <w:tcMar>
-              <w:top w:w="80" w:type="dxa"/>
-              <w:left w:w="120" w:type="dxa"/>
-              <w:bottom w:w="80" w:type="dxa"/>
-              <w:right w:w="120" w:type="dxa"/>
-            </w:tcMar>
-          </w:tcPr>
-          <w:p>
-            <w:pPr>
-              <w:rPr>
-                <w:sz w:val="18"/>
-                <w:szCs w:val="18"/>
-              </w:rPr>
-            </w:pPr>
-            <w:r>
-              <w:rPr>
-                <w:sz w:val="18"/>
-                <w:szCs w:val="18"/>
-              </w:rPr>
-              <w:t>colleges.txt 자동 생성됨 — 프로그램 정상 실행</w:t>
-            </w:r>
-          </w:p>
-          <w:p>
-            <w:pPr>
-              <w:rPr>
-                <w:sz w:val="18"/>
-                <w:szCs w:val="18"/>
-              </w:rPr>
-            </w:pPr>
-            <w:r>
-              <w:rPr>
-                <w:sz w:val="18"/>
-                <w:szCs w:val="18"/>
-              </w:rPr>
-              <w:t>(파일 생성 동작 스크린샷 생략 가능)</w:t>
-            </w:r>
-          </w:p>
-        </w:tc>
-      </w:tr>
-      <w:tr>
-        <w:tc>
-          <w:tcPr>
-            <w:tcW w:w="900" w:type="dxa"/>
-            <w:tcBorders>
-              <w:top w:val="single" w:sz="1" w:space="0" w:color="AAAAAA"/>
-              <w:left w:val="single" w:sz="1" w:space="0" w:color="AAAAAA"/>
-              <w:bottom w:val="single" w:sz="1" w:space="0" w:color="AAAAAA"/>
-              <w:right w:val="single" w:sz="1" w:space="0" w:color="AAAAAA"/>
-            </w:tcBorders>
-            <w:tcMar>
-              <w:top w:w="80" w:type="dxa"/>
-              <w:left w:w="120" w:type="dxa"/>
-              <w:bottom w:w="80" w:type="dxa"/>
-              <w:right w:w="120" w:type="dxa"/>
-            </w:tcMar>
-          </w:tcPr>
-          <w:p>
-            <w:r>
-              <w:rPr>
-                <w:b/>
-                <w:bCs/>
-                <w:sz w:val="18"/>
-                <w:szCs w:val="18"/>
-              </w:rPr>
-              <w:t>5.5-5</w:t>
-            </w:r>
-          </w:p>
-        </w:tc>
-        <w:tc>
-          <w:tcPr>
-            <w:tcW w:w="3800" w:type="dxa"/>
-            <w:tcBorders>
-              <w:top w:val="single" w:sz="1" w:space="0" w:color="AAAAAA"/>
-              <w:left w:val="single" w:sz="1" w:space="0" w:color="AAAAAA"/>
-              <w:bottom w:val="single" w:sz="1" w:space="0" w:color="AAAAAA"/>
-              <w:right w:val="single" w:sz="1" w:space="0" w:color="AAAAAA"/>
-            </w:tcBorders>
-            <w:tcMar>
-              <w:top w:w="80" w:type="dxa"/>
-              <w:left w:w="120" w:type="dxa"/>
-              <w:bottom w:w="80" w:type="dxa"/>
-              <w:right w:w="120" w:type="dxa"/>
-            </w:tcMar>
-          </w:tcPr>
-          <w:p>
-            <w:r>
-              <w:rPr>
-                <w:b/>
-                <w:bCs/>
-                <w:color w:val="1F4E79"/>
-                <w:sz w:val="18"/>
-                <w:szCs w:val="18"/>
-              </w:rPr>
-              <w:t>[목표] 문법 규칙 위반 행 감지 후 종료 (5.5절 문법 규칙 검사)</w:t>
-            </w:r>
-          </w:p>
-          <w:p>
-            <w:r>
-              <w:rPr>
-                <w:sz w:val="18"/>
-                <w:szCs w:val="18"/>
-              </w:rPr>
-              <w:t>입력: students.txt 특정 행에 필드 수 부족(쉼표 누락)하게 직접 편집</w:t>
-            </w:r>
-          </w:p>
-          <w:p>
+            </w:r>
             <w:r>
               <w:rPr>
                 <w:i/>
@@ -2587,7 +2496,8 @@
                 <w:sz w:val="18"/>
                 <w:szCs w:val="18"/>
               </w:rPr>
-              <w:t>방법: 메모장으로 파일 편집 후 실행</w:t>
+              <w:lastRenderedPageBreak/>
+              <w:t>행</w:t>
             </w:r>
           </w:p>
         </w:tc>
@@ -2613,7 +2523,8 @@
                 <w:sz w:val="18"/>
                 <w:szCs w:val="18"/>
               </w:rPr>
-              <w:t>!!! 오류: students.txt [행번호]행 - 문법 형식이 올바르지 않습니다 출력 후 종료</w:t>
+              <w:lastRenderedPageBreak/>
+              <w:t>'2026-04-01,2026-04-01' 내용으로 config.txt 자동 생성</w:t>
             </w:r>
           </w:p>
         </w:tc>
@@ -2634,12 +2545,33 @@
             </w:tcMar>
           </w:tcPr>
           <w:p>
-            <w:r>
-              <w:rPr>
-                <w:sz w:val="18"/>
-                <w:szCs w:val="18"/>
-              </w:rPr>
-              <w:t>(좌동)</w:t>
+            <w:pPr>
+              <w:rPr>
+                <w:sz w:val="18"/>
+                <w:szCs w:val="18"/>
+              </w:rPr>
+            </w:pPr>
+            <w:r>
+              <w:rPr>
+                <w:sz w:val="18"/>
+                <w:szCs w:val="18"/>
+              </w:rPr>
+              <w:t>config.txt 자동 생성됨 — 프로그램 정상 실행</w:t>
+            </w:r>
+          </w:p>
+          <w:p>
+            <w:pPr>
+              <w:rPr>
+                <w:sz w:val="18"/>
+                <w:szCs w:val="18"/>
+              </w:rPr>
+            </w:pPr>
+            <w:r>
+              <w:rPr>
+                <w:sz w:val="18"/>
+                <w:szCs w:val="18"/>
+              </w:rPr>
+              <w:t>(파일 생성 동작 스크린샷 생략 가능)</w:t>
             </w:r>
           </w:p>
         </w:tc>
@@ -2670,7 +2602,7 @@
                 <w:sz w:val="18"/>
                 <w:szCs w:val="18"/>
               </w:rPr>
-              <w:t>5.5-6</w:t>
+              <w:t>5.5-4</w:t>
             </w:r>
           </w:p>
         </w:tc>
@@ -2700,16 +2632,176 @@
                 <w:sz w:val="18"/>
                 <w:szCs w:val="18"/>
               </w:rPr>
-              <w:t>[목표] 문법 규칙 위반 행 감지 후 종료 (5.5절 — 완전히 빈 행)</w:t>
-            </w:r>
-          </w:p>
-          <w:p>
-            <w:r>
-              <w:rPr>
-                <w:sz w:val="18"/>
-                <w:szCs w:val="18"/>
-              </w:rPr>
-              <w:t>입력: courses.txt에 빈 행 삽입</w:t>
+              <w:t>[목표] 누락 파일 자동 생성 확인 (5.5절 — colleges.txt)</w:t>
+            </w:r>
+          </w:p>
+          <w:p>
+            <w:r>
+              <w:rPr>
+                <w:sz w:val="18"/>
+                <w:szCs w:val="18"/>
+              </w:rPr>
+              <w:t>입력: colleges.txt 삭제 후 프로그램 실행</w:t>
+            </w:r>
+          </w:p>
+          <w:p/>
+        </w:tc>
+        <w:tc>
+          <w:tcPr>
+            <w:tcW w:w="2800" w:type="dxa"/>
+            <w:tcBorders>
+              <w:top w:val="single" w:sz="1" w:space="0" w:color="AAAAAA"/>
+              <w:left w:val="single" w:sz="1" w:space="0" w:color="AAAAAA"/>
+              <w:bottom w:val="single" w:sz="1" w:space="0" w:color="AAAAAA"/>
+              <w:right w:val="single" w:sz="1" w:space="0" w:color="AAAAAA"/>
+            </w:tcBorders>
+            <w:shd w:val="clear" w:color="auto" w:fill="EBF3FB"/>
+            <w:tcMar>
+              <w:top w:w="80" w:type="dxa"/>
+              <w:left w:w="120" w:type="dxa"/>
+              <w:bottom w:w="80" w:type="dxa"/>
+              <w:right w:w="120" w:type="dxa"/>
+            </w:tcMar>
+          </w:tcPr>
+          <w:p>
+            <w:r>
+              <w:rPr>
+                <w:sz w:val="18"/>
+                <w:szCs w:val="18"/>
+              </w:rPr>
+              <w:t xml:space="preserve">기본 </w:t>
+            </w:r>
+            <w:proofErr w:type="spellStart"/>
+            <w:r>
+              <w:rPr>
+                <w:sz w:val="18"/>
+                <w:szCs w:val="18"/>
+              </w:rPr>
+              <w:t>단과대</w:t>
+            </w:r>
+            <w:proofErr w:type="spellEnd"/>
+            <w:r>
+              <w:rPr>
+                <w:sz w:val="18"/>
+                <w:szCs w:val="18"/>
+              </w:rPr>
+              <w:t>/전공 목록 포함한 colleges.txt 자동 생성</w:t>
+            </w:r>
+          </w:p>
+        </w:tc>
+        <w:tc>
+          <w:tcPr>
+            <w:tcW w:w="1400" w:type="dxa"/>
+            <w:tcBorders>
+              <w:top w:val="single" w:sz="1" w:space="0" w:color="AAAAAA"/>
+              <w:left w:val="single" w:sz="1" w:space="0" w:color="AAAAAA"/>
+              <w:bottom w:val="single" w:sz="1" w:space="0" w:color="AAAAAA"/>
+              <w:right w:val="single" w:sz="1" w:space="0" w:color="AAAAAA"/>
+            </w:tcBorders>
+            <w:shd w:val="clear" w:color="auto" w:fill="EBF3FB"/>
+            <w:tcMar>
+              <w:top w:w="80" w:type="dxa"/>
+              <w:left w:w="120" w:type="dxa"/>
+              <w:bottom w:w="80" w:type="dxa"/>
+              <w:right w:w="120" w:type="dxa"/>
+            </w:tcMar>
+          </w:tcPr>
+          <w:p>
+            <w:pPr>
+              <w:rPr>
+                <w:sz w:val="18"/>
+                <w:szCs w:val="18"/>
+              </w:rPr>
+            </w:pPr>
+            <w:r>
+              <w:rPr>
+                <w:sz w:val="18"/>
+                <w:szCs w:val="18"/>
+              </w:rPr>
+              <w:t>colleges.txt 자동 생성됨 — 프로그램 정상 실행</w:t>
+            </w:r>
+          </w:p>
+          <w:p>
+            <w:pPr>
+              <w:rPr>
+                <w:sz w:val="18"/>
+                <w:szCs w:val="18"/>
+              </w:rPr>
+            </w:pPr>
+            <w:r>
+              <w:rPr>
+                <w:sz w:val="18"/>
+                <w:szCs w:val="18"/>
+              </w:rPr>
+              <w:t>(파일 생성 동작 스크린샷 생략 가능)</w:t>
+            </w:r>
+          </w:p>
+        </w:tc>
+      </w:tr>
+      <w:tr>
+        <w:tc>
+          <w:tcPr>
+            <w:tcW w:w="900" w:type="dxa"/>
+            <w:tcBorders>
+              <w:top w:val="single" w:sz="1" w:space="0" w:color="AAAAAA"/>
+              <w:left w:val="single" w:sz="1" w:space="0" w:color="AAAAAA"/>
+              <w:bottom w:val="single" w:sz="1" w:space="0" w:color="AAAAAA"/>
+              <w:right w:val="single" w:sz="1" w:space="0" w:color="AAAAAA"/>
+            </w:tcBorders>
+            <w:tcMar>
+              <w:top w:w="80" w:type="dxa"/>
+              <w:left w:w="120" w:type="dxa"/>
+              <w:bottom w:w="80" w:type="dxa"/>
+              <w:right w:w="120" w:type="dxa"/>
+            </w:tcMar>
+          </w:tcPr>
+          <w:p>
+            <w:r>
+              <w:rPr>
+                <w:b/>
+                <w:bCs/>
+                <w:sz w:val="18"/>
+                <w:szCs w:val="18"/>
+              </w:rPr>
+              <w:t>5.5-5</w:t>
+            </w:r>
+          </w:p>
+        </w:tc>
+        <w:tc>
+          <w:tcPr>
+            <w:tcW w:w="3800" w:type="dxa"/>
+            <w:tcBorders>
+              <w:top w:val="single" w:sz="1" w:space="0" w:color="AAAAAA"/>
+              <w:left w:val="single" w:sz="1" w:space="0" w:color="AAAAAA"/>
+              <w:bottom w:val="single" w:sz="1" w:space="0" w:color="AAAAAA"/>
+              <w:right w:val="single" w:sz="1" w:space="0" w:color="AAAAAA"/>
+            </w:tcBorders>
+            <w:tcMar>
+              <w:top w:w="80" w:type="dxa"/>
+              <w:left w:w="120" w:type="dxa"/>
+              <w:bottom w:w="80" w:type="dxa"/>
+              <w:right w:w="120" w:type="dxa"/>
+            </w:tcMar>
+          </w:tcPr>
+          <w:p>
+            <w:r>
+              <w:rPr>
+                <w:b/>
+                <w:bCs/>
+                <w:color w:val="1F4E79"/>
+                <w:sz w:val="18"/>
+                <w:szCs w:val="18"/>
+              </w:rPr>
+              <w:t>[목표] 문법 규칙 위반 행 감지 후 종료 (5.5절 문법 규칙 검사)</w:t>
+            </w:r>
+          </w:p>
+          <w:p>
+            <w:r>
+              <w:rPr>
+                <w:sz w:val="18"/>
+                <w:szCs w:val="18"/>
+              </w:rPr>
+              <w:t>입력: students.txt 특정 행에 필드 수 부족(쉼표 누락)하게 직접 편집</w:t>
             </w:r>
           </w:p>
           <w:p>
@@ -2734,6 +2826,172 @@
               <w:bottom w:val="single" w:sz="1" w:space="0" w:color="AAAAAA"/>
               <w:right w:val="single" w:sz="1" w:space="0" w:color="AAAAAA"/>
             </w:tcBorders>
+            <w:tcMar>
+              <w:top w:w="80" w:type="dxa"/>
+              <w:left w:w="120" w:type="dxa"/>
+              <w:bottom w:w="80" w:type="dxa"/>
+              <w:right w:w="120" w:type="dxa"/>
+            </w:tcMar>
+          </w:tcPr>
+          <w:p>
+            <w:r>
+              <w:rPr>
+                <w:sz w:val="18"/>
+                <w:szCs w:val="18"/>
+              </w:rPr>
+              <w:t>!!! 오류: students.txt [</w:t>
+            </w:r>
+            <w:proofErr w:type="spellStart"/>
+            <w:r>
+              <w:rPr>
+                <w:sz w:val="18"/>
+                <w:szCs w:val="18"/>
+              </w:rPr>
+              <w:t>행번호</w:t>
+            </w:r>
+            <w:proofErr w:type="spellEnd"/>
+            <w:r>
+              <w:rPr>
+                <w:sz w:val="18"/>
+                <w:szCs w:val="18"/>
+              </w:rPr>
+              <w:t>]행 - 문법 형식이 올바르지 않습니다 출력 후 종료</w:t>
+            </w:r>
+          </w:p>
+        </w:tc>
+        <w:tc>
+          <w:tcPr>
+            <w:tcW w:w="1400" w:type="dxa"/>
+            <w:tcBorders>
+              <w:top w:val="single" w:sz="1" w:space="0" w:color="AAAAAA"/>
+              <w:left w:val="single" w:sz="1" w:space="0" w:color="AAAAAA"/>
+              <w:bottom w:val="single" w:sz="1" w:space="0" w:color="AAAAAA"/>
+              <w:right w:val="single" w:sz="1" w:space="0" w:color="AAAAAA"/>
+            </w:tcBorders>
+            <w:tcMar>
+              <w:top w:w="80" w:type="dxa"/>
+              <w:left w:w="120" w:type="dxa"/>
+              <w:bottom w:w="80" w:type="dxa"/>
+              <w:right w:w="120" w:type="dxa"/>
+            </w:tcMar>
+          </w:tcPr>
+          <w:p>
+            <w:r>
+              <w:rPr>
+                <w:sz w:val="18"/>
+                <w:szCs w:val="18"/>
+              </w:rPr>
+              <w:t>(</w:t>
+            </w:r>
+            <w:proofErr w:type="spellStart"/>
+            <w:r>
+              <w:rPr>
+                <w:sz w:val="18"/>
+                <w:szCs w:val="18"/>
+              </w:rPr>
+              <w:t>좌동</w:t>
+            </w:r>
+            <w:proofErr w:type="spellEnd"/>
+            <w:r>
+              <w:rPr>
+                <w:sz w:val="18"/>
+                <w:szCs w:val="18"/>
+              </w:rPr>
+              <w:t>)</w:t>
+            </w:r>
+          </w:p>
+        </w:tc>
+      </w:tr>
+      <w:tr>
+        <w:tc>
+          <w:tcPr>
+            <w:tcW w:w="900" w:type="dxa"/>
+            <w:tcBorders>
+              <w:top w:val="single" w:sz="1" w:space="0" w:color="AAAAAA"/>
+              <w:left w:val="single" w:sz="1" w:space="0" w:color="AAAAAA"/>
+              <w:bottom w:val="single" w:sz="1" w:space="0" w:color="AAAAAA"/>
+              <w:right w:val="single" w:sz="1" w:space="0" w:color="AAAAAA"/>
+            </w:tcBorders>
+            <w:shd w:val="clear" w:color="auto" w:fill="EBF3FB"/>
+            <w:tcMar>
+              <w:top w:w="80" w:type="dxa"/>
+              <w:left w:w="120" w:type="dxa"/>
+              <w:bottom w:w="80" w:type="dxa"/>
+              <w:right w:w="120" w:type="dxa"/>
+            </w:tcMar>
+          </w:tcPr>
+          <w:p>
+            <w:r>
+              <w:rPr>
+                <w:b/>
+                <w:bCs/>
+                <w:sz w:val="18"/>
+                <w:szCs w:val="18"/>
+              </w:rPr>
+              <w:t>5.5-6</w:t>
+            </w:r>
+          </w:p>
+        </w:tc>
+        <w:tc>
+          <w:tcPr>
+            <w:tcW w:w="3800" w:type="dxa"/>
+            <w:tcBorders>
+              <w:top w:val="single" w:sz="1" w:space="0" w:color="AAAAAA"/>
+              <w:left w:val="single" w:sz="1" w:space="0" w:color="AAAAAA"/>
+              <w:bottom w:val="single" w:sz="1" w:space="0" w:color="AAAAAA"/>
+              <w:right w:val="single" w:sz="1" w:space="0" w:color="AAAAAA"/>
+            </w:tcBorders>
+            <w:shd w:val="clear" w:color="auto" w:fill="EBF3FB"/>
+            <w:tcMar>
+              <w:top w:w="80" w:type="dxa"/>
+              <w:left w:w="120" w:type="dxa"/>
+              <w:bottom w:w="80" w:type="dxa"/>
+              <w:right w:w="120" w:type="dxa"/>
+            </w:tcMar>
+          </w:tcPr>
+          <w:p>
+            <w:r>
+              <w:rPr>
+                <w:b/>
+                <w:bCs/>
+                <w:color w:val="1F4E79"/>
+                <w:sz w:val="18"/>
+                <w:szCs w:val="18"/>
+              </w:rPr>
+              <w:t>[목표] 문법 규칙 위반 행 감지 후 종료 (5.5절 — 완전히 빈 행)</w:t>
+            </w:r>
+          </w:p>
+          <w:p>
+            <w:r>
+              <w:rPr>
+                <w:sz w:val="18"/>
+                <w:szCs w:val="18"/>
+              </w:rPr>
+              <w:t>입력: courses.txt에 빈 행 삽입</w:t>
+            </w:r>
+          </w:p>
+          <w:p>
+            <w:r>
+              <w:rPr>
+                <w:i/>
+                <w:iCs/>
+                <w:color w:val="555555"/>
+                <w:sz w:val="18"/>
+                <w:szCs w:val="18"/>
+              </w:rPr>
+              <w:t>방법: 메모장으로 파일 편집 후 실행</w:t>
+            </w:r>
+          </w:p>
+        </w:tc>
+        <w:tc>
+          <w:tcPr>
+            <w:tcW w:w="2800" w:type="dxa"/>
+            <w:tcBorders>
+              <w:top w:val="single" w:sz="1" w:space="0" w:color="AAAAAA"/>
+              <w:left w:val="single" w:sz="1" w:space="0" w:color="AAAAAA"/>
+              <w:bottom w:val="single" w:sz="1" w:space="0" w:color="AAAAAA"/>
+              <w:right w:val="single" w:sz="1" w:space="0" w:color="AAAAAA"/>
+            </w:tcBorders>
             <w:shd w:val="clear" w:color="auto" w:fill="EBF3FB"/>
             <w:tcMar>
               <w:top w:w="80" w:type="dxa"/>
@@ -2771,8 +3029,11 @@
           </w:tcPr>
           <w:p>
             <w:r>
-              <w:drawing xmlns:w="http://schemas.openxmlformats.org/wordprocessingml/2006/main" xmlns:wp="http://schemas.openxmlformats.org/drawingml/2006/wordprocessingDrawing" xmlns:a="http://schemas.openxmlformats.org/drawingml/2006/main" xmlns:pic="http://schemas.openxmlformats.org/drawingml/2006/picture" xmlns:r="http://schemas.openxmlformats.org/officeDocument/2006/relationships">
-                <wp:inline distT="0" distB="0" distL="114300" distR="114300">
+              <w:rPr>
+                <w:noProof/>
+              </w:rPr>
+              <w:drawing>
+                <wp:inline distT="0" distB="0" distL="114300" distR="114300" wp14:anchorId="561D75C3" wp14:editId="433BA6A3">
                   <wp:extent cx="3657600" cy="1115568"/>
                   <wp:effectExtent l="0" t="0" r="0" b="0"/>
                   <wp:docPr id="171" name="tc_5.5-6.png"/>
@@ -2787,17 +3048,17 @@
                           <pic:cNvPicPr/>
                         </pic:nvPicPr>
                         <pic:blipFill>
-                          <a:blip xmlns:a="http://schemas.openxmlformats.org/drawingml/2006/main" r:embed="rId66"/>
-                          <a:stretch xmlns:a="http://schemas.openxmlformats.org/drawingml/2006/main">
+                          <a:blip r:embed="rId11"/>
+                          <a:stretch>
                             <a:fillRect/>
                           </a:stretch>
                         </pic:blipFill>
                         <pic:spPr>
-                          <a:xfrm xmlns:a="http://schemas.openxmlformats.org/drawingml/2006/main">
+                          <a:xfrm>
                             <a:off x="0" y="0"/>
                             <a:ext cx="3657600" cy="1115568"/>
                           </a:xfrm>
-                          <a:prstGeom xmlns:a="http://schemas.openxmlformats.org/drawingml/2006/main" prst="rect">
+                          <a:prstGeom prst="rect">
                             <a:avLst/>
                           </a:prstGeom>
                         </pic:spPr>
@@ -2864,7 +3125,29 @@
                 <w:sz w:val="18"/>
                 <w:szCs w:val="18"/>
               </w:rPr>
-              <w:t>[목표] 참조 무결성 위반 감지 후 종료 (5.5절 — enrollments.txt 학번 미존재)</w:t>
+              <w:t xml:space="preserve">[목표] 참조 무결성 위반 감지 후 종료 (5.5절 — enrollments.txt 학번 </w:t>
+            </w:r>
+            <w:proofErr w:type="spellStart"/>
+            <w:r>
+              <w:rPr>
+                <w:b/>
+                <w:bCs/>
+                <w:color w:val="1F4E79"/>
+                <w:sz w:val="18"/>
+                <w:szCs w:val="18"/>
+              </w:rPr>
+              <w:t>미존재</w:t>
+            </w:r>
+            <w:proofErr w:type="spellEnd"/>
+            <w:r>
+              <w:rPr>
+                <w:b/>
+                <w:bCs/>
+                <w:color w:val="1F4E79"/>
+                <w:sz w:val="18"/>
+                <w:szCs w:val="18"/>
+              </w:rPr>
+              <w:t>)</w:t>
             </w:r>
           </w:p>
           <w:p>
@@ -2937,7 +3220,23 @@
                 <w:sz w:val="18"/>
                 <w:szCs w:val="18"/>
               </w:rPr>
-              <w:t>(좌동)</w:t>
+              <w:t>(</w:t>
+            </w:r>
+            <w:proofErr w:type="spellStart"/>
+            <w:r>
+              <w:rPr>
+                <w:sz w:val="18"/>
+                <w:szCs w:val="18"/>
+              </w:rPr>
+              <w:t>좌동</w:t>
+            </w:r>
+            <w:proofErr w:type="spellEnd"/>
+            <w:r>
+              <w:rPr>
+                <w:sz w:val="18"/>
+                <w:szCs w:val="18"/>
+              </w:rPr>
+              <w:t>)</w:t>
             </w:r>
           </w:p>
         </w:tc>
@@ -2998,7 +3297,29 @@
                 <w:sz w:val="18"/>
                 <w:szCs w:val="18"/>
               </w:rPr>
-              <w:t>[목표] 참조 무결성 위반 감지 후 종료 (5.5절 — completed_courses.txt 과목코드 미존재)</w:t>
+              <w:t xml:space="preserve">[목표] 참조 무결성 위반 감지 후 종료 (5.5절 — completed_courses.txt 과목코드 </w:t>
+            </w:r>
+            <w:proofErr w:type="spellStart"/>
+            <w:r>
+              <w:rPr>
+                <w:b/>
+                <w:bCs/>
+                <w:color w:val="1F4E79"/>
+                <w:sz w:val="18"/>
+                <w:szCs w:val="18"/>
+              </w:rPr>
+              <w:t>미존재</w:t>
+            </w:r>
+            <w:proofErr w:type="spellEnd"/>
+            <w:r>
+              <w:rPr>
+                <w:b/>
+                <w:bCs/>
+                <w:color w:val="1F4E79"/>
+                <w:sz w:val="18"/>
+                <w:szCs w:val="18"/>
+              </w:rPr>
+              <w:t>)</w:t>
             </w:r>
           </w:p>
           <w:p>
@@ -3073,7 +3394,23 @@
                 <w:sz w:val="18"/>
                 <w:szCs w:val="18"/>
               </w:rPr>
-              <w:t>(좌동)</w:t>
+              <w:t>(</w:t>
+            </w:r>
+            <w:proofErr w:type="spellStart"/>
+            <w:r>
+              <w:rPr>
+                <w:sz w:val="18"/>
+                <w:szCs w:val="18"/>
+              </w:rPr>
+              <w:t>좌동</w:t>
+            </w:r>
+            <w:proofErr w:type="spellEnd"/>
+            <w:r>
+              <w:rPr>
+                <w:sz w:val="18"/>
+                <w:szCs w:val="18"/>
+              </w:rPr>
+              <w:t>)</w:t>
             </w:r>
           </w:p>
         </w:tc>
@@ -3221,7 +3558,7 @@
                           <pic:cNvPicPr/>
                         </pic:nvPicPr>
                         <pic:blipFill>
-                          <a:blip r:embed="rId11"/>
+                          <a:blip r:embed="rId12"/>
                           <a:stretch>
                             <a:fillRect/>
                           </a:stretch>
@@ -3300,7 +3637,29 @@
                 <w:sz w:val="18"/>
                 <w:szCs w:val="18"/>
               </w:rPr>
-              <w:t>[목표] config.txt 종료일 &lt; 시작일 시 종료 (5.2.5절 의미 규칙)</w:t>
+              <w:t xml:space="preserve">[목표] config.txt 종료일 </w:t>
+            </w:r>
+            <w:proofErr w:type="gramStart"/>
+            <w:r>
+              <w:rPr>
+                <w:b/>
+                <w:bCs/>
+                <w:color w:val="1F4E79"/>
+                <w:sz w:val="18"/>
+                <w:szCs w:val="18"/>
+              </w:rPr>
+              <w:t>&lt; 시작일</w:t>
+            </w:r>
+            <w:proofErr w:type="gramEnd"/>
+            <w:r>
+              <w:rPr>
+                <w:b/>
+                <w:bCs/>
+                <w:color w:val="1F4E79"/>
+                <w:sz w:val="18"/>
+                <w:szCs w:val="18"/>
+              </w:rPr>
+              <w:t xml:space="preserve"> 시 종료 (5.2.5절 의미 규칙)</w:t>
             </w:r>
           </w:p>
           <w:p>
@@ -3390,7 +3749,7 @@
                           <pic:cNvPicPr/>
                         </pic:nvPicPr>
                         <pic:blipFill>
-                          <a:blip r:embed="rId12"/>
+                          <a:blip r:embed="rId13"/>
                           <a:stretch>
                             <a:fillRect/>
                           </a:stretch>
@@ -3500,6 +3859,7 @@
             <w:vAlign w:val="center"/>
           </w:tcPr>
           <w:p>
+            <w:proofErr w:type="gramStart"/>
             <w:r>
               <w:rPr>
                 <w:b/>
@@ -3508,7 +3868,18 @@
                 <w:sz w:val="18"/>
                 <w:szCs w:val="18"/>
               </w:rPr>
-              <w:t>목표 / 입력</w:t>
+              <w:t>목표 /</w:t>
+            </w:r>
+            <w:proofErr w:type="gramEnd"/>
+            <w:r>
+              <w:rPr>
+                <w:b/>
+                <w:bCs/>
+                <w:color w:val="FFFFFF"/>
+                <w:sz w:val="18"/>
+                <w:szCs w:val="18"/>
+              </w:rPr>
+              <w:t xml:space="preserve"> 입력</w:t>
             </w:r>
           </w:p>
         </w:tc>
@@ -3706,7 +4077,7 @@
                           <pic:cNvPicPr/>
                         </pic:nvPicPr>
                         <pic:blipFill>
-                          <a:blip r:embed="rId13"/>
+                          <a:blip r:embed="rId14"/>
                           <a:stretch>
                             <a:fillRect/>
                           </a:stretch>
@@ -3850,7 +4221,7 @@
                           <pic:cNvPicPr/>
                         </pic:nvPicPr>
                         <pic:blipFill>
-                          <a:blip r:embed="rId14"/>
+                          <a:blip r:embed="rId15"/>
                           <a:stretch>
                             <a:fillRect/>
                           </a:stretch>
@@ -4109,8 +4480,17 @@
                 <w:sz w:val="18"/>
                 <w:szCs w:val="18"/>
               </w:rPr>
-              <w:t>!!! 오류: 잘못된 입력입니다. 다시 선택하세요. 출력 후 재대기</w:t>
-            </w:r>
+              <w:t xml:space="preserve">!!! 오류: 잘못된 입력입니다. 다시 선택하세요. 출력 후 </w:t>
+            </w:r>
+            <w:proofErr w:type="spellStart"/>
+            <w:r>
+              <w:rPr>
+                <w:sz w:val="18"/>
+                <w:szCs w:val="18"/>
+              </w:rPr>
+              <w:t>재대기</w:t>
+            </w:r>
+            <w:proofErr w:type="spellEnd"/>
           </w:p>
         </w:tc>
         <w:tc>
@@ -4132,8 +4512,11 @@
           </w:tcPr>
           <w:p>
             <w:r>
-              <w:drawing xmlns:w="http://schemas.openxmlformats.org/wordprocessingml/2006/main" xmlns:wp="http://schemas.openxmlformats.org/drawingml/2006/wordprocessingDrawing" xmlns:a="http://schemas.openxmlformats.org/drawingml/2006/main" xmlns:pic="http://schemas.openxmlformats.org/drawingml/2006/picture" xmlns:r="http://schemas.openxmlformats.org/officeDocument/2006/relationships">
-                <wp:inline distT="0" distB="0" distL="114300" distR="114300">
+              <w:rPr>
+                <w:noProof/>
+              </w:rPr>
+              <w:drawing>
+                <wp:inline distT="0" distB="0" distL="114300" distR="114300" wp14:anchorId="62748B29" wp14:editId="2C0B9CD5">
                   <wp:extent cx="3657600" cy="1115568"/>
                   <wp:effectExtent l="0" t="0" r="0" b="0"/>
                   <wp:docPr id="172" name="tc_batch_201.png"/>
@@ -4148,17 +4531,17 @@
                           <pic:cNvPicPr/>
                         </pic:nvPicPr>
                         <pic:blipFill>
-                          <a:blip xmlns:a="http://schemas.openxmlformats.org/drawingml/2006/main" r:embed="rId67"/>
-                          <a:stretch xmlns:a="http://schemas.openxmlformats.org/drawingml/2006/main">
+                          <a:blip r:embed="rId16"/>
+                          <a:stretch>
                             <a:fillRect/>
                           </a:stretch>
                         </pic:blipFill>
                         <pic:spPr>
-                          <a:xfrm xmlns:a="http://schemas.openxmlformats.org/drawingml/2006/main">
+                          <a:xfrm>
                             <a:off x="0" y="0"/>
                             <a:ext cx="3657600" cy="1115568"/>
                           </a:xfrm>
-                          <a:prstGeom xmlns:a="http://schemas.openxmlformats.org/drawingml/2006/main" prst="rect">
+                          <a:prstGeom prst="rect">
                             <a:avLst/>
                           </a:prstGeom>
                         </pic:spPr>
@@ -4225,7 +4608,23 @@
                 <w:sz w:val="18"/>
                 <w:szCs w:val="18"/>
               </w:rPr>
-              <w:t>입력: "abc"</w:t>
+              <w:t>입력: "</w:t>
+            </w:r>
+            <w:proofErr w:type="spellStart"/>
+            <w:r>
+              <w:rPr>
+                <w:sz w:val="18"/>
+                <w:szCs w:val="18"/>
+              </w:rPr>
+              <w:t>abc</w:t>
+            </w:r>
+            <w:proofErr w:type="spellEnd"/>
+            <w:r>
+              <w:rPr>
+                <w:sz w:val="18"/>
+                <w:szCs w:val="18"/>
+              </w:rPr>
+              <w:t>"</w:t>
             </w:r>
           </w:p>
           <w:p/>
@@ -4253,8 +4652,17 @@
                 <w:sz w:val="18"/>
                 <w:szCs w:val="18"/>
               </w:rPr>
-              <w:t>!!! 오류: 잘못된 입력입니다. 다시 선택하세요. 출력 후 재대기</w:t>
-            </w:r>
+              <w:t xml:space="preserve">!!! 오류: 잘못된 입력입니다. 다시 선택하세요. 출력 후 </w:t>
+            </w:r>
+            <w:proofErr w:type="spellStart"/>
+            <w:r>
+              <w:rPr>
+                <w:sz w:val="18"/>
+                <w:szCs w:val="18"/>
+              </w:rPr>
+              <w:t>재대기</w:t>
+            </w:r>
+            <w:proofErr w:type="spellEnd"/>
           </w:p>
         </w:tc>
         <w:tc>
@@ -4280,7 +4688,23 @@
                 <w:sz w:val="18"/>
                 <w:szCs w:val="18"/>
               </w:rPr>
-              <w:t>(좌동)</w:t>
+              <w:t>(</w:t>
+            </w:r>
+            <w:proofErr w:type="spellStart"/>
+            <w:r>
+              <w:rPr>
+                <w:sz w:val="18"/>
+                <w:szCs w:val="18"/>
+              </w:rPr>
+              <w:t>좌동</w:t>
+            </w:r>
+            <w:proofErr w:type="spellEnd"/>
+            <w:r>
+              <w:rPr>
+                <w:sz w:val="18"/>
+                <w:szCs w:val="18"/>
+              </w:rPr>
+              <w:t>)</w:t>
             </w:r>
           </w:p>
         </w:tc>
@@ -4339,7 +4763,23 @@
                 <w:sz w:val="18"/>
                 <w:szCs w:val="18"/>
               </w:rPr>
-              <w:t>입력: 빈 문자열(엔터)</w:t>
+              <w:t>입력: 빈 문자열(</w:t>
+            </w:r>
+            <w:proofErr w:type="spellStart"/>
+            <w:r>
+              <w:rPr>
+                <w:sz w:val="18"/>
+                <w:szCs w:val="18"/>
+              </w:rPr>
+              <w:t>엔터</w:t>
+            </w:r>
+            <w:proofErr w:type="spellEnd"/>
+            <w:r>
+              <w:rPr>
+                <w:sz w:val="18"/>
+                <w:szCs w:val="18"/>
+              </w:rPr>
+              <w:t>)</w:t>
             </w:r>
           </w:p>
           <w:p/>
@@ -4367,8 +4807,17 @@
                 <w:sz w:val="18"/>
                 <w:szCs w:val="18"/>
               </w:rPr>
-              <w:t>!!! 오류: 잘못된 입력입니다. 다시 선택하세요. 출력 후 재대기</w:t>
-            </w:r>
+              <w:t xml:space="preserve">!!! 오류: 잘못된 입력입니다. 다시 선택하세요. 출력 후 </w:t>
+            </w:r>
+            <w:proofErr w:type="spellStart"/>
+            <w:r>
+              <w:rPr>
+                <w:sz w:val="18"/>
+                <w:szCs w:val="18"/>
+              </w:rPr>
+              <w:t>재대기</w:t>
+            </w:r>
+            <w:proofErr w:type="spellEnd"/>
           </w:p>
         </w:tc>
         <w:tc>
@@ -4394,7 +4843,23 @@
                 <w:sz w:val="18"/>
                 <w:szCs w:val="18"/>
               </w:rPr>
-              <w:t>(좌동)</w:t>
+              <w:t>(</w:t>
+            </w:r>
+            <w:proofErr w:type="spellStart"/>
+            <w:r>
+              <w:rPr>
+                <w:sz w:val="18"/>
+                <w:szCs w:val="18"/>
+              </w:rPr>
+              <w:t>좌동</w:t>
+            </w:r>
+            <w:proofErr w:type="spellEnd"/>
+            <w:r>
+              <w:rPr>
+                <w:sz w:val="18"/>
+                <w:szCs w:val="18"/>
+              </w:rPr>
+              <w:t>)</w:t>
             </w:r>
           </w:p>
         </w:tc>
@@ -4487,6 +4952,7 @@
             <w:vAlign w:val="center"/>
           </w:tcPr>
           <w:p>
+            <w:proofErr w:type="gramStart"/>
             <w:r>
               <w:rPr>
                 <w:b/>
@@ -4495,7 +4961,18 @@
                 <w:sz w:val="18"/>
                 <w:szCs w:val="18"/>
               </w:rPr>
-              <w:t>목표 / 입력</w:t>
+              <w:t>목표 /</w:t>
+            </w:r>
+            <w:proofErr w:type="gramEnd"/>
+            <w:r>
+              <w:rPr>
+                <w:b/>
+                <w:bCs/>
+                <w:color w:val="FFFFFF"/>
+                <w:sz w:val="18"/>
+                <w:szCs w:val="18"/>
+              </w:rPr>
+              <w:t xml:space="preserve"> 입력</w:t>
             </w:r>
           </w:p>
         </w:tc>
@@ -4625,7 +5102,96 @@
                 <w:sz w:val="18"/>
                 <w:szCs w:val="18"/>
               </w:rPr>
-              <w:t>입력: 학번: 202411111 / 비밀번호: Pass123 / 이름: 김건국 / 단과대: 1(공과대학) / 전공: 1(컴퓨터공학부)</w:t>
+              <w:t xml:space="preserve">입력: 학번: </w:t>
+            </w:r>
+            <w:proofErr w:type="gramStart"/>
+            <w:r>
+              <w:rPr>
+                <w:sz w:val="18"/>
+                <w:szCs w:val="18"/>
+              </w:rPr>
+              <w:t>202411111 /</w:t>
+            </w:r>
+            <w:proofErr w:type="gramEnd"/>
+            <w:r>
+              <w:rPr>
+                <w:sz w:val="18"/>
+                <w:szCs w:val="18"/>
+              </w:rPr>
+              <w:t xml:space="preserve"> 비밀번호: Pass</w:t>
+            </w:r>
+            <w:proofErr w:type="gramStart"/>
+            <w:r>
+              <w:rPr>
+                <w:sz w:val="18"/>
+                <w:szCs w:val="18"/>
+              </w:rPr>
+              <w:t>123 /</w:t>
+            </w:r>
+            <w:proofErr w:type="gramEnd"/>
+            <w:r>
+              <w:rPr>
+                <w:sz w:val="18"/>
+                <w:szCs w:val="18"/>
+              </w:rPr>
+              <w:t xml:space="preserve"> 이름: </w:t>
+            </w:r>
+            <w:proofErr w:type="spellStart"/>
+            <w:proofErr w:type="gramStart"/>
+            <w:r>
+              <w:rPr>
+                <w:sz w:val="18"/>
+                <w:szCs w:val="18"/>
+              </w:rPr>
+              <w:t>김건국</w:t>
+            </w:r>
+            <w:proofErr w:type="spellEnd"/>
+            <w:r>
+              <w:rPr>
+                <w:sz w:val="18"/>
+                <w:szCs w:val="18"/>
+              </w:rPr>
+              <w:t xml:space="preserve"> /</w:t>
+            </w:r>
+            <w:proofErr w:type="gramEnd"/>
+            <w:r>
+              <w:rPr>
+                <w:sz w:val="18"/>
+                <w:szCs w:val="18"/>
+              </w:rPr>
+              <w:t xml:space="preserve"> </w:t>
+            </w:r>
+            <w:proofErr w:type="spellStart"/>
+            <w:r>
+              <w:rPr>
+                <w:sz w:val="18"/>
+                <w:szCs w:val="18"/>
+              </w:rPr>
+              <w:t>단과대</w:t>
+            </w:r>
+            <w:proofErr w:type="spellEnd"/>
+            <w:r>
+              <w:rPr>
+                <w:sz w:val="18"/>
+                <w:szCs w:val="18"/>
+              </w:rPr>
+              <w:t>: 1(공과대학</w:t>
+            </w:r>
+            <w:proofErr w:type="gramStart"/>
+            <w:r>
+              <w:rPr>
+                <w:sz w:val="18"/>
+                <w:szCs w:val="18"/>
+              </w:rPr>
+              <w:t>) /</w:t>
+            </w:r>
+            <w:proofErr w:type="gramEnd"/>
+            <w:r>
+              <w:rPr>
+                <w:sz w:val="18"/>
+                <w:szCs w:val="18"/>
+              </w:rPr>
+              <w:t xml:space="preserve"> 전공: 1(컴퓨터공학부)</w:t>
             </w:r>
           </w:p>
           <w:p/>
@@ -4693,7 +5259,7 @@
                           <pic:cNvPicPr/>
                         </pic:nvPicPr>
                         <pic:blipFill>
-                          <a:blip r:embed="rId14"/>
+                          <a:blip r:embed="rId15"/>
                           <a:stretch>
                             <a:fillRect/>
                           </a:stretch>
@@ -4832,8 +5398,11 @@
           </w:tcPr>
           <w:p>
             <w:r>
-              <w:drawing xmlns:w="http://schemas.openxmlformats.org/wordprocessingml/2006/main" xmlns:wp="http://schemas.openxmlformats.org/drawingml/2006/wordprocessingDrawing" xmlns:a="http://schemas.openxmlformats.org/drawingml/2006/main" xmlns:pic="http://schemas.openxmlformats.org/drawingml/2006/picture" xmlns:r="http://schemas.openxmlformats.org/officeDocument/2006/relationships">
-                <wp:inline distT="0" distB="0" distL="114300" distR="114300">
+              <w:rPr>
+                <w:noProof/>
+              </w:rPr>
+              <w:drawing>
+                <wp:inline distT="0" distB="0" distL="114300" distR="114300" wp14:anchorId="548C514C" wp14:editId="2617BA1C">
                   <wp:extent cx="3657600" cy="2596896"/>
                   <wp:effectExtent l="0" t="0" r="0" b="0"/>
                   <wp:docPr id="173" name="tc_batch_202.png"/>
@@ -4848,17 +5417,17 @@
                           <pic:cNvPicPr/>
                         </pic:nvPicPr>
                         <pic:blipFill>
-                          <a:blip xmlns:a="http://schemas.openxmlformats.org/drawingml/2006/main" r:embed="rId68"/>
-                          <a:stretch xmlns:a="http://schemas.openxmlformats.org/drawingml/2006/main">
+                          <a:blip r:embed="rId17"/>
+                          <a:stretch>
                             <a:fillRect/>
                           </a:stretch>
                         </pic:blipFill>
                         <pic:spPr>
-                          <a:xfrm xmlns:a="http://schemas.openxmlformats.org/drawingml/2006/main">
+                          <a:xfrm>
                             <a:off x="0" y="0"/>
                             <a:ext cx="3657600" cy="2596896"/>
                           </a:xfrm>
-                          <a:prstGeom xmlns:a="http://schemas.openxmlformats.org/drawingml/2006/main" prst="rect">
+                          <a:prstGeom prst="rect">
                             <a:avLst/>
                           </a:prstGeom>
                         </pic:spPr>
@@ -4980,7 +5549,23 @@
                 <w:sz w:val="18"/>
                 <w:szCs w:val="18"/>
               </w:rPr>
-              <w:t>(좌동)</w:t>
+              <w:t>(</w:t>
+            </w:r>
+            <w:proofErr w:type="spellStart"/>
+            <w:r>
+              <w:rPr>
+                <w:sz w:val="18"/>
+                <w:szCs w:val="18"/>
+              </w:rPr>
+              <w:t>좌동</w:t>
+            </w:r>
+            <w:proofErr w:type="spellEnd"/>
+            <w:r>
+              <w:rPr>
+                <w:sz w:val="18"/>
+                <w:szCs w:val="18"/>
+              </w:rPr>
+              <w:t>)</w:t>
             </w:r>
           </w:p>
         </w:tc>
@@ -5010,6 +5595,7 @@
                 <w:sz w:val="18"/>
                 <w:szCs w:val="18"/>
               </w:rPr>
+              <w:lastRenderedPageBreak/>
               <w:t>6.3-4</w:t>
             </w:r>
           </w:p>
@@ -5097,8 +5683,11 @@
           </w:tcPr>
           <w:p>
             <w:r>
-              <w:drawing xmlns:w="http://schemas.openxmlformats.org/wordprocessingml/2006/main" xmlns:wp="http://schemas.openxmlformats.org/drawingml/2006/wordprocessingDrawing" xmlns:a="http://schemas.openxmlformats.org/drawingml/2006/main" xmlns:pic="http://schemas.openxmlformats.org/drawingml/2006/picture" xmlns:r="http://schemas.openxmlformats.org/officeDocument/2006/relationships">
-                <wp:inline distT="0" distB="0" distL="114300" distR="114300">
+              <w:rPr>
+                <w:noProof/>
+              </w:rPr>
+              <w:drawing>
+                <wp:inline distT="0" distB="0" distL="114300" distR="114300" wp14:anchorId="774B946B" wp14:editId="2989BB51">
                   <wp:extent cx="3657600" cy="2596896"/>
                   <wp:effectExtent l="0" t="0" r="0" b="0"/>
                   <wp:docPr id="174" name="tc_batch_203.png"/>
@@ -5113,17 +5702,17 @@
                           <pic:cNvPicPr/>
                         </pic:nvPicPr>
                         <pic:blipFill>
-                          <a:blip xmlns:a="http://schemas.openxmlformats.org/drawingml/2006/main" r:embed="rId69"/>
-                          <a:stretch xmlns:a="http://schemas.openxmlformats.org/drawingml/2006/main">
+                          <a:blip r:embed="rId18"/>
+                          <a:stretch>
                             <a:fillRect/>
                           </a:stretch>
                         </pic:blipFill>
                         <pic:spPr>
-                          <a:xfrm xmlns:a="http://schemas.openxmlformats.org/drawingml/2006/main">
+                          <a:xfrm>
                             <a:off x="0" y="0"/>
                             <a:ext cx="3657600" cy="2596896"/>
                           </a:xfrm>
-                          <a:prstGeom xmlns:a="http://schemas.openxmlformats.org/drawingml/2006/main" prst="rect">
+                          <a:prstGeom prst="rect">
                             <a:avLst/>
                           </a:prstGeom>
                         </pic:spPr>
@@ -5229,9 +5818,7 @@
                 <w:sz w:val="18"/>
                 <w:szCs w:val="18"/>
               </w:rPr>
-              <w:t>!!! 오류: 비밀번호는 영문자와 숫자를 각각 1자 이상 포함한 6~12자이</w:t>
-              <w:lastRenderedPageBreak/>
-              <w:t>어야 합니다.</w:t>
+              <w:t>!!! 오류: 비밀번호는 영문자와 숫자를 각각 1자 이상 포함한 6~12자이어야 합니다.</w:t>
             </w:r>
           </w:p>
         </w:tc>
@@ -5254,8 +5841,11 @@
           </w:tcPr>
           <w:p>
             <w:r>
-              <w:drawing xmlns:w="http://schemas.openxmlformats.org/wordprocessingml/2006/main" xmlns:wp="http://schemas.openxmlformats.org/drawingml/2006/wordprocessingDrawing" xmlns:a="http://schemas.openxmlformats.org/drawingml/2006/main" xmlns:pic="http://schemas.openxmlformats.org/drawingml/2006/picture" xmlns:r="http://schemas.openxmlformats.org/officeDocument/2006/relationships">
-                <wp:inline distT="0" distB="0" distL="114300" distR="114300">
+              <w:rPr>
+                <w:noProof/>
+              </w:rPr>
+              <w:drawing>
+                <wp:inline distT="0" distB="0" distL="114300" distR="114300" wp14:anchorId="23E3E260" wp14:editId="78704F71">
                   <wp:extent cx="3657600" cy="2596896"/>
                   <wp:effectExtent l="0" t="0" r="0" b="0"/>
                   <wp:docPr id="175" name="tc_batch_204.png"/>
@@ -5270,17 +5860,17 @@
                           <pic:cNvPicPr/>
                         </pic:nvPicPr>
                         <pic:blipFill>
-                          <a:blip xmlns:a="http://schemas.openxmlformats.org/drawingml/2006/main" r:embed="rId70"/>
-                          <a:stretch xmlns:a="http://schemas.openxmlformats.org/drawingml/2006/main">
+                          <a:blip r:embed="rId19"/>
+                          <a:stretch>
                             <a:fillRect/>
                           </a:stretch>
                         </pic:blipFill>
                         <pic:spPr>
-                          <a:xfrm xmlns:a="http://schemas.openxmlformats.org/drawingml/2006/main">
+                          <a:xfrm>
                             <a:off x="0" y="0"/>
                             <a:ext cx="3657600" cy="2596896"/>
                           </a:xfrm>
-                          <a:prstGeom xmlns:a="http://schemas.openxmlformats.org/drawingml/2006/main" prst="rect">
+                          <a:prstGeom prst="rect">
                             <a:avLst/>
                           </a:prstGeom>
                         </pic:spPr>
@@ -5402,7 +5992,23 @@
                 <w:sz w:val="18"/>
                 <w:szCs w:val="18"/>
               </w:rPr>
-              <w:t>(좌동)</w:t>
+              <w:t>(</w:t>
+            </w:r>
+            <w:proofErr w:type="spellStart"/>
+            <w:r>
+              <w:rPr>
+                <w:sz w:val="18"/>
+                <w:szCs w:val="18"/>
+              </w:rPr>
+              <w:t>좌동</w:t>
+            </w:r>
+            <w:proofErr w:type="spellEnd"/>
+            <w:r>
+              <w:rPr>
+                <w:sz w:val="18"/>
+                <w:szCs w:val="18"/>
+              </w:rPr>
+              <w:t>)</w:t>
             </w:r>
           </w:p>
         </w:tc>
@@ -5489,7 +6095,15 @@
                 <w:sz w:val="18"/>
                 <w:szCs w:val="18"/>
               </w:rPr>
-              <w:t>!!! 오류: 비밀번호는 영문자와 숫자를 각각 1자 이상 포함한 6~12자이어야 합니다.</w:t>
+              <w:t>!!! 오류: 비밀번호는 영문자와 숫자를 각각 1자 이상 포함한 6~12자이어야 합니</w:t>
+            </w:r>
+            <w:r>
+              <w:rPr>
+                <w:sz w:val="18"/>
+                <w:szCs w:val="18"/>
+              </w:rPr>
+              <w:lastRenderedPageBreak/>
+              <w:t>다.</w:t>
             </w:r>
           </w:p>
         </w:tc>
@@ -5516,7 +6130,24 @@
                 <w:sz w:val="18"/>
                 <w:szCs w:val="18"/>
               </w:rPr>
-              <w:t>(좌동)</w:t>
+              <w:lastRenderedPageBreak/>
+              <w:t>(</w:t>
+            </w:r>
+            <w:proofErr w:type="spellStart"/>
+            <w:r>
+              <w:rPr>
+                <w:sz w:val="18"/>
+                <w:szCs w:val="18"/>
+              </w:rPr>
+              <w:t>좌동</w:t>
+            </w:r>
+            <w:proofErr w:type="spellEnd"/>
+            <w:r>
+              <w:rPr>
+                <w:sz w:val="18"/>
+                <w:szCs w:val="18"/>
+              </w:rPr>
+              <w:t>)</w:t>
             </w:r>
           </w:p>
         </w:tc>
@@ -5581,7 +6212,29 @@
                 <w:sz w:val="18"/>
                 <w:szCs w:val="18"/>
               </w:rPr>
-              <w:t>[목표] 비밀번호 최솟값 경계 정상 입력 (6.3절 비정상 — 비밀번호, 경계값)</w:t>
+              <w:t xml:space="preserve">[목표] 비밀번호 최솟값 경계 정상 입력 (6.3절 비정상 — 비밀번호, </w:t>
+            </w:r>
+            <w:proofErr w:type="spellStart"/>
+            <w:r>
+              <w:rPr>
+                <w:b/>
+                <w:bCs/>
+                <w:color w:val="1F4E79"/>
+                <w:sz w:val="18"/>
+                <w:szCs w:val="18"/>
+              </w:rPr>
+              <w:t>경계값</w:t>
+            </w:r>
+            <w:proofErr w:type="spellEnd"/>
+            <w:r>
+              <w:rPr>
+                <w:b/>
+                <w:bCs/>
+                <w:color w:val="1F4E79"/>
+                <w:sz w:val="18"/>
+                <w:szCs w:val="18"/>
+              </w:rPr>
+              <w:t>)</w:t>
             </w:r>
           </w:p>
           <w:p>
@@ -5642,8 +6295,11 @@
           </w:tcPr>
           <w:p>
             <w:r>
-              <w:drawing xmlns:w="http://schemas.openxmlformats.org/wordprocessingml/2006/main" xmlns:wp="http://schemas.openxmlformats.org/drawingml/2006/wordprocessingDrawing" xmlns:a="http://schemas.openxmlformats.org/drawingml/2006/main" xmlns:pic="http://schemas.openxmlformats.org/drawingml/2006/picture" xmlns:r="http://schemas.openxmlformats.org/officeDocument/2006/relationships">
-                <wp:inline distT="0" distB="0" distL="114300" distR="114300">
+              <w:rPr>
+                <w:noProof/>
+              </w:rPr>
+              <w:drawing>
+                <wp:inline distT="0" distB="0" distL="114300" distR="114300" wp14:anchorId="07A4A8B3" wp14:editId="52E89E3D">
                   <wp:extent cx="3657600" cy="2432304"/>
                   <wp:effectExtent l="0" t="0" r="0" b="0"/>
                   <wp:docPr id="176" name="tc_batch_206.png"/>
@@ -5658,17 +6314,17 @@
                           <pic:cNvPicPr/>
                         </pic:nvPicPr>
                         <pic:blipFill>
-                          <a:blip xmlns:a="http://schemas.openxmlformats.org/drawingml/2006/main" r:embed="rId72"/>
-                          <a:stretch xmlns:a="http://schemas.openxmlformats.org/drawingml/2006/main">
+                          <a:blip r:embed="rId20"/>
+                          <a:stretch>
                             <a:fillRect/>
                           </a:stretch>
                         </pic:blipFill>
                         <pic:spPr>
-                          <a:xfrm xmlns:a="http://schemas.openxmlformats.org/drawingml/2006/main">
+                          <a:xfrm>
                             <a:off x="0" y="0"/>
                             <a:ext cx="3657600" cy="2432304"/>
                           </a:xfrm>
-                          <a:prstGeom xmlns:a="http://schemas.openxmlformats.org/drawingml/2006/main" prst="rect">
+                          <a:prstGeom prst="rect">
                             <a:avLst/>
                           </a:prstGeom>
                         </pic:spPr>
@@ -5712,7 +6368,6 @@
                 <w:sz w:val="18"/>
                 <w:szCs w:val="18"/>
               </w:rPr>
-              <w:lastRenderedPageBreak/>
               <w:t>6.3-9</w:t>
             </w:r>
           </w:p>
@@ -5742,7 +6397,29 @@
                 <w:sz w:val="18"/>
                 <w:szCs w:val="18"/>
               </w:rPr>
-              <w:t>[목표] 비밀번호 최댓값 경계 정상 입력 (6.3절, 경계값)</w:t>
+              <w:t xml:space="preserve">[목표] 비밀번호 최댓값 경계 정상 입력 (6.3절, </w:t>
+            </w:r>
+            <w:proofErr w:type="spellStart"/>
+            <w:r>
+              <w:rPr>
+                <w:b/>
+                <w:bCs/>
+                <w:color w:val="1F4E79"/>
+                <w:sz w:val="18"/>
+                <w:szCs w:val="18"/>
+              </w:rPr>
+              <w:t>경계값</w:t>
+            </w:r>
+            <w:proofErr w:type="spellEnd"/>
+            <w:r>
+              <w:rPr>
+                <w:b/>
+                <w:bCs/>
+                <w:color w:val="1F4E79"/>
+                <w:sz w:val="18"/>
+                <w:szCs w:val="18"/>
+              </w:rPr>
+              <w:t>)</w:t>
             </w:r>
           </w:p>
           <w:p>
@@ -5803,8 +6480,11 @@
           </w:tcPr>
           <w:p>
             <w:r>
-              <w:drawing xmlns:w="http://schemas.openxmlformats.org/wordprocessingml/2006/main" xmlns:wp="http://schemas.openxmlformats.org/drawingml/2006/wordprocessingDrawing" xmlns:a="http://schemas.openxmlformats.org/drawingml/2006/main" xmlns:pic="http://schemas.openxmlformats.org/drawingml/2006/picture" xmlns:r="http://schemas.openxmlformats.org/officeDocument/2006/relationships">
-                <wp:inline distT="0" distB="0" distL="114300" distR="114300">
+              <w:rPr>
+                <w:noProof/>
+              </w:rPr>
+              <w:drawing>
+                <wp:inline distT="0" distB="0" distL="114300" distR="114300" wp14:anchorId="410B6160" wp14:editId="6CA38A32">
                   <wp:extent cx="3657600" cy="2432304"/>
                   <wp:effectExtent l="0" t="0" r="0" b="0"/>
                   <wp:docPr id="177" name="tc_batch_207.png"/>
@@ -5819,17 +6499,17 @@
                           <pic:cNvPicPr/>
                         </pic:nvPicPr>
                         <pic:blipFill>
-                          <a:blip xmlns:a="http://schemas.openxmlformats.org/drawingml/2006/main" r:embed="rId73"/>
-                          <a:stretch xmlns:a="http://schemas.openxmlformats.org/drawingml/2006/main">
+                          <a:blip r:embed="rId21"/>
+                          <a:stretch>
                             <a:fillRect/>
                           </a:stretch>
                         </pic:blipFill>
                         <pic:spPr>
-                          <a:xfrm xmlns:a="http://schemas.openxmlformats.org/drawingml/2006/main">
+                          <a:xfrm>
                             <a:off x="0" y="0"/>
                             <a:ext cx="3657600" cy="2432304"/>
                           </a:xfrm>
-                          <a:prstGeom xmlns:a="http://schemas.openxmlformats.org/drawingml/2006/main" prst="rect">
+                          <a:prstGeom prst="rect">
                             <a:avLst/>
                           </a:prstGeom>
                         </pic:spPr>
@@ -5902,7 +6582,29 @@
                 <w:sz w:val="18"/>
                 <w:szCs w:val="18"/>
               </w:rPr>
-              <w:t>[목표] 학번 10자리(초과) 오류 (6.3절 비정상 — 학번, 경계값)</w:t>
+              <w:t xml:space="preserve">[목표] 학번 10자리(초과) 오류 (6.3절 비정상 — 학번, </w:t>
+            </w:r>
+            <w:proofErr w:type="spellStart"/>
+            <w:r>
+              <w:rPr>
+                <w:b/>
+                <w:bCs/>
+                <w:color w:val="1F4E79"/>
+                <w:sz w:val="18"/>
+                <w:szCs w:val="18"/>
+              </w:rPr>
+              <w:t>경계값</w:t>
+            </w:r>
+            <w:proofErr w:type="spellEnd"/>
+            <w:r>
+              <w:rPr>
+                <w:b/>
+                <w:bCs/>
+                <w:color w:val="1F4E79"/>
+                <w:sz w:val="18"/>
+                <w:szCs w:val="18"/>
+              </w:rPr>
+              <w:t>)</w:t>
             </w:r>
           </w:p>
           <w:p>
@@ -5963,8 +6665,11 @@
           </w:tcPr>
           <w:p>
             <w:r>
-              <w:drawing xmlns:w="http://schemas.openxmlformats.org/wordprocessingml/2006/main" xmlns:wp="http://schemas.openxmlformats.org/drawingml/2006/wordprocessingDrawing" xmlns:a="http://schemas.openxmlformats.org/drawingml/2006/main" xmlns:pic="http://schemas.openxmlformats.org/drawingml/2006/picture" xmlns:r="http://schemas.openxmlformats.org/officeDocument/2006/relationships">
-                <wp:inline distT="0" distB="0" distL="114300" distR="114300">
+              <w:rPr>
+                <w:noProof/>
+              </w:rPr>
+              <w:drawing>
+                <wp:inline distT="0" distB="0" distL="114300" distR="114300" wp14:anchorId="58F996B3" wp14:editId="7A1738A6">
                   <wp:extent cx="3657600" cy="2596896"/>
                   <wp:effectExtent l="0" t="0" r="0" b="0"/>
                   <wp:docPr id="178" name="tc_batch_205.png"/>
@@ -5979,17 +6684,17 @@
                           <pic:cNvPicPr/>
                         </pic:nvPicPr>
                         <pic:blipFill>
-                          <a:blip xmlns:a="http://schemas.openxmlformats.org/drawingml/2006/main" r:embed="rId71"/>
-                          <a:stretch xmlns:a="http://schemas.openxmlformats.org/drawingml/2006/main">
+                          <a:blip r:embed="rId22"/>
+                          <a:stretch>
                             <a:fillRect/>
                           </a:stretch>
                         </pic:blipFill>
                         <pic:spPr>
-                          <a:xfrm xmlns:a="http://schemas.openxmlformats.org/drawingml/2006/main">
+                          <a:xfrm>
                             <a:off x="0" y="0"/>
                             <a:ext cx="3657600" cy="2596896"/>
                           </a:xfrm>
-                          <a:prstGeom xmlns:a="http://schemas.openxmlformats.org/drawingml/2006/main" prst="rect">
+                          <a:prstGeom prst="rect">
                             <a:avLst/>
                           </a:prstGeom>
                         </pic:spPr>
@@ -6027,6 +6732,7 @@
                 <w:sz w:val="18"/>
                 <w:szCs w:val="18"/>
               </w:rPr>
+              <w:lastRenderedPageBreak/>
               <w:t>6.3-8</w:t>
             </w:r>
           </w:p>
@@ -6114,8 +6820,11 @@
           </w:tcPr>
           <w:p>
             <w:r>
-              <w:drawing xmlns:w="http://schemas.openxmlformats.org/wordprocessingml/2006/main" xmlns:wp="http://schemas.openxmlformats.org/drawingml/2006/wordprocessingDrawing" xmlns:a="http://schemas.openxmlformats.org/drawingml/2006/main" xmlns:pic="http://schemas.openxmlformats.org/drawingml/2006/picture" xmlns:r="http://schemas.openxmlformats.org/officeDocument/2006/relationships">
-                <wp:inline distT="0" distB="0" distL="114300" distR="114300">
+              <w:rPr>
+                <w:noProof/>
+              </w:rPr>
+              <w:drawing>
+                <wp:inline distT="0" distB="0" distL="114300" distR="114300" wp14:anchorId="67E54086" wp14:editId="60E93735">
                   <wp:extent cx="3657600" cy="2596896"/>
                   <wp:effectExtent l="0" t="0" r="0" b="0"/>
                   <wp:docPr id="179" name="tc_batch_214.png"/>
@@ -6130,17 +6839,17 @@
                           <pic:cNvPicPr/>
                         </pic:nvPicPr>
                         <pic:blipFill>
-                          <a:blip xmlns:a="http://schemas.openxmlformats.org/drawingml/2006/main" r:embed="rId80"/>
-                          <a:stretch xmlns:a="http://schemas.openxmlformats.org/drawingml/2006/main">
+                          <a:blip r:embed="rId23"/>
+                          <a:stretch>
                             <a:fillRect/>
                           </a:stretch>
                         </pic:blipFill>
                         <pic:spPr>
-                          <a:xfrm xmlns:a="http://schemas.openxmlformats.org/drawingml/2006/main">
+                          <a:xfrm>
                             <a:off x="0" y="0"/>
                             <a:ext cx="3657600" cy="2596896"/>
                           </a:xfrm>
-                          <a:prstGeom xmlns:a="http://schemas.openxmlformats.org/drawingml/2006/main" prst="rect">
+                          <a:prstGeom prst="rect">
                             <a:avLst/>
                           </a:prstGeom>
                         </pic:spPr>
@@ -6178,7 +6887,6 @@
                 <w:sz w:val="18"/>
                 <w:szCs w:val="18"/>
               </w:rPr>
-              <w:lastRenderedPageBreak/>
               <w:t>6.3-9</w:t>
             </w:r>
           </w:p>
@@ -6206,7 +6914,23 @@
                 <w:sz w:val="18"/>
                 <w:szCs w:val="18"/>
               </w:rPr>
-              <w:t>입력: 이름: "ㄱㄴㄷ"(자음만)</w:t>
+              <w:t>입력: 이름: "</w:t>
+            </w:r>
+            <w:proofErr w:type="spellStart"/>
+            <w:r>
+              <w:rPr>
+                <w:sz w:val="18"/>
+                <w:szCs w:val="18"/>
+              </w:rPr>
+              <w:t>ㄱㄴㄷ</w:t>
+            </w:r>
+            <w:proofErr w:type="spellEnd"/>
+            <w:r>
+              <w:rPr>
+                <w:sz w:val="18"/>
+                <w:szCs w:val="18"/>
+              </w:rPr>
+              <w:t>"(자음만)</w:t>
             </w:r>
           </w:p>
           <w:p/>
@@ -6255,8 +6979,11 @@
           </w:tcPr>
           <w:p>
             <w:r>
-              <w:drawing xmlns:w="http://schemas.openxmlformats.org/wordprocessingml/2006/main" xmlns:wp="http://schemas.openxmlformats.org/drawingml/2006/wordprocessingDrawing" xmlns:a="http://schemas.openxmlformats.org/drawingml/2006/main" xmlns:pic="http://schemas.openxmlformats.org/drawingml/2006/picture" xmlns:r="http://schemas.openxmlformats.org/officeDocument/2006/relationships">
-                <wp:inline distT="0" distB="0" distL="114300" distR="114300">
+              <w:rPr>
+                <w:noProof/>
+              </w:rPr>
+              <w:drawing>
+                <wp:inline distT="0" distB="0" distL="114300" distR="114300" wp14:anchorId="6DF7E6FC" wp14:editId="5A653F9E">
                   <wp:extent cx="3657600" cy="2596896"/>
                   <wp:effectExtent l="0" t="0" r="0" b="0"/>
                   <wp:docPr id="180" name="tc_batch_215.png"/>
@@ -6271,17 +6998,17 @@
                           <pic:cNvPicPr/>
                         </pic:nvPicPr>
                         <pic:blipFill>
-                          <a:blip xmlns:a="http://schemas.openxmlformats.org/drawingml/2006/main" r:embed="rId81"/>
-                          <a:stretch xmlns:a="http://schemas.openxmlformats.org/drawingml/2006/main">
+                          <a:blip r:embed="rId24"/>
+                          <a:stretch>
                             <a:fillRect/>
                           </a:stretch>
                         </pic:blipFill>
                         <pic:spPr>
-                          <a:xfrm xmlns:a="http://schemas.openxmlformats.org/drawingml/2006/main">
+                          <a:xfrm>
                             <a:off x="0" y="0"/>
                             <a:ext cx="3657600" cy="2596896"/>
                           </a:xfrm>
-                          <a:prstGeom xmlns:a="http://schemas.openxmlformats.org/drawingml/2006/main" prst="rect">
+                          <a:prstGeom prst="rect">
                             <a:avLst/>
                           </a:prstGeom>
                         </pic:spPr>
@@ -6350,16 +7077,76 @@
                 <w:sz w:val="18"/>
                 <w:szCs w:val="18"/>
               </w:rPr>
-              <w:t>[목표] 단과대/전공 번호 범위 오류 (6.3절 비정상 — 단과대/전공)</w:t>
-            </w:r>
-          </w:p>
-          <w:p>
-            <w:r>
-              <w:rPr>
-                <w:sz w:val="18"/>
-                <w:szCs w:val="18"/>
-              </w:rPr>
-              <w:t>입력: 단과대 번호: 존재하지 않는 번호 입력</w:t>
+              <w:t xml:space="preserve">[목표] </w:t>
+            </w:r>
+            <w:proofErr w:type="spellStart"/>
+            <w:r>
+              <w:rPr>
+                <w:b/>
+                <w:bCs/>
+                <w:color w:val="1F4E79"/>
+                <w:sz w:val="18"/>
+                <w:szCs w:val="18"/>
+              </w:rPr>
+              <w:t>단과대</w:t>
+            </w:r>
+            <w:proofErr w:type="spellEnd"/>
+            <w:r>
+              <w:rPr>
+                <w:b/>
+                <w:bCs/>
+                <w:color w:val="1F4E79"/>
+                <w:sz w:val="18"/>
+                <w:szCs w:val="18"/>
+              </w:rPr>
+              <w:t xml:space="preserve">/전공 번호 범위 오류 (6.3절 비정상 — </w:t>
+            </w:r>
+            <w:proofErr w:type="spellStart"/>
+            <w:r>
+              <w:rPr>
+                <w:b/>
+                <w:bCs/>
+                <w:color w:val="1F4E79"/>
+                <w:sz w:val="18"/>
+                <w:szCs w:val="18"/>
+              </w:rPr>
+              <w:t>단과대</w:t>
+            </w:r>
+            <w:proofErr w:type="spellEnd"/>
+            <w:r>
+              <w:rPr>
+                <w:b/>
+                <w:bCs/>
+                <w:color w:val="1F4E79"/>
+                <w:sz w:val="18"/>
+                <w:szCs w:val="18"/>
+              </w:rPr>
+              <w:t>/전공)</w:t>
+            </w:r>
+          </w:p>
+          <w:p>
+            <w:r>
+              <w:rPr>
+                <w:sz w:val="18"/>
+                <w:szCs w:val="18"/>
+              </w:rPr>
+              <w:t xml:space="preserve">입력: </w:t>
+            </w:r>
+            <w:proofErr w:type="spellStart"/>
+            <w:r>
+              <w:rPr>
+                <w:sz w:val="18"/>
+                <w:szCs w:val="18"/>
+              </w:rPr>
+              <w:t>단과대</w:t>
+            </w:r>
+            <w:proofErr w:type="spellEnd"/>
+            <w:r>
+              <w:rPr>
+                <w:sz w:val="18"/>
+                <w:szCs w:val="18"/>
+              </w:rPr>
+              <w:t xml:space="preserve"> 번호: 존재하지 않는 번호 입력</w:t>
             </w:r>
           </w:p>
           <w:p/>
@@ -6387,8 +7174,17 @@
                 <w:sz w:val="18"/>
                 <w:szCs w:val="18"/>
               </w:rPr>
-              <w:t>!!! 오류: 잘못된 입력입니다. 다시 선택하세요. 출력 후 재대기</w:t>
-            </w:r>
+              <w:t xml:space="preserve">!!! 오류: 잘못된 입력입니다. 다시 선택하세요. 출력 후 </w:t>
+            </w:r>
+            <w:proofErr w:type="spellStart"/>
+            <w:r>
+              <w:rPr>
+                <w:sz w:val="18"/>
+                <w:szCs w:val="18"/>
+              </w:rPr>
+              <w:t>재대기</w:t>
+            </w:r>
+            <w:proofErr w:type="spellEnd"/>
           </w:p>
         </w:tc>
         <w:tc>
@@ -6410,8 +7206,11 @@
           </w:tcPr>
           <w:p>
             <w:r>
-              <w:drawing xmlns:w="http://schemas.openxmlformats.org/wordprocessingml/2006/main" xmlns:wp="http://schemas.openxmlformats.org/drawingml/2006/wordprocessingDrawing" xmlns:a="http://schemas.openxmlformats.org/drawingml/2006/main" xmlns:pic="http://schemas.openxmlformats.org/drawingml/2006/picture" xmlns:r="http://schemas.openxmlformats.org/officeDocument/2006/relationships">
-                <wp:inline distT="0" distB="0" distL="114300" distR="114300">
+              <w:rPr>
+                <w:noProof/>
+              </w:rPr>
+              <w:drawing>
+                <wp:inline distT="0" distB="0" distL="114300" distR="114300" wp14:anchorId="794663CA" wp14:editId="1C6F42F5">
                   <wp:extent cx="3657600" cy="2596896"/>
                   <wp:effectExtent l="0" t="0" r="0" b="0"/>
                   <wp:docPr id="181" name="tc_batch_216.png"/>
@@ -6426,17 +7225,17 @@
                           <pic:cNvPicPr/>
                         </pic:nvPicPr>
                         <pic:blipFill>
-                          <a:blip xmlns:a="http://schemas.openxmlformats.org/drawingml/2006/main" r:embed="rId82"/>
-                          <a:stretch xmlns:a="http://schemas.openxmlformats.org/drawingml/2006/main">
+                          <a:blip r:embed="rId25"/>
+                          <a:stretch>
                             <a:fillRect/>
                           </a:stretch>
                         </pic:blipFill>
                         <pic:spPr>
-                          <a:xfrm xmlns:a="http://schemas.openxmlformats.org/drawingml/2006/main">
+                          <a:xfrm>
                             <a:off x="0" y="0"/>
                             <a:ext cx="3657600" cy="2596896"/>
                           </a:xfrm>
-                          <a:prstGeom xmlns:a="http://schemas.openxmlformats.org/drawingml/2006/main" prst="rect">
+                          <a:prstGeom prst="rect">
                             <a:avLst/>
                           </a:prstGeom>
                         </pic:spPr>
@@ -6537,6 +7336,7 @@
             <w:vAlign w:val="center"/>
           </w:tcPr>
           <w:p>
+            <w:proofErr w:type="gramStart"/>
             <w:r>
               <w:rPr>
                 <w:b/>
@@ -6545,7 +7345,18 @@
                 <w:sz w:val="18"/>
                 <w:szCs w:val="18"/>
               </w:rPr>
-              <w:t>목표 / 입력</w:t>
+              <w:t>목표 /</w:t>
+            </w:r>
+            <w:proofErr w:type="gramEnd"/>
+            <w:r>
+              <w:rPr>
+                <w:b/>
+                <w:bCs/>
+                <w:color w:val="FFFFFF"/>
+                <w:sz w:val="18"/>
+                <w:szCs w:val="18"/>
+              </w:rPr>
+              <w:t xml:space="preserve"> 입력</w:t>
             </w:r>
           </w:p>
         </w:tc>
@@ -6743,7 +7554,7 @@
                           <pic:cNvPicPr/>
                         </pic:nvPicPr>
                         <pic:blipFill>
-                          <a:blip r:embed="rId17"/>
+                          <a:blip r:embed="rId26"/>
                           <a:stretch>
                             <a:fillRect/>
                           </a:stretch>
@@ -6901,7 +7712,7 @@
                           <pic:cNvPicPr/>
                         </pic:nvPicPr>
                         <pic:blipFill>
-                          <a:blip r:embed="rId18"/>
+                          <a:blip r:embed="rId27"/>
                           <a:stretch>
                             <a:fillRect/>
                           </a:stretch>
@@ -6987,7 +7798,23 @@
                 <w:sz w:val="18"/>
                 <w:szCs w:val="18"/>
               </w:rPr>
-              <w:t>입력: ID: 000000000 (미존재 학번)</w:t>
+              <w:t>입력: ID: 000000000 (</w:t>
+            </w:r>
+            <w:proofErr w:type="spellStart"/>
+            <w:r>
+              <w:rPr>
+                <w:sz w:val="18"/>
+                <w:szCs w:val="18"/>
+              </w:rPr>
+              <w:t>미존재</w:t>
+            </w:r>
+            <w:proofErr w:type="spellEnd"/>
+            <w:r>
+              <w:rPr>
+                <w:sz w:val="18"/>
+                <w:szCs w:val="18"/>
+              </w:rPr>
+              <w:t xml:space="preserve"> 학번)</w:t>
             </w:r>
           </w:p>
           <w:p/>
@@ -7014,8 +7841,17 @@
                 <w:sz w:val="18"/>
                 <w:szCs w:val="18"/>
               </w:rPr>
-              <w:t>!!! 오류: 존재하지 않는 계정입니다. → ID 입력 재대기</w:t>
-            </w:r>
+              <w:t xml:space="preserve">!!! 오류: 존재하지 않는 계정입니다. → ID 입력 </w:t>
+            </w:r>
+            <w:proofErr w:type="spellStart"/>
+            <w:r>
+              <w:rPr>
+                <w:sz w:val="18"/>
+                <w:szCs w:val="18"/>
+              </w:rPr>
+              <w:t>재대기</w:t>
+            </w:r>
+            <w:proofErr w:type="spellEnd"/>
           </w:p>
         </w:tc>
         <w:tc>
@@ -7040,7 +7876,23 @@
                 <w:sz w:val="18"/>
                 <w:szCs w:val="18"/>
               </w:rPr>
-              <w:t>(좌동)</w:t>
+              <w:t>(</w:t>
+            </w:r>
+            <w:proofErr w:type="spellStart"/>
+            <w:r>
+              <w:rPr>
+                <w:sz w:val="18"/>
+                <w:szCs w:val="18"/>
+              </w:rPr>
+              <w:t>좌동</w:t>
+            </w:r>
+            <w:proofErr w:type="spellEnd"/>
+            <w:r>
+              <w:rPr>
+                <w:sz w:val="18"/>
+                <w:szCs w:val="18"/>
+              </w:rPr>
+              <w:t>)</w:t>
             </w:r>
           </w:p>
         </w:tc>
@@ -7166,7 +8018,23 @@
                 <w:sz w:val="18"/>
                 <w:szCs w:val="18"/>
               </w:rPr>
-              <w:t>(좌동)</w:t>
+              <w:t>(</w:t>
+            </w:r>
+            <w:proofErr w:type="spellStart"/>
+            <w:r>
+              <w:rPr>
+                <w:sz w:val="18"/>
+                <w:szCs w:val="18"/>
+              </w:rPr>
+              <w:t>좌동</w:t>
+            </w:r>
+            <w:proofErr w:type="spellEnd"/>
+            <w:r>
+              <w:rPr>
+                <w:sz w:val="18"/>
+                <w:szCs w:val="18"/>
+              </w:rPr>
+              <w:t>)</w:t>
             </w:r>
           </w:p>
         </w:tc>
@@ -7225,7 +8093,29 @@
                 <w:sz w:val="18"/>
                 <w:szCs w:val="18"/>
               </w:rPr>
-              <w:t>[목표] 비활성화 계정 로그인 오류 (6.4절 비정상 / 4.1.6절)</w:t>
+              <w:t xml:space="preserve">[목표] 비활성화 계정 로그인 오류 (6.4절 </w:t>
+            </w:r>
+            <w:proofErr w:type="gramStart"/>
+            <w:r>
+              <w:rPr>
+                <w:b/>
+                <w:bCs/>
+                <w:color w:val="1F4E79"/>
+                <w:sz w:val="18"/>
+                <w:szCs w:val="18"/>
+              </w:rPr>
+              <w:t>비정상 /</w:t>
+            </w:r>
+            <w:proofErr w:type="gramEnd"/>
+            <w:r>
+              <w:rPr>
+                <w:b/>
+                <w:bCs/>
+                <w:color w:val="1F4E79"/>
+                <w:sz w:val="18"/>
+                <w:szCs w:val="18"/>
+              </w:rPr>
+              <w:t xml:space="preserve"> 4.1.6절)</w:t>
             </w:r>
           </w:p>
           <w:p>
@@ -7261,8 +8151,17 @@
                 <w:sz w:val="18"/>
                 <w:szCs w:val="18"/>
               </w:rPr>
-              <w:t>!!! 오류: 비활성화된 계정입니다. → ID 입력 재대기</w:t>
-            </w:r>
+              <w:t xml:space="preserve">!!! 오류: 비활성화된 계정입니다. → ID 입력 </w:t>
+            </w:r>
+            <w:proofErr w:type="spellStart"/>
+            <w:r>
+              <w:rPr>
+                <w:sz w:val="18"/>
+                <w:szCs w:val="18"/>
+              </w:rPr>
+              <w:t>재대기</w:t>
+            </w:r>
+            <w:proofErr w:type="spellEnd"/>
           </w:p>
         </w:tc>
         <w:tc>
@@ -7287,7 +8186,23 @@
                 <w:sz w:val="18"/>
                 <w:szCs w:val="18"/>
               </w:rPr>
-              <w:t>(좌동)</w:t>
+              <w:t>(</w:t>
+            </w:r>
+            <w:proofErr w:type="spellStart"/>
+            <w:r>
+              <w:rPr>
+                <w:sz w:val="18"/>
+                <w:szCs w:val="18"/>
+              </w:rPr>
+              <w:t>좌동</w:t>
+            </w:r>
+            <w:proofErr w:type="spellEnd"/>
+            <w:r>
+              <w:rPr>
+                <w:sz w:val="18"/>
+                <w:szCs w:val="18"/>
+              </w:rPr>
+              <w:t>)</w:t>
             </w:r>
           </w:p>
         </w:tc>
@@ -7320,10 +8235,10 @@
         <w:tblLook w:val="0000" w:firstRow="0" w:lastRow="0" w:firstColumn="0" w:lastColumn="0" w:noHBand="0" w:noVBand="0"/>
       </w:tblPr>
       <w:tblGrid>
-        <w:gridCol w:w="670"/>
-        <w:gridCol w:w="1834"/>
-        <w:gridCol w:w="1242"/>
-        <w:gridCol w:w="6000"/>
+        <w:gridCol w:w="986"/>
+        <w:gridCol w:w="4161"/>
+        <w:gridCol w:w="3066"/>
+        <w:gridCol w:w="1533"/>
       </w:tblGrid>
       <w:tr>
         <w:trPr>
@@ -7356,7 +8271,6 @@
                 <w:sz w:val="18"/>
                 <w:szCs w:val="18"/>
               </w:rPr>
-              <w:lastRenderedPageBreak/>
               <w:t>ID</w:t>
             </w:r>
           </w:p>
@@ -7380,6 +8294,7 @@
             <w:vAlign w:val="center"/>
           </w:tcPr>
           <w:p>
+            <w:proofErr w:type="gramStart"/>
             <w:r>
               <w:rPr>
                 <w:b/>
@@ -7388,7 +8303,18 @@
                 <w:sz w:val="18"/>
                 <w:szCs w:val="18"/>
               </w:rPr>
-              <w:t>목표 / 입력</w:t>
+              <w:t>목표 /</w:t>
+            </w:r>
+            <w:proofErr w:type="gramEnd"/>
+            <w:r>
+              <w:rPr>
+                <w:b/>
+                <w:bCs/>
+                <w:color w:val="FFFFFF"/>
+                <w:sz w:val="18"/>
+                <w:szCs w:val="18"/>
+              </w:rPr>
+              <w:t xml:space="preserve"> 입력</w:t>
             </w:r>
           </w:p>
         </w:tc>
@@ -7567,7 +8493,6 @@
           </w:tcPr>
           <w:p>
             <w:pPr>
-              <w:spacing w:before="0" w:after="0"/>
               <w:rPr>
                 <w:sz w:val="18"/>
                 <w:szCs w:val="18"/>
@@ -7578,7 +8503,7 @@
                 <w:sz w:val="18"/>
                 <w:szCs w:val="18"/>
               </w:rPr>
-              <w:t xml:space="preserve">6.9절 수강신청 프롬프트로 이동 (메뉴 분기 정상 확인)</w:t>
+              <w:t>6.9절 수강신청 프롬프트로 이동 (메뉴 분기 정상 확인)</w:t>
             </w:r>
           </w:p>
         </w:tc>
@@ -7608,7 +8533,6 @@
                 <w:sz w:val="18"/>
                 <w:szCs w:val="18"/>
               </w:rPr>
-              <w:lastRenderedPageBreak/>
               <w:t>6.5-2</w:t>
             </w:r>
           </w:p>
@@ -7685,7 +8609,6 @@
           </w:tcPr>
           <w:p>
             <w:pPr>
-              <w:spacing w:before="0" w:after="0"/>
               <w:rPr>
                 <w:sz w:val="18"/>
                 <w:szCs w:val="18"/>
@@ -7696,7 +8619,7 @@
                 <w:sz w:val="18"/>
                 <w:szCs w:val="18"/>
               </w:rPr>
-              <w:t xml:space="preserve">6.10절 수강취소 프롬프트로 이동 (메뉴 분기 정상 확인)</w:t>
+              <w:t>6.10절 수강취소 프롬프트로 이동 (메뉴 분기 정상 확인)</w:t>
             </w:r>
           </w:p>
         </w:tc>
@@ -7805,8 +8728,17 @@
                 <w:sz w:val="18"/>
                 <w:szCs w:val="18"/>
               </w:rPr>
-              <w:t>!!! 안내: 현재 수강신청 기간이 아닙니다. 출력 후 메뉴 재출력</w:t>
-            </w:r>
+              <w:t xml:space="preserve">!!! 안내: 현재 수강신청 기간이 아닙니다. 출력 후 메뉴 </w:t>
+            </w:r>
+            <w:proofErr w:type="spellStart"/>
+            <w:r>
+              <w:rPr>
+                <w:sz w:val="18"/>
+                <w:szCs w:val="18"/>
+              </w:rPr>
+              <w:t>재출력</w:t>
+            </w:r>
+            <w:proofErr w:type="spellEnd"/>
           </w:p>
         </w:tc>
         <w:tc>
@@ -7832,7 +8764,23 @@
                 <w:sz w:val="18"/>
                 <w:szCs w:val="18"/>
               </w:rPr>
-              <w:t>(좌동)</w:t>
+              <w:t>(</w:t>
+            </w:r>
+            <w:proofErr w:type="spellStart"/>
+            <w:r>
+              <w:rPr>
+                <w:sz w:val="18"/>
+                <w:szCs w:val="18"/>
+              </w:rPr>
+              <w:t>좌동</w:t>
+            </w:r>
+            <w:proofErr w:type="spellEnd"/>
+            <w:r>
+              <w:rPr>
+                <w:sz w:val="18"/>
+                <w:szCs w:val="18"/>
+              </w:rPr>
+              <w:t>)</w:t>
             </w:r>
           </w:p>
         </w:tc>
@@ -7919,8 +8867,17 @@
                 <w:sz w:val="18"/>
                 <w:szCs w:val="18"/>
               </w:rPr>
-              <w:t>!!! 안내: 현재 수강신청 기간이 아닙니다. 출력 후 메뉴 재출력</w:t>
-            </w:r>
+              <w:t xml:space="preserve">!!! 안내: 현재 수강신청 기간이 아닙니다. 출력 후 메뉴 </w:t>
+            </w:r>
+            <w:proofErr w:type="spellStart"/>
+            <w:r>
+              <w:rPr>
+                <w:sz w:val="18"/>
+                <w:szCs w:val="18"/>
+              </w:rPr>
+              <w:t>재출력</w:t>
+            </w:r>
+            <w:proofErr w:type="spellEnd"/>
           </w:p>
         </w:tc>
         <w:tc>
@@ -7946,7 +8903,23 @@
                 <w:sz w:val="18"/>
                 <w:szCs w:val="18"/>
               </w:rPr>
-              <w:t>(좌동)</w:t>
+              <w:t>(</w:t>
+            </w:r>
+            <w:proofErr w:type="spellStart"/>
+            <w:r>
+              <w:rPr>
+                <w:sz w:val="18"/>
+                <w:szCs w:val="18"/>
+              </w:rPr>
+              <w:t>좌동</w:t>
+            </w:r>
+            <w:proofErr w:type="spellEnd"/>
+            <w:r>
+              <w:rPr>
+                <w:sz w:val="18"/>
+                <w:szCs w:val="18"/>
+              </w:rPr>
+              <w:t>)</w:t>
             </w:r>
           </w:p>
         </w:tc>
@@ -7976,9 +8949,7 @@
                 <w:sz w:val="18"/>
                 <w:szCs w:val="18"/>
               </w:rPr>
-              <w:t>6.5-</w:t>
-              <w:lastRenderedPageBreak/>
-              <w:t>5</w:t>
+              <w:t>6.5-5</w:t>
             </w:r>
           </w:p>
         </w:tc>
@@ -8007,10 +8978,7 @@
                 <w:sz w:val="18"/>
                 <w:szCs w:val="18"/>
               </w:rPr>
-              <w:lastRenderedPageBreak/>
-              <w:t xml:space="preserve">[목표] 잘못된 메뉴 </w:t>
-              <w:lastRenderedPageBreak/>
-              <w:t>입력 (6.5절 비정상)</w:t>
+              <w:t>[목표] 잘못된 메뉴 입력 (6.5절 비정상)</w:t>
             </w:r>
           </w:p>
           <w:p>
@@ -8046,11 +9014,17 @@
                 <w:sz w:val="18"/>
                 <w:szCs w:val="18"/>
               </w:rPr>
-              <w:lastRenderedPageBreak/>
-              <w:t>!!! 오류: 잘</w:t>
-              <w:lastRenderedPageBreak/>
-              <w:t>못된 입력입니다. 다시 선택하세요. 출력 후 메뉴 재출력</w:t>
-            </w:r>
+              <w:t xml:space="preserve">!!! 오류: 잘못된 입력입니다. 다시 선택하세요. 출력 후 메뉴 </w:t>
+            </w:r>
+            <w:proofErr w:type="spellStart"/>
+            <w:r>
+              <w:rPr>
+                <w:sz w:val="18"/>
+                <w:szCs w:val="18"/>
+              </w:rPr>
+              <w:t>재출력</w:t>
+            </w:r>
+            <w:proofErr w:type="spellEnd"/>
           </w:p>
         </w:tc>
         <w:tc>
@@ -8075,8 +9049,23 @@
                 <w:sz w:val="18"/>
                 <w:szCs w:val="18"/>
               </w:rPr>
-              <w:lastRenderedPageBreak/>
-              <w:t>(좌동)</w:t>
+              <w:t>(</w:t>
+            </w:r>
+            <w:proofErr w:type="spellStart"/>
+            <w:r>
+              <w:rPr>
+                <w:sz w:val="18"/>
+                <w:szCs w:val="18"/>
+              </w:rPr>
+              <w:t>좌동</w:t>
+            </w:r>
+            <w:proofErr w:type="spellEnd"/>
+            <w:r>
+              <w:rPr>
+                <w:sz w:val="18"/>
+                <w:szCs w:val="18"/>
+              </w:rPr>
+              <w:t>)</w:t>
             </w:r>
           </w:p>
         </w:tc>
@@ -8174,6 +9163,7 @@
                 <w:sz w:val="18"/>
                 <w:szCs w:val="18"/>
               </w:rPr>
+              <w:lastRenderedPageBreak/>
               <w:t>로그아웃 후 6.2절로 복귀</w:t>
             </w:r>
           </w:p>
@@ -8197,7 +9187,6 @@
           </w:tcPr>
           <w:p>
             <w:pPr>
-              <w:spacing w:before="0" w:after="0"/>
               <w:rPr>
                 <w:sz w:val="18"/>
                 <w:szCs w:val="18"/>
@@ -8208,7 +9197,7 @@
                 <w:sz w:val="18"/>
                 <w:szCs w:val="18"/>
               </w:rPr>
-              <w:t xml:space="preserve">로그아웃 후 메인 메뉴로 복귀</w:t>
+              <w:t>로그아웃 후 메인 메뉴로 복귀</w:t>
             </w:r>
           </w:p>
         </w:tc>
@@ -8277,7 +9266,6 @@
                 <w:sz w:val="18"/>
                 <w:szCs w:val="18"/>
               </w:rPr>
-              <w:lastRenderedPageBreak/>
               <w:t>ID</w:t>
             </w:r>
           </w:p>
@@ -8301,6 +9289,7 @@
             <w:vAlign w:val="center"/>
           </w:tcPr>
           <w:p>
+            <w:proofErr w:type="gramStart"/>
             <w:r>
               <w:rPr>
                 <w:b/>
@@ -8309,7 +9298,18 @@
                 <w:sz w:val="18"/>
                 <w:szCs w:val="18"/>
               </w:rPr>
-              <w:t>목표 / 입력</w:t>
+              <w:t>목표 /</w:t>
+            </w:r>
+            <w:proofErr w:type="gramEnd"/>
+            <w:r>
+              <w:rPr>
+                <w:b/>
+                <w:bCs/>
+                <w:color w:val="FFFFFF"/>
+                <w:sz w:val="18"/>
+                <w:szCs w:val="18"/>
+              </w:rPr>
+              <w:t xml:space="preserve"> 입력</w:t>
             </w:r>
           </w:p>
         </w:tc>
@@ -8516,7 +9516,7 @@
                           <pic:cNvPicPr/>
                         </pic:nvPicPr>
                         <pic:blipFill>
-                          <a:blip r:embed="rId21"/>
+                          <a:blip r:embed="rId28"/>
                           <a:stretch>
                             <a:fillRect/>
                           </a:stretch>
@@ -8668,7 +9668,7 @@
                           <pic:cNvPicPr/>
                         </pic:nvPicPr>
                         <pic:blipFill>
-                          <a:blip r:embed="rId22"/>
+                          <a:blip r:embed="rId29"/>
                           <a:stretch>
                             <a:fillRect/>
                           </a:stretch>
@@ -8820,7 +9820,7 @@
                           <pic:cNvPicPr/>
                         </pic:nvPicPr>
                         <pic:blipFill>
-                          <a:blip r:embed="rId23"/>
+                          <a:blip r:embed="rId30"/>
                           <a:stretch>
                             <a:fillRect/>
                           </a:stretch>
@@ -8972,7 +9972,7 @@
                           <pic:cNvPicPr/>
                         </pic:nvPicPr>
                         <pic:blipFill>
-                          <a:blip r:embed="rId24"/>
+                          <a:blip r:embed="rId31"/>
                           <a:stretch>
                             <a:fillRect/>
                           </a:stretch>
@@ -9124,7 +10124,7 @@
                           <pic:cNvPicPr/>
                         </pic:nvPicPr>
                         <pic:blipFill>
-                          <a:blip r:embed="rId25"/>
+                          <a:blip r:embed="rId32"/>
                           <a:stretch>
                             <a:fillRect/>
                           </a:stretch>
@@ -9276,7 +10276,7 @@
                           <pic:cNvPicPr/>
                         </pic:nvPicPr>
                         <pic:blipFill>
-                          <a:blip r:embed="rId26"/>
+                          <a:blip r:embed="rId33"/>
                           <a:stretch>
                             <a:fillRect/>
                           </a:stretch>
@@ -9428,7 +10428,7 @@
                           <pic:cNvPicPr/>
                         </pic:nvPicPr>
                         <pic:blipFill>
-                          <a:blip r:embed="rId27"/>
+                          <a:blip r:embed="rId34"/>
                           <a:stretch>
                             <a:fillRect/>
                           </a:stretch>
@@ -9580,7 +10580,7 @@
                           <pic:cNvPicPr/>
                         </pic:nvPicPr>
                         <pic:blipFill>
-                          <a:blip r:embed="rId28"/>
+                          <a:blip r:embed="rId35"/>
                           <a:stretch>
                             <a:fillRect/>
                           </a:stretch>
@@ -9732,7 +10732,7 @@
                           <pic:cNvPicPr/>
                         </pic:nvPicPr>
                         <pic:blipFill>
-                          <a:blip r:embed="rId18"/>
+                          <a:blip r:embed="rId27"/>
                           <a:stretch>
                             <a:fillRect/>
                           </a:stretch>
@@ -9853,8 +10853,17 @@
                 <w:sz w:val="18"/>
                 <w:szCs w:val="18"/>
               </w:rPr>
-              <w:t>!!! 오류: 잘못된 입력입니다. 다시 선택하세요. 출력 후 메뉴 재출력</w:t>
-            </w:r>
+              <w:t xml:space="preserve">!!! 오류: 잘못된 입력입니다. 다시 선택하세요. 출력 후 메뉴 </w:t>
+            </w:r>
+            <w:proofErr w:type="spellStart"/>
+            <w:r>
+              <w:rPr>
+                <w:sz w:val="18"/>
+                <w:szCs w:val="18"/>
+              </w:rPr>
+              <w:t>재출력</w:t>
+            </w:r>
+            <w:proofErr w:type="spellEnd"/>
           </w:p>
         </w:tc>
         <w:tc>
@@ -9880,7 +10889,23 @@
                 <w:sz w:val="18"/>
                 <w:szCs w:val="18"/>
               </w:rPr>
-              <w:t>(좌동)</w:t>
+              <w:t>(</w:t>
+            </w:r>
+            <w:proofErr w:type="spellStart"/>
+            <w:r>
+              <w:rPr>
+                <w:sz w:val="18"/>
+                <w:szCs w:val="18"/>
+              </w:rPr>
+              <w:t>좌동</w:t>
+            </w:r>
+            <w:proofErr w:type="spellEnd"/>
+            <w:r>
+              <w:rPr>
+                <w:sz w:val="18"/>
+                <w:szCs w:val="18"/>
+              </w:rPr>
+              <w:t>)</w:t>
             </w:r>
           </w:p>
         </w:tc>
@@ -9943,7 +10968,25 @@
                 <w:sz w:val="18"/>
                 <w:szCs w:val="18"/>
               </w:rPr>
-              <w:t>입력: "abc"</w:t>
+              <w:t>입력: "</w:t>
+            </w:r>
+            <w:proofErr w:type="spellStart"/>
+            <w:r>
+              <w:rPr>
+                <w:color w:val="000000"/>
+                <w:sz w:val="18"/>
+                <w:szCs w:val="18"/>
+              </w:rPr>
+              <w:t>abc</w:t>
+            </w:r>
+            <w:proofErr w:type="spellEnd"/>
+            <w:r>
+              <w:rPr>
+                <w:color w:val="000000"/>
+                <w:sz w:val="18"/>
+                <w:szCs w:val="18"/>
+              </w:rPr>
+              <w:t>"</w:t>
             </w:r>
           </w:p>
           <w:p/>
@@ -9971,8 +11014,17 @@
                 <w:sz w:val="18"/>
                 <w:szCs w:val="18"/>
               </w:rPr>
-              <w:t>!!! 오류: 잘못된 입력입니다. 다시 선택하세요. 출력 후 메뉴 재출력</w:t>
-            </w:r>
+              <w:t xml:space="preserve">!!! 오류: 잘못된 입력입니다. 다시 선택하세요. 출력 후 메뉴 </w:t>
+            </w:r>
+            <w:proofErr w:type="spellStart"/>
+            <w:r>
+              <w:rPr>
+                <w:sz w:val="18"/>
+                <w:szCs w:val="18"/>
+              </w:rPr>
+              <w:t>재출력</w:t>
+            </w:r>
+            <w:proofErr w:type="spellEnd"/>
           </w:p>
         </w:tc>
         <w:tc>
@@ -9998,7 +11050,23 @@
                 <w:sz w:val="18"/>
                 <w:szCs w:val="18"/>
               </w:rPr>
-              <w:t>(좌동)</w:t>
+              <w:t>(</w:t>
+            </w:r>
+            <w:proofErr w:type="spellStart"/>
+            <w:r>
+              <w:rPr>
+                <w:sz w:val="18"/>
+                <w:szCs w:val="18"/>
+              </w:rPr>
+              <w:t>좌동</w:t>
+            </w:r>
+            <w:proofErr w:type="spellEnd"/>
+            <w:r>
+              <w:rPr>
+                <w:sz w:val="18"/>
+                <w:szCs w:val="18"/>
+              </w:rPr>
+              <w:t>)</w:t>
             </w:r>
           </w:p>
         </w:tc>
@@ -10091,6 +11159,7 @@
             <w:vAlign w:val="center"/>
           </w:tcPr>
           <w:p>
+            <w:proofErr w:type="gramStart"/>
             <w:r>
               <w:rPr>
                 <w:b/>
@@ -10099,7 +11168,18 @@
                 <w:sz w:val="18"/>
                 <w:szCs w:val="18"/>
               </w:rPr>
-              <w:t>목표 / 입력</w:t>
+              <w:t>목표 /</w:t>
+            </w:r>
+            <w:proofErr w:type="gramEnd"/>
+            <w:r>
+              <w:rPr>
+                <w:b/>
+                <w:bCs/>
+                <w:color w:val="FFFFFF"/>
+                <w:sz w:val="18"/>
+                <w:szCs w:val="18"/>
+              </w:rPr>
+              <w:t xml:space="preserve"> 입력</w:t>
             </w:r>
           </w:p>
         </w:tc>
@@ -10297,7 +11377,7 @@
                           <pic:cNvPicPr/>
                         </pic:nvPicPr>
                         <pic:blipFill>
-                          <a:blip r:embed="rId29"/>
+                          <a:blip r:embed="rId36"/>
                           <a:stretch>
                             <a:fillRect/>
                           </a:stretch>
@@ -10346,7 +11426,6 @@
                 <w:sz w:val="18"/>
                 <w:szCs w:val="18"/>
               </w:rPr>
-              <w:lastRenderedPageBreak/>
               <w:t>6.7-2</w:t>
             </w:r>
           </w:p>
@@ -10386,7 +11465,23 @@
                 <w:sz w:val="18"/>
                 <w:szCs w:val="18"/>
               </w:rPr>
-              <w:t>입력: 전체 조회 화면에서 엔터 입력</w:t>
+              <w:t xml:space="preserve">입력: 전체 조회 화면에서 </w:t>
+            </w:r>
+            <w:proofErr w:type="spellStart"/>
+            <w:r>
+              <w:rPr>
+                <w:sz w:val="18"/>
+                <w:szCs w:val="18"/>
+              </w:rPr>
+              <w:t>엔터</w:t>
+            </w:r>
+            <w:proofErr w:type="spellEnd"/>
+            <w:r>
+              <w:rPr>
+                <w:sz w:val="18"/>
+                <w:szCs w:val="18"/>
+              </w:rPr>
+              <w:t xml:space="preserve"> 입력</w:t>
             </w:r>
           </w:p>
           <w:p/>
@@ -10437,7 +11532,6 @@
           </w:tcPr>
           <w:p>
             <w:pPr>
-              <w:spacing w:before="0" w:after="0"/>
               <w:rPr>
                 <w:sz w:val="18"/>
                 <w:szCs w:val="18"/>
@@ -10448,7 +11542,7 @@
                 <w:sz w:val="18"/>
                 <w:szCs w:val="18"/>
               </w:rPr>
-              <w:t xml:space="preserve">학생 메인 메뉴로 복귀</w:t>
+              <w:t>학생 메인 메뉴로 복귀</w:t>
             </w:r>
           </w:p>
         </w:tc>
@@ -10585,7 +11679,7 @@
                           <pic:cNvPicPr/>
                         </pic:nvPicPr>
                         <pic:blipFill>
-                          <a:blip r:embed="rId30"/>
+                          <a:blip r:embed="rId37"/>
                           <a:stretch>
                             <a:fillRect/>
                           </a:stretch>
@@ -10674,7 +11768,23 @@
                 <w:sz w:val="18"/>
                 <w:szCs w:val="18"/>
               </w:rPr>
-              <w:t>입력: 검색어: '존재하지않는과목XYZ'</w:t>
+              <w:t>입력: 검색어: '</w:t>
+            </w:r>
+            <w:proofErr w:type="spellStart"/>
+            <w:r>
+              <w:rPr>
+                <w:sz w:val="18"/>
+                <w:szCs w:val="18"/>
+              </w:rPr>
+              <w:t>존재하지않는과목</w:t>
+            </w:r>
+            <w:proofErr w:type="spellEnd"/>
+            <w:r>
+              <w:rPr>
+                <w:sz w:val="18"/>
+                <w:szCs w:val="18"/>
+              </w:rPr>
+              <w:t>XYZ'</w:t>
             </w:r>
           </w:p>
           <w:p/>
@@ -10702,7 +11812,48 @@
                 <w:sz w:val="18"/>
                 <w:szCs w:val="18"/>
               </w:rPr>
-              <w:t>검색 결과가 없습니다. 다시 검색하시겠습니까? (1: 재검색 / 0: 돌아가기) 출력</w:t>
+              <w:t xml:space="preserve">검색 결과가 없습니다. 다시 </w:t>
+            </w:r>
+            <w:proofErr w:type="spellStart"/>
+            <w:r>
+              <w:rPr>
+                <w:sz w:val="18"/>
+                <w:szCs w:val="18"/>
+              </w:rPr>
+              <w:t>검색하시겠습니까</w:t>
+            </w:r>
+            <w:proofErr w:type="spellEnd"/>
+            <w:r>
+              <w:rPr>
+                <w:sz w:val="18"/>
+                <w:szCs w:val="18"/>
+              </w:rPr>
+              <w:t xml:space="preserve">? (1: </w:t>
+            </w:r>
+            <w:proofErr w:type="spellStart"/>
+            <w:proofErr w:type="gramStart"/>
+            <w:r>
+              <w:rPr>
+                <w:sz w:val="18"/>
+                <w:szCs w:val="18"/>
+              </w:rPr>
+              <w:t>재검색</w:t>
+            </w:r>
+            <w:proofErr w:type="spellEnd"/>
+            <w:r>
+              <w:rPr>
+                <w:sz w:val="18"/>
+                <w:szCs w:val="18"/>
+              </w:rPr>
+              <w:t xml:space="preserve"> /</w:t>
+            </w:r>
+            <w:proofErr w:type="gramEnd"/>
+            <w:r>
+              <w:rPr>
+                <w:sz w:val="18"/>
+                <w:szCs w:val="18"/>
+              </w:rPr>
+              <w:t xml:space="preserve"> 0: 돌아가기) 출력</w:t>
             </w:r>
           </w:p>
         </w:tc>
@@ -10744,7 +11895,7 @@
                           <pic:cNvPicPr/>
                         </pic:nvPicPr>
                         <pic:blipFill>
-                          <a:blip r:embed="rId31"/>
+                          <a:blip r:embed="rId38"/>
                           <a:stretch>
                             <a:fillRect/>
                           </a:stretch>
@@ -10822,7 +11973,29 @@
                 <w:sz w:val="18"/>
                 <w:szCs w:val="18"/>
               </w:rPr>
-              <w:t>[목표] 검색 대소문자 무시 확인 (6.7.2절 의미 규칙 / 4.3.3절)</w:t>
+              <w:t xml:space="preserve">[목표] 검색 대소문자 무시 확인 (6.7.2절 의미 </w:t>
+            </w:r>
+            <w:proofErr w:type="gramStart"/>
+            <w:r>
+              <w:rPr>
+                <w:b/>
+                <w:bCs/>
+                <w:color w:val="1F4E79"/>
+                <w:sz w:val="18"/>
+                <w:szCs w:val="18"/>
+              </w:rPr>
+              <w:t>규칙 /</w:t>
+            </w:r>
+            <w:proofErr w:type="gramEnd"/>
+            <w:r>
+              <w:rPr>
+                <w:b/>
+                <w:bCs/>
+                <w:color w:val="1F4E79"/>
+                <w:sz w:val="18"/>
+                <w:szCs w:val="18"/>
+              </w:rPr>
+              <w:t xml:space="preserve"> 4.3.3절)</w:t>
             </w:r>
           </w:p>
           <w:p>
@@ -10899,7 +12072,7 @@
                           <pic:cNvPicPr/>
                         </pic:nvPicPr>
                         <pic:blipFill>
-                          <a:blip r:embed="rId32"/>
+                          <a:blip r:embed="rId39"/>
                           <a:stretch>
                             <a:fillRect/>
                           </a:stretch>
@@ -11073,7 +12246,7 @@
                           <pic:cNvPicPr/>
                         </pic:nvPicPr>
                         <pic:blipFill>
-                          <a:blip r:embed="rId33"/>
+                          <a:blip r:embed="rId40"/>
                           <a:stretch>
                             <a:fillRect/>
                           </a:stretch>
@@ -11103,7 +12276,15 @@
         <w:pStyle w:val="2"/>
       </w:pPr>
       <w:r>
-        <w:t>2.8 기이수 과목 관리 (6.8절)</w:t>
+        <w:t xml:space="preserve">2.8 </w:t>
+      </w:r>
+      <w:proofErr w:type="spellStart"/>
+      <w:r>
+        <w:t>기이수</w:t>
+      </w:r>
+      <w:proofErr w:type="spellEnd"/>
+      <w:r>
+        <w:t xml:space="preserve"> 과목 관리 (6.8절)</w:t>
       </w:r>
     </w:p>
     <w:tbl>
@@ -11184,6 +12365,7 @@
             <w:vAlign w:val="center"/>
           </w:tcPr>
           <w:p>
+            <w:proofErr w:type="gramStart"/>
             <w:r>
               <w:rPr>
                 <w:b/>
@@ -11192,7 +12374,18 @@
                 <w:sz w:val="18"/>
                 <w:szCs w:val="18"/>
               </w:rPr>
-              <w:t>목표 / 입력</w:t>
+              <w:t>목표 /</w:t>
+            </w:r>
+            <w:proofErr w:type="gramEnd"/>
+            <w:r>
+              <w:rPr>
+                <w:b/>
+                <w:bCs/>
+                <w:color w:val="FFFFFF"/>
+                <w:sz w:val="18"/>
+                <w:szCs w:val="18"/>
+              </w:rPr>
+              <w:t xml:space="preserve"> 입력</w:t>
             </w:r>
           </w:p>
         </w:tc>
@@ -11313,16 +12506,54 @@
                 <w:sz w:val="18"/>
                 <w:szCs w:val="18"/>
               </w:rPr>
-              <w:t>[목표] 기이수 과목 조회 정상 (6.8.1절)</w:t>
-            </w:r>
-          </w:p>
-          <w:p>
-            <w:r>
-              <w:rPr>
-                <w:sz w:val="18"/>
-                <w:szCs w:val="18"/>
-              </w:rPr>
-              <w:t>입력: 메뉴 3번 선택 (기이수 과목 1개 이상 등록된 상태)</w:t>
+              <w:t xml:space="preserve">[목표] </w:t>
+            </w:r>
+            <w:proofErr w:type="spellStart"/>
+            <w:r>
+              <w:rPr>
+                <w:b/>
+                <w:bCs/>
+                <w:color w:val="1F4E79"/>
+                <w:sz w:val="18"/>
+                <w:szCs w:val="18"/>
+              </w:rPr>
+              <w:t>기이수</w:t>
+            </w:r>
+            <w:proofErr w:type="spellEnd"/>
+            <w:r>
+              <w:rPr>
+                <w:b/>
+                <w:bCs/>
+                <w:color w:val="1F4E79"/>
+                <w:sz w:val="18"/>
+                <w:szCs w:val="18"/>
+              </w:rPr>
+              <w:t xml:space="preserve"> 과목 조회 정상 (6.8.1절)</w:t>
+            </w:r>
+          </w:p>
+          <w:p>
+            <w:r>
+              <w:rPr>
+                <w:sz w:val="18"/>
+                <w:szCs w:val="18"/>
+              </w:rPr>
+              <w:t>입력: 메뉴 3번 선택 (</w:t>
+            </w:r>
+            <w:proofErr w:type="spellStart"/>
+            <w:r>
+              <w:rPr>
+                <w:sz w:val="18"/>
+                <w:szCs w:val="18"/>
+              </w:rPr>
+              <w:t>기이수</w:t>
+            </w:r>
+            <w:proofErr w:type="spellEnd"/>
+            <w:r>
+              <w:rPr>
+                <w:sz w:val="18"/>
+                <w:szCs w:val="18"/>
+              </w:rPr>
+              <w:t xml:space="preserve"> 과목 1개 이상 등록된 상태)</w:t>
             </w:r>
           </w:p>
           <w:p/>
@@ -11344,12 +12575,37 @@
             </w:tcMar>
           </w:tcPr>
           <w:p>
-            <w:r>
-              <w:rPr>
-                <w:sz w:val="18"/>
-                <w:szCs w:val="18"/>
-              </w:rPr>
-              <w:t>기이수 과목 목록 출력, 엔터 후 메뉴 복귀</w:t>
+            <w:proofErr w:type="spellStart"/>
+            <w:r>
+              <w:rPr>
+                <w:sz w:val="18"/>
+                <w:szCs w:val="18"/>
+              </w:rPr>
+              <w:t>기이수</w:t>
+            </w:r>
+            <w:proofErr w:type="spellEnd"/>
+            <w:r>
+              <w:rPr>
+                <w:sz w:val="18"/>
+                <w:szCs w:val="18"/>
+              </w:rPr>
+              <w:t xml:space="preserve"> 과목 목록 출력, </w:t>
+            </w:r>
+            <w:proofErr w:type="spellStart"/>
+            <w:r>
+              <w:rPr>
+                <w:sz w:val="18"/>
+                <w:szCs w:val="18"/>
+              </w:rPr>
+              <w:t>엔터</w:t>
+            </w:r>
+            <w:proofErr w:type="spellEnd"/>
+            <w:r>
+              <w:rPr>
+                <w:sz w:val="18"/>
+                <w:szCs w:val="18"/>
+              </w:rPr>
+              <w:t xml:space="preserve"> 후 메뉴 복귀</w:t>
             </w:r>
           </w:p>
         </w:tc>
@@ -11390,7 +12646,7 @@
                           <pic:cNvPicPr/>
                         </pic:nvPicPr>
                         <pic:blipFill>
-                          <a:blip r:embed="rId34"/>
+                          <a:blip r:embed="rId41"/>
                           <a:stretch>
                             <a:fillRect/>
                           </a:stretch>
@@ -11439,7 +12695,6 @@
                 <w:sz w:val="18"/>
                 <w:szCs w:val="18"/>
               </w:rPr>
-              <w:lastRenderedPageBreak/>
               <w:t>6.8-2</w:t>
             </w:r>
           </w:p>
@@ -11470,7 +12725,29 @@
                 <w:sz w:val="18"/>
                 <w:szCs w:val="18"/>
               </w:rPr>
-              <w:t>[목표] 기이수 과목 정상 추가 (6.8.2절 정상 결과)</w:t>
+              <w:t xml:space="preserve">[목표] </w:t>
+            </w:r>
+            <w:proofErr w:type="spellStart"/>
+            <w:r>
+              <w:rPr>
+                <w:b/>
+                <w:bCs/>
+                <w:color w:val="1F4E79"/>
+                <w:sz w:val="18"/>
+                <w:szCs w:val="18"/>
+              </w:rPr>
+              <w:t>기이수</w:t>
+            </w:r>
+            <w:proofErr w:type="spellEnd"/>
+            <w:r>
+              <w:rPr>
+                <w:b/>
+                <w:bCs/>
+                <w:color w:val="1F4E79"/>
+                <w:sz w:val="18"/>
+                <w:szCs w:val="18"/>
+              </w:rPr>
+              <w:t xml:space="preserve"> 과목 정상 추가 (6.8.2절 정상 결과)</w:t>
             </w:r>
           </w:p>
           <w:p>
@@ -11507,7 +12784,23 @@
                 <w:sz w:val="18"/>
                 <w:szCs w:val="18"/>
               </w:rPr>
-              <w:t>'기이수 과목으로 추가되었습니다: [과목명]' 출력 후 학생 메뉴 복귀</w:t>
+              <w:t>'</w:t>
+            </w:r>
+            <w:proofErr w:type="spellStart"/>
+            <w:r>
+              <w:rPr>
+                <w:sz w:val="18"/>
+                <w:szCs w:val="18"/>
+              </w:rPr>
+              <w:t>기이수</w:t>
+            </w:r>
+            <w:proofErr w:type="spellEnd"/>
+            <w:r>
+              <w:rPr>
+                <w:sz w:val="18"/>
+                <w:szCs w:val="18"/>
+              </w:rPr>
+              <w:t xml:space="preserve"> 과목으로 추가되었습니다: [과목명]' 출력 후 학생 메뉴 복귀</w:t>
             </w:r>
           </w:p>
         </w:tc>
@@ -11530,8 +12823,11 @@
           </w:tcPr>
           <w:p>
             <w:r>
-              <w:drawing xmlns:w="http://schemas.openxmlformats.org/wordprocessingml/2006/main" xmlns:wp="http://schemas.openxmlformats.org/drawingml/2006/wordprocessingDrawing" xmlns:a="http://schemas.openxmlformats.org/drawingml/2006/main" xmlns:pic="http://schemas.openxmlformats.org/drawingml/2006/picture" xmlns:r="http://schemas.openxmlformats.org/officeDocument/2006/relationships">
-                <wp:inline distT="0" distB="0" distL="114300" distR="114300">
+              <w:rPr>
+                <w:noProof/>
+              </w:rPr>
+              <w:drawing>
+                <wp:inline distT="0" distB="0" distL="114300" distR="114300" wp14:anchorId="73686D2B" wp14:editId="0831055B">
                   <wp:extent cx="3657600" cy="3090672"/>
                   <wp:effectExtent l="0" t="0" r="0" b="0"/>
                   <wp:docPr id="182" name="tc_batch_208.png"/>
@@ -11546,17 +12842,17 @@
                           <pic:cNvPicPr/>
                         </pic:nvPicPr>
                         <pic:blipFill>
-                          <a:blip xmlns:a="http://schemas.openxmlformats.org/drawingml/2006/main" r:embed="rId74"/>
-                          <a:stretch xmlns:a="http://schemas.openxmlformats.org/drawingml/2006/main">
+                          <a:blip r:embed="rId42"/>
+                          <a:stretch>
                             <a:fillRect/>
                           </a:stretch>
                         </pic:blipFill>
                         <pic:spPr>
-                          <a:xfrm xmlns:a="http://schemas.openxmlformats.org/drawingml/2006/main">
+                          <a:xfrm>
                             <a:off x="0" y="0"/>
                             <a:ext cx="3657600" cy="3090672"/>
                           </a:xfrm>
-                          <a:prstGeom xmlns:a="http://schemas.openxmlformats.org/drawingml/2006/main" prst="rect">
+                          <a:prstGeom prst="rect">
                             <a:avLst/>
                           </a:prstGeom>
                         </pic:spPr>
@@ -11594,7 +12890,17 @@
                 <w:sz w:val="18"/>
                 <w:szCs w:val="18"/>
               </w:rPr>
-              <w:t>6.8-3</w:t>
+              <w:t>6.8-</w:t>
+            </w:r>
+            <w:r>
+              <w:rPr>
+                <w:b/>
+                <w:bCs/>
+                <w:sz w:val="18"/>
+                <w:szCs w:val="18"/>
+              </w:rPr>
+              <w:lastRenderedPageBreak/>
+              <w:t>3</w:t>
             </w:r>
           </w:p>
         </w:tc>
@@ -11623,17 +12929,76 @@
                 <w:sz w:val="18"/>
                 <w:szCs w:val="18"/>
               </w:rPr>
-              <w:t>[목표] 중복 기이수 추가 차단 (6.8.2절 비정상)</w:t>
-            </w:r>
-          </w:p>
-          <w:p>
-            <w:r>
-              <w:rPr>
-                <w:sz w:val="18"/>
-                <w:szCs w:val="18"/>
-              </w:rPr>
-              <w:t>입력: 이미 기이수 등록된 과목 재선택</w:t>
-            </w:r>
+              <w:lastRenderedPageBreak/>
+              <w:t xml:space="preserve">[목표] 중복 </w:t>
+            </w:r>
+            <w:proofErr w:type="spellStart"/>
+            <w:r>
+              <w:rPr>
+                <w:b/>
+                <w:bCs/>
+                <w:color w:val="1F4E79"/>
+                <w:sz w:val="18"/>
+                <w:szCs w:val="18"/>
+              </w:rPr>
+              <w:t>기이수</w:t>
+            </w:r>
+            <w:proofErr w:type="spellEnd"/>
+            <w:r>
+              <w:rPr>
+                <w:b/>
+                <w:bCs/>
+                <w:color w:val="1F4E79"/>
+                <w:sz w:val="18"/>
+                <w:szCs w:val="18"/>
+              </w:rPr>
+              <w:t xml:space="preserve"> </w:t>
+            </w:r>
+            <w:r>
+              <w:rPr>
+                <w:b/>
+                <w:bCs/>
+                <w:color w:val="1F4E79"/>
+                <w:sz w:val="18"/>
+                <w:szCs w:val="18"/>
+              </w:rPr>
+              <w:lastRenderedPageBreak/>
+              <w:t>추가 차단 (6.8.2절 비정상)</w:t>
+            </w:r>
+          </w:p>
+          <w:p>
+            <w:r>
+              <w:rPr>
+                <w:sz w:val="18"/>
+                <w:szCs w:val="18"/>
+              </w:rPr>
+              <w:t xml:space="preserve">입력: 이미 </w:t>
+            </w:r>
+            <w:proofErr w:type="spellStart"/>
+            <w:r>
+              <w:rPr>
+                <w:sz w:val="18"/>
+                <w:szCs w:val="18"/>
+              </w:rPr>
+              <w:t>기이수</w:t>
+            </w:r>
+            <w:proofErr w:type="spellEnd"/>
+            <w:r>
+              <w:rPr>
+                <w:sz w:val="18"/>
+                <w:szCs w:val="18"/>
+              </w:rPr>
+              <w:t xml:space="preserve"> 등록된 과목 </w:t>
+            </w:r>
+            <w:proofErr w:type="spellStart"/>
+            <w:r>
+              <w:rPr>
+                <w:sz w:val="18"/>
+                <w:szCs w:val="18"/>
+              </w:rPr>
+              <w:t>재선택</w:t>
+            </w:r>
+            <w:proofErr w:type="spellEnd"/>
           </w:p>
           <w:p/>
         </w:tc>
@@ -11659,7 +13024,48 @@
                 <w:sz w:val="18"/>
                 <w:szCs w:val="18"/>
               </w:rPr>
-              <w:t>!!! 오류: 이미 기이수 처리된 과목입니다. 출력 후 복귀</w:t>
+              <w:lastRenderedPageBreak/>
+              <w:t>!!! 오류: 이</w:t>
+            </w:r>
+            <w:r>
+              <w:rPr>
+                <w:rFonts w:hint="eastAsia"/>
+                <w:sz w:val="18"/>
+                <w:szCs w:val="18"/>
+              </w:rPr>
+              <w:t>d</w:t>
+            </w:r>
+            <w:r>
+              <w:rPr>
+                <w:rFonts w:hint="eastAsia"/>
+                <w:sz w:val="18"/>
+                <w:szCs w:val="18"/>
+              </w:rPr>
+              <w:lastRenderedPageBreak/>
+              <w:t>이</w:t>
+            </w:r>
+            <w:r>
+              <w:rPr>
+                <w:sz w:val="18"/>
+                <w:szCs w:val="18"/>
+              </w:rPr>
+              <w:t xml:space="preserve">미 </w:t>
+            </w:r>
+            <w:proofErr w:type="spellStart"/>
+            <w:r>
+              <w:rPr>
+                <w:sz w:val="18"/>
+                <w:szCs w:val="18"/>
+              </w:rPr>
+              <w:t>기이수</w:t>
+            </w:r>
+            <w:proofErr w:type="spellEnd"/>
+            <w:r>
+              <w:rPr>
+                <w:sz w:val="18"/>
+                <w:szCs w:val="18"/>
+              </w:rPr>
+              <w:t xml:space="preserve"> 처리된 과목입니다. 출력 후 복귀</w:t>
             </w:r>
           </w:p>
         </w:tc>
@@ -11685,7 +13091,24 @@
                 <w:sz w:val="18"/>
                 <w:szCs w:val="18"/>
               </w:rPr>
-              <w:t>(좌동)</w:t>
+              <w:lastRenderedPageBreak/>
+              <w:t>(</w:t>
+            </w:r>
+            <w:proofErr w:type="spellStart"/>
+            <w:r>
+              <w:rPr>
+                <w:sz w:val="18"/>
+                <w:szCs w:val="18"/>
+              </w:rPr>
+              <w:t>좌동</w:t>
+            </w:r>
+            <w:proofErr w:type="spellEnd"/>
+            <w:r>
+              <w:rPr>
+                <w:sz w:val="18"/>
+                <w:szCs w:val="18"/>
+              </w:rPr>
+              <w:t>)</w:t>
             </w:r>
           </w:p>
         </w:tc>
@@ -11716,7 +13139,6 @@
                 <w:sz w:val="18"/>
                 <w:szCs w:val="18"/>
               </w:rPr>
-              <w:lastRenderedPageBreak/>
               <w:t>6.8-4</w:t>
             </w:r>
           </w:p>
@@ -11747,7 +13169,29 @@
                 <w:sz w:val="18"/>
                 <w:szCs w:val="18"/>
               </w:rPr>
-              <w:t>[목표] enrolled 상태 과목 기이수 추가 시 경고 (5.4절 부가 확인)</w:t>
+              <w:t xml:space="preserve">[목표] enrolled 상태 과목 </w:t>
+            </w:r>
+            <w:proofErr w:type="spellStart"/>
+            <w:r>
+              <w:rPr>
+                <w:b/>
+                <w:bCs/>
+                <w:color w:val="1F4E79"/>
+                <w:sz w:val="18"/>
+                <w:szCs w:val="18"/>
+              </w:rPr>
+              <w:t>기이수</w:t>
+            </w:r>
+            <w:proofErr w:type="spellEnd"/>
+            <w:r>
+              <w:rPr>
+                <w:b/>
+                <w:bCs/>
+                <w:color w:val="1F4E79"/>
+                <w:sz w:val="18"/>
+                <w:szCs w:val="18"/>
+              </w:rPr>
+              <w:t xml:space="preserve"> 추가 시 경고 (5.4절 부가 확인)</w:t>
             </w:r>
           </w:p>
           <w:p>
@@ -11784,7 +13228,55 @@
                 <w:sz w:val="18"/>
                 <w:szCs w:val="18"/>
               </w:rPr>
-              <w:t>'이 과목은 현재 수강신청 중입니다. 기이수로 추가하시겠습니까? (1: 예 / 0: 아니오)' 출력</w:t>
+              <w:t xml:space="preserve">'이 과목은 현재 수강신청 중입니다. 기이수로 </w:t>
+            </w:r>
+            <w:proofErr w:type="spellStart"/>
+            <w:r>
+              <w:rPr>
+                <w:sz w:val="18"/>
+                <w:szCs w:val="18"/>
+              </w:rPr>
+              <w:t>추가하시겠습니까</w:t>
+            </w:r>
+            <w:proofErr w:type="spellEnd"/>
+            <w:r>
+              <w:rPr>
+                <w:sz w:val="18"/>
+                <w:szCs w:val="18"/>
+              </w:rPr>
+              <w:t xml:space="preserve">? (1: </w:t>
+            </w:r>
+            <w:proofErr w:type="gramStart"/>
+            <w:r>
+              <w:rPr>
+                <w:sz w:val="18"/>
+                <w:szCs w:val="18"/>
+              </w:rPr>
+              <w:t>예 /</w:t>
+            </w:r>
+            <w:proofErr w:type="gramEnd"/>
+            <w:r>
+              <w:rPr>
+                <w:sz w:val="18"/>
+                <w:szCs w:val="18"/>
+              </w:rPr>
+              <w:t xml:space="preserve"> 0: </w:t>
+            </w:r>
+            <w:proofErr w:type="spellStart"/>
+            <w:r>
+              <w:rPr>
+                <w:sz w:val="18"/>
+                <w:szCs w:val="18"/>
+              </w:rPr>
+              <w:t>아니오</w:t>
+            </w:r>
+            <w:proofErr w:type="spellEnd"/>
+            <w:r>
+              <w:rPr>
+                <w:sz w:val="18"/>
+                <w:szCs w:val="18"/>
+              </w:rPr>
+              <w:t>)' 출력</w:t>
             </w:r>
           </w:p>
         </w:tc>
@@ -11807,8 +13299,11 @@
           </w:tcPr>
           <w:p>
             <w:r>
-              <w:drawing xmlns:w="http://schemas.openxmlformats.org/wordprocessingml/2006/main" xmlns:wp="http://schemas.openxmlformats.org/drawingml/2006/wordprocessingDrawing" xmlns:a="http://schemas.openxmlformats.org/drawingml/2006/main" xmlns:pic="http://schemas.openxmlformats.org/drawingml/2006/picture" xmlns:r="http://schemas.openxmlformats.org/officeDocument/2006/relationships">
-                <wp:inline distT="0" distB="0" distL="114300" distR="114300">
+              <w:rPr>
+                <w:noProof/>
+              </w:rPr>
+              <w:drawing>
+                <wp:inline distT="0" distB="0" distL="114300" distR="114300" wp14:anchorId="5BA73BEA" wp14:editId="39B26144">
                   <wp:extent cx="3657600" cy="3255264"/>
                   <wp:effectExtent l="0" t="0" r="0" b="0"/>
                   <wp:docPr id="183" name="tc_batch_209.png"/>
@@ -11823,17 +13318,17 @@
                           <pic:cNvPicPr/>
                         </pic:nvPicPr>
                         <pic:blipFill>
-                          <a:blip xmlns:a="http://schemas.openxmlformats.org/drawingml/2006/main" r:embed="rId75"/>
-                          <a:stretch xmlns:a="http://schemas.openxmlformats.org/drawingml/2006/main">
+                          <a:blip r:embed="rId43"/>
+                          <a:stretch>
                             <a:fillRect/>
                           </a:stretch>
                         </pic:blipFill>
                         <pic:spPr>
-                          <a:xfrm xmlns:a="http://schemas.openxmlformats.org/drawingml/2006/main">
+                          <a:xfrm>
                             <a:off x="0" y="0"/>
                             <a:ext cx="3657600" cy="3255264"/>
                           </a:xfrm>
-                          <a:prstGeom xmlns:a="http://schemas.openxmlformats.org/drawingml/2006/main" prst="rect">
+                          <a:prstGeom prst="rect">
                             <a:avLst/>
                           </a:prstGeom>
                         </pic:spPr>
@@ -11871,7 +13366,6 @@
                 <w:sz w:val="18"/>
                 <w:szCs w:val="18"/>
               </w:rPr>
-              <w:lastRenderedPageBreak/>
               <w:t>6.8-5</w:t>
             </w:r>
           </w:p>
@@ -11901,7 +13395,29 @@
                 <w:sz w:val="18"/>
                 <w:szCs w:val="18"/>
               </w:rPr>
-              <w:t>[목표] enrolled 상태 과목 기이수 추가 시 경고 — '예' 선택</w:t>
+              <w:t xml:space="preserve">[목표] enrolled 상태 과목 </w:t>
+            </w:r>
+            <w:proofErr w:type="spellStart"/>
+            <w:r>
+              <w:rPr>
+                <w:b/>
+                <w:bCs/>
+                <w:color w:val="1F4E79"/>
+                <w:sz w:val="18"/>
+                <w:szCs w:val="18"/>
+              </w:rPr>
+              <w:t>기이수</w:t>
+            </w:r>
+            <w:proofErr w:type="spellEnd"/>
+            <w:r>
+              <w:rPr>
+                <w:b/>
+                <w:bCs/>
+                <w:color w:val="1F4E79"/>
+                <w:sz w:val="18"/>
+                <w:szCs w:val="18"/>
+              </w:rPr>
+              <w:t xml:space="preserve"> 추가 시 경고 — '예' 선택</w:t>
             </w:r>
           </w:p>
           <w:p>
@@ -11932,12 +13448,21 @@
             </w:tcMar>
           </w:tcPr>
           <w:p>
-            <w:r>
-              <w:rPr>
-                <w:sz w:val="18"/>
-                <w:szCs w:val="18"/>
-              </w:rPr>
-              <w:t>기이수 과목으로 추가됨</w:t>
+            <w:proofErr w:type="spellStart"/>
+            <w:r>
+              <w:rPr>
+                <w:sz w:val="18"/>
+                <w:szCs w:val="18"/>
+              </w:rPr>
+              <w:t>기이수</w:t>
+            </w:r>
+            <w:proofErr w:type="spellEnd"/>
+            <w:r>
+              <w:rPr>
+                <w:sz w:val="18"/>
+                <w:szCs w:val="18"/>
+              </w:rPr>
+              <w:t xml:space="preserve"> 과목으로 추가됨</w:t>
             </w:r>
           </w:p>
         </w:tc>
@@ -11959,8 +13484,11 @@
           </w:tcPr>
           <w:p>
             <w:r>
-              <w:drawing xmlns:w="http://schemas.openxmlformats.org/wordprocessingml/2006/main" xmlns:wp="http://schemas.openxmlformats.org/drawingml/2006/wordprocessingDrawing" xmlns:a="http://schemas.openxmlformats.org/drawingml/2006/main" xmlns:pic="http://schemas.openxmlformats.org/drawingml/2006/picture" xmlns:r="http://schemas.openxmlformats.org/officeDocument/2006/relationships">
-                <wp:inline distT="0" distB="0" distL="114300" distR="114300">
+              <w:rPr>
+                <w:noProof/>
+              </w:rPr>
+              <w:drawing>
+                <wp:inline distT="0" distB="0" distL="114300" distR="114300" wp14:anchorId="0B4A3EB4" wp14:editId="3A54406E">
                   <wp:extent cx="3657600" cy="3337560"/>
                   <wp:effectExtent l="0" t="0" r="0" b="0"/>
                   <wp:docPr id="184" name="tc_batch_210.png"/>
@@ -11975,17 +13503,17 @@
                           <pic:cNvPicPr/>
                         </pic:nvPicPr>
                         <pic:blipFill>
-                          <a:blip xmlns:a="http://schemas.openxmlformats.org/drawingml/2006/main" r:embed="rId76"/>
-                          <a:stretch xmlns:a="http://schemas.openxmlformats.org/drawingml/2006/main">
+                          <a:blip r:embed="rId44"/>
+                          <a:stretch>
                             <a:fillRect/>
                           </a:stretch>
                         </pic:blipFill>
                         <pic:spPr>
-                          <a:xfrm xmlns:a="http://schemas.openxmlformats.org/drawingml/2006/main">
+                          <a:xfrm>
                             <a:off x="0" y="0"/>
                             <a:ext cx="3657600" cy="3337560"/>
                           </a:xfrm>
-                          <a:prstGeom xmlns:a="http://schemas.openxmlformats.org/drawingml/2006/main" prst="rect">
+                          <a:prstGeom prst="rect">
                             <a:avLst/>
                           </a:prstGeom>
                         </pic:spPr>
@@ -12055,7 +13583,51 @@
                 <w:sz w:val="18"/>
                 <w:szCs w:val="18"/>
               </w:rPr>
-              <w:t>[목표] enrolled 상태 과목 기이수 추가 시 경고 — '아니오' 선택</w:t>
+              <w:t xml:space="preserve">[목표] enrolled 상태 과목 </w:t>
+            </w:r>
+            <w:proofErr w:type="spellStart"/>
+            <w:r>
+              <w:rPr>
+                <w:b/>
+                <w:bCs/>
+                <w:color w:val="1F4E79"/>
+                <w:sz w:val="18"/>
+                <w:szCs w:val="18"/>
+              </w:rPr>
+              <w:t>기이수</w:t>
+            </w:r>
+            <w:proofErr w:type="spellEnd"/>
+            <w:r>
+              <w:rPr>
+                <w:b/>
+                <w:bCs/>
+                <w:color w:val="1F4E79"/>
+                <w:sz w:val="18"/>
+                <w:szCs w:val="18"/>
+              </w:rPr>
+              <w:t xml:space="preserve"> 추가 시 경고 — '</w:t>
+            </w:r>
+            <w:proofErr w:type="spellStart"/>
+            <w:r>
+              <w:rPr>
+                <w:b/>
+                <w:bCs/>
+                <w:color w:val="1F4E79"/>
+                <w:sz w:val="18"/>
+                <w:szCs w:val="18"/>
+              </w:rPr>
+              <w:t>아니오</w:t>
+            </w:r>
+            <w:proofErr w:type="spellEnd"/>
+            <w:r>
+              <w:rPr>
+                <w:b/>
+                <w:bCs/>
+                <w:color w:val="1F4E79"/>
+                <w:sz w:val="18"/>
+                <w:szCs w:val="18"/>
+              </w:rPr>
+              <w:t>' 선택</w:t>
             </w:r>
           </w:p>
           <w:p>
@@ -12115,8 +13687,11 @@
           </w:tcPr>
           <w:p>
             <w:r>
-              <w:drawing xmlns:w="http://schemas.openxmlformats.org/wordprocessingml/2006/main" xmlns:wp="http://schemas.openxmlformats.org/drawingml/2006/wordprocessingDrawing" xmlns:a="http://schemas.openxmlformats.org/drawingml/2006/main" xmlns:pic="http://schemas.openxmlformats.org/drawingml/2006/picture" xmlns:r="http://schemas.openxmlformats.org/officeDocument/2006/relationships">
-                <wp:inline distT="0" distB="0" distL="114300" distR="114300">
+              <w:rPr>
+                <w:noProof/>
+              </w:rPr>
+              <w:drawing>
+                <wp:inline distT="0" distB="0" distL="114300" distR="114300" wp14:anchorId="4D3888E9" wp14:editId="0CE94164">
                   <wp:extent cx="3657600" cy="3255264"/>
                   <wp:effectExtent l="0" t="0" r="0" b="0"/>
                   <wp:docPr id="185" name="tc_batch_211.png"/>
@@ -12131,17 +13706,17 @@
                           <pic:cNvPicPr/>
                         </pic:nvPicPr>
                         <pic:blipFill>
-                          <a:blip xmlns:a="http://schemas.openxmlformats.org/drawingml/2006/main" r:embed="rId77"/>
-                          <a:stretch xmlns:a="http://schemas.openxmlformats.org/drawingml/2006/main">
+                          <a:blip r:embed="rId43"/>
+                          <a:stretch>
                             <a:fillRect/>
                           </a:stretch>
                         </pic:blipFill>
                         <pic:spPr>
-                          <a:xfrm xmlns:a="http://schemas.openxmlformats.org/drawingml/2006/main">
+                          <a:xfrm>
                             <a:off x="0" y="0"/>
                             <a:ext cx="3657600" cy="3255264"/>
                           </a:xfrm>
-                          <a:prstGeom xmlns:a="http://schemas.openxmlformats.org/drawingml/2006/main" prst="rect">
+                          <a:prstGeom prst="rect">
                             <a:avLst/>
                           </a:prstGeom>
                         </pic:spPr>
@@ -12242,6 +13817,7 @@
             <w:vAlign w:val="center"/>
           </w:tcPr>
           <w:p>
+            <w:proofErr w:type="gramStart"/>
             <w:r>
               <w:rPr>
                 <w:b/>
@@ -12250,7 +13826,18 @@
                 <w:sz w:val="18"/>
                 <w:szCs w:val="18"/>
               </w:rPr>
-              <w:t>목표 / 입력</w:t>
+              <w:t>목표 /</w:t>
+            </w:r>
+            <w:proofErr w:type="gramEnd"/>
+            <w:r>
+              <w:rPr>
+                <w:b/>
+                <w:bCs/>
+                <w:color w:val="FFFFFF"/>
+                <w:sz w:val="18"/>
+                <w:szCs w:val="18"/>
+              </w:rPr>
+              <w:t xml:space="preserve"> 입력</w:t>
             </w:r>
           </w:p>
         </w:tc>
@@ -12380,7 +13967,39 @@
                 <w:sz w:val="18"/>
                 <w:szCs w:val="18"/>
               </w:rPr>
-              <w:t>입력: 과목코드: 1001, 분반코드: 01 (active·정원 여유·시간 미충돌·18학점 미초과)</w:t>
+              <w:t xml:space="preserve">입력: 과목코드: 1001, 분반코드: 01 (active·정원 여유·시간 </w:t>
+            </w:r>
+            <w:proofErr w:type="spellStart"/>
+            <w:r>
+              <w:rPr>
+                <w:sz w:val="18"/>
+                <w:szCs w:val="18"/>
+              </w:rPr>
+              <w:t>미충돌</w:t>
+            </w:r>
+            <w:proofErr w:type="spellEnd"/>
+            <w:r>
+              <w:rPr>
+                <w:sz w:val="18"/>
+                <w:szCs w:val="18"/>
+              </w:rPr>
+              <w:t xml:space="preserve">·18학점 </w:t>
+            </w:r>
+            <w:proofErr w:type="spellStart"/>
+            <w:r>
+              <w:rPr>
+                <w:sz w:val="18"/>
+                <w:szCs w:val="18"/>
+              </w:rPr>
+              <w:t>미초과</w:t>
+            </w:r>
+            <w:proofErr w:type="spellEnd"/>
+            <w:r>
+              <w:rPr>
+                <w:sz w:val="18"/>
+                <w:szCs w:val="18"/>
+              </w:rPr>
+              <w:t>)</w:t>
             </w:r>
           </w:p>
           <w:p/>
@@ -12448,7 +14067,7 @@
                           <pic:cNvPicPr/>
                         </pic:nvPicPr>
                         <pic:blipFill>
-                          <a:blip r:embed="rId19"/>
+                          <a:blip r:embed="rId45"/>
                           <a:stretch>
                             <a:fillRect/>
                           </a:stretch>
@@ -12528,16 +14147,54 @@
                 <w:sz w:val="18"/>
                 <w:szCs w:val="18"/>
               </w:rPr>
-              <w:t>[목표] 재수강 안내 출력 (6.9절 정상 결과 / 7절 재수강 기능)</w:t>
-            </w:r>
-          </w:p>
-          <w:p>
-            <w:r>
-              <w:rPr>
-                <w:sz w:val="18"/>
-                <w:szCs w:val="18"/>
-              </w:rPr>
-              <w:t>입력: 기이수 과목으로 등록된 과목 신청</w:t>
+              <w:t xml:space="preserve">[목표] 재수강 안내 출력 (6.9절 정상 </w:t>
+            </w:r>
+            <w:proofErr w:type="gramStart"/>
+            <w:r>
+              <w:rPr>
+                <w:b/>
+                <w:bCs/>
+                <w:color w:val="1F4E79"/>
+                <w:sz w:val="18"/>
+                <w:szCs w:val="18"/>
+              </w:rPr>
+              <w:t>결과 /</w:t>
+            </w:r>
+            <w:proofErr w:type="gramEnd"/>
+            <w:r>
+              <w:rPr>
+                <w:b/>
+                <w:bCs/>
+                <w:color w:val="1F4E79"/>
+                <w:sz w:val="18"/>
+                <w:szCs w:val="18"/>
+              </w:rPr>
+              <w:t xml:space="preserve"> 7절 재수강 기능)</w:t>
+            </w:r>
+          </w:p>
+          <w:p>
+            <w:r>
+              <w:rPr>
+                <w:sz w:val="18"/>
+                <w:szCs w:val="18"/>
+              </w:rPr>
+              <w:t xml:space="preserve">입력: </w:t>
+            </w:r>
+            <w:proofErr w:type="spellStart"/>
+            <w:r>
+              <w:rPr>
+                <w:sz w:val="18"/>
+                <w:szCs w:val="18"/>
+              </w:rPr>
+              <w:t>기이수</w:t>
+            </w:r>
+            <w:proofErr w:type="spellEnd"/>
+            <w:r>
+              <w:rPr>
+                <w:sz w:val="18"/>
+                <w:szCs w:val="18"/>
+              </w:rPr>
+              <w:t xml:space="preserve"> 과목으로 등록된 과목 신청</w:t>
             </w:r>
           </w:p>
           <w:p/>
@@ -12607,7 +14264,7 @@
                           <pic:cNvPicPr/>
                         </pic:nvPicPr>
                         <pic:blipFill>
-                          <a:blip r:embed="rId37"/>
+                          <a:blip r:embed="rId46"/>
                           <a:stretch>
                             <a:fillRect/>
                           </a:stretch>
@@ -12746,7 +14403,23 @@
                 <w:sz w:val="18"/>
                 <w:szCs w:val="18"/>
               </w:rPr>
-              <w:t>(좌동)</w:t>
+              <w:t>(</w:t>
+            </w:r>
+            <w:proofErr w:type="spellStart"/>
+            <w:r>
+              <w:rPr>
+                <w:sz w:val="18"/>
+                <w:szCs w:val="18"/>
+              </w:rPr>
+              <w:t>좌동</w:t>
+            </w:r>
+            <w:proofErr w:type="spellEnd"/>
+            <w:r>
+              <w:rPr>
+                <w:sz w:val="18"/>
+                <w:szCs w:val="18"/>
+              </w:rPr>
+              <w:t>)</w:t>
             </w:r>
           </w:p>
         </w:tc>
@@ -12817,6 +14490,12 @@
                 <w:szCs w:val="18"/>
               </w:rPr>
               <w:t>입력: 존재하는 과목코드 + 존재하지 않는 분반코</w:t>
+            </w:r>
+            <w:r>
+              <w:rPr>
+                <w:sz w:val="18"/>
+                <w:szCs w:val="18"/>
+              </w:rPr>
               <w:lastRenderedPageBreak/>
               <w:t>드</w:t>
             </w:r>
@@ -12874,7 +14553,23 @@
                 <w:sz w:val="18"/>
                 <w:szCs w:val="18"/>
               </w:rPr>
-              <w:t>(좌동)</w:t>
+              <w:t>(</w:t>
+            </w:r>
+            <w:proofErr w:type="spellStart"/>
+            <w:r>
+              <w:rPr>
+                <w:sz w:val="18"/>
+                <w:szCs w:val="18"/>
+              </w:rPr>
+              <w:t>좌동</w:t>
+            </w:r>
+            <w:proofErr w:type="spellEnd"/>
+            <w:r>
+              <w:rPr>
+                <w:sz w:val="18"/>
+                <w:szCs w:val="18"/>
+              </w:rPr>
+              <w:t>)</w:t>
             </w:r>
           </w:p>
         </w:tc>
@@ -12995,7 +14690,23 @@
                 <w:sz w:val="18"/>
                 <w:szCs w:val="18"/>
               </w:rPr>
-              <w:t>(좌동)</w:t>
+              <w:t>(</w:t>
+            </w:r>
+            <w:proofErr w:type="spellStart"/>
+            <w:r>
+              <w:rPr>
+                <w:sz w:val="18"/>
+                <w:szCs w:val="18"/>
+              </w:rPr>
+              <w:t>좌동</w:t>
+            </w:r>
+            <w:proofErr w:type="spellEnd"/>
+            <w:r>
+              <w:rPr>
+                <w:sz w:val="18"/>
+                <w:szCs w:val="18"/>
+              </w:rPr>
+              <w:t>)</w:t>
             </w:r>
           </w:p>
         </w:tc>
@@ -13056,7 +14767,29 @@
                 <w:sz w:val="18"/>
                 <w:szCs w:val="18"/>
               </w:rPr>
-              <w:t>[목표] 중복 신청 차단 (6.9절 4단계 / 4.5절 의미 규칙)</w:t>
+              <w:t>[목표] 중복 신청 차단 (6.9절 4</w:t>
+            </w:r>
+            <w:proofErr w:type="gramStart"/>
+            <w:r>
+              <w:rPr>
+                <w:b/>
+                <w:bCs/>
+                <w:color w:val="1F4E79"/>
+                <w:sz w:val="18"/>
+                <w:szCs w:val="18"/>
+              </w:rPr>
+              <w:t>단계 /</w:t>
+            </w:r>
+            <w:proofErr w:type="gramEnd"/>
+            <w:r>
+              <w:rPr>
+                <w:b/>
+                <w:bCs/>
+                <w:color w:val="1F4E79"/>
+                <w:sz w:val="18"/>
+                <w:szCs w:val="18"/>
+              </w:rPr>
+              <w:t xml:space="preserve"> 4.5절 의미 규칙)</w:t>
             </w:r>
           </w:p>
           <w:p>
@@ -13120,7 +14853,23 @@
                 <w:sz w:val="18"/>
                 <w:szCs w:val="18"/>
               </w:rPr>
-              <w:t>(좌동)</w:t>
+              <w:t>(</w:t>
+            </w:r>
+            <w:proofErr w:type="spellStart"/>
+            <w:r>
+              <w:rPr>
+                <w:sz w:val="18"/>
+                <w:szCs w:val="18"/>
+              </w:rPr>
+              <w:t>좌동</w:t>
+            </w:r>
+            <w:proofErr w:type="spellEnd"/>
+            <w:r>
+              <w:rPr>
+                <w:sz w:val="18"/>
+                <w:szCs w:val="18"/>
+              </w:rPr>
+              <w:t>)</w:t>
             </w:r>
           </w:p>
         </w:tc>
@@ -13241,7 +14990,23 @@
                 <w:sz w:val="18"/>
                 <w:szCs w:val="18"/>
               </w:rPr>
-              <w:t>(좌동)</w:t>
+              <w:t>(</w:t>
+            </w:r>
+            <w:proofErr w:type="spellStart"/>
+            <w:r>
+              <w:rPr>
+                <w:sz w:val="18"/>
+                <w:szCs w:val="18"/>
+              </w:rPr>
+              <w:t>좌동</w:t>
+            </w:r>
+            <w:proofErr w:type="spellEnd"/>
+            <w:r>
+              <w:rPr>
+                <w:sz w:val="18"/>
+                <w:szCs w:val="18"/>
+              </w:rPr>
+              <w:t>)</w:t>
             </w:r>
           </w:p>
         </w:tc>
@@ -13302,7 +15067,29 @@
                 <w:sz w:val="18"/>
                 <w:szCs w:val="18"/>
               </w:rPr>
-              <w:t>[목표] 정원 초과 신청 차단 (6.9절 5단계 / 4.3.10절)</w:t>
+              <w:t>[목표] 정원 초과 신청 차단 (6.9절 5</w:t>
+            </w:r>
+            <w:proofErr w:type="gramStart"/>
+            <w:r>
+              <w:rPr>
+                <w:b/>
+                <w:bCs/>
+                <w:color w:val="1F4E79"/>
+                <w:sz w:val="18"/>
+                <w:szCs w:val="18"/>
+              </w:rPr>
+              <w:t>단계 /</w:t>
+            </w:r>
+            <w:proofErr w:type="gramEnd"/>
+            <w:r>
+              <w:rPr>
+                <w:b/>
+                <w:bCs/>
+                <w:color w:val="1F4E79"/>
+                <w:sz w:val="18"/>
+                <w:szCs w:val="18"/>
+              </w:rPr>
+              <w:t xml:space="preserve"> 4.3.10절)</w:t>
             </w:r>
           </w:p>
           <w:p>
@@ -13312,6 +15099,12 @@
                 <w:szCs w:val="18"/>
               </w:rPr>
               <w:t>입력: 현재 enrolled 인원 = 정원인 과</w:t>
+            </w:r>
+            <w:r>
+              <w:rPr>
+                <w:sz w:val="18"/>
+                <w:szCs w:val="18"/>
+              </w:rPr>
               <w:lastRenderedPageBreak/>
               <w:t>목 신청</w:t>
             </w:r>
@@ -13369,7 +15162,23 @@
                 <w:sz w:val="18"/>
                 <w:szCs w:val="18"/>
               </w:rPr>
-              <w:t>(좌동)</w:t>
+              <w:t>(</w:t>
+            </w:r>
+            <w:proofErr w:type="spellStart"/>
+            <w:r>
+              <w:rPr>
+                <w:sz w:val="18"/>
+                <w:szCs w:val="18"/>
+              </w:rPr>
+              <w:t>좌동</w:t>
+            </w:r>
+            <w:proofErr w:type="spellEnd"/>
+            <w:r>
+              <w:rPr>
+                <w:sz w:val="18"/>
+                <w:szCs w:val="18"/>
+              </w:rPr>
+              <w:t>)</w:t>
             </w:r>
           </w:p>
         </w:tc>
@@ -13428,7 +15237,29 @@
                 <w:sz w:val="18"/>
                 <w:szCs w:val="18"/>
               </w:rPr>
-              <w:t>[목표] 시간표 충돌 차단 (6.9절 6단계 / 1절 시간표 충돌)</w:t>
+              <w:t>[목표] 시간표 충돌 차단 (6.9절 6</w:t>
+            </w:r>
+            <w:proofErr w:type="gramStart"/>
+            <w:r>
+              <w:rPr>
+                <w:b/>
+                <w:bCs/>
+                <w:color w:val="1F4E79"/>
+                <w:sz w:val="18"/>
+                <w:szCs w:val="18"/>
+              </w:rPr>
+              <w:t>단계 /</w:t>
+            </w:r>
+            <w:proofErr w:type="gramEnd"/>
+            <w:r>
+              <w:rPr>
+                <w:b/>
+                <w:bCs/>
+                <w:color w:val="1F4E79"/>
+                <w:sz w:val="18"/>
+                <w:szCs w:val="18"/>
+              </w:rPr>
+              <w:t xml:space="preserve"> 1절 시간표 충돌)</w:t>
             </w:r>
           </w:p>
           <w:p>
@@ -13490,7 +15321,23 @@
                 <w:sz w:val="18"/>
                 <w:szCs w:val="18"/>
               </w:rPr>
-              <w:t>(좌동)</w:t>
+              <w:t>(</w:t>
+            </w:r>
+            <w:proofErr w:type="spellStart"/>
+            <w:r>
+              <w:rPr>
+                <w:sz w:val="18"/>
+                <w:szCs w:val="18"/>
+              </w:rPr>
+              <w:t>좌동</w:t>
+            </w:r>
+            <w:proofErr w:type="spellEnd"/>
+            <w:r>
+              <w:rPr>
+                <w:sz w:val="18"/>
+                <w:szCs w:val="18"/>
+              </w:rPr>
+              <w:t>)</w:t>
             </w:r>
           </w:p>
         </w:tc>
@@ -13552,7 +15399,51 @@
                 <w:sz w:val="18"/>
                 <w:szCs w:val="18"/>
               </w:rPr>
-              <w:t>[목표] 시간표 충돌 경계값 — 경계에서 충돌 없음 (1절 반열림 구간)</w:t>
+              <w:t xml:space="preserve">[목표] 시간표 충돌 </w:t>
+            </w:r>
+            <w:proofErr w:type="spellStart"/>
+            <w:r>
+              <w:rPr>
+                <w:b/>
+                <w:bCs/>
+                <w:color w:val="1F4E79"/>
+                <w:sz w:val="18"/>
+                <w:szCs w:val="18"/>
+              </w:rPr>
+              <w:t>경계값</w:t>
+            </w:r>
+            <w:proofErr w:type="spellEnd"/>
+            <w:r>
+              <w:rPr>
+                <w:b/>
+                <w:bCs/>
+                <w:color w:val="1F4E79"/>
+                <w:sz w:val="18"/>
+                <w:szCs w:val="18"/>
+              </w:rPr>
+              <w:t xml:space="preserve"> — 경계에서 충돌 없음 (1절 </w:t>
+            </w:r>
+            <w:proofErr w:type="spellStart"/>
+            <w:r>
+              <w:rPr>
+                <w:b/>
+                <w:bCs/>
+                <w:color w:val="1F4E79"/>
+                <w:sz w:val="18"/>
+                <w:szCs w:val="18"/>
+              </w:rPr>
+              <w:t>반열림</w:t>
+            </w:r>
+            <w:proofErr w:type="spellEnd"/>
+            <w:r>
+              <w:rPr>
+                <w:b/>
+                <w:bCs/>
+                <w:color w:val="1F4E79"/>
+                <w:sz w:val="18"/>
+                <w:szCs w:val="18"/>
+              </w:rPr>
+              <w:t xml:space="preserve"> 구간)</w:t>
             </w:r>
           </w:p>
           <w:p>
@@ -13631,7 +15522,7 @@
                           <pic:cNvPicPr/>
                         </pic:nvPicPr>
                         <pic:blipFill>
-                          <a:blip r:embed="rId38"/>
+                          <a:blip r:embed="rId47"/>
                           <a:stretch>
                             <a:fillRect/>
                           </a:stretch>
@@ -13679,6 +15570,7 @@
                 <w:sz w:val="18"/>
                 <w:szCs w:val="18"/>
               </w:rPr>
+              <w:lastRenderedPageBreak/>
               <w:t>6.9-11</w:t>
             </w:r>
           </w:p>
@@ -13708,16 +15600,54 @@
                 <w:sz w:val="18"/>
                 <w:szCs w:val="18"/>
               </w:rPr>
-              <w:t>[목표] 18학점 초과 차단 (6.9절 7단계 / 4.3.4절)</w:t>
-            </w:r>
-          </w:p>
-          <w:p>
-            <w:r>
-              <w:rPr>
-                <w:sz w:val="18"/>
-                <w:szCs w:val="18"/>
-              </w:rPr>
-              <w:t>입력: 현재 신청 학점 + 신청할 과목 학점 &gt; 18이 되는 과목 신청</w:t>
+              <w:t>[목표] 18학점 초과 차단 (6.9절 7</w:t>
+            </w:r>
+            <w:proofErr w:type="gramStart"/>
+            <w:r>
+              <w:rPr>
+                <w:b/>
+                <w:bCs/>
+                <w:color w:val="1F4E79"/>
+                <w:sz w:val="18"/>
+                <w:szCs w:val="18"/>
+              </w:rPr>
+              <w:t>단계 /</w:t>
+            </w:r>
+            <w:proofErr w:type="gramEnd"/>
+            <w:r>
+              <w:rPr>
+                <w:b/>
+                <w:bCs/>
+                <w:color w:val="1F4E79"/>
+                <w:sz w:val="18"/>
+                <w:szCs w:val="18"/>
+              </w:rPr>
+              <w:t xml:space="preserve"> 4.3.4절)</w:t>
+            </w:r>
+          </w:p>
+          <w:p>
+            <w:r>
+              <w:rPr>
+                <w:sz w:val="18"/>
+                <w:szCs w:val="18"/>
+              </w:rPr>
+              <w:t xml:space="preserve">입력: 현재 신청 학점 + 신청할 과목 </w:t>
+            </w:r>
+            <w:proofErr w:type="gramStart"/>
+            <w:r>
+              <w:rPr>
+                <w:sz w:val="18"/>
+                <w:szCs w:val="18"/>
+              </w:rPr>
+              <w:t>학점 &gt;</w:t>
+            </w:r>
+            <w:proofErr w:type="gramEnd"/>
+            <w:r>
+              <w:rPr>
+                <w:sz w:val="18"/>
+                <w:szCs w:val="18"/>
+              </w:rPr>
+              <w:t xml:space="preserve"> 18이 되는 과목 신청</w:t>
             </w:r>
           </w:p>
           <w:p/>
@@ -13744,7 +15674,6 @@
                 <w:sz w:val="18"/>
                 <w:szCs w:val="18"/>
               </w:rPr>
-              <w:lastRenderedPageBreak/>
               <w:t>!!! 오류: 최대 신청 학점(18)을 초과합니다.</w:t>
             </w:r>
           </w:p>
@@ -13767,8 +15696,11 @@
           </w:tcPr>
           <w:p>
             <w:r>
-              <w:drawing xmlns:w="http://schemas.openxmlformats.org/wordprocessingml/2006/main" xmlns:wp="http://schemas.openxmlformats.org/drawingml/2006/wordprocessingDrawing" xmlns:a="http://schemas.openxmlformats.org/drawingml/2006/main" xmlns:pic="http://schemas.openxmlformats.org/drawingml/2006/picture" xmlns:r="http://schemas.openxmlformats.org/officeDocument/2006/relationships">
-                <wp:inline distT="0" distB="0" distL="114300" distR="114300">
+              <w:rPr>
+                <w:noProof/>
+              </w:rPr>
+              <w:drawing>
+                <wp:inline distT="0" distB="0" distL="114300" distR="114300" wp14:anchorId="6B7E5EA2" wp14:editId="6A016DBA">
                   <wp:extent cx="3657600" cy="2926080"/>
                   <wp:effectExtent l="0" t="0" r="0" b="0"/>
                   <wp:docPr id="186" name="tc_batch_212.png"/>
@@ -13783,17 +15715,17 @@
                           <pic:cNvPicPr/>
                         </pic:nvPicPr>
                         <pic:blipFill>
-                          <a:blip xmlns:a="http://schemas.openxmlformats.org/drawingml/2006/main" r:embed="rId78"/>
-                          <a:stretch xmlns:a="http://schemas.openxmlformats.org/drawingml/2006/main">
+                          <a:blip r:embed="rId48"/>
+                          <a:stretch>
                             <a:fillRect/>
                           </a:stretch>
                         </pic:blipFill>
                         <pic:spPr>
-                          <a:xfrm xmlns:a="http://schemas.openxmlformats.org/drawingml/2006/main">
+                          <a:xfrm>
                             <a:off x="0" y="0"/>
                             <a:ext cx="3657600" cy="2926080"/>
                           </a:xfrm>
-                          <a:prstGeom xmlns:a="http://schemas.openxmlformats.org/drawingml/2006/main" prst="rect">
+                          <a:prstGeom prst="rect">
                             <a:avLst/>
                           </a:prstGeom>
                         </pic:spPr>
@@ -13832,7 +15764,6 @@
                 <w:sz w:val="18"/>
                 <w:szCs w:val="18"/>
               </w:rPr>
-              <w:lastRenderedPageBreak/>
               <w:t>6.9-12</w:t>
             </w:r>
           </w:p>
@@ -13863,7 +15794,29 @@
                 <w:sz w:val="18"/>
                 <w:szCs w:val="18"/>
               </w:rPr>
-              <w:t>[목표] 18학점 경계값 정상 신청 (4.3.4절)</w:t>
+              <w:t xml:space="preserve">[목표] 18학점 </w:t>
+            </w:r>
+            <w:proofErr w:type="spellStart"/>
+            <w:r>
+              <w:rPr>
+                <w:b/>
+                <w:bCs/>
+                <w:color w:val="1F4E79"/>
+                <w:sz w:val="18"/>
+                <w:szCs w:val="18"/>
+              </w:rPr>
+              <w:t>경계값</w:t>
+            </w:r>
+            <w:proofErr w:type="spellEnd"/>
+            <w:r>
+              <w:rPr>
+                <w:b/>
+                <w:bCs/>
+                <w:color w:val="1F4E79"/>
+                <w:sz w:val="18"/>
+                <w:szCs w:val="18"/>
+              </w:rPr>
+              <w:t xml:space="preserve"> 정상 신청 (4.3.4절)</w:t>
             </w:r>
           </w:p>
           <w:p>
@@ -13900,7 +15853,23 @@
                 <w:sz w:val="18"/>
                 <w:szCs w:val="18"/>
               </w:rPr>
-              <w:t>수강신청 완료, 총 신청 학점 18 / 18 출력</w:t>
+              <w:t xml:space="preserve">수강신청 완료, 총 신청 학점 </w:t>
+            </w:r>
+            <w:proofErr w:type="gramStart"/>
+            <w:r>
+              <w:rPr>
+                <w:sz w:val="18"/>
+                <w:szCs w:val="18"/>
+              </w:rPr>
+              <w:t>18 /</w:t>
+            </w:r>
+            <w:proofErr w:type="gramEnd"/>
+            <w:r>
+              <w:rPr>
+                <w:sz w:val="18"/>
+                <w:szCs w:val="18"/>
+              </w:rPr>
+              <w:t xml:space="preserve"> 18 출력</w:t>
             </w:r>
           </w:p>
         </w:tc>
@@ -13923,8 +15892,11 @@
           </w:tcPr>
           <w:p>
             <w:r>
-              <w:drawing xmlns:w="http://schemas.openxmlformats.org/wordprocessingml/2006/main" xmlns:wp="http://schemas.openxmlformats.org/drawingml/2006/wordprocessingDrawing" xmlns:a="http://schemas.openxmlformats.org/drawingml/2006/main" xmlns:pic="http://schemas.openxmlformats.org/drawingml/2006/picture" xmlns:r="http://schemas.openxmlformats.org/officeDocument/2006/relationships">
-                <wp:inline distT="0" distB="0" distL="114300" distR="114300">
+              <w:rPr>
+                <w:noProof/>
+              </w:rPr>
+              <w:drawing>
+                <wp:inline distT="0" distB="0" distL="114300" distR="114300" wp14:anchorId="53DB6298" wp14:editId="22623BE2">
                   <wp:extent cx="3657600" cy="2926080"/>
                   <wp:effectExtent l="0" t="0" r="0" b="0"/>
                   <wp:docPr id="187" name="tc_batch_213.png"/>
@@ -13939,17 +15911,17 @@
                           <pic:cNvPicPr/>
                         </pic:nvPicPr>
                         <pic:blipFill>
-                          <a:blip xmlns:a="http://schemas.openxmlformats.org/drawingml/2006/main" r:embed="rId79"/>
-                          <a:stretch xmlns:a="http://schemas.openxmlformats.org/drawingml/2006/main">
+                          <a:blip r:embed="rId49"/>
+                          <a:stretch>
                             <a:fillRect/>
                           </a:stretch>
                         </pic:blipFill>
                         <pic:spPr>
-                          <a:xfrm xmlns:a="http://schemas.openxmlformats.org/drawingml/2006/main">
+                          <a:xfrm>
                             <a:off x="0" y="0"/>
                             <a:ext cx="3657600" cy="2926080"/>
                           </a:xfrm>
-                          <a:prstGeom xmlns:a="http://schemas.openxmlformats.org/drawingml/2006/main" prst="rect">
+                          <a:prstGeom prst="rect">
                             <a:avLst/>
                           </a:prstGeom>
                         </pic:spPr>
@@ -13987,7 +15959,6 @@
                 <w:sz w:val="18"/>
                 <w:szCs w:val="18"/>
               </w:rPr>
-              <w:lastRenderedPageBreak/>
               <w:t>6.9-13</w:t>
             </w:r>
           </w:p>
@@ -14075,7 +16046,6 @@
           </w:tcPr>
           <w:p>
             <w:pPr>
-              <w:spacing w:before="0" w:after="0"/>
               <w:rPr>
                 <w:sz w:val="18"/>
                 <w:szCs w:val="18"/>
@@ -14086,7 +16056,23 @@
                 <w:sz w:val="18"/>
                 <w:szCs w:val="18"/>
               </w:rPr>
-              <w:t xml:space="preserve">(좌동)</w:t>
+              <w:t>(</w:t>
+            </w:r>
+            <w:proofErr w:type="spellStart"/>
+            <w:r>
+              <w:rPr>
+                <w:sz w:val="18"/>
+                <w:szCs w:val="18"/>
+              </w:rPr>
+              <w:t>좌동</w:t>
+            </w:r>
+            <w:proofErr w:type="spellEnd"/>
+            <w:r>
+              <w:rPr>
+                <w:sz w:val="18"/>
+                <w:szCs w:val="18"/>
+              </w:rPr>
+              <w:t>)</w:t>
             </w:r>
           </w:p>
         </w:tc>
@@ -14227,7 +16213,7 @@
                           <pic:cNvPicPr/>
                         </pic:nvPicPr>
                         <pic:blipFill>
-                          <a:blip r:embed="rId40"/>
+                          <a:blip r:embed="rId50"/>
                           <a:stretch>
                             <a:fillRect/>
                           </a:stretch>
@@ -14338,6 +16324,7 @@
             <w:vAlign w:val="center"/>
           </w:tcPr>
           <w:p>
+            <w:proofErr w:type="gramStart"/>
             <w:r>
               <w:rPr>
                 <w:b/>
@@ -14346,7 +16333,18 @@
                 <w:sz w:val="18"/>
                 <w:szCs w:val="18"/>
               </w:rPr>
-              <w:t>목표 / 입력</w:t>
+              <w:t>목표 /</w:t>
+            </w:r>
+            <w:proofErr w:type="gramEnd"/>
+            <w:r>
+              <w:rPr>
+                <w:b/>
+                <w:bCs/>
+                <w:color w:val="FFFFFF"/>
+                <w:sz w:val="18"/>
+                <w:szCs w:val="18"/>
+              </w:rPr>
+              <w:t xml:space="preserve"> 입력</w:t>
             </w:r>
           </w:p>
         </w:tc>
@@ -14544,7 +16542,7 @@
                           <pic:cNvPicPr/>
                         </pic:nvPicPr>
                         <pic:blipFill>
-                          <a:blip r:embed="rId20"/>
+                          <a:blip r:embed="rId51"/>
                           <a:stretch>
                             <a:fillRect/>
                           </a:stretch>
@@ -14687,7 +16685,23 @@
                 <w:sz w:val="18"/>
                 <w:szCs w:val="18"/>
               </w:rPr>
-              <w:t>(좌동)</w:t>
+              <w:t>(</w:t>
+            </w:r>
+            <w:proofErr w:type="spellStart"/>
+            <w:r>
+              <w:rPr>
+                <w:sz w:val="18"/>
+                <w:szCs w:val="18"/>
+              </w:rPr>
+              <w:t>좌동</w:t>
+            </w:r>
+            <w:proofErr w:type="spellEnd"/>
+            <w:r>
+              <w:rPr>
+                <w:sz w:val="18"/>
+                <w:szCs w:val="18"/>
+              </w:rPr>
+              <w:t>)</w:t>
             </w:r>
           </w:p>
         </w:tc>
@@ -14824,7 +16838,7 @@
                           <pic:cNvPicPr/>
                         </pic:nvPicPr>
                         <pic:blipFill>
-                          <a:blip r:embed="rId41"/>
+                          <a:blip r:embed="rId52"/>
                           <a:stretch>
                             <a:fillRect/>
                           </a:stretch>
@@ -14904,7 +16918,29 @@
                 <w:sz w:val="18"/>
                 <w:szCs w:val="18"/>
               </w:rPr>
-              <w:t>[목표] 취소 확인 '아니오' 선택 (6.10절)</w:t>
+              <w:t>[목표] 취소 확인 '</w:t>
+            </w:r>
+            <w:proofErr w:type="spellStart"/>
+            <w:r>
+              <w:rPr>
+                <w:b/>
+                <w:bCs/>
+                <w:color w:val="1F4E79"/>
+                <w:sz w:val="18"/>
+                <w:szCs w:val="18"/>
+              </w:rPr>
+              <w:t>아니오</w:t>
+            </w:r>
+            <w:proofErr w:type="spellEnd"/>
+            <w:r>
+              <w:rPr>
+                <w:b/>
+                <w:bCs/>
+                <w:color w:val="1F4E79"/>
+                <w:sz w:val="18"/>
+                <w:szCs w:val="18"/>
+              </w:rPr>
+              <w:t>' 선택 (6.10절)</w:t>
             </w:r>
           </w:p>
           <w:p>
@@ -14983,7 +17019,7 @@
                           <pic:cNvPicPr/>
                         </pic:nvPicPr>
                         <pic:blipFill>
-                          <a:blip r:embed="rId42"/>
+                          <a:blip r:embed="rId53"/>
                           <a:stretch>
                             <a:fillRect/>
                           </a:stretch>
@@ -15138,7 +17174,7 @@
                           <pic:cNvPicPr/>
                         </pic:nvPicPr>
                         <pic:blipFill>
-                          <a:blip r:embed="rId43"/>
+                          <a:blip r:embed="rId54"/>
                           <a:stretch>
                             <a:fillRect/>
                           </a:stretch>
@@ -15222,7 +17258,29 @@
                 <w:sz w:val="18"/>
                 <w:szCs w:val="18"/>
               </w:rPr>
-              <w:t>[목표] 숫자가 아닌 문자 입력 오류 (6.10절 비정상, 경계값)</w:t>
+              <w:t xml:space="preserve">[목표] 숫자가 아닌 문자 입력 오류 (6.10절 비정상, </w:t>
+            </w:r>
+            <w:proofErr w:type="spellStart"/>
+            <w:r>
+              <w:rPr>
+                <w:b/>
+                <w:bCs/>
+                <w:color w:val="1F4E79"/>
+                <w:sz w:val="18"/>
+                <w:szCs w:val="18"/>
+              </w:rPr>
+              <w:t>경계값</w:t>
+            </w:r>
+            <w:proofErr w:type="spellEnd"/>
+            <w:r>
+              <w:rPr>
+                <w:b/>
+                <w:bCs/>
+                <w:color w:val="1F4E79"/>
+                <w:sz w:val="18"/>
+                <w:szCs w:val="18"/>
+              </w:rPr>
+              <w:t>)</w:t>
             </w:r>
           </w:p>
           <w:p>
@@ -15232,7 +17290,25 @@
                 <w:sz w:val="18"/>
                 <w:szCs w:val="18"/>
               </w:rPr>
-              <w:t>입력: "abc" (숫자가 아닌 문자)</w:t>
+              <w:t>입력: "</w:t>
+            </w:r>
+            <w:proofErr w:type="spellStart"/>
+            <w:r>
+              <w:rPr>
+                <w:color w:val="000000"/>
+                <w:sz w:val="18"/>
+                <w:szCs w:val="18"/>
+              </w:rPr>
+              <w:t>abc</w:t>
+            </w:r>
+            <w:proofErr w:type="spellEnd"/>
+            <w:r>
+              <w:rPr>
+                <w:color w:val="000000"/>
+                <w:sz w:val="18"/>
+                <w:szCs w:val="18"/>
+              </w:rPr>
+              <w:t>" (숫자가 아닌 문자)</w:t>
             </w:r>
           </w:p>
           <w:p/>
@@ -15302,7 +17378,7 @@
                           <pic:cNvPicPr/>
                         </pic:nvPicPr>
                         <pic:blipFill>
-                          <a:blip r:embed="rId44"/>
+                          <a:blip r:embed="rId55"/>
                           <a:stretch>
                             <a:fillRect/>
                           </a:stretch>
@@ -15413,6 +17489,7 @@
             <w:vAlign w:val="center"/>
           </w:tcPr>
           <w:p>
+            <w:proofErr w:type="gramStart"/>
             <w:r>
               <w:rPr>
                 <w:b/>
@@ -15421,7 +17498,18 @@
                 <w:sz w:val="18"/>
                 <w:szCs w:val="18"/>
               </w:rPr>
-              <w:t>목표 / 입력</w:t>
+              <w:t>목표 /</w:t>
+            </w:r>
+            <w:proofErr w:type="gramEnd"/>
+            <w:r>
+              <w:rPr>
+                <w:b/>
+                <w:bCs/>
+                <w:color w:val="FFFFFF"/>
+                <w:sz w:val="18"/>
+                <w:szCs w:val="18"/>
+              </w:rPr>
+              <w:t xml:space="preserve"> 입력</w:t>
             </w:r>
           </w:p>
         </w:tc>
@@ -15542,7 +17630,29 @@
                 <w:sz w:val="18"/>
                 <w:szCs w:val="18"/>
               </w:rPr>
-              <w:t>[목표] 신청 내역 전체 조회 (6.11절 — enrolled+cancelled 모두 출력)</w:t>
+              <w:t xml:space="preserve">[목표] 신청 내역 전체 조회 (6.11절 — </w:t>
+            </w:r>
+            <w:proofErr w:type="spellStart"/>
+            <w:r>
+              <w:rPr>
+                <w:b/>
+                <w:bCs/>
+                <w:color w:val="1F4E79"/>
+                <w:sz w:val="18"/>
+                <w:szCs w:val="18"/>
+              </w:rPr>
+              <w:t>enrolled+cancelled</w:t>
+            </w:r>
+            <w:proofErr w:type="spellEnd"/>
+            <w:r>
+              <w:rPr>
+                <w:b/>
+                <w:bCs/>
+                <w:color w:val="1F4E79"/>
+                <w:sz w:val="18"/>
+                <w:szCs w:val="18"/>
+              </w:rPr>
+              <w:t xml:space="preserve"> 모두 출력)</w:t>
             </w:r>
           </w:p>
           <w:p>
@@ -15573,12 +17683,21 @@
             </w:tcMar>
           </w:tcPr>
           <w:p>
-            <w:r>
-              <w:rPr>
-                <w:sz w:val="18"/>
-                <w:szCs w:val="18"/>
-              </w:rPr>
-              <w:t>enrolled·cancelled 모두 포함한 내역 출력, 총 학점(enrolled 기준) 출력</w:t>
+            <w:proofErr w:type="spellStart"/>
+            <w:r>
+              <w:rPr>
+                <w:sz w:val="18"/>
+                <w:szCs w:val="18"/>
+              </w:rPr>
+              <w:t>enrolled·cancelled</w:t>
+            </w:r>
+            <w:proofErr w:type="spellEnd"/>
+            <w:r>
+              <w:rPr>
+                <w:sz w:val="18"/>
+                <w:szCs w:val="18"/>
+              </w:rPr>
+              <w:t xml:space="preserve"> 모두 포함한 내역 출력, 총 학점(enrolled 기준) 출력</w:t>
             </w:r>
           </w:p>
         </w:tc>
@@ -15619,7 +17738,7 @@
                           <pic:cNvPicPr/>
                         </pic:nvPicPr>
                         <pic:blipFill>
-                          <a:blip r:embed="rId45"/>
+                          <a:blip r:embed="rId56"/>
                           <a:stretch>
                             <a:fillRect/>
                           </a:stretch>
@@ -15699,16 +17818,54 @@
                 <w:sz w:val="18"/>
                 <w:szCs w:val="18"/>
               </w:rPr>
-              <w:t>[목표] 재수강 여부 표시 확인 (6.11절 / 7절 재수강)</w:t>
-            </w:r>
-          </w:p>
-          <w:p>
-            <w:r>
-              <w:rPr>
-                <w:sz w:val="18"/>
-                <w:szCs w:val="18"/>
-              </w:rPr>
-              <w:t>입력: 기이수 과목을 신청한 상태에서 신청 내역 조회</w:t>
+              <w:t>[목표] 재수강 여부 표시 확인 (6.11</w:t>
+            </w:r>
+            <w:proofErr w:type="gramStart"/>
+            <w:r>
+              <w:rPr>
+                <w:b/>
+                <w:bCs/>
+                <w:color w:val="1F4E79"/>
+                <w:sz w:val="18"/>
+                <w:szCs w:val="18"/>
+              </w:rPr>
+              <w:t>절 /</w:t>
+            </w:r>
+            <w:proofErr w:type="gramEnd"/>
+            <w:r>
+              <w:rPr>
+                <w:b/>
+                <w:bCs/>
+                <w:color w:val="1F4E79"/>
+                <w:sz w:val="18"/>
+                <w:szCs w:val="18"/>
+              </w:rPr>
+              <w:t xml:space="preserve"> 7절 재수강)</w:t>
+            </w:r>
+          </w:p>
+          <w:p>
+            <w:r>
+              <w:rPr>
+                <w:sz w:val="18"/>
+                <w:szCs w:val="18"/>
+              </w:rPr>
+              <w:t xml:space="preserve">입력: </w:t>
+            </w:r>
+            <w:proofErr w:type="spellStart"/>
+            <w:r>
+              <w:rPr>
+                <w:sz w:val="18"/>
+                <w:szCs w:val="18"/>
+              </w:rPr>
+              <w:t>기이수</w:t>
+            </w:r>
+            <w:proofErr w:type="spellEnd"/>
+            <w:r>
+              <w:rPr>
+                <w:sz w:val="18"/>
+                <w:szCs w:val="18"/>
+              </w:rPr>
+              <w:t xml:space="preserve"> 과목을 신청한 상태에서 신청 내역 조회</w:t>
             </w:r>
           </w:p>
           <w:p/>
@@ -15778,7 +17935,7 @@
                           <pic:cNvPicPr/>
                         </pic:nvPicPr>
                         <pic:blipFill>
-                          <a:blip r:embed="rId46"/>
+                          <a:blip r:embed="rId57"/>
                           <a:stretch>
                             <a:fillRect/>
                           </a:stretch>
@@ -15889,6 +18046,7 @@
             <w:vAlign w:val="center"/>
           </w:tcPr>
           <w:p>
+            <w:proofErr w:type="gramStart"/>
             <w:r>
               <w:rPr>
                 <w:b/>
@@ -15897,7 +18055,18 @@
                 <w:sz w:val="18"/>
                 <w:szCs w:val="18"/>
               </w:rPr>
-              <w:t>목표 / 입력</w:t>
+              <w:t>목표 /</w:t>
+            </w:r>
+            <w:proofErr w:type="gramEnd"/>
+            <w:r>
+              <w:rPr>
+                <w:b/>
+                <w:bCs/>
+                <w:color w:val="FFFFFF"/>
+                <w:sz w:val="18"/>
+                <w:szCs w:val="18"/>
+              </w:rPr>
+              <w:t xml:space="preserve"> 입력</w:t>
             </w:r>
           </w:p>
         </w:tc>
@@ -16095,7 +18264,7 @@
                           <pic:cNvPicPr/>
                         </pic:nvPicPr>
                         <pic:blipFill>
-                          <a:blip r:embed="rId47"/>
+                          <a:blip r:embed="rId58"/>
                           <a:stretch>
                             <a:fillRect/>
                           </a:stretch>
@@ -16212,7 +18381,23 @@
                 <w:sz w:val="18"/>
                 <w:szCs w:val="18"/>
               </w:rPr>
-              <w:t>과목 없는 요일은 '[요일] 없음' 으로 표시</w:t>
+              <w:t>과목 없는 요일은 '[요일] 없음</w:t>
+            </w:r>
+            <w:proofErr w:type="gramStart"/>
+            <w:r>
+              <w:rPr>
+                <w:sz w:val="18"/>
+                <w:szCs w:val="18"/>
+              </w:rPr>
+              <w:t>' 으로</w:t>
+            </w:r>
+            <w:proofErr w:type="gramEnd"/>
+            <w:r>
+              <w:rPr>
+                <w:sz w:val="18"/>
+                <w:szCs w:val="18"/>
+              </w:rPr>
+              <w:t xml:space="preserve"> 표시</w:t>
             </w:r>
           </w:p>
         </w:tc>
@@ -16254,7 +18439,7 @@
                           <pic:cNvPicPr/>
                         </pic:nvPicPr>
                         <pic:blipFill>
-                          <a:blip r:embed="rId48"/>
+                          <a:blip r:embed="rId59"/>
                           <a:stretch>
                             <a:fillRect/>
                           </a:stretch>
@@ -16409,7 +18594,7 @@
                           <pic:cNvPicPr/>
                         </pic:nvPicPr>
                         <pic:blipFill>
-                          <a:blip r:embed="rId49"/>
+                          <a:blip r:embed="rId60"/>
                           <a:stretch>
                             <a:fillRect/>
                           </a:stretch>
@@ -16520,6 +18705,7 @@
             <w:vAlign w:val="center"/>
           </w:tcPr>
           <w:p>
+            <w:proofErr w:type="gramStart"/>
             <w:r>
               <w:rPr>
                 <w:b/>
@@ -16528,7 +18714,18 @@
                 <w:sz w:val="18"/>
                 <w:szCs w:val="18"/>
               </w:rPr>
-              <w:t>목표 / 입력</w:t>
+              <w:t>목표 /</w:t>
+            </w:r>
+            <w:proofErr w:type="gramEnd"/>
+            <w:r>
+              <w:rPr>
+                <w:b/>
+                <w:bCs/>
+                <w:color w:val="FFFFFF"/>
+                <w:sz w:val="18"/>
+                <w:szCs w:val="18"/>
+              </w:rPr>
+              <w:t xml:space="preserve"> 입력</w:t>
             </w:r>
           </w:p>
         </w:tc>
@@ -16726,7 +18923,7 @@
                           <pic:cNvPicPr/>
                         </pic:nvPicPr>
                         <pic:blipFill>
-                          <a:blip r:embed="rId21"/>
+                          <a:blip r:embed="rId28"/>
                           <a:stretch>
                             <a:fillRect/>
                           </a:stretch>
@@ -16869,7 +19066,23 @@
                 <w:sz w:val="18"/>
                 <w:szCs w:val="18"/>
               </w:rPr>
-              <w:t>(좌동)</w:t>
+              <w:t>(</w:t>
+            </w:r>
+            <w:proofErr w:type="spellStart"/>
+            <w:r>
+              <w:rPr>
+                <w:sz w:val="18"/>
+                <w:szCs w:val="18"/>
+              </w:rPr>
+              <w:t>좌동</w:t>
+            </w:r>
+            <w:proofErr w:type="spellEnd"/>
+            <w:r>
+              <w:rPr>
+                <w:sz w:val="18"/>
+                <w:szCs w:val="18"/>
+              </w:rPr>
+              <w:t>)</w:t>
             </w:r>
           </w:p>
         </w:tc>
@@ -17006,7 +19219,7 @@
                           <pic:cNvPicPr/>
                         </pic:nvPicPr>
                         <pic:blipFill>
-                          <a:blip r:embed="rId50"/>
+                          <a:blip r:embed="rId61"/>
                           <a:stretch>
                             <a:fillRect/>
                           </a:stretch>
@@ -17165,7 +19378,7 @@
                           <pic:cNvPicPr/>
                         </pic:nvPicPr>
                         <pic:blipFill>
-                          <a:blip r:embed="rId51"/>
+                          <a:blip r:embed="rId62"/>
                           <a:stretch>
                             <a:fillRect/>
                           </a:stretch>
@@ -17304,7 +19517,23 @@
                 <w:sz w:val="18"/>
                 <w:szCs w:val="18"/>
               </w:rPr>
-              <w:t>(좌동)</w:t>
+              <w:t>(</w:t>
+            </w:r>
+            <w:proofErr w:type="spellStart"/>
+            <w:r>
+              <w:rPr>
+                <w:sz w:val="18"/>
+                <w:szCs w:val="18"/>
+              </w:rPr>
+              <w:t>좌동</w:t>
+            </w:r>
+            <w:proofErr w:type="spellEnd"/>
+            <w:r>
+              <w:rPr>
+                <w:sz w:val="18"/>
+                <w:szCs w:val="18"/>
+              </w:rPr>
+              <w:t>)</w:t>
             </w:r>
           </w:p>
         </w:tc>
@@ -17445,7 +19674,7 @@
                           <pic:cNvPicPr/>
                         </pic:nvPicPr>
                         <pic:blipFill>
-                          <a:blip r:embed="rId52"/>
+                          <a:blip r:embed="rId63"/>
                           <a:stretch>
                             <a:fillRect/>
                           </a:stretch>
@@ -17584,7 +19813,23 @@
                 <w:sz w:val="18"/>
                 <w:szCs w:val="18"/>
               </w:rPr>
-              <w:t>(좌동)</w:t>
+              <w:t>(</w:t>
+            </w:r>
+            <w:proofErr w:type="spellStart"/>
+            <w:r>
+              <w:rPr>
+                <w:sz w:val="18"/>
+                <w:szCs w:val="18"/>
+              </w:rPr>
+              <w:t>좌동</w:t>
+            </w:r>
+            <w:proofErr w:type="spellEnd"/>
+            <w:r>
+              <w:rPr>
+                <w:sz w:val="18"/>
+                <w:szCs w:val="18"/>
+              </w:rPr>
+              <w:t>)</w:t>
             </w:r>
           </w:p>
         </w:tc>
@@ -17654,7 +19899,29 @@
                 <w:sz w:val="18"/>
                 <w:szCs w:val="18"/>
               </w:rPr>
-              <w:t xml:space="preserve">입력: 학번 정상, 비밀번호: 'abcdef' (숫자 </w:t>
+              <w:t>입력: 학번 정상, 비밀번호: '</w:t>
+            </w:r>
+            <w:proofErr w:type="spellStart"/>
+            <w:r>
+              <w:rPr>
+                <w:sz w:val="18"/>
+                <w:szCs w:val="18"/>
+              </w:rPr>
+              <w:t>abcdef</w:t>
+            </w:r>
+            <w:proofErr w:type="spellEnd"/>
+            <w:r>
+              <w:rPr>
+                <w:sz w:val="18"/>
+                <w:szCs w:val="18"/>
+              </w:rPr>
+              <w:t xml:space="preserve">' (숫자 </w:t>
+            </w:r>
+            <w:r>
+              <w:rPr>
+                <w:sz w:val="18"/>
+                <w:szCs w:val="18"/>
+              </w:rPr>
               <w:lastRenderedPageBreak/>
               <w:t>없음)</w:t>
             </w:r>
@@ -17711,7 +19978,23 @@
                 <w:sz w:val="18"/>
                 <w:szCs w:val="18"/>
               </w:rPr>
-              <w:t>(좌동)</w:t>
+              <w:t>(</w:t>
+            </w:r>
+            <w:proofErr w:type="spellStart"/>
+            <w:r>
+              <w:rPr>
+                <w:sz w:val="18"/>
+                <w:szCs w:val="18"/>
+              </w:rPr>
+              <w:t>좌동</w:t>
+            </w:r>
+            <w:proofErr w:type="spellEnd"/>
+            <w:r>
+              <w:rPr>
+                <w:sz w:val="18"/>
+                <w:szCs w:val="18"/>
+              </w:rPr>
+              <w:t>)</w:t>
             </w:r>
           </w:p>
         </w:tc>
@@ -17835,7 +20118,23 @@
                 <w:sz w:val="18"/>
                 <w:szCs w:val="18"/>
               </w:rPr>
-              <w:t>(좌동)</w:t>
+              <w:t>(</w:t>
+            </w:r>
+            <w:proofErr w:type="spellStart"/>
+            <w:r>
+              <w:rPr>
+                <w:sz w:val="18"/>
+                <w:szCs w:val="18"/>
+              </w:rPr>
+              <w:t>좌동</w:t>
+            </w:r>
+            <w:proofErr w:type="spellEnd"/>
+            <w:r>
+              <w:rPr>
+                <w:sz w:val="18"/>
+                <w:szCs w:val="18"/>
+              </w:rPr>
+              <w:t>)</w:t>
             </w:r>
           </w:p>
         </w:tc>
@@ -17928,6 +20227,7 @@
             <w:vAlign w:val="center"/>
           </w:tcPr>
           <w:p>
+            <w:proofErr w:type="gramStart"/>
             <w:r>
               <w:rPr>
                 <w:b/>
@@ -17936,7 +20236,18 @@
                 <w:sz w:val="18"/>
                 <w:szCs w:val="18"/>
               </w:rPr>
-              <w:t>목표 / 입력</w:t>
+              <w:t>목표 /</w:t>
+            </w:r>
+            <w:proofErr w:type="gramEnd"/>
+            <w:r>
+              <w:rPr>
+                <w:b/>
+                <w:bCs/>
+                <w:color w:val="FFFFFF"/>
+                <w:sz w:val="18"/>
+                <w:szCs w:val="18"/>
+              </w:rPr>
+              <w:t xml:space="preserve"> 입력</w:t>
             </w:r>
           </w:p>
         </w:tc>
@@ -18134,7 +20445,7 @@
                           <pic:cNvPicPr/>
                         </pic:nvPicPr>
                         <pic:blipFill>
-                          <a:blip r:embed="rId24"/>
+                          <a:blip r:embed="rId31"/>
                           <a:stretch>
                             <a:fillRect/>
                           </a:stretch>
@@ -18277,7 +20588,23 @@
                 <w:sz w:val="18"/>
                 <w:szCs w:val="18"/>
               </w:rPr>
-              <w:t>(좌동)</w:t>
+              <w:t>(</w:t>
+            </w:r>
+            <w:proofErr w:type="spellStart"/>
+            <w:r>
+              <w:rPr>
+                <w:sz w:val="18"/>
+                <w:szCs w:val="18"/>
+              </w:rPr>
+              <w:t>좌동</w:t>
+            </w:r>
+            <w:proofErr w:type="spellEnd"/>
+            <w:r>
+              <w:rPr>
+                <w:sz w:val="18"/>
+                <w:szCs w:val="18"/>
+              </w:rPr>
+              <w:t>)</w:t>
             </w:r>
           </w:p>
         </w:tc>
@@ -18414,7 +20741,7 @@
                           <pic:cNvPicPr/>
                         </pic:nvPicPr>
                         <pic:blipFill>
-                          <a:blip r:embed="rId53"/>
+                          <a:blip r:embed="rId64"/>
                           <a:stretch>
                             <a:fillRect/>
                           </a:stretch>
@@ -18573,7 +20900,7 @@
                           <pic:cNvPicPr/>
                         </pic:nvPicPr>
                         <pic:blipFill>
-                          <a:blip r:embed="rId25"/>
+                          <a:blip r:embed="rId32"/>
                           <a:stretch>
                             <a:fillRect/>
                           </a:stretch>
@@ -18650,7 +20977,29 @@
                 <w:sz w:val="18"/>
                 <w:szCs w:val="18"/>
               </w:rPr>
-              <w:t>[목표] 강의 수정 — 수강신청 기간 중 차단 (6.14.2절 비정상 / 6.6절)</w:t>
+              <w:t xml:space="preserve">[목표] 강의 수정 — 수강신청 기간 중 차단 (6.14.2절 </w:t>
+            </w:r>
+            <w:proofErr w:type="gramStart"/>
+            <w:r>
+              <w:rPr>
+                <w:b/>
+                <w:bCs/>
+                <w:color w:val="1F4E79"/>
+                <w:sz w:val="18"/>
+                <w:szCs w:val="18"/>
+              </w:rPr>
+              <w:t>비정상 /</w:t>
+            </w:r>
+            <w:proofErr w:type="gramEnd"/>
+            <w:r>
+              <w:rPr>
+                <w:b/>
+                <w:bCs/>
+                <w:color w:val="1F4E79"/>
+                <w:sz w:val="18"/>
+                <w:szCs w:val="18"/>
+              </w:rPr>
+              <w:t xml:space="preserve"> 6.6절)</w:t>
             </w:r>
           </w:p>
           <w:p>
@@ -18712,7 +21061,23 @@
                 <w:sz w:val="18"/>
                 <w:szCs w:val="18"/>
               </w:rPr>
-              <w:t>(좌동)</w:t>
+              <w:t>(</w:t>
+            </w:r>
+            <w:proofErr w:type="spellStart"/>
+            <w:r>
+              <w:rPr>
+                <w:sz w:val="18"/>
+                <w:szCs w:val="18"/>
+              </w:rPr>
+              <w:t>좌동</w:t>
+            </w:r>
+            <w:proofErr w:type="spellEnd"/>
+            <w:r>
+              <w:rPr>
+                <w:sz w:val="18"/>
+                <w:szCs w:val="18"/>
+              </w:rPr>
+              <w:t>)</w:t>
             </w:r>
           </w:p>
         </w:tc>
@@ -18774,6 +21139,15 @@
                 <w:szCs w:val="18"/>
               </w:rPr>
               <w:t>[목표] 강의 수정 — inactive 강의 수정 차단 (6.14.2절 비정</w:t>
+            </w:r>
+            <w:r>
+              <w:rPr>
+                <w:b/>
+                <w:bCs/>
+                <w:color w:val="1F4E79"/>
+                <w:sz w:val="18"/>
+                <w:szCs w:val="18"/>
+              </w:rPr>
               <w:lastRenderedPageBreak/>
               <w:t>상)</w:t>
             </w:r>
@@ -18814,6 +21188,12 @@
               </w:rPr>
               <w:lastRenderedPageBreak/>
               <w:t>!!! 오류: inactive 상태의 강의는 수정할 수 없습</w:t>
+            </w:r>
+            <w:r>
+              <w:rPr>
+                <w:sz w:val="18"/>
+                <w:szCs w:val="18"/>
+              </w:rPr>
               <w:lastRenderedPageBreak/>
               <w:t>니다. 먼저 강의를 활성화하세요.</w:t>
             </w:r>
@@ -18843,7 +21223,23 @@
                 <w:szCs w:val="18"/>
               </w:rPr>
               <w:lastRenderedPageBreak/>
-              <w:t>(좌동)</w:t>
+              <w:t>(</w:t>
+            </w:r>
+            <w:proofErr w:type="spellStart"/>
+            <w:r>
+              <w:rPr>
+                <w:sz w:val="18"/>
+                <w:szCs w:val="18"/>
+              </w:rPr>
+              <w:t>좌동</w:t>
+            </w:r>
+            <w:proofErr w:type="spellEnd"/>
+            <w:r>
+              <w:rPr>
+                <w:sz w:val="18"/>
+                <w:szCs w:val="18"/>
+              </w:rPr>
+              <w:t>)</w:t>
             </w:r>
           </w:p>
         </w:tc>
@@ -18979,7 +21375,7 @@
                           <pic:cNvPicPr/>
                         </pic:nvPicPr>
                         <pic:blipFill>
-                          <a:blip r:embed="rId54"/>
+                          <a:blip r:embed="rId65"/>
                           <a:stretch>
                             <a:fillRect/>
                           </a:stretch>
@@ -19138,7 +21534,7 @@
                           <pic:cNvPicPr/>
                         </pic:nvPicPr>
                         <pic:blipFill>
-                          <a:blip r:embed="rId55"/>
+                          <a:blip r:embed="rId66"/>
                           <a:stretch>
                             <a:fillRect/>
                           </a:stretch>
@@ -19293,7 +21689,7 @@
                           <pic:cNvPicPr/>
                         </pic:nvPicPr>
                         <pic:blipFill>
-                          <a:blip r:embed="rId56"/>
+                          <a:blip r:embed="rId67"/>
                           <a:stretch>
                             <a:fillRect/>
                           </a:stretch>
@@ -19436,7 +21832,23 @@
                 <w:sz w:val="18"/>
                 <w:szCs w:val="18"/>
               </w:rPr>
-              <w:t>(좌동)</w:t>
+              <w:t>(</w:t>
+            </w:r>
+            <w:proofErr w:type="spellStart"/>
+            <w:r>
+              <w:rPr>
+                <w:sz w:val="18"/>
+                <w:szCs w:val="18"/>
+              </w:rPr>
+              <w:t>좌동</w:t>
+            </w:r>
+            <w:proofErr w:type="spellEnd"/>
+            <w:r>
+              <w:rPr>
+                <w:sz w:val="18"/>
+                <w:szCs w:val="18"/>
+              </w:rPr>
+              <w:t>)</w:t>
             </w:r>
           </w:p>
         </w:tc>
@@ -19497,7 +21909,29 @@
                 <w:sz w:val="18"/>
                 <w:szCs w:val="18"/>
               </w:rPr>
-              <w:t>[목표] 강의 등록 — 학점 하한 경계값 오류 (4.3.4절)</w:t>
+              <w:t xml:space="preserve">[목표] 강의 등록 — 학점 하한 </w:t>
+            </w:r>
+            <w:proofErr w:type="spellStart"/>
+            <w:r>
+              <w:rPr>
+                <w:b/>
+                <w:bCs/>
+                <w:color w:val="1F4E79"/>
+                <w:sz w:val="18"/>
+                <w:szCs w:val="18"/>
+              </w:rPr>
+              <w:t>경계값</w:t>
+            </w:r>
+            <w:proofErr w:type="spellEnd"/>
+            <w:r>
+              <w:rPr>
+                <w:b/>
+                <w:bCs/>
+                <w:color w:val="1F4E79"/>
+                <w:sz w:val="18"/>
+                <w:szCs w:val="18"/>
+              </w:rPr>
+              <w:t xml:space="preserve"> 오류 (4.3.4절)</w:t>
             </w:r>
           </w:p>
           <w:p>
@@ -19560,7 +21994,23 @@
                 <w:sz w:val="18"/>
                 <w:szCs w:val="18"/>
               </w:rPr>
-              <w:t>(좌동)</w:t>
+              <w:t>(</w:t>
+            </w:r>
+            <w:proofErr w:type="spellStart"/>
+            <w:r>
+              <w:rPr>
+                <w:sz w:val="18"/>
+                <w:szCs w:val="18"/>
+              </w:rPr>
+              <w:t>좌동</w:t>
+            </w:r>
+            <w:proofErr w:type="spellEnd"/>
+            <w:r>
+              <w:rPr>
+                <w:sz w:val="18"/>
+                <w:szCs w:val="18"/>
+              </w:rPr>
+              <w:t>)</w:t>
             </w:r>
           </w:p>
         </w:tc>
@@ -19621,7 +22071,38 @@
                 <w:sz w:val="18"/>
                 <w:szCs w:val="18"/>
               </w:rPr>
-              <w:t>[목표] 강의 등록 — 학점 상한 경계값 오류 (4.3.4</w:t>
+              <w:t xml:space="preserve">[목표] 강의 등록 — 학점 상한 </w:t>
+            </w:r>
+            <w:proofErr w:type="spellStart"/>
+            <w:r>
+              <w:rPr>
+                <w:b/>
+                <w:bCs/>
+                <w:color w:val="1F4E79"/>
+                <w:sz w:val="18"/>
+                <w:szCs w:val="18"/>
+              </w:rPr>
+              <w:t>경계값</w:t>
+            </w:r>
+            <w:proofErr w:type="spellEnd"/>
+            <w:r>
+              <w:rPr>
+                <w:b/>
+                <w:bCs/>
+                <w:color w:val="1F4E79"/>
+                <w:sz w:val="18"/>
+                <w:szCs w:val="18"/>
+              </w:rPr>
+              <w:t xml:space="preserve"> 오류 (4.3.4</w:t>
+            </w:r>
+            <w:r>
+              <w:rPr>
+                <w:b/>
+                <w:bCs/>
+                <w:color w:val="1F4E79"/>
+                <w:sz w:val="18"/>
+                <w:szCs w:val="18"/>
+              </w:rPr>
               <w:lastRenderedPageBreak/>
               <w:t>절)</w:t>
             </w:r>
@@ -19661,6 +22142,12 @@
               </w:rPr>
               <w:lastRenderedPageBreak/>
               <w:t xml:space="preserve">!!! 오류: 학점은 1~6 사이의 정수여야 </w:t>
+            </w:r>
+            <w:r>
+              <w:rPr>
+                <w:sz w:val="18"/>
+                <w:szCs w:val="18"/>
+              </w:rPr>
               <w:lastRenderedPageBreak/>
               <w:t>합니다.</w:t>
             </w:r>
@@ -19690,7 +22177,23 @@
                 <w:szCs w:val="18"/>
               </w:rPr>
               <w:lastRenderedPageBreak/>
-              <w:t>(좌동)</w:t>
+              <w:t>(</w:t>
+            </w:r>
+            <w:proofErr w:type="spellStart"/>
+            <w:r>
+              <w:rPr>
+                <w:sz w:val="18"/>
+                <w:szCs w:val="18"/>
+              </w:rPr>
+              <w:t>좌동</w:t>
+            </w:r>
+            <w:proofErr w:type="spellEnd"/>
+            <w:r>
+              <w:rPr>
+                <w:sz w:val="18"/>
+                <w:szCs w:val="18"/>
+              </w:rPr>
+              <w:t>)</w:t>
             </w:r>
           </w:p>
         </w:tc>
@@ -19814,7 +22317,23 @@
                 <w:sz w:val="18"/>
                 <w:szCs w:val="18"/>
               </w:rPr>
-              <w:t>(좌동)</w:t>
+              <w:t>(</w:t>
+            </w:r>
+            <w:proofErr w:type="spellStart"/>
+            <w:r>
+              <w:rPr>
+                <w:sz w:val="18"/>
+                <w:szCs w:val="18"/>
+              </w:rPr>
+              <w:t>좌동</w:t>
+            </w:r>
+            <w:proofErr w:type="spellEnd"/>
+            <w:r>
+              <w:rPr>
+                <w:sz w:val="18"/>
+                <w:szCs w:val="18"/>
+              </w:rPr>
+              <w:t>)</w:t>
             </w:r>
           </w:p>
         </w:tc>
@@ -19938,7 +22457,23 @@
                 <w:sz w:val="18"/>
                 <w:szCs w:val="18"/>
               </w:rPr>
-              <w:t>(좌동)</w:t>
+              <w:t>(</w:t>
+            </w:r>
+            <w:proofErr w:type="spellStart"/>
+            <w:r>
+              <w:rPr>
+                <w:sz w:val="18"/>
+                <w:szCs w:val="18"/>
+              </w:rPr>
+              <w:t>좌동</w:t>
+            </w:r>
+            <w:proofErr w:type="spellEnd"/>
+            <w:r>
+              <w:rPr>
+                <w:sz w:val="18"/>
+                <w:szCs w:val="18"/>
+              </w:rPr>
+              <w:t>)</w:t>
             </w:r>
           </w:p>
         </w:tc>
@@ -20031,6 +22566,7 @@
             <w:vAlign w:val="center"/>
           </w:tcPr>
           <w:p>
+            <w:proofErr w:type="gramStart"/>
             <w:r>
               <w:rPr>
                 <w:b/>
@@ -20039,7 +22575,18 @@
                 <w:sz w:val="18"/>
                 <w:szCs w:val="18"/>
               </w:rPr>
-              <w:t>목표 / 입력</w:t>
+              <w:t>목표 /</w:t>
+            </w:r>
+            <w:proofErr w:type="gramEnd"/>
+            <w:r>
+              <w:rPr>
+                <w:b/>
+                <w:bCs/>
+                <w:color w:val="FFFFFF"/>
+                <w:sz w:val="18"/>
+                <w:szCs w:val="18"/>
+              </w:rPr>
+              <w:t xml:space="preserve"> 입력</w:t>
             </w:r>
           </w:p>
         </w:tc>
@@ -20237,7 +22784,7 @@
                           <pic:cNvPicPr/>
                         </pic:nvPicPr>
                         <pic:blipFill>
-                          <a:blip r:embed="rId57"/>
+                          <a:blip r:embed="rId68"/>
                           <a:stretch>
                             <a:fillRect/>
                           </a:stretch>
@@ -20317,7 +22864,29 @@
                 <w:sz w:val="18"/>
                 <w:szCs w:val="18"/>
               </w:rPr>
-              <w:t>[목표] 시작일 = 종료일 경계값 (6.15절 의미 규칙)</w:t>
+              <w:t xml:space="preserve">[목표] 시작일 = 종료일 </w:t>
+            </w:r>
+            <w:proofErr w:type="spellStart"/>
+            <w:r>
+              <w:rPr>
+                <w:b/>
+                <w:bCs/>
+                <w:color w:val="1F4E79"/>
+                <w:sz w:val="18"/>
+                <w:szCs w:val="18"/>
+              </w:rPr>
+              <w:t>경계값</w:t>
+            </w:r>
+            <w:proofErr w:type="spellEnd"/>
+            <w:r>
+              <w:rPr>
+                <w:b/>
+                <w:bCs/>
+                <w:color w:val="1F4E79"/>
+                <w:sz w:val="18"/>
+                <w:szCs w:val="18"/>
+              </w:rPr>
+              <w:t xml:space="preserve"> (6.15절 의미 규칙)</w:t>
             </w:r>
           </w:p>
           <w:p>
@@ -20396,7 +22965,7 @@
                           <pic:cNvPicPr/>
                         </pic:nvPicPr>
                         <pic:blipFill>
-                          <a:blip r:embed="rId58"/>
+                          <a:blip r:embed="rId69"/>
                           <a:stretch>
                             <a:fillRect/>
                           </a:stretch>
@@ -20473,7 +23042,29 @@
                 <w:sz w:val="18"/>
                 <w:szCs w:val="18"/>
               </w:rPr>
-              <w:t>[목표] 종료일 &lt; 시작일 오류 (6.15절 비정상)</w:t>
+              <w:t xml:space="preserve">[목표] 종료일 </w:t>
+            </w:r>
+            <w:proofErr w:type="gramStart"/>
+            <w:r>
+              <w:rPr>
+                <w:b/>
+                <w:bCs/>
+                <w:color w:val="1F4E79"/>
+                <w:sz w:val="18"/>
+                <w:szCs w:val="18"/>
+              </w:rPr>
+              <w:t>&lt; 시작일</w:t>
+            </w:r>
+            <w:proofErr w:type="gramEnd"/>
+            <w:r>
+              <w:rPr>
+                <w:b/>
+                <w:bCs/>
+                <w:color w:val="1F4E79"/>
+                <w:sz w:val="18"/>
+                <w:szCs w:val="18"/>
+              </w:rPr>
+              <w:t xml:space="preserve"> 오류 (6.15절 비정상)</w:t>
             </w:r>
           </w:p>
           <w:p>
@@ -20535,7 +23126,23 @@
                 <w:sz w:val="18"/>
                 <w:szCs w:val="18"/>
               </w:rPr>
-              <w:t>(좌동)</w:t>
+              <w:t>(</w:t>
+            </w:r>
+            <w:proofErr w:type="spellStart"/>
+            <w:r>
+              <w:rPr>
+                <w:sz w:val="18"/>
+                <w:szCs w:val="18"/>
+              </w:rPr>
+              <w:t>좌동</w:t>
+            </w:r>
+            <w:proofErr w:type="spellEnd"/>
+            <w:r>
+              <w:rPr>
+                <w:sz w:val="18"/>
+                <w:szCs w:val="18"/>
+              </w:rPr>
+              <w:t>)</w:t>
             </w:r>
           </w:p>
         </w:tc>
@@ -20660,7 +23267,23 @@
                 <w:sz w:val="18"/>
                 <w:szCs w:val="18"/>
               </w:rPr>
-              <w:t>(좌동)</w:t>
+              <w:t>(</w:t>
+            </w:r>
+            <w:proofErr w:type="spellStart"/>
+            <w:r>
+              <w:rPr>
+                <w:sz w:val="18"/>
+                <w:szCs w:val="18"/>
+              </w:rPr>
+              <w:t>좌동</w:t>
+            </w:r>
+            <w:proofErr w:type="spellEnd"/>
+            <w:r>
+              <w:rPr>
+                <w:sz w:val="18"/>
+                <w:szCs w:val="18"/>
+              </w:rPr>
+              <w:t>)</w:t>
             </w:r>
           </w:p>
         </w:tc>
@@ -20692,6 +23315,14 @@
                 <w:szCs w:val="18"/>
               </w:rPr>
               <w:t>6.15-</w:t>
+            </w:r>
+            <w:r>
+              <w:rPr>
+                <w:b/>
+                <w:bCs/>
+                <w:sz w:val="18"/>
+                <w:szCs w:val="18"/>
+              </w:rPr>
               <w:lastRenderedPageBreak/>
               <w:t>5</w:t>
             </w:r>
@@ -20725,6 +23356,15 @@
               </w:rPr>
               <w:lastRenderedPageBreak/>
               <w:t xml:space="preserve">[목표] 수강신청 </w:t>
+            </w:r>
+            <w:r>
+              <w:rPr>
+                <w:b/>
+                <w:bCs/>
+                <w:color w:val="1F4E79"/>
+                <w:sz w:val="18"/>
+                <w:szCs w:val="18"/>
+              </w:rPr>
               <w:lastRenderedPageBreak/>
               <w:t>기간 설정 — 날짜 2000 미만 오류 (5.2.5절)</w:t>
             </w:r>
@@ -20764,6 +23404,12 @@
               </w:rPr>
               <w:lastRenderedPageBreak/>
               <w:t xml:space="preserve">!!! 오류: 날짜는 </w:t>
+            </w:r>
+            <w:r>
+              <w:rPr>
+                <w:sz w:val="18"/>
+                <w:szCs w:val="18"/>
+              </w:rPr>
               <w:lastRenderedPageBreak/>
               <w:t>2000-01-01 ~ 2099-12-31 범위여야 합니다.</w:t>
             </w:r>
@@ -20793,7 +23439,23 @@
                 <w:szCs w:val="18"/>
               </w:rPr>
               <w:lastRenderedPageBreak/>
-              <w:t>(좌동)</w:t>
+              <w:t>(</w:t>
+            </w:r>
+            <w:proofErr w:type="spellStart"/>
+            <w:r>
+              <w:rPr>
+                <w:sz w:val="18"/>
+                <w:szCs w:val="18"/>
+              </w:rPr>
+              <w:t>좌동</w:t>
+            </w:r>
+            <w:proofErr w:type="spellEnd"/>
+            <w:r>
+              <w:rPr>
+                <w:sz w:val="18"/>
+                <w:szCs w:val="18"/>
+              </w:rPr>
+              <w:t>)</w:t>
             </w:r>
           </w:p>
         </w:tc>
@@ -20917,7 +23579,23 @@
                 <w:sz w:val="18"/>
                 <w:szCs w:val="18"/>
               </w:rPr>
-              <w:t>(좌동)</w:t>
+              <w:t>(</w:t>
+            </w:r>
+            <w:proofErr w:type="spellStart"/>
+            <w:r>
+              <w:rPr>
+                <w:sz w:val="18"/>
+                <w:szCs w:val="18"/>
+              </w:rPr>
+              <w:t>좌동</w:t>
+            </w:r>
+            <w:proofErr w:type="spellEnd"/>
+            <w:r>
+              <w:rPr>
+                <w:sz w:val="18"/>
+                <w:szCs w:val="18"/>
+              </w:rPr>
+              <w:t>)</w:t>
             </w:r>
           </w:p>
         </w:tc>
@@ -21009,6 +23687,7 @@
             <w:vAlign w:val="center"/>
           </w:tcPr>
           <w:p>
+            <w:proofErr w:type="gramStart"/>
             <w:r>
               <w:rPr>
                 <w:b/>
@@ -21017,7 +23696,18 @@
                 <w:sz w:val="18"/>
                 <w:szCs w:val="18"/>
               </w:rPr>
-              <w:t>목표 / 입력</w:t>
+              <w:t>목표 /</w:t>
+            </w:r>
+            <w:proofErr w:type="gramEnd"/>
+            <w:r>
+              <w:rPr>
+                <w:b/>
+                <w:bCs/>
+                <w:color w:val="FFFFFF"/>
+                <w:sz w:val="18"/>
+                <w:szCs w:val="18"/>
+              </w:rPr>
+              <w:t xml:space="preserve"> 입력</w:t>
             </w:r>
           </w:p>
         </w:tc>
@@ -21215,7 +23905,7 @@
                           <pic:cNvPicPr/>
                         </pic:nvPicPr>
                         <pic:blipFill>
-                          <a:blip r:embed="rId59"/>
+                          <a:blip r:embed="rId70"/>
                           <a:stretch>
                             <a:fillRect/>
                           </a:stretch>
@@ -21264,7 +23954,6 @@
                 <w:sz w:val="18"/>
                 <w:szCs w:val="18"/>
               </w:rPr>
-              <w:lastRenderedPageBreak/>
               <w:t>6.16-2</w:t>
             </w:r>
           </w:p>
@@ -21295,7 +23984,29 @@
                 <w:sz w:val="18"/>
                 <w:szCs w:val="18"/>
               </w:rPr>
-              <w:t>[목표] 전체 수강 현황 — enrolled만 집계 (6.16절 / 4.5절)</w:t>
+              <w:t>[목표] 전체 수강 현황 — enrolled만 집계 (6.16</w:t>
+            </w:r>
+            <w:proofErr w:type="gramStart"/>
+            <w:r>
+              <w:rPr>
+                <w:b/>
+                <w:bCs/>
+                <w:color w:val="1F4E79"/>
+                <w:sz w:val="18"/>
+                <w:szCs w:val="18"/>
+              </w:rPr>
+              <w:t>절 /</w:t>
+            </w:r>
+            <w:proofErr w:type="gramEnd"/>
+            <w:r>
+              <w:rPr>
+                <w:b/>
+                <w:bCs/>
+                <w:color w:val="1F4E79"/>
+                <w:sz w:val="18"/>
+                <w:szCs w:val="18"/>
+              </w:rPr>
+              <w:t xml:space="preserve"> 4.5절)</w:t>
             </w:r>
           </w:p>
           <w:p>
@@ -21355,7 +24066,6 @@
           </w:tcPr>
           <w:p>
             <w:pPr>
-              <w:spacing w:before="0" w:after="0"/>
               <w:rPr>
                 <w:sz w:val="18"/>
                 <w:szCs w:val="18"/>
@@ -21366,7 +24076,23 @@
                 <w:sz w:val="18"/>
                 <w:szCs w:val="18"/>
               </w:rPr>
-              <w:t xml:space="preserve">(좌동)</w:t>
+              <w:t>(</w:t>
+            </w:r>
+            <w:proofErr w:type="spellStart"/>
+            <w:r>
+              <w:rPr>
+                <w:sz w:val="18"/>
+                <w:szCs w:val="18"/>
+              </w:rPr>
+              <w:t>좌동</w:t>
+            </w:r>
+            <w:proofErr w:type="spellEnd"/>
+            <w:r>
+              <w:rPr>
+                <w:sz w:val="18"/>
+                <w:szCs w:val="18"/>
+              </w:rPr>
+              <w:t>)</w:t>
             </w:r>
           </w:p>
         </w:tc>
@@ -21374,8 +24100,8 @@
     </w:tbl>
     <w:p/>
     <w:sectPr>
-      <w:headerReference w:type="default" r:id="rId61"/>
-      <w:footerReference w:type="default" r:id="rId62"/>
+      <w:headerReference w:type="default" r:id="rId71"/>
+      <w:footerReference w:type="default" r:id="rId72"/>
       <w:pgSz w:w="11906" w:h="16838"/>
       <w:pgMar w:top="1080" w:right="1080" w:bottom="1080" w:left="1080" w:header="708" w:footer="708" w:gutter="0"/>
       <w:cols w:space="720"/>

--- a/발표준비/B04_보고서_최종.docx
+++ b/발표준비/B04_보고서_최종.docx
@@ -148,13 +148,8 @@
         <w:jc w:val="center"/>
       </w:pPr>
       <w:r>
-        <w:t xml:space="preserve">202312363 </w:t>
+        <w:t>202312363 이강준</w:t>
       </w:r>
-      <w:proofErr w:type="spellStart"/>
-      <w:r>
-        <w:t>이강준</w:t>
-      </w:r>
-      <w:proofErr w:type="spellEnd"/>
     </w:p>
     <w:p>
       <w:pPr>
@@ -174,12 +169,10 @@
       <w:pPr>
         <w:pStyle w:val="1"/>
       </w:pPr>
-      <w:proofErr w:type="gramStart"/>
       <w:r>
         <w:lastRenderedPageBreak/>
         <w:t>목  차</w:t>
       </w:r>
-      <w:proofErr w:type="gramEnd"/>
     </w:p>
     <w:p>
       <w:pPr>
@@ -266,15 +259,7 @@
         <w:spacing w:before="80" w:after="80"/>
       </w:pPr>
       <w:r>
-        <w:t xml:space="preserve">   2.8 </w:t>
-      </w:r>
-      <w:proofErr w:type="spellStart"/>
-      <w:r>
-        <w:t>기이수</w:t>
-      </w:r>
-      <w:proofErr w:type="spellEnd"/>
-      <w:r>
-        <w:t xml:space="preserve"> 과목 관리 (6.8절)</w:t>
+        <w:t xml:space="preserve">   2.8 기이수 과목 관리 (6.8절)</w:t>
       </w:r>
     </w:p>
     <w:p>
@@ -364,39 +349,7 @@
           <w:sz w:val="20"/>
           <w:szCs w:val="20"/>
         </w:rPr>
-        <w:t xml:space="preserve">본 보고서는 '건국 수강신청 시뮬레이터(B04)'의 1차 구현물에 대한 전체 통합 검사 결과를 기록한 문서이다. 기획서(1차 기획서 </w:t>
-      </w:r>
-      <w:proofErr w:type="spellStart"/>
-      <w:r>
-        <w:rPr>
-          <w:sz w:val="20"/>
-          <w:szCs w:val="20"/>
-        </w:rPr>
-        <w:t>완성본</w:t>
-      </w:r>
-      <w:proofErr w:type="spellEnd"/>
-      <w:r>
-        <w:rPr>
-          <w:sz w:val="20"/>
-          <w:szCs w:val="20"/>
-        </w:rPr>
-        <w:t xml:space="preserve">)를 기준으로 테스트 케이스를 작성하였으며, </w:t>
-      </w:r>
-      <w:proofErr w:type="spellStart"/>
-      <w:r>
-        <w:rPr>
-          <w:sz w:val="20"/>
-          <w:szCs w:val="20"/>
-        </w:rPr>
-        <w:t>브랜치</w:t>
-      </w:r>
-      <w:proofErr w:type="spellEnd"/>
-      <w:r>
-        <w:rPr>
-          <w:sz w:val="20"/>
-          <w:szCs w:val="20"/>
-        </w:rPr>
-        <w:t xml:space="preserve"> 커버리지 100%를 목표로 구성하였다.</w:t>
+        <w:t>본 보고서는 '건국 수강신청 시뮬레이터(B04)'의 1차 구현물에 대한 전체 통합 검사 결과를 기록한 문서이다. 기획서(1차 기획서 완성본)를 기준으로 테스트 케이스를 작성하였으며, 브랜치 커버리지 100%를 목표로 구성하였다.</w:t>
       </w:r>
     </w:p>
     <w:p/>
@@ -421,23 +374,7 @@
           <w:sz w:val="20"/>
           <w:szCs w:val="20"/>
         </w:rPr>
-        <w:t xml:space="preserve">검사 기준: 1차 기획서 </w:t>
-      </w:r>
-      <w:proofErr w:type="spellStart"/>
-      <w:r>
-        <w:rPr>
-          <w:sz w:val="20"/>
-          <w:szCs w:val="20"/>
-        </w:rPr>
-        <w:t>완성본</w:t>
-      </w:r>
-      <w:proofErr w:type="spellEnd"/>
-      <w:r>
-        <w:rPr>
-          <w:sz w:val="20"/>
-          <w:szCs w:val="20"/>
-        </w:rPr>
-        <w:t xml:space="preserve"> v2</w:t>
+        <w:t>검사 기준: 1차 기획서 완성본 v2</w:t>
       </w:r>
     </w:p>
     <w:p>
@@ -489,21 +426,12 @@
           <w:numId w:val="2"/>
         </w:numPr>
       </w:pPr>
-      <w:proofErr w:type="gramStart"/>
       <w:r>
         <w:rPr>
           <w:sz w:val="20"/>
           <w:szCs w:val="20"/>
         </w:rPr>
-        <w:t>목표 /</w:t>
-      </w:r>
-      <w:proofErr w:type="gramEnd"/>
-      <w:r>
-        <w:rPr>
-          <w:sz w:val="20"/>
-          <w:szCs w:val="20"/>
-        </w:rPr>
-        <w:t xml:space="preserve"> 입력: [목표]는 해당 그룹에서 1회만 표시, 입력은 각 행마다 명시</w:t>
+        <w:t>목표 / 입력: [목표]는 해당 그룹에서 1회만 표시, 입력은 각 행마다 명시</w:t>
       </w:r>
     </w:p>
     <w:p>
@@ -535,23 +463,7 @@
           <w:sz w:val="20"/>
           <w:szCs w:val="20"/>
         </w:rPr>
-        <w:t>실제 결과: 구현 수정 후 재검사 통과한 결과만 기재 ((</w:t>
-      </w:r>
-      <w:proofErr w:type="spellStart"/>
-      <w:r>
-        <w:rPr>
-          <w:sz w:val="20"/>
-          <w:szCs w:val="20"/>
-        </w:rPr>
-        <w:t>좌동</w:t>
-      </w:r>
-      <w:proofErr w:type="spellEnd"/>
-      <w:r>
-        <w:rPr>
-          <w:sz w:val="20"/>
-          <w:szCs w:val="20"/>
-        </w:rPr>
-        <w:t>) = 예상과 동일)</w:t>
+        <w:t>실제 결과: 구현 수정 후 재검사 통과한 결과만 기재 ((좌동) = 예상과 동일)</w:t>
       </w:r>
     </w:p>
     <w:p>
@@ -653,7 +565,6 @@
             <w:vAlign w:val="center"/>
           </w:tcPr>
           <w:p>
-            <w:proofErr w:type="gramStart"/>
             <w:r>
               <w:rPr>
                 <w:b/>
@@ -662,18 +573,7 @@
                 <w:sz w:val="18"/>
                 <w:szCs w:val="18"/>
               </w:rPr>
-              <w:t>목표 /</w:t>
-            </w:r>
-            <w:proofErr w:type="gramEnd"/>
-            <w:r>
-              <w:rPr>
-                <w:b/>
-                <w:bCs/>
-                <w:color w:val="FFFFFF"/>
-                <w:sz w:val="18"/>
-                <w:szCs w:val="18"/>
-              </w:rPr>
-              <w:t xml:space="preserve"> 입력</w:t>
+              <w:t>목표 / 입력</w:t>
             </w:r>
           </w:p>
         </w:tc>
@@ -1176,23 +1076,7 @@
                 <w:sz w:val="18"/>
                 <w:szCs w:val="18"/>
               </w:rPr>
-              <w:t>(</w:t>
-            </w:r>
-            <w:proofErr w:type="spellStart"/>
-            <w:r>
-              <w:rPr>
-                <w:sz w:val="18"/>
-                <w:szCs w:val="18"/>
-              </w:rPr>
-              <w:t>좌동</w:t>
-            </w:r>
-            <w:proofErr w:type="spellEnd"/>
-            <w:r>
-              <w:rPr>
-                <w:sz w:val="18"/>
-                <w:szCs w:val="18"/>
-              </w:rPr>
-              <w:t>)</w:t>
+              <w:t>(좌동)</w:t>
             </w:r>
           </w:p>
         </w:tc>
@@ -1251,23 +1135,7 @@
                 <w:sz w:val="18"/>
                 <w:szCs w:val="18"/>
               </w:rPr>
-              <w:t>입력: "</w:t>
-            </w:r>
-            <w:proofErr w:type="spellStart"/>
-            <w:r>
-              <w:rPr>
-                <w:sz w:val="18"/>
-                <w:szCs w:val="18"/>
-              </w:rPr>
-              <w:t>abcd-ef-gh</w:t>
-            </w:r>
-            <w:proofErr w:type="spellEnd"/>
-            <w:r>
-              <w:rPr>
-                <w:sz w:val="18"/>
-                <w:szCs w:val="18"/>
-              </w:rPr>
-              <w:t>"</w:t>
+              <w:t>입력: "abcd-ef-gh"</w:t>
             </w:r>
           </w:p>
           <w:p/>
@@ -1322,23 +1190,7 @@
                 <w:sz w:val="18"/>
                 <w:szCs w:val="18"/>
               </w:rPr>
-              <w:t>(</w:t>
-            </w:r>
-            <w:proofErr w:type="spellStart"/>
-            <w:r>
-              <w:rPr>
-                <w:sz w:val="18"/>
-                <w:szCs w:val="18"/>
-              </w:rPr>
-              <w:t>좌동</w:t>
-            </w:r>
-            <w:proofErr w:type="spellEnd"/>
-            <w:r>
-              <w:rPr>
-                <w:sz w:val="18"/>
-                <w:szCs w:val="18"/>
-              </w:rPr>
-              <w:t>)</w:t>
+              <w:t>(좌동)</w:t>
             </w:r>
           </w:p>
         </w:tc>
@@ -1459,23 +1311,7 @@
                 <w:sz w:val="18"/>
                 <w:szCs w:val="18"/>
               </w:rPr>
-              <w:t>(</w:t>
-            </w:r>
-            <w:proofErr w:type="spellStart"/>
-            <w:r>
-              <w:rPr>
-                <w:sz w:val="18"/>
-                <w:szCs w:val="18"/>
-              </w:rPr>
-              <w:t>좌동</w:t>
-            </w:r>
-            <w:proofErr w:type="spellEnd"/>
-            <w:r>
-              <w:rPr>
-                <w:sz w:val="18"/>
-                <w:szCs w:val="18"/>
-              </w:rPr>
-              <w:t>)</w:t>
+              <w:t>(좌동)</w:t>
             </w:r>
           </w:p>
         </w:tc>
@@ -1560,12 +1396,6 @@
                 <w:szCs w:val="18"/>
               </w:rPr>
               <w:t>!!! 오류: 날짜 형식이 올바르</w:t>
-            </w:r>
-            <w:r>
-              <w:rPr>
-                <w:sz w:val="18"/>
-                <w:szCs w:val="18"/>
-              </w:rPr>
               <w:lastRenderedPageBreak/>
               <w:t>지 않습니다. 출력 후 재입력 대기</w:t>
             </w:r>
@@ -1594,23 +1424,7 @@
                 <w:szCs w:val="18"/>
               </w:rPr>
               <w:lastRenderedPageBreak/>
-              <w:t>(</w:t>
-            </w:r>
-            <w:proofErr w:type="spellStart"/>
-            <w:r>
-              <w:rPr>
-                <w:sz w:val="18"/>
-                <w:szCs w:val="18"/>
-              </w:rPr>
-              <w:t>좌동</w:t>
-            </w:r>
-            <w:proofErr w:type="spellEnd"/>
-            <w:r>
-              <w:rPr>
-                <w:sz w:val="18"/>
-                <w:szCs w:val="18"/>
-              </w:rPr>
-              <w:t>)</w:t>
+              <w:t>(좌동)</w:t>
             </w:r>
           </w:p>
         </w:tc>
@@ -2014,7 +1828,6 @@
             <w:vAlign w:val="center"/>
           </w:tcPr>
           <w:p>
-            <w:proofErr w:type="gramStart"/>
             <w:r>
               <w:rPr>
                 <w:b/>
@@ -2023,18 +1836,7 @@
                 <w:sz w:val="18"/>
                 <w:szCs w:val="18"/>
               </w:rPr>
-              <w:t>목표 /</w:t>
-            </w:r>
-            <w:proofErr w:type="gramEnd"/>
-            <w:r>
-              <w:rPr>
-                <w:b/>
-                <w:bCs/>
-                <w:color w:val="FFFFFF"/>
-                <w:sz w:val="18"/>
-                <w:szCs w:val="18"/>
-              </w:rPr>
-              <w:t xml:space="preserve"> 입력</w:t>
+              <w:t>목표 / 입력</w:t>
             </w:r>
           </w:p>
         </w:tc>
@@ -2487,7 +2289,299 @@
                 <w:szCs w:val="18"/>
               </w:rPr>
               <w:t>방법: 파일 삭제 후 실</w:t>
-            </w:r>
+              <w:lastRenderedPageBreak/>
+              <w:t>행</w:t>
+            </w:r>
+          </w:p>
+        </w:tc>
+        <w:tc>
+          <w:tcPr>
+            <w:tcW w:w="2800" w:type="dxa"/>
+            <w:tcBorders>
+              <w:top w:val="single" w:sz="1" w:space="0" w:color="AAAAAA"/>
+              <w:left w:val="single" w:sz="1" w:space="0" w:color="AAAAAA"/>
+              <w:bottom w:val="single" w:sz="1" w:space="0" w:color="AAAAAA"/>
+              <w:right w:val="single" w:sz="1" w:space="0" w:color="AAAAAA"/>
+            </w:tcBorders>
+            <w:tcMar>
+              <w:top w:w="80" w:type="dxa"/>
+              <w:left w:w="120" w:type="dxa"/>
+              <w:bottom w:w="80" w:type="dxa"/>
+              <w:right w:w="120" w:type="dxa"/>
+            </w:tcMar>
+          </w:tcPr>
+          <w:p>
+            <w:r>
+              <w:rPr>
+                <w:sz w:val="18"/>
+                <w:szCs w:val="18"/>
+              </w:rPr>
+              <w:lastRenderedPageBreak/>
+              <w:t>'2026-04-01,2026-04-01' 내용으로 config.txt 자동 생성</w:t>
+            </w:r>
+          </w:p>
+        </w:tc>
+        <w:tc>
+          <w:tcPr>
+            <w:tcW w:w="1400" w:type="dxa"/>
+            <w:tcBorders>
+              <w:top w:val="single" w:sz="1" w:space="0" w:color="AAAAAA"/>
+              <w:left w:val="single" w:sz="1" w:space="0" w:color="AAAAAA"/>
+              <w:bottom w:val="single" w:sz="1" w:space="0" w:color="AAAAAA"/>
+              <w:right w:val="single" w:sz="1" w:space="0" w:color="AAAAAA"/>
+            </w:tcBorders>
+            <w:tcMar>
+              <w:top w:w="80" w:type="dxa"/>
+              <w:left w:w="120" w:type="dxa"/>
+              <w:bottom w:w="80" w:type="dxa"/>
+              <w:right w:w="120" w:type="dxa"/>
+            </w:tcMar>
+          </w:tcPr>
+          <w:p>
+            <w:pPr>
+              <w:rPr>
+                <w:sz w:val="18"/>
+                <w:szCs w:val="18"/>
+              </w:rPr>
+            </w:pPr>
+            <w:r>
+              <w:rPr>
+                <w:sz w:val="18"/>
+                <w:szCs w:val="18"/>
+              </w:rPr>
+              <w:t>config.txt 자동 생성됨 — 프로그램 정상 실행</w:t>
+            </w:r>
+          </w:p>
+          <w:p>
+            <w:pPr>
+              <w:rPr>
+                <w:sz w:val="18"/>
+                <w:szCs w:val="18"/>
+              </w:rPr>
+            </w:pPr>
+            <w:r>
+              <w:rPr>
+                <w:sz w:val="18"/>
+                <w:szCs w:val="18"/>
+              </w:rPr>
+              <w:t>(파일 생성 동작 스크린샷 생략 가능)</w:t>
+            </w:r>
+          </w:p>
+        </w:tc>
+      </w:tr>
+      <w:tr>
+        <w:tc>
+          <w:tcPr>
+            <w:tcW w:w="900" w:type="dxa"/>
+            <w:tcBorders>
+              <w:top w:val="single" w:sz="1" w:space="0" w:color="AAAAAA"/>
+              <w:left w:val="single" w:sz="1" w:space="0" w:color="AAAAAA"/>
+              <w:bottom w:val="single" w:sz="1" w:space="0" w:color="AAAAAA"/>
+              <w:right w:val="single" w:sz="1" w:space="0" w:color="AAAAAA"/>
+            </w:tcBorders>
+            <w:shd w:val="clear" w:color="auto" w:fill="EBF3FB"/>
+            <w:tcMar>
+              <w:top w:w="80" w:type="dxa"/>
+              <w:left w:w="120" w:type="dxa"/>
+              <w:bottom w:w="80" w:type="dxa"/>
+              <w:right w:w="120" w:type="dxa"/>
+            </w:tcMar>
+          </w:tcPr>
+          <w:p>
+            <w:r>
+              <w:rPr>
+                <w:b/>
+                <w:bCs/>
+                <w:sz w:val="18"/>
+                <w:szCs w:val="18"/>
+              </w:rPr>
+              <w:t>5.5-4</w:t>
+            </w:r>
+          </w:p>
+        </w:tc>
+        <w:tc>
+          <w:tcPr>
+            <w:tcW w:w="3800" w:type="dxa"/>
+            <w:tcBorders>
+              <w:top w:val="single" w:sz="1" w:space="0" w:color="AAAAAA"/>
+              <w:left w:val="single" w:sz="1" w:space="0" w:color="AAAAAA"/>
+              <w:bottom w:val="single" w:sz="1" w:space="0" w:color="AAAAAA"/>
+              <w:right w:val="single" w:sz="1" w:space="0" w:color="AAAAAA"/>
+            </w:tcBorders>
+            <w:shd w:val="clear" w:color="auto" w:fill="EBF3FB"/>
+            <w:tcMar>
+              <w:top w:w="80" w:type="dxa"/>
+              <w:left w:w="120" w:type="dxa"/>
+              <w:bottom w:w="80" w:type="dxa"/>
+              <w:right w:w="120" w:type="dxa"/>
+            </w:tcMar>
+          </w:tcPr>
+          <w:p>
+            <w:r>
+              <w:rPr>
+                <w:b/>
+                <w:bCs/>
+                <w:color w:val="1F4E79"/>
+                <w:sz w:val="18"/>
+                <w:szCs w:val="18"/>
+              </w:rPr>
+              <w:t>[목표] 누락 파일 자동 생성 확인 (5.5절 — colleges.txt)</w:t>
+            </w:r>
+          </w:p>
+          <w:p>
+            <w:r>
+              <w:rPr>
+                <w:sz w:val="18"/>
+                <w:szCs w:val="18"/>
+              </w:rPr>
+              <w:t>입력: colleges.txt 삭제 후 프로그램 실행</w:t>
+            </w:r>
+          </w:p>
+          <w:p/>
+        </w:tc>
+        <w:tc>
+          <w:tcPr>
+            <w:tcW w:w="2800" w:type="dxa"/>
+            <w:tcBorders>
+              <w:top w:val="single" w:sz="1" w:space="0" w:color="AAAAAA"/>
+              <w:left w:val="single" w:sz="1" w:space="0" w:color="AAAAAA"/>
+              <w:bottom w:val="single" w:sz="1" w:space="0" w:color="AAAAAA"/>
+              <w:right w:val="single" w:sz="1" w:space="0" w:color="AAAAAA"/>
+            </w:tcBorders>
+            <w:shd w:val="clear" w:color="auto" w:fill="EBF3FB"/>
+            <w:tcMar>
+              <w:top w:w="80" w:type="dxa"/>
+              <w:left w:w="120" w:type="dxa"/>
+              <w:bottom w:w="80" w:type="dxa"/>
+              <w:right w:w="120" w:type="dxa"/>
+            </w:tcMar>
+          </w:tcPr>
+          <w:p>
+            <w:r>
+              <w:rPr>
+                <w:sz w:val="18"/>
+                <w:szCs w:val="18"/>
+              </w:rPr>
+              <w:t>기본 단과대/전공 목록 포함한 colleges.txt 자동 생성</w:t>
+            </w:r>
+          </w:p>
+        </w:tc>
+        <w:tc>
+          <w:tcPr>
+            <w:tcW w:w="1400" w:type="dxa"/>
+            <w:tcBorders>
+              <w:top w:val="single" w:sz="1" w:space="0" w:color="AAAAAA"/>
+              <w:left w:val="single" w:sz="1" w:space="0" w:color="AAAAAA"/>
+              <w:bottom w:val="single" w:sz="1" w:space="0" w:color="AAAAAA"/>
+              <w:right w:val="single" w:sz="1" w:space="0" w:color="AAAAAA"/>
+            </w:tcBorders>
+            <w:shd w:val="clear" w:color="auto" w:fill="EBF3FB"/>
+            <w:tcMar>
+              <w:top w:w="80" w:type="dxa"/>
+              <w:left w:w="120" w:type="dxa"/>
+              <w:bottom w:w="80" w:type="dxa"/>
+              <w:right w:w="120" w:type="dxa"/>
+            </w:tcMar>
+          </w:tcPr>
+          <w:p>
+            <w:pPr>
+              <w:rPr>
+                <w:sz w:val="18"/>
+                <w:szCs w:val="18"/>
+              </w:rPr>
+            </w:pPr>
+            <w:r>
+              <w:rPr>
+                <w:sz w:val="18"/>
+                <w:szCs w:val="18"/>
+              </w:rPr>
+              <w:t>colleges.txt 자동 생성됨 — 프로그램 정상 실행</w:t>
+            </w:r>
+          </w:p>
+          <w:p>
+            <w:pPr>
+              <w:rPr>
+                <w:sz w:val="18"/>
+                <w:szCs w:val="18"/>
+              </w:rPr>
+            </w:pPr>
+            <w:r>
+              <w:rPr>
+                <w:sz w:val="18"/>
+                <w:szCs w:val="18"/>
+              </w:rPr>
+              <w:t>(파일 생성 동작 스크린샷 생략 가능)</w:t>
+            </w:r>
+          </w:p>
+        </w:tc>
+      </w:tr>
+      <w:tr>
+        <w:tc>
+          <w:tcPr>
+            <w:tcW w:w="900" w:type="dxa"/>
+            <w:tcBorders>
+              <w:top w:val="single" w:sz="1" w:space="0" w:color="AAAAAA"/>
+              <w:left w:val="single" w:sz="1" w:space="0" w:color="AAAAAA"/>
+              <w:bottom w:val="single" w:sz="1" w:space="0" w:color="AAAAAA"/>
+              <w:right w:val="single" w:sz="1" w:space="0" w:color="AAAAAA"/>
+            </w:tcBorders>
+            <w:tcMar>
+              <w:top w:w="80" w:type="dxa"/>
+              <w:left w:w="120" w:type="dxa"/>
+              <w:bottom w:w="80" w:type="dxa"/>
+              <w:right w:w="120" w:type="dxa"/>
+            </w:tcMar>
+          </w:tcPr>
+          <w:p>
+            <w:r>
+              <w:rPr>
+                <w:b/>
+                <w:bCs/>
+                <w:sz w:val="18"/>
+                <w:szCs w:val="18"/>
+              </w:rPr>
+              <w:t>5.5-5</w:t>
+            </w:r>
+          </w:p>
+        </w:tc>
+        <w:tc>
+          <w:tcPr>
+            <w:tcW w:w="3800" w:type="dxa"/>
+            <w:tcBorders>
+              <w:top w:val="single" w:sz="1" w:space="0" w:color="AAAAAA"/>
+              <w:left w:val="single" w:sz="1" w:space="0" w:color="AAAAAA"/>
+              <w:bottom w:val="single" w:sz="1" w:space="0" w:color="AAAAAA"/>
+              <w:right w:val="single" w:sz="1" w:space="0" w:color="AAAAAA"/>
+            </w:tcBorders>
+            <w:tcMar>
+              <w:top w:w="80" w:type="dxa"/>
+              <w:left w:w="120" w:type="dxa"/>
+              <w:bottom w:w="80" w:type="dxa"/>
+              <w:right w:w="120" w:type="dxa"/>
+            </w:tcMar>
+          </w:tcPr>
+          <w:p>
+            <w:r>
+              <w:rPr>
+                <w:b/>
+                <w:bCs/>
+                <w:color w:val="1F4E79"/>
+                <w:sz w:val="18"/>
+                <w:szCs w:val="18"/>
+              </w:rPr>
+              <w:t>[목표] 문법 규칙 위반 행 감지 후 종료 (5.5절 문법 규칙 검사)</w:t>
+            </w:r>
+          </w:p>
+          <w:p>
+            <w:r>
+              <w:rPr>
+                <w:sz w:val="18"/>
+                <w:szCs w:val="18"/>
+              </w:rPr>
+              <w:t>입력: students.txt 특정 행에 필드 수 부족(쉼표 누락)하게 직접 편집</w:t>
+            </w:r>
+          </w:p>
+          <w:p>
             <w:r>
               <w:rPr>
                 <w:i/>
@@ -2496,8 +2590,7 @@
                 <w:sz w:val="18"/>
                 <w:szCs w:val="18"/>
               </w:rPr>
-              <w:lastRenderedPageBreak/>
-              <w:t>행</w:t>
+              <w:t>방법: 메모장으로 파일 편집 후 실행</w:t>
             </w:r>
           </w:p>
         </w:tc>
@@ -2523,8 +2616,7 @@
                 <w:sz w:val="18"/>
                 <w:szCs w:val="18"/>
               </w:rPr>
-              <w:lastRenderedPageBreak/>
-              <w:t>'2026-04-01,2026-04-01' 내용으로 config.txt 자동 생성</w:t>
+              <w:t>!!! 오류: students.txt [행번호]행 - 문법 형식이 올바르지 않습니다 출력 후 종료</w:t>
             </w:r>
           </w:p>
         </w:tc>
@@ -2545,359 +2637,12 @@
             </w:tcMar>
           </w:tcPr>
           <w:p>
-            <w:pPr>
-              <w:rPr>
-                <w:sz w:val="18"/>
-                <w:szCs w:val="18"/>
-              </w:rPr>
-            </w:pPr>
-            <w:r>
-              <w:rPr>
-                <w:sz w:val="18"/>
-                <w:szCs w:val="18"/>
-              </w:rPr>
-              <w:t>config.txt 자동 생성됨 — 프로그램 정상 실행</w:t>
-            </w:r>
-          </w:p>
-          <w:p>
-            <w:pPr>
-              <w:rPr>
-                <w:sz w:val="18"/>
-                <w:szCs w:val="18"/>
-              </w:rPr>
-            </w:pPr>
-            <w:r>
-              <w:rPr>
-                <w:sz w:val="18"/>
-                <w:szCs w:val="18"/>
-              </w:rPr>
-              <w:t>(파일 생성 동작 스크린샷 생략 가능)</w:t>
-            </w:r>
-          </w:p>
-        </w:tc>
-      </w:tr>
-      <w:tr>
-        <w:tc>
-          <w:tcPr>
-            <w:tcW w:w="900" w:type="dxa"/>
-            <w:tcBorders>
-              <w:top w:val="single" w:sz="1" w:space="0" w:color="AAAAAA"/>
-              <w:left w:val="single" w:sz="1" w:space="0" w:color="AAAAAA"/>
-              <w:bottom w:val="single" w:sz="1" w:space="0" w:color="AAAAAA"/>
-              <w:right w:val="single" w:sz="1" w:space="0" w:color="AAAAAA"/>
-            </w:tcBorders>
-            <w:shd w:val="clear" w:color="auto" w:fill="EBF3FB"/>
-            <w:tcMar>
-              <w:top w:w="80" w:type="dxa"/>
-              <w:left w:w="120" w:type="dxa"/>
-              <w:bottom w:w="80" w:type="dxa"/>
-              <w:right w:w="120" w:type="dxa"/>
-            </w:tcMar>
-          </w:tcPr>
-          <w:p>
-            <w:r>
-              <w:rPr>
-                <w:b/>
-                <w:bCs/>
-                <w:sz w:val="18"/>
-                <w:szCs w:val="18"/>
-              </w:rPr>
-              <w:t>5.5-4</w:t>
-            </w:r>
-          </w:p>
-        </w:tc>
-        <w:tc>
-          <w:tcPr>
-            <w:tcW w:w="3800" w:type="dxa"/>
-            <w:tcBorders>
-              <w:top w:val="single" w:sz="1" w:space="0" w:color="AAAAAA"/>
-              <w:left w:val="single" w:sz="1" w:space="0" w:color="AAAAAA"/>
-              <w:bottom w:val="single" w:sz="1" w:space="0" w:color="AAAAAA"/>
-              <w:right w:val="single" w:sz="1" w:space="0" w:color="AAAAAA"/>
-            </w:tcBorders>
-            <w:shd w:val="clear" w:color="auto" w:fill="EBF3FB"/>
-            <w:tcMar>
-              <w:top w:w="80" w:type="dxa"/>
-              <w:left w:w="120" w:type="dxa"/>
-              <w:bottom w:w="80" w:type="dxa"/>
-              <w:right w:w="120" w:type="dxa"/>
-            </w:tcMar>
-          </w:tcPr>
-          <w:p>
-            <w:r>
-              <w:rPr>
-                <w:b/>
-                <w:bCs/>
-                <w:color w:val="1F4E79"/>
-                <w:sz w:val="18"/>
-                <w:szCs w:val="18"/>
-              </w:rPr>
-              <w:t>[목표] 누락 파일 자동 생성 확인 (5.5절 — colleges.txt)</w:t>
-            </w:r>
-          </w:p>
-          <w:p>
-            <w:r>
-              <w:rPr>
-                <w:sz w:val="18"/>
-                <w:szCs w:val="18"/>
-              </w:rPr>
-              <w:t>입력: colleges.txt 삭제 후 프로그램 실행</w:t>
-            </w:r>
-          </w:p>
-          <w:p/>
-        </w:tc>
-        <w:tc>
-          <w:tcPr>
-            <w:tcW w:w="2800" w:type="dxa"/>
-            <w:tcBorders>
-              <w:top w:val="single" w:sz="1" w:space="0" w:color="AAAAAA"/>
-              <w:left w:val="single" w:sz="1" w:space="0" w:color="AAAAAA"/>
-              <w:bottom w:val="single" w:sz="1" w:space="0" w:color="AAAAAA"/>
-              <w:right w:val="single" w:sz="1" w:space="0" w:color="AAAAAA"/>
-            </w:tcBorders>
-            <w:shd w:val="clear" w:color="auto" w:fill="EBF3FB"/>
-            <w:tcMar>
-              <w:top w:w="80" w:type="dxa"/>
-              <w:left w:w="120" w:type="dxa"/>
-              <w:bottom w:w="80" w:type="dxa"/>
-              <w:right w:w="120" w:type="dxa"/>
-            </w:tcMar>
-          </w:tcPr>
-          <w:p>
-            <w:r>
-              <w:rPr>
-                <w:sz w:val="18"/>
-                <w:szCs w:val="18"/>
-              </w:rPr>
-              <w:t xml:space="preserve">기본 </w:t>
-            </w:r>
-            <w:proofErr w:type="spellStart"/>
-            <w:r>
-              <w:rPr>
-                <w:sz w:val="18"/>
-                <w:szCs w:val="18"/>
-              </w:rPr>
-              <w:t>단과대</w:t>
-            </w:r>
-            <w:proofErr w:type="spellEnd"/>
-            <w:r>
-              <w:rPr>
-                <w:sz w:val="18"/>
-                <w:szCs w:val="18"/>
-              </w:rPr>
-              <w:t>/전공 목록 포함한 colleges.txt 자동 생성</w:t>
-            </w:r>
-          </w:p>
-        </w:tc>
-        <w:tc>
-          <w:tcPr>
-            <w:tcW w:w="1400" w:type="dxa"/>
-            <w:tcBorders>
-              <w:top w:val="single" w:sz="1" w:space="0" w:color="AAAAAA"/>
-              <w:left w:val="single" w:sz="1" w:space="0" w:color="AAAAAA"/>
-              <w:bottom w:val="single" w:sz="1" w:space="0" w:color="AAAAAA"/>
-              <w:right w:val="single" w:sz="1" w:space="0" w:color="AAAAAA"/>
-            </w:tcBorders>
-            <w:shd w:val="clear" w:color="auto" w:fill="EBF3FB"/>
-            <w:tcMar>
-              <w:top w:w="80" w:type="dxa"/>
-              <w:left w:w="120" w:type="dxa"/>
-              <w:bottom w:w="80" w:type="dxa"/>
-              <w:right w:w="120" w:type="dxa"/>
-            </w:tcMar>
-          </w:tcPr>
-          <w:p>
-            <w:pPr>
-              <w:rPr>
-                <w:sz w:val="18"/>
-                <w:szCs w:val="18"/>
-              </w:rPr>
-            </w:pPr>
-            <w:r>
-              <w:rPr>
-                <w:sz w:val="18"/>
-                <w:szCs w:val="18"/>
-              </w:rPr>
-              <w:t>colleges.txt 자동 생성됨 — 프로그램 정상 실행</w:t>
-            </w:r>
-          </w:p>
-          <w:p>
-            <w:pPr>
-              <w:rPr>
-                <w:sz w:val="18"/>
-                <w:szCs w:val="18"/>
-              </w:rPr>
-            </w:pPr>
-            <w:r>
-              <w:rPr>
-                <w:sz w:val="18"/>
-                <w:szCs w:val="18"/>
-              </w:rPr>
-              <w:t>(파일 생성 동작 스크린샷 생략 가능)</w:t>
-            </w:r>
-          </w:p>
-        </w:tc>
-      </w:tr>
-      <w:tr>
-        <w:tc>
-          <w:tcPr>
-            <w:tcW w:w="900" w:type="dxa"/>
-            <w:tcBorders>
-              <w:top w:val="single" w:sz="1" w:space="0" w:color="AAAAAA"/>
-              <w:left w:val="single" w:sz="1" w:space="0" w:color="AAAAAA"/>
-              <w:bottom w:val="single" w:sz="1" w:space="0" w:color="AAAAAA"/>
-              <w:right w:val="single" w:sz="1" w:space="0" w:color="AAAAAA"/>
-            </w:tcBorders>
-            <w:tcMar>
-              <w:top w:w="80" w:type="dxa"/>
-              <w:left w:w="120" w:type="dxa"/>
-              <w:bottom w:w="80" w:type="dxa"/>
-              <w:right w:w="120" w:type="dxa"/>
-            </w:tcMar>
-          </w:tcPr>
-          <w:p>
-            <w:r>
-              <w:rPr>
-                <w:b/>
-                <w:bCs/>
-                <w:sz w:val="18"/>
-                <w:szCs w:val="18"/>
-              </w:rPr>
-              <w:t>5.5-5</w:t>
-            </w:r>
-          </w:p>
-        </w:tc>
-        <w:tc>
-          <w:tcPr>
-            <w:tcW w:w="3800" w:type="dxa"/>
-            <w:tcBorders>
-              <w:top w:val="single" w:sz="1" w:space="0" w:color="AAAAAA"/>
-              <w:left w:val="single" w:sz="1" w:space="0" w:color="AAAAAA"/>
-              <w:bottom w:val="single" w:sz="1" w:space="0" w:color="AAAAAA"/>
-              <w:right w:val="single" w:sz="1" w:space="0" w:color="AAAAAA"/>
-            </w:tcBorders>
-            <w:tcMar>
-              <w:top w:w="80" w:type="dxa"/>
-              <w:left w:w="120" w:type="dxa"/>
-              <w:bottom w:w="80" w:type="dxa"/>
-              <w:right w:w="120" w:type="dxa"/>
-            </w:tcMar>
-          </w:tcPr>
-          <w:p>
-            <w:r>
-              <w:rPr>
-                <w:b/>
-                <w:bCs/>
-                <w:color w:val="1F4E79"/>
-                <w:sz w:val="18"/>
-                <w:szCs w:val="18"/>
-              </w:rPr>
-              <w:t>[목표] 문법 규칙 위반 행 감지 후 종료 (5.5절 문법 규칙 검사)</w:t>
-            </w:r>
-          </w:p>
-          <w:p>
-            <w:r>
-              <w:rPr>
-                <w:sz w:val="18"/>
-                <w:szCs w:val="18"/>
-              </w:rPr>
-              <w:t>입력: students.txt 특정 행에 필드 수 부족(쉼표 누락)하게 직접 편집</w:t>
-            </w:r>
-          </w:p>
-          <w:p>
-            <w:r>
-              <w:rPr>
-                <w:i/>
-                <w:iCs/>
-                <w:color w:val="555555"/>
-                <w:sz w:val="18"/>
-                <w:szCs w:val="18"/>
-              </w:rPr>
-              <w:t>방법: 메모장으로 파일 편집 후 실행</w:t>
-            </w:r>
-          </w:p>
-        </w:tc>
-        <w:tc>
-          <w:tcPr>
-            <w:tcW w:w="2800" w:type="dxa"/>
-            <w:tcBorders>
-              <w:top w:val="single" w:sz="1" w:space="0" w:color="AAAAAA"/>
-              <w:left w:val="single" w:sz="1" w:space="0" w:color="AAAAAA"/>
-              <w:bottom w:val="single" w:sz="1" w:space="0" w:color="AAAAAA"/>
-              <w:right w:val="single" w:sz="1" w:space="0" w:color="AAAAAA"/>
-            </w:tcBorders>
-            <w:tcMar>
-              <w:top w:w="80" w:type="dxa"/>
-              <w:left w:w="120" w:type="dxa"/>
-              <w:bottom w:w="80" w:type="dxa"/>
-              <w:right w:w="120" w:type="dxa"/>
-            </w:tcMar>
-          </w:tcPr>
-          <w:p>
-            <w:r>
-              <w:rPr>
-                <w:sz w:val="18"/>
-                <w:szCs w:val="18"/>
-              </w:rPr>
-              <w:t>!!! 오류: students.txt [</w:t>
-            </w:r>
-            <w:proofErr w:type="spellStart"/>
-            <w:r>
-              <w:rPr>
-                <w:sz w:val="18"/>
-                <w:szCs w:val="18"/>
-              </w:rPr>
-              <w:t>행번호</w:t>
-            </w:r>
-            <w:proofErr w:type="spellEnd"/>
-            <w:r>
-              <w:rPr>
-                <w:sz w:val="18"/>
-                <w:szCs w:val="18"/>
-              </w:rPr>
-              <w:t>]행 - 문법 형식이 올바르지 않습니다 출력 후 종료</w:t>
-            </w:r>
-          </w:p>
-        </w:tc>
-        <w:tc>
-          <w:tcPr>
-            <w:tcW w:w="1400" w:type="dxa"/>
-            <w:tcBorders>
-              <w:top w:val="single" w:sz="1" w:space="0" w:color="AAAAAA"/>
-              <w:left w:val="single" w:sz="1" w:space="0" w:color="AAAAAA"/>
-              <w:bottom w:val="single" w:sz="1" w:space="0" w:color="AAAAAA"/>
-              <w:right w:val="single" w:sz="1" w:space="0" w:color="AAAAAA"/>
-            </w:tcBorders>
-            <w:tcMar>
-              <w:top w:w="80" w:type="dxa"/>
-              <w:left w:w="120" w:type="dxa"/>
-              <w:bottom w:w="80" w:type="dxa"/>
-              <w:right w:w="120" w:type="dxa"/>
-            </w:tcMar>
-          </w:tcPr>
-          <w:p>
-            <w:r>
-              <w:rPr>
-                <w:sz w:val="18"/>
-                <w:szCs w:val="18"/>
-              </w:rPr>
-              <w:t>(</w:t>
-            </w:r>
-            <w:proofErr w:type="spellStart"/>
-            <w:r>
-              <w:rPr>
-                <w:sz w:val="18"/>
-                <w:szCs w:val="18"/>
-              </w:rPr>
-              <w:t>좌동</w:t>
-            </w:r>
-            <w:proofErr w:type="spellEnd"/>
-            <w:r>
-              <w:rPr>
-                <w:sz w:val="18"/>
-                <w:szCs w:val="18"/>
-              </w:rPr>
-              <w:t>)</w:t>
+            <w:r>
+              <w:rPr>
+                <w:sz w:val="18"/>
+                <w:szCs w:val="18"/>
+              </w:rPr>
+              <w:t>(좌동)</w:t>
             </w:r>
           </w:p>
         </w:tc>
@@ -3125,29 +2870,7 @@
                 <w:sz w:val="18"/>
                 <w:szCs w:val="18"/>
               </w:rPr>
-              <w:t xml:space="preserve">[목표] 참조 무결성 위반 감지 후 종료 (5.5절 — enrollments.txt 학번 </w:t>
-            </w:r>
-            <w:proofErr w:type="spellStart"/>
-            <w:r>
-              <w:rPr>
-                <w:b/>
-                <w:bCs/>
-                <w:color w:val="1F4E79"/>
-                <w:sz w:val="18"/>
-                <w:szCs w:val="18"/>
-              </w:rPr>
-              <w:t>미존재</w:t>
-            </w:r>
-            <w:proofErr w:type="spellEnd"/>
-            <w:r>
-              <w:rPr>
-                <w:b/>
-                <w:bCs/>
-                <w:color w:val="1F4E79"/>
-                <w:sz w:val="18"/>
-                <w:szCs w:val="18"/>
-              </w:rPr>
-              <w:t>)</w:t>
+              <w:t>[목표] 참조 무결성 위반 감지 후 종료 (5.5절 — enrollments.txt 학번 미존재)</w:t>
             </w:r>
           </w:p>
           <w:p>
@@ -3220,23 +2943,7 @@
                 <w:sz w:val="18"/>
                 <w:szCs w:val="18"/>
               </w:rPr>
-              <w:t>(</w:t>
-            </w:r>
-            <w:proofErr w:type="spellStart"/>
-            <w:r>
-              <w:rPr>
-                <w:sz w:val="18"/>
-                <w:szCs w:val="18"/>
-              </w:rPr>
-              <w:t>좌동</w:t>
-            </w:r>
-            <w:proofErr w:type="spellEnd"/>
-            <w:r>
-              <w:rPr>
-                <w:sz w:val="18"/>
-                <w:szCs w:val="18"/>
-              </w:rPr>
-              <w:t>)</w:t>
+              <w:t>(좌동)</w:t>
             </w:r>
           </w:p>
         </w:tc>
@@ -3297,29 +3004,7 @@
                 <w:sz w:val="18"/>
                 <w:szCs w:val="18"/>
               </w:rPr>
-              <w:t xml:space="preserve">[목표] 참조 무결성 위반 감지 후 종료 (5.5절 — completed_courses.txt 과목코드 </w:t>
-            </w:r>
-            <w:proofErr w:type="spellStart"/>
-            <w:r>
-              <w:rPr>
-                <w:b/>
-                <w:bCs/>
-                <w:color w:val="1F4E79"/>
-                <w:sz w:val="18"/>
-                <w:szCs w:val="18"/>
-              </w:rPr>
-              <w:t>미존재</w:t>
-            </w:r>
-            <w:proofErr w:type="spellEnd"/>
-            <w:r>
-              <w:rPr>
-                <w:b/>
-                <w:bCs/>
-                <w:color w:val="1F4E79"/>
-                <w:sz w:val="18"/>
-                <w:szCs w:val="18"/>
-              </w:rPr>
-              <w:t>)</w:t>
+              <w:t>[목표] 참조 무결성 위반 감지 후 종료 (5.5절 — completed_courses.txt 과목코드 미존재)</w:t>
             </w:r>
           </w:p>
           <w:p>
@@ -3394,23 +3079,7 @@
                 <w:sz w:val="18"/>
                 <w:szCs w:val="18"/>
               </w:rPr>
-              <w:t>(</w:t>
-            </w:r>
-            <w:proofErr w:type="spellStart"/>
-            <w:r>
-              <w:rPr>
-                <w:sz w:val="18"/>
-                <w:szCs w:val="18"/>
-              </w:rPr>
-              <w:t>좌동</w:t>
-            </w:r>
-            <w:proofErr w:type="spellEnd"/>
-            <w:r>
-              <w:rPr>
-                <w:sz w:val="18"/>
-                <w:szCs w:val="18"/>
-              </w:rPr>
-              <w:t>)</w:t>
+              <w:t>(좌동)</w:t>
             </w:r>
           </w:p>
         </w:tc>
@@ -3637,29 +3306,7 @@
                 <w:sz w:val="18"/>
                 <w:szCs w:val="18"/>
               </w:rPr>
-              <w:t xml:space="preserve">[목표] config.txt 종료일 </w:t>
-            </w:r>
-            <w:proofErr w:type="gramStart"/>
-            <w:r>
-              <w:rPr>
-                <w:b/>
-                <w:bCs/>
-                <w:color w:val="1F4E79"/>
-                <w:sz w:val="18"/>
-                <w:szCs w:val="18"/>
-              </w:rPr>
-              <w:t>&lt; 시작일</w:t>
-            </w:r>
-            <w:proofErr w:type="gramEnd"/>
-            <w:r>
-              <w:rPr>
-                <w:b/>
-                <w:bCs/>
-                <w:color w:val="1F4E79"/>
-                <w:sz w:val="18"/>
-                <w:szCs w:val="18"/>
-              </w:rPr>
-              <w:t xml:space="preserve"> 시 종료 (5.2.5절 의미 규칙)</w:t>
+              <w:t>[목표] config.txt 종료일 &lt; 시작일 시 종료 (5.2.5절 의미 규칙)</w:t>
             </w:r>
           </w:p>
           <w:p>
@@ -3859,7 +3506,6 @@
             <w:vAlign w:val="center"/>
           </w:tcPr>
           <w:p>
-            <w:proofErr w:type="gramStart"/>
             <w:r>
               <w:rPr>
                 <w:b/>
@@ -3868,18 +3514,7 @@
                 <w:sz w:val="18"/>
                 <w:szCs w:val="18"/>
               </w:rPr>
-              <w:t>목표 /</w:t>
-            </w:r>
-            <w:proofErr w:type="gramEnd"/>
-            <w:r>
-              <w:rPr>
-                <w:b/>
-                <w:bCs/>
-                <w:color w:val="FFFFFF"/>
-                <w:sz w:val="18"/>
-                <w:szCs w:val="18"/>
-              </w:rPr>
-              <w:t xml:space="preserve"> 입력</w:t>
+              <w:t>목표 / 입력</w:t>
             </w:r>
           </w:p>
         </w:tc>
@@ -4480,17 +4115,8 @@
                 <w:sz w:val="18"/>
                 <w:szCs w:val="18"/>
               </w:rPr>
-              <w:t xml:space="preserve">!!! 오류: 잘못된 입력입니다. 다시 선택하세요. 출력 후 </w:t>
-            </w:r>
-            <w:proofErr w:type="spellStart"/>
-            <w:r>
-              <w:rPr>
-                <w:sz w:val="18"/>
-                <w:szCs w:val="18"/>
-              </w:rPr>
-              <w:t>재대기</w:t>
-            </w:r>
-            <w:proofErr w:type="spellEnd"/>
+              <w:t>!!! 오류: 잘못된 입력입니다. 다시 선택하세요. 출력 후 재대기</w:t>
+            </w:r>
           </w:p>
         </w:tc>
         <w:tc>
@@ -4608,23 +4234,7 @@
                 <w:sz w:val="18"/>
                 <w:szCs w:val="18"/>
               </w:rPr>
-              <w:t>입력: "</w:t>
-            </w:r>
-            <w:proofErr w:type="spellStart"/>
-            <w:r>
-              <w:rPr>
-                <w:sz w:val="18"/>
-                <w:szCs w:val="18"/>
-              </w:rPr>
-              <w:t>abc</w:t>
-            </w:r>
-            <w:proofErr w:type="spellEnd"/>
-            <w:r>
-              <w:rPr>
-                <w:sz w:val="18"/>
-                <w:szCs w:val="18"/>
-              </w:rPr>
-              <w:t>"</w:t>
+              <w:t>입력: "abc"</w:t>
             </w:r>
           </w:p>
           <w:p/>
@@ -4652,17 +4262,8 @@
                 <w:sz w:val="18"/>
                 <w:szCs w:val="18"/>
               </w:rPr>
-              <w:t xml:space="preserve">!!! 오류: 잘못된 입력입니다. 다시 선택하세요. 출력 후 </w:t>
-            </w:r>
-            <w:proofErr w:type="spellStart"/>
-            <w:r>
-              <w:rPr>
-                <w:sz w:val="18"/>
-                <w:szCs w:val="18"/>
-              </w:rPr>
-              <w:t>재대기</w:t>
-            </w:r>
-            <w:proofErr w:type="spellEnd"/>
+              <w:t>!!! 오류: 잘못된 입력입니다. 다시 선택하세요. 출력 후 재대기</w:t>
+            </w:r>
           </w:p>
         </w:tc>
         <w:tc>
@@ -4688,23 +4289,7 @@
                 <w:sz w:val="18"/>
                 <w:szCs w:val="18"/>
               </w:rPr>
-              <w:t>(</w:t>
-            </w:r>
-            <w:proofErr w:type="spellStart"/>
-            <w:r>
-              <w:rPr>
-                <w:sz w:val="18"/>
-                <w:szCs w:val="18"/>
-              </w:rPr>
-              <w:t>좌동</w:t>
-            </w:r>
-            <w:proofErr w:type="spellEnd"/>
-            <w:r>
-              <w:rPr>
-                <w:sz w:val="18"/>
-                <w:szCs w:val="18"/>
-              </w:rPr>
-              <w:t>)</w:t>
+              <w:t>(좌동)</w:t>
             </w:r>
           </w:p>
         </w:tc>
@@ -4763,23 +4348,7 @@
                 <w:sz w:val="18"/>
                 <w:szCs w:val="18"/>
               </w:rPr>
-              <w:t>입력: 빈 문자열(</w:t>
-            </w:r>
-            <w:proofErr w:type="spellStart"/>
-            <w:r>
-              <w:rPr>
-                <w:sz w:val="18"/>
-                <w:szCs w:val="18"/>
-              </w:rPr>
-              <w:t>엔터</w:t>
-            </w:r>
-            <w:proofErr w:type="spellEnd"/>
-            <w:r>
-              <w:rPr>
-                <w:sz w:val="18"/>
-                <w:szCs w:val="18"/>
-              </w:rPr>
-              <w:t>)</w:t>
+              <w:t>입력: 빈 문자열(엔터)</w:t>
             </w:r>
           </w:p>
           <w:p/>
@@ -4807,17 +4376,8 @@
                 <w:sz w:val="18"/>
                 <w:szCs w:val="18"/>
               </w:rPr>
-              <w:t xml:space="preserve">!!! 오류: 잘못된 입력입니다. 다시 선택하세요. 출력 후 </w:t>
-            </w:r>
-            <w:proofErr w:type="spellStart"/>
-            <w:r>
-              <w:rPr>
-                <w:sz w:val="18"/>
-                <w:szCs w:val="18"/>
-              </w:rPr>
-              <w:t>재대기</w:t>
-            </w:r>
-            <w:proofErr w:type="spellEnd"/>
+              <w:t>!!! 오류: 잘못된 입력입니다. 다시 선택하세요. 출력 후 재대기</w:t>
+            </w:r>
           </w:p>
         </w:tc>
         <w:tc>
@@ -4843,23 +4403,7 @@
                 <w:sz w:val="18"/>
                 <w:szCs w:val="18"/>
               </w:rPr>
-              <w:t>(</w:t>
-            </w:r>
-            <w:proofErr w:type="spellStart"/>
-            <w:r>
-              <w:rPr>
-                <w:sz w:val="18"/>
-                <w:szCs w:val="18"/>
-              </w:rPr>
-              <w:t>좌동</w:t>
-            </w:r>
-            <w:proofErr w:type="spellEnd"/>
-            <w:r>
-              <w:rPr>
-                <w:sz w:val="18"/>
-                <w:szCs w:val="18"/>
-              </w:rPr>
-              <w:t>)</w:t>
+              <w:t>(좌동)</w:t>
             </w:r>
           </w:p>
         </w:tc>
@@ -4952,7 +4496,6 @@
             <w:vAlign w:val="center"/>
           </w:tcPr>
           <w:p>
-            <w:proofErr w:type="gramStart"/>
             <w:r>
               <w:rPr>
                 <w:b/>
@@ -4961,18 +4504,7 @@
                 <w:sz w:val="18"/>
                 <w:szCs w:val="18"/>
               </w:rPr>
-              <w:t>목표 /</w:t>
-            </w:r>
-            <w:proofErr w:type="gramEnd"/>
-            <w:r>
-              <w:rPr>
-                <w:b/>
-                <w:bCs/>
-                <w:color w:val="FFFFFF"/>
-                <w:sz w:val="18"/>
-                <w:szCs w:val="18"/>
-              </w:rPr>
-              <w:t xml:space="preserve"> 입력</w:t>
+              <w:t>목표 / 입력</w:t>
             </w:r>
           </w:p>
         </w:tc>
@@ -5102,96 +4634,7 @@
                 <w:sz w:val="18"/>
                 <w:szCs w:val="18"/>
               </w:rPr>
-              <w:t xml:space="preserve">입력: 학번: </w:t>
-            </w:r>
-            <w:proofErr w:type="gramStart"/>
-            <w:r>
-              <w:rPr>
-                <w:sz w:val="18"/>
-                <w:szCs w:val="18"/>
-              </w:rPr>
-              <w:t>202411111 /</w:t>
-            </w:r>
-            <w:proofErr w:type="gramEnd"/>
-            <w:r>
-              <w:rPr>
-                <w:sz w:val="18"/>
-                <w:szCs w:val="18"/>
-              </w:rPr>
-              <w:t xml:space="preserve"> 비밀번호: Pass</w:t>
-            </w:r>
-            <w:proofErr w:type="gramStart"/>
-            <w:r>
-              <w:rPr>
-                <w:sz w:val="18"/>
-                <w:szCs w:val="18"/>
-              </w:rPr>
-              <w:t>123 /</w:t>
-            </w:r>
-            <w:proofErr w:type="gramEnd"/>
-            <w:r>
-              <w:rPr>
-                <w:sz w:val="18"/>
-                <w:szCs w:val="18"/>
-              </w:rPr>
-              <w:t xml:space="preserve"> 이름: </w:t>
-            </w:r>
-            <w:proofErr w:type="spellStart"/>
-            <w:proofErr w:type="gramStart"/>
-            <w:r>
-              <w:rPr>
-                <w:sz w:val="18"/>
-                <w:szCs w:val="18"/>
-              </w:rPr>
-              <w:t>김건국</w:t>
-            </w:r>
-            <w:proofErr w:type="spellEnd"/>
-            <w:r>
-              <w:rPr>
-                <w:sz w:val="18"/>
-                <w:szCs w:val="18"/>
-              </w:rPr>
-              <w:t xml:space="preserve"> /</w:t>
-            </w:r>
-            <w:proofErr w:type="gramEnd"/>
-            <w:r>
-              <w:rPr>
-                <w:sz w:val="18"/>
-                <w:szCs w:val="18"/>
-              </w:rPr>
-              <w:t xml:space="preserve"> </w:t>
-            </w:r>
-            <w:proofErr w:type="spellStart"/>
-            <w:r>
-              <w:rPr>
-                <w:sz w:val="18"/>
-                <w:szCs w:val="18"/>
-              </w:rPr>
-              <w:t>단과대</w:t>
-            </w:r>
-            <w:proofErr w:type="spellEnd"/>
-            <w:r>
-              <w:rPr>
-                <w:sz w:val="18"/>
-                <w:szCs w:val="18"/>
-              </w:rPr>
-              <w:t>: 1(공과대학</w:t>
-            </w:r>
-            <w:proofErr w:type="gramStart"/>
-            <w:r>
-              <w:rPr>
-                <w:sz w:val="18"/>
-                <w:szCs w:val="18"/>
-              </w:rPr>
-              <w:t>) /</w:t>
-            </w:r>
-            <w:proofErr w:type="gramEnd"/>
-            <w:r>
-              <w:rPr>
-                <w:sz w:val="18"/>
-                <w:szCs w:val="18"/>
-              </w:rPr>
-              <w:t xml:space="preserve"> 전공: 1(컴퓨터공학부)</w:t>
+              <w:t>입력: 학번: 202411111 / 비밀번호: Pass123 / 이름: 김건국 / 단과대: 1(공과대학) / 전공: 1(컴퓨터공학부)</w:t>
             </w:r>
           </w:p>
           <w:p/>
@@ -5549,23 +4992,7 @@
                 <w:sz w:val="18"/>
                 <w:szCs w:val="18"/>
               </w:rPr>
-              <w:t>(</w:t>
-            </w:r>
-            <w:proofErr w:type="spellStart"/>
-            <w:r>
-              <w:rPr>
-                <w:sz w:val="18"/>
-                <w:szCs w:val="18"/>
-              </w:rPr>
-              <w:t>좌동</w:t>
-            </w:r>
-            <w:proofErr w:type="spellEnd"/>
-            <w:r>
-              <w:rPr>
-                <w:sz w:val="18"/>
-                <w:szCs w:val="18"/>
-              </w:rPr>
-              <w:t>)</w:t>
+              <w:t>(좌동)</w:t>
             </w:r>
           </w:p>
         </w:tc>
@@ -5992,23 +5419,7 @@
                 <w:sz w:val="18"/>
                 <w:szCs w:val="18"/>
               </w:rPr>
-              <w:t>(</w:t>
-            </w:r>
-            <w:proofErr w:type="spellStart"/>
-            <w:r>
-              <w:rPr>
-                <w:sz w:val="18"/>
-                <w:szCs w:val="18"/>
-              </w:rPr>
-              <w:t>좌동</w:t>
-            </w:r>
-            <w:proofErr w:type="spellEnd"/>
-            <w:r>
-              <w:rPr>
-                <w:sz w:val="18"/>
-                <w:szCs w:val="18"/>
-              </w:rPr>
-              <w:t>)</w:t>
+              <w:t>(좌동)</w:t>
             </w:r>
           </w:p>
         </w:tc>
@@ -6096,12 +5507,6 @@
                 <w:szCs w:val="18"/>
               </w:rPr>
               <w:t>!!! 오류: 비밀번호는 영문자와 숫자를 각각 1자 이상 포함한 6~12자이어야 합니</w:t>
-            </w:r>
-            <w:r>
-              <w:rPr>
-                <w:sz w:val="18"/>
-                <w:szCs w:val="18"/>
-              </w:rPr>
               <w:lastRenderedPageBreak/>
               <w:t>다.</w:t>
             </w:r>
@@ -6131,23 +5536,7 @@
                 <w:szCs w:val="18"/>
               </w:rPr>
               <w:lastRenderedPageBreak/>
-              <w:t>(</w:t>
-            </w:r>
-            <w:proofErr w:type="spellStart"/>
-            <w:r>
-              <w:rPr>
-                <w:sz w:val="18"/>
-                <w:szCs w:val="18"/>
-              </w:rPr>
-              <w:t>좌동</w:t>
-            </w:r>
-            <w:proofErr w:type="spellEnd"/>
-            <w:r>
-              <w:rPr>
-                <w:sz w:val="18"/>
-                <w:szCs w:val="18"/>
-              </w:rPr>
-              <w:t>)</w:t>
+              <w:t>(좌동)</w:t>
             </w:r>
           </w:p>
         </w:tc>
@@ -6212,29 +5601,7 @@
                 <w:sz w:val="18"/>
                 <w:szCs w:val="18"/>
               </w:rPr>
-              <w:t xml:space="preserve">[목표] 비밀번호 최솟값 경계 정상 입력 (6.3절 비정상 — 비밀번호, </w:t>
-            </w:r>
-            <w:proofErr w:type="spellStart"/>
-            <w:r>
-              <w:rPr>
-                <w:b/>
-                <w:bCs/>
-                <w:color w:val="1F4E79"/>
-                <w:sz w:val="18"/>
-                <w:szCs w:val="18"/>
-              </w:rPr>
-              <w:t>경계값</w:t>
-            </w:r>
-            <w:proofErr w:type="spellEnd"/>
-            <w:r>
-              <w:rPr>
-                <w:b/>
-                <w:bCs/>
-                <w:color w:val="1F4E79"/>
-                <w:sz w:val="18"/>
-                <w:szCs w:val="18"/>
-              </w:rPr>
-              <w:t>)</w:t>
+              <w:t>[목표] 비밀번호 최솟값 경계 정상 입력 (6.3절 비정상 — 비밀번호, 경계값)</w:t>
             </w:r>
           </w:p>
           <w:p>
@@ -6397,29 +5764,7 @@
                 <w:sz w:val="18"/>
                 <w:szCs w:val="18"/>
               </w:rPr>
-              <w:t xml:space="preserve">[목표] 비밀번호 최댓값 경계 정상 입력 (6.3절, </w:t>
-            </w:r>
-            <w:proofErr w:type="spellStart"/>
-            <w:r>
-              <w:rPr>
-                <w:b/>
-                <w:bCs/>
-                <w:color w:val="1F4E79"/>
-                <w:sz w:val="18"/>
-                <w:szCs w:val="18"/>
-              </w:rPr>
-              <w:t>경계값</w:t>
-            </w:r>
-            <w:proofErr w:type="spellEnd"/>
-            <w:r>
-              <w:rPr>
-                <w:b/>
-                <w:bCs/>
-                <w:color w:val="1F4E79"/>
-                <w:sz w:val="18"/>
-                <w:szCs w:val="18"/>
-              </w:rPr>
-              <w:t>)</w:t>
+              <w:t>[목표] 비밀번호 최댓값 경계 정상 입력 (6.3절, 경계값)</w:t>
             </w:r>
           </w:p>
           <w:p>
@@ -6582,29 +5927,7 @@
                 <w:sz w:val="18"/>
                 <w:szCs w:val="18"/>
               </w:rPr>
-              <w:t xml:space="preserve">[목표] 학번 10자리(초과) 오류 (6.3절 비정상 — 학번, </w:t>
-            </w:r>
-            <w:proofErr w:type="spellStart"/>
-            <w:r>
-              <w:rPr>
-                <w:b/>
-                <w:bCs/>
-                <w:color w:val="1F4E79"/>
-                <w:sz w:val="18"/>
-                <w:szCs w:val="18"/>
-              </w:rPr>
-              <w:t>경계값</w:t>
-            </w:r>
-            <w:proofErr w:type="spellEnd"/>
-            <w:r>
-              <w:rPr>
-                <w:b/>
-                <w:bCs/>
-                <w:color w:val="1F4E79"/>
-                <w:sz w:val="18"/>
-                <w:szCs w:val="18"/>
-              </w:rPr>
-              <w:t>)</w:t>
+              <w:t>[목표] 학번 10자리(초과) 오류 (6.3절 비정상 — 학번, 경계값)</w:t>
             </w:r>
           </w:p>
           <w:p>
@@ -6914,23 +6237,7 @@
                 <w:sz w:val="18"/>
                 <w:szCs w:val="18"/>
               </w:rPr>
-              <w:t>입력: 이름: "</w:t>
-            </w:r>
-            <w:proofErr w:type="spellStart"/>
-            <w:r>
-              <w:rPr>
-                <w:sz w:val="18"/>
-                <w:szCs w:val="18"/>
-              </w:rPr>
-              <w:t>ㄱㄴㄷ</w:t>
-            </w:r>
-            <w:proofErr w:type="spellEnd"/>
-            <w:r>
-              <w:rPr>
-                <w:sz w:val="18"/>
-                <w:szCs w:val="18"/>
-              </w:rPr>
-              <w:t>"(자음만)</w:t>
+              <w:t>입력: 이름: "ㄱㄴㄷ"(자음만)</w:t>
             </w:r>
           </w:p>
           <w:p/>
@@ -7077,76 +6384,16 @@
                 <w:sz w:val="18"/>
                 <w:szCs w:val="18"/>
               </w:rPr>
-              <w:t xml:space="preserve">[목표] </w:t>
-            </w:r>
-            <w:proofErr w:type="spellStart"/>
-            <w:r>
-              <w:rPr>
-                <w:b/>
-                <w:bCs/>
-                <w:color w:val="1F4E79"/>
-                <w:sz w:val="18"/>
-                <w:szCs w:val="18"/>
-              </w:rPr>
-              <w:t>단과대</w:t>
-            </w:r>
-            <w:proofErr w:type="spellEnd"/>
-            <w:r>
-              <w:rPr>
-                <w:b/>
-                <w:bCs/>
-                <w:color w:val="1F4E79"/>
-                <w:sz w:val="18"/>
-                <w:szCs w:val="18"/>
-              </w:rPr>
-              <w:t xml:space="preserve">/전공 번호 범위 오류 (6.3절 비정상 — </w:t>
-            </w:r>
-            <w:proofErr w:type="spellStart"/>
-            <w:r>
-              <w:rPr>
-                <w:b/>
-                <w:bCs/>
-                <w:color w:val="1F4E79"/>
-                <w:sz w:val="18"/>
-                <w:szCs w:val="18"/>
-              </w:rPr>
-              <w:t>단과대</w:t>
-            </w:r>
-            <w:proofErr w:type="spellEnd"/>
-            <w:r>
-              <w:rPr>
-                <w:b/>
-                <w:bCs/>
-                <w:color w:val="1F4E79"/>
-                <w:sz w:val="18"/>
-                <w:szCs w:val="18"/>
-              </w:rPr>
-              <w:t>/전공)</w:t>
-            </w:r>
-          </w:p>
-          <w:p>
-            <w:r>
-              <w:rPr>
-                <w:sz w:val="18"/>
-                <w:szCs w:val="18"/>
-              </w:rPr>
-              <w:t xml:space="preserve">입력: </w:t>
-            </w:r>
-            <w:proofErr w:type="spellStart"/>
-            <w:r>
-              <w:rPr>
-                <w:sz w:val="18"/>
-                <w:szCs w:val="18"/>
-              </w:rPr>
-              <w:t>단과대</w:t>
-            </w:r>
-            <w:proofErr w:type="spellEnd"/>
-            <w:r>
-              <w:rPr>
-                <w:sz w:val="18"/>
-                <w:szCs w:val="18"/>
-              </w:rPr>
-              <w:t xml:space="preserve"> 번호: 존재하지 않는 번호 입력</w:t>
+              <w:t>[목표] 단과대/전공 번호 범위 오류 (6.3절 비정상 — 단과대/전공)</w:t>
+            </w:r>
+          </w:p>
+          <w:p>
+            <w:r>
+              <w:rPr>
+                <w:sz w:val="18"/>
+                <w:szCs w:val="18"/>
+              </w:rPr>
+              <w:t>입력: 단과대 번호: 존재하지 않는 번호 입력</w:t>
             </w:r>
           </w:p>
           <w:p/>
@@ -7174,17 +6421,8 @@
                 <w:sz w:val="18"/>
                 <w:szCs w:val="18"/>
               </w:rPr>
-              <w:t xml:space="preserve">!!! 오류: 잘못된 입력입니다. 다시 선택하세요. 출력 후 </w:t>
-            </w:r>
-            <w:proofErr w:type="spellStart"/>
-            <w:r>
-              <w:rPr>
-                <w:sz w:val="18"/>
-                <w:szCs w:val="18"/>
-              </w:rPr>
-              <w:t>재대기</w:t>
-            </w:r>
-            <w:proofErr w:type="spellEnd"/>
+              <w:t>!!! 오류: 잘못된 입력입니다. 다시 선택하세요. 출력 후 재대기</w:t>
+            </w:r>
           </w:p>
         </w:tc>
         <w:tc>
@@ -7336,7 +6574,6 @@
             <w:vAlign w:val="center"/>
           </w:tcPr>
           <w:p>
-            <w:proofErr w:type="gramStart"/>
             <w:r>
               <w:rPr>
                 <w:b/>
@@ -7345,18 +6582,7 @@
                 <w:sz w:val="18"/>
                 <w:szCs w:val="18"/>
               </w:rPr>
-              <w:t>목표 /</w:t>
-            </w:r>
-            <w:proofErr w:type="gramEnd"/>
-            <w:r>
-              <w:rPr>
-                <w:b/>
-                <w:bCs/>
-                <w:color w:val="FFFFFF"/>
-                <w:sz w:val="18"/>
-                <w:szCs w:val="18"/>
-              </w:rPr>
-              <w:t xml:space="preserve"> 입력</w:t>
+              <w:t>목표 / 입력</w:t>
             </w:r>
           </w:p>
         </w:tc>
@@ -7798,23 +7024,7 @@
                 <w:sz w:val="18"/>
                 <w:szCs w:val="18"/>
               </w:rPr>
-              <w:t>입력: ID: 000000000 (</w:t>
-            </w:r>
-            <w:proofErr w:type="spellStart"/>
-            <w:r>
-              <w:rPr>
-                <w:sz w:val="18"/>
-                <w:szCs w:val="18"/>
-              </w:rPr>
-              <w:t>미존재</w:t>
-            </w:r>
-            <w:proofErr w:type="spellEnd"/>
-            <w:r>
-              <w:rPr>
-                <w:sz w:val="18"/>
-                <w:szCs w:val="18"/>
-              </w:rPr>
-              <w:t xml:space="preserve"> 학번)</w:t>
+              <w:t>입력: ID: 000000000 (미존재 학번)</w:t>
             </w:r>
           </w:p>
           <w:p/>
@@ -7841,17 +7051,8 @@
                 <w:sz w:val="18"/>
                 <w:szCs w:val="18"/>
               </w:rPr>
-              <w:t xml:space="preserve">!!! 오류: 존재하지 않는 계정입니다. → ID 입력 </w:t>
-            </w:r>
-            <w:proofErr w:type="spellStart"/>
-            <w:r>
-              <w:rPr>
-                <w:sz w:val="18"/>
-                <w:szCs w:val="18"/>
-              </w:rPr>
-              <w:t>재대기</w:t>
-            </w:r>
-            <w:proofErr w:type="spellEnd"/>
+              <w:t>!!! 오류: 존재하지 않는 계정입니다. → ID 입력 재대기</w:t>
+            </w:r>
           </w:p>
         </w:tc>
         <w:tc>
@@ -7876,23 +7077,7 @@
                 <w:sz w:val="18"/>
                 <w:szCs w:val="18"/>
               </w:rPr>
-              <w:t>(</w:t>
-            </w:r>
-            <w:proofErr w:type="spellStart"/>
-            <w:r>
-              <w:rPr>
-                <w:sz w:val="18"/>
-                <w:szCs w:val="18"/>
-              </w:rPr>
-              <w:t>좌동</w:t>
-            </w:r>
-            <w:proofErr w:type="spellEnd"/>
-            <w:r>
-              <w:rPr>
-                <w:sz w:val="18"/>
-                <w:szCs w:val="18"/>
-              </w:rPr>
-              <w:t>)</w:t>
+              <w:t>(좌동)</w:t>
             </w:r>
           </w:p>
         </w:tc>
@@ -8018,23 +7203,7 @@
                 <w:sz w:val="18"/>
                 <w:szCs w:val="18"/>
               </w:rPr>
-              <w:t>(</w:t>
-            </w:r>
-            <w:proofErr w:type="spellStart"/>
-            <w:r>
-              <w:rPr>
-                <w:sz w:val="18"/>
-                <w:szCs w:val="18"/>
-              </w:rPr>
-              <w:t>좌동</w:t>
-            </w:r>
-            <w:proofErr w:type="spellEnd"/>
-            <w:r>
-              <w:rPr>
-                <w:sz w:val="18"/>
-                <w:szCs w:val="18"/>
-              </w:rPr>
-              <w:t>)</w:t>
+              <w:t>(좌동)</w:t>
             </w:r>
           </w:p>
         </w:tc>
@@ -8093,29 +7262,7 @@
                 <w:sz w:val="18"/>
                 <w:szCs w:val="18"/>
               </w:rPr>
-              <w:t xml:space="preserve">[목표] 비활성화 계정 로그인 오류 (6.4절 </w:t>
-            </w:r>
-            <w:proofErr w:type="gramStart"/>
-            <w:r>
-              <w:rPr>
-                <w:b/>
-                <w:bCs/>
-                <w:color w:val="1F4E79"/>
-                <w:sz w:val="18"/>
-                <w:szCs w:val="18"/>
-              </w:rPr>
-              <w:t>비정상 /</w:t>
-            </w:r>
-            <w:proofErr w:type="gramEnd"/>
-            <w:r>
-              <w:rPr>
-                <w:b/>
-                <w:bCs/>
-                <w:color w:val="1F4E79"/>
-                <w:sz w:val="18"/>
-                <w:szCs w:val="18"/>
-              </w:rPr>
-              <w:t xml:space="preserve"> 4.1.6절)</w:t>
+              <w:t>[목표] 비활성화 계정 로그인 오류 (6.4절 비정상 / 4.1.6절)</w:t>
             </w:r>
           </w:p>
           <w:p>
@@ -8151,17 +7298,8 @@
                 <w:sz w:val="18"/>
                 <w:szCs w:val="18"/>
               </w:rPr>
-              <w:t xml:space="preserve">!!! 오류: 비활성화된 계정입니다. → ID 입력 </w:t>
-            </w:r>
-            <w:proofErr w:type="spellStart"/>
-            <w:r>
-              <w:rPr>
-                <w:sz w:val="18"/>
-                <w:szCs w:val="18"/>
-              </w:rPr>
-              <w:t>재대기</w:t>
-            </w:r>
-            <w:proofErr w:type="spellEnd"/>
+              <w:t>!!! 오류: 비활성화된 계정입니다. → ID 입력 재대기</w:t>
+            </w:r>
           </w:p>
         </w:tc>
         <w:tc>
@@ -8186,23 +7324,7 @@
                 <w:sz w:val="18"/>
                 <w:szCs w:val="18"/>
               </w:rPr>
-              <w:t>(</w:t>
-            </w:r>
-            <w:proofErr w:type="spellStart"/>
-            <w:r>
-              <w:rPr>
-                <w:sz w:val="18"/>
-                <w:szCs w:val="18"/>
-              </w:rPr>
-              <w:t>좌동</w:t>
-            </w:r>
-            <w:proofErr w:type="spellEnd"/>
-            <w:r>
-              <w:rPr>
-                <w:sz w:val="18"/>
-                <w:szCs w:val="18"/>
-              </w:rPr>
-              <w:t>)</w:t>
+              <w:t>(좌동)</w:t>
             </w:r>
           </w:p>
         </w:tc>
@@ -8294,7 +7416,6 @@
             <w:vAlign w:val="center"/>
           </w:tcPr>
           <w:p>
-            <w:proofErr w:type="gramStart"/>
             <w:r>
               <w:rPr>
                 <w:b/>
@@ -8303,18 +7424,7 @@
                 <w:sz w:val="18"/>
                 <w:szCs w:val="18"/>
               </w:rPr>
-              <w:t>목표 /</w:t>
-            </w:r>
-            <w:proofErr w:type="gramEnd"/>
-            <w:r>
-              <w:rPr>
-                <w:b/>
-                <w:bCs/>
-                <w:color w:val="FFFFFF"/>
-                <w:sz w:val="18"/>
-                <w:szCs w:val="18"/>
-              </w:rPr>
-              <w:t xml:space="preserve"> 입력</w:t>
+              <w:t>목표 / 입력</w:t>
             </w:r>
           </w:p>
         </w:tc>
@@ -8728,17 +7838,8 @@
                 <w:sz w:val="18"/>
                 <w:szCs w:val="18"/>
               </w:rPr>
-              <w:t xml:space="preserve">!!! 안내: 현재 수강신청 기간이 아닙니다. 출력 후 메뉴 </w:t>
-            </w:r>
-            <w:proofErr w:type="spellStart"/>
-            <w:r>
-              <w:rPr>
-                <w:sz w:val="18"/>
-                <w:szCs w:val="18"/>
-              </w:rPr>
-              <w:t>재출력</w:t>
-            </w:r>
-            <w:proofErr w:type="spellEnd"/>
+              <w:t>!!! 안내: 현재 수강신청 기간이 아닙니다. 출력 후 메뉴 재출력</w:t>
+            </w:r>
           </w:p>
         </w:tc>
         <w:tc>
@@ -8764,23 +7865,7 @@
                 <w:sz w:val="18"/>
                 <w:szCs w:val="18"/>
               </w:rPr>
-              <w:t>(</w:t>
-            </w:r>
-            <w:proofErr w:type="spellStart"/>
-            <w:r>
-              <w:rPr>
-                <w:sz w:val="18"/>
-                <w:szCs w:val="18"/>
-              </w:rPr>
-              <w:t>좌동</w:t>
-            </w:r>
-            <w:proofErr w:type="spellEnd"/>
-            <w:r>
-              <w:rPr>
-                <w:sz w:val="18"/>
-                <w:szCs w:val="18"/>
-              </w:rPr>
-              <w:t>)</w:t>
+              <w:t>(좌동)</w:t>
             </w:r>
           </w:p>
         </w:tc>
@@ -8867,17 +7952,8 @@
                 <w:sz w:val="18"/>
                 <w:szCs w:val="18"/>
               </w:rPr>
-              <w:t xml:space="preserve">!!! 안내: 현재 수강신청 기간이 아닙니다. 출력 후 메뉴 </w:t>
-            </w:r>
-            <w:proofErr w:type="spellStart"/>
-            <w:r>
-              <w:rPr>
-                <w:sz w:val="18"/>
-                <w:szCs w:val="18"/>
-              </w:rPr>
-              <w:t>재출력</w:t>
-            </w:r>
-            <w:proofErr w:type="spellEnd"/>
+              <w:t>!!! 안내: 현재 수강신청 기간이 아닙니다. 출력 후 메뉴 재출력</w:t>
+            </w:r>
           </w:p>
         </w:tc>
         <w:tc>
@@ -8903,23 +7979,7 @@
                 <w:sz w:val="18"/>
                 <w:szCs w:val="18"/>
               </w:rPr>
-              <w:t>(</w:t>
-            </w:r>
-            <w:proofErr w:type="spellStart"/>
-            <w:r>
-              <w:rPr>
-                <w:sz w:val="18"/>
-                <w:szCs w:val="18"/>
-              </w:rPr>
-              <w:t>좌동</w:t>
-            </w:r>
-            <w:proofErr w:type="spellEnd"/>
-            <w:r>
-              <w:rPr>
-                <w:sz w:val="18"/>
-                <w:szCs w:val="18"/>
-              </w:rPr>
-              <w:t>)</w:t>
+              <w:t>(좌동)</w:t>
             </w:r>
           </w:p>
         </w:tc>
@@ -9014,17 +8074,8 @@
                 <w:sz w:val="18"/>
                 <w:szCs w:val="18"/>
               </w:rPr>
-              <w:t xml:space="preserve">!!! 오류: 잘못된 입력입니다. 다시 선택하세요. 출력 후 메뉴 </w:t>
-            </w:r>
-            <w:proofErr w:type="spellStart"/>
-            <w:r>
-              <w:rPr>
-                <w:sz w:val="18"/>
-                <w:szCs w:val="18"/>
-              </w:rPr>
-              <w:t>재출력</w:t>
-            </w:r>
-            <w:proofErr w:type="spellEnd"/>
+              <w:t>!!! 오류: 잘못된 입력입니다. 다시 선택하세요. 출력 후 메뉴 재출력</w:t>
+            </w:r>
           </w:p>
         </w:tc>
         <w:tc>
@@ -9049,23 +8100,7 @@
                 <w:sz w:val="18"/>
                 <w:szCs w:val="18"/>
               </w:rPr>
-              <w:t>(</w:t>
-            </w:r>
-            <w:proofErr w:type="spellStart"/>
-            <w:r>
-              <w:rPr>
-                <w:sz w:val="18"/>
-                <w:szCs w:val="18"/>
-              </w:rPr>
-              <w:t>좌동</w:t>
-            </w:r>
-            <w:proofErr w:type="spellEnd"/>
-            <w:r>
-              <w:rPr>
-                <w:sz w:val="18"/>
-                <w:szCs w:val="18"/>
-              </w:rPr>
-              <w:t>)</w:t>
+              <w:t>(좌동)</w:t>
             </w:r>
           </w:p>
         </w:tc>
@@ -9289,7 +8324,6 @@
             <w:vAlign w:val="center"/>
           </w:tcPr>
           <w:p>
-            <w:proofErr w:type="gramStart"/>
             <w:r>
               <w:rPr>
                 <w:b/>
@@ -9298,18 +8332,7 @@
                 <w:sz w:val="18"/>
                 <w:szCs w:val="18"/>
               </w:rPr>
-              <w:t>목표 /</w:t>
-            </w:r>
-            <w:proofErr w:type="gramEnd"/>
-            <w:r>
-              <w:rPr>
-                <w:b/>
-                <w:bCs/>
-                <w:color w:val="FFFFFF"/>
-                <w:sz w:val="18"/>
-                <w:szCs w:val="18"/>
-              </w:rPr>
-              <w:t xml:space="preserve"> 입력</w:t>
+              <w:t>목표 / 입력</w:t>
             </w:r>
           </w:p>
         </w:tc>
@@ -10853,17 +9876,8 @@
                 <w:sz w:val="18"/>
                 <w:szCs w:val="18"/>
               </w:rPr>
-              <w:t xml:space="preserve">!!! 오류: 잘못된 입력입니다. 다시 선택하세요. 출력 후 메뉴 </w:t>
-            </w:r>
-            <w:proofErr w:type="spellStart"/>
-            <w:r>
-              <w:rPr>
-                <w:sz w:val="18"/>
-                <w:szCs w:val="18"/>
-              </w:rPr>
-              <w:t>재출력</w:t>
-            </w:r>
-            <w:proofErr w:type="spellEnd"/>
+              <w:t>!!! 오류: 잘못된 입력입니다. 다시 선택하세요. 출력 후 메뉴 재출력</w:t>
+            </w:r>
           </w:p>
         </w:tc>
         <w:tc>
@@ -10889,23 +9903,7 @@
                 <w:sz w:val="18"/>
                 <w:szCs w:val="18"/>
               </w:rPr>
-              <w:t>(</w:t>
-            </w:r>
-            <w:proofErr w:type="spellStart"/>
-            <w:r>
-              <w:rPr>
-                <w:sz w:val="18"/>
-                <w:szCs w:val="18"/>
-              </w:rPr>
-              <w:t>좌동</w:t>
-            </w:r>
-            <w:proofErr w:type="spellEnd"/>
-            <w:r>
-              <w:rPr>
-                <w:sz w:val="18"/>
-                <w:szCs w:val="18"/>
-              </w:rPr>
-              <w:t>)</w:t>
+              <w:t>(좌동)</w:t>
             </w:r>
           </w:p>
         </w:tc>
@@ -10968,25 +9966,7 @@
                 <w:sz w:val="18"/>
                 <w:szCs w:val="18"/>
               </w:rPr>
-              <w:t>입력: "</w:t>
-            </w:r>
-            <w:proofErr w:type="spellStart"/>
-            <w:r>
-              <w:rPr>
-                <w:color w:val="000000"/>
-                <w:sz w:val="18"/>
-                <w:szCs w:val="18"/>
-              </w:rPr>
-              <w:t>abc</w:t>
-            </w:r>
-            <w:proofErr w:type="spellEnd"/>
-            <w:r>
-              <w:rPr>
-                <w:color w:val="000000"/>
-                <w:sz w:val="18"/>
-                <w:szCs w:val="18"/>
-              </w:rPr>
-              <w:t>"</w:t>
+              <w:t>입력: "abc"</w:t>
             </w:r>
           </w:p>
           <w:p/>
@@ -11014,17 +9994,8 @@
                 <w:sz w:val="18"/>
                 <w:szCs w:val="18"/>
               </w:rPr>
-              <w:t xml:space="preserve">!!! 오류: 잘못된 입력입니다. 다시 선택하세요. 출력 후 메뉴 </w:t>
-            </w:r>
-            <w:proofErr w:type="spellStart"/>
-            <w:r>
-              <w:rPr>
-                <w:sz w:val="18"/>
-                <w:szCs w:val="18"/>
-              </w:rPr>
-              <w:t>재출력</w:t>
-            </w:r>
-            <w:proofErr w:type="spellEnd"/>
+              <w:t>!!! 오류: 잘못된 입력입니다. 다시 선택하세요. 출력 후 메뉴 재출력</w:t>
+            </w:r>
           </w:p>
         </w:tc>
         <w:tc>
@@ -11050,23 +10021,7 @@
                 <w:sz w:val="18"/>
                 <w:szCs w:val="18"/>
               </w:rPr>
-              <w:t>(</w:t>
-            </w:r>
-            <w:proofErr w:type="spellStart"/>
-            <w:r>
-              <w:rPr>
-                <w:sz w:val="18"/>
-                <w:szCs w:val="18"/>
-              </w:rPr>
-              <w:t>좌동</w:t>
-            </w:r>
-            <w:proofErr w:type="spellEnd"/>
-            <w:r>
-              <w:rPr>
-                <w:sz w:val="18"/>
-                <w:szCs w:val="18"/>
-              </w:rPr>
-              <w:t>)</w:t>
+              <w:t>(좌동)</w:t>
             </w:r>
           </w:p>
         </w:tc>
@@ -11159,7 +10114,6 @@
             <w:vAlign w:val="center"/>
           </w:tcPr>
           <w:p>
-            <w:proofErr w:type="gramStart"/>
             <w:r>
               <w:rPr>
                 <w:b/>
@@ -11168,18 +10122,7 @@
                 <w:sz w:val="18"/>
                 <w:szCs w:val="18"/>
               </w:rPr>
-              <w:t>목표 /</w:t>
-            </w:r>
-            <w:proofErr w:type="gramEnd"/>
-            <w:r>
-              <w:rPr>
-                <w:b/>
-                <w:bCs/>
-                <w:color w:val="FFFFFF"/>
-                <w:sz w:val="18"/>
-                <w:szCs w:val="18"/>
-              </w:rPr>
-              <w:t xml:space="preserve"> 입력</w:t>
+              <w:t>목표 / 입력</w:t>
             </w:r>
           </w:p>
         </w:tc>
@@ -11465,23 +10408,7 @@
                 <w:sz w:val="18"/>
                 <w:szCs w:val="18"/>
               </w:rPr>
-              <w:t xml:space="preserve">입력: 전체 조회 화면에서 </w:t>
-            </w:r>
-            <w:proofErr w:type="spellStart"/>
-            <w:r>
-              <w:rPr>
-                <w:sz w:val="18"/>
-                <w:szCs w:val="18"/>
-              </w:rPr>
-              <w:t>엔터</w:t>
-            </w:r>
-            <w:proofErr w:type="spellEnd"/>
-            <w:r>
-              <w:rPr>
-                <w:sz w:val="18"/>
-                <w:szCs w:val="18"/>
-              </w:rPr>
-              <w:t xml:space="preserve"> 입력</w:t>
+              <w:t>입력: 전체 조회 화면에서 엔터 입력</w:t>
             </w:r>
           </w:p>
           <w:p/>
@@ -11768,23 +10695,7 @@
                 <w:sz w:val="18"/>
                 <w:szCs w:val="18"/>
               </w:rPr>
-              <w:t>입력: 검색어: '</w:t>
-            </w:r>
-            <w:proofErr w:type="spellStart"/>
-            <w:r>
-              <w:rPr>
-                <w:sz w:val="18"/>
-                <w:szCs w:val="18"/>
-              </w:rPr>
-              <w:t>존재하지않는과목</w:t>
-            </w:r>
-            <w:proofErr w:type="spellEnd"/>
-            <w:r>
-              <w:rPr>
-                <w:sz w:val="18"/>
-                <w:szCs w:val="18"/>
-              </w:rPr>
-              <w:t>XYZ'</w:t>
+              <w:t>입력: 검색어: '존재하지않는과목XYZ'</w:t>
             </w:r>
           </w:p>
           <w:p/>
@@ -11812,48 +10723,7 @@
                 <w:sz w:val="18"/>
                 <w:szCs w:val="18"/>
               </w:rPr>
-              <w:t xml:space="preserve">검색 결과가 없습니다. 다시 </w:t>
-            </w:r>
-            <w:proofErr w:type="spellStart"/>
-            <w:r>
-              <w:rPr>
-                <w:sz w:val="18"/>
-                <w:szCs w:val="18"/>
-              </w:rPr>
-              <w:t>검색하시겠습니까</w:t>
-            </w:r>
-            <w:proofErr w:type="spellEnd"/>
-            <w:r>
-              <w:rPr>
-                <w:sz w:val="18"/>
-                <w:szCs w:val="18"/>
-              </w:rPr>
-              <w:t xml:space="preserve">? (1: </w:t>
-            </w:r>
-            <w:proofErr w:type="spellStart"/>
-            <w:proofErr w:type="gramStart"/>
-            <w:r>
-              <w:rPr>
-                <w:sz w:val="18"/>
-                <w:szCs w:val="18"/>
-              </w:rPr>
-              <w:t>재검색</w:t>
-            </w:r>
-            <w:proofErr w:type="spellEnd"/>
-            <w:r>
-              <w:rPr>
-                <w:sz w:val="18"/>
-                <w:szCs w:val="18"/>
-              </w:rPr>
-              <w:t xml:space="preserve"> /</w:t>
-            </w:r>
-            <w:proofErr w:type="gramEnd"/>
-            <w:r>
-              <w:rPr>
-                <w:sz w:val="18"/>
-                <w:szCs w:val="18"/>
-              </w:rPr>
-              <w:t xml:space="preserve"> 0: 돌아가기) 출력</w:t>
+              <w:t>검색 결과가 없습니다. 다시 검색하시겠습니까? (1: 재검색 / 0: 돌아가기) 출력</w:t>
             </w:r>
           </w:p>
         </w:tc>
@@ -11973,29 +10843,7 @@
                 <w:sz w:val="18"/>
                 <w:szCs w:val="18"/>
               </w:rPr>
-              <w:t xml:space="preserve">[목표] 검색 대소문자 무시 확인 (6.7.2절 의미 </w:t>
-            </w:r>
-            <w:proofErr w:type="gramStart"/>
-            <w:r>
-              <w:rPr>
-                <w:b/>
-                <w:bCs/>
-                <w:color w:val="1F4E79"/>
-                <w:sz w:val="18"/>
-                <w:szCs w:val="18"/>
-              </w:rPr>
-              <w:t>규칙 /</w:t>
-            </w:r>
-            <w:proofErr w:type="gramEnd"/>
-            <w:r>
-              <w:rPr>
-                <w:b/>
-                <w:bCs/>
-                <w:color w:val="1F4E79"/>
-                <w:sz w:val="18"/>
-                <w:szCs w:val="18"/>
-              </w:rPr>
-              <w:t xml:space="preserve"> 4.3.3절)</w:t>
+              <w:t>[목표] 검색 대소문자 무시 확인 (6.7.2절 의미 규칙 / 4.3.3절)</w:t>
             </w:r>
           </w:p>
           <w:p>
@@ -12276,15 +11124,7 @@
         <w:pStyle w:val="2"/>
       </w:pPr>
       <w:r>
-        <w:t xml:space="preserve">2.8 </w:t>
-      </w:r>
-      <w:proofErr w:type="spellStart"/>
-      <w:r>
-        <w:t>기이수</w:t>
-      </w:r>
-      <w:proofErr w:type="spellEnd"/>
-      <w:r>
-        <w:t xml:space="preserve"> 과목 관리 (6.8절)</w:t>
+        <w:t>2.8 기이수 과목 관리 (6.8절)</w:t>
       </w:r>
     </w:p>
     <w:tbl>
@@ -12365,7 +11205,6 @@
             <w:vAlign w:val="center"/>
           </w:tcPr>
           <w:p>
-            <w:proofErr w:type="gramStart"/>
             <w:r>
               <w:rPr>
                 <w:b/>
@@ -12374,18 +11213,7 @@
                 <w:sz w:val="18"/>
                 <w:szCs w:val="18"/>
               </w:rPr>
-              <w:t>목표 /</w:t>
-            </w:r>
-            <w:proofErr w:type="gramEnd"/>
-            <w:r>
-              <w:rPr>
-                <w:b/>
-                <w:bCs/>
-                <w:color w:val="FFFFFF"/>
-                <w:sz w:val="18"/>
-                <w:szCs w:val="18"/>
-              </w:rPr>
-              <w:t xml:space="preserve"> 입력</w:t>
+              <w:t>목표 / 입력</w:t>
             </w:r>
           </w:p>
         </w:tc>
@@ -12506,54 +11334,16 @@
                 <w:sz w:val="18"/>
                 <w:szCs w:val="18"/>
               </w:rPr>
-              <w:t xml:space="preserve">[목표] </w:t>
-            </w:r>
-            <w:proofErr w:type="spellStart"/>
-            <w:r>
-              <w:rPr>
-                <w:b/>
-                <w:bCs/>
-                <w:color w:val="1F4E79"/>
-                <w:sz w:val="18"/>
-                <w:szCs w:val="18"/>
-              </w:rPr>
-              <w:t>기이수</w:t>
-            </w:r>
-            <w:proofErr w:type="spellEnd"/>
-            <w:r>
-              <w:rPr>
-                <w:b/>
-                <w:bCs/>
-                <w:color w:val="1F4E79"/>
-                <w:sz w:val="18"/>
-                <w:szCs w:val="18"/>
-              </w:rPr>
-              <w:t xml:space="preserve"> 과목 조회 정상 (6.8.1절)</w:t>
-            </w:r>
-          </w:p>
-          <w:p>
-            <w:r>
-              <w:rPr>
-                <w:sz w:val="18"/>
-                <w:szCs w:val="18"/>
-              </w:rPr>
-              <w:t>입력: 메뉴 3번 선택 (</w:t>
-            </w:r>
-            <w:proofErr w:type="spellStart"/>
-            <w:r>
-              <w:rPr>
-                <w:sz w:val="18"/>
-                <w:szCs w:val="18"/>
-              </w:rPr>
-              <w:t>기이수</w:t>
-            </w:r>
-            <w:proofErr w:type="spellEnd"/>
-            <w:r>
-              <w:rPr>
-                <w:sz w:val="18"/>
-                <w:szCs w:val="18"/>
-              </w:rPr>
-              <w:t xml:space="preserve"> 과목 1개 이상 등록된 상태)</w:t>
+              <w:t>[목표] 기이수 과목 조회 정상 (6.8.1절)</w:t>
+            </w:r>
+          </w:p>
+          <w:p>
+            <w:r>
+              <w:rPr>
+                <w:sz w:val="18"/>
+                <w:szCs w:val="18"/>
+              </w:rPr>
+              <w:t>입력: 메뉴 3번 선택 (기이수 과목 1개 이상 등록된 상태)</w:t>
             </w:r>
           </w:p>
           <w:p/>
@@ -12575,37 +11365,12 @@
             </w:tcMar>
           </w:tcPr>
           <w:p>
-            <w:proofErr w:type="spellStart"/>
-            <w:r>
-              <w:rPr>
-                <w:sz w:val="18"/>
-                <w:szCs w:val="18"/>
-              </w:rPr>
-              <w:t>기이수</w:t>
-            </w:r>
-            <w:proofErr w:type="spellEnd"/>
-            <w:r>
-              <w:rPr>
-                <w:sz w:val="18"/>
-                <w:szCs w:val="18"/>
-              </w:rPr>
-              <w:t xml:space="preserve"> 과목 목록 출력, </w:t>
-            </w:r>
-            <w:proofErr w:type="spellStart"/>
-            <w:r>
-              <w:rPr>
-                <w:sz w:val="18"/>
-                <w:szCs w:val="18"/>
-              </w:rPr>
-              <w:t>엔터</w:t>
-            </w:r>
-            <w:proofErr w:type="spellEnd"/>
-            <w:r>
-              <w:rPr>
-                <w:sz w:val="18"/>
-                <w:szCs w:val="18"/>
-              </w:rPr>
-              <w:t xml:space="preserve"> 후 메뉴 복귀</w:t>
+            <w:r>
+              <w:rPr>
+                <w:sz w:val="18"/>
+                <w:szCs w:val="18"/>
+              </w:rPr>
+              <w:t>기이수 과목 목록 출력, 엔터 후 메뉴 복귀</w:t>
             </w:r>
           </w:p>
         </w:tc>
@@ -12725,29 +11490,7 @@
                 <w:sz w:val="18"/>
                 <w:szCs w:val="18"/>
               </w:rPr>
-              <w:t xml:space="preserve">[목표] </w:t>
-            </w:r>
-            <w:proofErr w:type="spellStart"/>
-            <w:r>
-              <w:rPr>
-                <w:b/>
-                <w:bCs/>
-                <w:color w:val="1F4E79"/>
-                <w:sz w:val="18"/>
-                <w:szCs w:val="18"/>
-              </w:rPr>
-              <w:t>기이수</w:t>
-            </w:r>
-            <w:proofErr w:type="spellEnd"/>
-            <w:r>
-              <w:rPr>
-                <w:b/>
-                <w:bCs/>
-                <w:color w:val="1F4E79"/>
-                <w:sz w:val="18"/>
-                <w:szCs w:val="18"/>
-              </w:rPr>
-              <w:t xml:space="preserve"> 과목 정상 추가 (6.8.2절 정상 결과)</w:t>
+              <w:t>[목표] 기이수 과목 정상 추가 (6.8.2절 정상 결과)</w:t>
             </w:r>
           </w:p>
           <w:p>
@@ -12784,23 +11527,7 @@
                 <w:sz w:val="18"/>
                 <w:szCs w:val="18"/>
               </w:rPr>
-              <w:t>'</w:t>
-            </w:r>
-            <w:proofErr w:type="spellStart"/>
-            <w:r>
-              <w:rPr>
-                <w:sz w:val="18"/>
-                <w:szCs w:val="18"/>
-              </w:rPr>
-              <w:t>기이수</w:t>
-            </w:r>
-            <w:proofErr w:type="spellEnd"/>
-            <w:r>
-              <w:rPr>
-                <w:sz w:val="18"/>
-                <w:szCs w:val="18"/>
-              </w:rPr>
-              <w:t xml:space="preserve"> 과목으로 추가되었습니다: [과목명]' 출력 후 학생 메뉴 복귀</w:t>
+              <w:t>'기이수 과목으로 추가되었습니다: [과목명]' 출력 후 학생 메뉴 복귀</w:t>
             </w:r>
           </w:p>
         </w:tc>
@@ -12891,14 +11618,6 @@
                 <w:szCs w:val="18"/>
               </w:rPr>
               <w:t>6.8-</w:t>
-            </w:r>
-            <w:r>
-              <w:rPr>
-                <w:b/>
-                <w:bCs/>
-                <w:sz w:val="18"/>
-                <w:szCs w:val="18"/>
-              </w:rPr>
               <w:lastRenderedPageBreak/>
               <w:t>3</w:t>
             </w:r>
@@ -12930,38 +11649,7 @@
                 <w:szCs w:val="18"/>
               </w:rPr>
               <w:lastRenderedPageBreak/>
-              <w:t xml:space="preserve">[목표] 중복 </w:t>
-            </w:r>
-            <w:proofErr w:type="spellStart"/>
-            <w:r>
-              <w:rPr>
-                <w:b/>
-                <w:bCs/>
-                <w:color w:val="1F4E79"/>
-                <w:sz w:val="18"/>
-                <w:szCs w:val="18"/>
-              </w:rPr>
-              <w:t>기이수</w:t>
-            </w:r>
-            <w:proofErr w:type="spellEnd"/>
-            <w:r>
-              <w:rPr>
-                <w:b/>
-                <w:bCs/>
-                <w:color w:val="1F4E79"/>
-                <w:sz w:val="18"/>
-                <w:szCs w:val="18"/>
-              </w:rPr>
-              <w:t xml:space="preserve"> </w:t>
-            </w:r>
-            <w:r>
-              <w:rPr>
-                <w:b/>
-                <w:bCs/>
-                <w:color w:val="1F4E79"/>
-                <w:sz w:val="18"/>
-                <w:szCs w:val="18"/>
-              </w:rPr>
+              <w:t xml:space="preserve">[목표] 중복 기이수 </w:t>
               <w:lastRenderedPageBreak/>
               <w:t>추가 차단 (6.8.2절 비정상)</w:t>
             </w:r>
@@ -12972,33 +11660,8 @@
                 <w:sz w:val="18"/>
                 <w:szCs w:val="18"/>
               </w:rPr>
-              <w:t xml:space="preserve">입력: 이미 </w:t>
-            </w:r>
-            <w:proofErr w:type="spellStart"/>
-            <w:r>
-              <w:rPr>
-                <w:sz w:val="18"/>
-                <w:szCs w:val="18"/>
-              </w:rPr>
-              <w:t>기이수</w:t>
-            </w:r>
-            <w:proofErr w:type="spellEnd"/>
-            <w:r>
-              <w:rPr>
-                <w:sz w:val="18"/>
-                <w:szCs w:val="18"/>
-              </w:rPr>
-              <w:t xml:space="preserve"> 등록된 과목 </w:t>
-            </w:r>
-            <w:proofErr w:type="spellStart"/>
-            <w:r>
-              <w:rPr>
-                <w:sz w:val="18"/>
-                <w:szCs w:val="18"/>
-              </w:rPr>
-              <w:t>재선택</w:t>
-            </w:r>
-            <w:proofErr w:type="spellEnd"/>
+              <w:t>입력: 이미 기이수 등록된 과목 재선택</w:t>
+            </w:r>
           </w:p>
           <w:p/>
         </w:tc>
@@ -13034,13 +11697,6 @@
                 <w:szCs w:val="18"/>
               </w:rPr>
               <w:t>d</w:t>
-            </w:r>
-            <w:r>
-              <w:rPr>
-                <w:rFonts w:hint="eastAsia"/>
-                <w:sz w:val="18"/>
-                <w:szCs w:val="18"/>
-              </w:rPr>
               <w:lastRenderedPageBreak/>
               <w:t>이</w:t>
             </w:r>
@@ -13049,23 +11705,7 @@
                 <w:sz w:val="18"/>
                 <w:szCs w:val="18"/>
               </w:rPr>
-              <w:t xml:space="preserve">미 </w:t>
-            </w:r>
-            <w:proofErr w:type="spellStart"/>
-            <w:r>
-              <w:rPr>
-                <w:sz w:val="18"/>
-                <w:szCs w:val="18"/>
-              </w:rPr>
-              <w:t>기이수</w:t>
-            </w:r>
-            <w:proofErr w:type="spellEnd"/>
-            <w:r>
-              <w:rPr>
-                <w:sz w:val="18"/>
-                <w:szCs w:val="18"/>
-              </w:rPr>
-              <w:t xml:space="preserve"> 처리된 과목입니다. 출력 후 복귀</w:t>
+              <w:t>미 기이수 처리된 과목입니다. 출력 후 복귀</w:t>
             </w:r>
           </w:p>
         </w:tc>
@@ -13092,23 +11732,7 @@
                 <w:szCs w:val="18"/>
               </w:rPr>
               <w:lastRenderedPageBreak/>
-              <w:t>(</w:t>
-            </w:r>
-            <w:proofErr w:type="spellStart"/>
-            <w:r>
-              <w:rPr>
-                <w:sz w:val="18"/>
-                <w:szCs w:val="18"/>
-              </w:rPr>
-              <w:t>좌동</w:t>
-            </w:r>
-            <w:proofErr w:type="spellEnd"/>
-            <w:r>
-              <w:rPr>
-                <w:sz w:val="18"/>
-                <w:szCs w:val="18"/>
-              </w:rPr>
-              <w:t>)</w:t>
+              <w:t>(좌동)</w:t>
             </w:r>
           </w:p>
         </w:tc>
@@ -13169,29 +11793,7 @@
                 <w:sz w:val="18"/>
                 <w:szCs w:val="18"/>
               </w:rPr>
-              <w:t xml:space="preserve">[목표] enrolled 상태 과목 </w:t>
-            </w:r>
-            <w:proofErr w:type="spellStart"/>
-            <w:r>
-              <w:rPr>
-                <w:b/>
-                <w:bCs/>
-                <w:color w:val="1F4E79"/>
-                <w:sz w:val="18"/>
-                <w:szCs w:val="18"/>
-              </w:rPr>
-              <w:t>기이수</w:t>
-            </w:r>
-            <w:proofErr w:type="spellEnd"/>
-            <w:r>
-              <w:rPr>
-                <w:b/>
-                <w:bCs/>
-                <w:color w:val="1F4E79"/>
-                <w:sz w:val="18"/>
-                <w:szCs w:val="18"/>
-              </w:rPr>
-              <w:t xml:space="preserve"> 추가 시 경고 (5.4절 부가 확인)</w:t>
+              <w:t>[목표] enrolled 상태 과목 기이수 추가 시 경고 (5.4절 부가 확인)</w:t>
             </w:r>
           </w:p>
           <w:p>
@@ -13228,55 +11830,7 @@
                 <w:sz w:val="18"/>
                 <w:szCs w:val="18"/>
               </w:rPr>
-              <w:t xml:space="preserve">'이 과목은 현재 수강신청 중입니다. 기이수로 </w:t>
-            </w:r>
-            <w:proofErr w:type="spellStart"/>
-            <w:r>
-              <w:rPr>
-                <w:sz w:val="18"/>
-                <w:szCs w:val="18"/>
-              </w:rPr>
-              <w:t>추가하시겠습니까</w:t>
-            </w:r>
-            <w:proofErr w:type="spellEnd"/>
-            <w:r>
-              <w:rPr>
-                <w:sz w:val="18"/>
-                <w:szCs w:val="18"/>
-              </w:rPr>
-              <w:t xml:space="preserve">? (1: </w:t>
-            </w:r>
-            <w:proofErr w:type="gramStart"/>
-            <w:r>
-              <w:rPr>
-                <w:sz w:val="18"/>
-                <w:szCs w:val="18"/>
-              </w:rPr>
-              <w:t>예 /</w:t>
-            </w:r>
-            <w:proofErr w:type="gramEnd"/>
-            <w:r>
-              <w:rPr>
-                <w:sz w:val="18"/>
-                <w:szCs w:val="18"/>
-              </w:rPr>
-              <w:t xml:space="preserve"> 0: </w:t>
-            </w:r>
-            <w:proofErr w:type="spellStart"/>
-            <w:r>
-              <w:rPr>
-                <w:sz w:val="18"/>
-                <w:szCs w:val="18"/>
-              </w:rPr>
-              <w:t>아니오</w:t>
-            </w:r>
-            <w:proofErr w:type="spellEnd"/>
-            <w:r>
-              <w:rPr>
-                <w:sz w:val="18"/>
-                <w:szCs w:val="18"/>
-              </w:rPr>
-              <w:t>)' 출력</w:t>
+              <w:t>'이 과목은 현재 수강신청 중입니다. 기이수로 추가하시겠습니까? (1: 예 / 0: 아니오)' 출력</w:t>
             </w:r>
           </w:p>
         </w:tc>
@@ -13395,29 +11949,7 @@
                 <w:sz w:val="18"/>
                 <w:szCs w:val="18"/>
               </w:rPr>
-              <w:t xml:space="preserve">[목표] enrolled 상태 과목 </w:t>
-            </w:r>
-            <w:proofErr w:type="spellStart"/>
-            <w:r>
-              <w:rPr>
-                <w:b/>
-                <w:bCs/>
-                <w:color w:val="1F4E79"/>
-                <w:sz w:val="18"/>
-                <w:szCs w:val="18"/>
-              </w:rPr>
-              <w:t>기이수</w:t>
-            </w:r>
-            <w:proofErr w:type="spellEnd"/>
-            <w:r>
-              <w:rPr>
-                <w:b/>
-                <w:bCs/>
-                <w:color w:val="1F4E79"/>
-                <w:sz w:val="18"/>
-                <w:szCs w:val="18"/>
-              </w:rPr>
-              <w:t xml:space="preserve"> 추가 시 경고 — '예' 선택</w:t>
+              <w:t>[목표] enrolled 상태 과목 기이수 추가 시 경고 — '예' 선택</w:t>
             </w:r>
           </w:p>
           <w:p>
@@ -13448,21 +11980,12 @@
             </w:tcMar>
           </w:tcPr>
           <w:p>
-            <w:proofErr w:type="spellStart"/>
-            <w:r>
-              <w:rPr>
-                <w:sz w:val="18"/>
-                <w:szCs w:val="18"/>
-              </w:rPr>
-              <w:t>기이수</w:t>
-            </w:r>
-            <w:proofErr w:type="spellEnd"/>
-            <w:r>
-              <w:rPr>
-                <w:sz w:val="18"/>
-                <w:szCs w:val="18"/>
-              </w:rPr>
-              <w:t xml:space="preserve"> 과목으로 추가됨</w:t>
+            <w:r>
+              <w:rPr>
+                <w:sz w:val="18"/>
+                <w:szCs w:val="18"/>
+              </w:rPr>
+              <w:t>기이수 과목으로 추가됨</w:t>
             </w:r>
           </w:p>
         </w:tc>
@@ -13583,51 +12106,7 @@
                 <w:sz w:val="18"/>
                 <w:szCs w:val="18"/>
               </w:rPr>
-              <w:t xml:space="preserve">[목표] enrolled 상태 과목 </w:t>
-            </w:r>
-            <w:proofErr w:type="spellStart"/>
-            <w:r>
-              <w:rPr>
-                <w:b/>
-                <w:bCs/>
-                <w:color w:val="1F4E79"/>
-                <w:sz w:val="18"/>
-                <w:szCs w:val="18"/>
-              </w:rPr>
-              <w:t>기이수</w:t>
-            </w:r>
-            <w:proofErr w:type="spellEnd"/>
-            <w:r>
-              <w:rPr>
-                <w:b/>
-                <w:bCs/>
-                <w:color w:val="1F4E79"/>
-                <w:sz w:val="18"/>
-                <w:szCs w:val="18"/>
-              </w:rPr>
-              <w:t xml:space="preserve"> 추가 시 경고 — '</w:t>
-            </w:r>
-            <w:proofErr w:type="spellStart"/>
-            <w:r>
-              <w:rPr>
-                <w:b/>
-                <w:bCs/>
-                <w:color w:val="1F4E79"/>
-                <w:sz w:val="18"/>
-                <w:szCs w:val="18"/>
-              </w:rPr>
-              <w:t>아니오</w:t>
-            </w:r>
-            <w:proofErr w:type="spellEnd"/>
-            <w:r>
-              <w:rPr>
-                <w:b/>
-                <w:bCs/>
-                <w:color w:val="1F4E79"/>
-                <w:sz w:val="18"/>
-                <w:szCs w:val="18"/>
-              </w:rPr>
-              <w:t>' 선택</w:t>
+              <w:t>[목표] enrolled 상태 과목 기이수 추가 시 경고 — '아니오' 선택</w:t>
             </w:r>
           </w:p>
           <w:p>
@@ -13817,7 +12296,6 @@
             <w:vAlign w:val="center"/>
           </w:tcPr>
           <w:p>
-            <w:proofErr w:type="gramStart"/>
             <w:r>
               <w:rPr>
                 <w:b/>
@@ -13826,18 +12304,7 @@
                 <w:sz w:val="18"/>
                 <w:szCs w:val="18"/>
               </w:rPr>
-              <w:t>목표 /</w:t>
-            </w:r>
-            <w:proofErr w:type="gramEnd"/>
-            <w:r>
-              <w:rPr>
-                <w:b/>
-                <w:bCs/>
-                <w:color w:val="FFFFFF"/>
-                <w:sz w:val="18"/>
-                <w:szCs w:val="18"/>
-              </w:rPr>
-              <w:t xml:space="preserve"> 입력</w:t>
+              <w:t>목표 / 입력</w:t>
             </w:r>
           </w:p>
         </w:tc>
@@ -13967,39 +12434,7 @@
                 <w:sz w:val="18"/>
                 <w:szCs w:val="18"/>
               </w:rPr>
-              <w:t xml:space="preserve">입력: 과목코드: 1001, 분반코드: 01 (active·정원 여유·시간 </w:t>
-            </w:r>
-            <w:proofErr w:type="spellStart"/>
-            <w:r>
-              <w:rPr>
-                <w:sz w:val="18"/>
-                <w:szCs w:val="18"/>
-              </w:rPr>
-              <w:t>미충돌</w:t>
-            </w:r>
-            <w:proofErr w:type="spellEnd"/>
-            <w:r>
-              <w:rPr>
-                <w:sz w:val="18"/>
-                <w:szCs w:val="18"/>
-              </w:rPr>
-              <w:t xml:space="preserve">·18학점 </w:t>
-            </w:r>
-            <w:proofErr w:type="spellStart"/>
-            <w:r>
-              <w:rPr>
-                <w:sz w:val="18"/>
-                <w:szCs w:val="18"/>
-              </w:rPr>
-              <w:t>미초과</w:t>
-            </w:r>
-            <w:proofErr w:type="spellEnd"/>
-            <w:r>
-              <w:rPr>
-                <w:sz w:val="18"/>
-                <w:szCs w:val="18"/>
-              </w:rPr>
-              <w:t>)</w:t>
+              <w:t>입력: 과목코드: 1001, 분반코드: 01 (active·정원 여유·시간 미충돌·18학점 미초과)</w:t>
             </w:r>
           </w:p>
           <w:p/>
@@ -14147,54 +12582,16 @@
                 <w:sz w:val="18"/>
                 <w:szCs w:val="18"/>
               </w:rPr>
-              <w:t xml:space="preserve">[목표] 재수강 안내 출력 (6.9절 정상 </w:t>
-            </w:r>
-            <w:proofErr w:type="gramStart"/>
-            <w:r>
-              <w:rPr>
-                <w:b/>
-                <w:bCs/>
-                <w:color w:val="1F4E79"/>
-                <w:sz w:val="18"/>
-                <w:szCs w:val="18"/>
-              </w:rPr>
-              <w:t>결과 /</w:t>
-            </w:r>
-            <w:proofErr w:type="gramEnd"/>
-            <w:r>
-              <w:rPr>
-                <w:b/>
-                <w:bCs/>
-                <w:color w:val="1F4E79"/>
-                <w:sz w:val="18"/>
-                <w:szCs w:val="18"/>
-              </w:rPr>
-              <w:t xml:space="preserve"> 7절 재수강 기능)</w:t>
-            </w:r>
-          </w:p>
-          <w:p>
-            <w:r>
-              <w:rPr>
-                <w:sz w:val="18"/>
-                <w:szCs w:val="18"/>
-              </w:rPr>
-              <w:t xml:space="preserve">입력: </w:t>
-            </w:r>
-            <w:proofErr w:type="spellStart"/>
-            <w:r>
-              <w:rPr>
-                <w:sz w:val="18"/>
-                <w:szCs w:val="18"/>
-              </w:rPr>
-              <w:t>기이수</w:t>
-            </w:r>
-            <w:proofErr w:type="spellEnd"/>
-            <w:r>
-              <w:rPr>
-                <w:sz w:val="18"/>
-                <w:szCs w:val="18"/>
-              </w:rPr>
-              <w:t xml:space="preserve"> 과목으로 등록된 과목 신청</w:t>
+              <w:t>[목표] 재수강 안내 출력 (6.9절 정상 결과 / 7절 재수강 기능)</w:t>
+            </w:r>
+          </w:p>
+          <w:p>
+            <w:r>
+              <w:rPr>
+                <w:sz w:val="18"/>
+                <w:szCs w:val="18"/>
+              </w:rPr>
+              <w:t>입력: 기이수 과목으로 등록된 과목 신청</w:t>
             </w:r>
           </w:p>
           <w:p/>
@@ -14403,23 +12800,7 @@
                 <w:sz w:val="18"/>
                 <w:szCs w:val="18"/>
               </w:rPr>
-              <w:t>(</w:t>
-            </w:r>
-            <w:proofErr w:type="spellStart"/>
-            <w:r>
-              <w:rPr>
-                <w:sz w:val="18"/>
-                <w:szCs w:val="18"/>
-              </w:rPr>
-              <w:t>좌동</w:t>
-            </w:r>
-            <w:proofErr w:type="spellEnd"/>
-            <w:r>
-              <w:rPr>
-                <w:sz w:val="18"/>
-                <w:szCs w:val="18"/>
-              </w:rPr>
-              <w:t>)</w:t>
+              <w:t>(좌동)</w:t>
             </w:r>
           </w:p>
         </w:tc>
@@ -14490,12 +12871,6 @@
                 <w:szCs w:val="18"/>
               </w:rPr>
               <w:t>입력: 존재하는 과목코드 + 존재하지 않는 분반코</w:t>
-            </w:r>
-            <w:r>
-              <w:rPr>
-                <w:sz w:val="18"/>
-                <w:szCs w:val="18"/>
-              </w:rPr>
               <w:lastRenderedPageBreak/>
               <w:t>드</w:t>
             </w:r>
@@ -14553,23 +12928,7 @@
                 <w:sz w:val="18"/>
                 <w:szCs w:val="18"/>
               </w:rPr>
-              <w:t>(</w:t>
-            </w:r>
-            <w:proofErr w:type="spellStart"/>
-            <w:r>
-              <w:rPr>
-                <w:sz w:val="18"/>
-                <w:szCs w:val="18"/>
-              </w:rPr>
-              <w:t>좌동</w:t>
-            </w:r>
-            <w:proofErr w:type="spellEnd"/>
-            <w:r>
-              <w:rPr>
-                <w:sz w:val="18"/>
-                <w:szCs w:val="18"/>
-              </w:rPr>
-              <w:t>)</w:t>
+              <w:t>(좌동)</w:t>
             </w:r>
           </w:p>
         </w:tc>
@@ -14690,23 +13049,7 @@
                 <w:sz w:val="18"/>
                 <w:szCs w:val="18"/>
               </w:rPr>
-              <w:t>(</w:t>
-            </w:r>
-            <w:proofErr w:type="spellStart"/>
-            <w:r>
-              <w:rPr>
-                <w:sz w:val="18"/>
-                <w:szCs w:val="18"/>
-              </w:rPr>
-              <w:t>좌동</w:t>
-            </w:r>
-            <w:proofErr w:type="spellEnd"/>
-            <w:r>
-              <w:rPr>
-                <w:sz w:val="18"/>
-                <w:szCs w:val="18"/>
-              </w:rPr>
-              <w:t>)</w:t>
+              <w:t>(좌동)</w:t>
             </w:r>
           </w:p>
         </w:tc>
@@ -14767,29 +13110,7 @@
                 <w:sz w:val="18"/>
                 <w:szCs w:val="18"/>
               </w:rPr>
-              <w:t>[목표] 중복 신청 차단 (6.9절 4</w:t>
-            </w:r>
-            <w:proofErr w:type="gramStart"/>
-            <w:r>
-              <w:rPr>
-                <w:b/>
-                <w:bCs/>
-                <w:color w:val="1F4E79"/>
-                <w:sz w:val="18"/>
-                <w:szCs w:val="18"/>
-              </w:rPr>
-              <w:t>단계 /</w:t>
-            </w:r>
-            <w:proofErr w:type="gramEnd"/>
-            <w:r>
-              <w:rPr>
-                <w:b/>
-                <w:bCs/>
-                <w:color w:val="1F4E79"/>
-                <w:sz w:val="18"/>
-                <w:szCs w:val="18"/>
-              </w:rPr>
-              <w:t xml:space="preserve"> 4.5절 의미 규칙)</w:t>
+              <w:t>[목표] 중복 신청 차단 (6.9절 4단계 / 4.5절 의미 규칙)</w:t>
             </w:r>
           </w:p>
           <w:p>
@@ -14853,23 +13174,7 @@
                 <w:sz w:val="18"/>
                 <w:szCs w:val="18"/>
               </w:rPr>
-              <w:t>(</w:t>
-            </w:r>
-            <w:proofErr w:type="spellStart"/>
-            <w:r>
-              <w:rPr>
-                <w:sz w:val="18"/>
-                <w:szCs w:val="18"/>
-              </w:rPr>
-              <w:t>좌동</w:t>
-            </w:r>
-            <w:proofErr w:type="spellEnd"/>
-            <w:r>
-              <w:rPr>
-                <w:sz w:val="18"/>
-                <w:szCs w:val="18"/>
-              </w:rPr>
-              <w:t>)</w:t>
+              <w:t>(좌동)</w:t>
             </w:r>
           </w:p>
         </w:tc>
@@ -14990,23 +13295,7 @@
                 <w:sz w:val="18"/>
                 <w:szCs w:val="18"/>
               </w:rPr>
-              <w:t>(</w:t>
-            </w:r>
-            <w:proofErr w:type="spellStart"/>
-            <w:r>
-              <w:rPr>
-                <w:sz w:val="18"/>
-                <w:szCs w:val="18"/>
-              </w:rPr>
-              <w:t>좌동</w:t>
-            </w:r>
-            <w:proofErr w:type="spellEnd"/>
-            <w:r>
-              <w:rPr>
-                <w:sz w:val="18"/>
-                <w:szCs w:val="18"/>
-              </w:rPr>
-              <w:t>)</w:t>
+              <w:t>(좌동)</w:t>
             </w:r>
           </w:p>
         </w:tc>
@@ -15067,29 +13356,7 @@
                 <w:sz w:val="18"/>
                 <w:szCs w:val="18"/>
               </w:rPr>
-              <w:t>[목표] 정원 초과 신청 차단 (6.9절 5</w:t>
-            </w:r>
-            <w:proofErr w:type="gramStart"/>
-            <w:r>
-              <w:rPr>
-                <w:b/>
-                <w:bCs/>
-                <w:color w:val="1F4E79"/>
-                <w:sz w:val="18"/>
-                <w:szCs w:val="18"/>
-              </w:rPr>
-              <w:t>단계 /</w:t>
-            </w:r>
-            <w:proofErr w:type="gramEnd"/>
-            <w:r>
-              <w:rPr>
-                <w:b/>
-                <w:bCs/>
-                <w:color w:val="1F4E79"/>
-                <w:sz w:val="18"/>
-                <w:szCs w:val="18"/>
-              </w:rPr>
-              <w:t xml:space="preserve"> 4.3.10절)</w:t>
+              <w:t>[목표] 정원 초과 신청 차단 (6.9절 5단계 / 4.3.10절)</w:t>
             </w:r>
           </w:p>
           <w:p>
@@ -15099,12 +13366,6 @@
                 <w:szCs w:val="18"/>
               </w:rPr>
               <w:t>입력: 현재 enrolled 인원 = 정원인 과</w:t>
-            </w:r>
-            <w:r>
-              <w:rPr>
-                <w:sz w:val="18"/>
-                <w:szCs w:val="18"/>
-              </w:rPr>
               <w:lastRenderedPageBreak/>
               <w:t>목 신청</w:t>
             </w:r>
@@ -15162,23 +13423,7 @@
                 <w:sz w:val="18"/>
                 <w:szCs w:val="18"/>
               </w:rPr>
-              <w:t>(</w:t>
-            </w:r>
-            <w:proofErr w:type="spellStart"/>
-            <w:r>
-              <w:rPr>
-                <w:sz w:val="18"/>
-                <w:szCs w:val="18"/>
-              </w:rPr>
-              <w:t>좌동</w:t>
-            </w:r>
-            <w:proofErr w:type="spellEnd"/>
-            <w:r>
-              <w:rPr>
-                <w:sz w:val="18"/>
-                <w:szCs w:val="18"/>
-              </w:rPr>
-              <w:t>)</w:t>
+              <w:t>(좌동)</w:t>
             </w:r>
           </w:p>
         </w:tc>
@@ -15237,29 +13482,7 @@
                 <w:sz w:val="18"/>
                 <w:szCs w:val="18"/>
               </w:rPr>
-              <w:t>[목표] 시간표 충돌 차단 (6.9절 6</w:t>
-            </w:r>
-            <w:proofErr w:type="gramStart"/>
-            <w:r>
-              <w:rPr>
-                <w:b/>
-                <w:bCs/>
-                <w:color w:val="1F4E79"/>
-                <w:sz w:val="18"/>
-                <w:szCs w:val="18"/>
-              </w:rPr>
-              <w:t>단계 /</w:t>
-            </w:r>
-            <w:proofErr w:type="gramEnd"/>
-            <w:r>
-              <w:rPr>
-                <w:b/>
-                <w:bCs/>
-                <w:color w:val="1F4E79"/>
-                <w:sz w:val="18"/>
-                <w:szCs w:val="18"/>
-              </w:rPr>
-              <w:t xml:space="preserve"> 1절 시간표 충돌)</w:t>
+              <w:t>[목표] 시간표 충돌 차단 (6.9절 6단계 / 1절 시간표 충돌)</w:t>
             </w:r>
           </w:p>
           <w:p>
@@ -15321,23 +13544,7 @@
                 <w:sz w:val="18"/>
                 <w:szCs w:val="18"/>
               </w:rPr>
-              <w:t>(</w:t>
-            </w:r>
-            <w:proofErr w:type="spellStart"/>
-            <w:r>
-              <w:rPr>
-                <w:sz w:val="18"/>
-                <w:szCs w:val="18"/>
-              </w:rPr>
-              <w:t>좌동</w:t>
-            </w:r>
-            <w:proofErr w:type="spellEnd"/>
-            <w:r>
-              <w:rPr>
-                <w:sz w:val="18"/>
-                <w:szCs w:val="18"/>
-              </w:rPr>
-              <w:t>)</w:t>
+              <w:t>(좌동)</w:t>
             </w:r>
           </w:p>
         </w:tc>
@@ -15399,51 +13606,7 @@
                 <w:sz w:val="18"/>
                 <w:szCs w:val="18"/>
               </w:rPr>
-              <w:t xml:space="preserve">[목표] 시간표 충돌 </w:t>
-            </w:r>
-            <w:proofErr w:type="spellStart"/>
-            <w:r>
-              <w:rPr>
-                <w:b/>
-                <w:bCs/>
-                <w:color w:val="1F4E79"/>
-                <w:sz w:val="18"/>
-                <w:szCs w:val="18"/>
-              </w:rPr>
-              <w:t>경계값</w:t>
-            </w:r>
-            <w:proofErr w:type="spellEnd"/>
-            <w:r>
-              <w:rPr>
-                <w:b/>
-                <w:bCs/>
-                <w:color w:val="1F4E79"/>
-                <w:sz w:val="18"/>
-                <w:szCs w:val="18"/>
-              </w:rPr>
-              <w:t xml:space="preserve"> — 경계에서 충돌 없음 (1절 </w:t>
-            </w:r>
-            <w:proofErr w:type="spellStart"/>
-            <w:r>
-              <w:rPr>
-                <w:b/>
-                <w:bCs/>
-                <w:color w:val="1F4E79"/>
-                <w:sz w:val="18"/>
-                <w:szCs w:val="18"/>
-              </w:rPr>
-              <w:t>반열림</w:t>
-            </w:r>
-            <w:proofErr w:type="spellEnd"/>
-            <w:r>
-              <w:rPr>
-                <w:b/>
-                <w:bCs/>
-                <w:color w:val="1F4E79"/>
-                <w:sz w:val="18"/>
-                <w:szCs w:val="18"/>
-              </w:rPr>
-              <w:t xml:space="preserve"> 구간)</w:t>
+              <w:t>[목표] 시간표 충돌 경계값 — 경계에서 충돌 없음 (1절 반열림 구간)</w:t>
             </w:r>
           </w:p>
           <w:p>
@@ -15600,54 +13763,16 @@
                 <w:sz w:val="18"/>
                 <w:szCs w:val="18"/>
               </w:rPr>
-              <w:t>[목표] 18학점 초과 차단 (6.9절 7</w:t>
-            </w:r>
-            <w:proofErr w:type="gramStart"/>
-            <w:r>
-              <w:rPr>
-                <w:b/>
-                <w:bCs/>
-                <w:color w:val="1F4E79"/>
-                <w:sz w:val="18"/>
-                <w:szCs w:val="18"/>
-              </w:rPr>
-              <w:t>단계 /</w:t>
-            </w:r>
-            <w:proofErr w:type="gramEnd"/>
-            <w:r>
-              <w:rPr>
-                <w:b/>
-                <w:bCs/>
-                <w:color w:val="1F4E79"/>
-                <w:sz w:val="18"/>
-                <w:szCs w:val="18"/>
-              </w:rPr>
-              <w:t xml:space="preserve"> 4.3.4절)</w:t>
-            </w:r>
-          </w:p>
-          <w:p>
-            <w:r>
-              <w:rPr>
-                <w:sz w:val="18"/>
-                <w:szCs w:val="18"/>
-              </w:rPr>
-              <w:t xml:space="preserve">입력: 현재 신청 학점 + 신청할 과목 </w:t>
-            </w:r>
-            <w:proofErr w:type="gramStart"/>
-            <w:r>
-              <w:rPr>
-                <w:sz w:val="18"/>
-                <w:szCs w:val="18"/>
-              </w:rPr>
-              <w:t>학점 &gt;</w:t>
-            </w:r>
-            <w:proofErr w:type="gramEnd"/>
-            <w:r>
-              <w:rPr>
-                <w:sz w:val="18"/>
-                <w:szCs w:val="18"/>
-              </w:rPr>
-              <w:t xml:space="preserve"> 18이 되는 과목 신청</w:t>
+              <w:t>[목표] 18학점 초과 차단 (6.9절 7단계 / 4.3.4절)</w:t>
+            </w:r>
+          </w:p>
+          <w:p>
+            <w:r>
+              <w:rPr>
+                <w:sz w:val="18"/>
+                <w:szCs w:val="18"/>
+              </w:rPr>
+              <w:t>입력: 현재 신청 학점 + 신청할 과목 학점 &gt; 18이 되는 과목 신청</w:t>
             </w:r>
           </w:p>
           <w:p/>
@@ -15794,29 +13919,7 @@
                 <w:sz w:val="18"/>
                 <w:szCs w:val="18"/>
               </w:rPr>
-              <w:t xml:space="preserve">[목표] 18학점 </w:t>
-            </w:r>
-            <w:proofErr w:type="spellStart"/>
-            <w:r>
-              <w:rPr>
-                <w:b/>
-                <w:bCs/>
-                <w:color w:val="1F4E79"/>
-                <w:sz w:val="18"/>
-                <w:szCs w:val="18"/>
-              </w:rPr>
-              <w:t>경계값</w:t>
-            </w:r>
-            <w:proofErr w:type="spellEnd"/>
-            <w:r>
-              <w:rPr>
-                <w:b/>
-                <w:bCs/>
-                <w:color w:val="1F4E79"/>
-                <w:sz w:val="18"/>
-                <w:szCs w:val="18"/>
-              </w:rPr>
-              <w:t xml:space="preserve"> 정상 신청 (4.3.4절)</w:t>
+              <w:t>[목표] 18학점 경계값 정상 신청 (4.3.4절)</w:t>
             </w:r>
           </w:p>
           <w:p>
@@ -15853,23 +13956,7 @@
                 <w:sz w:val="18"/>
                 <w:szCs w:val="18"/>
               </w:rPr>
-              <w:t xml:space="preserve">수강신청 완료, 총 신청 학점 </w:t>
-            </w:r>
-            <w:proofErr w:type="gramStart"/>
-            <w:r>
-              <w:rPr>
-                <w:sz w:val="18"/>
-                <w:szCs w:val="18"/>
-              </w:rPr>
-              <w:t>18 /</w:t>
-            </w:r>
-            <w:proofErr w:type="gramEnd"/>
-            <w:r>
-              <w:rPr>
-                <w:sz w:val="18"/>
-                <w:szCs w:val="18"/>
-              </w:rPr>
-              <w:t xml:space="preserve"> 18 출력</w:t>
+              <w:t>수강신청 완료, 총 신청 학점 18 / 18 출력</w:t>
             </w:r>
           </w:p>
         </w:tc>
@@ -16056,23 +14143,7 @@
                 <w:sz w:val="18"/>
                 <w:szCs w:val="18"/>
               </w:rPr>
-              <w:t>(</w:t>
-            </w:r>
-            <w:proofErr w:type="spellStart"/>
-            <w:r>
-              <w:rPr>
-                <w:sz w:val="18"/>
-                <w:szCs w:val="18"/>
-              </w:rPr>
-              <w:t>좌동</w:t>
-            </w:r>
-            <w:proofErr w:type="spellEnd"/>
-            <w:r>
-              <w:rPr>
-                <w:sz w:val="18"/>
-                <w:szCs w:val="18"/>
-              </w:rPr>
-              <w:t>)</w:t>
+              <w:t>(좌동)</w:t>
             </w:r>
           </w:p>
         </w:tc>
@@ -16324,7 +14395,6 @@
             <w:vAlign w:val="center"/>
           </w:tcPr>
           <w:p>
-            <w:proofErr w:type="gramStart"/>
             <w:r>
               <w:rPr>
                 <w:b/>
@@ -16333,18 +14403,7 @@
                 <w:sz w:val="18"/>
                 <w:szCs w:val="18"/>
               </w:rPr>
-              <w:t>목표 /</w:t>
-            </w:r>
-            <w:proofErr w:type="gramEnd"/>
-            <w:r>
-              <w:rPr>
-                <w:b/>
-                <w:bCs/>
-                <w:color w:val="FFFFFF"/>
-                <w:sz w:val="18"/>
-                <w:szCs w:val="18"/>
-              </w:rPr>
-              <w:t xml:space="preserve"> 입력</w:t>
+              <w:t>목표 / 입력</w:t>
             </w:r>
           </w:p>
         </w:tc>
@@ -16685,23 +14744,7 @@
                 <w:sz w:val="18"/>
                 <w:szCs w:val="18"/>
               </w:rPr>
-              <w:t>(</w:t>
-            </w:r>
-            <w:proofErr w:type="spellStart"/>
-            <w:r>
-              <w:rPr>
-                <w:sz w:val="18"/>
-                <w:szCs w:val="18"/>
-              </w:rPr>
-              <w:t>좌동</w:t>
-            </w:r>
-            <w:proofErr w:type="spellEnd"/>
-            <w:r>
-              <w:rPr>
-                <w:sz w:val="18"/>
-                <w:szCs w:val="18"/>
-              </w:rPr>
-              <w:t>)</w:t>
+              <w:t>(좌동)</w:t>
             </w:r>
           </w:p>
         </w:tc>
@@ -16918,29 +14961,7 @@
                 <w:sz w:val="18"/>
                 <w:szCs w:val="18"/>
               </w:rPr>
-              <w:t>[목표] 취소 확인 '</w:t>
-            </w:r>
-            <w:proofErr w:type="spellStart"/>
-            <w:r>
-              <w:rPr>
-                <w:b/>
-                <w:bCs/>
-                <w:color w:val="1F4E79"/>
-                <w:sz w:val="18"/>
-                <w:szCs w:val="18"/>
-              </w:rPr>
-              <w:t>아니오</w:t>
-            </w:r>
-            <w:proofErr w:type="spellEnd"/>
-            <w:r>
-              <w:rPr>
-                <w:b/>
-                <w:bCs/>
-                <w:color w:val="1F4E79"/>
-                <w:sz w:val="18"/>
-                <w:szCs w:val="18"/>
-              </w:rPr>
-              <w:t>' 선택 (6.10절)</w:t>
+              <w:t>[목표] 취소 확인 '아니오' 선택 (6.10절)</w:t>
             </w:r>
           </w:p>
           <w:p>
@@ -17258,29 +15279,7 @@
                 <w:sz w:val="18"/>
                 <w:szCs w:val="18"/>
               </w:rPr>
-              <w:t xml:space="preserve">[목표] 숫자가 아닌 문자 입력 오류 (6.10절 비정상, </w:t>
-            </w:r>
-            <w:proofErr w:type="spellStart"/>
-            <w:r>
-              <w:rPr>
-                <w:b/>
-                <w:bCs/>
-                <w:color w:val="1F4E79"/>
-                <w:sz w:val="18"/>
-                <w:szCs w:val="18"/>
-              </w:rPr>
-              <w:t>경계값</w:t>
-            </w:r>
-            <w:proofErr w:type="spellEnd"/>
-            <w:r>
-              <w:rPr>
-                <w:b/>
-                <w:bCs/>
-                <w:color w:val="1F4E79"/>
-                <w:sz w:val="18"/>
-                <w:szCs w:val="18"/>
-              </w:rPr>
-              <w:t>)</w:t>
+              <w:t>[목표] 숫자가 아닌 문자 입력 오류 (6.10절 비정상, 경계값)</w:t>
             </w:r>
           </w:p>
           <w:p>
@@ -17290,25 +15289,7 @@
                 <w:sz w:val="18"/>
                 <w:szCs w:val="18"/>
               </w:rPr>
-              <w:t>입력: "</w:t>
-            </w:r>
-            <w:proofErr w:type="spellStart"/>
-            <w:r>
-              <w:rPr>
-                <w:color w:val="000000"/>
-                <w:sz w:val="18"/>
-                <w:szCs w:val="18"/>
-              </w:rPr>
-              <w:t>abc</w:t>
-            </w:r>
-            <w:proofErr w:type="spellEnd"/>
-            <w:r>
-              <w:rPr>
-                <w:color w:val="000000"/>
-                <w:sz w:val="18"/>
-                <w:szCs w:val="18"/>
-              </w:rPr>
-              <w:t>" (숫자가 아닌 문자)</w:t>
+              <w:t>입력: "abc" (숫자가 아닌 문자)</w:t>
             </w:r>
           </w:p>
           <w:p/>
@@ -17489,7 +15470,6 @@
             <w:vAlign w:val="center"/>
           </w:tcPr>
           <w:p>
-            <w:proofErr w:type="gramStart"/>
             <w:r>
               <w:rPr>
                 <w:b/>
@@ -17498,18 +15478,7 @@
                 <w:sz w:val="18"/>
                 <w:szCs w:val="18"/>
               </w:rPr>
-              <w:t>목표 /</w:t>
-            </w:r>
-            <w:proofErr w:type="gramEnd"/>
-            <w:r>
-              <w:rPr>
-                <w:b/>
-                <w:bCs/>
-                <w:color w:val="FFFFFF"/>
-                <w:sz w:val="18"/>
-                <w:szCs w:val="18"/>
-              </w:rPr>
-              <w:t xml:space="preserve"> 입력</w:t>
+              <w:t>목표 / 입력</w:t>
             </w:r>
           </w:p>
         </w:tc>
@@ -17630,29 +15599,7 @@
                 <w:sz w:val="18"/>
                 <w:szCs w:val="18"/>
               </w:rPr>
-              <w:t xml:space="preserve">[목표] 신청 내역 전체 조회 (6.11절 — </w:t>
-            </w:r>
-            <w:proofErr w:type="spellStart"/>
-            <w:r>
-              <w:rPr>
-                <w:b/>
-                <w:bCs/>
-                <w:color w:val="1F4E79"/>
-                <w:sz w:val="18"/>
-                <w:szCs w:val="18"/>
-              </w:rPr>
-              <w:t>enrolled+cancelled</w:t>
-            </w:r>
-            <w:proofErr w:type="spellEnd"/>
-            <w:r>
-              <w:rPr>
-                <w:b/>
-                <w:bCs/>
-                <w:color w:val="1F4E79"/>
-                <w:sz w:val="18"/>
-                <w:szCs w:val="18"/>
-              </w:rPr>
-              <w:t xml:space="preserve"> 모두 출력)</w:t>
+              <w:t>[목표] 신청 내역 전체 조회 (6.11절 — enrolled+cancelled 모두 출력)</w:t>
             </w:r>
           </w:p>
           <w:p>
@@ -17683,21 +15630,12 @@
             </w:tcMar>
           </w:tcPr>
           <w:p>
-            <w:proofErr w:type="spellStart"/>
-            <w:r>
-              <w:rPr>
-                <w:sz w:val="18"/>
-                <w:szCs w:val="18"/>
-              </w:rPr>
-              <w:t>enrolled·cancelled</w:t>
-            </w:r>
-            <w:proofErr w:type="spellEnd"/>
-            <w:r>
-              <w:rPr>
-                <w:sz w:val="18"/>
-                <w:szCs w:val="18"/>
-              </w:rPr>
-              <w:t xml:space="preserve"> 모두 포함한 내역 출력, 총 학점(enrolled 기준) 출력</w:t>
+            <w:r>
+              <w:rPr>
+                <w:sz w:val="18"/>
+                <w:szCs w:val="18"/>
+              </w:rPr>
+              <w:t>enrolled·cancelled 모두 포함한 내역 출력, 총 학점(enrolled 기준) 출력</w:t>
             </w:r>
           </w:p>
         </w:tc>
@@ -17818,54 +15756,16 @@
                 <w:sz w:val="18"/>
                 <w:szCs w:val="18"/>
               </w:rPr>
-              <w:t>[목표] 재수강 여부 표시 확인 (6.11</w:t>
-            </w:r>
-            <w:proofErr w:type="gramStart"/>
-            <w:r>
-              <w:rPr>
-                <w:b/>
-                <w:bCs/>
-                <w:color w:val="1F4E79"/>
-                <w:sz w:val="18"/>
-                <w:szCs w:val="18"/>
-              </w:rPr>
-              <w:t>절 /</w:t>
-            </w:r>
-            <w:proofErr w:type="gramEnd"/>
-            <w:r>
-              <w:rPr>
-                <w:b/>
-                <w:bCs/>
-                <w:color w:val="1F4E79"/>
-                <w:sz w:val="18"/>
-                <w:szCs w:val="18"/>
-              </w:rPr>
-              <w:t xml:space="preserve"> 7절 재수강)</w:t>
-            </w:r>
-          </w:p>
-          <w:p>
-            <w:r>
-              <w:rPr>
-                <w:sz w:val="18"/>
-                <w:szCs w:val="18"/>
-              </w:rPr>
-              <w:t xml:space="preserve">입력: </w:t>
-            </w:r>
-            <w:proofErr w:type="spellStart"/>
-            <w:r>
-              <w:rPr>
-                <w:sz w:val="18"/>
-                <w:szCs w:val="18"/>
-              </w:rPr>
-              <w:t>기이수</w:t>
-            </w:r>
-            <w:proofErr w:type="spellEnd"/>
-            <w:r>
-              <w:rPr>
-                <w:sz w:val="18"/>
-                <w:szCs w:val="18"/>
-              </w:rPr>
-              <w:t xml:space="preserve"> 과목을 신청한 상태에서 신청 내역 조회</w:t>
+              <w:t>[목표] 재수강 여부 표시 확인 (6.11절 / 7절 재수강)</w:t>
+            </w:r>
+          </w:p>
+          <w:p>
+            <w:r>
+              <w:rPr>
+                <w:sz w:val="18"/>
+                <w:szCs w:val="18"/>
+              </w:rPr>
+              <w:t>입력: 기이수 과목을 신청한 상태에서 신청 내역 조회</w:t>
             </w:r>
           </w:p>
           <w:p/>
@@ -18046,7 +15946,6 @@
             <w:vAlign w:val="center"/>
           </w:tcPr>
           <w:p>
-            <w:proofErr w:type="gramStart"/>
             <w:r>
               <w:rPr>
                 <w:b/>
@@ -18055,18 +15954,7 @@
                 <w:sz w:val="18"/>
                 <w:szCs w:val="18"/>
               </w:rPr>
-              <w:t>목표 /</w:t>
-            </w:r>
-            <w:proofErr w:type="gramEnd"/>
-            <w:r>
-              <w:rPr>
-                <w:b/>
-                <w:bCs/>
-                <w:color w:val="FFFFFF"/>
-                <w:sz w:val="18"/>
-                <w:szCs w:val="18"/>
-              </w:rPr>
-              <w:t xml:space="preserve"> 입력</w:t>
+              <w:t>목표 / 입력</w:t>
             </w:r>
           </w:p>
         </w:tc>
@@ -18381,23 +16269,7 @@
                 <w:sz w:val="18"/>
                 <w:szCs w:val="18"/>
               </w:rPr>
-              <w:t>과목 없는 요일은 '[요일] 없음</w:t>
-            </w:r>
-            <w:proofErr w:type="gramStart"/>
-            <w:r>
-              <w:rPr>
-                <w:sz w:val="18"/>
-                <w:szCs w:val="18"/>
-              </w:rPr>
-              <w:t>' 으로</w:t>
-            </w:r>
-            <w:proofErr w:type="gramEnd"/>
-            <w:r>
-              <w:rPr>
-                <w:sz w:val="18"/>
-                <w:szCs w:val="18"/>
-              </w:rPr>
-              <w:t xml:space="preserve"> 표시</w:t>
+              <w:t>과목 없는 요일은 '[요일] 없음' 으로 표시</w:t>
             </w:r>
           </w:p>
         </w:tc>
@@ -18705,7 +16577,6 @@
             <w:vAlign w:val="center"/>
           </w:tcPr>
           <w:p>
-            <w:proofErr w:type="gramStart"/>
             <w:r>
               <w:rPr>
                 <w:b/>
@@ -18714,18 +16585,7 @@
                 <w:sz w:val="18"/>
                 <w:szCs w:val="18"/>
               </w:rPr>
-              <w:t>목표 /</w:t>
-            </w:r>
-            <w:proofErr w:type="gramEnd"/>
-            <w:r>
-              <w:rPr>
-                <w:b/>
-                <w:bCs/>
-                <w:color w:val="FFFFFF"/>
-                <w:sz w:val="18"/>
-                <w:szCs w:val="18"/>
-              </w:rPr>
-              <w:t xml:space="preserve"> 입력</w:t>
+              <w:t>목표 / 입력</w:t>
             </w:r>
           </w:p>
         </w:tc>
@@ -19066,23 +16926,7 @@
                 <w:sz w:val="18"/>
                 <w:szCs w:val="18"/>
               </w:rPr>
-              <w:t>(</w:t>
-            </w:r>
-            <w:proofErr w:type="spellStart"/>
-            <w:r>
-              <w:rPr>
-                <w:sz w:val="18"/>
-                <w:szCs w:val="18"/>
-              </w:rPr>
-              <w:t>좌동</w:t>
-            </w:r>
-            <w:proofErr w:type="spellEnd"/>
-            <w:r>
-              <w:rPr>
-                <w:sz w:val="18"/>
-                <w:szCs w:val="18"/>
-              </w:rPr>
-              <w:t>)</w:t>
+              <w:t>(좌동)</w:t>
             </w:r>
           </w:p>
         </w:tc>
@@ -19517,23 +17361,7 @@
                 <w:sz w:val="18"/>
                 <w:szCs w:val="18"/>
               </w:rPr>
-              <w:t>(</w:t>
-            </w:r>
-            <w:proofErr w:type="spellStart"/>
-            <w:r>
-              <w:rPr>
-                <w:sz w:val="18"/>
-                <w:szCs w:val="18"/>
-              </w:rPr>
-              <w:t>좌동</w:t>
-            </w:r>
-            <w:proofErr w:type="spellEnd"/>
-            <w:r>
-              <w:rPr>
-                <w:sz w:val="18"/>
-                <w:szCs w:val="18"/>
-              </w:rPr>
-              <w:t>)</w:t>
+              <w:t>(좌동)</w:t>
             </w:r>
           </w:p>
         </w:tc>
@@ -19813,23 +17641,7 @@
                 <w:sz w:val="18"/>
                 <w:szCs w:val="18"/>
               </w:rPr>
-              <w:t>(</w:t>
-            </w:r>
-            <w:proofErr w:type="spellStart"/>
-            <w:r>
-              <w:rPr>
-                <w:sz w:val="18"/>
-                <w:szCs w:val="18"/>
-              </w:rPr>
-              <w:t>좌동</w:t>
-            </w:r>
-            <w:proofErr w:type="spellEnd"/>
-            <w:r>
-              <w:rPr>
-                <w:sz w:val="18"/>
-                <w:szCs w:val="18"/>
-              </w:rPr>
-              <w:t>)</w:t>
+              <w:t>(좌동)</w:t>
             </w:r>
           </w:p>
         </w:tc>
@@ -19899,29 +17711,7 @@
                 <w:sz w:val="18"/>
                 <w:szCs w:val="18"/>
               </w:rPr>
-              <w:t>입력: 학번 정상, 비밀번호: '</w:t>
-            </w:r>
-            <w:proofErr w:type="spellStart"/>
-            <w:r>
-              <w:rPr>
-                <w:sz w:val="18"/>
-                <w:szCs w:val="18"/>
-              </w:rPr>
-              <w:t>abcdef</w:t>
-            </w:r>
-            <w:proofErr w:type="spellEnd"/>
-            <w:r>
-              <w:rPr>
-                <w:sz w:val="18"/>
-                <w:szCs w:val="18"/>
-              </w:rPr>
-              <w:t xml:space="preserve">' (숫자 </w:t>
-            </w:r>
-            <w:r>
-              <w:rPr>
-                <w:sz w:val="18"/>
-                <w:szCs w:val="18"/>
-              </w:rPr>
+              <w:t xml:space="preserve">입력: 학번 정상, 비밀번호: 'abcdef' (숫자 </w:t>
               <w:lastRenderedPageBreak/>
               <w:t>없음)</w:t>
             </w:r>
@@ -19978,23 +17768,7 @@
                 <w:sz w:val="18"/>
                 <w:szCs w:val="18"/>
               </w:rPr>
-              <w:t>(</w:t>
-            </w:r>
-            <w:proofErr w:type="spellStart"/>
-            <w:r>
-              <w:rPr>
-                <w:sz w:val="18"/>
-                <w:szCs w:val="18"/>
-              </w:rPr>
-              <w:t>좌동</w:t>
-            </w:r>
-            <w:proofErr w:type="spellEnd"/>
-            <w:r>
-              <w:rPr>
-                <w:sz w:val="18"/>
-                <w:szCs w:val="18"/>
-              </w:rPr>
-              <w:t>)</w:t>
+              <w:t>(좌동)</w:t>
             </w:r>
           </w:p>
         </w:tc>
@@ -20118,23 +17892,7 @@
                 <w:sz w:val="18"/>
                 <w:szCs w:val="18"/>
               </w:rPr>
-              <w:t>(</w:t>
-            </w:r>
-            <w:proofErr w:type="spellStart"/>
-            <w:r>
-              <w:rPr>
-                <w:sz w:val="18"/>
-                <w:szCs w:val="18"/>
-              </w:rPr>
-              <w:t>좌동</w:t>
-            </w:r>
-            <w:proofErr w:type="spellEnd"/>
-            <w:r>
-              <w:rPr>
-                <w:sz w:val="18"/>
-                <w:szCs w:val="18"/>
-              </w:rPr>
-              <w:t>)</w:t>
+              <w:t>(좌동)</w:t>
             </w:r>
           </w:p>
         </w:tc>
@@ -20227,7 +17985,6 @@
             <w:vAlign w:val="center"/>
           </w:tcPr>
           <w:p>
-            <w:proofErr w:type="gramStart"/>
             <w:r>
               <w:rPr>
                 <w:b/>
@@ -20236,18 +17993,7 @@
                 <w:sz w:val="18"/>
                 <w:szCs w:val="18"/>
               </w:rPr>
-              <w:t>목표 /</w:t>
-            </w:r>
-            <w:proofErr w:type="gramEnd"/>
-            <w:r>
-              <w:rPr>
-                <w:b/>
-                <w:bCs/>
-                <w:color w:val="FFFFFF"/>
-                <w:sz w:val="18"/>
-                <w:szCs w:val="18"/>
-              </w:rPr>
-              <w:t xml:space="preserve"> 입력</w:t>
+              <w:t>목표 / 입력</w:t>
             </w:r>
           </w:p>
         </w:tc>
@@ -20588,23 +18334,7 @@
                 <w:sz w:val="18"/>
                 <w:szCs w:val="18"/>
               </w:rPr>
-              <w:t>(</w:t>
-            </w:r>
-            <w:proofErr w:type="spellStart"/>
-            <w:r>
-              <w:rPr>
-                <w:sz w:val="18"/>
-                <w:szCs w:val="18"/>
-              </w:rPr>
-              <w:t>좌동</w:t>
-            </w:r>
-            <w:proofErr w:type="spellEnd"/>
-            <w:r>
-              <w:rPr>
-                <w:sz w:val="18"/>
-                <w:szCs w:val="18"/>
-              </w:rPr>
-              <w:t>)</w:t>
+              <w:t>(좌동)</w:t>
             </w:r>
           </w:p>
         </w:tc>
@@ -20977,29 +18707,7 @@
                 <w:sz w:val="18"/>
                 <w:szCs w:val="18"/>
               </w:rPr>
-              <w:t xml:space="preserve">[목표] 강의 수정 — 수강신청 기간 중 차단 (6.14.2절 </w:t>
-            </w:r>
-            <w:proofErr w:type="gramStart"/>
-            <w:r>
-              <w:rPr>
-                <w:b/>
-                <w:bCs/>
-                <w:color w:val="1F4E79"/>
-                <w:sz w:val="18"/>
-                <w:szCs w:val="18"/>
-              </w:rPr>
-              <w:t>비정상 /</w:t>
-            </w:r>
-            <w:proofErr w:type="gramEnd"/>
-            <w:r>
-              <w:rPr>
-                <w:b/>
-                <w:bCs/>
-                <w:color w:val="1F4E79"/>
-                <w:sz w:val="18"/>
-                <w:szCs w:val="18"/>
-              </w:rPr>
-              <w:t xml:space="preserve"> 6.6절)</w:t>
+              <w:t>[목표] 강의 수정 — 수강신청 기간 시작 이후 차단 (기간 중 및 종료 후) (6.14.2절 비정상 / 6.6절)</w:t>
             </w:r>
           </w:p>
           <w:p>
@@ -21035,7 +18743,7 @@
                 <w:sz w:val="18"/>
                 <w:szCs w:val="18"/>
               </w:rPr>
-              <w:t>!!! 오류: 수강신청 기간 중에는 강의를 수정할 수 없습니다.</w:t>
+              <w:t>!!! 오류: 수강신청 기간 시작 이후에는 강의를 수정할 수 없습니다.</w:t>
             </w:r>
           </w:p>
         </w:tc>
@@ -21061,23 +18769,7 @@
                 <w:sz w:val="18"/>
                 <w:szCs w:val="18"/>
               </w:rPr>
-              <w:t>(</w:t>
-            </w:r>
-            <w:proofErr w:type="spellStart"/>
-            <w:r>
-              <w:rPr>
-                <w:sz w:val="18"/>
-                <w:szCs w:val="18"/>
-              </w:rPr>
-              <w:t>좌동</w:t>
-            </w:r>
-            <w:proofErr w:type="spellEnd"/>
-            <w:r>
-              <w:rPr>
-                <w:sz w:val="18"/>
-                <w:szCs w:val="18"/>
-              </w:rPr>
-              <w:t>)</w:t>
+              <w:t>(좌동)</w:t>
             </w:r>
           </w:p>
         </w:tc>
@@ -21139,15 +18831,6 @@
                 <w:szCs w:val="18"/>
               </w:rPr>
               <w:t>[목표] 강의 수정 — inactive 강의 수정 차단 (6.14.2절 비정</w:t>
-            </w:r>
-            <w:r>
-              <w:rPr>
-                <w:b/>
-                <w:bCs/>
-                <w:color w:val="1F4E79"/>
-                <w:sz w:val="18"/>
-                <w:szCs w:val="18"/>
-              </w:rPr>
               <w:lastRenderedPageBreak/>
               <w:t>상)</w:t>
             </w:r>
@@ -21188,12 +18871,6 @@
               </w:rPr>
               <w:lastRenderedPageBreak/>
               <w:t>!!! 오류: inactive 상태의 강의는 수정할 수 없습</w:t>
-            </w:r>
-            <w:r>
-              <w:rPr>
-                <w:sz w:val="18"/>
-                <w:szCs w:val="18"/>
-              </w:rPr>
               <w:lastRenderedPageBreak/>
               <w:t>니다. 먼저 강의를 활성화하세요.</w:t>
             </w:r>
@@ -21223,23 +18900,127 @@
                 <w:szCs w:val="18"/>
               </w:rPr>
               <w:lastRenderedPageBreak/>
-              <w:t>(</w:t>
-            </w:r>
-            <w:proofErr w:type="spellStart"/>
-            <w:r>
-              <w:rPr>
-                <w:sz w:val="18"/>
-                <w:szCs w:val="18"/>
-              </w:rPr>
-              <w:t>좌동</w:t>
-            </w:r>
-            <w:proofErr w:type="spellEnd"/>
-            <w:r>
-              <w:rPr>
-                <w:sz w:val="18"/>
-                <w:szCs w:val="18"/>
-              </w:rPr>
-              <w:t>)</w:t>
+              <w:t>(좌동)</w:t>
+            </w:r>
+          </w:p>
+        </w:tc>
+      </w:tr>
+      <w:tr>
+        <w:tc>
+          <w:tcPr>
+            <w:tcW w:w="900" w:type="dxa"/>
+            <w:tcBorders>
+              <w:top w:val="single" w:sz="1" w:space="0" w:color="AAAAAA"/>
+              <w:left w:val="single" w:sz="1" w:space="0" w:color="AAAAAA"/>
+              <w:bottom w:val="single" w:sz="1" w:space="0" w:color="AAAAAA"/>
+              <w:right w:val="single" w:sz="1" w:space="0" w:color="AAAAAA"/>
+            </w:tcBorders>
+            <w:tcMar>
+              <w:top w:w="80" w:type="dxa"/>
+              <w:left w:w="120" w:type="dxa"/>
+              <w:bottom w:w="80" w:type="dxa"/>
+              <w:right w:w="120" w:type="dxa"/>
+            </w:tcMar>
+          </w:tcPr>
+          <w:p>
+            <w:r>
+              <w:rPr>
+                <w:b/>
+                <w:bCs/>
+                <w:sz w:val="18"/>
+                <w:szCs w:val="18"/>
+              </w:rPr>
+              <w:t>6.14-7</w:t>
+            </w:r>
+          </w:p>
+        </w:tc>
+        <w:tc>
+          <w:tcPr>
+            <w:tcW w:w="3800" w:type="dxa"/>
+            <w:tcBorders>
+              <w:top w:val="single" w:sz="1" w:space="0" w:color="AAAAAA"/>
+              <w:left w:val="single" w:sz="1" w:space="0" w:color="AAAAAA"/>
+              <w:bottom w:val="single" w:sz="1" w:space="0" w:color="AAAAAA"/>
+              <w:right w:val="single" w:sz="1" w:space="0" w:color="AAAAAA"/>
+            </w:tcBorders>
+            <w:tcMar>
+              <w:top w:w="80" w:type="dxa"/>
+              <w:left w:w="120" w:type="dxa"/>
+              <w:bottom w:w="80" w:type="dxa"/>
+              <w:right w:w="120" w:type="dxa"/>
+            </w:tcMar>
+          </w:tcPr>
+          <w:p>
+            <w:r>
+              <w:rPr>
+                <w:b/>
+                <w:bCs/>
+                <w:color w:val="1F4E79"/>
+                <w:sz w:val="18"/>
+                <w:szCs w:val="18"/>
+              </w:rPr>
+              <w:t>[목표] 강의 수정 - 수강신청 기간 종료 후 차단 확인</w:t>
+            </w:r>
+          </w:p>
+          <w:p>
+            <w:r>
+              <w:rPr>
+                <w:sz w:val="18"/>
+                <w:szCs w:val="18"/>
+              </w:rPr>
+              <w:t>수강신청 기간 종료 후 날짜(기간 종료일 다음 날) 입력 후 관리자 메뉴 5번 선택</w:t>
+            </w:r>
+          </w:p>
+        </w:tc>
+        <w:tc>
+          <w:tcPr>
+            <w:tcW w:w="2800" w:type="dxa"/>
+            <w:tcBorders>
+              <w:top w:val="single" w:sz="1" w:space="0" w:color="AAAAAA"/>
+              <w:left w:val="single" w:sz="1" w:space="0" w:color="AAAAAA"/>
+              <w:bottom w:val="single" w:sz="1" w:space="0" w:color="AAAAAA"/>
+              <w:right w:val="single" w:sz="1" w:space="0" w:color="AAAAAA"/>
+            </w:tcBorders>
+            <w:tcMar>
+              <w:top w:w="80" w:type="dxa"/>
+              <w:left w:w="120" w:type="dxa"/>
+              <w:bottom w:w="80" w:type="dxa"/>
+              <w:right w:w="120" w:type="dxa"/>
+            </w:tcMar>
+          </w:tcPr>
+          <w:p>
+            <w:r>
+              <w:rPr>
+                <w:sz w:val="18"/>
+                <w:szCs w:val="18"/>
+              </w:rPr>
+              <w:t>!!! 오류: 수강신청 기간 시작 이후에는 강의를 수정할 수 없습니다.</w:t>
+            </w:r>
+          </w:p>
+        </w:tc>
+        <w:tc>
+          <w:tcPr>
+            <w:tcW w:w="1400" w:type="dxa"/>
+            <w:tcBorders>
+              <w:top w:val="single" w:sz="1" w:space="0" w:color="AAAAAA"/>
+              <w:left w:val="single" w:sz="1" w:space="0" w:color="AAAAAA"/>
+              <w:bottom w:val="single" w:sz="1" w:space="0" w:color="AAAAAA"/>
+              <w:right w:val="single" w:sz="1" w:space="0" w:color="AAAAAA"/>
+            </w:tcBorders>
+            <w:tcMar>
+              <w:top w:w="80" w:type="dxa"/>
+              <w:left w:w="120" w:type="dxa"/>
+              <w:bottom w:w="80" w:type="dxa"/>
+              <w:right w:w="120" w:type="dxa"/>
+            </w:tcMar>
+          </w:tcPr>
+          <w:p>
+            <w:r>
+              <w:rPr>
+                <w:sz w:val="18"/>
+                <w:szCs w:val="18"/>
+              </w:rPr>
+              <w:t>(좌동)</w:t>
             </w:r>
           </w:p>
         </w:tc>
@@ -21832,23 +19613,7 @@
                 <w:sz w:val="18"/>
                 <w:szCs w:val="18"/>
               </w:rPr>
-              <w:t>(</w:t>
-            </w:r>
-            <w:proofErr w:type="spellStart"/>
-            <w:r>
-              <w:rPr>
-                <w:sz w:val="18"/>
-                <w:szCs w:val="18"/>
-              </w:rPr>
-              <w:t>좌동</w:t>
-            </w:r>
-            <w:proofErr w:type="spellEnd"/>
-            <w:r>
-              <w:rPr>
-                <w:sz w:val="18"/>
-                <w:szCs w:val="18"/>
-              </w:rPr>
-              <w:t>)</w:t>
+              <w:t>(좌동)</w:t>
             </w:r>
           </w:p>
         </w:tc>
@@ -21909,29 +19674,7 @@
                 <w:sz w:val="18"/>
                 <w:szCs w:val="18"/>
               </w:rPr>
-              <w:t xml:space="preserve">[목표] 강의 등록 — 학점 하한 </w:t>
-            </w:r>
-            <w:proofErr w:type="spellStart"/>
-            <w:r>
-              <w:rPr>
-                <w:b/>
-                <w:bCs/>
-                <w:color w:val="1F4E79"/>
-                <w:sz w:val="18"/>
-                <w:szCs w:val="18"/>
-              </w:rPr>
-              <w:t>경계값</w:t>
-            </w:r>
-            <w:proofErr w:type="spellEnd"/>
-            <w:r>
-              <w:rPr>
-                <w:b/>
-                <w:bCs/>
-                <w:color w:val="1F4E79"/>
-                <w:sz w:val="18"/>
-                <w:szCs w:val="18"/>
-              </w:rPr>
-              <w:t xml:space="preserve"> 오류 (4.3.4절)</w:t>
+              <w:t>[목표] 강의 등록 — 학점 하한 경계값 오류 (4.3.4절)</w:t>
             </w:r>
           </w:p>
           <w:p>
@@ -21994,23 +19737,7 @@
                 <w:sz w:val="18"/>
                 <w:szCs w:val="18"/>
               </w:rPr>
-              <w:t>(</w:t>
-            </w:r>
-            <w:proofErr w:type="spellStart"/>
-            <w:r>
-              <w:rPr>
-                <w:sz w:val="18"/>
-                <w:szCs w:val="18"/>
-              </w:rPr>
-              <w:t>좌동</w:t>
-            </w:r>
-            <w:proofErr w:type="spellEnd"/>
-            <w:r>
-              <w:rPr>
-                <w:sz w:val="18"/>
-                <w:szCs w:val="18"/>
-              </w:rPr>
-              <w:t>)</w:t>
+              <w:t>(좌동)</w:t>
             </w:r>
           </w:p>
         </w:tc>
@@ -22071,38 +19798,7 @@
                 <w:sz w:val="18"/>
                 <w:szCs w:val="18"/>
               </w:rPr>
-              <w:t xml:space="preserve">[목표] 강의 등록 — 학점 상한 </w:t>
-            </w:r>
-            <w:proofErr w:type="spellStart"/>
-            <w:r>
-              <w:rPr>
-                <w:b/>
-                <w:bCs/>
-                <w:color w:val="1F4E79"/>
-                <w:sz w:val="18"/>
-                <w:szCs w:val="18"/>
-              </w:rPr>
-              <w:t>경계값</w:t>
-            </w:r>
-            <w:proofErr w:type="spellEnd"/>
-            <w:r>
-              <w:rPr>
-                <w:b/>
-                <w:bCs/>
-                <w:color w:val="1F4E79"/>
-                <w:sz w:val="18"/>
-                <w:szCs w:val="18"/>
-              </w:rPr>
-              <w:t xml:space="preserve"> 오류 (4.3.4</w:t>
-            </w:r>
-            <w:r>
-              <w:rPr>
-                <w:b/>
-                <w:bCs/>
-                <w:color w:val="1F4E79"/>
-                <w:sz w:val="18"/>
-                <w:szCs w:val="18"/>
-              </w:rPr>
+              <w:t>[목표] 강의 등록 — 학점 상한 경계값 오류 (4.3.4</w:t>
               <w:lastRenderedPageBreak/>
               <w:t>절)</w:t>
             </w:r>
@@ -22142,12 +19838,6 @@
               </w:rPr>
               <w:lastRenderedPageBreak/>
               <w:t xml:space="preserve">!!! 오류: 학점은 1~6 사이의 정수여야 </w:t>
-            </w:r>
-            <w:r>
-              <w:rPr>
-                <w:sz w:val="18"/>
-                <w:szCs w:val="18"/>
-              </w:rPr>
               <w:lastRenderedPageBreak/>
               <w:t>합니다.</w:t>
             </w:r>
@@ -22177,23 +19867,7 @@
                 <w:szCs w:val="18"/>
               </w:rPr>
               <w:lastRenderedPageBreak/>
-              <w:t>(</w:t>
-            </w:r>
-            <w:proofErr w:type="spellStart"/>
-            <w:r>
-              <w:rPr>
-                <w:sz w:val="18"/>
-                <w:szCs w:val="18"/>
-              </w:rPr>
-              <w:t>좌동</w:t>
-            </w:r>
-            <w:proofErr w:type="spellEnd"/>
-            <w:r>
-              <w:rPr>
-                <w:sz w:val="18"/>
-                <w:szCs w:val="18"/>
-              </w:rPr>
-              <w:t>)</w:t>
+              <w:t>(좌동)</w:t>
             </w:r>
           </w:p>
         </w:tc>
@@ -22317,23 +19991,7 @@
                 <w:sz w:val="18"/>
                 <w:szCs w:val="18"/>
               </w:rPr>
-              <w:t>(</w:t>
-            </w:r>
-            <w:proofErr w:type="spellStart"/>
-            <w:r>
-              <w:rPr>
-                <w:sz w:val="18"/>
-                <w:szCs w:val="18"/>
-              </w:rPr>
-              <w:t>좌동</w:t>
-            </w:r>
-            <w:proofErr w:type="spellEnd"/>
-            <w:r>
-              <w:rPr>
-                <w:sz w:val="18"/>
-                <w:szCs w:val="18"/>
-              </w:rPr>
-              <w:t>)</w:t>
+              <w:t>(좌동)</w:t>
             </w:r>
           </w:p>
         </w:tc>
@@ -22457,23 +20115,7 @@
                 <w:sz w:val="18"/>
                 <w:szCs w:val="18"/>
               </w:rPr>
-              <w:t>(</w:t>
-            </w:r>
-            <w:proofErr w:type="spellStart"/>
-            <w:r>
-              <w:rPr>
-                <w:sz w:val="18"/>
-                <w:szCs w:val="18"/>
-              </w:rPr>
-              <w:t>좌동</w:t>
-            </w:r>
-            <w:proofErr w:type="spellEnd"/>
-            <w:r>
-              <w:rPr>
-                <w:sz w:val="18"/>
-                <w:szCs w:val="18"/>
-              </w:rPr>
-              <w:t>)</w:t>
+              <w:t>(좌동)</w:t>
             </w:r>
           </w:p>
         </w:tc>
@@ -22566,7 +20208,6 @@
             <w:vAlign w:val="center"/>
           </w:tcPr>
           <w:p>
-            <w:proofErr w:type="gramStart"/>
             <w:r>
               <w:rPr>
                 <w:b/>
@@ -22575,18 +20216,7 @@
                 <w:sz w:val="18"/>
                 <w:szCs w:val="18"/>
               </w:rPr>
-              <w:t>목표 /</w:t>
-            </w:r>
-            <w:proofErr w:type="gramEnd"/>
-            <w:r>
-              <w:rPr>
-                <w:b/>
-                <w:bCs/>
-                <w:color w:val="FFFFFF"/>
-                <w:sz w:val="18"/>
-                <w:szCs w:val="18"/>
-              </w:rPr>
-              <w:t xml:space="preserve"> 입력</w:t>
+              <w:t>목표 / 입력</w:t>
             </w:r>
           </w:p>
         </w:tc>
@@ -22864,29 +20494,7 @@
                 <w:sz w:val="18"/>
                 <w:szCs w:val="18"/>
               </w:rPr>
-              <w:t xml:space="preserve">[목표] 시작일 = 종료일 </w:t>
-            </w:r>
-            <w:proofErr w:type="spellStart"/>
-            <w:r>
-              <w:rPr>
-                <w:b/>
-                <w:bCs/>
-                <w:color w:val="1F4E79"/>
-                <w:sz w:val="18"/>
-                <w:szCs w:val="18"/>
-              </w:rPr>
-              <w:t>경계값</w:t>
-            </w:r>
-            <w:proofErr w:type="spellEnd"/>
-            <w:r>
-              <w:rPr>
-                <w:b/>
-                <w:bCs/>
-                <w:color w:val="1F4E79"/>
-                <w:sz w:val="18"/>
-                <w:szCs w:val="18"/>
-              </w:rPr>
-              <w:t xml:space="preserve"> (6.15절 의미 규칙)</w:t>
+              <w:t>[목표] 시작일 = 종료일 경계값 (6.15절 의미 규칙)</w:t>
             </w:r>
           </w:p>
           <w:p>
@@ -23042,29 +20650,7 @@
                 <w:sz w:val="18"/>
                 <w:szCs w:val="18"/>
               </w:rPr>
-              <w:t xml:space="preserve">[목표] 종료일 </w:t>
-            </w:r>
-            <w:proofErr w:type="gramStart"/>
-            <w:r>
-              <w:rPr>
-                <w:b/>
-                <w:bCs/>
-                <w:color w:val="1F4E79"/>
-                <w:sz w:val="18"/>
-                <w:szCs w:val="18"/>
-              </w:rPr>
-              <w:t>&lt; 시작일</w:t>
-            </w:r>
-            <w:proofErr w:type="gramEnd"/>
-            <w:r>
-              <w:rPr>
-                <w:b/>
-                <w:bCs/>
-                <w:color w:val="1F4E79"/>
-                <w:sz w:val="18"/>
-                <w:szCs w:val="18"/>
-              </w:rPr>
-              <w:t xml:space="preserve"> 오류 (6.15절 비정상)</w:t>
+              <w:t>[목표] 종료일 &lt; 시작일 오류 (6.15절 비정상)</w:t>
             </w:r>
           </w:p>
           <w:p>
@@ -23126,23 +20712,7 @@
                 <w:sz w:val="18"/>
                 <w:szCs w:val="18"/>
               </w:rPr>
-              <w:t>(</w:t>
-            </w:r>
-            <w:proofErr w:type="spellStart"/>
-            <w:r>
-              <w:rPr>
-                <w:sz w:val="18"/>
-                <w:szCs w:val="18"/>
-              </w:rPr>
-              <w:t>좌동</w:t>
-            </w:r>
-            <w:proofErr w:type="spellEnd"/>
-            <w:r>
-              <w:rPr>
-                <w:sz w:val="18"/>
-                <w:szCs w:val="18"/>
-              </w:rPr>
-              <w:t>)</w:t>
+              <w:t>(좌동)</w:t>
             </w:r>
           </w:p>
         </w:tc>
@@ -23267,23 +20837,7 @@
                 <w:sz w:val="18"/>
                 <w:szCs w:val="18"/>
               </w:rPr>
-              <w:t>(</w:t>
-            </w:r>
-            <w:proofErr w:type="spellStart"/>
-            <w:r>
-              <w:rPr>
-                <w:sz w:val="18"/>
-                <w:szCs w:val="18"/>
-              </w:rPr>
-              <w:t>좌동</w:t>
-            </w:r>
-            <w:proofErr w:type="spellEnd"/>
-            <w:r>
-              <w:rPr>
-                <w:sz w:val="18"/>
-                <w:szCs w:val="18"/>
-              </w:rPr>
-              <w:t>)</w:t>
+              <w:t>(좌동)</w:t>
             </w:r>
           </w:p>
         </w:tc>
@@ -23315,14 +20869,6 @@
                 <w:szCs w:val="18"/>
               </w:rPr>
               <w:t>6.15-</w:t>
-            </w:r>
-            <w:r>
-              <w:rPr>
-                <w:b/>
-                <w:bCs/>
-                <w:sz w:val="18"/>
-                <w:szCs w:val="18"/>
-              </w:rPr>
               <w:lastRenderedPageBreak/>
               <w:t>5</w:t>
             </w:r>
@@ -23356,15 +20902,6 @@
               </w:rPr>
               <w:lastRenderedPageBreak/>
               <w:t xml:space="preserve">[목표] 수강신청 </w:t>
-            </w:r>
-            <w:r>
-              <w:rPr>
-                <w:b/>
-                <w:bCs/>
-                <w:color w:val="1F4E79"/>
-                <w:sz w:val="18"/>
-                <w:szCs w:val="18"/>
-              </w:rPr>
               <w:lastRenderedPageBreak/>
               <w:t>기간 설정 — 날짜 2000 미만 오류 (5.2.5절)</w:t>
             </w:r>
@@ -23404,12 +20941,6 @@
               </w:rPr>
               <w:lastRenderedPageBreak/>
               <w:t xml:space="preserve">!!! 오류: 날짜는 </w:t>
-            </w:r>
-            <w:r>
-              <w:rPr>
-                <w:sz w:val="18"/>
-                <w:szCs w:val="18"/>
-              </w:rPr>
               <w:lastRenderedPageBreak/>
               <w:t>2000-01-01 ~ 2099-12-31 범위여야 합니다.</w:t>
             </w:r>
@@ -23439,23 +20970,7 @@
                 <w:szCs w:val="18"/>
               </w:rPr>
               <w:lastRenderedPageBreak/>
-              <w:t>(</w:t>
-            </w:r>
-            <w:proofErr w:type="spellStart"/>
-            <w:r>
-              <w:rPr>
-                <w:sz w:val="18"/>
-                <w:szCs w:val="18"/>
-              </w:rPr>
-              <w:t>좌동</w:t>
-            </w:r>
-            <w:proofErr w:type="spellEnd"/>
-            <w:r>
-              <w:rPr>
-                <w:sz w:val="18"/>
-                <w:szCs w:val="18"/>
-              </w:rPr>
-              <w:t>)</w:t>
+              <w:t>(좌동)</w:t>
             </w:r>
           </w:p>
         </w:tc>
@@ -23579,23 +21094,7 @@
                 <w:sz w:val="18"/>
                 <w:szCs w:val="18"/>
               </w:rPr>
-              <w:t>(</w:t>
-            </w:r>
-            <w:proofErr w:type="spellStart"/>
-            <w:r>
-              <w:rPr>
-                <w:sz w:val="18"/>
-                <w:szCs w:val="18"/>
-              </w:rPr>
-              <w:t>좌동</w:t>
-            </w:r>
-            <w:proofErr w:type="spellEnd"/>
-            <w:r>
-              <w:rPr>
-                <w:sz w:val="18"/>
-                <w:szCs w:val="18"/>
-              </w:rPr>
-              <w:t>)</w:t>
+              <w:t>(좌동)</w:t>
             </w:r>
           </w:p>
         </w:tc>
@@ -23687,7 +21186,6 @@
             <w:vAlign w:val="center"/>
           </w:tcPr>
           <w:p>
-            <w:proofErr w:type="gramStart"/>
             <w:r>
               <w:rPr>
                 <w:b/>
@@ -23696,18 +21194,7 @@
                 <w:sz w:val="18"/>
                 <w:szCs w:val="18"/>
               </w:rPr>
-              <w:t>목표 /</w:t>
-            </w:r>
-            <w:proofErr w:type="gramEnd"/>
-            <w:r>
-              <w:rPr>
-                <w:b/>
-                <w:bCs/>
-                <w:color w:val="FFFFFF"/>
-                <w:sz w:val="18"/>
-                <w:szCs w:val="18"/>
-              </w:rPr>
-              <w:t xml:space="preserve"> 입력</w:t>
+              <w:t>목표 / 입력</w:t>
             </w:r>
           </w:p>
         </w:tc>
@@ -23984,29 +21471,7 @@
                 <w:sz w:val="18"/>
                 <w:szCs w:val="18"/>
               </w:rPr>
-              <w:t>[목표] 전체 수강 현황 — enrolled만 집계 (6.16</w:t>
-            </w:r>
-            <w:proofErr w:type="gramStart"/>
-            <w:r>
-              <w:rPr>
-                <w:b/>
-                <w:bCs/>
-                <w:color w:val="1F4E79"/>
-                <w:sz w:val="18"/>
-                <w:szCs w:val="18"/>
-              </w:rPr>
-              <w:t>절 /</w:t>
-            </w:r>
-            <w:proofErr w:type="gramEnd"/>
-            <w:r>
-              <w:rPr>
-                <w:b/>
-                <w:bCs/>
-                <w:color w:val="1F4E79"/>
-                <w:sz w:val="18"/>
-                <w:szCs w:val="18"/>
-              </w:rPr>
-              <w:t xml:space="preserve"> 4.5절)</w:t>
+              <w:t>[목표] 전체 수강 현황 — enrolled만 집계 (6.16절 / 4.5절)</w:t>
             </w:r>
           </w:p>
           <w:p>
@@ -24076,23 +21541,7 @@
                 <w:sz w:val="18"/>
                 <w:szCs w:val="18"/>
               </w:rPr>
-              <w:t>(</w:t>
-            </w:r>
-            <w:proofErr w:type="spellStart"/>
-            <w:r>
-              <w:rPr>
-                <w:sz w:val="18"/>
-                <w:szCs w:val="18"/>
-              </w:rPr>
-              <w:t>좌동</w:t>
-            </w:r>
-            <w:proofErr w:type="spellEnd"/>
-            <w:r>
-              <w:rPr>
-                <w:sz w:val="18"/>
-                <w:szCs w:val="18"/>
-              </w:rPr>
-              <w:t>)</w:t>
+              <w:t>(좌동)</w:t>
             </w:r>
           </w:p>
         </w:tc>

--- a/발표준비/B04_보고서_최종.docx
+++ b/발표준비/B04_보고서_최종.docx
@@ -3415,6 +3415,135 @@
                   </a:graphic>
                 </wp:inline>
               </w:drawing>
+            </w:r>
+          </w:p>
+        </w:tc>
+      </w:tr>
+      <w:tr>
+        <w:tc>
+          <w:tcPr>
+            <w:tcW w:w="900" w:type="dxa"/>
+            <w:tcBorders>
+              <w:top w:val="single" w:sz="1" w:space="0" w:color="AAAAAA"/>
+              <w:left w:val="single" w:sz="1" w:space="0" w:color="AAAAAA"/>
+              <w:bottom w:val="single" w:sz="1" w:space="0" w:color="AAAAAA"/>
+              <w:right w:val="single" w:sz="1" w:space="0" w:color="AAAAAA"/>
+            </w:tcBorders>
+            <w:tcMar>
+              <w:top w:w="80" w:type="dxa"/>
+              <w:left w:w="120" w:type="dxa"/>
+              <w:bottom w:w="80" w:type="dxa"/>
+              <w:right w:w="120" w:type="dxa"/>
+            </w:tcMar>
+          </w:tcPr>
+          <w:p>
+            <w:r>
+              <w:rPr>
+                <w:b/>
+                <w:bCs/>
+                <w:sz w:val="18"/>
+                <w:szCs w:val="18"/>
+              </w:rPr>
+              <w:t>5.5-11</w:t>
+            </w:r>
+          </w:p>
+        </w:tc>
+        <w:tc>
+          <w:tcPr>
+            <w:tcW w:w="3800" w:type="dxa"/>
+            <w:tcBorders>
+              <w:top w:val="single" w:sz="1" w:space="0" w:color="AAAAAA"/>
+              <w:left w:val="single" w:sz="1" w:space="0" w:color="AAAAAA"/>
+              <w:bottom w:val="single" w:sz="1" w:space="0" w:color="AAAAAA"/>
+              <w:right w:val="single" w:sz="1" w:space="0" w:color="AAAAAA"/>
+            </w:tcBorders>
+            <w:tcMar>
+              <w:top w:w="80" w:type="dxa"/>
+              <w:left w:w="120" w:type="dxa"/>
+              <w:bottom w:w="80" w:type="dxa"/>
+              <w:right w:w="120" w:type="dxa"/>
+            </w:tcMar>
+          </w:tcPr>
+          <w:p>
+            <w:r>
+              <w:rPr>
+                <w:b/>
+                <w:bCs/>
+                <w:color w:val="1F4E79"/>
+                <w:sz w:val="18"/>
+                <w:szCs w:val="18"/>
+              </w:rPr>
+              <w:t>[목표] colleges.txt 행 형식 오류 시 오류 출력 및 종료</w:t>
+            </w:r>
+          </w:p>
+          <w:p>
+            <w:r>
+              <w:rPr>
+                <w:sz w:val="18"/>
+                <w:szCs w:val="18"/>
+              </w:rPr>
+              <w:t>colleges.txt에 필드가 2개가 아닌 행 삽입 후 프로그램 실행</w:t>
+            </w:r>
+          </w:p>
+        </w:tc>
+        <w:tc>
+          <w:tcPr>
+            <w:tcW w:w="2800" w:type="dxa"/>
+            <w:tcBorders>
+              <w:top w:val="single" w:sz="1" w:space="0" w:color="AAAAAA"/>
+              <w:left w:val="single" w:sz="1" w:space="0" w:color="AAAAAA"/>
+              <w:bottom w:val="single" w:sz="1" w:space="0" w:color="AAAAAA"/>
+              <w:right w:val="single" w:sz="1" w:space="0" w:color="AAAAAA"/>
+            </w:tcBorders>
+            <w:tcMar>
+              <w:top w:w="80" w:type="dxa"/>
+              <w:left w:w="120" w:type="dxa"/>
+              <w:bottom w:w="80" w:type="dxa"/>
+              <w:right w:w="120" w:type="dxa"/>
+            </w:tcMar>
+          </w:tcPr>
+          <w:p>
+            <w:r>
+              <w:rPr>
+                <w:sz w:val="18"/>
+                <w:szCs w:val="18"/>
+              </w:rPr>
+              <w:t>!!! 오류: colleges.txt 1행 - 문법 형식이 올바르지 않습니다: '필드 수 오류'</w:t>
+            </w:r>
+          </w:p>
+          <w:p>
+            <w:r>
+              <w:rPr>
+                <w:sz w:val="18"/>
+                <w:szCs w:val="18"/>
+              </w:rPr>
+              <w:t>프로그램을 종료합니다.</w:t>
+            </w:r>
+          </w:p>
+        </w:tc>
+        <w:tc>
+          <w:tcPr>
+            <w:tcW w:w="1400" w:type="dxa"/>
+            <w:tcBorders>
+              <w:top w:val="single" w:sz="1" w:space="0" w:color="AAAAAA"/>
+              <w:left w:val="single" w:sz="1" w:space="0" w:color="AAAAAA"/>
+              <w:bottom w:val="single" w:sz="1" w:space="0" w:color="AAAAAA"/>
+              <w:right w:val="single" w:sz="1" w:space="0" w:color="AAAAAA"/>
+            </w:tcBorders>
+            <w:tcMar>
+              <w:top w:w="80" w:type="dxa"/>
+              <w:left w:w="120" w:type="dxa"/>
+              <w:bottom w:w="80" w:type="dxa"/>
+              <w:right w:w="120" w:type="dxa"/>
+            </w:tcMar>
+          </w:tcPr>
+          <w:p>
+            <w:r>
+              <w:rPr>
+                <w:sz w:val="18"/>
+                <w:szCs w:val="18"/>
+              </w:rPr>
+              <w:t>(좌동)</w:t>
             </w:r>
           </w:p>
         </w:tc>
